--- a/help/Technical Document.docx
+++ b/help/Technical Document.docx
@@ -26,7 +26,7 @@
         <mc:AlternateContent>
           <mc:Choice Requires="wps">
             <w:drawing>
-              <wp:anchor distT="0" distB="0" distL="114300" distR="114300" simplePos="0" relativeHeight="251659264" behindDoc="0" locked="0" layoutInCell="1" allowOverlap="1" wp14:anchorId="29AE9168" wp14:editId="32F5A013">
+              <wp:anchor distT="0" distB="0" distL="114300" distR="114300" simplePos="0" relativeHeight="251656192" behindDoc="0" locked="0" layoutInCell="1" allowOverlap="1" wp14:anchorId="29AE9168" wp14:editId="779930DD">
                 <wp:simplePos x="0" y="0"/>
                 <wp:positionH relativeFrom="column">
                   <wp:posOffset>4824095</wp:posOffset>
@@ -128,7 +128,7 @@
                 <v:stroke joinstyle="miter"/>
                 <v:path gradientshapeok="t" o:connecttype="rect"/>
               </v:shapetype>
-              <v:shape id="Text Box 1" o:spid="_x0000_s1026" type="#_x0000_t202" style="position:absolute;margin-left:379.85pt;margin-top:14.35pt;width:133.05pt;height:82.3pt;z-index:251659264;visibility:visible;mso-wrap-style:square;mso-wrap-distance-left:9pt;mso-wrap-distance-top:0;mso-wrap-distance-right:9pt;mso-wrap-distance-bottom:0;mso-position-horizontal:absolute;mso-position-horizontal-relative:text;mso-position-vertical:absolute;mso-position-vertical-relative:text;v-text-anchor:top" o:gfxdata="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" fillcolor="white [3201]" stroked="f" strokeweight=".5pt">
+              <v:shape id="Text Box 1" o:spid="_x0000_s1026" type="#_x0000_t202" style="position:absolute;margin-left:379.85pt;margin-top:14.35pt;width:133.05pt;height:82.3pt;z-index:251656192;visibility:visible;mso-wrap-style:square;mso-wrap-distance-left:9pt;mso-wrap-distance-top:0;mso-wrap-distance-right:9pt;mso-wrap-distance-bottom:0;mso-position-horizontal:absolute;mso-position-horizontal-relative:text;mso-position-vertical:absolute;mso-position-vertical-relative:text;v-text-anchor:top" o:gfxdata="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" fillcolor="white [3201]" stroked="f" strokeweight=".5pt">
                 <v:textbox>
                   <w:txbxContent>
                     <w:p>
@@ -241,7 +241,7 @@
         <mc:AlternateContent>
           <mc:Choice Requires="wps">
             <w:drawing>
-              <wp:anchor distT="0" distB="0" distL="114300" distR="114300" simplePos="0" relativeHeight="251660288" behindDoc="0" locked="0" layoutInCell="1" allowOverlap="1" wp14:anchorId="7BE65584" wp14:editId="133B9511">
+              <wp:anchor distT="0" distB="0" distL="114300" distR="114300" simplePos="0" relativeHeight="251657216" behindDoc="0" locked="0" layoutInCell="1" allowOverlap="1" wp14:anchorId="7BE65584" wp14:editId="4AF48ABE">
                 <wp:simplePos x="0" y="0"/>
                 <wp:positionH relativeFrom="column">
                   <wp:posOffset>-443865</wp:posOffset>
@@ -290,7 +290,7 @@
           </mc:Choice>
           <mc:Fallback>
             <w:pict>
-              <v:line w14:anchorId="37D65E8A" id="Straight Connector 2" o:spid="_x0000_s1026" style="position:absolute;z-index:251660288;visibility:visible;mso-wrap-style:square;mso-wrap-distance-left:9pt;mso-wrap-distance-top:0;mso-wrap-distance-right:9pt;mso-wrap-distance-bottom:0;mso-position-horizontal:absolute;mso-position-horizontal-relative:text;mso-position-vertical:absolute;mso-position-vertical-relative:text" from="-34.95pt,25.85pt" to="525.95pt,25.85pt" o:gfxdata="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" strokecolor="black [3200]" strokeweight="1.5pt">
+              <v:line w14:anchorId="683B78F6" id="Straight Connector 2" o:spid="_x0000_s1026" style="position:absolute;z-index:251657216;visibility:visible;mso-wrap-style:square;mso-wrap-distance-left:9pt;mso-wrap-distance-top:0;mso-wrap-distance-right:9pt;mso-wrap-distance-bottom:0;mso-position-horizontal:absolute;mso-position-horizontal-relative:text;mso-position-vertical:absolute;mso-position-vertical-relative:text" from="-34.95pt,25.85pt" to="525.95pt,25.85pt" o:gfxdata="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" strokecolor="black [3200]" strokeweight="1.5pt">
                 <v:stroke joinstyle="miter"/>
               </v:line>
             </w:pict>
@@ -352,6 +352,7 @@
     <w:p>
       <w:pPr>
         <w:spacing w:before="100" w:beforeAutospacing="1" w:after="100" w:afterAutospacing="1"/>
+        <w:jc w:val="both"/>
         <w:rPr>
           <w:color w:val="000000"/>
         </w:rPr>
@@ -378,6 +379,7 @@
     <w:p>
       <w:pPr>
         <w:spacing w:before="100" w:beforeAutospacing="1" w:after="100" w:afterAutospacing="1"/>
+        <w:jc w:val="both"/>
         <w:outlineLvl w:val="2"/>
         <w:rPr>
           <w:b/>
@@ -401,6 +403,7 @@
     <w:p>
       <w:pPr>
         <w:spacing w:before="100" w:beforeAutospacing="1" w:after="100" w:afterAutospacing="1"/>
+        <w:jc w:val="both"/>
         <w:rPr>
           <w:color w:val="000000"/>
         </w:rPr>
@@ -429,6 +432,7 @@
     <w:p>
       <w:pPr>
         <w:spacing w:before="100" w:beforeAutospacing="1" w:after="100" w:afterAutospacing="1"/>
+        <w:jc w:val="both"/>
         <w:rPr>
           <w:color w:val="000000"/>
         </w:rPr>
@@ -462,9 +466,11 @@
       <w:pPr>
         <w:spacing w:before="100" w:beforeAutospacing="1" w:after="100" w:afterAutospacing="1"/>
         <w:rPr>
-          <w:color w:val="000000"/>
-          <w:sz w:val="22"/>
-          <w:szCs w:val="22"/>
+          <w:b/>
+          <w:bCs/>
+          <w:color w:val="000000"/>
+          <w:sz w:val="18"/>
+          <w:szCs w:val="18"/>
         </w:rPr>
       </w:pPr>
       <w:r>
@@ -520,6 +526,16 @@
           </wp:inline>
         </w:drawing>
       </w:r>
+    </w:p>
+    <w:p>
+      <w:pPr>
+        <w:spacing w:before="100" w:beforeAutospacing="1" w:after="100" w:afterAutospacing="1"/>
+        <w:rPr>
+          <w:color w:val="000000"/>
+          <w:sz w:val="22"/>
+          <w:szCs w:val="22"/>
+        </w:rPr>
+      </w:pPr>
       <w:r>
         <w:rPr>
           <w:b/>
@@ -552,16 +568,7 @@
           <w:sz w:val="18"/>
           <w:szCs w:val="18"/>
         </w:rPr>
-        <w:t xml:space="preserve">Propylene to Ethylene </w:t>
-      </w:r>
-      <w:r>
-        <w:rPr>
-          <w:color w:val="000000"/>
-          <w:sz w:val="18"/>
-          <w:szCs w:val="18"/>
-        </w:rPr>
-        <w:lastRenderedPageBreak/>
-        <w:t>(P/E) Ratio</w:t>
+        <w:t>Propylene to Ethylene (P/E) Ratio</w:t>
       </w:r>
       <w:r>
         <w:rPr>
@@ -600,6 +607,8 @@
       <w:pPr>
         <w:spacing w:before="100" w:beforeAutospacing="1" w:after="100" w:afterAutospacing="1"/>
         <w:rPr>
+          <w:b/>
+          <w:bCs/>
           <w:color w:val="000000"/>
           <w:sz w:val="18"/>
           <w:szCs w:val="18"/>
@@ -656,6 +665,16 @@
           </wp:inline>
         </w:drawing>
       </w:r>
+    </w:p>
+    <w:p>
+      <w:pPr>
+        <w:spacing w:before="100" w:beforeAutospacing="1" w:after="100" w:afterAutospacing="1"/>
+        <w:rPr>
+          <w:color w:val="000000"/>
+          <w:sz w:val="18"/>
+          <w:szCs w:val="18"/>
+        </w:rPr>
+      </w:pPr>
       <w:r>
         <w:rPr>
           <w:b/>
@@ -708,16 +727,7 @@
           <w:sz w:val="18"/>
           <w:szCs w:val="18"/>
         </w:rPr>
-        <w:t xml:space="preserve">Polymer Melt Flow Index </w:t>
-      </w:r>
-      <w:r>
-        <w:rPr>
-          <w:color w:val="000000"/>
-          <w:sz w:val="18"/>
-          <w:szCs w:val="18"/>
-        </w:rPr>
-        <w:lastRenderedPageBreak/>
-        <w:t>(MFI) Variance</w:t>
+        <w:t>Polymer Melt Flow Index (MFI) Variance</w:t>
       </w:r>
       <w:r>
         <w:rPr>
@@ -764,9 +774,11 @@
       <w:pPr>
         <w:spacing w:before="100" w:beforeAutospacing="1" w:after="100" w:afterAutospacing="1"/>
         <w:rPr>
-          <w:color w:val="000000"/>
-          <w:sz w:val="21"/>
-          <w:szCs w:val="21"/>
+          <w:b/>
+          <w:bCs/>
+          <w:color w:val="000000"/>
+          <w:sz w:val="18"/>
+          <w:szCs w:val="18"/>
         </w:rPr>
       </w:pPr>
       <w:r>
@@ -820,6 +832,17 @@
           </wp:inline>
         </w:drawing>
       </w:r>
+    </w:p>
+    <w:p>
+      <w:pPr>
+        <w:spacing w:before="100" w:beforeAutospacing="1" w:after="100" w:afterAutospacing="1"/>
+        <w:jc w:val="both"/>
+        <w:rPr>
+          <w:color w:val="000000"/>
+          <w:sz w:val="21"/>
+          <w:szCs w:val="21"/>
+        </w:rPr>
+      </w:pPr>
       <w:r>
         <w:rPr>
           <w:b/>
@@ -880,16 +903,7 @@
           <w:sz w:val="18"/>
           <w:szCs w:val="18"/>
         </w:rPr>
-        <w:t xml:space="preserve">Daily Feedstock </w:t>
-      </w:r>
-      <w:r>
-        <w:rPr>
-          <w:color w:val="000000"/>
-          <w:sz w:val="18"/>
-          <w:szCs w:val="18"/>
-        </w:rPr>
-        <w:lastRenderedPageBreak/>
-        <w:t>Throughput (tons/day)</w:t>
+        <w:t>Daily Feedstock Throughput (tons/day)</w:t>
       </w:r>
       <w:r>
         <w:rPr>
@@ -927,6 +941,18 @@
     <w:p>
       <w:pPr>
         <w:spacing w:before="100" w:beforeAutospacing="1" w:after="100" w:afterAutospacing="1"/>
+        <w:jc w:val="both"/>
+        <w:rPr>
+          <w:color w:val="000000"/>
+          <w:sz w:val="20"/>
+          <w:szCs w:val="20"/>
+        </w:rPr>
+      </w:pPr>
+    </w:p>
+    <w:p>
+      <w:pPr>
+        <w:spacing w:before="100" w:beforeAutospacing="1" w:after="100" w:afterAutospacing="1"/>
+        <w:jc w:val="both"/>
         <w:rPr>
           <w:color w:val="000000"/>
           <w:sz w:val="20"/>
@@ -942,6 +968,7 @@
           <w:numId w:val="5"/>
         </w:numPr>
         <w:spacing w:before="100" w:beforeAutospacing="1" w:after="100" w:afterAutospacing="1"/>
+        <w:jc w:val="both"/>
         <w:outlineLvl w:val="2"/>
         <w:rPr>
           <w:b/>
@@ -959,12 +986,14 @@
           <w:sz w:val="27"/>
           <w:szCs w:val="27"/>
         </w:rPr>
+        <w:lastRenderedPageBreak/>
         <w:t>Core Technologies</w:t>
       </w:r>
     </w:p>
     <w:p>
       <w:pPr>
         <w:spacing w:before="100" w:beforeAutospacing="1" w:after="100" w:afterAutospacing="1"/>
+        <w:jc w:val="both"/>
         <w:rPr>
           <w:color w:val="000000"/>
         </w:rPr>
@@ -983,6 +1012,7 @@
           <w:numId w:val="1"/>
         </w:numPr>
         <w:spacing w:before="100" w:beforeAutospacing="1" w:after="100" w:afterAutospacing="1"/>
+        <w:jc w:val="both"/>
         <w:rPr>
           <w:color w:val="000000"/>
         </w:rPr>
@@ -1017,6 +1047,7 @@
           <w:numId w:val="1"/>
         </w:numPr>
         <w:spacing w:before="100" w:beforeAutospacing="1" w:after="100" w:afterAutospacing="1"/>
+        <w:jc w:val="both"/>
         <w:rPr>
           <w:color w:val="000000"/>
         </w:rPr>
@@ -1057,6 +1088,7 @@
           <w:numId w:val="1"/>
         </w:numPr>
         <w:spacing w:before="100" w:beforeAutospacing="1" w:after="100" w:afterAutospacing="1"/>
+        <w:jc w:val="both"/>
         <w:rPr>
           <w:color w:val="000000"/>
         </w:rPr>
@@ -1113,6 +1145,7 @@
           <w:numId w:val="1"/>
         </w:numPr>
         <w:spacing w:before="100" w:beforeAutospacing="1" w:after="100" w:afterAutospacing="1"/>
+        <w:jc w:val="both"/>
         <w:rPr>
           <w:color w:val="000000"/>
         </w:rPr>
@@ -1168,6 +1201,7 @@
           <w:numId w:val="1"/>
         </w:numPr>
         <w:spacing w:before="100" w:beforeAutospacing="1" w:after="100" w:afterAutospacing="1"/>
+        <w:jc w:val="both"/>
         <w:rPr>
           <w:color w:val="000000"/>
         </w:rPr>
@@ -1208,6 +1242,7 @@
           <w:numId w:val="1"/>
         </w:numPr>
         <w:spacing w:before="100" w:beforeAutospacing="1" w:after="100" w:afterAutospacing="1"/>
+        <w:jc w:val="both"/>
         <w:rPr>
           <w:color w:val="000000"/>
         </w:rPr>
@@ -1248,6 +1283,7 @@
           <w:numId w:val="1"/>
         </w:numPr>
         <w:spacing w:before="100" w:beforeAutospacing="1" w:after="100" w:afterAutospacing="1"/>
+        <w:jc w:val="both"/>
         <w:rPr>
           <w:color w:val="000000"/>
         </w:rPr>
@@ -1288,6 +1324,7 @@
           <w:numId w:val="1"/>
         </w:numPr>
         <w:spacing w:before="100" w:beforeAutospacing="1" w:after="100" w:afterAutospacing="1"/>
+        <w:jc w:val="both"/>
         <w:rPr>
           <w:color w:val="000000"/>
         </w:rPr>
@@ -1329,6 +1366,7 @@
           <w:numId w:val="5"/>
         </w:numPr>
         <w:spacing w:before="100" w:beforeAutospacing="1" w:after="100" w:afterAutospacing="1"/>
+        <w:jc w:val="both"/>
         <w:outlineLvl w:val="2"/>
         <w:rPr>
           <w:b/>
@@ -1352,6 +1390,7 @@
     <w:p>
       <w:pPr>
         <w:spacing w:before="100" w:beforeAutospacing="1" w:after="100" w:afterAutospacing="1"/>
+        <w:jc w:val="both"/>
         <w:rPr>
           <w:color w:val="000000"/>
         </w:rPr>
@@ -1370,6 +1409,7 @@
           <w:numId w:val="2"/>
         </w:numPr>
         <w:spacing w:before="100" w:beforeAutospacing="1" w:after="100" w:afterAutospacing="1"/>
+        <w:jc w:val="both"/>
         <w:rPr>
           <w:color w:val="000000"/>
         </w:rPr>
@@ -1396,6 +1436,7 @@
           <w:numId w:val="2"/>
         </w:numPr>
         <w:spacing w:before="100" w:beforeAutospacing="1" w:after="100" w:afterAutospacing="1"/>
+        <w:jc w:val="both"/>
         <w:rPr>
           <w:color w:val="000000"/>
         </w:rPr>
@@ -1429,6 +1470,7 @@
           <w:numId w:val="2"/>
         </w:numPr>
         <w:spacing w:before="100" w:beforeAutospacing="1" w:after="100" w:afterAutospacing="1"/>
+        <w:jc w:val="both"/>
         <w:rPr>
           <w:color w:val="000000"/>
         </w:rPr>
@@ -1476,6 +1518,7 @@
           <w:numId w:val="2"/>
         </w:numPr>
         <w:spacing w:before="100" w:beforeAutospacing="1" w:after="100" w:afterAutospacing="1"/>
+        <w:jc w:val="both"/>
         <w:rPr>
           <w:color w:val="000000"/>
         </w:rPr>
@@ -1495,6 +1538,7 @@
           <w:numId w:val="5"/>
         </w:numPr>
         <w:spacing w:before="100" w:beforeAutospacing="1" w:after="100" w:afterAutospacing="1"/>
+        <w:jc w:val="both"/>
         <w:outlineLvl w:val="2"/>
         <w:rPr>
           <w:b/>
@@ -1518,6 +1562,7 @@
     <w:p>
       <w:pPr>
         <w:spacing w:before="100" w:beforeAutospacing="1" w:after="100" w:afterAutospacing="1"/>
+        <w:jc w:val="both"/>
         <w:rPr>
           <w:color w:val="000000"/>
         </w:rPr>
@@ -1536,6 +1581,7 @@
           <w:numId w:val="3"/>
         </w:numPr>
         <w:spacing w:before="100" w:beforeAutospacing="1" w:after="100" w:afterAutospacing="1"/>
+        <w:jc w:val="both"/>
         <w:rPr>
           <w:color w:val="000000"/>
         </w:rPr>
@@ -1562,6 +1608,7 @@
           <w:numId w:val="3"/>
         </w:numPr>
         <w:spacing w:before="100" w:beforeAutospacing="1" w:after="100" w:afterAutospacing="1"/>
+        <w:jc w:val="both"/>
         <w:rPr>
           <w:color w:val="000000"/>
         </w:rPr>
@@ -1572,7 +1619,6 @@
           <w:bCs/>
           <w:color w:val="000000"/>
         </w:rPr>
-        <w:lastRenderedPageBreak/>
         <w:t>KPI Extraction</w:t>
       </w:r>
       <w:r>
@@ -1619,6 +1665,7 @@
           <w:numId w:val="3"/>
         </w:numPr>
         <w:spacing w:before="100" w:beforeAutospacing="1" w:after="100" w:afterAutospacing="1"/>
+        <w:jc w:val="both"/>
         <w:rPr>
           <w:color w:val="000000"/>
         </w:rPr>
@@ -1645,6 +1692,7 @@
           <w:numId w:val="3"/>
         </w:numPr>
         <w:spacing w:before="100" w:beforeAutospacing="1" w:after="100" w:afterAutospacing="1"/>
+        <w:jc w:val="both"/>
         <w:rPr>
           <w:color w:val="000000"/>
         </w:rPr>
@@ -1700,6 +1748,7 @@
           <w:numId w:val="3"/>
         </w:numPr>
         <w:spacing w:before="100" w:beforeAutospacing="1" w:after="100" w:afterAutospacing="1"/>
+        <w:jc w:val="both"/>
         <w:rPr>
           <w:color w:val="000000"/>
         </w:rPr>
@@ -1884,7 +1933,16 @@
           <w:sz w:val="18"/>
           <w:szCs w:val="18"/>
         </w:rPr>
-        <w:t>KPI_Inrctive_Bluebook/</w:t>
+        <w:t>AI-Powered_KPI_Extractor_Interactive_Bluebook_Generator</w:t>
+      </w:r>
+      <w:r>
+        <w:rPr>
+          <w:rFonts w:ascii="Courier New" w:hAnsi="Courier New" w:cs="Courier New"/>
+          <w:color w:val="000000" w:themeColor="text1"/>
+          <w:sz w:val="18"/>
+          <w:szCs w:val="18"/>
+        </w:rPr>
+        <w:t>/</w:t>
       </w:r>
     </w:p>
     <w:p>
@@ -2509,7 +2567,6 @@
           <w:sz w:val="18"/>
           <w:szCs w:val="18"/>
         </w:rPr>
-        <w:lastRenderedPageBreak/>
         <w:t>│   ├── _build/                     # The final, generated HTML website appears here.</w:t>
       </w:r>
     </w:p>
@@ -3072,6 +3129,12 @@
     </w:p>
     <w:p/>
     <w:p>
+      <w:r>
+        <w:rPr>
+          <w:highlight w:val="yellow"/>
+        </w:rPr>
+        <w:t xml:space="preserve">Option B by </w:t>
+      </w:r>
       <w:r>
         <w:rPr>
           <w:highlight w:val="yellow"/>
@@ -3781,7 +3844,6 @@
           <w:sz w:val="43"/>
           <w:szCs w:val="43"/>
         </w:rPr>
-        <w:lastRenderedPageBreak/>
         <w:t>If you don’t have a setup.py, simply run from the repo root:</w:t>
       </w:r>
     </w:p>
@@ -4057,6 +4119,7 @@
           <w:sz w:val="43"/>
           <w:szCs w:val="43"/>
         </w:rPr>
+        <w:lastRenderedPageBreak/>
         <w:t>How it Works</w:t>
       </w:r>
     </w:p>
@@ -4401,7 +4464,6 @@
           <w:sz w:val="43"/>
           <w:szCs w:val="43"/>
         </w:rPr>
-        <w:lastRenderedPageBreak/>
         <w:t>Troubleshooting</w:t>
       </w:r>
     </w:p>
@@ -4814,6 +4876,7 @@
     <w:p>
       <w:pPr>
         <w:spacing w:before="100" w:beforeAutospacing="1" w:after="100" w:afterAutospacing="1"/>
+        <w:jc w:val="both"/>
         <w:rPr>
           <w:color w:val="000000"/>
         </w:rPr>
@@ -4886,6 +4949,7 @@
     <w:p>
       <w:pPr>
         <w:spacing w:before="100" w:beforeAutospacing="1" w:after="100" w:afterAutospacing="1"/>
+        <w:jc w:val="both"/>
         <w:rPr>
           <w:color w:val="000000"/>
         </w:rPr>
@@ -4919,6 +4983,7 @@
           <w:color w:val="000000"/>
           <w14:ligatures w14:val="standardContextual"/>
         </w:rPr>
+        <w:lastRenderedPageBreak/>
         <w:drawing>
           <wp:inline distT="0" distB="0" distL="0" distR="0" wp14:anchorId="249A72C4" wp14:editId="52A9F0DB">
             <wp:extent cx="6436242" cy="2632258"/>
@@ -5082,21 +5147,1314 @@
           <w:sz w:val="27"/>
           <w:szCs w:val="27"/>
         </w:rPr>
-        <w:t>. Application Flowchart</w:t>
-      </w:r>
-    </w:p>
-    <w:p>
-      <w:pPr>
-        <w:spacing w:before="100" w:beforeAutospacing="1" w:after="100" w:afterAutospacing="1"/>
-        <w:rPr>
-          <w:color w:val="000000"/>
-        </w:rPr>
-      </w:pPr>
-      <w:r>
-        <w:rPr>
-          <w:color w:val="000000"/>
-        </w:rPr>
-        <w:t>This flowchart details the step-by-step process from user input to final output.</w:t>
+        <w:t xml:space="preserve">. </w:t>
+      </w:r>
+      <w:r>
+        <w:rPr>
+          <w:b/>
+          <w:bCs/>
+          <w:color w:val="000000"/>
+          <w:sz w:val="27"/>
+          <w:szCs w:val="27"/>
+        </w:rPr>
+        <w:t>Explanation of the System Workflow</w:t>
+      </w:r>
+    </w:p>
+    <w:p>
+      <w:pPr>
+        <w:spacing w:before="100" w:beforeAutospacing="1" w:after="100" w:afterAutospacing="1"/>
+        <w:rPr>
+          <w:color w:val="000000"/>
+        </w:rPr>
+      </w:pPr>
+      <w:r>
+        <w:rPr>
+          <w:color w:val="000000"/>
+        </w:rPr>
+        <w:t>The</w:t>
+      </w:r>
+      <w:r>
+        <w:rPr>
+          <w:rStyle w:val="apple-converted-space"/>
+          <w:rFonts w:eastAsiaTheme="majorEastAsia"/>
+          <w:color w:val="000000"/>
+        </w:rPr>
+        <w:t> </w:t>
+      </w:r>
+      <w:r>
+        <w:rPr>
+          <w:rStyle w:val="Strong"/>
+          <w:rFonts w:eastAsiaTheme="majorEastAsia"/>
+          <w:color w:val="000000"/>
+        </w:rPr>
+        <w:t>AI-Powered KPI Extractor &amp; Interactive Bluebook Generator</w:t>
+      </w:r>
+      <w:r>
+        <w:rPr>
+          <w:rStyle w:val="apple-converted-space"/>
+          <w:rFonts w:eastAsiaTheme="majorEastAsia"/>
+          <w:color w:val="000000"/>
+        </w:rPr>
+        <w:t> </w:t>
+      </w:r>
+      <w:r>
+        <w:rPr>
+          <w:color w:val="000000"/>
+        </w:rPr>
+        <w:t>processes source code repositories to automatically extract KPIs, enrich them with descriptive metadata, and generate an interactive documentation site</w:t>
+      </w:r>
+      <w:r>
+        <w:rPr>
+          <w:color w:val="000000"/>
+        </w:rPr>
+        <w:t xml:space="preserve"> </w:t>
+      </w:r>
+      <w:r>
+        <w:rPr>
+          <w:color w:val="000000"/>
+        </w:rPr>
+        <w:t>flowchart</w:t>
+      </w:r>
+      <w:r>
+        <w:rPr>
+          <w:color w:val="000000"/>
+        </w:rPr>
+        <w:t xml:space="preserve"> shown</w:t>
+      </w:r>
+      <w:r>
+        <w:rPr>
+          <w:color w:val="000000"/>
+        </w:rPr>
+        <w:t xml:space="preserve"> </w:t>
+      </w:r>
+      <w:r>
+        <w:rPr>
+          <w:color w:val="000000"/>
+        </w:rPr>
+        <w:t xml:space="preserve">which </w:t>
+      </w:r>
+      <w:r>
+        <w:rPr>
+          <w:color w:val="000000"/>
+        </w:rPr>
+        <w:t>details the step-by-step process from user input to final output</w:t>
+      </w:r>
+      <w:r>
+        <w:rPr>
+          <w:color w:val="000000"/>
+        </w:rPr>
+        <w:t>. Its workflow can be described in the following steps:</w:t>
+      </w:r>
+    </w:p>
+    <w:p>
+      <w:pPr>
+        <w:pStyle w:val="NormalWeb"/>
+        <w:numPr>
+          <w:ilvl w:val="0"/>
+          <w:numId w:val="20"/>
+        </w:numPr>
+        <w:rPr>
+          <w:color w:val="000000"/>
+        </w:rPr>
+      </w:pPr>
+      <w:r>
+        <w:rPr>
+          <w:rStyle w:val="Strong"/>
+          <w:rFonts w:eastAsiaTheme="majorEastAsia"/>
+          <w:color w:val="000000"/>
+        </w:rPr>
+        <w:t>Input: User’s Repository</w:t>
+      </w:r>
+    </w:p>
+    <w:p>
+      <w:pPr>
+        <w:pStyle w:val="NormalWeb"/>
+        <w:numPr>
+          <w:ilvl w:val="1"/>
+          <w:numId w:val="20"/>
+        </w:numPr>
+        <w:rPr>
+          <w:color w:val="000000"/>
+        </w:rPr>
+      </w:pPr>
+      <w:r>
+        <w:rPr>
+          <w:color w:val="000000"/>
+        </w:rPr>
+        <w:t>The system begins with a repository of</w:t>
+      </w:r>
+      <w:r>
+        <w:rPr>
+          <w:rStyle w:val="apple-converted-space"/>
+          <w:rFonts w:eastAsiaTheme="majorEastAsia"/>
+          <w:color w:val="000000"/>
+        </w:rPr>
+        <w:t> </w:t>
+      </w:r>
+      <w:r>
+        <w:rPr>
+          <w:rStyle w:val="Strong"/>
+          <w:rFonts w:eastAsiaTheme="majorEastAsia"/>
+          <w:color w:val="000000"/>
+        </w:rPr>
+        <w:t>source</w:t>
+      </w:r>
+      <w:r>
+        <w:rPr>
+          <w:rStyle w:val="apple-converted-space"/>
+          <w:rFonts w:eastAsiaTheme="majorEastAsia"/>
+          <w:b/>
+          <w:bCs/>
+          <w:color w:val="000000"/>
+        </w:rPr>
+        <w:t> </w:t>
+      </w:r>
+      <w:r>
+        <w:rPr>
+          <w:rStyle w:val="HTMLCode"/>
+          <w:rFonts w:eastAsiaTheme="majorEastAsia"/>
+          <w:b/>
+          <w:bCs/>
+          <w:color w:val="000000"/>
+        </w:rPr>
+        <w:t>.py</w:t>
+      </w:r>
+      <w:r>
+        <w:rPr>
+          <w:rStyle w:val="apple-converted-space"/>
+          <w:rFonts w:eastAsiaTheme="majorEastAsia"/>
+          <w:b/>
+          <w:bCs/>
+          <w:color w:val="000000"/>
+        </w:rPr>
+        <w:t> </w:t>
+      </w:r>
+      <w:r>
+        <w:rPr>
+          <w:rStyle w:val="Strong"/>
+          <w:rFonts w:eastAsiaTheme="majorEastAsia"/>
+          <w:color w:val="000000"/>
+        </w:rPr>
+        <w:t>files</w:t>
+      </w:r>
+      <w:r>
+        <w:rPr>
+          <w:rStyle w:val="apple-converted-space"/>
+          <w:rFonts w:eastAsiaTheme="majorEastAsia"/>
+          <w:color w:val="000000"/>
+        </w:rPr>
+        <w:t> </w:t>
+      </w:r>
+      <w:r>
+        <w:rPr>
+          <w:color w:val="000000"/>
+        </w:rPr>
+        <w:t>provided by the user.</w:t>
+      </w:r>
+    </w:p>
+    <w:p>
+      <w:pPr>
+        <w:pStyle w:val="NormalWeb"/>
+        <w:numPr>
+          <w:ilvl w:val="1"/>
+          <w:numId w:val="20"/>
+        </w:numPr>
+        <w:rPr>
+          <w:color w:val="000000"/>
+        </w:rPr>
+      </w:pPr>
+      <w:r>
+        <w:rPr>
+          <w:color w:val="000000"/>
+        </w:rPr>
+        <w:t>These files are scanned to identify potential KPI definitions embedded in the codebase.</w:t>
+      </w:r>
+    </w:p>
+    <w:p>
+      <w:pPr>
+        <w:pStyle w:val="NormalWeb"/>
+        <w:numPr>
+          <w:ilvl w:val="0"/>
+          <w:numId w:val="20"/>
+        </w:numPr>
+        <w:rPr>
+          <w:color w:val="000000"/>
+        </w:rPr>
+      </w:pPr>
+      <w:r>
+        <w:rPr>
+          <w:rStyle w:val="Strong"/>
+          <w:rFonts w:eastAsiaTheme="majorEastAsia"/>
+          <w:color w:val="000000"/>
+        </w:rPr>
+        <w:t>KPI Extraction Module (</w:t>
+      </w:r>
+      <w:r>
+        <w:rPr>
+          <w:rStyle w:val="HTMLCode"/>
+          <w:rFonts w:eastAsiaTheme="majorEastAsia"/>
+          <w:b/>
+          <w:bCs/>
+          <w:color w:val="000000"/>
+        </w:rPr>
+        <w:t>kpi_extractor.py</w:t>
+      </w:r>
+      <w:r>
+        <w:rPr>
+          <w:rStyle w:val="Strong"/>
+          <w:rFonts w:eastAsiaTheme="majorEastAsia"/>
+          <w:color w:val="000000"/>
+        </w:rPr>
+        <w:t>)</w:t>
+      </w:r>
+    </w:p>
+    <w:p>
+      <w:pPr>
+        <w:pStyle w:val="NormalWeb"/>
+        <w:numPr>
+          <w:ilvl w:val="1"/>
+          <w:numId w:val="20"/>
+        </w:numPr>
+        <w:rPr>
+          <w:color w:val="000000"/>
+        </w:rPr>
+      </w:pPr>
+      <w:r>
+        <w:rPr>
+          <w:color w:val="000000"/>
+        </w:rPr>
+        <w:t>This module parses the code to extract a</w:t>
+      </w:r>
+      <w:r>
+        <w:rPr>
+          <w:rStyle w:val="apple-converted-space"/>
+          <w:rFonts w:eastAsiaTheme="majorEastAsia"/>
+          <w:color w:val="000000"/>
+        </w:rPr>
+        <w:t> </w:t>
+      </w:r>
+      <w:r>
+        <w:rPr>
+          <w:rStyle w:val="Strong"/>
+          <w:rFonts w:eastAsiaTheme="majorEastAsia"/>
+          <w:color w:val="000000"/>
+        </w:rPr>
+        <w:t>list of KPIs</w:t>
+      </w:r>
+      <w:r>
+        <w:rPr>
+          <w:color w:val="000000"/>
+        </w:rPr>
+        <w:t>, including details such as:</w:t>
+      </w:r>
+    </w:p>
+    <w:p>
+      <w:pPr>
+        <w:pStyle w:val="NormalWeb"/>
+        <w:numPr>
+          <w:ilvl w:val="2"/>
+          <w:numId w:val="20"/>
+        </w:numPr>
+        <w:rPr>
+          <w:color w:val="000000"/>
+        </w:rPr>
+      </w:pPr>
+      <w:r>
+        <w:rPr>
+          <w:color w:val="000000"/>
+        </w:rPr>
+        <w:t>Name</w:t>
+      </w:r>
+    </w:p>
+    <w:p>
+      <w:pPr>
+        <w:pStyle w:val="NormalWeb"/>
+        <w:numPr>
+          <w:ilvl w:val="2"/>
+          <w:numId w:val="20"/>
+        </w:numPr>
+        <w:rPr>
+          <w:color w:val="000000"/>
+        </w:rPr>
+      </w:pPr>
+      <w:r>
+        <w:rPr>
+          <w:color w:val="000000"/>
+        </w:rPr>
+        <w:t>Source file</w:t>
+      </w:r>
+    </w:p>
+    <w:p>
+      <w:pPr>
+        <w:pStyle w:val="NormalWeb"/>
+        <w:numPr>
+          <w:ilvl w:val="2"/>
+          <w:numId w:val="20"/>
+        </w:numPr>
+        <w:rPr>
+          <w:color w:val="000000"/>
+        </w:rPr>
+      </w:pPr>
+      <w:r>
+        <w:rPr>
+          <w:color w:val="000000"/>
+        </w:rPr>
+        <w:t>Line number</w:t>
+      </w:r>
+    </w:p>
+    <w:p>
+      <w:pPr>
+        <w:pStyle w:val="NormalWeb"/>
+        <w:numPr>
+          <w:ilvl w:val="2"/>
+          <w:numId w:val="20"/>
+        </w:numPr>
+        <w:rPr>
+          <w:color w:val="000000"/>
+        </w:rPr>
+      </w:pPr>
+      <w:r>
+        <w:rPr>
+          <w:color w:val="000000"/>
+        </w:rPr>
+        <w:t>Context of definition</w:t>
+      </w:r>
+    </w:p>
+    <w:p>
+      <w:pPr>
+        <w:pStyle w:val="NormalWeb"/>
+        <w:numPr>
+          <w:ilvl w:val="0"/>
+          <w:numId w:val="20"/>
+        </w:numPr>
+        <w:rPr>
+          <w:color w:val="000000"/>
+        </w:rPr>
+      </w:pPr>
+      <w:r>
+        <w:rPr>
+          <w:rStyle w:val="Strong"/>
+          <w:rFonts w:eastAsiaTheme="majorEastAsia"/>
+          <w:color w:val="000000"/>
+        </w:rPr>
+        <w:t>Main Orchestration (</w:t>
+      </w:r>
+      <w:r>
+        <w:rPr>
+          <w:rStyle w:val="HTMLCode"/>
+          <w:rFonts w:eastAsiaTheme="majorEastAsia"/>
+          <w:b/>
+          <w:bCs/>
+          <w:color w:val="000000"/>
+        </w:rPr>
+        <w:t>main.py</w:t>
+      </w:r>
+      <w:r>
+        <w:rPr>
+          <w:rStyle w:val="Strong"/>
+          <w:rFonts w:eastAsiaTheme="majorEastAsia"/>
+          <w:color w:val="000000"/>
+        </w:rPr>
+        <w:t>)</w:t>
+      </w:r>
+    </w:p>
+    <w:p>
+      <w:pPr>
+        <w:pStyle w:val="NormalWeb"/>
+        <w:numPr>
+          <w:ilvl w:val="1"/>
+          <w:numId w:val="20"/>
+        </w:numPr>
+        <w:rPr>
+          <w:color w:val="000000"/>
+        </w:rPr>
+      </w:pPr>
+      <w:r>
+        <w:rPr>
+          <w:color w:val="000000"/>
+        </w:rPr>
+        <w:t>The extracted KPIs are passed to</w:t>
+      </w:r>
+      <w:r>
+        <w:rPr>
+          <w:rStyle w:val="apple-converted-space"/>
+          <w:rFonts w:eastAsiaTheme="majorEastAsia"/>
+          <w:color w:val="000000"/>
+        </w:rPr>
+        <w:t> </w:t>
+      </w:r>
+      <w:r>
+        <w:rPr>
+          <w:rStyle w:val="HTMLCode"/>
+          <w:rFonts w:eastAsiaTheme="majorEastAsia"/>
+          <w:b/>
+          <w:bCs/>
+          <w:color w:val="000000"/>
+        </w:rPr>
+        <w:t>main.py</w:t>
+      </w:r>
+      <w:r>
+        <w:rPr>
+          <w:color w:val="000000"/>
+        </w:rPr>
+        <w:t>, which coordinates the next steps.</w:t>
+      </w:r>
+    </w:p>
+    <w:p>
+      <w:pPr>
+        <w:pStyle w:val="NormalWeb"/>
+        <w:numPr>
+          <w:ilvl w:val="1"/>
+          <w:numId w:val="20"/>
+        </w:numPr>
+        <w:rPr>
+          <w:color w:val="000000"/>
+        </w:rPr>
+      </w:pPr>
+      <w:r>
+        <w:rPr>
+          <w:color w:val="000000"/>
+        </w:rPr>
+        <w:t>It invokes the</w:t>
+      </w:r>
+      <w:r>
+        <w:rPr>
+          <w:rStyle w:val="apple-converted-space"/>
+          <w:rFonts w:eastAsiaTheme="majorEastAsia"/>
+          <w:color w:val="000000"/>
+        </w:rPr>
+        <w:t> </w:t>
+      </w:r>
+      <w:r>
+        <w:rPr>
+          <w:rStyle w:val="Strong"/>
+          <w:rFonts w:eastAsiaTheme="majorEastAsia"/>
+          <w:color w:val="000000"/>
+        </w:rPr>
+        <w:t>AI Generator</w:t>
+      </w:r>
+      <w:r>
+        <w:rPr>
+          <w:rStyle w:val="apple-converted-space"/>
+          <w:rFonts w:eastAsiaTheme="majorEastAsia"/>
+          <w:color w:val="000000"/>
+        </w:rPr>
+        <w:t> </w:t>
+      </w:r>
+      <w:r>
+        <w:rPr>
+          <w:color w:val="000000"/>
+        </w:rPr>
+        <w:t>to enrich KPI data and connects to the</w:t>
+      </w:r>
+      <w:r>
+        <w:rPr>
+          <w:rStyle w:val="apple-converted-space"/>
+          <w:rFonts w:eastAsiaTheme="majorEastAsia"/>
+          <w:color w:val="000000"/>
+        </w:rPr>
+        <w:t> </w:t>
+      </w:r>
+      <w:r>
+        <w:rPr>
+          <w:rStyle w:val="Strong"/>
+          <w:rFonts w:eastAsiaTheme="majorEastAsia"/>
+          <w:color w:val="000000"/>
+        </w:rPr>
+        <w:t>templating system</w:t>
+      </w:r>
+      <w:r>
+        <w:rPr>
+          <w:rStyle w:val="apple-converted-space"/>
+          <w:rFonts w:eastAsiaTheme="majorEastAsia"/>
+          <w:color w:val="000000"/>
+        </w:rPr>
+        <w:t> </w:t>
+      </w:r>
+      <w:r>
+        <w:rPr>
+          <w:color w:val="000000"/>
+        </w:rPr>
+        <w:t>for rendering.</w:t>
+      </w:r>
+    </w:p>
+    <w:p>
+      <w:pPr>
+        <w:pStyle w:val="NormalWeb"/>
+        <w:numPr>
+          <w:ilvl w:val="0"/>
+          <w:numId w:val="20"/>
+        </w:numPr>
+        <w:rPr>
+          <w:color w:val="000000"/>
+        </w:rPr>
+      </w:pPr>
+      <w:r>
+        <w:rPr>
+          <w:rStyle w:val="Strong"/>
+          <w:rFonts w:eastAsiaTheme="majorEastAsia"/>
+          <w:color w:val="000000"/>
+        </w:rPr>
+        <w:t>AI Generator (</w:t>
+      </w:r>
+      <w:r>
+        <w:rPr>
+          <w:rStyle w:val="HTMLCode"/>
+          <w:rFonts w:eastAsiaTheme="majorEastAsia"/>
+          <w:b/>
+          <w:bCs/>
+          <w:color w:val="000000"/>
+        </w:rPr>
+        <w:t>ai_generator.py</w:t>
+      </w:r>
+      <w:r>
+        <w:rPr>
+          <w:rStyle w:val="Strong"/>
+          <w:rFonts w:eastAsiaTheme="majorEastAsia"/>
+          <w:color w:val="000000"/>
+        </w:rPr>
+        <w:t>)</w:t>
+      </w:r>
+    </w:p>
+    <w:p>
+      <w:pPr>
+        <w:pStyle w:val="NormalWeb"/>
+        <w:numPr>
+          <w:ilvl w:val="1"/>
+          <w:numId w:val="20"/>
+        </w:numPr>
+        <w:rPr>
+          <w:color w:val="000000"/>
+        </w:rPr>
+      </w:pPr>
+      <w:r>
+        <w:rPr>
+          <w:color w:val="000000"/>
+        </w:rPr>
+        <w:t>This module uses</w:t>
+      </w:r>
+      <w:r>
+        <w:rPr>
+          <w:rStyle w:val="apple-converted-space"/>
+          <w:rFonts w:eastAsiaTheme="majorEastAsia"/>
+          <w:color w:val="000000"/>
+        </w:rPr>
+        <w:t> </w:t>
+      </w:r>
+      <w:r>
+        <w:rPr>
+          <w:rStyle w:val="Strong"/>
+          <w:rFonts w:eastAsiaTheme="majorEastAsia"/>
+          <w:color w:val="000000"/>
+        </w:rPr>
+        <w:t>AI/NLP models</w:t>
+      </w:r>
+      <w:r>
+        <w:rPr>
+          <w:rStyle w:val="apple-converted-space"/>
+          <w:rFonts w:eastAsiaTheme="majorEastAsia"/>
+          <w:color w:val="000000"/>
+        </w:rPr>
+        <w:t> </w:t>
+      </w:r>
+      <w:r>
+        <w:rPr>
+          <w:color w:val="000000"/>
+        </w:rPr>
+        <w:t>to generate</w:t>
+      </w:r>
+      <w:r>
+        <w:rPr>
+          <w:rStyle w:val="apple-converted-space"/>
+          <w:rFonts w:eastAsiaTheme="majorEastAsia"/>
+          <w:color w:val="000000"/>
+        </w:rPr>
+        <w:t> </w:t>
+      </w:r>
+      <w:r>
+        <w:rPr>
+          <w:rStyle w:val="Strong"/>
+          <w:rFonts w:eastAsiaTheme="majorEastAsia"/>
+          <w:color w:val="000000"/>
+        </w:rPr>
+        <w:t>descriptive metadata</w:t>
+      </w:r>
+      <w:r>
+        <w:rPr>
+          <w:rStyle w:val="apple-converted-space"/>
+          <w:rFonts w:eastAsiaTheme="majorEastAsia"/>
+          <w:color w:val="000000"/>
+        </w:rPr>
+        <w:t> </w:t>
+      </w:r>
+      <w:r>
+        <w:rPr>
+          <w:color w:val="000000"/>
+        </w:rPr>
+        <w:t>for each KPI.</w:t>
+      </w:r>
+    </w:p>
+    <w:p>
+      <w:pPr>
+        <w:pStyle w:val="NormalWeb"/>
+        <w:numPr>
+          <w:ilvl w:val="1"/>
+          <w:numId w:val="20"/>
+        </w:numPr>
+        <w:rPr>
+          <w:color w:val="000000"/>
+        </w:rPr>
+      </w:pPr>
+      <w:r>
+        <w:rPr>
+          <w:color w:val="000000"/>
+        </w:rPr>
+        <w:t>Metadata includes:</w:t>
+      </w:r>
+    </w:p>
+    <w:p>
+      <w:pPr>
+        <w:pStyle w:val="NormalWeb"/>
+        <w:numPr>
+          <w:ilvl w:val="2"/>
+          <w:numId w:val="20"/>
+        </w:numPr>
+        <w:rPr>
+          <w:color w:val="000000"/>
+        </w:rPr>
+      </w:pPr>
+      <w:r>
+        <w:rPr>
+          <w:color w:val="000000"/>
+        </w:rPr>
+        <w:t>Description</w:t>
+      </w:r>
+    </w:p>
+    <w:p>
+      <w:pPr>
+        <w:pStyle w:val="NormalWeb"/>
+        <w:numPr>
+          <w:ilvl w:val="2"/>
+          <w:numId w:val="20"/>
+        </w:numPr>
+        <w:rPr>
+          <w:color w:val="000000"/>
+        </w:rPr>
+      </w:pPr>
+      <w:r>
+        <w:rPr>
+          <w:color w:val="000000"/>
+        </w:rPr>
+        <w:t>Objective</w:t>
+      </w:r>
+    </w:p>
+    <w:p>
+      <w:pPr>
+        <w:pStyle w:val="NormalWeb"/>
+        <w:numPr>
+          <w:ilvl w:val="2"/>
+          <w:numId w:val="20"/>
+        </w:numPr>
+        <w:rPr>
+          <w:color w:val="000000"/>
+        </w:rPr>
+      </w:pPr>
+      <w:r>
+        <w:rPr>
+          <w:color w:val="000000"/>
+        </w:rPr>
+        <w:t>Measurement unit</w:t>
+      </w:r>
+    </w:p>
+    <w:p>
+      <w:pPr>
+        <w:pStyle w:val="NormalWeb"/>
+        <w:numPr>
+          <w:ilvl w:val="2"/>
+          <w:numId w:val="20"/>
+        </w:numPr>
+        <w:rPr>
+          <w:color w:val="000000"/>
+        </w:rPr>
+      </w:pPr>
+      <w:r>
+        <w:rPr>
+          <w:color w:val="000000"/>
+        </w:rPr>
+        <w:t>Additional contextual details</w:t>
+      </w:r>
+    </w:p>
+    <w:p>
+      <w:pPr>
+        <w:pStyle w:val="NormalWeb"/>
+        <w:numPr>
+          <w:ilvl w:val="1"/>
+          <w:numId w:val="20"/>
+        </w:numPr>
+        <w:rPr>
+          <w:color w:val="000000"/>
+        </w:rPr>
+      </w:pPr>
+      <w:r>
+        <w:rPr>
+          <w:color w:val="000000"/>
+        </w:rPr>
+        <w:t>Output is returned in structured</w:t>
+      </w:r>
+      <w:r>
+        <w:rPr>
+          <w:rStyle w:val="apple-converted-space"/>
+          <w:rFonts w:eastAsiaTheme="majorEastAsia"/>
+          <w:color w:val="000000"/>
+        </w:rPr>
+        <w:t> </w:t>
+      </w:r>
+      <w:r>
+        <w:rPr>
+          <w:rStyle w:val="Strong"/>
+          <w:rFonts w:eastAsiaTheme="majorEastAsia"/>
+          <w:color w:val="000000"/>
+        </w:rPr>
+        <w:t>JSON format</w:t>
+      </w:r>
+      <w:r>
+        <w:rPr>
+          <w:rStyle w:val="apple-converted-space"/>
+          <w:rFonts w:eastAsiaTheme="majorEastAsia"/>
+          <w:color w:val="000000"/>
+        </w:rPr>
+        <w:t> </w:t>
+      </w:r>
+      <w:r>
+        <w:rPr>
+          <w:color w:val="000000"/>
+        </w:rPr>
+        <w:t>to</w:t>
+      </w:r>
+      <w:r>
+        <w:rPr>
+          <w:rStyle w:val="apple-converted-space"/>
+          <w:rFonts w:eastAsiaTheme="majorEastAsia"/>
+          <w:color w:val="000000"/>
+        </w:rPr>
+        <w:t> </w:t>
+      </w:r>
+      <w:r>
+        <w:rPr>
+          <w:rStyle w:val="HTMLCode"/>
+          <w:rFonts w:eastAsiaTheme="majorEastAsia"/>
+          <w:color w:val="000000"/>
+        </w:rPr>
+        <w:t>main.py</w:t>
+      </w:r>
+      <w:r>
+        <w:rPr>
+          <w:color w:val="000000"/>
+        </w:rPr>
+        <w:t>.</w:t>
+      </w:r>
+    </w:p>
+    <w:p>
+      <w:pPr>
+        <w:pStyle w:val="NormalWeb"/>
+        <w:numPr>
+          <w:ilvl w:val="0"/>
+          <w:numId w:val="20"/>
+        </w:numPr>
+        <w:rPr>
+          <w:color w:val="000000"/>
+        </w:rPr>
+      </w:pPr>
+      <w:r>
+        <w:rPr>
+          <w:rStyle w:val="Strong"/>
+          <w:rFonts w:eastAsiaTheme="majorEastAsia"/>
+          <w:color w:val="000000"/>
+        </w:rPr>
+        <w:t>Templating &amp; CLI Layer</w:t>
+      </w:r>
+    </w:p>
+    <w:p>
+      <w:pPr>
+        <w:pStyle w:val="NormalWeb"/>
+        <w:numPr>
+          <w:ilvl w:val="1"/>
+          <w:numId w:val="20"/>
+        </w:numPr>
+        <w:rPr>
+          <w:color w:val="000000"/>
+        </w:rPr>
+      </w:pPr>
+      <w:r>
+        <w:rPr>
+          <w:rStyle w:val="HTMLCode"/>
+          <w:rFonts w:eastAsiaTheme="majorEastAsia"/>
+          <w:b/>
+          <w:bCs/>
+          <w:color w:val="000000"/>
+        </w:rPr>
+        <w:lastRenderedPageBreak/>
+        <w:t>templates/kpi_template.rst.j2</w:t>
+      </w:r>
+      <w:r>
+        <w:rPr>
+          <w:rStyle w:val="apple-converted-space"/>
+          <w:rFonts w:eastAsiaTheme="majorEastAsia"/>
+          <w:color w:val="000000"/>
+        </w:rPr>
+        <w:t> </w:t>
+      </w:r>
+      <w:r>
+        <w:rPr>
+          <w:color w:val="000000"/>
+        </w:rPr>
+        <w:t>defines the rendering template for KPIs.</w:t>
+      </w:r>
+    </w:p>
+    <w:p>
+      <w:pPr>
+        <w:pStyle w:val="NormalWeb"/>
+        <w:numPr>
+          <w:ilvl w:val="1"/>
+          <w:numId w:val="20"/>
+        </w:numPr>
+        <w:rPr>
+          <w:color w:val="000000"/>
+        </w:rPr>
+      </w:pPr>
+      <w:r>
+        <w:rPr>
+          <w:rStyle w:val="HTMLCode"/>
+          <w:rFonts w:eastAsiaTheme="majorEastAsia"/>
+          <w:b/>
+          <w:bCs/>
+          <w:color w:val="000000"/>
+        </w:rPr>
+        <w:t>cli.py</w:t>
+      </w:r>
+      <w:r>
+        <w:rPr>
+          <w:rStyle w:val="apple-converted-space"/>
+          <w:rFonts w:eastAsiaTheme="majorEastAsia"/>
+          <w:color w:val="000000"/>
+        </w:rPr>
+        <w:t> </w:t>
+      </w:r>
+      <w:r>
+        <w:rPr>
+          <w:color w:val="000000"/>
+        </w:rPr>
+        <w:t>provides a command-line interface (</w:t>
+      </w:r>
+      <w:r>
+        <w:rPr>
+          <w:rStyle w:val="HTMLCode"/>
+          <w:rFonts w:eastAsiaTheme="majorEastAsia"/>
+          <w:color w:val="000000"/>
+        </w:rPr>
+        <w:t>bluebook generate &lt;src&gt;</w:t>
+      </w:r>
+      <w:r>
+        <w:rPr>
+          <w:color w:val="000000"/>
+        </w:rPr>
+        <w:t>) for users to trigger generation.</w:t>
+      </w:r>
+    </w:p>
+    <w:p>
+      <w:pPr>
+        <w:pStyle w:val="NormalWeb"/>
+        <w:numPr>
+          <w:ilvl w:val="1"/>
+          <w:numId w:val="20"/>
+        </w:numPr>
+        <w:rPr>
+          <w:color w:val="000000"/>
+        </w:rPr>
+      </w:pPr>
+      <w:r>
+        <w:rPr>
+          <w:color w:val="000000"/>
+        </w:rPr>
+        <w:t>Each KPI is rendered into</w:t>
+      </w:r>
+      <w:r>
+        <w:rPr>
+          <w:rStyle w:val="apple-converted-space"/>
+          <w:rFonts w:eastAsiaTheme="majorEastAsia"/>
+          <w:color w:val="000000"/>
+        </w:rPr>
+        <w:t> </w:t>
+      </w:r>
+      <w:r>
+        <w:rPr>
+          <w:rStyle w:val="Strong"/>
+          <w:rFonts w:eastAsiaTheme="majorEastAsia"/>
+          <w:color w:val="000000"/>
+        </w:rPr>
+        <w:t>reStructuredText (</w:t>
+      </w:r>
+      <w:r>
+        <w:rPr>
+          <w:rStyle w:val="HTMLCode"/>
+          <w:rFonts w:eastAsiaTheme="majorEastAsia"/>
+          <w:b/>
+          <w:bCs/>
+          <w:color w:val="000000"/>
+        </w:rPr>
+        <w:t>.rst</w:t>
+      </w:r>
+      <w:r>
+        <w:rPr>
+          <w:rStyle w:val="Strong"/>
+          <w:rFonts w:eastAsiaTheme="majorEastAsia"/>
+          <w:color w:val="000000"/>
+        </w:rPr>
+        <w:t>) files</w:t>
+      </w:r>
+      <w:r>
+        <w:rPr>
+          <w:color w:val="000000"/>
+        </w:rPr>
+        <w:t>, which are standard for Sphinx documentation.</w:t>
+      </w:r>
+    </w:p>
+    <w:p>
+      <w:pPr>
+        <w:pStyle w:val="NormalWeb"/>
+        <w:numPr>
+          <w:ilvl w:val="0"/>
+          <w:numId w:val="20"/>
+        </w:numPr>
+        <w:rPr>
+          <w:color w:val="000000"/>
+        </w:rPr>
+      </w:pPr>
+      <w:r>
+        <w:rPr>
+          <w:rStyle w:val="Strong"/>
+          <w:rFonts w:eastAsiaTheme="majorEastAsia"/>
+          <w:color w:val="000000"/>
+        </w:rPr>
+        <w:t>Documentation Framework (Sphinx)</w:t>
+      </w:r>
+    </w:p>
+    <w:p>
+      <w:pPr>
+        <w:pStyle w:val="NormalWeb"/>
+        <w:numPr>
+          <w:ilvl w:val="1"/>
+          <w:numId w:val="20"/>
+        </w:numPr>
+        <w:rPr>
+          <w:color w:val="000000"/>
+        </w:rPr>
+      </w:pPr>
+      <w:r>
+        <w:rPr>
+          <w:color w:val="000000"/>
+        </w:rPr>
+        <w:t>The generated</w:t>
+      </w:r>
+      <w:r>
+        <w:rPr>
+          <w:rStyle w:val="apple-converted-space"/>
+          <w:rFonts w:eastAsiaTheme="majorEastAsia"/>
+          <w:color w:val="000000"/>
+        </w:rPr>
+        <w:t> </w:t>
+      </w:r>
+      <w:r>
+        <w:rPr>
+          <w:rStyle w:val="HTMLCode"/>
+          <w:rFonts w:eastAsiaTheme="majorEastAsia"/>
+          <w:color w:val="000000"/>
+        </w:rPr>
+        <w:t>.rst</w:t>
+      </w:r>
+      <w:r>
+        <w:rPr>
+          <w:rStyle w:val="apple-converted-space"/>
+          <w:rFonts w:eastAsiaTheme="majorEastAsia"/>
+          <w:color w:val="000000"/>
+        </w:rPr>
+        <w:t> </w:t>
+      </w:r>
+      <w:r>
+        <w:rPr>
+          <w:color w:val="000000"/>
+        </w:rPr>
+        <w:t>files are passed to the</w:t>
+      </w:r>
+      <w:r>
+        <w:rPr>
+          <w:rStyle w:val="apple-converted-space"/>
+          <w:rFonts w:eastAsiaTheme="majorEastAsia"/>
+          <w:color w:val="000000"/>
+        </w:rPr>
+        <w:t> </w:t>
+      </w:r>
+      <w:r>
+        <w:rPr>
+          <w:rStyle w:val="Strong"/>
+          <w:rFonts w:eastAsiaTheme="majorEastAsia"/>
+          <w:color w:val="000000"/>
+        </w:rPr>
+        <w:t>Sphinx engine</w:t>
+      </w:r>
+      <w:r>
+        <w:rPr>
+          <w:color w:val="000000"/>
+        </w:rPr>
+        <w:t>.</w:t>
+      </w:r>
+    </w:p>
+    <w:p>
+      <w:pPr>
+        <w:pStyle w:val="NormalWeb"/>
+        <w:numPr>
+          <w:ilvl w:val="1"/>
+          <w:numId w:val="20"/>
+        </w:numPr>
+        <w:rPr>
+          <w:color w:val="000000"/>
+        </w:rPr>
+      </w:pPr>
+      <w:r>
+        <w:rPr>
+          <w:color w:val="000000"/>
+        </w:rPr>
+        <w:t>Inside Sphinx:</w:t>
+      </w:r>
+    </w:p>
+    <w:p>
+      <w:pPr>
+        <w:pStyle w:val="NormalWeb"/>
+        <w:numPr>
+          <w:ilvl w:val="2"/>
+          <w:numId w:val="20"/>
+        </w:numPr>
+        <w:rPr>
+          <w:color w:val="000000"/>
+        </w:rPr>
+      </w:pPr>
+      <w:r>
+        <w:rPr>
+          <w:rStyle w:val="HTMLCode"/>
+          <w:rFonts w:eastAsiaTheme="majorEastAsia"/>
+          <w:color w:val="000000"/>
+        </w:rPr>
+        <w:t>.rst</w:t>
+      </w:r>
+      <w:r>
+        <w:rPr>
+          <w:rStyle w:val="apple-converted-space"/>
+          <w:rFonts w:eastAsiaTheme="majorEastAsia"/>
+          <w:color w:val="000000"/>
+        </w:rPr>
+        <w:t> </w:t>
+      </w:r>
+      <w:r>
+        <w:rPr>
+          <w:color w:val="000000"/>
+        </w:rPr>
+        <w:t>pages are compiled by the</w:t>
+      </w:r>
+      <w:r>
+        <w:rPr>
+          <w:rStyle w:val="apple-converted-space"/>
+          <w:rFonts w:eastAsiaTheme="majorEastAsia"/>
+          <w:color w:val="000000"/>
+        </w:rPr>
+        <w:t> </w:t>
+      </w:r>
+      <w:r>
+        <w:rPr>
+          <w:rStyle w:val="Strong"/>
+          <w:rFonts w:eastAsiaTheme="majorEastAsia"/>
+          <w:color w:val="000000"/>
+        </w:rPr>
+        <w:t>HTML Builder</w:t>
+      </w:r>
+      <w:r>
+        <w:rPr>
+          <w:color w:val="000000"/>
+        </w:rPr>
+        <w:t>.</w:t>
+      </w:r>
+    </w:p>
+    <w:p>
+      <w:pPr>
+        <w:pStyle w:val="NormalWeb"/>
+        <w:numPr>
+          <w:ilvl w:val="2"/>
+          <w:numId w:val="20"/>
+        </w:numPr>
+        <w:rPr>
+          <w:color w:val="000000"/>
+        </w:rPr>
+      </w:pPr>
+      <w:r>
+        <w:rPr>
+          <w:color w:val="000000"/>
+        </w:rPr>
+        <w:t>The output is stored in the</w:t>
+      </w:r>
+      <w:r>
+        <w:rPr>
+          <w:rStyle w:val="apple-converted-space"/>
+          <w:rFonts w:eastAsiaTheme="majorEastAsia"/>
+          <w:color w:val="000000"/>
+        </w:rPr>
+        <w:t> </w:t>
+      </w:r>
+      <w:r>
+        <w:rPr>
+          <w:rStyle w:val="Strong"/>
+          <w:rFonts w:eastAsiaTheme="majorEastAsia"/>
+          <w:color w:val="000000"/>
+        </w:rPr>
+        <w:t>HTML Output (</w:t>
+      </w:r>
+      <w:r>
+        <w:rPr>
+          <w:rStyle w:val="HTMLCode"/>
+          <w:rFonts w:eastAsiaTheme="majorEastAsia"/>
+          <w:b/>
+          <w:bCs/>
+          <w:color w:val="000000"/>
+        </w:rPr>
+        <w:t>_build</w:t>
+      </w:r>
+      <w:r>
+        <w:rPr>
+          <w:rStyle w:val="Strong"/>
+          <w:rFonts w:eastAsiaTheme="majorEastAsia"/>
+          <w:color w:val="000000"/>
+        </w:rPr>
+        <w:t>)</w:t>
+      </w:r>
+      <w:r>
+        <w:rPr>
+          <w:rStyle w:val="apple-converted-space"/>
+          <w:rFonts w:eastAsiaTheme="majorEastAsia"/>
+          <w:color w:val="000000"/>
+        </w:rPr>
+        <w:t> </w:t>
+      </w:r>
+      <w:r>
+        <w:rPr>
+          <w:color w:val="000000"/>
+        </w:rPr>
+        <w:t>directory.</w:t>
+      </w:r>
+    </w:p>
+    <w:p>
+      <w:pPr>
+        <w:pStyle w:val="NormalWeb"/>
+        <w:numPr>
+          <w:ilvl w:val="0"/>
+          <w:numId w:val="20"/>
+        </w:numPr>
+        <w:rPr>
+          <w:color w:val="000000"/>
+        </w:rPr>
+      </w:pPr>
+      <w:r>
+        <w:rPr>
+          <w:rStyle w:val="Strong"/>
+          <w:rFonts w:eastAsiaTheme="majorEastAsia"/>
+          <w:color w:val="000000"/>
+        </w:rPr>
+        <w:t>Final Output: Interactive Bluebook</w:t>
+      </w:r>
+    </w:p>
+    <w:p>
+      <w:pPr>
+        <w:pStyle w:val="NormalWeb"/>
+        <w:numPr>
+          <w:ilvl w:val="1"/>
+          <w:numId w:val="20"/>
+        </w:numPr>
+        <w:rPr>
+          <w:color w:val="000000"/>
+        </w:rPr>
+      </w:pPr>
+      <w:r>
+        <w:rPr>
+          <w:color w:val="000000"/>
+        </w:rPr>
+        <w:t>The final deliverable is a</w:t>
+      </w:r>
+      <w:r>
+        <w:rPr>
+          <w:rStyle w:val="apple-converted-space"/>
+          <w:rFonts w:eastAsiaTheme="majorEastAsia"/>
+          <w:color w:val="000000"/>
+        </w:rPr>
+        <w:t> </w:t>
+      </w:r>
+      <w:r>
+        <w:rPr>
+          <w:rStyle w:val="Strong"/>
+          <w:rFonts w:eastAsiaTheme="majorEastAsia"/>
+          <w:color w:val="000000"/>
+        </w:rPr>
+        <w:t>fully interactive HTML site</w:t>
+      </w:r>
+      <w:r>
+        <w:rPr>
+          <w:rStyle w:val="apple-converted-space"/>
+          <w:rFonts w:eastAsiaTheme="majorEastAsia"/>
+          <w:color w:val="000000"/>
+        </w:rPr>
+        <w:t> </w:t>
+      </w:r>
+      <w:r>
+        <w:rPr>
+          <w:color w:val="000000"/>
+        </w:rPr>
+        <w:t>that documents all KPIs.</w:t>
+      </w:r>
+    </w:p>
+    <w:p>
+      <w:pPr>
+        <w:pStyle w:val="NormalWeb"/>
+        <w:numPr>
+          <w:ilvl w:val="1"/>
+          <w:numId w:val="20"/>
+        </w:numPr>
+        <w:rPr>
+          <w:color w:val="000000"/>
+        </w:rPr>
+      </w:pPr>
+      <w:r>
+        <w:rPr>
+          <w:color w:val="000000"/>
+        </w:rPr>
+        <w:t>Each KPI is linked with descriptions, metadata, and contextual references, forming the</w:t>
+      </w:r>
+      <w:r>
+        <w:rPr>
+          <w:rStyle w:val="apple-converted-space"/>
+          <w:rFonts w:eastAsiaTheme="majorEastAsia"/>
+          <w:color w:val="000000"/>
+        </w:rPr>
+        <w:t> </w:t>
+      </w:r>
+      <w:r>
+        <w:rPr>
+          <w:rStyle w:val="Strong"/>
+          <w:rFonts w:eastAsiaTheme="majorEastAsia"/>
+          <w:color w:val="000000"/>
+        </w:rPr>
+        <w:t>Interactive Bluebook</w:t>
+      </w:r>
+      <w:r>
+        <w:rPr>
+          <w:color w:val="000000"/>
+        </w:rPr>
+        <w:t>.</w:t>
       </w:r>
     </w:p>
     <w:p>
@@ -5114,7 +6472,6 @@
           <w:color w:val="000000"/>
           <w14:ligatures w14:val="standardContextual"/>
         </w:rPr>
-        <w:lastRenderedPageBreak/>
         <w:drawing>
           <wp:inline distT="0" distB="0" distL="0" distR="0" wp14:anchorId="314ADB2E" wp14:editId="3B811133">
             <wp:extent cx="2679700" cy="5727700"/>
@@ -5176,336 +6533,809 @@
           <w:szCs w:val="18"/>
           <w:lang w:val="en-US"/>
         </w:rPr>
+        <w:t>Figure. 5.</w:t>
+      </w:r>
+      <w:r>
+        <w:rPr>
+          <w:color w:val="000000"/>
+          <w:sz w:val="18"/>
+          <w:szCs w:val="18"/>
+          <w:lang w:val="en-US"/>
+        </w:rPr>
+        <w:t xml:space="preserve"> The flowchart of the </w:t>
+      </w:r>
+      <w:r>
+        <w:rPr>
+          <w:color w:val="000000"/>
+          <w:sz w:val="18"/>
+          <w:szCs w:val="18"/>
+        </w:rPr>
+        <w:t>A</w:t>
+      </w:r>
+      <w:r>
+        <w:rPr>
+          <w:color w:val="000000"/>
+          <w:sz w:val="18"/>
+          <w:szCs w:val="18"/>
+        </w:rPr>
+        <w:t>I-Powered KPI Extractor &amp; Interactive Bluebook Generator</w:t>
+      </w:r>
+      <w:r>
+        <w:rPr>
+          <w:color w:val="000000"/>
+          <w:sz w:val="18"/>
+          <w:szCs w:val="18"/>
+        </w:rPr>
+        <w:t>.</w:t>
+      </w:r>
+    </w:p>
+    <w:p>
+      <w:pPr>
+        <w:spacing w:before="100" w:beforeAutospacing="1" w:after="100" w:afterAutospacing="1"/>
+        <w:rPr>
+          <w:color w:val="000000"/>
+        </w:rPr>
+      </w:pPr>
+    </w:p>
+    <w:p>
+      <w:pPr>
+        <w:spacing w:before="100" w:beforeAutospacing="1" w:after="100" w:afterAutospacing="1"/>
+        <w:rPr>
+          <w:b/>
+          <w:bCs/>
+          <w:color w:val="000000"/>
+          <w:sz w:val="40"/>
+          <w:szCs w:val="40"/>
+        </w:rPr>
+      </w:pPr>
+      <w:r>
+        <w:rPr>
+          <w:rFonts w:asciiTheme="majorBidi" w:hAnsiTheme="majorBidi" w:cstheme="majorBidi"/>
+          <w:b/>
+          <w:bCs/>
+          <w:color w:val="000000"/>
+        </w:rPr>
         <w:lastRenderedPageBreak/>
-        <w:t>Figure. 5.</w:t>
-      </w:r>
-      <w:r>
-        <w:rPr>
-          <w:color w:val="000000"/>
-          <w:sz w:val="18"/>
-          <w:szCs w:val="18"/>
-          <w:lang w:val="en-US"/>
-        </w:rPr>
-        <w:t xml:space="preserve"> The flowchart of the </w:t>
-      </w:r>
-      <w:r>
-        <w:rPr>
-          <w:color w:val="000000"/>
-          <w:sz w:val="18"/>
-          <w:szCs w:val="18"/>
-        </w:rPr>
-        <w:t>A</w:t>
-      </w:r>
-      <w:r>
-        <w:rPr>
-          <w:color w:val="000000"/>
-          <w:sz w:val="18"/>
-          <w:szCs w:val="18"/>
-        </w:rPr>
-        <w:t>I-Powered KPI Extractor &amp; Interactive Bluebook Generator</w:t>
-      </w:r>
-      <w:r>
-        <w:rPr>
+        <w:t>High-level Components</w:t>
+      </w:r>
+      <w:r>
+        <w:rPr>
+          <w:rFonts w:asciiTheme="majorBidi" w:hAnsiTheme="majorBidi" w:cstheme="majorBidi"/>
+          <w:b/>
+          <w:bCs/>
+          <w:color w:val="000000"/>
+        </w:rPr>
+        <w:t xml:space="preserve"> Digram</w:t>
+      </w:r>
+    </w:p>
+    <w:p>
+      <w:pPr>
+        <w:spacing w:before="100" w:beforeAutospacing="1" w:after="100" w:afterAutospacing="1"/>
+        <w:jc w:val="both"/>
+        <w:rPr>
+          <w:color w:val="000000"/>
+        </w:rPr>
+      </w:pPr>
+      <w:r>
+        <w:rPr>
+          <w:color w:val="000000"/>
+        </w:rPr>
+        <w:t xml:space="preserve">Figure. 5, </w:t>
+      </w:r>
+      <w:r>
+        <w:rPr>
+          <w:color w:val="000000"/>
+        </w:rPr>
+        <w:t xml:space="preserve"> illustrates the core architectural components of the proposed system. It outlines how raw data is ingested, preprocessed, and passed through the KPI extraction module powered by AI-based natural language processing and statistical methods. Extracted KPIs are then integrated into the Interactive Bluebook Generator, which structures the information into an interactive, queryable knowledge base. The modular design highlights clear separation of concerns, enabling scalability, maintainability, and extensibility of the system.</w:t>
+      </w:r>
+    </w:p>
+    <w:p>
+      <w:pPr>
+        <w:spacing w:before="100" w:beforeAutospacing="1" w:after="100" w:afterAutospacing="1"/>
+        <w:rPr>
+          <w:color w:val="000000"/>
+        </w:rPr>
+      </w:pPr>
+      <w:r>
+        <w:rPr>
+          <w:noProof/>
+          <w:color w:val="000000"/>
+          <w14:ligatures w14:val="standardContextual"/>
+        </w:rPr>
+        <mc:AlternateContent>
+          <mc:Choice Requires="wpg">
+            <w:drawing>
+              <wp:anchor distT="0" distB="0" distL="114300" distR="114300" simplePos="0" relativeHeight="251677696" behindDoc="0" locked="0" layoutInCell="1" allowOverlap="1" wp14:anchorId="7B57FB8A" wp14:editId="4975785D">
+                <wp:simplePos x="0" y="0"/>
+                <wp:positionH relativeFrom="column">
+                  <wp:posOffset>-419725</wp:posOffset>
+                </wp:positionH>
+                <wp:positionV relativeFrom="paragraph">
+                  <wp:posOffset>253250</wp:posOffset>
+                </wp:positionV>
+                <wp:extent cx="7722235" cy="4631962"/>
+                <wp:effectExtent l="0" t="0" r="0" b="3810"/>
+                <wp:wrapNone/>
+                <wp:docPr id="982269498" name="Group 23"/>
+                <wp:cNvGraphicFramePr/>
+                <a:graphic xmlns:a="http://schemas.openxmlformats.org/drawingml/2006/main">
+                  <a:graphicData uri="http://schemas.microsoft.com/office/word/2010/wordprocessingGroup">
+                    <wpg:wgp>
+                      <wpg:cNvGrpSpPr/>
+                      <wpg:grpSpPr>
+                        <a:xfrm>
+                          <a:off x="0" y="0"/>
+                          <a:ext cx="7722235" cy="4631962"/>
+                          <a:chOff x="29980" y="0"/>
+                          <a:chExt cx="7722235" cy="4631962"/>
+                        </a:xfrm>
+                      </wpg:grpSpPr>
+                      <wpg:grpSp>
+                        <wpg:cNvPr id="1498035496" name="Group 18"/>
+                        <wpg:cNvGrpSpPr/>
+                        <wpg:grpSpPr>
+                          <a:xfrm>
+                            <a:off x="59961" y="0"/>
+                            <a:ext cx="7666990" cy="1122680"/>
+                            <a:chOff x="0" y="0"/>
+                            <a:chExt cx="7666990" cy="1122680"/>
+                          </a:xfrm>
+                        </wpg:grpSpPr>
+                        <pic:pic xmlns:pic="http://schemas.openxmlformats.org/drawingml/2006/picture">
+                          <pic:nvPicPr>
+                            <pic:cNvPr id="274827340" name="Graphic 17"/>
+                            <pic:cNvPicPr>
+                              <a:picLocks noChangeAspect="1"/>
+                            </pic:cNvPicPr>
+                          </pic:nvPicPr>
+                          <pic:blipFill rotWithShape="1">
+                            <a:blip r:embed="rId14">
+                              <a:extLst>
+                                <a:ext uri="{96DAC541-7B7A-43D3-8B79-37D633B846F1}">
+                                  <asvg:svgBlip xmlns:asvg="http://schemas.microsoft.com/office/drawing/2016/SVG/main" r:embed="rId15"/>
+                                </a:ext>
+                              </a:extLst>
+                            </a:blip>
+                            <a:srcRect l="-117" r="80977"/>
+                            <a:stretch>
+                              <a:fillRect/>
+                            </a:stretch>
+                          </pic:blipFill>
+                          <pic:spPr bwMode="auto">
+                            <a:xfrm>
+                              <a:off x="0" y="0"/>
+                              <a:ext cx="7157085" cy="1122680"/>
+                            </a:xfrm>
+                            <a:prstGeom prst="rect">
+                              <a:avLst/>
+                            </a:prstGeom>
+                            <a:ln>
+                              <a:noFill/>
+                            </a:ln>
+                            <a:extLst>
+                              <a:ext uri="{53640926-AAD7-44D8-BBD7-CCE9431645EC}">
+                                <a14:shadowObscured xmlns:a14="http://schemas.microsoft.com/office/drawing/2010/main"/>
+                              </a:ext>
+                            </a:extLst>
+                          </pic:spPr>
+                        </pic:pic>
+                        <pic:pic xmlns:pic="http://schemas.openxmlformats.org/drawingml/2006/picture">
+                          <pic:nvPicPr>
+                            <pic:cNvPr id="1352180875" name="Graphic 17"/>
+                            <pic:cNvPicPr>
+                              <a:picLocks noChangeAspect="1"/>
+                            </pic:cNvPicPr>
+                          </pic:nvPicPr>
+                          <pic:blipFill rotWithShape="1">
+                            <a:blip r:embed="rId14">
+                              <a:extLst>
+                                <a:ext uri="{96DAC541-7B7A-43D3-8B79-37D633B846F1}">
+                                  <asvg:svgBlip xmlns:asvg="http://schemas.microsoft.com/office/drawing/2016/SVG/main" r:embed="rId15"/>
+                                </a:ext>
+                              </a:extLst>
+                            </a:blip>
+                            <a:srcRect l="18729" t="53380" r="79616" b="1"/>
+                            <a:stretch>
+                              <a:fillRect/>
+                            </a:stretch>
+                          </pic:blipFill>
+                          <pic:spPr bwMode="auto">
+                            <a:xfrm>
+                              <a:off x="7048500" y="599440"/>
+                              <a:ext cx="618490" cy="521970"/>
+                            </a:xfrm>
+                            <a:prstGeom prst="rect">
+                              <a:avLst/>
+                            </a:prstGeom>
+                            <a:ln>
+                              <a:noFill/>
+                            </a:ln>
+                            <a:extLst>
+                              <a:ext uri="{53640926-AAD7-44D8-BBD7-CCE9431645EC}">
+                                <a14:shadowObscured xmlns:a14="http://schemas.microsoft.com/office/drawing/2010/main"/>
+                              </a:ext>
+                            </a:extLst>
+                          </pic:spPr>
+                        </pic:pic>
+                      </wpg:grpSp>
+                      <wpg:grpSp>
+                        <wpg:cNvPr id="75913629" name="Group 22"/>
+                        <wpg:cNvGrpSpPr/>
+                        <wpg:grpSpPr>
+                          <a:xfrm>
+                            <a:off x="172387" y="1334125"/>
+                            <a:ext cx="7268479" cy="1547495"/>
+                            <a:chOff x="0" y="0"/>
+                            <a:chExt cx="7268479" cy="1547495"/>
+                          </a:xfrm>
+                        </wpg:grpSpPr>
+                        <pic:pic xmlns:pic="http://schemas.openxmlformats.org/drawingml/2006/picture">
+                          <pic:nvPicPr>
+                            <pic:cNvPr id="224054932" name="Graphic 17"/>
+                            <pic:cNvPicPr>
+                              <a:picLocks noChangeAspect="1"/>
+                            </pic:cNvPicPr>
+                          </pic:nvPicPr>
+                          <pic:blipFill rotWithShape="1">
+                            <a:blip r:embed="rId14">
+                              <a:extLst>
+                                <a:ext uri="{96DAC541-7B7A-43D3-8B79-37D633B846F1}">
+                                  <asvg:svgBlip xmlns:asvg="http://schemas.microsoft.com/office/drawing/2016/SVG/main" r:embed="rId15"/>
+                                </a:ext>
+                              </a:extLst>
+                            </a:blip>
+                            <a:srcRect l="19032" r="68686" b="28493"/>
+                            <a:stretch>
+                              <a:fillRect/>
+                            </a:stretch>
+                          </pic:blipFill>
+                          <pic:spPr bwMode="auto">
+                            <a:xfrm>
+                              <a:off x="0" y="0"/>
+                              <a:ext cx="4578985" cy="800100"/>
+                            </a:xfrm>
+                            <a:prstGeom prst="rect">
+                              <a:avLst/>
+                            </a:prstGeom>
+                            <a:ln>
+                              <a:noFill/>
+                            </a:ln>
+                            <a:extLst>
+                              <a:ext uri="{53640926-AAD7-44D8-BBD7-CCE9431645EC}">
+                                <a14:shadowObscured xmlns:a14="http://schemas.microsoft.com/office/drawing/2010/main"/>
+                              </a:ext>
+                            </a:extLst>
+                          </pic:spPr>
+                        </pic:pic>
+                        <pic:pic xmlns:pic="http://schemas.openxmlformats.org/drawingml/2006/picture">
+                          <pic:nvPicPr>
+                            <pic:cNvPr id="1565384550" name="Graphic 17"/>
+                            <pic:cNvPicPr>
+                              <a:picLocks noChangeAspect="1"/>
+                            </pic:cNvPicPr>
+                          </pic:nvPicPr>
+                          <pic:blipFill rotWithShape="1">
+                            <a:blip r:embed="rId14">
+                              <a:extLst>
+                                <a:ext uri="{96DAC541-7B7A-43D3-8B79-37D633B846F1}">
+                                  <asvg:svgBlip xmlns:asvg="http://schemas.microsoft.com/office/drawing/2016/SVG/main" r:embed="rId15"/>
+                                </a:ext>
+                              </a:extLst>
+                            </a:blip>
+                            <a:srcRect l="28473" t="-6" r="52047" b="28505"/>
+                            <a:stretch>
+                              <a:fillRect/>
+                            </a:stretch>
+                          </pic:blipFill>
+                          <pic:spPr bwMode="auto">
+                            <a:xfrm>
+                              <a:off x="0" y="747469"/>
+                              <a:ext cx="7268479" cy="800026"/>
+                            </a:xfrm>
+                            <a:prstGeom prst="rect">
+                              <a:avLst/>
+                            </a:prstGeom>
+                            <a:ln>
+                              <a:noFill/>
+                            </a:ln>
+                            <a:extLst>
+                              <a:ext uri="{53640926-AAD7-44D8-BBD7-CCE9431645EC}">
+                                <a14:shadowObscured xmlns:a14="http://schemas.microsoft.com/office/drawing/2010/main"/>
+                              </a:ext>
+                            </a:extLst>
+                          </pic:spPr>
+                        </pic:pic>
+                        <wps:wsp>
+                          <wps:cNvPr id="1701971634" name="Straight Connector 20"/>
+                          <wps:cNvCnPr/>
+                          <wps:spPr>
+                            <a:xfrm>
+                              <a:off x="4578674" y="33372"/>
+                              <a:ext cx="0" cy="658211"/>
+                            </a:xfrm>
+                            <a:prstGeom prst="line">
+                              <a:avLst/>
+                            </a:prstGeom>
+                            <a:ln w="3175">
+                              <a:solidFill>
+                                <a:schemeClr val="tx1"/>
+                              </a:solidFill>
+                            </a:ln>
+                          </wps:spPr>
+                          <wps:style>
+                            <a:lnRef idx="2">
+                              <a:schemeClr val="accent1"/>
+                            </a:lnRef>
+                            <a:fillRef idx="0">
+                              <a:schemeClr val="accent1"/>
+                            </a:fillRef>
+                            <a:effectRef idx="1">
+                              <a:schemeClr val="accent1"/>
+                            </a:effectRef>
+                            <a:fontRef idx="minor">
+                              <a:schemeClr val="tx1"/>
+                            </a:fontRef>
+                          </wps:style>
+                          <wps:bodyPr/>
+                        </wps:wsp>
+                        <wps:wsp>
+                          <wps:cNvPr id="374766628" name="Straight Connector 21"/>
+                          <wps:cNvCnPr/>
+                          <wps:spPr>
+                            <a:xfrm flipH="1" flipV="1">
+                              <a:off x="0" y="654096"/>
+                              <a:ext cx="4579883" cy="39063"/>
+                            </a:xfrm>
+                            <a:prstGeom prst="line">
+                              <a:avLst/>
+                            </a:prstGeom>
+                            <a:ln w="3175"/>
+                          </wps:spPr>
+                          <wps:style>
+                            <a:lnRef idx="2">
+                              <a:schemeClr val="dk1"/>
+                            </a:lnRef>
+                            <a:fillRef idx="0">
+                              <a:schemeClr val="dk1"/>
+                            </a:fillRef>
+                            <a:effectRef idx="1">
+                              <a:schemeClr val="dk1"/>
+                            </a:effectRef>
+                            <a:fontRef idx="minor">
+                              <a:schemeClr val="tx1"/>
+                            </a:fontRef>
+                          </wps:style>
+                          <wps:bodyPr/>
+                        </wps:wsp>
+                        <wps:wsp>
+                          <wps:cNvPr id="1587691791" name="Straight Connector 20"/>
+                          <wps:cNvCnPr/>
+                          <wps:spPr>
+                            <a:xfrm>
+                              <a:off x="0" y="654096"/>
+                              <a:ext cx="0" cy="204711"/>
+                            </a:xfrm>
+                            <a:prstGeom prst="line">
+                              <a:avLst/>
+                            </a:prstGeom>
+                            <a:ln w="3175">
+                              <a:solidFill>
+                                <a:schemeClr val="tx1"/>
+                              </a:solidFill>
+                            </a:ln>
+                          </wps:spPr>
+                          <wps:style>
+                            <a:lnRef idx="2">
+                              <a:schemeClr val="accent1"/>
+                            </a:lnRef>
+                            <a:fillRef idx="0">
+                              <a:schemeClr val="accent1"/>
+                            </a:fillRef>
+                            <a:effectRef idx="1">
+                              <a:schemeClr val="accent1"/>
+                            </a:effectRef>
+                            <a:fontRef idx="minor">
+                              <a:schemeClr val="tx1"/>
+                            </a:fontRef>
+                          </wps:style>
+                          <wps:bodyPr/>
+                        </wps:wsp>
+                      </wpg:grpSp>
+                      <pic:pic xmlns:pic="http://schemas.openxmlformats.org/drawingml/2006/picture">
+                        <pic:nvPicPr>
+                          <pic:cNvPr id="1339389714" name="Graphic 17"/>
+                          <pic:cNvPicPr>
+                            <a:picLocks noChangeAspect="1"/>
+                          </pic:cNvPicPr>
+                        </pic:nvPicPr>
+                        <pic:blipFill rotWithShape="1">
+                          <a:blip r:embed="rId14">
+                            <a:extLst>
+                              <a:ext uri="{96DAC541-7B7A-43D3-8B79-37D633B846F1}">
+                                <asvg:svgBlip xmlns:asvg="http://schemas.microsoft.com/office/drawing/2016/SVG/main" r:embed="rId15"/>
+                              </a:ext>
+                            </a:extLst>
+                          </a:blip>
+                          <a:srcRect l="45444" t="-6" r="39269" b="28505"/>
+                          <a:stretch>
+                            <a:fillRect/>
+                          </a:stretch>
+                        </pic:blipFill>
+                        <pic:spPr bwMode="auto">
+                          <a:xfrm>
+                            <a:off x="172387" y="2758191"/>
+                            <a:ext cx="5694045" cy="798195"/>
+                          </a:xfrm>
+                          <a:prstGeom prst="rect">
+                            <a:avLst/>
+                          </a:prstGeom>
+                          <a:ln>
+                            <a:noFill/>
+                          </a:ln>
+                          <a:extLst>
+                            <a:ext uri="{53640926-AAD7-44D8-BBD7-CCE9431645EC}">
+                              <a14:shadowObscured xmlns:a14="http://schemas.microsoft.com/office/drawing/2010/main"/>
+                            </a:ext>
+                          </a:extLst>
+                        </pic:spPr>
+                      </pic:pic>
+                      <pic:pic xmlns:pic="http://schemas.openxmlformats.org/drawingml/2006/picture">
+                        <pic:nvPicPr>
+                          <pic:cNvPr id="1253990016" name="Graphic 17"/>
+                          <pic:cNvPicPr>
+                            <a:picLocks noChangeAspect="1"/>
+                          </pic:cNvPicPr>
+                        </pic:nvPicPr>
+                        <pic:blipFill rotWithShape="1">
+                          <a:blip r:embed="rId14">
+                            <a:extLst>
+                              <a:ext uri="{96DAC541-7B7A-43D3-8B79-37D633B846F1}">
+                                <asvg:svgBlip xmlns:asvg="http://schemas.microsoft.com/office/drawing/2016/SVG/main" r:embed="rId15"/>
+                              </a:ext>
+                            </a:extLst>
+                          </a:blip>
+                          <a:srcRect l="60740" t="-6" r="18498" b="28505"/>
+                          <a:stretch>
+                            <a:fillRect/>
+                          </a:stretch>
+                        </pic:blipFill>
+                        <pic:spPr bwMode="auto">
+                          <a:xfrm>
+                            <a:off x="29980" y="3380282"/>
+                            <a:ext cx="7722235" cy="796925"/>
+                          </a:xfrm>
+                          <a:prstGeom prst="rect">
+                            <a:avLst/>
+                          </a:prstGeom>
+                          <a:ln>
+                            <a:noFill/>
+                          </a:ln>
+                          <a:extLst>
+                            <a:ext uri="{53640926-AAD7-44D8-BBD7-CCE9431645EC}">
+                              <a14:shadowObscured xmlns:a14="http://schemas.microsoft.com/office/drawing/2010/main"/>
+                            </a:ext>
+                          </a:extLst>
+                        </pic:spPr>
+                      </pic:pic>
+                      <pic:pic xmlns:pic="http://schemas.openxmlformats.org/drawingml/2006/picture">
+                        <pic:nvPicPr>
+                          <pic:cNvPr id="375621723" name="Graphic 17"/>
+                          <pic:cNvPicPr>
+                            <a:picLocks noChangeAspect="1"/>
+                          </pic:cNvPicPr>
+                        </pic:nvPicPr>
+                        <pic:blipFill rotWithShape="1">
+                          <a:blip r:embed="rId14">
+                            <a:extLst>
+                              <a:ext uri="{96DAC541-7B7A-43D3-8B79-37D633B846F1}">
+                                <asvg:svgBlip xmlns:asvg="http://schemas.microsoft.com/office/drawing/2016/SVG/main" r:embed="rId15"/>
+                              </a:ext>
+                            </a:extLst>
+                          </a:blip>
+                          <a:srcRect l="81442" t="-14" r="-32" b="46165"/>
+                          <a:stretch>
+                            <a:fillRect/>
+                          </a:stretch>
+                        </pic:blipFill>
+                        <pic:spPr bwMode="auto">
+                          <a:xfrm>
+                            <a:off x="52464" y="4032268"/>
+                            <a:ext cx="6913003" cy="599694"/>
+                          </a:xfrm>
+                          <a:prstGeom prst="rect">
+                            <a:avLst/>
+                          </a:prstGeom>
+                          <a:ln>
+                            <a:noFill/>
+                          </a:ln>
+                          <a:extLst>
+                            <a:ext uri="{53640926-AAD7-44D8-BBD7-CCE9431645EC}">
+                              <a14:shadowObscured xmlns:a14="http://schemas.microsoft.com/office/drawing/2010/main"/>
+                            </a:ext>
+                          </a:extLst>
+                        </pic:spPr>
+                      </pic:pic>
+                    </wpg:wgp>
+                  </a:graphicData>
+                </a:graphic>
+                <wp14:sizeRelV relativeFrom="margin">
+                  <wp14:pctHeight>0</wp14:pctHeight>
+                </wp14:sizeRelV>
+              </wp:anchor>
+            </w:drawing>
+          </mc:Choice>
+          <mc:Fallback>
+            <w:pict>
+              <v:group w14:anchorId="08911674" id="Group 23" o:spid="_x0000_s1026" style="position:absolute;margin-left:-33.05pt;margin-top:19.95pt;width:608.05pt;height:364.7pt;z-index:251677696;mso-height-relative:margin" coordorigin="299" coordsize="77222,46319" o:gfxdata="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">
+                <v:group id="Group 18" o:spid="_x0000_s1027" style="position:absolute;left:599;width:76670;height:11226" coordsize="76669,11226" o:gfxdata="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">
+                  <v:shapetype id="_x0000_t75" coordsize="21600,21600" o:spt="75" o:preferrelative="t" path="m@4@5l@4@11@9@11@9@5xe" filled="f" stroked="f">
+                    <v:stroke joinstyle="miter"/>
+                    <v:formulas>
+                      <v:f eqn="if lineDrawn pixelLineWidth 0"/>
+                      <v:f eqn="sum @0 1 0"/>
+                      <v:f eqn="sum 0 0 @1"/>
+                      <v:f eqn="prod @2 1 2"/>
+                      <v:f eqn="prod @3 21600 pixelWidth"/>
+                      <v:f eqn="prod @3 21600 pixelHeight"/>
+                      <v:f eqn="sum @0 0 1"/>
+                      <v:f eqn="prod @6 1 2"/>
+                      <v:f eqn="prod @7 21600 pixelWidth"/>
+                      <v:f eqn="sum @8 21600 0"/>
+                      <v:f eqn="prod @7 21600 pixelHeight"/>
+                      <v:f eqn="sum @10 21600 0"/>
+                    </v:formulas>
+                    <v:path o:extrusionok="f" gradientshapeok="t" o:connecttype="rect"/>
+                    <o:lock v:ext="edit" aspectratio="t"/>
+                  </v:shapetype>
+                  <v:shape id="Graphic 17" o:spid="_x0000_s1028" type="#_x0000_t75" style="position:absolute;width:71570;height:11226;visibility:visible;mso-wrap-style:square" o:gfxdata="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">
+                    <v:imagedata r:id="rId16" o:title="" cropleft="-77f" cropright="53069f"/>
+                  </v:shape>
+                  <v:shape id="Graphic 17" o:spid="_x0000_s1029" type="#_x0000_t75" style="position:absolute;left:70485;top:5994;width:6184;height:5220;visibility:visible;mso-wrap-style:square" o:gfxdata="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">
+                    <v:imagedata r:id="rId16" o:title="" croptop="34983f" cropbottom="1f" cropleft="12274f" cropright="52177f"/>
+                  </v:shape>
+                </v:group>
+                <v:group id="Group 22" o:spid="_x0000_s1030" style="position:absolute;left:1723;top:13341;width:72685;height:15475" coordsize="72684,15474" o:gfxdata="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">
+                  <v:shape id="Graphic 17" o:spid="_x0000_s1031" type="#_x0000_t75" style="position:absolute;width:45789;height:8001;visibility:visible;mso-wrap-style:square" o:gfxdata="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">
+                    <v:imagedata r:id="rId16" o:title="" cropbottom="18673f" cropleft="12473f" cropright="45014f"/>
+                  </v:shape>
+                  <v:shape id="Graphic 17" o:spid="_x0000_s1032" type="#_x0000_t75" style="position:absolute;top:7474;width:72684;height:8000;visibility:visible;mso-wrap-style:square" o:gfxdata="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">
+                    <v:imagedata r:id="rId16" o:title="" croptop="-4f" cropbottom="18681f" cropleft="18660f" cropright="34110f"/>
+                  </v:shape>
+                  <v:line id="Straight Connector 20" o:spid="_x0000_s1033" style="position:absolute;visibility:visible;mso-wrap-style:square" from="45786,333" to="45786,6915" o:connectortype="straight" o:gfxdata="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" strokecolor="black [3213]" strokeweight=".25pt">
+                    <v:stroke joinstyle="miter"/>
+                  </v:line>
+                  <v:line id="Straight Connector 21" o:spid="_x0000_s1034" style="position:absolute;flip:x y;visibility:visible;mso-wrap-style:square" from="0,6540" to="45798,6931" o:connectortype="straight" o:gfxdata="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" strokecolor="black [3200]" strokeweight=".25pt">
+                    <v:stroke joinstyle="miter"/>
+                  </v:line>
+                  <v:line id="Straight Connector 20" o:spid="_x0000_s1035" style="position:absolute;visibility:visible;mso-wrap-style:square" from="0,6540" to="0,8588" o:connectortype="straight" o:gfxdata="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" strokecolor="black [3213]" strokeweight=".25pt">
+                    <v:stroke joinstyle="miter"/>
+                  </v:line>
+                </v:group>
+                <v:shape id="Graphic 17" o:spid="_x0000_s1036" type="#_x0000_t75" style="position:absolute;left:1723;top:27581;width:56941;height:7982;visibility:visible;mso-wrap-style:square" o:gfxdata="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">
+                  <v:imagedata r:id="rId16" o:title="" croptop="-4f" cropbottom="18681f" cropleft="29782f" cropright="25735f"/>
+                </v:shape>
+                <v:shape id="Graphic 17" o:spid="_x0000_s1037" type="#_x0000_t75" style="position:absolute;left:299;top:33802;width:77223;height:7970;visibility:visible;mso-wrap-style:square" o:gfxdata="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">
+                  <v:imagedata r:id="rId16" o:title="" croptop="-4f" cropbottom="18681f" cropleft="39807f" cropright="12123f"/>
+                </v:shape>
+                <v:shape id="Graphic 17" o:spid="_x0000_s1038" type="#_x0000_t75" style="position:absolute;left:524;top:40322;width:69130;height:5997;visibility:visible;mso-wrap-style:square" o:gfxdata="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">
+                  <v:imagedata r:id="rId16" o:title="" croptop="-9f" cropbottom="30255f" cropleft="53374f" cropright="-21f"/>
+                </v:shape>
+              </v:group>
+            </w:pict>
+          </mc:Fallback>
+        </mc:AlternateContent>
+      </w:r>
+    </w:p>
+    <w:p>
+      <w:pPr>
+        <w:spacing w:before="100" w:beforeAutospacing="1" w:after="100" w:afterAutospacing="1"/>
+        <w:rPr>
+          <w:color w:val="000000"/>
+        </w:rPr>
+      </w:pPr>
+    </w:p>
+    <w:p>
+      <w:pPr>
+        <w:spacing w:before="100" w:beforeAutospacing="1" w:after="100" w:afterAutospacing="1"/>
+        <w:rPr>
+          <w:color w:val="000000"/>
+        </w:rPr>
+      </w:pPr>
+    </w:p>
+    <w:p>
+      <w:pPr>
+        <w:spacing w:before="100" w:beforeAutospacing="1" w:after="100" w:afterAutospacing="1"/>
+        <w:rPr>
+          <w:color w:val="000000"/>
+        </w:rPr>
+      </w:pPr>
+    </w:p>
+    <w:p>
+      <w:pPr>
+        <w:spacing w:before="100" w:beforeAutospacing="1" w:after="100" w:afterAutospacing="1"/>
+        <w:rPr>
+          <w:color w:val="000000"/>
+        </w:rPr>
+      </w:pPr>
+    </w:p>
+    <w:p>
+      <w:pPr>
+        <w:spacing w:before="100" w:beforeAutospacing="1" w:after="100" w:afterAutospacing="1"/>
+        <w:rPr>
+          <w:color w:val="000000"/>
+        </w:rPr>
+      </w:pPr>
+    </w:p>
+    <w:p>
+      <w:pPr>
+        <w:spacing w:before="100" w:beforeAutospacing="1" w:after="100" w:afterAutospacing="1"/>
+        <w:rPr>
+          <w:color w:val="000000"/>
+        </w:rPr>
+      </w:pPr>
+    </w:p>
+    <w:p>
+      <w:pPr>
+        <w:spacing w:before="100" w:beforeAutospacing="1" w:after="100" w:afterAutospacing="1"/>
+        <w:rPr>
+          <w:color w:val="000000"/>
+        </w:rPr>
+      </w:pPr>
+    </w:p>
+    <w:p>
+      <w:pPr>
+        <w:spacing w:before="100" w:beforeAutospacing="1" w:after="100" w:afterAutospacing="1"/>
+        <w:rPr>
+          <w:color w:val="000000"/>
+        </w:rPr>
+      </w:pPr>
+    </w:p>
+    <w:p>
+      <w:pPr>
+        <w:spacing w:before="100" w:beforeAutospacing="1" w:after="100" w:afterAutospacing="1"/>
+        <w:rPr>
+          <w:color w:val="000000"/>
+        </w:rPr>
+      </w:pPr>
+    </w:p>
+    <w:p>
+      <w:pPr>
+        <w:spacing w:before="100" w:beforeAutospacing="1" w:after="100" w:afterAutospacing="1"/>
+        <w:rPr>
+          <w:color w:val="000000"/>
+        </w:rPr>
+      </w:pPr>
+    </w:p>
+    <w:p>
+      <w:pPr>
+        <w:spacing w:before="100" w:beforeAutospacing="1" w:after="100" w:afterAutospacing="1"/>
+        <w:rPr>
+          <w:color w:val="000000"/>
+        </w:rPr>
+      </w:pPr>
+    </w:p>
+    <w:p>
+      <w:pPr>
+        <w:spacing w:before="100" w:beforeAutospacing="1" w:after="100" w:afterAutospacing="1"/>
+        <w:rPr>
+          <w:color w:val="000000"/>
+        </w:rPr>
+      </w:pPr>
+    </w:p>
+    <w:p>
+      <w:pPr>
+        <w:spacing w:before="100" w:beforeAutospacing="1" w:after="100" w:afterAutospacing="1"/>
+        <w:rPr>
+          <w:rFonts w:asciiTheme="majorBidi" w:hAnsiTheme="majorBidi" w:cstheme="majorBidi"/>
+          <w:color w:val="000000"/>
+          <w:sz w:val="18"/>
+          <w:szCs w:val="18"/>
+        </w:rPr>
+      </w:pPr>
+      <w:r>
+        <w:rPr>
+          <w:rFonts w:asciiTheme="majorBidi" w:hAnsiTheme="majorBidi" w:cstheme="majorBidi"/>
+          <w:color w:val="000000"/>
+          <w:sz w:val="18"/>
+          <w:szCs w:val="18"/>
+        </w:rPr>
+        <w:br/>
+      </w:r>
+      <w:r>
+        <w:rPr>
+          <w:rFonts w:asciiTheme="majorBidi" w:hAnsiTheme="majorBidi" w:cstheme="majorBidi"/>
+          <w:color w:val="000000"/>
+          <w:sz w:val="18"/>
+          <w:szCs w:val="18"/>
+        </w:rPr>
+        <w:br/>
+      </w:r>
+      <w:r>
+        <w:rPr>
+          <w:rFonts w:asciiTheme="majorBidi" w:hAnsiTheme="majorBidi" w:cstheme="majorBidi"/>
+          <w:b/>
+          <w:bCs/>
+          <w:color w:val="000000"/>
+          <w:sz w:val="18"/>
+          <w:szCs w:val="18"/>
+        </w:rPr>
+        <w:br/>
+      </w:r>
+      <w:r>
+        <w:rPr>
+          <w:rFonts w:asciiTheme="majorBidi" w:hAnsiTheme="majorBidi" w:cstheme="majorBidi"/>
+          <w:b/>
+          <w:bCs/>
+          <w:color w:val="000000"/>
+          <w:sz w:val="18"/>
+          <w:szCs w:val="18"/>
+        </w:rPr>
+        <w:t>Figure</w:t>
+      </w:r>
+      <w:r>
+        <w:rPr>
+          <w:rFonts w:asciiTheme="majorBidi" w:hAnsiTheme="majorBidi" w:cstheme="majorBidi"/>
+          <w:b/>
+          <w:bCs/>
+          <w:color w:val="000000"/>
+          <w:sz w:val="18"/>
+          <w:szCs w:val="18"/>
+        </w:rPr>
+        <w:t>. 6</w:t>
+      </w:r>
+      <w:r>
+        <w:rPr>
+          <w:rFonts w:asciiTheme="majorBidi" w:hAnsiTheme="majorBidi" w:cstheme="majorBidi"/>
+          <w:b/>
+          <w:bCs/>
           <w:color w:val="000000"/>
           <w:sz w:val="18"/>
           <w:szCs w:val="18"/>
         </w:rPr>
         <w:t>.</w:t>
       </w:r>
-    </w:p>
-    <w:p>
-      <w:pPr>
-        <w:spacing w:before="100" w:beforeAutospacing="1" w:after="100" w:afterAutospacing="1"/>
-        <w:rPr>
-          <w:color w:val="000000"/>
-          <w:sz w:val="18"/>
-          <w:szCs w:val="18"/>
-        </w:rPr>
-      </w:pPr>
-    </w:p>
-    <w:p>
-      <w:pPr>
-        <w:spacing w:before="100" w:beforeAutospacing="1" w:after="100" w:afterAutospacing="1"/>
-        <w:rPr>
-          <w:color w:val="000000"/>
-          <w:sz w:val="18"/>
-          <w:szCs w:val="18"/>
-        </w:rPr>
-      </w:pPr>
-    </w:p>
-    <w:p>
-      <w:pPr>
-        <w:spacing w:before="100" w:beforeAutospacing="1" w:after="100" w:afterAutospacing="1"/>
-        <w:rPr>
-          <w:color w:val="000000"/>
-          <w:sz w:val="18"/>
-          <w:szCs w:val="18"/>
-        </w:rPr>
-      </w:pPr>
-    </w:p>
-    <w:p>
-      <w:pPr>
-        <w:spacing w:before="100" w:beforeAutospacing="1" w:after="100" w:afterAutospacing="1"/>
-        <w:rPr>
-          <w:color w:val="000000"/>
-          <w:sz w:val="18"/>
-          <w:szCs w:val="18"/>
-          <w:lang w:val="en-US"/>
-        </w:rPr>
-      </w:pPr>
-      <w:r>
-        <w:rPr>
-          <w:noProof/>
-          <w:color w:val="000000"/>
-          <w14:ligatures w14:val="standardContextual"/>
-        </w:rPr>
-        <w:drawing>
-          <wp:anchor distT="0" distB="0" distL="114300" distR="114300" simplePos="0" relativeHeight="251661312" behindDoc="1" locked="0" layoutInCell="1" allowOverlap="1" wp14:anchorId="7D7B7DF1" wp14:editId="7796F232">
-            <wp:simplePos x="0" y="0"/>
-            <wp:positionH relativeFrom="column">
-              <wp:posOffset>-914400</wp:posOffset>
-            </wp:positionH>
-            <wp:positionV relativeFrom="paragraph">
-              <wp:posOffset>-524540</wp:posOffset>
-            </wp:positionV>
-            <wp:extent cx="7666429" cy="1122680"/>
-            <wp:effectExtent l="0" t="0" r="4445" b="0"/>
-            <wp:wrapNone/>
-            <wp:docPr id="460514127" name="Graphic 17"/>
-            <wp:cNvGraphicFramePr>
-              <a:graphicFrameLocks xmlns:a="http://schemas.openxmlformats.org/drawingml/2006/main" noChangeAspect="1"/>
-            </wp:cNvGraphicFramePr>
-            <a:graphic xmlns:a="http://schemas.openxmlformats.org/drawingml/2006/main">
-              <a:graphicData uri="http://schemas.openxmlformats.org/drawingml/2006/picture">
-                <pic:pic xmlns:pic="http://schemas.openxmlformats.org/drawingml/2006/picture">
-                  <pic:nvPicPr>
-                    <pic:cNvPr id="460514127" name="Graphic 460514127"/>
-                    <pic:cNvPicPr/>
-                  </pic:nvPicPr>
-                  <pic:blipFill rotWithShape="1">
-                    <a:blip r:embed="rId14">
-                      <a:extLst>
-                        <a:ext uri="{96DAC541-7B7A-43D3-8B79-37D633B846F1}">
-                          <asvg:svgBlip xmlns:asvg="http://schemas.microsoft.com/office/drawing/2016/SVG/main" r:embed="rId15"/>
-                        </a:ext>
-                      </a:extLst>
-                    </a:blip>
-                    <a:srcRect l="-117" r="79616"/>
-                    <a:stretch>
-                      <a:fillRect/>
-                    </a:stretch>
-                  </pic:blipFill>
-                  <pic:spPr bwMode="auto">
-                    <a:xfrm>
-                      <a:off x="0" y="0"/>
-                      <a:ext cx="7716570" cy="1130023"/>
-                    </a:xfrm>
-                    <a:prstGeom prst="rect">
-                      <a:avLst/>
-                    </a:prstGeom>
-                    <a:ln>
-                      <a:noFill/>
-                    </a:ln>
-                    <a:extLst>
-                      <a:ext uri="{53640926-AAD7-44D8-BBD7-CCE9431645EC}">
-                        <a14:shadowObscured xmlns:a14="http://schemas.microsoft.com/office/drawing/2010/main"/>
-                      </a:ext>
-                    </a:extLst>
-                  </pic:spPr>
-                </pic:pic>
-              </a:graphicData>
-            </a:graphic>
-            <wp14:sizeRelH relativeFrom="page">
-              <wp14:pctWidth>0</wp14:pctWidth>
-            </wp14:sizeRelH>
-            <wp14:sizeRelV relativeFrom="page">
-              <wp14:pctHeight>0</wp14:pctHeight>
-            </wp14:sizeRelV>
-          </wp:anchor>
-        </w:drawing>
-      </w:r>
-    </w:p>
-    <w:p>
-      <w:pPr>
-        <w:spacing w:before="100" w:beforeAutospacing="1" w:after="100" w:afterAutospacing="1"/>
-        <w:rPr>
-          <w:color w:val="000000"/>
-        </w:rPr>
-      </w:pPr>
-    </w:p>
-    <w:p>
-      <w:pPr>
-        <w:spacing w:before="100" w:beforeAutospacing="1" w:after="100" w:afterAutospacing="1"/>
-        <w:rPr>
-          <w:color w:val="000000"/>
-        </w:rPr>
-      </w:pPr>
-      <w:r>
-        <w:rPr>
-          <w:noProof/>
-          <w:color w:val="000000"/>
-          <w14:ligatures w14:val="standardContextual"/>
-        </w:rPr>
-        <w:drawing>
-          <wp:anchor distT="0" distB="0" distL="114300" distR="114300" simplePos="0" relativeHeight="251663360" behindDoc="1" locked="0" layoutInCell="1" allowOverlap="1" wp14:anchorId="6D1AE7E9" wp14:editId="5E7ED660">
-            <wp:simplePos x="0" y="0"/>
-            <wp:positionH relativeFrom="column">
-              <wp:posOffset>127649</wp:posOffset>
-            </wp:positionH>
-            <wp:positionV relativeFrom="paragraph">
-              <wp:posOffset>123825</wp:posOffset>
-            </wp:positionV>
-            <wp:extent cx="4579088" cy="800735"/>
-            <wp:effectExtent l="0" t="0" r="5715" b="0"/>
-            <wp:wrapNone/>
-            <wp:docPr id="600619903" name="Graphic 17"/>
-            <wp:cNvGraphicFramePr>
-              <a:graphicFrameLocks xmlns:a="http://schemas.openxmlformats.org/drawingml/2006/main" noChangeAspect="1"/>
-            </wp:cNvGraphicFramePr>
-            <a:graphic xmlns:a="http://schemas.openxmlformats.org/drawingml/2006/main">
-              <a:graphicData uri="http://schemas.openxmlformats.org/drawingml/2006/picture">
-                <pic:pic xmlns:pic="http://schemas.openxmlformats.org/drawingml/2006/picture">
-                  <pic:nvPicPr>
-                    <pic:cNvPr id="460514127" name="Graphic 460514127"/>
-                    <pic:cNvPicPr/>
-                  </pic:nvPicPr>
-                  <pic:blipFill rotWithShape="1">
-                    <a:blip r:embed="rId14">
-                      <a:extLst>
-                        <a:ext uri="{96DAC541-7B7A-43D3-8B79-37D633B846F1}">
-                          <asvg:svgBlip xmlns:asvg="http://schemas.microsoft.com/office/drawing/2016/SVG/main" r:embed="rId15"/>
-                        </a:ext>
-                      </a:extLst>
-                    </a:blip>
-                    <a:srcRect l="19031" r="68697" b="28493"/>
-                    <a:stretch>
-                      <a:fillRect/>
-                    </a:stretch>
-                  </pic:blipFill>
-                  <pic:spPr bwMode="auto">
-                    <a:xfrm>
-                      <a:off x="0" y="0"/>
-                      <a:ext cx="4579088" cy="800735"/>
-                    </a:xfrm>
-                    <a:prstGeom prst="rect">
-                      <a:avLst/>
-                    </a:prstGeom>
-                    <a:ln>
-                      <a:noFill/>
-                    </a:ln>
-                    <a:extLst>
-                      <a:ext uri="{53640926-AAD7-44D8-BBD7-CCE9431645EC}">
-                        <a14:shadowObscured xmlns:a14="http://schemas.microsoft.com/office/drawing/2010/main"/>
-                      </a:ext>
-                    </a:extLst>
-                  </pic:spPr>
-                </pic:pic>
-              </a:graphicData>
-            </a:graphic>
-            <wp14:sizeRelH relativeFrom="page">
-              <wp14:pctWidth>0</wp14:pctWidth>
-            </wp14:sizeRelH>
-            <wp14:sizeRelV relativeFrom="page">
-              <wp14:pctHeight>0</wp14:pctHeight>
-            </wp14:sizeRelV>
-          </wp:anchor>
-        </w:drawing>
-      </w:r>
-    </w:p>
-    <w:p>
-      <w:pPr>
-        <w:spacing w:before="100" w:beforeAutospacing="1" w:after="100" w:afterAutospacing="1"/>
-        <w:rPr>
-          <w:color w:val="000000"/>
-        </w:rPr>
-      </w:pPr>
-    </w:p>
-    <w:p>
-      <w:pPr>
-        <w:spacing w:before="100" w:beforeAutospacing="1" w:after="100" w:afterAutospacing="1"/>
-        <w:rPr>
-          <w:color w:val="000000"/>
-        </w:rPr>
-      </w:pPr>
-      <w:r>
-        <w:rPr>
-          <w:noProof/>
-          <w:color w:val="000000"/>
-          <w14:ligatures w14:val="standardContextual"/>
-        </w:rPr>
-        <w:drawing>
-          <wp:anchor distT="0" distB="0" distL="114300" distR="114300" simplePos="0" relativeHeight="251665408" behindDoc="1" locked="0" layoutInCell="1" allowOverlap="1" wp14:anchorId="7FB785F5" wp14:editId="0AC2B683">
-            <wp:simplePos x="0" y="0"/>
-            <wp:positionH relativeFrom="column">
-              <wp:posOffset>-863703</wp:posOffset>
-            </wp:positionH>
-            <wp:positionV relativeFrom="paragraph">
-              <wp:posOffset>353695</wp:posOffset>
-            </wp:positionV>
-            <wp:extent cx="7485321" cy="800100"/>
-            <wp:effectExtent l="0" t="0" r="0" b="0"/>
-            <wp:wrapNone/>
-            <wp:docPr id="291935606" name="Graphic 17"/>
-            <wp:cNvGraphicFramePr>
-              <a:graphicFrameLocks xmlns:a="http://schemas.openxmlformats.org/drawingml/2006/main" noChangeAspect="1"/>
-            </wp:cNvGraphicFramePr>
-            <a:graphic xmlns:a="http://schemas.openxmlformats.org/drawingml/2006/main">
-              <a:graphicData uri="http://schemas.openxmlformats.org/drawingml/2006/picture">
-                <pic:pic xmlns:pic="http://schemas.openxmlformats.org/drawingml/2006/picture">
-                  <pic:nvPicPr>
-                    <pic:cNvPr id="460514127" name="Graphic 460514127"/>
-                    <pic:cNvPicPr/>
-                  </pic:nvPicPr>
-                  <pic:blipFill rotWithShape="1">
-                    <a:blip r:embed="rId14">
-                      <a:extLst>
-                        <a:ext uri="{96DAC541-7B7A-43D3-8B79-37D633B846F1}">
-                          <asvg:svgBlip xmlns:asvg="http://schemas.microsoft.com/office/drawing/2016/SVG/main" r:embed="rId15"/>
-                        </a:ext>
-                      </a:extLst>
-                    </a:blip>
-                    <a:srcRect l="28473" r="51467" b="28493"/>
-                    <a:stretch>
-                      <a:fillRect/>
-                    </a:stretch>
-                  </pic:blipFill>
-                  <pic:spPr bwMode="auto">
-                    <a:xfrm>
-                      <a:off x="0" y="0"/>
-                      <a:ext cx="7485321" cy="800100"/>
-                    </a:xfrm>
-                    <a:prstGeom prst="rect">
-                      <a:avLst/>
-                    </a:prstGeom>
-                    <a:ln>
-                      <a:noFill/>
-                    </a:ln>
-                    <a:extLst>
-                      <a:ext uri="{53640926-AAD7-44D8-BBD7-CCE9431645EC}">
-                        <a14:shadowObscured xmlns:a14="http://schemas.microsoft.com/office/drawing/2010/main"/>
-                      </a:ext>
-                    </a:extLst>
-                  </pic:spPr>
-                </pic:pic>
-              </a:graphicData>
-            </a:graphic>
-            <wp14:sizeRelH relativeFrom="page">
-              <wp14:pctWidth>0</wp14:pctWidth>
-            </wp14:sizeRelH>
-            <wp14:sizeRelV relativeFrom="page">
-              <wp14:pctHeight>0</wp14:pctHeight>
-            </wp14:sizeRelV>
-          </wp:anchor>
-        </w:drawing>
-      </w:r>
-    </w:p>
-    <w:p>
-      <w:pPr>
-        <w:spacing w:before="100" w:beforeAutospacing="1" w:after="100" w:afterAutospacing="1"/>
-        <w:rPr>
-          <w:color w:val="000000"/>
-        </w:rPr>
-      </w:pPr>
+      <w:r>
+        <w:rPr>
+          <w:rFonts w:asciiTheme="majorBidi" w:hAnsiTheme="majorBidi" w:cstheme="majorBidi"/>
+          <w:color w:val="000000"/>
+          <w:sz w:val="18"/>
+          <w:szCs w:val="18"/>
+        </w:rPr>
+        <w:t xml:space="preserve"> High-level Components of the AI-Powered KPI Extractor &amp; Interactive Bluebook Generator.</w:t>
+      </w:r>
+    </w:p>
+    <w:p>
+      <w:pPr>
+        <w:spacing w:before="100" w:beforeAutospacing="1" w:after="100" w:afterAutospacing="1"/>
+        <w:jc w:val="both"/>
+        <w:rPr>
+          <w:color w:val="000000"/>
+        </w:rPr>
+      </w:pPr>
+      <w:r>
+        <w:rPr>
+          <w:color w:val="000000"/>
+        </w:rPr>
+        <w:t>From Low-Level</w:t>
+      </w:r>
+      <w:r>
+        <w:rPr>
+          <w:color w:val="000000"/>
+        </w:rPr>
+        <w:t xml:space="preserve"> </w:t>
+      </w:r>
+      <w:r>
+        <w:rPr>
+          <w:color w:val="000000"/>
+        </w:rPr>
+        <w:t xml:space="preserve">components prespectives, Figure. 6, </w:t>
+      </w:r>
+      <w:r>
+        <w:rPr>
+          <w:color w:val="000000"/>
+        </w:rPr>
+        <w:t>depicts the detailed internal components and workflows within each major module. It specifies sub-systems such as data connectors, preprocessing pipelines, NLP-based entity recognition, KPI classification algorithms, and knowledge graph construction. The Bluebook Generator module is further broken down into indexing, visualization, and interactive querying engines. This low-level perspective highlights the underlying data flows, dependencies, and technical processes that operationalize the system’s functionality, offering insight into implementation and integration details.</w:t>
+      </w:r>
     </w:p>
     <w:p>
       <w:pPr>
@@ -5627,7 +7457,6 @@
         <w:rPr>
           <w:color w:val="000000"/>
         </w:rPr>
-        <w:lastRenderedPageBreak/>
         <w:t>This is a step-by-step guide for setting up and using the application.</w:t>
       </w:r>
     </w:p>
@@ -6324,7 +8153,6 @@
         <w:rPr>
           <w:color w:val="000000"/>
         </w:rPr>
-        <w:lastRenderedPageBreak/>
         <w:t>Save the file.</w:t>
       </w:r>
     </w:p>
@@ -6465,6 +8293,7 @@
           <w:bCs/>
           <w:color w:val="000000"/>
         </w:rPr>
+        <w:lastRenderedPageBreak/>
         <w:t>Open the Web Interface</w:t>
       </w:r>
       <w:r>
@@ -6673,10 +8502,377 @@
         <w:t>That's it! You have successfully generated an interactive KPI Bluebook from your source code.</w:t>
       </w:r>
     </w:p>
+    <w:p>
+      <w:r>
+        <w:t>Q/A</w:t>
+      </w:r>
+    </w:p>
+    <w:p>
+      <w:pPr>
+        <w:spacing w:before="100" w:beforeAutospacing="1" w:after="100" w:afterAutospacing="1"/>
+      </w:pPr>
+    </w:p>
+    <w:p>
+      <w:pPr>
+        <w:spacing w:before="100" w:beforeAutospacing="1" w:after="100" w:afterAutospacing="1"/>
+        <w:rPr>
+          <w:b/>
+          <w:bCs/>
+          <w:sz w:val="36"/>
+          <w:szCs w:val="36"/>
+        </w:rPr>
+      </w:pPr>
+      <w:r>
+        <w:rPr>
+          <w:b/>
+          <w:bCs/>
+          <w:sz w:val="36"/>
+          <w:szCs w:val="36"/>
+        </w:rPr>
+        <w:t xml:space="preserve">Q1. </w:t>
+      </w:r>
+      <w:r>
+        <w:rPr>
+          <w:b/>
+          <w:bCs/>
+          <w:sz w:val="36"/>
+          <w:szCs w:val="36"/>
+        </w:rPr>
+        <w:t>The Comments field in that fallback contains the text you’re seeing: “This content was auto</w:t>
+      </w:r>
+      <w:r>
+        <w:rPr>
+          <w:b/>
+          <w:bCs/>
+          <w:sz w:val="36"/>
+          <w:szCs w:val="36"/>
+        </w:rPr>
+        <w:noBreakHyphen/>
+        <w:t>filled due to a temporary generation issue…”</w:t>
+      </w:r>
+    </w:p>
+    <w:p>
+      <w:pPr>
+        <w:pStyle w:val="NormalWeb"/>
+        <w:rPr>
+          <w:b/>
+          <w:bCs/>
+        </w:rPr>
+      </w:pPr>
+      <w:r>
+        <w:rPr>
+          <w:b/>
+          <w:bCs/>
+        </w:rPr>
+        <w:t>How to get rid of it (two options)</w:t>
+      </w:r>
+    </w:p>
+    <w:p>
+      <w:pPr>
+        <w:pStyle w:val="NormalWeb"/>
+      </w:pPr>
+      <w:r>
+        <w:t>Option A — Just regenerate</w:t>
+      </w:r>
+    </w:p>
+    <w:p>
+      <w:pPr>
+        <w:numPr>
+          <w:ilvl w:val="0"/>
+          <w:numId w:val="22"/>
+        </w:numPr>
+        <w:spacing w:before="100" w:beforeAutospacing="1" w:after="100" w:afterAutospacing="1"/>
+      </w:pPr>
+      <w:r>
+        <w:t>Re-run the generator. Most of the time, the next run will succeed and replace the fallback text with proper content.</w:t>
+      </w:r>
+    </w:p>
+    <w:p>
+      <w:pPr>
+        <w:numPr>
+          <w:ilvl w:val="0"/>
+          <w:numId w:val="22"/>
+        </w:numPr>
+        <w:spacing w:before="100" w:beforeAutospacing="1" w:after="100" w:afterAutospacing="1"/>
+      </w:pPr>
+      <w:r>
+        <w:t>To regenerate a single KPI, delete its .rst file in docs/ and run the generator again (the file will be recreated).</w:t>
+      </w:r>
+    </w:p>
+    <w:p>
+      <w:pPr>
+        <w:pStyle w:val="NormalWeb"/>
+      </w:pPr>
+      <w:r>
+        <w:t>Option B — Remove or change the fallback text</w:t>
+      </w:r>
+    </w:p>
+    <w:p>
+      <w:pPr>
+        <w:numPr>
+          <w:ilvl w:val="0"/>
+          <w:numId w:val="23"/>
+        </w:numPr>
+        <w:spacing w:before="100" w:beforeAutospacing="1" w:after="100" w:afterAutospacing="1"/>
+      </w:pPr>
+      <w:r>
+        <w:t>If you prefer to show a blank comment (or a softer message) when the API call finally fails, edit the fallback in your AI generator.</w:t>
+      </w:r>
+    </w:p>
+    <w:p>
+      <w:r>
+        <w:t># ... existing code ...</w:t>
+      </w:r>
+    </w:p>
+    <w:p/>
+    <w:p>
+      <w:r>
+        <w:t xml:space="preserve">    retries = 8</w:t>
+      </w:r>
+    </w:p>
+    <w:p>
+      <w:r>
+        <w:t xml:space="preserve">    delay = 8  # shorter initial delay to speed up a bit</w:t>
+      </w:r>
+    </w:p>
+    <w:p>
+      <w:r>
+        <w:t xml:space="preserve">    for i in range(retries):</w:t>
+      </w:r>
+    </w:p>
+    <w:p>
+      <w:r>
+        <w:t xml:space="preserve">        try:</w:t>
+      </w:r>
+    </w:p>
+    <w:p>
+      <w:r>
+        <w:t xml:space="preserve">            response = client.chat.completions.create(</w:t>
+      </w:r>
+    </w:p>
+    <w:p>
+      <w:r>
+        <w:t xml:space="preserve">                model="gpt-4o-mini",</w:t>
+      </w:r>
+    </w:p>
+    <w:p>
+      <w:r>
+        <w:t xml:space="preserve">                messages=[{"role": "user", "content": prompt}],</w:t>
+      </w:r>
+    </w:p>
+    <w:p>
+      <w:r>
+        <w:t xml:space="preserve">                response_format={"type": "json_object"},</w:t>
+      </w:r>
+    </w:p>
+    <w:p>
+      <w:r>
+        <w:t xml:space="preserve">                temperature=0.1,</w:t>
+      </w:r>
+    </w:p>
+    <w:p>
+      <w:r>
+        <w:t xml:space="preserve">            )</w:t>
+      </w:r>
+    </w:p>
+    <w:p>
+      <w:r>
+        <w:lastRenderedPageBreak/>
+        <w:t xml:space="preserve">            return json.loads(response.choices[0].message.content)</w:t>
+      </w:r>
+    </w:p>
+    <w:p>
+      <w:r>
+        <w:t xml:space="preserve">        except Exception as e:</w:t>
+      </w:r>
+    </w:p>
+    <w:p>
+      <w:r>
+        <w:t xml:space="preserve">            # retry on any transient error, with exponential backoff</w:t>
+      </w:r>
+    </w:p>
+    <w:p>
+      <w:r>
+        <w:t xml:space="preserve">            if i &lt; retries - 1:</w:t>
+      </w:r>
+    </w:p>
+    <w:p>
+      <w:r>
+        <w:t xml:space="preserve">                time.sleep(delay)</w:t>
+      </w:r>
+    </w:p>
+    <w:p>
+      <w:r>
+        <w:t xml:space="preserve">                delay = min(delay * 2, 60)</w:t>
+      </w:r>
+    </w:p>
+    <w:p>
+      <w:r>
+        <w:t xml:space="preserve">            else:</w:t>
+      </w:r>
+    </w:p>
+    <w:p>
+      <w:r>
+        <w:t xml:space="preserve">                # Final fallback: provide generic, non-empty content (or blanks) instead of a visible auto-filled note.</w:t>
+      </w:r>
+    </w:p>
+    <w:p>
+      <w:r>
+        <w:t xml:space="preserve">                return {</w:t>
+      </w:r>
+    </w:p>
+    <w:p>
+      <w:r>
+        <w:t xml:space="preserve">                    "description": f"{kpi_name} is a key performance indicator used to assess process efficiency and operational performance.",</w:t>
+      </w:r>
+    </w:p>
+    <w:p>
+      <w:r>
+        <w:t xml:space="preserve">                    "objective": f"The objective of {kpi_name} is to provide a clear measure that supports monitoring, decision making, and continuous improvement.",</w:t>
+      </w:r>
+    </w:p>
+    <w:p>
+      <w:r>
+        <w:t xml:space="preserve">                    "formula_description": "Calculated directly from the inputs found in the code implementation.",</w:t>
+      </w:r>
+    </w:p>
+    <w:p>
+      <w:r>
+        <w:t xml:space="preserve">                    "used_in_kpis": "This KPI can serve as an input to higher-level operational and performance dashboards.",</w:t>
+      </w:r>
+    </w:p>
+    <w:p>
+      <w:r>
+        <w:t xml:space="preserve">                    "input_measure": "Derived from the variables used in the code calculation for this KPI.",</w:t>
+      </w:r>
+    </w:p>
+    <w:p>
+      <w:r>
+        <w:t xml:space="preserve">                    "unit_of_measure": "See calculation and context for the most appropriate unit.",</w:t>
+      </w:r>
+    </w:p>
+    <w:p>
+      <w:r>
+        <w:t xml:space="preserve">                    "reporting_source": "Typically sourced from process historians, production logs, or execution systems.",</w:t>
+      </w:r>
+    </w:p>
+    <w:p>
+      <w:r>
+        <w:t xml:space="preserve">                    # If you don't want any visible placeholder, leave this empty:</w:t>
+      </w:r>
+    </w:p>
+    <w:p>
+      <w:r>
+        <w:t xml:space="preserve">                    "comments": ""</w:t>
+      </w:r>
+    </w:p>
+    <w:p>
+      <w:r>
+        <w:t xml:space="preserve">                }</w:t>
+      </w:r>
+    </w:p>
+    <w:p/>
+    <w:p>
+      <w:pPr>
+        <w:rPr>
+          <w:b/>
+          <w:bCs/>
+          <w:sz w:val="36"/>
+          <w:szCs w:val="36"/>
+        </w:rPr>
+      </w:pPr>
+      <w:r>
+        <w:rPr>
+          <w:b/>
+          <w:bCs/>
+          <w:sz w:val="36"/>
+          <w:szCs w:val="36"/>
+        </w:rPr>
+        <w:t>Q</w:t>
+      </w:r>
+      <w:r>
+        <w:rPr>
+          <w:b/>
+          <w:bCs/>
+          <w:sz w:val="36"/>
+          <w:szCs w:val="36"/>
+        </w:rPr>
+        <w:t xml:space="preserve"> 2</w:t>
+      </w:r>
+      <w:r>
+        <w:rPr>
+          <w:b/>
+          <w:bCs/>
+          <w:sz w:val="36"/>
+          <w:szCs w:val="36"/>
+        </w:rPr>
+        <w:t>. problem with venv/ ?</w:t>
+      </w:r>
+    </w:p>
+    <w:p>
+      <w:pPr>
+        <w:numPr>
+          <w:ilvl w:val="0"/>
+          <w:numId w:val="24"/>
+        </w:numPr>
+        <w:spacing w:before="100" w:beforeAutospacing="1" w:after="100" w:afterAutospacing="1"/>
+      </w:pPr>
+      <w:r>
+        <w:t xml:space="preserve">If you see import/launch issues, just recreate the venv: </w:t>
+      </w:r>
+    </w:p>
+    <w:p>
+      <w:pPr>
+        <w:numPr>
+          <w:ilvl w:val="1"/>
+          <w:numId w:val="24"/>
+        </w:numPr>
+        <w:spacing w:before="100" w:beforeAutospacing="1" w:after="100" w:afterAutospacing="1"/>
+      </w:pPr>
+      <w:r>
+        <w:t>rm -rf .venv</w:t>
+      </w:r>
+    </w:p>
+    <w:p>
+      <w:pPr>
+        <w:numPr>
+          <w:ilvl w:val="1"/>
+          <w:numId w:val="24"/>
+        </w:numPr>
+        <w:spacing w:before="100" w:beforeAutospacing="1" w:after="100" w:afterAutospacing="1"/>
+      </w:pPr>
+      <w:r>
+        <w:t>python -m venv .venv</w:t>
+      </w:r>
+    </w:p>
+    <w:p>
+      <w:pPr>
+        <w:numPr>
+          <w:ilvl w:val="1"/>
+          <w:numId w:val="24"/>
+        </w:numPr>
+        <w:spacing w:before="100" w:beforeAutospacing="1" w:after="100" w:afterAutospacing="1"/>
+      </w:pPr>
+      <w:r>
+        <w:t>source .venv/bin/activate (or .venv\Scripts\activate on Windows)</w:t>
+      </w:r>
+    </w:p>
+    <w:p>
+      <w:pPr>
+        <w:numPr>
+          <w:ilvl w:val="1"/>
+          <w:numId w:val="24"/>
+        </w:numPr>
+        <w:spacing w:before="100" w:beforeAutospacing="1" w:after="100" w:afterAutospacing="1"/>
+      </w:pPr>
+      <w:r>
+        <w:t>pip install -r requirements.txt</w:t>
+      </w:r>
+    </w:p>
     <w:p/>
     <w:sectPr>
-      <w:pgSz w:w="15840" w:h="12240" w:orient="landscape"/>
-      <w:pgMar w:top="1440" w:right="1440" w:bottom="1440" w:left="1440" w:header="708" w:footer="708" w:gutter="0"/>
+      <w:pgSz w:w="12240" w:h="15840"/>
+      <w:pgMar w:top="720" w:right="720" w:bottom="720" w:left="720" w:header="708" w:footer="708" w:gutter="0"/>
       <w:cols w:space="708"/>
       <w:docGrid w:linePitch="360"/>
     </w:sectPr>
@@ -6874,6 +9070,155 @@
     </w:lvl>
   </w:abstractNum>
   <w:abstractNum w:abstractNumId="1" w15:restartNumberingAfterBreak="0">
+    <w:nsid w:val="089E4EFB"/>
+    <w:multiLevelType w:val="multilevel"/>
+    <w:tmpl w:val="7304F93E"/>
+    <w:lvl w:ilvl="0">
+      <w:start w:val="1"/>
+      <w:numFmt w:val="bullet"/>
+      <w:lvlText w:val=""/>
+      <w:lvlJc w:val="left"/>
+      <w:pPr>
+        <w:tabs>
+          <w:tab w:val="num" w:pos="720"/>
+        </w:tabs>
+        <w:ind w:left="720" w:hanging="360"/>
+      </w:pPr>
+      <w:rPr>
+        <w:rFonts w:ascii="Symbol" w:hAnsi="Symbol" w:hint="default"/>
+        <w:sz w:val="20"/>
+      </w:rPr>
+    </w:lvl>
+    <w:lvl w:ilvl="1" w:tentative="1">
+      <w:start w:val="1"/>
+      <w:numFmt w:val="bullet"/>
+      <w:lvlText w:val="o"/>
+      <w:lvlJc w:val="left"/>
+      <w:pPr>
+        <w:tabs>
+          <w:tab w:val="num" w:pos="1440"/>
+        </w:tabs>
+        <w:ind w:left="1440" w:hanging="360"/>
+      </w:pPr>
+      <w:rPr>
+        <w:rFonts w:ascii="Courier New" w:hAnsi="Courier New" w:hint="default"/>
+        <w:sz w:val="20"/>
+      </w:rPr>
+    </w:lvl>
+    <w:lvl w:ilvl="2" w:tentative="1">
+      <w:start w:val="1"/>
+      <w:numFmt w:val="bullet"/>
+      <w:lvlText w:val=""/>
+      <w:lvlJc w:val="left"/>
+      <w:pPr>
+        <w:tabs>
+          <w:tab w:val="num" w:pos="2160"/>
+        </w:tabs>
+        <w:ind w:left="2160" w:hanging="360"/>
+      </w:pPr>
+      <w:rPr>
+        <w:rFonts w:ascii="Wingdings" w:hAnsi="Wingdings" w:hint="default"/>
+        <w:sz w:val="20"/>
+      </w:rPr>
+    </w:lvl>
+    <w:lvl w:ilvl="3" w:tentative="1">
+      <w:start w:val="1"/>
+      <w:numFmt w:val="bullet"/>
+      <w:lvlText w:val=""/>
+      <w:lvlJc w:val="left"/>
+      <w:pPr>
+        <w:tabs>
+          <w:tab w:val="num" w:pos="2880"/>
+        </w:tabs>
+        <w:ind w:left="2880" w:hanging="360"/>
+      </w:pPr>
+      <w:rPr>
+        <w:rFonts w:ascii="Wingdings" w:hAnsi="Wingdings" w:hint="default"/>
+        <w:sz w:val="20"/>
+      </w:rPr>
+    </w:lvl>
+    <w:lvl w:ilvl="4" w:tentative="1">
+      <w:start w:val="1"/>
+      <w:numFmt w:val="bullet"/>
+      <w:lvlText w:val=""/>
+      <w:lvlJc w:val="left"/>
+      <w:pPr>
+        <w:tabs>
+          <w:tab w:val="num" w:pos="3600"/>
+        </w:tabs>
+        <w:ind w:left="3600" w:hanging="360"/>
+      </w:pPr>
+      <w:rPr>
+        <w:rFonts w:ascii="Wingdings" w:hAnsi="Wingdings" w:hint="default"/>
+        <w:sz w:val="20"/>
+      </w:rPr>
+    </w:lvl>
+    <w:lvl w:ilvl="5" w:tentative="1">
+      <w:start w:val="1"/>
+      <w:numFmt w:val="bullet"/>
+      <w:lvlText w:val=""/>
+      <w:lvlJc w:val="left"/>
+      <w:pPr>
+        <w:tabs>
+          <w:tab w:val="num" w:pos="4320"/>
+        </w:tabs>
+        <w:ind w:left="4320" w:hanging="360"/>
+      </w:pPr>
+      <w:rPr>
+        <w:rFonts w:ascii="Wingdings" w:hAnsi="Wingdings" w:hint="default"/>
+        <w:sz w:val="20"/>
+      </w:rPr>
+    </w:lvl>
+    <w:lvl w:ilvl="6" w:tentative="1">
+      <w:start w:val="1"/>
+      <w:numFmt w:val="bullet"/>
+      <w:lvlText w:val=""/>
+      <w:lvlJc w:val="left"/>
+      <w:pPr>
+        <w:tabs>
+          <w:tab w:val="num" w:pos="5040"/>
+        </w:tabs>
+        <w:ind w:left="5040" w:hanging="360"/>
+      </w:pPr>
+      <w:rPr>
+        <w:rFonts w:ascii="Wingdings" w:hAnsi="Wingdings" w:hint="default"/>
+        <w:sz w:val="20"/>
+      </w:rPr>
+    </w:lvl>
+    <w:lvl w:ilvl="7" w:tentative="1">
+      <w:start w:val="1"/>
+      <w:numFmt w:val="bullet"/>
+      <w:lvlText w:val=""/>
+      <w:lvlJc w:val="left"/>
+      <w:pPr>
+        <w:tabs>
+          <w:tab w:val="num" w:pos="5760"/>
+        </w:tabs>
+        <w:ind w:left="5760" w:hanging="360"/>
+      </w:pPr>
+      <w:rPr>
+        <w:rFonts w:ascii="Wingdings" w:hAnsi="Wingdings" w:hint="default"/>
+        <w:sz w:val="20"/>
+      </w:rPr>
+    </w:lvl>
+    <w:lvl w:ilvl="8" w:tentative="1">
+      <w:start w:val="1"/>
+      <w:numFmt w:val="bullet"/>
+      <w:lvlText w:val=""/>
+      <w:lvlJc w:val="left"/>
+      <w:pPr>
+        <w:tabs>
+          <w:tab w:val="num" w:pos="6480"/>
+        </w:tabs>
+        <w:ind w:left="6480" w:hanging="360"/>
+      </w:pPr>
+      <w:rPr>
+        <w:rFonts w:ascii="Wingdings" w:hAnsi="Wingdings" w:hint="default"/>
+        <w:sz w:val="20"/>
+      </w:rPr>
+    </w:lvl>
+  </w:abstractNum>
+  <w:abstractNum w:abstractNumId="2" w15:restartNumberingAfterBreak="0">
     <w:nsid w:val="09AE133D"/>
     <w:multiLevelType w:val="multilevel"/>
     <w:tmpl w:val="74B0E6DC"/>
@@ -7022,7 +9367,7 @@
       </w:rPr>
     </w:lvl>
   </w:abstractNum>
-  <w:abstractNum w:abstractNumId="2" w15:restartNumberingAfterBreak="0">
+  <w:abstractNum w:abstractNumId="3" w15:restartNumberingAfterBreak="0">
     <w:nsid w:val="160A3CF3"/>
     <w:multiLevelType w:val="multilevel"/>
     <w:tmpl w:val="CC92BBA4"/>
@@ -7171,7 +9516,7 @@
       </w:rPr>
     </w:lvl>
   </w:abstractNum>
-  <w:abstractNum w:abstractNumId="3" w15:restartNumberingAfterBreak="0">
+  <w:abstractNum w:abstractNumId="4" w15:restartNumberingAfterBreak="0">
     <w:nsid w:val="1A26560A"/>
     <w:multiLevelType w:val="multilevel"/>
     <w:tmpl w:val="2C668994"/>
@@ -7284,7 +9629,156 @@
       </w:pPr>
     </w:lvl>
   </w:abstractNum>
-  <w:abstractNum w:abstractNumId="4" w15:restartNumberingAfterBreak="0">
+  <w:abstractNum w:abstractNumId="5" w15:restartNumberingAfterBreak="0">
+    <w:nsid w:val="1D586067"/>
+    <w:multiLevelType w:val="multilevel"/>
+    <w:tmpl w:val="13F03DC0"/>
+    <w:lvl w:ilvl="0">
+      <w:start w:val="1"/>
+      <w:numFmt w:val="bullet"/>
+      <w:lvlText w:val=""/>
+      <w:lvlJc w:val="left"/>
+      <w:pPr>
+        <w:tabs>
+          <w:tab w:val="num" w:pos="720"/>
+        </w:tabs>
+        <w:ind w:left="720" w:hanging="360"/>
+      </w:pPr>
+      <w:rPr>
+        <w:rFonts w:ascii="Symbol" w:hAnsi="Symbol" w:hint="default"/>
+        <w:sz w:val="20"/>
+      </w:rPr>
+    </w:lvl>
+    <w:lvl w:ilvl="1" w:tentative="1">
+      <w:start w:val="1"/>
+      <w:numFmt w:val="bullet"/>
+      <w:lvlText w:val="o"/>
+      <w:lvlJc w:val="left"/>
+      <w:pPr>
+        <w:tabs>
+          <w:tab w:val="num" w:pos="1440"/>
+        </w:tabs>
+        <w:ind w:left="1440" w:hanging="360"/>
+      </w:pPr>
+      <w:rPr>
+        <w:rFonts w:ascii="Courier New" w:hAnsi="Courier New" w:hint="default"/>
+        <w:sz w:val="20"/>
+      </w:rPr>
+    </w:lvl>
+    <w:lvl w:ilvl="2" w:tentative="1">
+      <w:start w:val="1"/>
+      <w:numFmt w:val="bullet"/>
+      <w:lvlText w:val=""/>
+      <w:lvlJc w:val="left"/>
+      <w:pPr>
+        <w:tabs>
+          <w:tab w:val="num" w:pos="2160"/>
+        </w:tabs>
+        <w:ind w:left="2160" w:hanging="360"/>
+      </w:pPr>
+      <w:rPr>
+        <w:rFonts w:ascii="Wingdings" w:hAnsi="Wingdings" w:hint="default"/>
+        <w:sz w:val="20"/>
+      </w:rPr>
+    </w:lvl>
+    <w:lvl w:ilvl="3" w:tentative="1">
+      <w:start w:val="1"/>
+      <w:numFmt w:val="bullet"/>
+      <w:lvlText w:val=""/>
+      <w:lvlJc w:val="left"/>
+      <w:pPr>
+        <w:tabs>
+          <w:tab w:val="num" w:pos="2880"/>
+        </w:tabs>
+        <w:ind w:left="2880" w:hanging="360"/>
+      </w:pPr>
+      <w:rPr>
+        <w:rFonts w:ascii="Wingdings" w:hAnsi="Wingdings" w:hint="default"/>
+        <w:sz w:val="20"/>
+      </w:rPr>
+    </w:lvl>
+    <w:lvl w:ilvl="4" w:tentative="1">
+      <w:start w:val="1"/>
+      <w:numFmt w:val="bullet"/>
+      <w:lvlText w:val=""/>
+      <w:lvlJc w:val="left"/>
+      <w:pPr>
+        <w:tabs>
+          <w:tab w:val="num" w:pos="3600"/>
+        </w:tabs>
+        <w:ind w:left="3600" w:hanging="360"/>
+      </w:pPr>
+      <w:rPr>
+        <w:rFonts w:ascii="Wingdings" w:hAnsi="Wingdings" w:hint="default"/>
+        <w:sz w:val="20"/>
+      </w:rPr>
+    </w:lvl>
+    <w:lvl w:ilvl="5" w:tentative="1">
+      <w:start w:val="1"/>
+      <w:numFmt w:val="bullet"/>
+      <w:lvlText w:val=""/>
+      <w:lvlJc w:val="left"/>
+      <w:pPr>
+        <w:tabs>
+          <w:tab w:val="num" w:pos="4320"/>
+        </w:tabs>
+        <w:ind w:left="4320" w:hanging="360"/>
+      </w:pPr>
+      <w:rPr>
+        <w:rFonts w:ascii="Wingdings" w:hAnsi="Wingdings" w:hint="default"/>
+        <w:sz w:val="20"/>
+      </w:rPr>
+    </w:lvl>
+    <w:lvl w:ilvl="6" w:tentative="1">
+      <w:start w:val="1"/>
+      <w:numFmt w:val="bullet"/>
+      <w:lvlText w:val=""/>
+      <w:lvlJc w:val="left"/>
+      <w:pPr>
+        <w:tabs>
+          <w:tab w:val="num" w:pos="5040"/>
+        </w:tabs>
+        <w:ind w:left="5040" w:hanging="360"/>
+      </w:pPr>
+      <w:rPr>
+        <w:rFonts w:ascii="Wingdings" w:hAnsi="Wingdings" w:hint="default"/>
+        <w:sz w:val="20"/>
+      </w:rPr>
+    </w:lvl>
+    <w:lvl w:ilvl="7" w:tentative="1">
+      <w:start w:val="1"/>
+      <w:numFmt w:val="bullet"/>
+      <w:lvlText w:val=""/>
+      <w:lvlJc w:val="left"/>
+      <w:pPr>
+        <w:tabs>
+          <w:tab w:val="num" w:pos="5760"/>
+        </w:tabs>
+        <w:ind w:left="5760" w:hanging="360"/>
+      </w:pPr>
+      <w:rPr>
+        <w:rFonts w:ascii="Wingdings" w:hAnsi="Wingdings" w:hint="default"/>
+        <w:sz w:val="20"/>
+      </w:rPr>
+    </w:lvl>
+    <w:lvl w:ilvl="8" w:tentative="1">
+      <w:start w:val="1"/>
+      <w:numFmt w:val="bullet"/>
+      <w:lvlText w:val=""/>
+      <w:lvlJc w:val="left"/>
+      <w:pPr>
+        <w:tabs>
+          <w:tab w:val="num" w:pos="6480"/>
+        </w:tabs>
+        <w:ind w:left="6480" w:hanging="360"/>
+      </w:pPr>
+      <w:rPr>
+        <w:rFonts w:ascii="Wingdings" w:hAnsi="Wingdings" w:hint="default"/>
+        <w:sz w:val="20"/>
+      </w:rPr>
+    </w:lvl>
+  </w:abstractNum>
+  <w:abstractNum w:abstractNumId="6" w15:restartNumberingAfterBreak="0">
     <w:nsid w:val="22E15A75"/>
     <w:multiLevelType w:val="multilevel"/>
     <w:tmpl w:val="F6FA9E34"/>
@@ -7433,7 +9927,7 @@
       </w:rPr>
     </w:lvl>
   </w:abstractNum>
-  <w:abstractNum w:abstractNumId="5" w15:restartNumberingAfterBreak="0">
+  <w:abstractNum w:abstractNumId="7" w15:restartNumberingAfterBreak="0">
     <w:nsid w:val="31233DCE"/>
     <w:multiLevelType w:val="multilevel"/>
     <w:tmpl w:val="6B6C8ECA"/>
@@ -7582,7 +10076,7 @@
       </w:rPr>
     </w:lvl>
   </w:abstractNum>
-  <w:abstractNum w:abstractNumId="6" w15:restartNumberingAfterBreak="0">
+  <w:abstractNum w:abstractNumId="8" w15:restartNumberingAfterBreak="0">
     <w:nsid w:val="327F682E"/>
     <w:multiLevelType w:val="multilevel"/>
     <w:tmpl w:val="F2F06D80"/>
@@ -7731,7 +10225,128 @@
       </w:rPr>
     </w:lvl>
   </w:abstractNum>
-  <w:abstractNum w:abstractNumId="7" w15:restartNumberingAfterBreak="0">
+  <w:abstractNum w:abstractNumId="9" w15:restartNumberingAfterBreak="0">
+    <w:nsid w:val="3879310B"/>
+    <w:multiLevelType w:val="multilevel"/>
+    <w:tmpl w:val="6C542C40"/>
+    <w:lvl w:ilvl="0">
+      <w:start w:val="1"/>
+      <w:numFmt w:val="decimal"/>
+      <w:lvlText w:val="%1."/>
+      <w:lvlJc w:val="left"/>
+      <w:pPr>
+        <w:tabs>
+          <w:tab w:val="num" w:pos="720"/>
+        </w:tabs>
+        <w:ind w:left="720" w:hanging="360"/>
+      </w:pPr>
+    </w:lvl>
+    <w:lvl w:ilvl="1">
+      <w:start w:val="1"/>
+      <w:numFmt w:val="bullet"/>
+      <w:lvlText w:val="o"/>
+      <w:lvlJc w:val="left"/>
+      <w:pPr>
+        <w:tabs>
+          <w:tab w:val="num" w:pos="1440"/>
+        </w:tabs>
+        <w:ind w:left="1440" w:hanging="360"/>
+      </w:pPr>
+      <w:rPr>
+        <w:rFonts w:ascii="Courier New" w:hAnsi="Courier New" w:hint="default"/>
+        <w:sz w:val="20"/>
+      </w:rPr>
+    </w:lvl>
+    <w:lvl w:ilvl="2">
+      <w:start w:val="1"/>
+      <w:numFmt w:val="bullet"/>
+      <w:lvlText w:val=""/>
+      <w:lvlJc w:val="left"/>
+      <w:pPr>
+        <w:tabs>
+          <w:tab w:val="num" w:pos="2160"/>
+        </w:tabs>
+        <w:ind w:left="2160" w:hanging="360"/>
+      </w:pPr>
+      <w:rPr>
+        <w:rFonts w:ascii="Wingdings" w:hAnsi="Wingdings" w:hint="default"/>
+        <w:sz w:val="20"/>
+      </w:rPr>
+    </w:lvl>
+    <w:lvl w:ilvl="3" w:tentative="1">
+      <w:start w:val="1"/>
+      <w:numFmt w:val="decimal"/>
+      <w:lvlText w:val="%4."/>
+      <w:lvlJc w:val="left"/>
+      <w:pPr>
+        <w:tabs>
+          <w:tab w:val="num" w:pos="2880"/>
+        </w:tabs>
+        <w:ind w:left="2880" w:hanging="360"/>
+      </w:pPr>
+    </w:lvl>
+    <w:lvl w:ilvl="4" w:tentative="1">
+      <w:start w:val="1"/>
+      <w:numFmt w:val="decimal"/>
+      <w:lvlText w:val="%5."/>
+      <w:lvlJc w:val="left"/>
+      <w:pPr>
+        <w:tabs>
+          <w:tab w:val="num" w:pos="3600"/>
+        </w:tabs>
+        <w:ind w:left="3600" w:hanging="360"/>
+      </w:pPr>
+    </w:lvl>
+    <w:lvl w:ilvl="5" w:tentative="1">
+      <w:start w:val="1"/>
+      <w:numFmt w:val="decimal"/>
+      <w:lvlText w:val="%6."/>
+      <w:lvlJc w:val="left"/>
+      <w:pPr>
+        <w:tabs>
+          <w:tab w:val="num" w:pos="4320"/>
+        </w:tabs>
+        <w:ind w:left="4320" w:hanging="360"/>
+      </w:pPr>
+    </w:lvl>
+    <w:lvl w:ilvl="6" w:tentative="1">
+      <w:start w:val="1"/>
+      <w:numFmt w:val="decimal"/>
+      <w:lvlText w:val="%7."/>
+      <w:lvlJc w:val="left"/>
+      <w:pPr>
+        <w:tabs>
+          <w:tab w:val="num" w:pos="5040"/>
+        </w:tabs>
+        <w:ind w:left="5040" w:hanging="360"/>
+      </w:pPr>
+    </w:lvl>
+    <w:lvl w:ilvl="7" w:tentative="1">
+      <w:start w:val="1"/>
+      <w:numFmt w:val="decimal"/>
+      <w:lvlText w:val="%8."/>
+      <w:lvlJc w:val="left"/>
+      <w:pPr>
+        <w:tabs>
+          <w:tab w:val="num" w:pos="5760"/>
+        </w:tabs>
+        <w:ind w:left="5760" w:hanging="360"/>
+      </w:pPr>
+    </w:lvl>
+    <w:lvl w:ilvl="8" w:tentative="1">
+      <w:start w:val="1"/>
+      <w:numFmt w:val="decimal"/>
+      <w:lvlText w:val="%9."/>
+      <w:lvlJc w:val="left"/>
+      <w:pPr>
+        <w:tabs>
+          <w:tab w:val="num" w:pos="6480"/>
+        </w:tabs>
+        <w:ind w:left="6480" w:hanging="360"/>
+      </w:pPr>
+    </w:lvl>
+  </w:abstractNum>
+  <w:abstractNum w:abstractNumId="10" w15:restartNumberingAfterBreak="0">
     <w:nsid w:val="38CD4E20"/>
     <w:multiLevelType w:val="hybridMultilevel"/>
     <w:tmpl w:val="FE92CB46"/>
@@ -7820,7 +10435,7 @@
       </w:pPr>
     </w:lvl>
   </w:abstractNum>
-  <w:abstractNum w:abstractNumId="8" w15:restartNumberingAfterBreak="0">
+  <w:abstractNum w:abstractNumId="11" w15:restartNumberingAfterBreak="0">
     <w:nsid w:val="3D645FE0"/>
     <w:multiLevelType w:val="multilevel"/>
     <w:tmpl w:val="C26059D8"/>
@@ -7969,7 +10584,156 @@
       </w:rPr>
     </w:lvl>
   </w:abstractNum>
-  <w:abstractNum w:abstractNumId="9" w15:restartNumberingAfterBreak="0">
+  <w:abstractNum w:abstractNumId="12" w15:restartNumberingAfterBreak="0">
+    <w:nsid w:val="429049C5"/>
+    <w:multiLevelType w:val="multilevel"/>
+    <w:tmpl w:val="BFEA140C"/>
+    <w:lvl w:ilvl="0">
+      <w:start w:val="1"/>
+      <w:numFmt w:val="bullet"/>
+      <w:lvlText w:val=""/>
+      <w:lvlJc w:val="left"/>
+      <w:pPr>
+        <w:tabs>
+          <w:tab w:val="num" w:pos="720"/>
+        </w:tabs>
+        <w:ind w:left="720" w:hanging="360"/>
+      </w:pPr>
+      <w:rPr>
+        <w:rFonts w:ascii="Symbol" w:hAnsi="Symbol" w:hint="default"/>
+        <w:sz w:val="20"/>
+      </w:rPr>
+    </w:lvl>
+    <w:lvl w:ilvl="1" w:tentative="1">
+      <w:start w:val="1"/>
+      <w:numFmt w:val="bullet"/>
+      <w:lvlText w:val="o"/>
+      <w:lvlJc w:val="left"/>
+      <w:pPr>
+        <w:tabs>
+          <w:tab w:val="num" w:pos="1440"/>
+        </w:tabs>
+        <w:ind w:left="1440" w:hanging="360"/>
+      </w:pPr>
+      <w:rPr>
+        <w:rFonts w:ascii="Courier New" w:hAnsi="Courier New" w:hint="default"/>
+        <w:sz w:val="20"/>
+      </w:rPr>
+    </w:lvl>
+    <w:lvl w:ilvl="2" w:tentative="1">
+      <w:start w:val="1"/>
+      <w:numFmt w:val="bullet"/>
+      <w:lvlText w:val=""/>
+      <w:lvlJc w:val="left"/>
+      <w:pPr>
+        <w:tabs>
+          <w:tab w:val="num" w:pos="2160"/>
+        </w:tabs>
+        <w:ind w:left="2160" w:hanging="360"/>
+      </w:pPr>
+      <w:rPr>
+        <w:rFonts w:ascii="Wingdings" w:hAnsi="Wingdings" w:hint="default"/>
+        <w:sz w:val="20"/>
+      </w:rPr>
+    </w:lvl>
+    <w:lvl w:ilvl="3" w:tentative="1">
+      <w:start w:val="1"/>
+      <w:numFmt w:val="bullet"/>
+      <w:lvlText w:val=""/>
+      <w:lvlJc w:val="left"/>
+      <w:pPr>
+        <w:tabs>
+          <w:tab w:val="num" w:pos="2880"/>
+        </w:tabs>
+        <w:ind w:left="2880" w:hanging="360"/>
+      </w:pPr>
+      <w:rPr>
+        <w:rFonts w:ascii="Wingdings" w:hAnsi="Wingdings" w:hint="default"/>
+        <w:sz w:val="20"/>
+      </w:rPr>
+    </w:lvl>
+    <w:lvl w:ilvl="4" w:tentative="1">
+      <w:start w:val="1"/>
+      <w:numFmt w:val="bullet"/>
+      <w:lvlText w:val=""/>
+      <w:lvlJc w:val="left"/>
+      <w:pPr>
+        <w:tabs>
+          <w:tab w:val="num" w:pos="3600"/>
+        </w:tabs>
+        <w:ind w:left="3600" w:hanging="360"/>
+      </w:pPr>
+      <w:rPr>
+        <w:rFonts w:ascii="Wingdings" w:hAnsi="Wingdings" w:hint="default"/>
+        <w:sz w:val="20"/>
+      </w:rPr>
+    </w:lvl>
+    <w:lvl w:ilvl="5" w:tentative="1">
+      <w:start w:val="1"/>
+      <w:numFmt w:val="bullet"/>
+      <w:lvlText w:val=""/>
+      <w:lvlJc w:val="left"/>
+      <w:pPr>
+        <w:tabs>
+          <w:tab w:val="num" w:pos="4320"/>
+        </w:tabs>
+        <w:ind w:left="4320" w:hanging="360"/>
+      </w:pPr>
+      <w:rPr>
+        <w:rFonts w:ascii="Wingdings" w:hAnsi="Wingdings" w:hint="default"/>
+        <w:sz w:val="20"/>
+      </w:rPr>
+    </w:lvl>
+    <w:lvl w:ilvl="6" w:tentative="1">
+      <w:start w:val="1"/>
+      <w:numFmt w:val="bullet"/>
+      <w:lvlText w:val=""/>
+      <w:lvlJc w:val="left"/>
+      <w:pPr>
+        <w:tabs>
+          <w:tab w:val="num" w:pos="5040"/>
+        </w:tabs>
+        <w:ind w:left="5040" w:hanging="360"/>
+      </w:pPr>
+      <w:rPr>
+        <w:rFonts w:ascii="Wingdings" w:hAnsi="Wingdings" w:hint="default"/>
+        <w:sz w:val="20"/>
+      </w:rPr>
+    </w:lvl>
+    <w:lvl w:ilvl="7" w:tentative="1">
+      <w:start w:val="1"/>
+      <w:numFmt w:val="bullet"/>
+      <w:lvlText w:val=""/>
+      <w:lvlJc w:val="left"/>
+      <w:pPr>
+        <w:tabs>
+          <w:tab w:val="num" w:pos="5760"/>
+        </w:tabs>
+        <w:ind w:left="5760" w:hanging="360"/>
+      </w:pPr>
+      <w:rPr>
+        <w:rFonts w:ascii="Wingdings" w:hAnsi="Wingdings" w:hint="default"/>
+        <w:sz w:val="20"/>
+      </w:rPr>
+    </w:lvl>
+    <w:lvl w:ilvl="8" w:tentative="1">
+      <w:start w:val="1"/>
+      <w:numFmt w:val="bullet"/>
+      <w:lvlText w:val=""/>
+      <w:lvlJc w:val="left"/>
+      <w:pPr>
+        <w:tabs>
+          <w:tab w:val="num" w:pos="6480"/>
+        </w:tabs>
+        <w:ind w:left="6480" w:hanging="360"/>
+      </w:pPr>
+      <w:rPr>
+        <w:rFonts w:ascii="Wingdings" w:hAnsi="Wingdings" w:hint="default"/>
+        <w:sz w:val="20"/>
+      </w:rPr>
+    </w:lvl>
+  </w:abstractNum>
+  <w:abstractNum w:abstractNumId="13" w15:restartNumberingAfterBreak="0">
     <w:nsid w:val="43C050C0"/>
     <w:multiLevelType w:val="multilevel"/>
     <w:tmpl w:val="1D7EEA66"/>
@@ -8082,7 +10846,7 @@
       </w:pPr>
     </w:lvl>
   </w:abstractNum>
-  <w:abstractNum w:abstractNumId="10" w15:restartNumberingAfterBreak="0">
+  <w:abstractNum w:abstractNumId="14" w15:restartNumberingAfterBreak="0">
     <w:nsid w:val="4D7E1D67"/>
     <w:multiLevelType w:val="multilevel"/>
     <w:tmpl w:val="46082404"/>
@@ -8195,7 +10959,156 @@
       </w:pPr>
     </w:lvl>
   </w:abstractNum>
-  <w:abstractNum w:abstractNumId="11" w15:restartNumberingAfterBreak="0">
+  <w:abstractNum w:abstractNumId="15" w15:restartNumberingAfterBreak="0">
+    <w:nsid w:val="50FC22B1"/>
+    <w:multiLevelType w:val="multilevel"/>
+    <w:tmpl w:val="3BE06AE4"/>
+    <w:lvl w:ilvl="0">
+      <w:start w:val="1"/>
+      <w:numFmt w:val="bullet"/>
+      <w:lvlText w:val=""/>
+      <w:lvlJc w:val="left"/>
+      <w:pPr>
+        <w:tabs>
+          <w:tab w:val="num" w:pos="720"/>
+        </w:tabs>
+        <w:ind w:left="720" w:hanging="360"/>
+      </w:pPr>
+      <w:rPr>
+        <w:rFonts w:ascii="Symbol" w:hAnsi="Symbol" w:hint="default"/>
+        <w:sz w:val="20"/>
+      </w:rPr>
+    </w:lvl>
+    <w:lvl w:ilvl="1">
+      <w:start w:val="1"/>
+      <w:numFmt w:val="bullet"/>
+      <w:lvlText w:val="o"/>
+      <w:lvlJc w:val="left"/>
+      <w:pPr>
+        <w:tabs>
+          <w:tab w:val="num" w:pos="1440"/>
+        </w:tabs>
+        <w:ind w:left="1440" w:hanging="360"/>
+      </w:pPr>
+      <w:rPr>
+        <w:rFonts w:ascii="Courier New" w:hAnsi="Courier New" w:hint="default"/>
+        <w:sz w:val="20"/>
+      </w:rPr>
+    </w:lvl>
+    <w:lvl w:ilvl="2" w:tentative="1">
+      <w:start w:val="1"/>
+      <w:numFmt w:val="bullet"/>
+      <w:lvlText w:val=""/>
+      <w:lvlJc w:val="left"/>
+      <w:pPr>
+        <w:tabs>
+          <w:tab w:val="num" w:pos="2160"/>
+        </w:tabs>
+        <w:ind w:left="2160" w:hanging="360"/>
+      </w:pPr>
+      <w:rPr>
+        <w:rFonts w:ascii="Wingdings" w:hAnsi="Wingdings" w:hint="default"/>
+        <w:sz w:val="20"/>
+      </w:rPr>
+    </w:lvl>
+    <w:lvl w:ilvl="3" w:tentative="1">
+      <w:start w:val="1"/>
+      <w:numFmt w:val="bullet"/>
+      <w:lvlText w:val=""/>
+      <w:lvlJc w:val="left"/>
+      <w:pPr>
+        <w:tabs>
+          <w:tab w:val="num" w:pos="2880"/>
+        </w:tabs>
+        <w:ind w:left="2880" w:hanging="360"/>
+      </w:pPr>
+      <w:rPr>
+        <w:rFonts w:ascii="Wingdings" w:hAnsi="Wingdings" w:hint="default"/>
+        <w:sz w:val="20"/>
+      </w:rPr>
+    </w:lvl>
+    <w:lvl w:ilvl="4" w:tentative="1">
+      <w:start w:val="1"/>
+      <w:numFmt w:val="bullet"/>
+      <w:lvlText w:val=""/>
+      <w:lvlJc w:val="left"/>
+      <w:pPr>
+        <w:tabs>
+          <w:tab w:val="num" w:pos="3600"/>
+        </w:tabs>
+        <w:ind w:left="3600" w:hanging="360"/>
+      </w:pPr>
+      <w:rPr>
+        <w:rFonts w:ascii="Wingdings" w:hAnsi="Wingdings" w:hint="default"/>
+        <w:sz w:val="20"/>
+      </w:rPr>
+    </w:lvl>
+    <w:lvl w:ilvl="5" w:tentative="1">
+      <w:start w:val="1"/>
+      <w:numFmt w:val="bullet"/>
+      <w:lvlText w:val=""/>
+      <w:lvlJc w:val="left"/>
+      <w:pPr>
+        <w:tabs>
+          <w:tab w:val="num" w:pos="4320"/>
+        </w:tabs>
+        <w:ind w:left="4320" w:hanging="360"/>
+      </w:pPr>
+      <w:rPr>
+        <w:rFonts w:ascii="Wingdings" w:hAnsi="Wingdings" w:hint="default"/>
+        <w:sz w:val="20"/>
+      </w:rPr>
+    </w:lvl>
+    <w:lvl w:ilvl="6" w:tentative="1">
+      <w:start w:val="1"/>
+      <w:numFmt w:val="bullet"/>
+      <w:lvlText w:val=""/>
+      <w:lvlJc w:val="left"/>
+      <w:pPr>
+        <w:tabs>
+          <w:tab w:val="num" w:pos="5040"/>
+        </w:tabs>
+        <w:ind w:left="5040" w:hanging="360"/>
+      </w:pPr>
+      <w:rPr>
+        <w:rFonts w:ascii="Wingdings" w:hAnsi="Wingdings" w:hint="default"/>
+        <w:sz w:val="20"/>
+      </w:rPr>
+    </w:lvl>
+    <w:lvl w:ilvl="7" w:tentative="1">
+      <w:start w:val="1"/>
+      <w:numFmt w:val="bullet"/>
+      <w:lvlText w:val=""/>
+      <w:lvlJc w:val="left"/>
+      <w:pPr>
+        <w:tabs>
+          <w:tab w:val="num" w:pos="5760"/>
+        </w:tabs>
+        <w:ind w:left="5760" w:hanging="360"/>
+      </w:pPr>
+      <w:rPr>
+        <w:rFonts w:ascii="Wingdings" w:hAnsi="Wingdings" w:hint="default"/>
+        <w:sz w:val="20"/>
+      </w:rPr>
+    </w:lvl>
+    <w:lvl w:ilvl="8" w:tentative="1">
+      <w:start w:val="1"/>
+      <w:numFmt w:val="bullet"/>
+      <w:lvlText w:val=""/>
+      <w:lvlJc w:val="left"/>
+      <w:pPr>
+        <w:tabs>
+          <w:tab w:val="num" w:pos="6480"/>
+        </w:tabs>
+        <w:ind w:left="6480" w:hanging="360"/>
+      </w:pPr>
+      <w:rPr>
+        <w:rFonts w:ascii="Wingdings" w:hAnsi="Wingdings" w:hint="default"/>
+        <w:sz w:val="20"/>
+      </w:rPr>
+    </w:lvl>
+  </w:abstractNum>
+  <w:abstractNum w:abstractNumId="16" w15:restartNumberingAfterBreak="0">
     <w:nsid w:val="55352C56"/>
     <w:multiLevelType w:val="hybridMultilevel"/>
     <w:tmpl w:val="C17AF468"/>
@@ -8284,7 +11197,7 @@
       </w:pPr>
     </w:lvl>
   </w:abstractNum>
-  <w:abstractNum w:abstractNumId="12" w15:restartNumberingAfterBreak="0">
+  <w:abstractNum w:abstractNumId="17" w15:restartNumberingAfterBreak="0">
     <w:nsid w:val="56FB2A2B"/>
     <w:multiLevelType w:val="multilevel"/>
     <w:tmpl w:val="D28E48CE"/>
@@ -8397,7 +11310,7 @@
       </w:pPr>
     </w:lvl>
   </w:abstractNum>
-  <w:abstractNum w:abstractNumId="13" w15:restartNumberingAfterBreak="0">
+  <w:abstractNum w:abstractNumId="18" w15:restartNumberingAfterBreak="0">
     <w:nsid w:val="6FBD64E7"/>
     <w:multiLevelType w:val="multilevel"/>
     <w:tmpl w:val="8FB47834"/>
@@ -8546,7 +11459,7 @@
       </w:rPr>
     </w:lvl>
   </w:abstractNum>
-  <w:abstractNum w:abstractNumId="14" w15:restartNumberingAfterBreak="0">
+  <w:abstractNum w:abstractNumId="19" w15:restartNumberingAfterBreak="0">
     <w:nsid w:val="73486126"/>
     <w:multiLevelType w:val="multilevel"/>
     <w:tmpl w:val="7CF67BF4"/>
@@ -8695,7 +11608,7 @@
       </w:rPr>
     </w:lvl>
   </w:abstractNum>
-  <w:abstractNum w:abstractNumId="15" w15:restartNumberingAfterBreak="0">
+  <w:abstractNum w:abstractNumId="20" w15:restartNumberingAfterBreak="0">
     <w:nsid w:val="77F430F6"/>
     <w:multiLevelType w:val="hybridMultilevel"/>
     <w:tmpl w:val="E3B88D80"/>
@@ -8784,7 +11697,7 @@
       </w:pPr>
     </w:lvl>
   </w:abstractNum>
-  <w:abstractNum w:abstractNumId="16" w15:restartNumberingAfterBreak="0">
+  <w:abstractNum w:abstractNumId="21" w15:restartNumberingAfterBreak="0">
     <w:nsid w:val="78262756"/>
     <w:multiLevelType w:val="multilevel"/>
     <w:tmpl w:val="B3320FAC"/>
@@ -8897,7 +11810,7 @@
       </w:pPr>
     </w:lvl>
   </w:abstractNum>
-  <w:abstractNum w:abstractNumId="17" w15:restartNumberingAfterBreak="0">
+  <w:abstractNum w:abstractNumId="22" w15:restartNumberingAfterBreak="0">
     <w:nsid w:val="7A0155EA"/>
     <w:multiLevelType w:val="multilevel"/>
     <w:tmpl w:val="73005E7A"/>
@@ -9010,7 +11923,7 @@
       </w:pPr>
     </w:lvl>
   </w:abstractNum>
-  <w:abstractNum w:abstractNumId="18" w15:restartNumberingAfterBreak="0">
+  <w:abstractNum w:abstractNumId="23" w15:restartNumberingAfterBreak="0">
     <w:nsid w:val="7ED632BF"/>
     <w:multiLevelType w:val="multilevel"/>
     <w:tmpl w:val="F6F017CC"/>
@@ -9160,61 +12073,76 @@
     </w:lvl>
   </w:abstractNum>
   <w:num w:numId="1" w16cid:durableId="548151899">
+    <w:abstractNumId w:val="8"/>
+  </w:num>
+  <w:num w:numId="2" w16cid:durableId="1449006039">
     <w:abstractNumId w:val="6"/>
   </w:num>
-  <w:num w:numId="2" w16cid:durableId="1449006039">
+  <w:num w:numId="3" w16cid:durableId="31152161">
+    <w:abstractNumId w:val="14"/>
+  </w:num>
+  <w:num w:numId="4" w16cid:durableId="2062895452">
+    <w:abstractNumId w:val="20"/>
+  </w:num>
+  <w:num w:numId="5" w16cid:durableId="949896522">
+    <w:abstractNumId w:val="16"/>
+  </w:num>
+  <w:num w:numId="6" w16cid:durableId="543445449">
+    <w:abstractNumId w:val="7"/>
+  </w:num>
+  <w:num w:numId="7" w16cid:durableId="803498329">
+    <w:abstractNumId w:val="17"/>
+  </w:num>
+  <w:num w:numId="8" w16cid:durableId="1874151505">
+    <w:abstractNumId w:val="13"/>
+  </w:num>
+  <w:num w:numId="9" w16cid:durableId="705839741">
     <w:abstractNumId w:val="4"/>
   </w:num>
-  <w:num w:numId="3" w16cid:durableId="31152161">
+  <w:num w:numId="10" w16cid:durableId="1293827610">
+    <w:abstractNumId w:val="21"/>
+  </w:num>
+  <w:num w:numId="11" w16cid:durableId="1218130318">
     <w:abstractNumId w:val="10"/>
   </w:num>
-  <w:num w:numId="4" w16cid:durableId="2062895452">
-    <w:abstractNumId w:val="15"/>
+  <w:num w:numId="12" w16cid:durableId="336346935">
+    <w:abstractNumId w:val="3"/>
   </w:num>
-  <w:num w:numId="5" w16cid:durableId="949896522">
+  <w:num w:numId="13" w16cid:durableId="767503906">
+    <w:abstractNumId w:val="23"/>
+  </w:num>
+  <w:num w:numId="14" w16cid:durableId="604002169">
+    <w:abstractNumId w:val="2"/>
+  </w:num>
+  <w:num w:numId="15" w16cid:durableId="51393543">
+    <w:abstractNumId w:val="22"/>
+  </w:num>
+  <w:num w:numId="16" w16cid:durableId="94594747">
     <w:abstractNumId w:val="11"/>
   </w:num>
-  <w:num w:numId="6" w16cid:durableId="543445449">
-    <w:abstractNumId w:val="5"/>
-  </w:num>
-  <w:num w:numId="7" w16cid:durableId="803498329">
-    <w:abstractNumId w:val="12"/>
-  </w:num>
-  <w:num w:numId="8" w16cid:durableId="1874151505">
-    <w:abstractNumId w:val="9"/>
-  </w:num>
-  <w:num w:numId="9" w16cid:durableId="705839741">
-    <w:abstractNumId w:val="3"/>
-  </w:num>
-  <w:num w:numId="10" w16cid:durableId="1293827610">
-    <w:abstractNumId w:val="16"/>
-  </w:num>
-  <w:num w:numId="11" w16cid:durableId="1218130318">
-    <w:abstractNumId w:val="7"/>
-  </w:num>
-  <w:num w:numId="12" w16cid:durableId="336346935">
-    <w:abstractNumId w:val="2"/>
-  </w:num>
-  <w:num w:numId="13" w16cid:durableId="767503906">
+  <w:num w:numId="17" w16cid:durableId="1947037119">
     <w:abstractNumId w:val="18"/>
-  </w:num>
-  <w:num w:numId="14" w16cid:durableId="604002169">
-    <w:abstractNumId w:val="1"/>
-  </w:num>
-  <w:num w:numId="15" w16cid:durableId="51393543">
-    <w:abstractNumId w:val="17"/>
-  </w:num>
-  <w:num w:numId="16" w16cid:durableId="94594747">
-    <w:abstractNumId w:val="8"/>
-  </w:num>
-  <w:num w:numId="17" w16cid:durableId="1947037119">
-    <w:abstractNumId w:val="13"/>
   </w:num>
   <w:num w:numId="18" w16cid:durableId="1183318972">
     <w:abstractNumId w:val="0"/>
   </w:num>
   <w:num w:numId="19" w16cid:durableId="1903708170">
-    <w:abstractNumId w:val="14"/>
+    <w:abstractNumId w:val="19"/>
+  </w:num>
+  <w:num w:numId="20" w16cid:durableId="242642197">
+    <w:abstractNumId w:val="9"/>
+  </w:num>
+  <w:num w:numId="21" w16cid:durableId="713819342">
+    <w:abstractNumId w:val="5"/>
+  </w:num>
+  <w:num w:numId="22" w16cid:durableId="840704383">
+    <w:abstractNumId w:val="1"/>
+  </w:num>
+  <w:num w:numId="23" w16cid:durableId="825777938">
+    <w:abstractNumId w:val="12"/>
+  </w:num>
+  <w:num w:numId="24" w16cid:durableId="139881299">
+    <w:abstractNumId w:val="15"/>
   </w:num>
 </w:numbering>
 </file>
@@ -9619,7 +12547,7 @@
   <w:style w:type="paragraph" w:default="1" w:styleId="Normal">
     <w:name w:val="Normal"/>
     <w:qFormat/>
-    <w:rsid w:val="00E53CCB"/>
+    <w:rsid w:val="00496914"/>
     <w:pPr>
       <w:spacing w:after="0" w:line="240" w:lineRule="auto"/>
     </w:pPr>
@@ -10148,7 +13076,6 @@
     <w:name w:val="Normal (Web)"/>
     <w:basedOn w:val="Normal"/>
     <w:uiPriority w:val="99"/>
-    <w:semiHidden/>
     <w:unhideWhenUsed/>
     <w:rsid w:val="003B68EF"/>
     <w:pPr>

--- a/help/Technical Document.docx
+++ b/help/Technical Document.docx
@@ -683,27 +683,7 @@
           <w:sz w:val="18"/>
           <w:szCs w:val="18"/>
         </w:rPr>
-        <w:t xml:space="preserve">Figure. </w:t>
-      </w:r>
-      <w:r>
-        <w:rPr>
-          <w:b/>
-          <w:bCs/>
-          <w:color w:val="000000"/>
-          <w:sz w:val="18"/>
-          <w:szCs w:val="18"/>
-        </w:rPr>
-        <w:t>2</w:t>
-      </w:r>
-      <w:r>
-        <w:rPr>
-          <w:b/>
-          <w:bCs/>
-          <w:color w:val="000000"/>
-          <w:sz w:val="18"/>
-          <w:szCs w:val="18"/>
-        </w:rPr>
-        <w:t>.</w:t>
+        <w:t>Figure. 2.</w:t>
       </w:r>
       <w:r>
         <w:rPr>
@@ -743,15 +723,7 @@
           <w:sz w:val="18"/>
           <w:szCs w:val="18"/>
         </w:rPr>
-        <w:t xml:space="preserve"> </w:t>
-      </w:r>
-      <w:r>
-        <w:rPr>
-          <w:color w:val="000000"/>
-          <w:sz w:val="18"/>
-          <w:szCs w:val="18"/>
-        </w:rPr>
-        <w:t xml:space="preserve">KPI generated by &amp; interactive bluebook that was generated by </w:t>
+        <w:t xml:space="preserve"> KPI generated by &amp; interactive bluebook that was generated by </w:t>
       </w:r>
       <w:r>
         <w:rPr>
@@ -851,27 +823,7 @@
           <w:sz w:val="18"/>
           <w:szCs w:val="18"/>
         </w:rPr>
-        <w:t xml:space="preserve">Figure. </w:t>
-      </w:r>
-      <w:r>
-        <w:rPr>
-          <w:b/>
-          <w:bCs/>
-          <w:color w:val="000000"/>
-          <w:sz w:val="18"/>
-          <w:szCs w:val="18"/>
-        </w:rPr>
-        <w:t>3</w:t>
-      </w:r>
-      <w:r>
-        <w:rPr>
-          <w:b/>
-          <w:bCs/>
-          <w:color w:val="000000"/>
-          <w:sz w:val="18"/>
-          <w:szCs w:val="18"/>
-        </w:rPr>
-        <w:t>.</w:t>
+        <w:t>Figure. 3.</w:t>
       </w:r>
       <w:r>
         <w:rPr>
@@ -887,31 +839,7 @@
           <w:sz w:val="18"/>
           <w:szCs w:val="18"/>
         </w:rPr>
-        <w:t xml:space="preserve"> </w:t>
-      </w:r>
-      <w:r>
-        <w:rPr>
-          <w:color w:val="000000"/>
-          <w:sz w:val="18"/>
-          <w:szCs w:val="18"/>
-        </w:rPr>
-        <w:t>[</w:t>
-      </w:r>
-      <w:r>
-        <w:rPr>
-          <w:color w:val="000000"/>
-          <w:sz w:val="18"/>
-          <w:szCs w:val="18"/>
-        </w:rPr>
-        <w:t>Daily Feedstock Throughput (tons/day)</w:t>
-      </w:r>
-      <w:r>
-        <w:rPr>
-          <w:color w:val="000000"/>
-          <w:sz w:val="18"/>
-          <w:szCs w:val="18"/>
-        </w:rPr>
-        <w:t xml:space="preserve">] </w:t>
+        <w:t xml:space="preserve"> [Daily Feedstock Throughput (tons/day)] </w:t>
       </w:r>
       <w:r>
         <w:rPr>
@@ -3129,10 +3057,193 @@
     </w:p>
     <w:p/>
     <w:p>
-      <w:r>
+      <w:pPr>
         <w:rPr>
           <w:highlight w:val="yellow"/>
         </w:rPr>
+      </w:pPr>
+    </w:p>
+    <w:p>
+      <w:pPr>
+        <w:rPr>
+          <w:highlight w:val="yellow"/>
+        </w:rPr>
+      </w:pPr>
+    </w:p>
+    <w:p>
+      <w:pPr>
+        <w:rPr>
+          <w:highlight w:val="yellow"/>
+        </w:rPr>
+      </w:pPr>
+    </w:p>
+    <w:p>
+      <w:pPr>
+        <w:rPr>
+          <w:highlight w:val="yellow"/>
+        </w:rPr>
+      </w:pPr>
+    </w:p>
+    <w:p>
+      <w:pPr>
+        <w:rPr>
+          <w:highlight w:val="yellow"/>
+        </w:rPr>
+      </w:pPr>
+    </w:p>
+    <w:p>
+      <w:pPr>
+        <w:rPr>
+          <w:highlight w:val="yellow"/>
+        </w:rPr>
+      </w:pPr>
+    </w:p>
+    <w:p>
+      <w:pPr>
+        <w:rPr>
+          <w:highlight w:val="yellow"/>
+        </w:rPr>
+      </w:pPr>
+    </w:p>
+    <w:p>
+      <w:pPr>
+        <w:rPr>
+          <w:highlight w:val="yellow"/>
+        </w:rPr>
+      </w:pPr>
+    </w:p>
+    <w:p>
+      <w:pPr>
+        <w:rPr>
+          <w:highlight w:val="yellow"/>
+        </w:rPr>
+      </w:pPr>
+    </w:p>
+    <w:p>
+      <w:pPr>
+        <w:rPr>
+          <w:highlight w:val="yellow"/>
+        </w:rPr>
+      </w:pPr>
+    </w:p>
+    <w:p>
+      <w:pPr>
+        <w:rPr>
+          <w:highlight w:val="yellow"/>
+        </w:rPr>
+      </w:pPr>
+    </w:p>
+    <w:p>
+      <w:pPr>
+        <w:rPr>
+          <w:highlight w:val="yellow"/>
+        </w:rPr>
+      </w:pPr>
+    </w:p>
+    <w:p>
+      <w:pPr>
+        <w:rPr>
+          <w:highlight w:val="yellow"/>
+        </w:rPr>
+      </w:pPr>
+    </w:p>
+    <w:p>
+      <w:pPr>
+        <w:rPr>
+          <w:highlight w:val="yellow"/>
+        </w:rPr>
+      </w:pPr>
+    </w:p>
+    <w:p>
+      <w:pPr>
+        <w:rPr>
+          <w:highlight w:val="yellow"/>
+        </w:rPr>
+      </w:pPr>
+    </w:p>
+    <w:p>
+      <w:pPr>
+        <w:rPr>
+          <w:highlight w:val="yellow"/>
+        </w:rPr>
+      </w:pPr>
+    </w:p>
+    <w:p>
+      <w:pPr>
+        <w:rPr>
+          <w:highlight w:val="yellow"/>
+        </w:rPr>
+      </w:pPr>
+    </w:p>
+    <w:p>
+      <w:pPr>
+        <w:rPr>
+          <w:highlight w:val="yellow"/>
+        </w:rPr>
+      </w:pPr>
+    </w:p>
+    <w:p>
+      <w:pPr>
+        <w:rPr>
+          <w:highlight w:val="yellow"/>
+        </w:rPr>
+      </w:pPr>
+    </w:p>
+    <w:p>
+      <w:pPr>
+        <w:rPr>
+          <w:highlight w:val="yellow"/>
+        </w:rPr>
+      </w:pPr>
+    </w:p>
+    <w:p>
+      <w:pPr>
+        <w:rPr>
+          <w:highlight w:val="yellow"/>
+        </w:rPr>
+      </w:pPr>
+    </w:p>
+    <w:p>
+      <w:pPr>
+        <w:rPr>
+          <w:highlight w:val="yellow"/>
+        </w:rPr>
+      </w:pPr>
+    </w:p>
+    <w:p>
+      <w:pPr>
+        <w:rPr>
+          <w:highlight w:val="yellow"/>
+        </w:rPr>
+      </w:pPr>
+    </w:p>
+    <w:p>
+      <w:pPr>
+        <w:rPr>
+          <w:highlight w:val="yellow"/>
+        </w:rPr>
+      </w:pPr>
+    </w:p>
+    <w:p>
+      <w:pPr>
+        <w:rPr>
+          <w:highlight w:val="yellow"/>
+        </w:rPr>
+      </w:pPr>
+    </w:p>
+    <w:p>
+      <w:pPr>
+        <w:rPr>
+          <w:highlight w:val="yellow"/>
+        </w:rPr>
+      </w:pPr>
+    </w:p>
+    <w:p>
+      <w:r>
+        <w:rPr>
+          <w:highlight w:val="yellow"/>
+        </w:rPr>
+        <w:lastRenderedPageBreak/>
         <w:t xml:space="preserve">Option B by </w:t>
       </w:r>
       <w:r>
@@ -3141,6 +3252,9 @@
         </w:rPr>
         <w:t>PyCharm</w:t>
       </w:r>
+      <w:r>
+        <w:t xml:space="preserve"> CLI</w:t>
+      </w:r>
     </w:p>
     <w:p>
       <w:pPr>
@@ -3152,178 +3266,2095 @@
     </w:p>
     <w:p>
       <w:pPr>
-        <w:numPr>
-          <w:ilvl w:val="0"/>
-          <w:numId w:val="12"/>
-        </w:numPr>
         <w:spacing w:before="100" w:beforeAutospacing="1" w:after="100" w:afterAutospacing="1"/>
-      </w:pPr>
-      <w:r>
-        <w:t xml:space="preserve">bluebook_generator/ Python package </w:t>
-      </w:r>
-    </w:p>
-    <w:p>
-      <w:pPr>
-        <w:numPr>
-          <w:ilvl w:val="1"/>
-          <w:numId w:val="12"/>
-        </w:numPr>
-        <w:spacing w:before="100" w:beforeAutospacing="1" w:after="100" w:afterAutospacing="1"/>
-      </w:pPr>
-      <w:r>
-        <w:rPr>
-          <w:rStyle w:val="Strong"/>
-          <w:rFonts w:eastAsiaTheme="majorEastAsia"/>
-        </w:rPr>
-        <w:t>init</w:t>
-      </w:r>
-      <w:r>
+        <w:rPr>
+          <w:color w:val="000000"/>
+        </w:rPr>
+      </w:pPr>
+      <w:r>
+        <w:rPr>
+          <w:color w:val="000000"/>
+        </w:rPr>
+        <w:t xml:space="preserve">This </w:t>
+      </w:r>
+      <w:r>
+        <w:rPr>
+          <w:color w:val="000000"/>
+        </w:rPr>
+        <w:t>section</w:t>
+      </w:r>
+      <w:r>
+        <w:rPr>
+          <w:color w:val="000000"/>
+        </w:rPr>
+        <w:t xml:space="preserve"> the definitive, </w:t>
+      </w:r>
+      <w:r>
+        <w:rPr>
+          <w:color w:val="000000"/>
+        </w:rPr>
+        <w:t>and</w:t>
+      </w:r>
+      <w:r>
+        <w:rPr>
+          <w:color w:val="000000"/>
+        </w:rPr>
+        <w:t xml:space="preserve"> functional structure for the entire project.</w:t>
+      </w:r>
+    </w:p>
+    <w:p>
+      <w:pPr>
+        <w:tabs>
+          <w:tab w:val="left" w:pos="916"/>
+          <w:tab w:val="left" w:pos="1832"/>
+          <w:tab w:val="left" w:pos="2748"/>
+          <w:tab w:val="left" w:pos="3664"/>
+          <w:tab w:val="left" w:pos="4580"/>
+          <w:tab w:val="left" w:pos="5496"/>
+          <w:tab w:val="left" w:pos="6412"/>
+          <w:tab w:val="left" w:pos="7328"/>
+          <w:tab w:val="left" w:pos="8244"/>
+          <w:tab w:val="left" w:pos="9160"/>
+          <w:tab w:val="left" w:pos="10076"/>
+          <w:tab w:val="left" w:pos="10992"/>
+          <w:tab w:val="left" w:pos="11908"/>
+          <w:tab w:val="left" w:pos="12824"/>
+          <w:tab w:val="left" w:pos="13740"/>
+          <w:tab w:val="left" w:pos="14656"/>
+        </w:tabs>
+        <w:rPr>
+          <w:rFonts w:ascii="Courier New" w:hAnsi="Courier New" w:cs="Courier New"/>
+          <w:color w:val="000000" w:themeColor="text1"/>
+          <w:sz w:val="18"/>
+          <w:szCs w:val="18"/>
+        </w:rPr>
+      </w:pPr>
+      <w:r>
+        <w:rPr>
+          <w:rFonts w:ascii="Courier New" w:hAnsi="Courier New" w:cs="Courier New"/>
+          <w:color w:val="000000" w:themeColor="text1"/>
+          <w:sz w:val="18"/>
+          <w:szCs w:val="18"/>
+        </w:rPr>
+        <w:t>AI-Powered_KPI_Extractor_Interactive_Bluebook_Generator</w:t>
+      </w:r>
+      <w:r>
+        <w:rPr>
+          <w:rFonts w:ascii="Courier New" w:hAnsi="Courier New" w:cs="Courier New"/>
+          <w:color w:val="000000" w:themeColor="text1"/>
+          <w:sz w:val="18"/>
+          <w:szCs w:val="18"/>
+        </w:rPr>
+        <w:t>/</w:t>
+      </w:r>
+    </w:p>
+    <w:p>
+      <w:pPr>
+        <w:tabs>
+          <w:tab w:val="left" w:pos="916"/>
+          <w:tab w:val="left" w:pos="1832"/>
+          <w:tab w:val="left" w:pos="2748"/>
+          <w:tab w:val="left" w:pos="3664"/>
+          <w:tab w:val="left" w:pos="4580"/>
+          <w:tab w:val="left" w:pos="5496"/>
+          <w:tab w:val="left" w:pos="6412"/>
+          <w:tab w:val="left" w:pos="7328"/>
+          <w:tab w:val="left" w:pos="8244"/>
+          <w:tab w:val="left" w:pos="9160"/>
+          <w:tab w:val="left" w:pos="10076"/>
+          <w:tab w:val="left" w:pos="10992"/>
+          <w:tab w:val="left" w:pos="11908"/>
+          <w:tab w:val="left" w:pos="12824"/>
+          <w:tab w:val="left" w:pos="13740"/>
+          <w:tab w:val="left" w:pos="14656"/>
+        </w:tabs>
+        <w:rPr>
+          <w:rFonts w:ascii="Courier New" w:hAnsi="Courier New" w:cs="Courier New"/>
+          <w:color w:val="000000" w:themeColor="text1"/>
+          <w:sz w:val="18"/>
+          <w:szCs w:val="18"/>
+        </w:rPr>
+      </w:pPr>
+      <w:r>
+        <w:rPr>
+          <w:rFonts w:ascii="Courier New" w:hAnsi="Courier New" w:cs="Courier New"/>
+          <w:color w:val="000000" w:themeColor="text1"/>
+          <w:sz w:val="18"/>
+          <w:szCs w:val="18"/>
+        </w:rPr>
+        <w:t>├── .env</w:t>
+      </w:r>
+      <w:r>
+        <w:rPr>
+          <w:rFonts w:ascii="Courier New" w:hAnsi="Courier New" w:cs="Courier New"/>
+          <w:color w:val="000000" w:themeColor="text1"/>
+          <w:sz w:val="18"/>
+          <w:szCs w:val="18"/>
+        </w:rPr>
+        <w:tab/>
+      </w:r>
+      <w:r>
+        <w:rPr>
+          <w:rFonts w:ascii="Courier New" w:hAnsi="Courier New" w:cs="Courier New"/>
+          <w:color w:val="000000" w:themeColor="text1"/>
+          <w:sz w:val="18"/>
+          <w:szCs w:val="18"/>
+        </w:rPr>
+        <w:tab/>
+      </w:r>
+      <w:r>
+        <w:rPr>
+          <w:rFonts w:ascii="Courier New" w:hAnsi="Courier New" w:cs="Courier New"/>
+          <w:color w:val="000000" w:themeColor="text1"/>
+          <w:sz w:val="18"/>
+          <w:szCs w:val="18"/>
+        </w:rPr>
+        <w:tab/>
+      </w:r>
+      <w:r>
+        <w:rPr>
+          <w:rFonts w:ascii="Courier New" w:hAnsi="Courier New" w:cs="Courier New"/>
+          <w:color w:val="000000" w:themeColor="text1"/>
+          <w:sz w:val="18"/>
+          <w:szCs w:val="18"/>
+        </w:rPr>
+        <w:tab/>
+        <w:t xml:space="preserve">  </w:t>
+      </w:r>
+      <w:r>
+        <w:rPr>
+          <w:rFonts w:ascii="Courier New" w:hAnsi="Courier New" w:cs="Courier New"/>
+          <w:sz w:val="18"/>
+          <w:szCs w:val="18"/>
+        </w:rPr>
+        <w:t># Stores your secret OpenAI API key.</w:t>
+      </w:r>
+    </w:p>
+    <w:p>
+      <w:pPr>
+        <w:tabs>
+          <w:tab w:val="left" w:pos="916"/>
+          <w:tab w:val="left" w:pos="1832"/>
+          <w:tab w:val="left" w:pos="2748"/>
+          <w:tab w:val="left" w:pos="3664"/>
+          <w:tab w:val="left" w:pos="4580"/>
+          <w:tab w:val="left" w:pos="5496"/>
+          <w:tab w:val="left" w:pos="6412"/>
+          <w:tab w:val="left" w:pos="7328"/>
+          <w:tab w:val="left" w:pos="8244"/>
+          <w:tab w:val="left" w:pos="9160"/>
+          <w:tab w:val="left" w:pos="10076"/>
+          <w:tab w:val="left" w:pos="10992"/>
+          <w:tab w:val="left" w:pos="11908"/>
+          <w:tab w:val="left" w:pos="12824"/>
+          <w:tab w:val="left" w:pos="13740"/>
+          <w:tab w:val="left" w:pos="14656"/>
+        </w:tabs>
+        <w:rPr>
+          <w:rFonts w:ascii="Courier New" w:hAnsi="Courier New" w:cs="Courier New"/>
+          <w:color w:val="000000" w:themeColor="text1"/>
+          <w:sz w:val="18"/>
+          <w:szCs w:val="18"/>
+        </w:rPr>
+      </w:pPr>
+      <w:r>
+        <w:rPr>
+          <w:rFonts w:ascii="Courier New" w:hAnsi="Courier New" w:cs="Courier New"/>
+          <w:color w:val="000000" w:themeColor="text1"/>
+          <w:sz w:val="18"/>
+          <w:szCs w:val="18"/>
+        </w:rPr>
+        <w:t>├── .venv/</w:t>
+      </w:r>
+      <w:r>
+        <w:rPr>
+          <w:rFonts w:ascii="Courier New" w:hAnsi="Courier New" w:cs="Courier New"/>
+          <w:color w:val="000000" w:themeColor="text1"/>
+          <w:sz w:val="18"/>
+          <w:szCs w:val="18"/>
+        </w:rPr>
+        <w:tab/>
+      </w:r>
+      <w:r>
+        <w:rPr>
+          <w:rFonts w:ascii="Courier New" w:hAnsi="Courier New" w:cs="Courier New"/>
+          <w:color w:val="000000" w:themeColor="text1"/>
+          <w:sz w:val="18"/>
+          <w:szCs w:val="18"/>
+        </w:rPr>
+        <w:tab/>
+      </w:r>
+      <w:r>
+        <w:rPr>
+          <w:rFonts w:ascii="Courier New" w:hAnsi="Courier New" w:cs="Courier New"/>
+          <w:color w:val="000000" w:themeColor="text1"/>
+          <w:sz w:val="18"/>
+          <w:szCs w:val="18"/>
+        </w:rPr>
+        <w:tab/>
+        <w:t xml:space="preserve">  </w:t>
+      </w:r>
+      <w:r>
+        <w:rPr>
+          <w:rFonts w:ascii="Courier New" w:hAnsi="Courier New" w:cs="Courier New"/>
+          <w:sz w:val="18"/>
+          <w:szCs w:val="18"/>
+        </w:rPr>
+        <w:t># Your Python virtual environment folder.</w:t>
+      </w:r>
+    </w:p>
+    <w:p>
+      <w:pPr>
+        <w:tabs>
+          <w:tab w:val="left" w:pos="916"/>
+          <w:tab w:val="left" w:pos="1832"/>
+          <w:tab w:val="left" w:pos="2748"/>
+          <w:tab w:val="left" w:pos="3664"/>
+          <w:tab w:val="left" w:pos="4580"/>
+          <w:tab w:val="left" w:pos="5496"/>
+          <w:tab w:val="left" w:pos="6412"/>
+          <w:tab w:val="left" w:pos="7328"/>
+          <w:tab w:val="left" w:pos="8244"/>
+          <w:tab w:val="left" w:pos="9160"/>
+          <w:tab w:val="left" w:pos="10076"/>
+          <w:tab w:val="left" w:pos="10992"/>
+          <w:tab w:val="left" w:pos="11908"/>
+          <w:tab w:val="left" w:pos="12824"/>
+          <w:tab w:val="left" w:pos="13740"/>
+          <w:tab w:val="left" w:pos="14656"/>
+        </w:tabs>
+        <w:rPr>
+          <w:rFonts w:ascii="Courier New" w:hAnsi="Courier New" w:cs="Courier New"/>
+          <w:color w:val="000000" w:themeColor="text1"/>
+          <w:sz w:val="18"/>
+          <w:szCs w:val="18"/>
+        </w:rPr>
+      </w:pPr>
+      <w:r>
+        <w:rPr>
+          <w:rFonts w:ascii="Courier New" w:hAnsi="Courier New" w:cs="Courier New"/>
+          <w:color w:val="000000" w:themeColor="text1"/>
+          <w:sz w:val="18"/>
+          <w:szCs w:val="18"/>
+        </w:rPr>
+        <w:t xml:space="preserve">├── app.py                          </w:t>
+      </w:r>
+      <w:r>
+        <w:rPr>
+          <w:rFonts w:ascii="Courier New" w:hAnsi="Courier New" w:cs="Courier New"/>
+          <w:sz w:val="18"/>
+          <w:szCs w:val="18"/>
+        </w:rPr>
+        <w:t># The main Flask web application that you run.</w:t>
+      </w:r>
+    </w:p>
+    <w:p>
+      <w:pPr>
+        <w:tabs>
+          <w:tab w:val="left" w:pos="916"/>
+          <w:tab w:val="left" w:pos="1832"/>
+          <w:tab w:val="left" w:pos="2748"/>
+          <w:tab w:val="left" w:pos="3664"/>
+          <w:tab w:val="left" w:pos="4580"/>
+          <w:tab w:val="left" w:pos="5496"/>
+          <w:tab w:val="left" w:pos="6412"/>
+          <w:tab w:val="left" w:pos="7328"/>
+          <w:tab w:val="left" w:pos="8244"/>
+          <w:tab w:val="left" w:pos="9160"/>
+          <w:tab w:val="left" w:pos="10076"/>
+          <w:tab w:val="left" w:pos="10992"/>
+          <w:tab w:val="left" w:pos="11908"/>
+          <w:tab w:val="left" w:pos="12824"/>
+          <w:tab w:val="left" w:pos="13740"/>
+          <w:tab w:val="left" w:pos="14656"/>
+        </w:tabs>
+        <w:rPr>
+          <w:rFonts w:ascii="Courier New" w:hAnsi="Courier New" w:cs="Courier New"/>
+          <w:color w:val="000000" w:themeColor="text1"/>
+          <w:sz w:val="18"/>
+          <w:szCs w:val="18"/>
+        </w:rPr>
+      </w:pPr>
+      <w:r>
+        <w:rPr>
+          <w:rFonts w:ascii="Courier New" w:hAnsi="Courier New" w:cs="Courier New"/>
+          <w:color w:val="000000" w:themeColor="text1"/>
+          <w:sz w:val="18"/>
+          <w:szCs w:val="18"/>
+        </w:rPr>
+        <w:t>├── bluebook_generator/</w:t>
+      </w:r>
+      <w:r>
+        <w:rPr>
+          <w:rFonts w:ascii="Courier New" w:hAnsi="Courier New" w:cs="Courier New"/>
+          <w:color w:val="000000" w:themeColor="text1"/>
+          <w:sz w:val="18"/>
+          <w:szCs w:val="18"/>
+        </w:rPr>
+        <w:tab/>
+      </w:r>
+      <w:r>
+        <w:rPr>
+          <w:rFonts w:ascii="Courier New" w:hAnsi="Courier New" w:cs="Courier New"/>
+          <w:color w:val="000000" w:themeColor="text1"/>
+          <w:sz w:val="18"/>
+          <w:szCs w:val="18"/>
+        </w:rPr>
+        <w:tab/>
+        <w:t xml:space="preserve">  </w:t>
+      </w:r>
+      <w:r>
+        <w:rPr>
+          <w:rFonts w:ascii="Courier New" w:hAnsi="Courier New" w:cs="Courier New"/>
+          <w:sz w:val="18"/>
+          <w:szCs w:val="18"/>
+        </w:rPr>
+        <w:t># The core Python package for the generator logic.</w:t>
+      </w:r>
+    </w:p>
+    <w:p>
+      <w:pPr>
+        <w:tabs>
+          <w:tab w:val="left" w:pos="916"/>
+          <w:tab w:val="left" w:pos="1832"/>
+          <w:tab w:val="left" w:pos="2748"/>
+          <w:tab w:val="left" w:pos="3664"/>
+          <w:tab w:val="left" w:pos="4580"/>
+          <w:tab w:val="left" w:pos="5496"/>
+          <w:tab w:val="left" w:pos="6412"/>
+          <w:tab w:val="left" w:pos="7328"/>
+          <w:tab w:val="left" w:pos="8244"/>
+          <w:tab w:val="left" w:pos="9160"/>
+          <w:tab w:val="left" w:pos="10076"/>
+          <w:tab w:val="left" w:pos="10992"/>
+          <w:tab w:val="left" w:pos="11908"/>
+          <w:tab w:val="left" w:pos="12824"/>
+          <w:tab w:val="left" w:pos="13740"/>
+          <w:tab w:val="left" w:pos="14656"/>
+        </w:tabs>
+        <w:rPr>
+          <w:rFonts w:ascii="Courier New" w:hAnsi="Courier New" w:cs="Courier New"/>
+          <w:color w:val="000000" w:themeColor="text1"/>
+          <w:sz w:val="18"/>
+          <w:szCs w:val="18"/>
+        </w:rPr>
+      </w:pPr>
+      <w:r>
+        <w:rPr>
+          <w:rFonts w:ascii="Courier New" w:hAnsi="Courier New" w:cs="Courier New"/>
+          <w:color w:val="000000" w:themeColor="text1"/>
+          <w:sz w:val="18"/>
+          <w:szCs w:val="18"/>
+        </w:rPr>
+        <w:t>│   ├── __init__.py</w:t>
+      </w:r>
+      <w:r>
+        <w:rPr>
+          <w:rFonts w:ascii="Courier New" w:hAnsi="Courier New" w:cs="Courier New"/>
+          <w:color w:val="000000" w:themeColor="text1"/>
+          <w:sz w:val="18"/>
+          <w:szCs w:val="18"/>
+        </w:rPr>
+        <w:tab/>
+      </w:r>
+      <w:r>
+        <w:rPr>
+          <w:rFonts w:ascii="Courier New" w:hAnsi="Courier New" w:cs="Courier New"/>
+          <w:color w:val="000000" w:themeColor="text1"/>
+          <w:sz w:val="18"/>
+          <w:szCs w:val="18"/>
+        </w:rPr>
+        <w:tab/>
+        <w:t xml:space="preserve">  </w:t>
+      </w:r>
+      <w:r>
+        <w:rPr>
+          <w:rFonts w:ascii="Courier New" w:hAnsi="Courier New" w:cs="Courier New"/>
+          <w:sz w:val="18"/>
+          <w:szCs w:val="18"/>
+        </w:rPr>
+        <w:t># Makes this folder a Python package.</w:t>
+      </w:r>
+    </w:p>
+    <w:p>
+      <w:pPr>
+        <w:tabs>
+          <w:tab w:val="left" w:pos="916"/>
+          <w:tab w:val="left" w:pos="1832"/>
+          <w:tab w:val="left" w:pos="2748"/>
+          <w:tab w:val="left" w:pos="3664"/>
+          <w:tab w:val="left" w:pos="4580"/>
+          <w:tab w:val="left" w:pos="5496"/>
+          <w:tab w:val="left" w:pos="6412"/>
+          <w:tab w:val="left" w:pos="7328"/>
+          <w:tab w:val="left" w:pos="8244"/>
+          <w:tab w:val="left" w:pos="9160"/>
+          <w:tab w:val="left" w:pos="10076"/>
+          <w:tab w:val="left" w:pos="10992"/>
+          <w:tab w:val="left" w:pos="11908"/>
+          <w:tab w:val="left" w:pos="12824"/>
+          <w:tab w:val="left" w:pos="13740"/>
+          <w:tab w:val="left" w:pos="14656"/>
+        </w:tabs>
+        <w:rPr>
+          <w:rFonts w:ascii="Courier New" w:hAnsi="Courier New" w:cs="Courier New"/>
+          <w:color w:val="000000" w:themeColor="text1"/>
+          <w:sz w:val="18"/>
+          <w:szCs w:val="18"/>
+        </w:rPr>
+      </w:pPr>
+      <w:r>
+        <w:rPr>
+          <w:rFonts w:ascii="Courier New" w:hAnsi="Courier New" w:cs="Courier New"/>
+          <w:color w:val="000000" w:themeColor="text1"/>
+          <w:sz w:val="18"/>
+          <w:szCs w:val="18"/>
+        </w:rPr>
+        <w:t xml:space="preserve">│   ├── </w:t>
+      </w:r>
+      <w:r>
+        <w:rPr>
+          <w:rFonts w:ascii="Courier New" w:hAnsi="Courier New" w:cs="Courier New"/>
+          <w:color w:val="000000" w:themeColor="text1"/>
+          <w:sz w:val="18"/>
+          <w:szCs w:val="18"/>
+        </w:rPr>
+        <w:t>Version</w:t>
+      </w:r>
+      <w:r>
+        <w:rPr>
+          <w:rFonts w:ascii="Courier New" w:hAnsi="Courier New" w:cs="Courier New"/>
+          <w:color w:val="000000" w:themeColor="text1"/>
+          <w:sz w:val="18"/>
+          <w:szCs w:val="18"/>
+        </w:rPr>
         <w:t>.py</w:t>
       </w:r>
-    </w:p>
-    <w:p>
-      <w:pPr>
-        <w:numPr>
-          <w:ilvl w:val="1"/>
-          <w:numId w:val="12"/>
-        </w:numPr>
-        <w:spacing w:before="100" w:beforeAutospacing="1" w:after="100" w:afterAutospacing="1"/>
-      </w:pPr>
-      <w:r>
-        <w:t>version.py</w:t>
-      </w:r>
-    </w:p>
-    <w:p>
-      <w:pPr>
-        <w:numPr>
-          <w:ilvl w:val="1"/>
-          <w:numId w:val="12"/>
-        </w:numPr>
-        <w:spacing w:before="100" w:beforeAutospacing="1" w:after="100" w:afterAutospacing="1"/>
-      </w:pPr>
-      <w:r>
-        <w:t>cli.py CLI entrypoint (bluebook)</w:t>
-      </w:r>
-    </w:p>
-    <w:p>
-      <w:pPr>
-        <w:numPr>
-          <w:ilvl w:val="1"/>
-          <w:numId w:val="12"/>
-        </w:numPr>
-        <w:spacing w:before="100" w:beforeAutospacing="1" w:after="100" w:afterAutospacing="1"/>
-      </w:pPr>
-      <w:r>
-        <w:t>main.py Orchestrates extraction → AI → render → build</w:t>
-      </w:r>
-    </w:p>
-    <w:p>
-      <w:pPr>
-        <w:numPr>
-          <w:ilvl w:val="1"/>
-          <w:numId w:val="12"/>
-        </w:numPr>
-        <w:spacing w:before="100" w:beforeAutospacing="1" w:after="100" w:afterAutospacing="1"/>
-      </w:pPr>
-      <w:r>
-        <w:t>ai_generator.py AI content (text) + unit inference</w:t>
-      </w:r>
-    </w:p>
-    <w:p>
-      <w:pPr>
-        <w:numPr>
-          <w:ilvl w:val="1"/>
-          <w:numId w:val="12"/>
-        </w:numPr>
-        <w:spacing w:before="100" w:beforeAutospacing="1" w:after="100" w:afterAutospacing="1"/>
-      </w:pPr>
-      <w:r>
-        <w:t>kpi_extractor.py Finds KPI blocks in source code</w:t>
-      </w:r>
-    </w:p>
-    <w:p>
-      <w:pPr>
-        <w:numPr>
-          <w:ilvl w:val="1"/>
-          <w:numId w:val="12"/>
-        </w:numPr>
-        <w:spacing w:before="100" w:beforeAutospacing="1" w:after="100" w:afterAutospacing="1"/>
-      </w:pPr>
-      <w:r>
-        <w:t>utils.py Helpers (formatters, IO)</w:t>
-      </w:r>
-    </w:p>
-    <w:p>
-      <w:pPr>
-        <w:numPr>
-          <w:ilvl w:val="0"/>
-          <w:numId w:val="12"/>
-        </w:numPr>
-        <w:spacing w:before="100" w:beforeAutospacing="1" w:after="100" w:afterAutospacing="1"/>
-      </w:pPr>
-      <w:r>
-        <w:t xml:space="preserve">templates/ </w:t>
-      </w:r>
-    </w:p>
-    <w:p>
-      <w:pPr>
-        <w:numPr>
-          <w:ilvl w:val="1"/>
-          <w:numId w:val="12"/>
-        </w:numPr>
-        <w:spacing w:before="100" w:beforeAutospacing="1" w:after="100" w:afterAutospacing="1"/>
-      </w:pPr>
-      <w:r>
-        <w:t>kpi_template.rst.j2 Sphinx/RST template for each KPI page</w:t>
-      </w:r>
-    </w:p>
-    <w:p>
-      <w:pPr>
-        <w:numPr>
-          <w:ilvl w:val="0"/>
-          <w:numId w:val="12"/>
-        </w:numPr>
-        <w:spacing w:before="100" w:beforeAutospacing="1" w:after="100" w:afterAutospacing="1"/>
-      </w:pPr>
-      <w:r>
-        <w:t xml:space="preserve">docs/ </w:t>
-      </w:r>
-    </w:p>
-    <w:p>
-      <w:pPr>
-        <w:numPr>
-          <w:ilvl w:val="1"/>
-          <w:numId w:val="12"/>
-        </w:numPr>
-        <w:spacing w:before="100" w:beforeAutospacing="1" w:after="100" w:afterAutospacing="1"/>
-      </w:pPr>
-      <w:r>
-        <w:t>index.rst Auto-updated by generator</w:t>
-      </w:r>
-    </w:p>
-    <w:p>
-      <w:pPr>
-        <w:numPr>
-          <w:ilvl w:val="0"/>
-          <w:numId w:val="12"/>
-        </w:numPr>
-        <w:spacing w:before="100" w:beforeAutospacing="1" w:after="100" w:afterAutospacing="1"/>
-      </w:pPr>
-      <w:r>
-        <w:t>KPI_Inrctive_Bluebook.plantuml UML + Flowchart</w:t>
-      </w:r>
-    </w:p>
-    <w:p>
-      <w:pPr>
-        <w:numPr>
-          <w:ilvl w:val="0"/>
-          <w:numId w:val="12"/>
-        </w:numPr>
-        <w:spacing w:before="100" w:beforeAutospacing="1" w:after="100" w:afterAutospacing="1"/>
-      </w:pPr>
-      <w:r>
-        <w:t>README.md Cookbook + Technical intro</w:t>
-      </w:r>
+      <w:r>
+        <w:rPr>
+          <w:rFonts w:ascii="Courier New" w:hAnsi="Courier New" w:cs="Courier New"/>
+          <w:color w:val="000000" w:themeColor="text1"/>
+          <w:sz w:val="18"/>
+          <w:szCs w:val="18"/>
+        </w:rPr>
+        <w:tab/>
+      </w:r>
+      <w:r>
+        <w:rPr>
+          <w:rFonts w:ascii="Courier New" w:hAnsi="Courier New" w:cs="Courier New"/>
+          <w:color w:val="000000" w:themeColor="text1"/>
+          <w:sz w:val="18"/>
+          <w:szCs w:val="18"/>
+        </w:rPr>
+        <w:tab/>
+        <w:t xml:space="preserve">  </w:t>
+      </w:r>
+      <w:r>
+        <w:rPr>
+          <w:rFonts w:ascii="Courier New" w:hAnsi="Courier New" w:cs="Courier New"/>
+          <w:sz w:val="18"/>
+          <w:szCs w:val="18"/>
+        </w:rPr>
+        <w:t xml:space="preserve"># </w:t>
+      </w:r>
+    </w:p>
+    <w:p>
+      <w:pPr>
+        <w:tabs>
+          <w:tab w:val="left" w:pos="916"/>
+          <w:tab w:val="left" w:pos="1832"/>
+          <w:tab w:val="left" w:pos="2748"/>
+          <w:tab w:val="left" w:pos="3664"/>
+          <w:tab w:val="left" w:pos="4580"/>
+          <w:tab w:val="left" w:pos="5496"/>
+          <w:tab w:val="left" w:pos="6412"/>
+          <w:tab w:val="left" w:pos="7328"/>
+          <w:tab w:val="left" w:pos="8244"/>
+          <w:tab w:val="left" w:pos="9160"/>
+          <w:tab w:val="left" w:pos="10076"/>
+          <w:tab w:val="left" w:pos="10992"/>
+          <w:tab w:val="left" w:pos="11908"/>
+          <w:tab w:val="left" w:pos="12824"/>
+          <w:tab w:val="left" w:pos="13740"/>
+          <w:tab w:val="left" w:pos="14656"/>
+        </w:tabs>
+        <w:rPr>
+          <w:rFonts w:ascii="Courier New" w:hAnsi="Courier New" w:cs="Courier New"/>
+          <w:color w:val="000000" w:themeColor="text1"/>
+          <w:sz w:val="18"/>
+          <w:szCs w:val="18"/>
+        </w:rPr>
+      </w:pPr>
+      <w:r>
+        <w:rPr>
+          <w:rFonts w:ascii="Courier New" w:hAnsi="Courier New" w:cs="Courier New"/>
+          <w:color w:val="000000" w:themeColor="text1"/>
+          <w:sz w:val="18"/>
+          <w:szCs w:val="18"/>
+        </w:rPr>
+        <w:t xml:space="preserve">│   ├── </w:t>
+      </w:r>
+      <w:r>
+        <w:rPr>
+          <w:rFonts w:ascii="Courier New" w:hAnsi="Courier New" w:cs="Courier New"/>
+          <w:color w:val="000000" w:themeColor="text1"/>
+          <w:sz w:val="18"/>
+          <w:szCs w:val="18"/>
+        </w:rPr>
+        <w:t>cli</w:t>
+      </w:r>
+      <w:r>
+        <w:rPr>
+          <w:rFonts w:ascii="Courier New" w:hAnsi="Courier New" w:cs="Courier New"/>
+          <w:color w:val="000000" w:themeColor="text1"/>
+          <w:sz w:val="18"/>
+          <w:szCs w:val="18"/>
+        </w:rPr>
+        <w:t>.py</w:t>
+      </w:r>
+      <w:r>
+        <w:rPr>
+          <w:rFonts w:ascii="Courier New" w:hAnsi="Courier New" w:cs="Courier New"/>
+          <w:color w:val="000000" w:themeColor="text1"/>
+          <w:sz w:val="18"/>
+          <w:szCs w:val="18"/>
+        </w:rPr>
+        <w:tab/>
+      </w:r>
+      <w:r>
+        <w:rPr>
+          <w:rFonts w:ascii="Courier New" w:hAnsi="Courier New" w:cs="Courier New"/>
+          <w:color w:val="000000" w:themeColor="text1"/>
+          <w:sz w:val="18"/>
+          <w:szCs w:val="18"/>
+        </w:rPr>
+        <w:tab/>
+        <w:t xml:space="preserve"> </w:t>
+      </w:r>
+      <w:r>
+        <w:rPr>
+          <w:rFonts w:ascii="Courier New" w:hAnsi="Courier New" w:cs="Courier New"/>
+          <w:color w:val="000000" w:themeColor="text1"/>
+          <w:sz w:val="18"/>
+          <w:szCs w:val="18"/>
+        </w:rPr>
+        <w:tab/>
+        <w:t xml:space="preserve"> </w:t>
+      </w:r>
+      <w:r>
+        <w:rPr>
+          <w:rFonts w:ascii="Courier New" w:hAnsi="Courier New" w:cs="Courier New"/>
+          <w:color w:val="000000" w:themeColor="text1"/>
+          <w:sz w:val="18"/>
+          <w:szCs w:val="18"/>
+        </w:rPr>
+        <w:t xml:space="preserve"> </w:t>
+      </w:r>
+      <w:r>
+        <w:rPr>
+          <w:rFonts w:ascii="Courier New" w:hAnsi="Courier New" w:cs="Courier New"/>
+          <w:sz w:val="18"/>
+          <w:szCs w:val="18"/>
+        </w:rPr>
+        <w:t xml:space="preserve"># </w:t>
+      </w:r>
+      <w:r>
+        <w:rPr>
+          <w:rFonts w:ascii="Courier New" w:hAnsi="Courier New" w:cs="Courier New"/>
+          <w:sz w:val="18"/>
+          <w:szCs w:val="18"/>
+        </w:rPr>
+        <w:t>CLI entrypoint (bluebook)</w:t>
+      </w:r>
+    </w:p>
+    <w:p>
+      <w:pPr>
+        <w:tabs>
+          <w:tab w:val="left" w:pos="916"/>
+          <w:tab w:val="left" w:pos="1832"/>
+          <w:tab w:val="left" w:pos="2748"/>
+          <w:tab w:val="left" w:pos="3664"/>
+          <w:tab w:val="left" w:pos="4580"/>
+          <w:tab w:val="left" w:pos="5496"/>
+          <w:tab w:val="left" w:pos="6412"/>
+          <w:tab w:val="left" w:pos="7328"/>
+          <w:tab w:val="left" w:pos="8244"/>
+          <w:tab w:val="left" w:pos="9160"/>
+          <w:tab w:val="left" w:pos="10076"/>
+          <w:tab w:val="left" w:pos="10992"/>
+          <w:tab w:val="left" w:pos="11908"/>
+          <w:tab w:val="left" w:pos="12824"/>
+          <w:tab w:val="left" w:pos="13740"/>
+          <w:tab w:val="left" w:pos="14656"/>
+        </w:tabs>
+        <w:rPr>
+          <w:rFonts w:ascii="Courier New" w:hAnsi="Courier New" w:cs="Courier New"/>
+          <w:color w:val="000000" w:themeColor="text1"/>
+          <w:sz w:val="18"/>
+          <w:szCs w:val="18"/>
+        </w:rPr>
+      </w:pPr>
+      <w:r>
+        <w:rPr>
+          <w:rFonts w:ascii="Courier New" w:hAnsi="Courier New" w:cs="Courier New"/>
+          <w:color w:val="000000" w:themeColor="text1"/>
+          <w:sz w:val="18"/>
+          <w:szCs w:val="18"/>
+        </w:rPr>
+        <w:t xml:space="preserve">│   ├── </w:t>
+      </w:r>
+      <w:r>
+        <w:rPr>
+          <w:rFonts w:ascii="Courier New" w:hAnsi="Courier New" w:cs="Courier New"/>
+          <w:color w:val="000000" w:themeColor="text1"/>
+          <w:sz w:val="18"/>
+          <w:szCs w:val="18"/>
+        </w:rPr>
+        <w:t>Version</w:t>
+      </w:r>
+      <w:r>
+        <w:rPr>
+          <w:rFonts w:ascii="Courier New" w:hAnsi="Courier New" w:cs="Courier New"/>
+          <w:color w:val="000000" w:themeColor="text1"/>
+          <w:sz w:val="18"/>
+          <w:szCs w:val="18"/>
+        </w:rPr>
+        <w:t>.py</w:t>
+      </w:r>
+      <w:r>
+        <w:rPr>
+          <w:rFonts w:ascii="Courier New" w:hAnsi="Courier New" w:cs="Courier New"/>
+          <w:color w:val="000000" w:themeColor="text1"/>
+          <w:sz w:val="18"/>
+          <w:szCs w:val="18"/>
+        </w:rPr>
+        <w:tab/>
+      </w:r>
+      <w:r>
+        <w:rPr>
+          <w:rFonts w:ascii="Courier New" w:hAnsi="Courier New" w:cs="Courier New"/>
+          <w:color w:val="000000" w:themeColor="text1"/>
+          <w:sz w:val="18"/>
+          <w:szCs w:val="18"/>
+        </w:rPr>
+        <w:tab/>
+        <w:t xml:space="preserve">  </w:t>
+      </w:r>
+      <w:r>
+        <w:rPr>
+          <w:rFonts w:ascii="Courier New" w:hAnsi="Courier New" w:cs="Courier New"/>
+          <w:sz w:val="18"/>
+          <w:szCs w:val="18"/>
+        </w:rPr>
+        <w:t>#.</w:t>
+      </w:r>
+    </w:p>
+    <w:p>
+      <w:pPr>
+        <w:tabs>
+          <w:tab w:val="left" w:pos="916"/>
+          <w:tab w:val="left" w:pos="1832"/>
+          <w:tab w:val="left" w:pos="2748"/>
+          <w:tab w:val="left" w:pos="3664"/>
+          <w:tab w:val="left" w:pos="4580"/>
+          <w:tab w:val="left" w:pos="5496"/>
+          <w:tab w:val="left" w:pos="6412"/>
+          <w:tab w:val="left" w:pos="7328"/>
+          <w:tab w:val="left" w:pos="8244"/>
+          <w:tab w:val="left" w:pos="9160"/>
+          <w:tab w:val="left" w:pos="10076"/>
+          <w:tab w:val="left" w:pos="10992"/>
+          <w:tab w:val="left" w:pos="11908"/>
+          <w:tab w:val="left" w:pos="12824"/>
+          <w:tab w:val="left" w:pos="13740"/>
+          <w:tab w:val="left" w:pos="14656"/>
+        </w:tabs>
+        <w:rPr>
+          <w:rFonts w:ascii="Courier New" w:hAnsi="Courier New" w:cs="Courier New"/>
+          <w:color w:val="000000" w:themeColor="text1"/>
+          <w:sz w:val="18"/>
+          <w:szCs w:val="18"/>
+        </w:rPr>
+      </w:pPr>
+      <w:r>
+        <w:rPr>
+          <w:rFonts w:ascii="Courier New" w:hAnsi="Courier New" w:cs="Courier New"/>
+          <w:color w:val="000000" w:themeColor="text1"/>
+          <w:sz w:val="18"/>
+          <w:szCs w:val="18"/>
+        </w:rPr>
+        <w:t xml:space="preserve">│   ├── </w:t>
+      </w:r>
+      <w:r>
+        <w:rPr>
+          <w:rFonts w:ascii="Courier New" w:hAnsi="Courier New" w:cs="Courier New"/>
+          <w:color w:val="000000" w:themeColor="text1"/>
+          <w:sz w:val="18"/>
+          <w:szCs w:val="18"/>
+        </w:rPr>
+        <w:t>utils</w:t>
+      </w:r>
+      <w:r>
+        <w:rPr>
+          <w:rFonts w:ascii="Courier New" w:hAnsi="Courier New" w:cs="Courier New"/>
+          <w:color w:val="000000" w:themeColor="text1"/>
+          <w:sz w:val="18"/>
+          <w:szCs w:val="18"/>
+        </w:rPr>
+        <w:t>.py</w:t>
+      </w:r>
+      <w:r>
+        <w:rPr>
+          <w:rFonts w:ascii="Courier New" w:hAnsi="Courier New" w:cs="Courier New"/>
+          <w:color w:val="000000" w:themeColor="text1"/>
+          <w:sz w:val="18"/>
+          <w:szCs w:val="18"/>
+        </w:rPr>
+        <w:tab/>
+      </w:r>
+      <w:r>
+        <w:rPr>
+          <w:rFonts w:ascii="Courier New" w:hAnsi="Courier New" w:cs="Courier New"/>
+          <w:color w:val="000000" w:themeColor="text1"/>
+          <w:sz w:val="18"/>
+          <w:szCs w:val="18"/>
+        </w:rPr>
+        <w:tab/>
+        <w:t xml:space="preserve"> </w:t>
+      </w:r>
+      <w:r>
+        <w:rPr>
+          <w:rFonts w:ascii="Courier New" w:hAnsi="Courier New" w:cs="Courier New"/>
+          <w:color w:val="000000" w:themeColor="text1"/>
+          <w:sz w:val="18"/>
+          <w:szCs w:val="18"/>
+        </w:rPr>
+        <w:tab/>
+        <w:t xml:space="preserve"> </w:t>
+      </w:r>
+      <w:r>
+        <w:rPr>
+          <w:rFonts w:ascii="Courier New" w:hAnsi="Courier New" w:cs="Courier New"/>
+          <w:color w:val="000000" w:themeColor="text1"/>
+          <w:sz w:val="18"/>
+          <w:szCs w:val="18"/>
+        </w:rPr>
+        <w:t xml:space="preserve"> </w:t>
+      </w:r>
+      <w:r>
+        <w:rPr>
+          <w:rFonts w:ascii="Courier New" w:hAnsi="Courier New" w:cs="Courier New"/>
+          <w:sz w:val="18"/>
+          <w:szCs w:val="18"/>
+        </w:rPr>
+        <w:t>#</w:t>
+      </w:r>
+      <w:r>
+        <w:rPr>
+          <w:rFonts w:ascii="Courier New" w:hAnsi="Courier New" w:cs="Courier New"/>
+          <w:sz w:val="18"/>
+          <w:szCs w:val="18"/>
+        </w:rPr>
+        <w:t xml:space="preserve"> </w:t>
+      </w:r>
+      <w:r>
+        <w:rPr>
+          <w:rFonts w:ascii="Courier New" w:hAnsi="Courier New" w:cs="Courier New"/>
+          <w:sz w:val="18"/>
+          <w:szCs w:val="18"/>
+        </w:rPr>
+        <w:t>Helpers (formatters, IO)</w:t>
+      </w:r>
+    </w:p>
+    <w:p>
+      <w:pPr>
+        <w:tabs>
+          <w:tab w:val="left" w:pos="916"/>
+          <w:tab w:val="left" w:pos="1832"/>
+          <w:tab w:val="left" w:pos="2748"/>
+          <w:tab w:val="left" w:pos="3664"/>
+          <w:tab w:val="left" w:pos="4580"/>
+          <w:tab w:val="left" w:pos="5496"/>
+          <w:tab w:val="left" w:pos="6412"/>
+          <w:tab w:val="left" w:pos="7328"/>
+          <w:tab w:val="left" w:pos="8244"/>
+          <w:tab w:val="left" w:pos="9160"/>
+          <w:tab w:val="left" w:pos="10076"/>
+          <w:tab w:val="left" w:pos="10992"/>
+          <w:tab w:val="left" w:pos="11908"/>
+          <w:tab w:val="left" w:pos="12824"/>
+          <w:tab w:val="left" w:pos="13740"/>
+          <w:tab w:val="left" w:pos="14656"/>
+        </w:tabs>
+      </w:pPr>
+      <w:r>
+        <w:rPr>
+          <w:rFonts w:ascii="Courier New" w:hAnsi="Courier New" w:cs="Courier New"/>
+          <w:color w:val="000000" w:themeColor="text1"/>
+          <w:sz w:val="18"/>
+          <w:szCs w:val="18"/>
+        </w:rPr>
+        <w:t>│   ├── ai_generator.py</w:t>
+      </w:r>
+      <w:r>
+        <w:rPr>
+          <w:rFonts w:ascii="Courier New" w:hAnsi="Courier New" w:cs="Courier New"/>
+          <w:color w:val="000000" w:themeColor="text1"/>
+          <w:sz w:val="18"/>
+          <w:szCs w:val="18"/>
+        </w:rPr>
+        <w:tab/>
+      </w:r>
+      <w:r>
+        <w:rPr>
+          <w:rFonts w:ascii="Courier New" w:hAnsi="Courier New" w:cs="Courier New"/>
+          <w:color w:val="000000" w:themeColor="text1"/>
+          <w:sz w:val="18"/>
+          <w:szCs w:val="18"/>
+        </w:rPr>
+        <w:tab/>
+        <w:t xml:space="preserve">  </w:t>
+      </w:r>
+      <w:r>
+        <w:rPr>
+          <w:rFonts w:ascii="Courier New" w:hAnsi="Courier New" w:cs="Courier New"/>
+          <w:sz w:val="18"/>
+          <w:szCs w:val="18"/>
+        </w:rPr>
+        <w:t># Handles all interaction with the OpenAI API</w:t>
+      </w:r>
+      <w:r>
+        <w:t xml:space="preserve"> </w:t>
+      </w:r>
+    </w:p>
+    <w:p>
+      <w:pPr>
+        <w:tabs>
+          <w:tab w:val="left" w:pos="916"/>
+          <w:tab w:val="left" w:pos="1832"/>
+          <w:tab w:val="left" w:pos="2748"/>
+          <w:tab w:val="left" w:pos="3664"/>
+          <w:tab w:val="left" w:pos="4580"/>
+          <w:tab w:val="left" w:pos="5496"/>
+          <w:tab w:val="left" w:pos="6412"/>
+          <w:tab w:val="left" w:pos="7328"/>
+          <w:tab w:val="left" w:pos="8244"/>
+          <w:tab w:val="left" w:pos="9160"/>
+          <w:tab w:val="left" w:pos="10076"/>
+          <w:tab w:val="left" w:pos="10992"/>
+          <w:tab w:val="left" w:pos="11908"/>
+          <w:tab w:val="left" w:pos="12824"/>
+          <w:tab w:val="left" w:pos="13740"/>
+          <w:tab w:val="left" w:pos="14656"/>
+        </w:tabs>
+        <w:rPr>
+          <w:rFonts w:ascii="Courier New" w:hAnsi="Courier New" w:cs="Courier New"/>
+          <w:color w:val="000000" w:themeColor="text1"/>
+          <w:sz w:val="18"/>
+          <w:szCs w:val="18"/>
+        </w:rPr>
+      </w:pPr>
+      <w:r>
+        <w:rPr>
+          <w:rFonts w:ascii="Courier New" w:hAnsi="Courier New" w:cs="Courier New"/>
+          <w:color w:val="000000" w:themeColor="text1"/>
+          <w:sz w:val="18"/>
+          <w:szCs w:val="18"/>
+        </w:rPr>
+        <w:t>│</w:t>
+      </w:r>
+      <w:r>
+        <w:rPr>
+          <w:rFonts w:ascii="Courier New" w:hAnsi="Courier New" w:cs="Courier New"/>
+          <w:color w:val="000000" w:themeColor="text1"/>
+          <w:sz w:val="18"/>
+          <w:szCs w:val="18"/>
+        </w:rPr>
+        <w:t xml:space="preserve">   </w:t>
+      </w:r>
+      <w:r>
+        <w:rPr>
+          <w:rFonts w:ascii="Courier New" w:hAnsi="Courier New" w:cs="Courier New"/>
+          <w:color w:val="000000" w:themeColor="text1"/>
+          <w:sz w:val="18"/>
+          <w:szCs w:val="18"/>
+        </w:rPr>
+        <w:t>│</w:t>
+      </w:r>
+      <w:r>
+        <w:tab/>
+      </w:r>
+      <w:r>
+        <w:tab/>
+      </w:r>
+      <w:r>
+        <w:tab/>
+      </w:r>
+      <w:r>
+        <w:tab/>
+      </w:r>
+      <w:r>
+        <w:tab/>
+      </w:r>
+      <w:r>
+        <w:rPr>
+          <w:rFonts w:ascii="Courier New" w:hAnsi="Courier New" w:cs="Courier New"/>
+          <w:i/>
+          <w:iCs/>
+          <w:sz w:val="18"/>
+          <w:szCs w:val="18"/>
+        </w:rPr>
+        <w:t>AI content (text) + unit inference</w:t>
+      </w:r>
+    </w:p>
+    <w:p>
+      <w:pPr>
+        <w:tabs>
+          <w:tab w:val="left" w:pos="916"/>
+          <w:tab w:val="left" w:pos="1832"/>
+          <w:tab w:val="left" w:pos="2748"/>
+          <w:tab w:val="left" w:pos="3664"/>
+          <w:tab w:val="left" w:pos="4580"/>
+          <w:tab w:val="left" w:pos="5496"/>
+          <w:tab w:val="left" w:pos="6412"/>
+          <w:tab w:val="left" w:pos="7328"/>
+          <w:tab w:val="left" w:pos="8244"/>
+          <w:tab w:val="left" w:pos="9160"/>
+          <w:tab w:val="left" w:pos="10076"/>
+          <w:tab w:val="left" w:pos="10992"/>
+          <w:tab w:val="left" w:pos="11908"/>
+          <w:tab w:val="left" w:pos="12824"/>
+          <w:tab w:val="left" w:pos="13740"/>
+          <w:tab w:val="left" w:pos="14656"/>
+        </w:tabs>
+        <w:rPr>
+          <w:rFonts w:ascii="Courier New" w:hAnsi="Courier New" w:cs="Courier New"/>
+          <w:sz w:val="18"/>
+          <w:szCs w:val="18"/>
+        </w:rPr>
+      </w:pPr>
+      <w:r>
+        <w:rPr>
+          <w:rFonts w:ascii="Courier New" w:hAnsi="Courier New" w:cs="Courier New"/>
+          <w:color w:val="000000" w:themeColor="text1"/>
+          <w:sz w:val="18"/>
+          <w:szCs w:val="18"/>
+        </w:rPr>
+        <w:t>│   ├── kpi_extractor.py</w:t>
+      </w:r>
+      <w:r>
+        <w:rPr>
+          <w:rFonts w:ascii="Courier New" w:hAnsi="Courier New" w:cs="Courier New"/>
+          <w:color w:val="000000" w:themeColor="text1"/>
+          <w:sz w:val="18"/>
+          <w:szCs w:val="18"/>
+        </w:rPr>
+        <w:tab/>
+      </w:r>
+      <w:r>
+        <w:rPr>
+          <w:rFonts w:ascii="Courier New" w:hAnsi="Courier New" w:cs="Courier New"/>
+          <w:color w:val="000000" w:themeColor="text1"/>
+          <w:sz w:val="18"/>
+          <w:szCs w:val="18"/>
+        </w:rPr>
+        <w:tab/>
+        <w:t xml:space="preserve">  </w:t>
+      </w:r>
+      <w:r>
+        <w:rPr>
+          <w:rFonts w:ascii="Courier New" w:hAnsi="Courier New" w:cs="Courier New"/>
+          <w:sz w:val="18"/>
+          <w:szCs w:val="18"/>
+        </w:rPr>
+        <w:t xml:space="preserve"># Scans source code to find KPI </w:t>
+      </w:r>
+      <w:r>
+        <w:rPr>
+          <w:rFonts w:ascii="Courier New" w:hAnsi="Courier New" w:cs="Courier New"/>
+          <w:sz w:val="18"/>
+          <w:szCs w:val="18"/>
+        </w:rPr>
+        <w:t>blocks in source code</w:t>
+      </w:r>
+      <w:r>
+        <w:rPr>
+          <w:rFonts w:ascii="Courier New" w:hAnsi="Courier New" w:cs="Courier New"/>
+          <w:sz w:val="18"/>
+          <w:szCs w:val="18"/>
+        </w:rPr>
+        <w:t>.</w:t>
+      </w:r>
+    </w:p>
+    <w:p>
+      <w:pPr>
+        <w:tabs>
+          <w:tab w:val="left" w:pos="916"/>
+          <w:tab w:val="left" w:pos="1832"/>
+          <w:tab w:val="left" w:pos="2748"/>
+          <w:tab w:val="left" w:pos="3664"/>
+          <w:tab w:val="left" w:pos="4580"/>
+          <w:tab w:val="left" w:pos="5496"/>
+          <w:tab w:val="left" w:pos="6412"/>
+          <w:tab w:val="left" w:pos="7328"/>
+          <w:tab w:val="left" w:pos="8244"/>
+          <w:tab w:val="left" w:pos="9160"/>
+          <w:tab w:val="left" w:pos="10076"/>
+          <w:tab w:val="left" w:pos="10992"/>
+          <w:tab w:val="left" w:pos="11908"/>
+          <w:tab w:val="left" w:pos="12824"/>
+          <w:tab w:val="left" w:pos="13740"/>
+          <w:tab w:val="left" w:pos="14656"/>
+        </w:tabs>
+      </w:pPr>
+      <w:r>
+        <w:rPr>
+          <w:rFonts w:ascii="Courier New" w:hAnsi="Courier New" w:cs="Courier New"/>
+          <w:color w:val="000000" w:themeColor="text1"/>
+          <w:sz w:val="18"/>
+          <w:szCs w:val="18"/>
+        </w:rPr>
+        <w:t xml:space="preserve">│   └── main.py                 </w:t>
+      </w:r>
+      <w:r>
+        <w:rPr>
+          <w:rFonts w:ascii="Courier New" w:hAnsi="Courier New" w:cs="Courier New"/>
+          <w:color w:val="000000" w:themeColor="text1"/>
+          <w:sz w:val="18"/>
+          <w:szCs w:val="18"/>
+        </w:rPr>
+        <w:tab/>
+      </w:r>
+      <w:r>
+        <w:rPr>
+          <w:rFonts w:ascii="Courier New" w:hAnsi="Courier New" w:cs="Courier New"/>
+          <w:color w:val="000000" w:themeColor="text1"/>
+          <w:sz w:val="18"/>
+          <w:szCs w:val="18"/>
+        </w:rPr>
+        <w:t xml:space="preserve">  </w:t>
+      </w:r>
+      <w:r>
+        <w:rPr>
+          <w:rFonts w:ascii="Courier New" w:hAnsi="Courier New" w:cs="Courier New"/>
+          <w:sz w:val="18"/>
+          <w:szCs w:val="18"/>
+        </w:rPr>
+        <w:t># The main logic for generating the bluebook.</w:t>
+      </w:r>
+      <w:r>
+        <w:t xml:space="preserve"> </w:t>
+      </w:r>
+    </w:p>
+    <w:p>
+      <w:pPr>
+        <w:tabs>
+          <w:tab w:val="left" w:pos="916"/>
+          <w:tab w:val="left" w:pos="1832"/>
+          <w:tab w:val="left" w:pos="2748"/>
+          <w:tab w:val="left" w:pos="3664"/>
+          <w:tab w:val="left" w:pos="4580"/>
+          <w:tab w:val="left" w:pos="5496"/>
+          <w:tab w:val="left" w:pos="6412"/>
+          <w:tab w:val="left" w:pos="7328"/>
+          <w:tab w:val="left" w:pos="8244"/>
+          <w:tab w:val="left" w:pos="9160"/>
+          <w:tab w:val="left" w:pos="10076"/>
+          <w:tab w:val="left" w:pos="10992"/>
+          <w:tab w:val="left" w:pos="11908"/>
+          <w:tab w:val="left" w:pos="12824"/>
+          <w:tab w:val="left" w:pos="13740"/>
+          <w:tab w:val="left" w:pos="14656"/>
+        </w:tabs>
+        <w:rPr>
+          <w:rFonts w:ascii="Courier New" w:hAnsi="Courier New" w:cs="Courier New"/>
+          <w:color w:val="000000" w:themeColor="text1"/>
+          <w:sz w:val="18"/>
+          <w:szCs w:val="18"/>
+        </w:rPr>
+      </w:pPr>
+      <w:r>
+        <w:rPr>
+          <w:rFonts w:ascii="Courier New" w:hAnsi="Courier New" w:cs="Courier New"/>
+          <w:color w:val="000000" w:themeColor="text1"/>
+          <w:sz w:val="18"/>
+          <w:szCs w:val="18"/>
+        </w:rPr>
+        <w:t>│</w:t>
+      </w:r>
+      <w:r>
+        <w:tab/>
+      </w:r>
+      <w:r>
+        <w:tab/>
+      </w:r>
+      <w:r>
+        <w:tab/>
+      </w:r>
+      <w:r>
+        <w:tab/>
+      </w:r>
+      <w:r>
+        <w:rPr>
+          <w:rFonts w:ascii="Courier New" w:hAnsi="Courier New" w:cs="Courier New"/>
+          <w:sz w:val="18"/>
+          <w:szCs w:val="18"/>
+        </w:rPr>
+        <w:tab/>
+      </w:r>
+      <w:r>
+        <w:rPr>
+          <w:rFonts w:ascii="Courier New" w:hAnsi="Courier New" w:cs="Courier New"/>
+          <w:i/>
+          <w:iCs/>
+          <w:sz w:val="18"/>
+          <w:szCs w:val="18"/>
+        </w:rPr>
+        <w:t>Orchestrates extraction → AI → render → build</w:t>
+      </w:r>
+    </w:p>
+    <w:p>
+      <w:pPr>
+        <w:tabs>
+          <w:tab w:val="left" w:pos="916"/>
+          <w:tab w:val="left" w:pos="1832"/>
+          <w:tab w:val="left" w:pos="2748"/>
+          <w:tab w:val="left" w:pos="3664"/>
+          <w:tab w:val="left" w:pos="4580"/>
+          <w:tab w:val="left" w:pos="5496"/>
+          <w:tab w:val="left" w:pos="6412"/>
+          <w:tab w:val="left" w:pos="7328"/>
+          <w:tab w:val="left" w:pos="8244"/>
+          <w:tab w:val="left" w:pos="9160"/>
+          <w:tab w:val="left" w:pos="10076"/>
+          <w:tab w:val="left" w:pos="10992"/>
+          <w:tab w:val="left" w:pos="11908"/>
+          <w:tab w:val="left" w:pos="12824"/>
+          <w:tab w:val="left" w:pos="13740"/>
+          <w:tab w:val="left" w:pos="14656"/>
+        </w:tabs>
+        <w:rPr>
+          <w:rFonts w:ascii="Courier New" w:hAnsi="Courier New" w:cs="Courier New"/>
+          <w:color w:val="000000" w:themeColor="text1"/>
+          <w:sz w:val="18"/>
+          <w:szCs w:val="18"/>
+        </w:rPr>
+      </w:pPr>
+      <w:r>
+        <w:rPr>
+          <w:rFonts w:ascii="Courier New" w:hAnsi="Courier New" w:cs="Courier New"/>
+          <w:color w:val="000000" w:themeColor="text1"/>
+          <w:sz w:val="18"/>
+          <w:szCs w:val="18"/>
+        </w:rPr>
+        <w:t>│</w:t>
+      </w:r>
+    </w:p>
+    <w:p>
+      <w:pPr>
+        <w:tabs>
+          <w:tab w:val="left" w:pos="916"/>
+          <w:tab w:val="left" w:pos="1832"/>
+          <w:tab w:val="left" w:pos="2748"/>
+          <w:tab w:val="left" w:pos="3664"/>
+          <w:tab w:val="left" w:pos="4580"/>
+          <w:tab w:val="left" w:pos="5496"/>
+          <w:tab w:val="left" w:pos="6412"/>
+          <w:tab w:val="left" w:pos="7328"/>
+          <w:tab w:val="left" w:pos="8244"/>
+          <w:tab w:val="left" w:pos="9160"/>
+          <w:tab w:val="left" w:pos="10076"/>
+          <w:tab w:val="left" w:pos="10992"/>
+          <w:tab w:val="left" w:pos="11908"/>
+          <w:tab w:val="left" w:pos="12824"/>
+          <w:tab w:val="left" w:pos="13740"/>
+          <w:tab w:val="left" w:pos="14656"/>
+        </w:tabs>
+        <w:rPr>
+          <w:rFonts w:ascii="Courier New" w:hAnsi="Courier New" w:cs="Courier New"/>
+          <w:sz w:val="18"/>
+          <w:szCs w:val="18"/>
+        </w:rPr>
+      </w:pPr>
+      <w:r>
+        <w:rPr>
+          <w:rFonts w:ascii="Courier New" w:hAnsi="Courier New" w:cs="Courier New"/>
+          <w:sz w:val="18"/>
+          <w:szCs w:val="18"/>
+        </w:rPr>
+        <w:t>├── docs/                           # The source folder for the Sphinx documentation.</w:t>
+      </w:r>
+    </w:p>
+    <w:p>
+      <w:pPr>
+        <w:tabs>
+          <w:tab w:val="left" w:pos="916"/>
+          <w:tab w:val="left" w:pos="1832"/>
+          <w:tab w:val="left" w:pos="2748"/>
+          <w:tab w:val="left" w:pos="3664"/>
+          <w:tab w:val="left" w:pos="4580"/>
+          <w:tab w:val="left" w:pos="5496"/>
+          <w:tab w:val="left" w:pos="6412"/>
+          <w:tab w:val="left" w:pos="7328"/>
+          <w:tab w:val="left" w:pos="8244"/>
+          <w:tab w:val="left" w:pos="9160"/>
+          <w:tab w:val="left" w:pos="10076"/>
+          <w:tab w:val="left" w:pos="10992"/>
+          <w:tab w:val="left" w:pos="11908"/>
+          <w:tab w:val="left" w:pos="12824"/>
+          <w:tab w:val="left" w:pos="13740"/>
+          <w:tab w:val="left" w:pos="14656"/>
+        </w:tabs>
+        <w:rPr>
+          <w:rFonts w:ascii="Courier New" w:hAnsi="Courier New" w:cs="Courier New"/>
+          <w:sz w:val="18"/>
+          <w:szCs w:val="18"/>
+        </w:rPr>
+      </w:pPr>
+      <w:r>
+        <w:rPr>
+          <w:rFonts w:ascii="Courier New" w:hAnsi="Courier New" w:cs="Courier New"/>
+          <w:sz w:val="18"/>
+          <w:szCs w:val="18"/>
+        </w:rPr>
+        <w:t>│   ├── _build/                     # The final, generated HTML website appears here.</w:t>
+      </w:r>
+    </w:p>
+    <w:p>
+      <w:pPr>
+        <w:tabs>
+          <w:tab w:val="left" w:pos="916"/>
+          <w:tab w:val="left" w:pos="1832"/>
+          <w:tab w:val="left" w:pos="2748"/>
+          <w:tab w:val="left" w:pos="3664"/>
+          <w:tab w:val="left" w:pos="4580"/>
+          <w:tab w:val="left" w:pos="5496"/>
+          <w:tab w:val="left" w:pos="6412"/>
+          <w:tab w:val="left" w:pos="7328"/>
+          <w:tab w:val="left" w:pos="8244"/>
+          <w:tab w:val="left" w:pos="9160"/>
+          <w:tab w:val="left" w:pos="10076"/>
+          <w:tab w:val="left" w:pos="10992"/>
+          <w:tab w:val="left" w:pos="11908"/>
+          <w:tab w:val="left" w:pos="12824"/>
+          <w:tab w:val="left" w:pos="13740"/>
+          <w:tab w:val="left" w:pos="14656"/>
+        </w:tabs>
+        <w:rPr>
+          <w:rFonts w:ascii="Courier New" w:hAnsi="Courier New" w:cs="Courier New"/>
+          <w:sz w:val="18"/>
+          <w:szCs w:val="18"/>
+        </w:rPr>
+      </w:pPr>
+      <w:r>
+        <w:rPr>
+          <w:rFonts w:ascii="Courier New" w:hAnsi="Courier New" w:cs="Courier New"/>
+          <w:sz w:val="18"/>
+          <w:szCs w:val="18"/>
+        </w:rPr>
+        <w:t>│   ├── _static/                    # Folder for custom CSS and other static files.</w:t>
+      </w:r>
+    </w:p>
+    <w:p>
+      <w:pPr>
+        <w:tabs>
+          <w:tab w:val="left" w:pos="916"/>
+          <w:tab w:val="left" w:pos="1832"/>
+          <w:tab w:val="left" w:pos="2748"/>
+          <w:tab w:val="left" w:pos="3664"/>
+          <w:tab w:val="left" w:pos="4580"/>
+          <w:tab w:val="left" w:pos="5496"/>
+          <w:tab w:val="left" w:pos="6412"/>
+          <w:tab w:val="left" w:pos="7328"/>
+          <w:tab w:val="left" w:pos="8244"/>
+          <w:tab w:val="left" w:pos="9160"/>
+          <w:tab w:val="left" w:pos="10076"/>
+          <w:tab w:val="left" w:pos="10992"/>
+          <w:tab w:val="left" w:pos="11908"/>
+          <w:tab w:val="left" w:pos="12824"/>
+          <w:tab w:val="left" w:pos="13740"/>
+          <w:tab w:val="left" w:pos="14656"/>
+        </w:tabs>
+        <w:rPr>
+          <w:rFonts w:ascii="Courier New" w:hAnsi="Courier New" w:cs="Courier New"/>
+          <w:sz w:val="18"/>
+          <w:szCs w:val="18"/>
+        </w:rPr>
+      </w:pPr>
+      <w:r>
+        <w:rPr>
+          <w:rFonts w:ascii="Courier New" w:hAnsi="Courier New" w:cs="Courier New"/>
+          <w:sz w:val="18"/>
+          <w:szCs w:val="18"/>
+        </w:rPr>
+        <w:t xml:space="preserve">│   │   └── custom.css              # </w:t>
+      </w:r>
+      <w:r>
+        <w:rPr>
+          <w:rFonts w:ascii="Courier New" w:hAnsi="Courier New" w:cs="Courier New"/>
+          <w:color w:val="000000" w:themeColor="text1"/>
+          <w:sz w:val="18"/>
+          <w:szCs w:val="18"/>
+        </w:rPr>
+        <w:t>Custom styles for table formatting</w:t>
+      </w:r>
+      <w:r>
+        <w:rPr>
+          <w:rFonts w:ascii="Courier New" w:hAnsi="Courier New" w:cs="Courier New"/>
+          <w:color w:val="000000" w:themeColor="text1"/>
+          <w:sz w:val="18"/>
+          <w:szCs w:val="18"/>
+        </w:rPr>
+        <w:t>.</w:t>
+      </w:r>
+    </w:p>
+    <w:p>
+      <w:pPr>
+        <w:tabs>
+          <w:tab w:val="left" w:pos="916"/>
+          <w:tab w:val="left" w:pos="1832"/>
+          <w:tab w:val="left" w:pos="2748"/>
+          <w:tab w:val="left" w:pos="3664"/>
+          <w:tab w:val="left" w:pos="4580"/>
+          <w:tab w:val="left" w:pos="5496"/>
+          <w:tab w:val="left" w:pos="6412"/>
+          <w:tab w:val="left" w:pos="7328"/>
+          <w:tab w:val="left" w:pos="8244"/>
+          <w:tab w:val="left" w:pos="9160"/>
+          <w:tab w:val="left" w:pos="10076"/>
+          <w:tab w:val="left" w:pos="10992"/>
+          <w:tab w:val="left" w:pos="11908"/>
+          <w:tab w:val="left" w:pos="12824"/>
+          <w:tab w:val="left" w:pos="13740"/>
+          <w:tab w:val="left" w:pos="14656"/>
+        </w:tabs>
+        <w:rPr>
+          <w:rFonts w:ascii="Courier New" w:hAnsi="Courier New" w:cs="Courier New"/>
+          <w:sz w:val="18"/>
+          <w:szCs w:val="18"/>
+        </w:rPr>
+      </w:pPr>
+      <w:r>
+        <w:rPr>
+          <w:rFonts w:ascii="Courier New" w:hAnsi="Courier New" w:cs="Courier New"/>
+          <w:sz w:val="18"/>
+          <w:szCs w:val="18"/>
+        </w:rPr>
+        <w:t>│   ├── conf.py                     # The main Sphinx configuration file.</w:t>
+      </w:r>
+    </w:p>
+    <w:p>
+      <w:pPr>
+        <w:tabs>
+          <w:tab w:val="left" w:pos="916"/>
+          <w:tab w:val="left" w:pos="1832"/>
+          <w:tab w:val="left" w:pos="2748"/>
+          <w:tab w:val="left" w:pos="3664"/>
+          <w:tab w:val="left" w:pos="4580"/>
+          <w:tab w:val="left" w:pos="5496"/>
+          <w:tab w:val="left" w:pos="6412"/>
+          <w:tab w:val="left" w:pos="7328"/>
+          <w:tab w:val="left" w:pos="8244"/>
+          <w:tab w:val="left" w:pos="9160"/>
+          <w:tab w:val="left" w:pos="10076"/>
+          <w:tab w:val="left" w:pos="10992"/>
+          <w:tab w:val="left" w:pos="11908"/>
+          <w:tab w:val="left" w:pos="12824"/>
+          <w:tab w:val="left" w:pos="13740"/>
+          <w:tab w:val="left" w:pos="14656"/>
+        </w:tabs>
+      </w:pPr>
+      <w:r>
+        <w:rPr>
+          <w:rFonts w:ascii="Courier New" w:hAnsi="Courier New" w:cs="Courier New"/>
+          <w:sz w:val="18"/>
+          <w:szCs w:val="18"/>
+        </w:rPr>
+        <w:t>│   └── index.rst                   # The top-level page for the Sphinx site.</w:t>
+      </w:r>
+      <w:r>
+        <w:t xml:space="preserve"> </w:t>
+      </w:r>
+    </w:p>
+    <w:p>
+      <w:pPr>
+        <w:tabs>
+          <w:tab w:val="left" w:pos="916"/>
+          <w:tab w:val="left" w:pos="1832"/>
+          <w:tab w:val="left" w:pos="2748"/>
+          <w:tab w:val="left" w:pos="3664"/>
+          <w:tab w:val="left" w:pos="4580"/>
+          <w:tab w:val="left" w:pos="5496"/>
+          <w:tab w:val="left" w:pos="6412"/>
+          <w:tab w:val="left" w:pos="7328"/>
+          <w:tab w:val="left" w:pos="8244"/>
+          <w:tab w:val="left" w:pos="9160"/>
+          <w:tab w:val="left" w:pos="10076"/>
+          <w:tab w:val="left" w:pos="10992"/>
+          <w:tab w:val="left" w:pos="11908"/>
+          <w:tab w:val="left" w:pos="12824"/>
+          <w:tab w:val="left" w:pos="13740"/>
+          <w:tab w:val="left" w:pos="14656"/>
+        </w:tabs>
+        <w:rPr>
+          <w:rFonts w:ascii="Courier New" w:hAnsi="Courier New" w:cs="Courier New"/>
+          <w:color w:val="000000" w:themeColor="text1"/>
+          <w:sz w:val="18"/>
+          <w:szCs w:val="18"/>
+        </w:rPr>
+      </w:pPr>
+      <w:r>
+        <w:rPr>
+          <w:rFonts w:ascii="Courier New" w:hAnsi="Courier New" w:cs="Courier New"/>
+          <w:color w:val="000000" w:themeColor="text1"/>
+          <w:sz w:val="18"/>
+          <w:szCs w:val="18"/>
+        </w:rPr>
+        <w:t>│</w:t>
+      </w:r>
+      <w:r>
+        <w:tab/>
+      </w:r>
+      <w:r>
+        <w:tab/>
+      </w:r>
+      <w:r>
+        <w:tab/>
+      </w:r>
+      <w:r>
+        <w:tab/>
+      </w:r>
+      <w:r>
+        <w:tab/>
+      </w:r>
+      <w:r>
+        <w:rPr>
+          <w:rFonts w:ascii="Courier New" w:hAnsi="Courier New" w:cs="Courier New"/>
+          <w:i/>
+          <w:iCs/>
+          <w:sz w:val="18"/>
+          <w:szCs w:val="18"/>
+        </w:rPr>
+        <w:t>Auto-updated by generator</w:t>
+      </w:r>
+    </w:p>
+    <w:p>
+      <w:pPr>
+        <w:tabs>
+          <w:tab w:val="left" w:pos="916"/>
+          <w:tab w:val="left" w:pos="1832"/>
+          <w:tab w:val="left" w:pos="2748"/>
+          <w:tab w:val="left" w:pos="3664"/>
+          <w:tab w:val="left" w:pos="4580"/>
+          <w:tab w:val="left" w:pos="5496"/>
+          <w:tab w:val="left" w:pos="6412"/>
+          <w:tab w:val="left" w:pos="7328"/>
+          <w:tab w:val="left" w:pos="8244"/>
+          <w:tab w:val="left" w:pos="9160"/>
+          <w:tab w:val="left" w:pos="10076"/>
+          <w:tab w:val="left" w:pos="10992"/>
+          <w:tab w:val="left" w:pos="11908"/>
+          <w:tab w:val="left" w:pos="12824"/>
+          <w:tab w:val="left" w:pos="13740"/>
+          <w:tab w:val="left" w:pos="14656"/>
+        </w:tabs>
+        <w:rPr>
+          <w:rFonts w:ascii="Courier New" w:hAnsi="Courier New" w:cs="Courier New"/>
+          <w:color w:val="000000" w:themeColor="text1"/>
+          <w:sz w:val="18"/>
+          <w:szCs w:val="18"/>
+        </w:rPr>
+      </w:pPr>
+      <w:r>
+        <w:rPr>
+          <w:rFonts w:ascii="Courier New" w:hAnsi="Courier New" w:cs="Courier New"/>
+          <w:color w:val="000000" w:themeColor="text1"/>
+          <w:sz w:val="18"/>
+          <w:szCs w:val="18"/>
+        </w:rPr>
+        <w:t>│</w:t>
+      </w:r>
+    </w:p>
+    <w:p>
+      <w:pPr>
+        <w:tabs>
+          <w:tab w:val="left" w:pos="916"/>
+          <w:tab w:val="left" w:pos="1832"/>
+          <w:tab w:val="left" w:pos="2748"/>
+          <w:tab w:val="left" w:pos="3664"/>
+          <w:tab w:val="left" w:pos="4580"/>
+          <w:tab w:val="left" w:pos="5496"/>
+          <w:tab w:val="left" w:pos="6412"/>
+          <w:tab w:val="left" w:pos="7328"/>
+          <w:tab w:val="left" w:pos="8244"/>
+          <w:tab w:val="left" w:pos="9160"/>
+          <w:tab w:val="left" w:pos="10076"/>
+          <w:tab w:val="left" w:pos="10992"/>
+          <w:tab w:val="left" w:pos="11908"/>
+          <w:tab w:val="left" w:pos="12824"/>
+          <w:tab w:val="left" w:pos="13740"/>
+          <w:tab w:val="left" w:pos="14656"/>
+        </w:tabs>
+        <w:rPr>
+          <w:rFonts w:ascii="Courier New" w:hAnsi="Courier New" w:cs="Courier New"/>
+          <w:sz w:val="18"/>
+          <w:szCs w:val="18"/>
+        </w:rPr>
+      </w:pPr>
+      <w:r>
+        <w:rPr>
+          <w:rFonts w:ascii="Courier New" w:hAnsi="Courier New" w:cs="Courier New"/>
+          <w:sz w:val="18"/>
+          <w:szCs w:val="18"/>
+        </w:rPr>
+        <w:t>├── sample_project/                 # An example project to analyze.</w:t>
+      </w:r>
+    </w:p>
+    <w:p>
+      <w:pPr>
+        <w:tabs>
+          <w:tab w:val="left" w:pos="916"/>
+          <w:tab w:val="left" w:pos="1832"/>
+          <w:tab w:val="left" w:pos="2748"/>
+          <w:tab w:val="left" w:pos="3664"/>
+          <w:tab w:val="left" w:pos="4580"/>
+          <w:tab w:val="left" w:pos="5496"/>
+          <w:tab w:val="left" w:pos="6412"/>
+          <w:tab w:val="left" w:pos="7328"/>
+          <w:tab w:val="left" w:pos="8244"/>
+          <w:tab w:val="left" w:pos="9160"/>
+          <w:tab w:val="left" w:pos="10076"/>
+          <w:tab w:val="left" w:pos="10992"/>
+          <w:tab w:val="left" w:pos="11908"/>
+          <w:tab w:val="left" w:pos="12824"/>
+          <w:tab w:val="left" w:pos="13740"/>
+          <w:tab w:val="left" w:pos="14656"/>
+        </w:tabs>
+        <w:rPr>
+          <w:rFonts w:ascii="Courier New" w:hAnsi="Courier New" w:cs="Courier New"/>
+          <w:sz w:val="18"/>
+          <w:szCs w:val="18"/>
+        </w:rPr>
+      </w:pPr>
+      <w:r>
+        <w:rPr>
+          <w:rFonts w:ascii="Courier New" w:hAnsi="Courier New" w:cs="Courier New"/>
+          <w:sz w:val="18"/>
+          <w:szCs w:val="18"/>
+        </w:rPr>
+        <w:t>│   ├── __init__.py</w:t>
+      </w:r>
+    </w:p>
+    <w:p>
+      <w:pPr>
+        <w:tabs>
+          <w:tab w:val="left" w:pos="916"/>
+          <w:tab w:val="left" w:pos="1832"/>
+          <w:tab w:val="left" w:pos="2748"/>
+          <w:tab w:val="left" w:pos="3664"/>
+          <w:tab w:val="left" w:pos="4580"/>
+          <w:tab w:val="left" w:pos="5496"/>
+          <w:tab w:val="left" w:pos="6412"/>
+          <w:tab w:val="left" w:pos="7328"/>
+          <w:tab w:val="left" w:pos="8244"/>
+          <w:tab w:val="left" w:pos="9160"/>
+          <w:tab w:val="left" w:pos="10076"/>
+          <w:tab w:val="left" w:pos="10992"/>
+          <w:tab w:val="left" w:pos="11908"/>
+          <w:tab w:val="left" w:pos="12824"/>
+          <w:tab w:val="left" w:pos="13740"/>
+          <w:tab w:val="left" w:pos="14656"/>
+        </w:tabs>
+        <w:rPr>
+          <w:rFonts w:ascii="Courier New" w:hAnsi="Courier New" w:cs="Courier New"/>
+          <w:sz w:val="18"/>
+          <w:szCs w:val="18"/>
+        </w:rPr>
+      </w:pPr>
+      <w:r>
+        <w:rPr>
+          <w:rFonts w:ascii="Courier New" w:hAnsi="Courier New" w:cs="Courier New"/>
+          <w:sz w:val="18"/>
+          <w:szCs w:val="18"/>
+        </w:rPr>
+        <w:t>│   ├── petrochemical_plant_operations.py # The complex test file.</w:t>
+      </w:r>
+    </w:p>
+    <w:p>
+      <w:pPr>
+        <w:tabs>
+          <w:tab w:val="left" w:pos="916"/>
+          <w:tab w:val="left" w:pos="1832"/>
+          <w:tab w:val="left" w:pos="2748"/>
+          <w:tab w:val="left" w:pos="3664"/>
+          <w:tab w:val="left" w:pos="4580"/>
+          <w:tab w:val="left" w:pos="5496"/>
+          <w:tab w:val="left" w:pos="6412"/>
+          <w:tab w:val="left" w:pos="7328"/>
+          <w:tab w:val="left" w:pos="8244"/>
+          <w:tab w:val="left" w:pos="9160"/>
+          <w:tab w:val="left" w:pos="10076"/>
+          <w:tab w:val="left" w:pos="10992"/>
+          <w:tab w:val="left" w:pos="11908"/>
+          <w:tab w:val="left" w:pos="12824"/>
+          <w:tab w:val="left" w:pos="13740"/>
+          <w:tab w:val="left" w:pos="14656"/>
+        </w:tabs>
+        <w:rPr>
+          <w:rFonts w:ascii="Courier New" w:hAnsi="Courier New" w:cs="Courier New"/>
+          <w:sz w:val="18"/>
+          <w:szCs w:val="18"/>
+        </w:rPr>
+      </w:pPr>
+      <w:r>
+        <w:rPr>
+          <w:rFonts w:ascii="Courier New" w:hAnsi="Courier New" w:cs="Courier New"/>
+          <w:sz w:val="18"/>
+          <w:szCs w:val="18"/>
+        </w:rPr>
+        <w:t>│   └── sales_report.py             # The original simple test file.</w:t>
+      </w:r>
+    </w:p>
+    <w:p>
+      <w:pPr>
+        <w:tabs>
+          <w:tab w:val="left" w:pos="916"/>
+          <w:tab w:val="left" w:pos="1832"/>
+          <w:tab w:val="left" w:pos="2748"/>
+          <w:tab w:val="left" w:pos="3664"/>
+          <w:tab w:val="left" w:pos="4580"/>
+          <w:tab w:val="left" w:pos="5496"/>
+          <w:tab w:val="left" w:pos="6412"/>
+          <w:tab w:val="left" w:pos="7328"/>
+          <w:tab w:val="left" w:pos="8244"/>
+          <w:tab w:val="left" w:pos="9160"/>
+          <w:tab w:val="left" w:pos="10076"/>
+          <w:tab w:val="left" w:pos="10992"/>
+          <w:tab w:val="left" w:pos="11908"/>
+          <w:tab w:val="left" w:pos="12824"/>
+          <w:tab w:val="left" w:pos="13740"/>
+          <w:tab w:val="left" w:pos="14656"/>
+        </w:tabs>
+        <w:rPr>
+          <w:rFonts w:ascii="Courier New" w:hAnsi="Courier New" w:cs="Courier New"/>
+          <w:color w:val="000000" w:themeColor="text1"/>
+          <w:sz w:val="18"/>
+          <w:szCs w:val="18"/>
+        </w:rPr>
+      </w:pPr>
+      <w:r>
+        <w:rPr>
+          <w:rFonts w:ascii="Courier New" w:hAnsi="Courier New" w:cs="Courier New"/>
+          <w:color w:val="000000" w:themeColor="text1"/>
+          <w:sz w:val="18"/>
+          <w:szCs w:val="18"/>
+        </w:rPr>
+        <w:t>│</w:t>
+      </w:r>
+    </w:p>
+    <w:p>
+      <w:pPr>
+        <w:tabs>
+          <w:tab w:val="left" w:pos="916"/>
+          <w:tab w:val="left" w:pos="1832"/>
+          <w:tab w:val="left" w:pos="2748"/>
+          <w:tab w:val="left" w:pos="3664"/>
+          <w:tab w:val="left" w:pos="4580"/>
+          <w:tab w:val="left" w:pos="5496"/>
+          <w:tab w:val="left" w:pos="6412"/>
+          <w:tab w:val="left" w:pos="7328"/>
+          <w:tab w:val="left" w:pos="8244"/>
+          <w:tab w:val="left" w:pos="9160"/>
+          <w:tab w:val="left" w:pos="10076"/>
+          <w:tab w:val="left" w:pos="10992"/>
+          <w:tab w:val="left" w:pos="11908"/>
+          <w:tab w:val="left" w:pos="12824"/>
+          <w:tab w:val="left" w:pos="13740"/>
+          <w:tab w:val="left" w:pos="14656"/>
+        </w:tabs>
+        <w:rPr>
+          <w:rFonts w:ascii="Courier New" w:hAnsi="Courier New" w:cs="Courier New"/>
+          <w:color w:val="000000" w:themeColor="text1"/>
+          <w:sz w:val="18"/>
+          <w:szCs w:val="18"/>
+        </w:rPr>
+      </w:pPr>
+      <w:r>
+        <w:rPr>
+          <w:rFonts w:ascii="Courier New" w:hAnsi="Courier New" w:cs="Courier New"/>
+          <w:sz w:val="18"/>
+          <w:szCs w:val="18"/>
+        </w:rPr>
+        <w:t>├──</w:t>
+      </w:r>
+      <w:r>
+        <w:rPr>
+          <w:rFonts w:ascii="Courier New" w:hAnsi="Courier New" w:cs="Courier New"/>
+          <w:color w:val="000000" w:themeColor="text1"/>
+          <w:sz w:val="18"/>
+          <w:szCs w:val="18"/>
+        </w:rPr>
+        <w:t xml:space="preserve"> templates/                      # </w:t>
+      </w:r>
+      <w:r>
+        <w:rPr>
+          <w:rFonts w:ascii="Courier New" w:hAnsi="Courier New" w:cs="Courier New"/>
+          <w:sz w:val="18"/>
+          <w:szCs w:val="18"/>
+        </w:rPr>
+        <w:t>Templates for SPHINX (.rst) files</w:t>
+      </w:r>
+      <w:r>
+        <w:rPr>
+          <w:rFonts w:ascii="Courier New" w:hAnsi="Courier New" w:cs="Courier New"/>
+          <w:sz w:val="18"/>
+          <w:szCs w:val="18"/>
+        </w:rPr>
+        <w:t xml:space="preserve">, </w:t>
+      </w:r>
+      <w:r>
+        <w:rPr>
+          <w:rFonts w:ascii="Courier New" w:hAnsi="Courier New" w:cs="Courier New"/>
+          <w:sz w:val="18"/>
+          <w:szCs w:val="18"/>
+        </w:rPr>
+        <w:t>FLASK WEB UI</w:t>
+      </w:r>
+    </w:p>
+    <w:p>
+      <w:pPr>
+        <w:tabs>
+          <w:tab w:val="left" w:pos="916"/>
+          <w:tab w:val="left" w:pos="1832"/>
+          <w:tab w:val="left" w:pos="2748"/>
+          <w:tab w:val="left" w:pos="3664"/>
+          <w:tab w:val="left" w:pos="4580"/>
+          <w:tab w:val="left" w:pos="5496"/>
+          <w:tab w:val="left" w:pos="6412"/>
+          <w:tab w:val="left" w:pos="7328"/>
+          <w:tab w:val="left" w:pos="8244"/>
+          <w:tab w:val="left" w:pos="9160"/>
+          <w:tab w:val="left" w:pos="10076"/>
+          <w:tab w:val="left" w:pos="10992"/>
+          <w:tab w:val="left" w:pos="11908"/>
+          <w:tab w:val="left" w:pos="12824"/>
+          <w:tab w:val="left" w:pos="13740"/>
+          <w:tab w:val="left" w:pos="14656"/>
+        </w:tabs>
+        <w:rPr>
+          <w:rFonts w:ascii="Courier New" w:hAnsi="Courier New" w:cs="Courier New"/>
+          <w:color w:val="000000" w:themeColor="text1"/>
+          <w:sz w:val="18"/>
+          <w:szCs w:val="18"/>
+        </w:rPr>
+      </w:pPr>
+      <w:r>
+        <w:rPr>
+          <w:rFonts w:ascii="Courier New" w:hAnsi="Courier New" w:cs="Courier New"/>
+          <w:sz w:val="18"/>
+          <w:szCs w:val="18"/>
+        </w:rPr>
+        <w:t>│</w:t>
+      </w:r>
+      <w:r>
+        <w:rPr>
+          <w:rFonts w:ascii="Courier New" w:hAnsi="Courier New" w:cs="Courier New"/>
+          <w:color w:val="000000" w:themeColor="text1"/>
+          <w:sz w:val="18"/>
+          <w:szCs w:val="18"/>
+        </w:rPr>
+        <w:t xml:space="preserve">    ├── index.html                 # </w:t>
+      </w:r>
+      <w:r>
+        <w:rPr>
+          <w:rFonts w:ascii="Courier New" w:hAnsi="Courier New" w:cs="Courier New"/>
+          <w:sz w:val="18"/>
+          <w:szCs w:val="18"/>
+        </w:rPr>
+        <w:t>The HTML for the main web interface</w:t>
+      </w:r>
+      <w:r>
+        <w:rPr>
+          <w:rFonts w:ascii="Courier New" w:hAnsi="Courier New" w:cs="Courier New"/>
+          <w:color w:val="000000" w:themeColor="text1"/>
+          <w:sz w:val="18"/>
+          <w:szCs w:val="18"/>
+        </w:rPr>
+        <w:t xml:space="preserve">. </w:t>
+      </w:r>
+      <w:r>
+        <w:rPr>
+          <w:rFonts w:ascii="Courier New" w:hAnsi="Courier New" w:cs="Courier New"/>
+          <w:color w:val="000000" w:themeColor="text1"/>
+          <w:sz w:val="18"/>
+          <w:szCs w:val="18"/>
+        </w:rPr>
+        <w:t>Flask UI</w:t>
+      </w:r>
+    </w:p>
+    <w:p>
+      <w:pPr>
+        <w:tabs>
+          <w:tab w:val="left" w:pos="916"/>
+          <w:tab w:val="left" w:pos="1832"/>
+          <w:tab w:val="left" w:pos="2748"/>
+          <w:tab w:val="left" w:pos="3664"/>
+          <w:tab w:val="left" w:pos="4580"/>
+          <w:tab w:val="left" w:pos="5496"/>
+          <w:tab w:val="left" w:pos="6412"/>
+          <w:tab w:val="left" w:pos="7328"/>
+          <w:tab w:val="left" w:pos="8244"/>
+          <w:tab w:val="left" w:pos="9160"/>
+          <w:tab w:val="left" w:pos="10076"/>
+          <w:tab w:val="left" w:pos="10992"/>
+          <w:tab w:val="left" w:pos="11908"/>
+          <w:tab w:val="left" w:pos="12824"/>
+          <w:tab w:val="left" w:pos="13740"/>
+          <w:tab w:val="left" w:pos="14656"/>
+        </w:tabs>
+      </w:pPr>
+      <w:r>
+        <w:rPr>
+          <w:rFonts w:ascii="Courier New" w:hAnsi="Courier New" w:cs="Courier New"/>
+          <w:sz w:val="18"/>
+          <w:szCs w:val="18"/>
+        </w:rPr>
+        <w:t>│</w:t>
+      </w:r>
+      <w:r>
+        <w:rPr>
+          <w:rFonts w:ascii="Courier New" w:hAnsi="Courier New" w:cs="Courier New"/>
+          <w:color w:val="000000" w:themeColor="text1"/>
+          <w:sz w:val="18"/>
+          <w:szCs w:val="18"/>
+        </w:rPr>
+        <w:t xml:space="preserve">    └── kpi_template.rst.j2</w:t>
+      </w:r>
+      <w:r>
+        <w:rPr>
+          <w:rFonts w:ascii="Courier New" w:hAnsi="Courier New" w:cs="Courier New"/>
+          <w:sz w:val="18"/>
+          <w:szCs w:val="18"/>
+        </w:rPr>
+        <w:t xml:space="preserve">   </w:t>
+      </w:r>
+      <w:r>
+        <w:rPr>
+          <w:rFonts w:ascii="Courier New" w:hAnsi="Courier New" w:cs="Courier New"/>
+          <w:sz w:val="18"/>
+          <w:szCs w:val="18"/>
+        </w:rPr>
+        <w:tab/>
+      </w:r>
+      <w:r>
+        <w:rPr>
+          <w:rFonts w:ascii="Courier New" w:hAnsi="Courier New" w:cs="Courier New"/>
+          <w:sz w:val="18"/>
+          <w:szCs w:val="18"/>
+        </w:rPr>
+        <w:t xml:space="preserve">  # The Jinja2 template for a single KPI page.</w:t>
+      </w:r>
+      <w:r>
+        <w:t xml:space="preserve"> </w:t>
+      </w:r>
+    </w:p>
+    <w:p>
+      <w:pPr>
+        <w:tabs>
+          <w:tab w:val="left" w:pos="916"/>
+          <w:tab w:val="left" w:pos="1832"/>
+          <w:tab w:val="left" w:pos="2748"/>
+          <w:tab w:val="left" w:pos="3664"/>
+          <w:tab w:val="left" w:pos="4580"/>
+          <w:tab w:val="left" w:pos="5496"/>
+          <w:tab w:val="left" w:pos="6412"/>
+          <w:tab w:val="left" w:pos="7328"/>
+          <w:tab w:val="left" w:pos="8244"/>
+          <w:tab w:val="left" w:pos="9160"/>
+          <w:tab w:val="left" w:pos="10076"/>
+          <w:tab w:val="left" w:pos="10992"/>
+          <w:tab w:val="left" w:pos="11908"/>
+          <w:tab w:val="left" w:pos="12824"/>
+          <w:tab w:val="left" w:pos="13740"/>
+          <w:tab w:val="left" w:pos="14656"/>
+        </w:tabs>
+        <w:rPr>
+          <w:rFonts w:ascii="Courier New" w:hAnsi="Courier New" w:cs="Courier New"/>
+          <w:color w:val="000000" w:themeColor="text1"/>
+          <w:sz w:val="18"/>
+          <w:szCs w:val="18"/>
+        </w:rPr>
+      </w:pPr>
+      <w:r>
+        <w:rPr>
+          <w:rFonts w:ascii="Courier New" w:hAnsi="Courier New" w:cs="Courier New"/>
+          <w:color w:val="000000" w:themeColor="text1"/>
+          <w:sz w:val="18"/>
+          <w:szCs w:val="18"/>
+        </w:rPr>
+        <w:t xml:space="preserve">├── </w:t>
+      </w:r>
+      <w:r>
+        <w:rPr>
+          <w:rFonts w:ascii="Courier New" w:hAnsi="Courier New" w:cs="Courier New"/>
+          <w:color w:val="000000" w:themeColor="text1"/>
+          <w:sz w:val="18"/>
+          <w:szCs w:val="18"/>
+        </w:rPr>
+        <w:t>KPI_Inrctive_Bluebook.plantum</w:t>
+      </w:r>
+      <w:r>
+        <w:rPr>
+          <w:rFonts w:ascii="Courier New" w:hAnsi="Courier New" w:cs="Courier New"/>
+          <w:color w:val="000000" w:themeColor="text1"/>
+          <w:sz w:val="18"/>
+          <w:szCs w:val="18"/>
+        </w:rPr>
+        <w:tab/>
+      </w:r>
+      <w:r>
+        <w:rPr>
+          <w:rFonts w:ascii="Courier New" w:hAnsi="Courier New" w:cs="Courier New"/>
+          <w:color w:val="000000" w:themeColor="text1"/>
+          <w:sz w:val="18"/>
+          <w:szCs w:val="18"/>
+        </w:rPr>
+        <w:t xml:space="preserve">  </w:t>
+      </w:r>
+      <w:r>
+        <w:rPr>
+          <w:rFonts w:ascii="Courier New" w:hAnsi="Courier New" w:cs="Courier New"/>
+          <w:sz w:val="18"/>
+          <w:szCs w:val="18"/>
+        </w:rPr>
+        <w:t>#</w:t>
+      </w:r>
+      <w:r>
+        <w:t xml:space="preserve"> </w:t>
+      </w:r>
+      <w:r>
+        <w:rPr>
+          <w:rFonts w:ascii="Courier New" w:hAnsi="Courier New" w:cs="Courier New"/>
+          <w:sz w:val="18"/>
+          <w:szCs w:val="18"/>
+        </w:rPr>
+        <w:t>UML + Flowchart</w:t>
+      </w:r>
+      <w:r>
+        <w:rPr>
+          <w:rFonts w:ascii="Courier New" w:hAnsi="Courier New" w:cs="Courier New"/>
+          <w:sz w:val="18"/>
+          <w:szCs w:val="18"/>
+        </w:rPr>
+        <w:t>.</w:t>
+      </w:r>
+    </w:p>
+    <w:p>
+      <w:pPr>
+        <w:tabs>
+          <w:tab w:val="left" w:pos="916"/>
+          <w:tab w:val="left" w:pos="1832"/>
+          <w:tab w:val="left" w:pos="2748"/>
+          <w:tab w:val="left" w:pos="3664"/>
+          <w:tab w:val="left" w:pos="4580"/>
+          <w:tab w:val="left" w:pos="5496"/>
+          <w:tab w:val="left" w:pos="6412"/>
+          <w:tab w:val="left" w:pos="7328"/>
+          <w:tab w:val="left" w:pos="8244"/>
+          <w:tab w:val="left" w:pos="9160"/>
+          <w:tab w:val="left" w:pos="10076"/>
+          <w:tab w:val="left" w:pos="10992"/>
+          <w:tab w:val="left" w:pos="11908"/>
+          <w:tab w:val="left" w:pos="12824"/>
+          <w:tab w:val="left" w:pos="13740"/>
+          <w:tab w:val="left" w:pos="14656"/>
+        </w:tabs>
+        <w:rPr>
+          <w:rFonts w:ascii="Courier New" w:hAnsi="Courier New" w:cs="Courier New"/>
+          <w:color w:val="000000" w:themeColor="text1"/>
+          <w:sz w:val="18"/>
+          <w:szCs w:val="18"/>
+        </w:rPr>
+      </w:pPr>
+      <w:r>
+        <w:rPr>
+          <w:rFonts w:ascii="Courier New" w:hAnsi="Courier New" w:cs="Courier New"/>
+          <w:color w:val="000000" w:themeColor="text1"/>
+          <w:sz w:val="18"/>
+          <w:szCs w:val="18"/>
+        </w:rPr>
+        <w:t xml:space="preserve">├── </w:t>
+      </w:r>
+      <w:r>
+        <w:rPr>
+          <w:rFonts w:ascii="Courier New" w:hAnsi="Courier New" w:cs="Courier New"/>
+          <w:color w:val="000000" w:themeColor="text1"/>
+          <w:sz w:val="18"/>
+          <w:szCs w:val="18"/>
+        </w:rPr>
+        <w:t>README.md</w:t>
+      </w:r>
+      <w:r>
+        <w:rPr>
+          <w:rFonts w:ascii="Courier New" w:hAnsi="Courier New" w:cs="Courier New"/>
+          <w:color w:val="000000" w:themeColor="text1"/>
+          <w:sz w:val="18"/>
+          <w:szCs w:val="18"/>
+        </w:rPr>
+        <w:t xml:space="preserve">                       </w:t>
+      </w:r>
+      <w:r>
+        <w:rPr>
+          <w:rFonts w:ascii="Courier New" w:hAnsi="Courier New" w:cs="Courier New"/>
+          <w:sz w:val="18"/>
+          <w:szCs w:val="18"/>
+        </w:rPr>
+        <w:t xml:space="preserve"># </w:t>
+      </w:r>
+      <w:r>
+        <w:rPr>
+          <w:rFonts w:ascii="Courier New" w:hAnsi="Courier New" w:cs="Courier New"/>
+          <w:sz w:val="18"/>
+          <w:szCs w:val="18"/>
+        </w:rPr>
+        <w:t>Cookbook + Technical intro</w:t>
+      </w:r>
+      <w:r>
+        <w:rPr>
+          <w:rFonts w:ascii="Courier New" w:hAnsi="Courier New" w:cs="Courier New"/>
+          <w:sz w:val="18"/>
+          <w:szCs w:val="18"/>
+        </w:rPr>
+        <w:t>.</w:t>
+      </w:r>
+    </w:p>
+    <w:p>
+      <w:pPr>
+        <w:tabs>
+          <w:tab w:val="left" w:pos="916"/>
+          <w:tab w:val="left" w:pos="1832"/>
+          <w:tab w:val="left" w:pos="2748"/>
+          <w:tab w:val="left" w:pos="3664"/>
+          <w:tab w:val="left" w:pos="4580"/>
+          <w:tab w:val="left" w:pos="5496"/>
+          <w:tab w:val="left" w:pos="6412"/>
+          <w:tab w:val="left" w:pos="7328"/>
+          <w:tab w:val="left" w:pos="8244"/>
+          <w:tab w:val="left" w:pos="9160"/>
+          <w:tab w:val="left" w:pos="10076"/>
+          <w:tab w:val="left" w:pos="10992"/>
+          <w:tab w:val="left" w:pos="11908"/>
+          <w:tab w:val="left" w:pos="12824"/>
+          <w:tab w:val="left" w:pos="13740"/>
+          <w:tab w:val="left" w:pos="14656"/>
+        </w:tabs>
+        <w:rPr>
+          <w:rFonts w:ascii="Courier New" w:hAnsi="Courier New" w:cs="Courier New"/>
+          <w:color w:val="000000" w:themeColor="text1"/>
+          <w:sz w:val="18"/>
+          <w:szCs w:val="18"/>
+        </w:rPr>
+      </w:pPr>
     </w:p>
     <w:p>
       <w:pPr>
@@ -3344,7 +5375,6 @@
           <w:sz w:val="53"/>
           <w:szCs w:val="53"/>
         </w:rPr>
-        <w:lastRenderedPageBreak/>
         <w:t>AI-Powered KPI Extractor &amp; Interactive Bluebook Generator</w:t>
       </w:r>
     </w:p>
@@ -3536,6 +5566,7 @@
           <w:sz w:val="43"/>
           <w:szCs w:val="43"/>
         </w:rPr>
+        <w:lastRenderedPageBreak/>
         <w:t>Requirements</w:t>
       </w:r>
     </w:p>
@@ -4119,7 +6150,6 @@
           <w:sz w:val="43"/>
           <w:szCs w:val="43"/>
         </w:rPr>
-        <w:lastRenderedPageBreak/>
         <w:t>How it Works</w:t>
       </w:r>
     </w:p>
@@ -4464,6 +6494,7 @@
           <w:sz w:val="43"/>
           <w:szCs w:val="43"/>
         </w:rPr>
+        <w:lastRenderedPageBreak/>
         <w:t>Troubleshooting</w:t>
       </w:r>
     </w:p>
@@ -5201,13 +7232,7 @@
         <w:rPr>
           <w:color w:val="000000"/>
         </w:rPr>
-        <w:t>processes source code repositories to automatically extract KPIs, enrich them with descriptive metadata, and generate an interactive documentation site</w:t>
-      </w:r>
-      <w:r>
-        <w:rPr>
-          <w:color w:val="000000"/>
-        </w:rPr>
-        <w:t xml:space="preserve"> </w:t>
+        <w:t xml:space="preserve">processes source code repositories to automatically extract KPIs, enrich them with descriptive metadata, and generate an interactive documentation site </w:t>
       </w:r>
       <w:r>
         <w:rPr>
@@ -6596,16 +8621,7 @@
           <w:color w:val="000000"/>
         </w:rPr>
         <w:lastRenderedPageBreak/>
-        <w:t>High-level Components</w:t>
-      </w:r>
-      <w:r>
-        <w:rPr>
-          <w:rFonts w:asciiTheme="majorBidi" w:hAnsiTheme="majorBidi" w:cstheme="majorBidi"/>
-          <w:b/>
-          <w:bCs/>
-          <w:color w:val="000000"/>
-        </w:rPr>
-        <w:t xml:space="preserve"> Digram</w:t>
+        <w:t>High-level Components Digram</w:t>
       </w:r>
     </w:p>
     <w:p>
@@ -7270,29 +9286,7 @@
           <w:sz w:val="18"/>
           <w:szCs w:val="18"/>
         </w:rPr>
-        <w:t>Figure</w:t>
-      </w:r>
-      <w:r>
-        <w:rPr>
-          <w:rFonts w:asciiTheme="majorBidi" w:hAnsiTheme="majorBidi" w:cstheme="majorBidi"/>
-          <w:b/>
-          <w:bCs/>
-          <w:color w:val="000000"/>
-          <w:sz w:val="18"/>
-          <w:szCs w:val="18"/>
-        </w:rPr>
-        <w:t>. 6</w:t>
-      </w:r>
-      <w:r>
-        <w:rPr>
-          <w:rFonts w:asciiTheme="majorBidi" w:hAnsiTheme="majorBidi" w:cstheme="majorBidi"/>
-          <w:b/>
-          <w:bCs/>
-          <w:color w:val="000000"/>
-          <w:sz w:val="18"/>
-          <w:szCs w:val="18"/>
-        </w:rPr>
-        <w:t>.</w:t>
+        <w:t>Figure. 6.</w:t>
       </w:r>
       <w:r>
         <w:rPr>

--- a/help/Technical Document.docx
+++ b/help/Technical Document.docx
@@ -3910,7 +3910,7 @@
           <w:sz w:val="18"/>
           <w:szCs w:val="18"/>
         </w:rPr>
-        <w:t>Version</w:t>
+        <w:t>utils</w:t>
       </w:r>
       <w:r>
         <w:rPr>
@@ -3938,15 +3938,50 @@
           <w:szCs w:val="18"/>
         </w:rPr>
         <w:tab/>
-        <w:t xml:space="preserve">  </w:t>
-      </w:r>
-      <w:r>
-        <w:rPr>
-          <w:rFonts w:ascii="Courier New" w:hAnsi="Courier New" w:cs="Courier New"/>
-          <w:sz w:val="18"/>
-          <w:szCs w:val="18"/>
-        </w:rPr>
-        <w:t>#.</w:t>
+        <w:t xml:space="preserve"> </w:t>
+      </w:r>
+      <w:r>
+        <w:rPr>
+          <w:rFonts w:ascii="Courier New" w:hAnsi="Courier New" w:cs="Courier New"/>
+          <w:color w:val="000000" w:themeColor="text1"/>
+          <w:sz w:val="18"/>
+          <w:szCs w:val="18"/>
+        </w:rPr>
+        <w:tab/>
+        <w:t xml:space="preserve"> </w:t>
+      </w:r>
+      <w:r>
+        <w:rPr>
+          <w:rFonts w:ascii="Courier New" w:hAnsi="Courier New" w:cs="Courier New"/>
+          <w:color w:val="000000" w:themeColor="text1"/>
+          <w:sz w:val="18"/>
+          <w:szCs w:val="18"/>
+        </w:rPr>
+        <w:t xml:space="preserve"> </w:t>
+      </w:r>
+      <w:r>
+        <w:rPr>
+          <w:rFonts w:ascii="Courier New" w:hAnsi="Courier New" w:cs="Courier New"/>
+          <w:sz w:val="18"/>
+          <w:szCs w:val="18"/>
+        </w:rPr>
+        <w:t>#</w:t>
+      </w:r>
+      <w:r>
+        <w:rPr>
+          <w:rFonts w:ascii="Courier New" w:hAnsi="Courier New" w:cs="Courier New"/>
+          <w:sz w:val="18"/>
+          <w:szCs w:val="18"/>
+        </w:rPr>
+        <w:t xml:space="preserve"> </w:t>
+      </w:r>
+      <w:r>
+        <w:rPr>
+          <w:rFonts w:ascii="Courier New" w:hAnsi="Courier New" w:cs="Courier New"/>
+          <w:sz w:val="18"/>
+          <w:szCs w:val="18"/>
+        </w:rPr>
+        <w:t>Helpers (formatters, IO)</w:t>
       </w:r>
     </w:p>
     <w:p>
@@ -3969,13 +4004,16 @@
           <w:tab w:val="left" w:pos="13740"/>
           <w:tab w:val="left" w:pos="14656"/>
         </w:tabs>
+      </w:pPr>
+      <w:r>
         <w:rPr>
           <w:rFonts w:ascii="Courier New" w:hAnsi="Courier New" w:cs="Courier New"/>
           <w:color w:val="000000" w:themeColor="text1"/>
           <w:sz w:val="18"/>
           <w:szCs w:val="18"/>
         </w:rPr>
-      </w:pPr>
+        <w:t>│   ├── ai_generator.py</w:t>
+      </w:r>
       <w:r>
         <w:rPr>
           <w:rFonts w:ascii="Courier New" w:hAnsi="Courier New" w:cs="Courier New"/>
@@ -3983,7 +4021,7 @@
           <w:sz w:val="18"/>
           <w:szCs w:val="18"/>
         </w:rPr>
-        <w:t xml:space="preserve">│   ├── </w:t>
+        <w:tab/>
       </w:r>
       <w:r>
         <w:rPr>
@@ -3992,78 +4030,19 @@
           <w:sz w:val="18"/>
           <w:szCs w:val="18"/>
         </w:rPr>
-        <w:t>utils</w:t>
-      </w:r>
-      <w:r>
-        <w:rPr>
-          <w:rFonts w:ascii="Courier New" w:hAnsi="Courier New" w:cs="Courier New"/>
-          <w:color w:val="000000" w:themeColor="text1"/>
-          <w:sz w:val="18"/>
-          <w:szCs w:val="18"/>
-        </w:rPr>
-        <w:t>.py</w:t>
-      </w:r>
-      <w:r>
-        <w:rPr>
-          <w:rFonts w:ascii="Courier New" w:hAnsi="Courier New" w:cs="Courier New"/>
-          <w:color w:val="000000" w:themeColor="text1"/>
-          <w:sz w:val="18"/>
-          <w:szCs w:val="18"/>
-        </w:rPr>
         <w:tab/>
-      </w:r>
-      <w:r>
-        <w:rPr>
-          <w:rFonts w:ascii="Courier New" w:hAnsi="Courier New" w:cs="Courier New"/>
-          <w:color w:val="000000" w:themeColor="text1"/>
-          <w:sz w:val="18"/>
-          <w:szCs w:val="18"/>
-        </w:rPr>
-        <w:tab/>
+        <w:t xml:space="preserve">  </w:t>
+      </w:r>
+      <w:r>
+        <w:rPr>
+          <w:rFonts w:ascii="Courier New" w:hAnsi="Courier New" w:cs="Courier New"/>
+          <w:sz w:val="18"/>
+          <w:szCs w:val="18"/>
+        </w:rPr>
+        <w:t># Handles all interaction with the OpenAI API</w:t>
+      </w:r>
+      <w:r>
         <w:t xml:space="preserve"> </w:t>
-      </w:r>
-      <w:r>
-        <w:rPr>
-          <w:rFonts w:ascii="Courier New" w:hAnsi="Courier New" w:cs="Courier New"/>
-          <w:color w:val="000000" w:themeColor="text1"/>
-          <w:sz w:val="18"/>
-          <w:szCs w:val="18"/>
-        </w:rPr>
-        <w:tab/>
-        <w:t xml:space="preserve"> </w:t>
-      </w:r>
-      <w:r>
-        <w:rPr>
-          <w:rFonts w:ascii="Courier New" w:hAnsi="Courier New" w:cs="Courier New"/>
-          <w:color w:val="000000" w:themeColor="text1"/>
-          <w:sz w:val="18"/>
-          <w:szCs w:val="18"/>
-        </w:rPr>
-        <w:t xml:space="preserve"> </w:t>
-      </w:r>
-      <w:r>
-        <w:rPr>
-          <w:rFonts w:ascii="Courier New" w:hAnsi="Courier New" w:cs="Courier New"/>
-          <w:sz w:val="18"/>
-          <w:szCs w:val="18"/>
-        </w:rPr>
-        <w:t>#</w:t>
-      </w:r>
-      <w:r>
-        <w:rPr>
-          <w:rFonts w:ascii="Courier New" w:hAnsi="Courier New" w:cs="Courier New"/>
-          <w:sz w:val="18"/>
-          <w:szCs w:val="18"/>
-        </w:rPr>
-        <w:t xml:space="preserve"> </w:t>
-      </w:r>
-      <w:r>
-        <w:rPr>
-          <w:rFonts w:ascii="Courier New" w:hAnsi="Courier New" w:cs="Courier New"/>
-          <w:sz w:val="18"/>
-          <w:szCs w:val="18"/>
-        </w:rPr>
-        <w:t>Helpers (formatters, IO)</w:t>
       </w:r>
     </w:p>
     <w:p>
@@ -4086,16 +4065,13 @@
           <w:tab w:val="left" w:pos="13740"/>
           <w:tab w:val="left" w:pos="14656"/>
         </w:tabs>
-      </w:pPr>
-      <w:r>
         <w:rPr>
           <w:rFonts w:ascii="Courier New" w:hAnsi="Courier New" w:cs="Courier New"/>
           <w:color w:val="000000" w:themeColor="text1"/>
           <w:sz w:val="18"/>
           <w:szCs w:val="18"/>
         </w:rPr>
-        <w:t>│   ├── ai_generator.py</w:t>
-      </w:r>
+      </w:pPr>
       <w:r>
         <w:rPr>
           <w:rFonts w:ascii="Courier New" w:hAnsi="Courier New" w:cs="Courier New"/>
@@ -4103,28 +4079,50 @@
           <w:sz w:val="18"/>
           <w:szCs w:val="18"/>
         </w:rPr>
+        <w:t>│</w:t>
+      </w:r>
+      <w:r>
+        <w:rPr>
+          <w:rFonts w:ascii="Courier New" w:hAnsi="Courier New" w:cs="Courier New"/>
+          <w:color w:val="000000" w:themeColor="text1"/>
+          <w:sz w:val="18"/>
+          <w:szCs w:val="18"/>
+        </w:rPr>
+        <w:t xml:space="preserve">   </w:t>
+      </w:r>
+      <w:r>
+        <w:rPr>
+          <w:rFonts w:ascii="Courier New" w:hAnsi="Courier New" w:cs="Courier New"/>
+          <w:color w:val="000000" w:themeColor="text1"/>
+          <w:sz w:val="18"/>
+          <w:szCs w:val="18"/>
+        </w:rPr>
+        <w:t>│</w:t>
+      </w:r>
+      <w:r>
         <w:tab/>
       </w:r>
       <w:r>
-        <w:rPr>
-          <w:rFonts w:ascii="Courier New" w:hAnsi="Courier New" w:cs="Courier New"/>
-          <w:color w:val="000000" w:themeColor="text1"/>
-          <w:sz w:val="18"/>
-          <w:szCs w:val="18"/>
-        </w:rPr>
         <w:tab/>
-        <w:t xml:space="preserve">  </w:t>
-      </w:r>
-      <w:r>
-        <w:rPr>
-          <w:rFonts w:ascii="Courier New" w:hAnsi="Courier New" w:cs="Courier New"/>
-          <w:sz w:val="18"/>
-          <w:szCs w:val="18"/>
-        </w:rPr>
-        <w:t># Handles all interaction with the OpenAI API</w:t>
-      </w:r>
-      <w:r>
-        <w:t xml:space="preserve"> </w:t>
+      </w:r>
+      <w:r>
+        <w:tab/>
+      </w:r>
+      <w:r>
+        <w:tab/>
+      </w:r>
+      <w:r>
+        <w:tab/>
+      </w:r>
+      <w:r>
+        <w:rPr>
+          <w:rFonts w:ascii="Courier New" w:hAnsi="Courier New" w:cs="Courier New"/>
+          <w:i/>
+          <w:iCs/>
+          <w:sz w:val="16"/>
+          <w:szCs w:val="16"/>
+        </w:rPr>
+        <w:t>AI content (text) + unit inference</w:t>
       </w:r>
     </w:p>
     <w:p>
@@ -4149,11 +4147,19 @@
         </w:tabs>
         <w:rPr>
           <w:rFonts w:ascii="Courier New" w:hAnsi="Courier New" w:cs="Courier New"/>
+          <w:sz w:val="18"/>
+          <w:szCs w:val="18"/>
+        </w:rPr>
+      </w:pPr>
+      <w:r>
+        <w:rPr>
+          <w:rFonts w:ascii="Courier New" w:hAnsi="Courier New" w:cs="Courier New"/>
           <w:color w:val="000000" w:themeColor="text1"/>
           <w:sz w:val="18"/>
           <w:szCs w:val="18"/>
         </w:rPr>
-      </w:pPr>
+        <w:t>│   ├── kpi_extractor.py</w:t>
+      </w:r>
       <w:r>
         <w:rPr>
           <w:rFonts w:ascii="Courier New" w:hAnsi="Courier New" w:cs="Courier New"/>
@@ -4161,7 +4167,7 @@
           <w:sz w:val="18"/>
           <w:szCs w:val="18"/>
         </w:rPr>
-        <w:t>│</w:t>
+        <w:tab/>
       </w:r>
       <w:r>
         <w:rPr>
@@ -4170,41 +4176,32 @@
           <w:sz w:val="18"/>
           <w:szCs w:val="18"/>
         </w:rPr>
-        <w:t xml:space="preserve">   </w:t>
-      </w:r>
-      <w:r>
-        <w:rPr>
-          <w:rFonts w:ascii="Courier New" w:hAnsi="Courier New" w:cs="Courier New"/>
-          <w:color w:val="000000" w:themeColor="text1"/>
-          <w:sz w:val="18"/>
-          <w:szCs w:val="18"/>
-        </w:rPr>
-        <w:t>│</w:t>
-      </w:r>
-      <w:r>
         <w:tab/>
-      </w:r>
-      <w:r>
-        <w:tab/>
-      </w:r>
-      <w:r>
-        <w:tab/>
-      </w:r>
-      <w:r>
-        <w:tab/>
-      </w:r>
-      <w:r>
-        <w:tab/>
-      </w:r>
-      <w:r>
-        <w:rPr>
-          <w:rFonts w:ascii="Courier New" w:hAnsi="Courier New" w:cs="Courier New"/>
-          <w:i/>
-          <w:iCs/>
-          <w:sz w:val="18"/>
-          <w:szCs w:val="18"/>
-        </w:rPr>
-        <w:t>AI content (text) + unit inference</w:t>
+        <w:t xml:space="preserve">  </w:t>
+      </w:r>
+      <w:r>
+        <w:rPr>
+          <w:rFonts w:ascii="Courier New" w:hAnsi="Courier New" w:cs="Courier New"/>
+          <w:sz w:val="18"/>
+          <w:szCs w:val="18"/>
+        </w:rPr>
+        <w:t xml:space="preserve"># Scans source code to find KPI </w:t>
+      </w:r>
+      <w:r>
+        <w:rPr>
+          <w:rFonts w:ascii="Courier New" w:hAnsi="Courier New" w:cs="Courier New"/>
+          <w:sz w:val="18"/>
+          <w:szCs w:val="18"/>
+        </w:rPr>
+        <w:t>blocks in source code</w:t>
+      </w:r>
+      <w:r>
+        <w:rPr>
+          <w:rFonts w:ascii="Courier New" w:hAnsi="Courier New" w:cs="Courier New"/>
+          <w:sz w:val="18"/>
+          <w:szCs w:val="18"/>
+        </w:rPr>
+        <w:t>.</w:t>
       </w:r>
     </w:p>
     <w:p>
@@ -4227,11 +4224,6 @@
           <w:tab w:val="left" w:pos="13740"/>
           <w:tab w:val="left" w:pos="14656"/>
         </w:tabs>
-        <w:rPr>
-          <w:rFonts w:ascii="Courier New" w:hAnsi="Courier New" w:cs="Courier New"/>
-          <w:sz w:val="18"/>
-          <w:szCs w:val="18"/>
-        </w:rPr>
       </w:pPr>
       <w:r>
         <w:rPr>
@@ -4240,7 +4232,7 @@
           <w:sz w:val="18"/>
           <w:szCs w:val="18"/>
         </w:rPr>
-        <w:t>│   ├── kpi_extractor.py</w:t>
+        <w:t xml:space="preserve">│   └── main.py                 </w:t>
       </w:r>
       <w:r>
         <w:rPr>
@@ -4258,7 +4250,6 @@
           <w:sz w:val="18"/>
           <w:szCs w:val="18"/>
         </w:rPr>
-        <w:tab/>
         <w:t xml:space="preserve">  </w:t>
       </w:r>
       <w:r>
@@ -4267,23 +4258,10 @@
           <w:sz w:val="18"/>
           <w:szCs w:val="18"/>
         </w:rPr>
-        <w:t xml:space="preserve"># Scans source code to find KPI </w:t>
-      </w:r>
-      <w:r>
-        <w:rPr>
-          <w:rFonts w:ascii="Courier New" w:hAnsi="Courier New" w:cs="Courier New"/>
-          <w:sz w:val="18"/>
-          <w:szCs w:val="18"/>
-        </w:rPr>
-        <w:t>blocks in source code</w:t>
-      </w:r>
-      <w:r>
-        <w:rPr>
-          <w:rFonts w:ascii="Courier New" w:hAnsi="Courier New" w:cs="Courier New"/>
-          <w:sz w:val="18"/>
-          <w:szCs w:val="18"/>
-        </w:rPr>
-        <w:t>.</w:t>
+        <w:t># The main logic for generating the bluebook.</w:t>
+      </w:r>
+      <w:r>
+        <w:t xml:space="preserve"> </w:t>
       </w:r>
     </w:p>
     <w:p>
@@ -4306,16 +4284,13 @@
           <w:tab w:val="left" w:pos="13740"/>
           <w:tab w:val="left" w:pos="14656"/>
         </w:tabs>
-      </w:pPr>
-      <w:r>
         <w:rPr>
           <w:rFonts w:ascii="Courier New" w:hAnsi="Courier New" w:cs="Courier New"/>
           <w:color w:val="000000" w:themeColor="text1"/>
           <w:sz w:val="18"/>
           <w:szCs w:val="18"/>
         </w:rPr>
-        <w:t xml:space="preserve">│   └── main.py                 </w:t>
-      </w:r>
+      </w:pPr>
       <w:r>
         <w:rPr>
           <w:rFonts w:ascii="Courier New" w:hAnsi="Courier New" w:cs="Courier New"/>
@@ -4323,27 +4298,37 @@
           <w:sz w:val="18"/>
           <w:szCs w:val="18"/>
         </w:rPr>
+        <w:t>│</w:t>
+      </w:r>
+      <w:r>
         <w:tab/>
       </w:r>
       <w:r>
-        <w:rPr>
-          <w:rFonts w:ascii="Courier New" w:hAnsi="Courier New" w:cs="Courier New"/>
-          <w:color w:val="000000" w:themeColor="text1"/>
-          <w:sz w:val="18"/>
-          <w:szCs w:val="18"/>
-        </w:rPr>
-        <w:t xml:space="preserve">  </w:t>
-      </w:r>
-      <w:r>
-        <w:rPr>
-          <w:rFonts w:ascii="Courier New" w:hAnsi="Courier New" w:cs="Courier New"/>
-          <w:sz w:val="18"/>
-          <w:szCs w:val="18"/>
-        </w:rPr>
-        <w:t># The main logic for generating the bluebook.</w:t>
-      </w:r>
-      <w:r>
-        <w:t xml:space="preserve"> </w:t>
+        <w:tab/>
+      </w:r>
+      <w:r>
+        <w:tab/>
+      </w:r>
+      <w:r>
+        <w:tab/>
+      </w:r>
+      <w:r>
+        <w:rPr>
+          <w:rFonts w:ascii="Courier New" w:hAnsi="Courier New" w:cs="Courier New"/>
+          <w:sz w:val="18"/>
+          <w:szCs w:val="18"/>
+        </w:rPr>
+        <w:tab/>
+      </w:r>
+      <w:r>
+        <w:rPr>
+          <w:rFonts w:ascii="Courier New" w:hAnsi="Courier New" w:cs="Courier New"/>
+          <w:i/>
+          <w:iCs/>
+          <w:sz w:val="16"/>
+          <w:szCs w:val="16"/>
+        </w:rPr>
+        <w:t>Orchestrates extraction → AI → render → build</w:t>
       </w:r>
     </w:p>
     <w:p>
@@ -4382,36 +4367,6 @@
         </w:rPr>
         <w:t>│</w:t>
       </w:r>
-      <w:r>
-        <w:tab/>
-      </w:r>
-      <w:r>
-        <w:tab/>
-      </w:r>
-      <w:r>
-        <w:tab/>
-      </w:r>
-      <w:r>
-        <w:tab/>
-      </w:r>
-      <w:r>
-        <w:rPr>
-          <w:rFonts w:ascii="Courier New" w:hAnsi="Courier New" w:cs="Courier New"/>
-          <w:sz w:val="18"/>
-          <w:szCs w:val="18"/>
-        </w:rPr>
-        <w:tab/>
-      </w:r>
-      <w:r>
-        <w:rPr>
-          <w:rFonts w:ascii="Courier New" w:hAnsi="Courier New" w:cs="Courier New"/>
-          <w:i/>
-          <w:iCs/>
-          <w:sz w:val="18"/>
-          <w:szCs w:val="18"/>
-        </w:rPr>
-        <w:t>Orchestrates extraction → AI → render → build</w:t>
-      </w:r>
     </w:p>
     <w:p>
       <w:pPr>
@@ -4435,19 +4390,17 @@
         </w:tabs>
         <w:rPr>
           <w:rFonts w:ascii="Courier New" w:hAnsi="Courier New" w:cs="Courier New"/>
-          <w:color w:val="000000" w:themeColor="text1"/>
-          <w:sz w:val="18"/>
-          <w:szCs w:val="18"/>
-        </w:rPr>
-      </w:pPr>
-      <w:r>
-        <w:rPr>
-          <w:rFonts w:ascii="Courier New" w:hAnsi="Courier New" w:cs="Courier New"/>
-          <w:color w:val="000000" w:themeColor="text1"/>
-          <w:sz w:val="18"/>
-          <w:szCs w:val="18"/>
-        </w:rPr>
-        <w:t>│</w:t>
+          <w:sz w:val="18"/>
+          <w:szCs w:val="18"/>
+        </w:rPr>
+      </w:pPr>
+      <w:r>
+        <w:rPr>
+          <w:rFonts w:ascii="Courier New" w:hAnsi="Courier New" w:cs="Courier New"/>
+          <w:sz w:val="18"/>
+          <w:szCs w:val="18"/>
+        </w:rPr>
+        <w:t>├── docs/                           # The source folder for the Sphinx documentation.</w:t>
       </w:r>
     </w:p>
     <w:p>
@@ -4482,7 +4435,7 @@
           <w:sz w:val="18"/>
           <w:szCs w:val="18"/>
         </w:rPr>
-        <w:t>├── docs/                           # The source folder for the Sphinx documentation.</w:t>
+        <w:t>│   ├── _build/                     # The final, generated HTML website appears here.</w:t>
       </w:r>
     </w:p>
     <w:p>
@@ -4517,7 +4470,7 @@
           <w:sz w:val="18"/>
           <w:szCs w:val="18"/>
         </w:rPr>
-        <w:t>│   ├── _build/                     # The final, generated HTML website appears here.</w:t>
+        <w:t>│   ├── _static/                    # Folder for custom CSS and other static files.</w:t>
       </w:r>
     </w:p>
     <w:p>
@@ -4552,7 +4505,25 @@
           <w:sz w:val="18"/>
           <w:szCs w:val="18"/>
         </w:rPr>
-        <w:t>│   ├── _static/                    # Folder for custom CSS and other static files.</w:t>
+        <w:t xml:space="preserve">│   │   └── custom.css              # </w:t>
+      </w:r>
+      <w:r>
+        <w:rPr>
+          <w:rFonts w:ascii="Courier New" w:hAnsi="Courier New" w:cs="Courier New"/>
+          <w:color w:val="000000" w:themeColor="text1"/>
+          <w:sz w:val="18"/>
+          <w:szCs w:val="18"/>
+        </w:rPr>
+        <w:t>Custom styles for table formatting</w:t>
+      </w:r>
+      <w:r>
+        <w:rPr>
+          <w:rFonts w:ascii="Courier New" w:hAnsi="Courier New" w:cs="Courier New"/>
+          <w:color w:val="000000" w:themeColor="text1"/>
+          <w:sz w:val="18"/>
+          <w:szCs w:val="18"/>
+        </w:rPr>
+        <w:t>.</w:t>
       </w:r>
     </w:p>
     <w:p>
@@ -4587,25 +4558,7 @@
           <w:sz w:val="18"/>
           <w:szCs w:val="18"/>
         </w:rPr>
-        <w:t xml:space="preserve">│   │   └── custom.css              # </w:t>
-      </w:r>
-      <w:r>
-        <w:rPr>
-          <w:rFonts w:ascii="Courier New" w:hAnsi="Courier New" w:cs="Courier New"/>
-          <w:color w:val="000000" w:themeColor="text1"/>
-          <w:sz w:val="18"/>
-          <w:szCs w:val="18"/>
-        </w:rPr>
-        <w:t>Custom styles for table formatting</w:t>
-      </w:r>
-      <w:r>
-        <w:rPr>
-          <w:rFonts w:ascii="Courier New" w:hAnsi="Courier New" w:cs="Courier New"/>
-          <w:color w:val="000000" w:themeColor="text1"/>
-          <w:sz w:val="18"/>
-          <w:szCs w:val="18"/>
-        </w:rPr>
-        <w:t>.</w:t>
+        <w:t>│   ├── conf.py                     # The main Sphinx configuration file.</w:t>
       </w:r>
     </w:p>
     <w:p>
@@ -4628,19 +4581,17 @@
           <w:tab w:val="left" w:pos="13740"/>
           <w:tab w:val="left" w:pos="14656"/>
         </w:tabs>
-        <w:rPr>
-          <w:rFonts w:ascii="Courier New" w:hAnsi="Courier New" w:cs="Courier New"/>
-          <w:sz w:val="18"/>
-          <w:szCs w:val="18"/>
-        </w:rPr>
-      </w:pPr>
-      <w:r>
-        <w:rPr>
-          <w:rFonts w:ascii="Courier New" w:hAnsi="Courier New" w:cs="Courier New"/>
-          <w:sz w:val="18"/>
-          <w:szCs w:val="18"/>
-        </w:rPr>
-        <w:t>│   ├── conf.py                     # The main Sphinx configuration file.</w:t>
+      </w:pPr>
+      <w:r>
+        <w:rPr>
+          <w:rFonts w:ascii="Courier New" w:hAnsi="Courier New" w:cs="Courier New"/>
+          <w:sz w:val="18"/>
+          <w:szCs w:val="18"/>
+        </w:rPr>
+        <w:t>│   └── index.rst                   # The top-level page for the Sphinx site.</w:t>
+      </w:r>
+      <w:r>
+        <w:t xml:space="preserve"> </w:t>
       </w:r>
     </w:p>
     <w:p>
@@ -4663,39 +4614,6 @@
           <w:tab w:val="left" w:pos="13740"/>
           <w:tab w:val="left" w:pos="14656"/>
         </w:tabs>
-      </w:pPr>
-      <w:r>
-        <w:rPr>
-          <w:rFonts w:ascii="Courier New" w:hAnsi="Courier New" w:cs="Courier New"/>
-          <w:sz w:val="18"/>
-          <w:szCs w:val="18"/>
-        </w:rPr>
-        <w:t>│   └── index.rst                   # The top-level page for the Sphinx site.</w:t>
-      </w:r>
-      <w:r>
-        <w:t xml:space="preserve"> </w:t>
-      </w:r>
-    </w:p>
-    <w:p>
-      <w:pPr>
-        <w:tabs>
-          <w:tab w:val="left" w:pos="916"/>
-          <w:tab w:val="left" w:pos="1832"/>
-          <w:tab w:val="left" w:pos="2748"/>
-          <w:tab w:val="left" w:pos="3664"/>
-          <w:tab w:val="left" w:pos="4580"/>
-          <w:tab w:val="left" w:pos="5496"/>
-          <w:tab w:val="left" w:pos="6412"/>
-          <w:tab w:val="left" w:pos="7328"/>
-          <w:tab w:val="left" w:pos="8244"/>
-          <w:tab w:val="left" w:pos="9160"/>
-          <w:tab w:val="left" w:pos="10076"/>
-          <w:tab w:val="left" w:pos="10992"/>
-          <w:tab w:val="left" w:pos="11908"/>
-          <w:tab w:val="left" w:pos="12824"/>
-          <w:tab w:val="left" w:pos="13740"/>
-          <w:tab w:val="left" w:pos="14656"/>
-        </w:tabs>
         <w:rPr>
           <w:rFonts w:ascii="Courier New" w:hAnsi="Courier New" w:cs="Courier New"/>
           <w:color w:val="000000" w:themeColor="text1"/>
@@ -4732,8 +4650,8 @@
           <w:rFonts w:ascii="Courier New" w:hAnsi="Courier New" w:cs="Courier New"/>
           <w:i/>
           <w:iCs/>
-          <w:sz w:val="18"/>
-          <w:szCs w:val="18"/>
+          <w:sz w:val="16"/>
+          <w:szCs w:val="16"/>
         </w:rPr>
         <w:t>Auto-updated by generator</w:t>
       </w:r>
@@ -7134,23 +7052,6 @@
     <w:p>
       <w:pPr>
         <w:spacing w:before="100" w:beforeAutospacing="1" w:after="100" w:afterAutospacing="1"/>
-        <w:jc w:val="center"/>
-        <w:rPr>
-          <w:color w:val="000000"/>
-        </w:rPr>
-      </w:pPr>
-    </w:p>
-    <w:p>
-      <w:pPr>
-        <w:spacing w:before="100" w:beforeAutospacing="1" w:after="100" w:afterAutospacing="1"/>
-        <w:rPr>
-          <w:color w:val="000000"/>
-        </w:rPr>
-      </w:pPr>
-    </w:p>
-    <w:p>
-      <w:pPr>
-        <w:spacing w:before="100" w:beforeAutospacing="1" w:after="100" w:afterAutospacing="1"/>
         <w:outlineLvl w:val="2"/>
         <w:rPr>
           <w:b/>
@@ -8018,7 +7919,6 @@
           <w:bCs/>
           <w:color w:val="000000"/>
         </w:rPr>
-        <w:lastRenderedPageBreak/>
         <w:t>templates/kpi_template.rst.j2</w:t>
       </w:r>
       <w:r>
@@ -8101,6 +8001,7 @@
         <w:rPr>
           <w:color w:val="000000"/>
         </w:rPr>
+        <w:lastRenderedPageBreak/>
         <w:t>Each KPI is rendered into</w:t>
       </w:r>
       <w:r>
@@ -8593,6 +8494,14 @@
         </w:rPr>
         <w:t>.</w:t>
       </w:r>
+    </w:p>
+    <w:p>
+      <w:pPr>
+        <w:spacing w:before="100" w:beforeAutospacing="1" w:after="100" w:afterAutospacing="1"/>
+        <w:rPr>
+          <w:color w:val="000000"/>
+        </w:rPr>
+      </w:pPr>
     </w:p>
     <w:p>
       <w:pPr>
@@ -10497,7 +10406,727 @@
       </w:r>
     </w:p>
     <w:p>
-      <w:r>
+      <w:pPr>
+        <w:spacing w:before="100" w:beforeAutospacing="1" w:after="100" w:afterAutospacing="1"/>
+        <w:rPr>
+          <w:color w:val="000000"/>
+        </w:rPr>
+      </w:pPr>
+    </w:p>
+    <w:p>
+      <w:pPr>
+        <w:spacing w:before="100" w:beforeAutospacing="1" w:after="100" w:afterAutospacing="1"/>
+        <w:rPr>
+          <w:b/>
+          <w:bCs/>
+          <w:color w:val="000000"/>
+          <w:sz w:val="32"/>
+          <w:szCs w:val="32"/>
+        </w:rPr>
+      </w:pPr>
+      <w:r>
+        <w:rPr>
+          <w:b/>
+          <w:bCs/>
+          <w:color w:val="000000"/>
+          <w:sz w:val="32"/>
+          <w:szCs w:val="32"/>
+        </w:rPr>
+        <w:t>ML and DL</w:t>
+      </w:r>
+    </w:p>
+    <w:p>
+      <w:pPr>
+        <w:numPr>
+          <w:ilvl w:val="0"/>
+          <w:numId w:val="32"/>
+        </w:numPr>
+        <w:spacing w:before="100" w:beforeAutospacing="1" w:after="100" w:afterAutospacing="1"/>
+      </w:pPr>
+      <w:r>
+        <w:t>we can make it learn from a curated petrochemicals KPI knowledge base and also learn continuously from user edits.</w:t>
+      </w:r>
+    </w:p>
+    <w:p>
+      <w:pPr>
+        <w:numPr>
+          <w:ilvl w:val="0"/>
+          <w:numId w:val="32"/>
+        </w:numPr>
+        <w:spacing w:before="100" w:beforeAutospacing="1" w:after="100" w:afterAutospacing="1"/>
+      </w:pPr>
+      <w:r>
+        <w:t>Yes, we can add an Edit button so users can change any KPI field, persist the change, and use it to improve the next generations.</w:t>
+      </w:r>
+    </w:p>
+    <w:p>
+      <w:pPr>
+        <w:pStyle w:val="NormalWeb"/>
+      </w:pPr>
+      <w:r>
+        <w:t>Below are lightweight, dependency-free changes that work with your current stack and any future data. They do not lock you to your current sample KPIs.</w:t>
+      </w:r>
+    </w:p>
+    <w:p>
+      <w:pPr>
+        <w:pStyle w:val="NormalWeb"/>
+      </w:pPr>
+      <w:r>
+        <w:t>What this adds</w:t>
+      </w:r>
+    </w:p>
+    <w:p>
+      <w:pPr>
+        <w:numPr>
+          <w:ilvl w:val="0"/>
+          <w:numId w:val="33"/>
+        </w:numPr>
+        <w:spacing w:before="100" w:beforeAutospacing="1" w:after="100" w:afterAutospacing="1"/>
+      </w:pPr>
+      <w:r>
+        <w:t>Domain Knowledge (petrochemicals) retrieval: if a local knowledge-base file exists, the generator will retrieve the most relevant examples and feed them into the prompt. No extra packages; uses OpenAI embeddings + numpy only.</w:t>
+      </w:r>
+    </w:p>
+    <w:p>
+      <w:pPr>
+        <w:numPr>
+          <w:ilvl w:val="0"/>
+          <w:numId w:val="34"/>
+        </w:numPr>
+        <w:spacing w:before="100" w:beforeAutospacing="1" w:after="100" w:afterAutospacing="1"/>
+      </w:pPr>
+      <w:r>
+        <w:t xml:space="preserve">User Overrides and Continuous Learning: </w:t>
+      </w:r>
+    </w:p>
+    <w:p>
+      <w:pPr>
+        <w:numPr>
+          <w:ilvl w:val="1"/>
+          <w:numId w:val="34"/>
+        </w:numPr>
+        <w:spacing w:before="100" w:beforeAutospacing="1" w:after="100" w:afterAutospacing="1"/>
+      </w:pPr>
+      <w:r>
+        <w:t>Users can edit any field of any KPI via a simple endpoint.</w:t>
+      </w:r>
+    </w:p>
+    <w:p>
+      <w:pPr>
+        <w:numPr>
+          <w:ilvl w:val="1"/>
+          <w:numId w:val="34"/>
+        </w:numPr>
+        <w:spacing w:before="100" w:beforeAutospacing="1" w:after="100" w:afterAutospacing="1"/>
+      </w:pPr>
+      <w:r>
+        <w:t>Edits are stored in docs/overrides.json.</w:t>
+      </w:r>
+    </w:p>
+    <w:p>
+      <w:pPr>
+        <w:numPr>
+          <w:ilvl w:val="1"/>
+          <w:numId w:val="34"/>
+        </w:numPr>
+        <w:spacing w:before="100" w:beforeAutospacing="1" w:after="100" w:afterAutospacing="1"/>
+      </w:pPr>
+      <w:r>
+        <w:t>During generation, overrides are merged into the AI output and are also fed back into the prompt as “user-approved examples,” so the model biases toward your preferred wording the next time.</w:t>
+      </w:r>
+    </w:p>
+    <w:p>
+      <w:pPr>
+        <w:pStyle w:val="NormalWeb"/>
+      </w:pPr>
+      <w:r>
+        <w:t>Edits to make</w:t>
+      </w:r>
+    </w:p>
+    <w:p>
+      <w:pPr>
+        <w:numPr>
+          <w:ilvl w:val="0"/>
+          <w:numId w:val="35"/>
+        </w:numPr>
+        <w:spacing w:before="100" w:beforeAutospacing="1" w:after="100" w:afterAutospacing="1"/>
+      </w:pPr>
+      <w:r>
+        <w:t>ai_generator.py</w:t>
+      </w:r>
+    </w:p>
+    <w:p>
+      <w:pPr>
+        <w:numPr>
+          <w:ilvl w:val="0"/>
+          <w:numId w:val="36"/>
+        </w:numPr>
+        <w:spacing w:before="100" w:beforeAutospacing="1" w:after="100" w:afterAutospacing="1"/>
+      </w:pPr>
+      <w:r>
+        <w:t>Add knowledge-base retrieval + prompt augmentation with both KB and user overrides. If the files don’t exist, it quietly skips them (so it works with any dataset).</w:t>
+      </w:r>
+    </w:p>
+    <w:p>
+      <w:pPr>
+        <w:pStyle w:val="ListParagraph"/>
+        <w:numPr>
+          <w:ilvl w:val="0"/>
+          <w:numId w:val="35"/>
+        </w:numPr>
+        <w:spacing w:before="100" w:beforeAutospacing="1" w:after="100" w:afterAutospacing="1"/>
+      </w:pPr>
+      <w:r>
+        <w:t>main.py</w:t>
+      </w:r>
+    </w:p>
+    <w:p>
+      <w:pPr>
+        <w:pStyle w:val="ListParagraph"/>
+        <w:numPr>
+          <w:ilvl w:val="1"/>
+          <w:numId w:val="35"/>
+        </w:numPr>
+        <w:spacing w:before="100" w:beforeAutospacing="1" w:after="100" w:afterAutospacing="1"/>
+      </w:pPr>
+      <w:r>
+        <w:t>Merge overrides immediately before writing .rst, so any saved edits are honored even without re-calling the model.</w:t>
+      </w:r>
+    </w:p>
+    <w:p>
+      <w:pPr>
+        <w:pStyle w:val="ListParagraph"/>
+        <w:numPr>
+          <w:ilvl w:val="0"/>
+          <w:numId w:val="35"/>
+        </w:numPr>
+        <w:spacing w:before="100" w:beforeAutospacing="1" w:after="100" w:afterAutospacing="1"/>
+      </w:pPr>
+      <w:r>
+        <w:t>app.py</w:t>
+      </w:r>
+    </w:p>
+    <w:p>
+      <w:pPr>
+        <w:pStyle w:val="ListParagraph"/>
+        <w:numPr>
+          <w:ilvl w:val="1"/>
+          <w:numId w:val="35"/>
+        </w:numPr>
+        <w:spacing w:before="100" w:beforeAutospacing="1" w:after="100" w:afterAutospacing="1"/>
+      </w:pPr>
+      <w:r>
+        <w:lastRenderedPageBreak/>
+        <w:t>Add two minimal endpoints to support edits. This does not change your Sphinx template yet; you can call these endpoints from a small edit form or a simple API client. The edits are saved and will influence both the current generation and future generations.</w:t>
+      </w:r>
+    </w:p>
+    <w:p>
+      <w:pPr>
+        <w:pStyle w:val="NormalWeb"/>
+      </w:pPr>
+      <w:r>
+        <w:t>How to use it</w:t>
+      </w:r>
+    </w:p>
+    <w:p>
+      <w:pPr>
+        <w:pStyle w:val="NormalWeb"/>
+        <w:numPr>
+          <w:ilvl w:val="0"/>
+          <w:numId w:val="41"/>
+        </w:numPr>
+      </w:pPr>
+      <w:r>
+        <w:t>Optional: Create a simple KB file at bluebook_generator/kb/petro_kpi_kb.json with entries like: If the file is absent, the generator still works.</w:t>
+      </w:r>
+    </w:p>
+    <w:p>
+      <w:pPr>
+        <w:pStyle w:val="NormalWeb"/>
+        <w:numPr>
+          <w:ilvl w:val="0"/>
+          <w:numId w:val="41"/>
+        </w:numPr>
+      </w:pPr>
+      <w:r>
+        <w:t>Save or edit any KPI from the UI or by POST: POST /overrides { "kpi_name": "Flare Gas Recovery Rate", "fields": { "description": "Share of total gas recovered instead of flared.", "input_measure": "Gas flared volume and gas recovered volume over the period." } } Regenerate. The edited text is used immediately and will also bias future generations.</w:t>
+      </w:r>
+    </w:p>
+    <w:p>
+      <w:pPr>
+        <w:pStyle w:val="NormalWeb"/>
+        <w:numPr>
+          <w:ilvl w:val="0"/>
+          <w:numId w:val="41"/>
+        </w:numPr>
+      </w:pPr>
+      <w:r>
+        <w:t>Add an Edit button (optional, UI step):</w:t>
+      </w:r>
+    </w:p>
+    <w:p>
+      <w:pPr>
+        <w:numPr>
+          <w:ilvl w:val="1"/>
+          <w:numId w:val="41"/>
+        </w:numPr>
+        <w:spacing w:before="100" w:beforeAutospacing="1" w:after="100" w:afterAutospacing="1"/>
+      </w:pPr>
+      <w:r>
+        <w:t>In your KPI page template, add an “Edit” link that calls GET /overrides/and POST /overrides with a small form. Because the RST is static, a simple way is to add a link back to your Flask app (e.g., /edit?kpi= ) that renders a small form and posts to /overrides. If you want, I can provide that edit page and wire-up now.</w:t>
+      </w:r>
+    </w:p>
+    <w:p>
+      <w:pPr>
+        <w:pStyle w:val="NormalWeb"/>
+      </w:pPr>
+      <w:r>
+        <w:t>Why this meets your requirements</w:t>
+      </w:r>
+    </w:p>
+    <w:p>
+      <w:pPr>
+        <w:numPr>
+          <w:ilvl w:val="0"/>
+          <w:numId w:val="42"/>
+        </w:numPr>
+        <w:spacing w:before="100" w:beforeAutospacing="1" w:after="100" w:afterAutospacing="1"/>
+      </w:pPr>
+      <w:r>
+        <w:t>Learning from predefined KPIs: the KB + embeddings gives retrieval-augmented guidance tailored for petrochemicals without changing your runtime dependencies.</w:t>
+      </w:r>
+    </w:p>
+    <w:p>
+      <w:pPr>
+        <w:numPr>
+          <w:ilvl w:val="0"/>
+          <w:numId w:val="42"/>
+        </w:numPr>
+        <w:spacing w:before="100" w:beforeAutospacing="1" w:after="100" w:afterAutospacing="1"/>
+      </w:pPr>
+      <w:r>
+        <w:t>Learning from user edits: overrides persist, are merged into outputs, and are also fed back into the prompt so the model adapts to your organization’s preferred language.</w:t>
+      </w:r>
+    </w:p>
+    <w:p>
+      <w:pPr>
+        <w:numPr>
+          <w:ilvl w:val="0"/>
+          <w:numId w:val="42"/>
+        </w:numPr>
+        <w:spacing w:before="100" w:beforeAutospacing="1" w:after="100" w:afterAutospacing="1"/>
+      </w:pPr>
+      <w:r>
+        <w:t>Works with any future data: if a KPI is new or outside petrochemicals, the system still generates content using the code context and safeguards; if you later add it to the KB or users edit it, future output improves automatically.</w:t>
+      </w:r>
+    </w:p>
+    <w:p>
+      <w:pPr>
+        <w:pStyle w:val="NormalWeb"/>
+      </w:pPr>
+      <w:r>
+        <w:t>If you’d like me to add the small “Edit” web form and inject an Edit button into the generated pages, tell me and I’ll share the exact template change plus a minimal /edit route.</w:t>
+      </w:r>
+    </w:p>
+    <w:p>
+      <w:pPr>
+        <w:spacing w:before="100" w:beforeAutospacing="1" w:after="100" w:afterAutospacing="1"/>
+        <w:ind w:left="720"/>
+      </w:pPr>
+    </w:p>
+    <w:p>
+      <w:pPr>
+        <w:spacing w:before="100" w:beforeAutospacing="1" w:after="100" w:afterAutospacing="1"/>
+        <w:outlineLvl w:val="2"/>
+        <w:rPr>
+          <w:b/>
+          <w:bCs/>
+          <w:color w:val="000000"/>
+          <w:sz w:val="27"/>
+          <w:szCs w:val="27"/>
+        </w:rPr>
+      </w:pPr>
+      <w:r>
+        <w:rPr>
+          <w:b/>
+          <w:bCs/>
+          <w:color w:val="000000"/>
+          <w:sz w:val="27"/>
+          <w:szCs w:val="27"/>
+        </w:rPr>
+        <w:t>6</w:t>
+      </w:r>
+      <w:r>
+        <w:rPr>
+          <w:b/>
+          <w:bCs/>
+          <w:color w:val="000000"/>
+          <w:sz w:val="27"/>
+          <w:szCs w:val="27"/>
+        </w:rPr>
+        <w:t xml:space="preserve">. </w:t>
+      </w:r>
+      <w:r>
+        <w:rPr>
+          <w:b/>
+          <w:bCs/>
+          <w:color w:val="000000"/>
+          <w:sz w:val="27"/>
+          <w:szCs w:val="27"/>
+        </w:rPr>
+        <w:t>Programming Languages Supported</w:t>
+      </w:r>
+      <w:r>
+        <w:rPr>
+          <w:b/>
+          <w:bCs/>
+          <w:color w:val="000000"/>
+          <w:sz w:val="27"/>
+          <w:szCs w:val="27"/>
+        </w:rPr>
+        <w:t xml:space="preserve"> to Generate a Bluebook</w:t>
+      </w:r>
+    </w:p>
+    <w:p>
+      <w:pPr>
+        <w:pStyle w:val="NormalWeb"/>
+      </w:pPr>
+      <w:r>
+        <w:t>Great idea. I’ve added a portable, no–extra-dependencies framework to scan many source formats and extract KPI candidates across common languages and tools used in Oil &amp; Gas and Petrochemicals. It works by:</w:t>
+      </w:r>
+    </w:p>
+    <w:p>
+      <w:pPr>
+        <w:numPr>
+          <w:ilvl w:val="0"/>
+          <w:numId w:val="26"/>
+        </w:numPr>
+        <w:spacing w:before="100" w:beforeAutospacing="1" w:after="100" w:afterAutospacing="1"/>
+      </w:pPr>
+      <w:r>
+        <w:t>Detecting the language from file extensions and content hints.</w:t>
+      </w:r>
+    </w:p>
+    <w:p>
+      <w:pPr>
+        <w:numPr>
+          <w:ilvl w:val="0"/>
+          <w:numId w:val="26"/>
+        </w:numPr>
+        <w:spacing w:before="100" w:beforeAutospacing="1" w:after="100" w:afterAutospacing="1"/>
+      </w:pPr>
+      <w:r>
+        <w:t>Finding KPI declarations via lightweight patterns such as comments like “KPI: …”, attributes/annotations, common measure syntax (DAX), and SQL view/SELECT expressions often used for KPIs.</w:t>
+      </w:r>
+    </w:p>
+    <w:p>
+      <w:pPr>
+        <w:numPr>
+          <w:ilvl w:val="0"/>
+          <w:numId w:val="26"/>
+        </w:numPr>
+        <w:spacing w:before="100" w:beforeAutospacing="1" w:after="100" w:afterAutospacing="1"/>
+      </w:pPr>
+      <w:r>
+        <w:t xml:space="preserve">Returning KPI records with name, language, file path, line numbers, and a compact code context you </w:t>
+      </w:r>
+    </w:p>
+    <w:p>
+      <w:pPr>
+        <w:pStyle w:val="NormalWeb"/>
+      </w:pPr>
+      <w:r>
+        <w:t>Notes and scope</w:t>
+      </w:r>
+    </w:p>
+    <w:p>
+      <w:pPr>
+        <w:numPr>
+          <w:ilvl w:val="0"/>
+          <w:numId w:val="27"/>
+        </w:numPr>
+        <w:spacing w:before="100" w:beforeAutospacing="1" w:after="100" w:afterAutospacing="1"/>
+      </w:pPr>
+      <w:r>
+        <w:t xml:space="preserve">Fully text-based: </w:t>
+      </w:r>
+      <w:r>
+        <w:t xml:space="preserve">.Net, </w:t>
+      </w:r>
+      <w:r>
+        <w:t>.py, .cs, .vb, .sql (</w:t>
+      </w:r>
+      <w:r>
+        <w:t>ANSI/</w:t>
+      </w:r>
+      <w:r>
+        <w:rPr>
+          <w:color w:val="000000" w:themeColor="text1"/>
+        </w:rPr>
+        <w:t>Oracle</w:t>
+      </w:r>
+      <w:r>
+        <w:t>/PLSQL, T</w:t>
+      </w:r>
+      <w:r>
+        <w:noBreakHyphen/>
+        <w:t>SQL, SAP HANA SQLScript), .dax/.txt/.csv exports, and ABAP (.abap). Power BI binary (.pbix) and Excel binary (.xlsx) need export to text (DAX scripts or CSV) to be parsed without adding new packages. If you want native .pbix/.xlsx support, I can wire optional readers later.</w:t>
+      </w:r>
+    </w:p>
+    <w:p>
+      <w:pPr>
+        <w:numPr>
+          <w:ilvl w:val="0"/>
+          <w:numId w:val="27"/>
+        </w:numPr>
+        <w:spacing w:before="100" w:beforeAutospacing="1" w:after="100" w:afterAutospacing="1"/>
+      </w:pPr>
+      <w:r>
+        <w:lastRenderedPageBreak/>
+        <w:t>Safe defaults: If no precise KPI name is available, the extractor derives a readable name from symbol or view names.</w:t>
+      </w:r>
+    </w:p>
+    <w:p>
+      <w:pPr>
+        <w:numPr>
+          <w:ilvl w:val="0"/>
+          <w:numId w:val="27"/>
+        </w:numPr>
+        <w:spacing w:before="100" w:beforeAutospacing="1" w:after="100" w:afterAutospacing="1"/>
+      </w:pPr>
+      <w:r>
+        <w:t>Doesn’t break existing behavior. New functions are additive.</w:t>
+      </w:r>
+    </w:p>
+    <w:p>
+      <w:pPr>
+        <w:pStyle w:val="NormalWeb"/>
+      </w:pPr>
+      <w:r>
+        <w:t>Edits below add:</w:t>
+      </w:r>
+    </w:p>
+    <w:p>
+      <w:pPr>
+        <w:numPr>
+          <w:ilvl w:val="0"/>
+          <w:numId w:val="28"/>
+        </w:numPr>
+        <w:spacing w:before="100" w:beforeAutospacing="1" w:after="100" w:afterAutospacing="1"/>
+      </w:pPr>
+      <w:r>
+        <w:t>scan_files_for_kpis(root_path, …) to traverse a repo and extract KPI candidates.</w:t>
+      </w:r>
+    </w:p>
+    <w:p>
+      <w:pPr>
+        <w:numPr>
+          <w:ilvl w:val="0"/>
+          <w:numId w:val="28"/>
+        </w:numPr>
+        <w:spacing w:before="100" w:beforeAutospacing="1" w:after="100" w:afterAutospacing="1"/>
+      </w:pPr>
+      <w:r>
+        <w:t>Multi-language detection and per-language extractors for Python, C#/VB.NET, SQL/PLSQL/T</w:t>
+      </w:r>
+      <w:r>
+        <w:noBreakHyphen/>
+        <w:t>SQL/HANA SQLScript, DAX (Power BI), ABAP, and generic “KPI:” comment tags.</w:t>
+      </w:r>
+    </w:p>
+    <w:p>
+      <w:pPr>
+        <w:numPr>
+          <w:ilvl w:val="0"/>
+          <w:numId w:val="28"/>
+        </w:numPr>
+        <w:spacing w:before="100" w:beforeAutospacing="1" w:after="100" w:afterAutospacing="1"/>
+      </w:pPr>
+      <w:r>
+        <w:t>Compact code-context windows that align with your current generators.</w:t>
+      </w:r>
+    </w:p>
+    <w:p>
+      <w:pPr>
+        <w:pStyle w:val="NormalWeb"/>
+      </w:pPr>
+      <w:r>
+        <w:t>Supported sources now</w:t>
+      </w:r>
+    </w:p>
+    <w:p>
+      <w:pPr>
+        <w:numPr>
+          <w:ilvl w:val="0"/>
+          <w:numId w:val="29"/>
+        </w:numPr>
+        <w:spacing w:before="100" w:beforeAutospacing="1" w:after="100" w:afterAutospacing="1"/>
+      </w:pPr>
+      <w:r>
+        <w:t>Python</w:t>
+      </w:r>
+    </w:p>
+    <w:p>
+      <w:pPr>
+        <w:numPr>
+          <w:ilvl w:val="0"/>
+          <w:numId w:val="29"/>
+        </w:numPr>
+        <w:spacing w:before="100" w:beforeAutospacing="1" w:after="100" w:afterAutospacing="1"/>
+      </w:pPr>
+      <w:r>
+        <w:t xml:space="preserve">.NET: C# </w:t>
+      </w:r>
+      <w:r>
+        <w:t xml:space="preserve">(.cs) </w:t>
+      </w:r>
+      <w:r>
+        <w:t>and VB.NET</w:t>
+      </w:r>
+      <w:r>
+        <w:t>(.vb)</w:t>
+      </w:r>
+    </w:p>
+    <w:p>
+      <w:pPr>
+        <w:numPr>
+          <w:ilvl w:val="0"/>
+          <w:numId w:val="29"/>
+        </w:numPr>
+        <w:spacing w:before="100" w:beforeAutospacing="1" w:after="100" w:afterAutospacing="1"/>
+      </w:pPr>
+      <w:r>
+        <w:t>SQL families: Oracle/PLSQL, T</w:t>
+      </w:r>
+      <w:r>
+        <w:noBreakHyphen/>
+        <w:t>SQL, ANSI SQL, SAP HANA SQLScript</w:t>
+      </w:r>
+      <w:r>
+        <w:t xml:space="preserve"> (</w:t>
+      </w:r>
+      <w:r>
+        <w:t>.sql, .pks/.pkb/.pls)</w:t>
+      </w:r>
+    </w:p>
+    <w:p>
+      <w:pPr>
+        <w:numPr>
+          <w:ilvl w:val="0"/>
+          <w:numId w:val="29"/>
+        </w:numPr>
+        <w:spacing w:before="100" w:beforeAutospacing="1" w:after="100" w:afterAutospacing="1"/>
+      </w:pPr>
+      <w:r>
+        <w:t>SAP HANA SQLScript artifacts: .hdbprocedure, .hdbfunction, .hdbview, .hdbtablefunction, .sqlscript</w:t>
+      </w:r>
+    </w:p>
+    <w:p>
+      <w:pPr>
+        <w:numPr>
+          <w:ilvl w:val="0"/>
+          <w:numId w:val="29"/>
+        </w:numPr>
+        <w:spacing w:before="100" w:beforeAutospacing="1" w:after="100" w:afterAutospacing="1"/>
+      </w:pPr>
+      <w:r>
+        <w:t>Power BI DAX (from .dax or text exports)</w:t>
+      </w:r>
+    </w:p>
+    <w:p>
+      <w:pPr>
+        <w:numPr>
+          <w:ilvl w:val="0"/>
+          <w:numId w:val="29"/>
+        </w:numPr>
+        <w:spacing w:before="100" w:beforeAutospacing="1" w:after="100" w:afterAutospacing="1"/>
+      </w:pPr>
+      <w:r>
+        <w:t>IEC 61131</w:t>
+      </w:r>
+      <w:r>
+        <w:noBreakHyphen/>
+        <w:t>3 Structured Text (and common PLC text files): .st, .scl, .awl</w:t>
+      </w:r>
+    </w:p>
+    <w:p>
+      <w:pPr>
+        <w:numPr>
+          <w:ilvl w:val="0"/>
+          <w:numId w:val="29"/>
+        </w:numPr>
+        <w:spacing w:before="100" w:beforeAutospacing="1" w:after="100" w:afterAutospacing="1"/>
+      </w:pPr>
+      <w:r>
+        <w:t>Excel/Power BI/SAP exports in CSV/TXT</w:t>
+      </w:r>
+      <w:r>
+        <w:t xml:space="preserve"> (</w:t>
+      </w:r>
+      <w:r>
+        <w:t>e.g., from Excel, Power BI, SAP)</w:t>
+      </w:r>
+    </w:p>
+    <w:p>
+      <w:pPr>
+        <w:numPr>
+          <w:ilvl w:val="0"/>
+          <w:numId w:val="29"/>
+        </w:numPr>
+        <w:spacing w:before="100" w:beforeAutospacing="1" w:after="100" w:afterAutospacing="1"/>
+      </w:pPr>
+      <w:r>
+        <w:t>Generic “KPI: …” annotations in any text file</w:t>
+      </w:r>
+    </w:p>
+    <w:p>
+      <w:pPr>
+        <w:pStyle w:val="NormalWeb"/>
+      </w:pPr>
+      <w:r>
+        <w:t>If you want native .pbix and .xlsx parsing, I can add optional readers behind feature flags while keeping your current environment clea</w:t>
+      </w:r>
+      <w:r>
+        <w:t>r</w:t>
+      </w:r>
+    </w:p>
+    <w:p>
+      <w:pPr>
+        <w:pStyle w:val="NormalWeb"/>
+      </w:pPr>
+      <w:r>
+        <w:t>“add multi-language KPI scanning</w:t>
+      </w:r>
+    </w:p>
+    <w:p>
+      <w:pPr>
+        <w:spacing w:before="100" w:beforeAutospacing="1" w:after="100" w:afterAutospacing="1"/>
+      </w:pPr>
+    </w:p>
+    <w:p>
+      <w:pPr>
+        <w:spacing w:before="100" w:beforeAutospacing="1" w:after="100" w:afterAutospacing="1"/>
+        <w:rPr>
+          <w:color w:val="000000"/>
+        </w:rPr>
+      </w:pPr>
+    </w:p>
+    <w:p>
+      <w:pPr>
+        <w:rPr>
+          <w:b/>
+          <w:bCs/>
+          <w:sz w:val="40"/>
+          <w:szCs w:val="40"/>
+        </w:rPr>
+      </w:pPr>
+      <w:r>
+        <w:rPr>
+          <w:b/>
+          <w:bCs/>
+          <w:sz w:val="40"/>
+          <w:szCs w:val="40"/>
+        </w:rPr>
         <w:t>Q/A</w:t>
       </w:r>
     </w:p>
@@ -10610,6 +11239,7 @@
         <w:spacing w:before="100" w:beforeAutospacing="1" w:after="100" w:afterAutospacing="1"/>
       </w:pPr>
       <w:r>
+        <w:lastRenderedPageBreak/>
         <w:t>If you prefer to show a blank comment (or a softer message) when the API call finally fails, edit the fallback in your AI generator.</w:t>
       </w:r>
     </w:p>
@@ -10671,7 +11301,6 @@
     </w:p>
     <w:p>
       <w:r>
-        <w:lastRenderedPageBreak/>
         <w:t xml:space="preserve">            return json.loads(response.choices[0].message.content)</w:t>
       </w:r>
     </w:p>
@@ -10861,6 +11490,44 @@
       </w:pPr>
       <w:r>
         <w:t>pip install -r requirements.txt</w:t>
+      </w:r>
+    </w:p>
+    <w:p/>
+    <w:p>
+      <w:pPr>
+        <w:numPr>
+          <w:ilvl w:val="0"/>
+          <w:numId w:val="25"/>
+        </w:numPr>
+        <w:spacing w:before="100" w:beforeAutospacing="1" w:after="100" w:afterAutospacing="1"/>
+      </w:pPr>
+      <w:r>
+        <w:t>Unit of Measure: If the model returns a generic phrase, it’s replaced with a smarter guess derived from the KPI name and code context.</w:t>
+      </w:r>
+    </w:p>
+    <w:p>
+      <w:pPr>
+        <w:numPr>
+          <w:ilvl w:val="0"/>
+          <w:numId w:val="25"/>
+        </w:numPr>
+        <w:spacing w:before="100" w:beforeAutospacing="1" w:after="100" w:afterAutospacing="1"/>
+      </w:pPr>
+      <w:r>
+        <w:lastRenderedPageBreak/>
+        <w:t>Reporting Source: If the text looks generic, it’s replaced with a more relevant source inferred from obvious keywords (e.g., historian, SCADA/OPC, CSV/Excel, SQL, API, sensors).</w:t>
+      </w:r>
+    </w:p>
+    <w:p>
+      <w:pPr>
+        <w:numPr>
+          <w:ilvl w:val="0"/>
+          <w:numId w:val="25"/>
+        </w:numPr>
+        <w:spacing w:before="100" w:beforeAutospacing="1" w:after="100" w:afterAutospacing="1"/>
+      </w:pPr>
+      <w:r>
+        <w:t>Comments: Never empty anymore; a clear default is supplied if the model doesn’t provide content.</w:t>
       </w:r>
     </w:p>
     <w:p/>
@@ -10915,6 +11582,209 @@
 <file path=word/numbering.xml><?xml version="1.0" encoding="utf-8"?>
 <w:numbering xmlns:wpc="http://schemas.microsoft.com/office/word/2010/wordprocessingCanvas" xmlns:cx="http://schemas.microsoft.com/office/drawing/2014/chartex" xmlns:cx1="http://schemas.microsoft.com/office/drawing/2015/9/8/chartex" xmlns:cx2="http://schemas.microsoft.com/office/drawing/2015/10/21/chartex" xmlns:cx3="http://schemas.microsoft.com/office/drawing/2016/5/9/chartex" xmlns:cx4="http://schemas.microsoft.com/office/drawing/2016/5/10/chartex" xmlns:cx5="http://schemas.microsoft.com/office/drawing/2016/5/11/chartex" xmlns:cx6="http://schemas.microsoft.com/office/drawing/2016/5/12/chartex" xmlns:cx7="http://schemas.microsoft.com/office/drawing/2016/5/13/chartex" xmlns:cx8="http://schemas.microsoft.com/office/drawing/2016/5/14/chartex" xmlns:mc="http://schemas.openxmlformats.org/markup-compatibility/2006" xmlns:aink="http://schemas.microsoft.com/office/drawing/2016/ink" xmlns:am3d="http://schemas.microsoft.com/office/drawing/2017/model3d" xmlns:o="urn:schemas-microsoft-com:office:office" xmlns:oel="http://schemas.microsoft.com/office/2019/extlst" xmlns:r="http://schemas.openxmlformats.org/officeDocument/2006/relationships" xmlns:m="http://schemas.openxmlformats.org/officeDocument/2006/math" xmlns:v="urn:schemas-microsoft-com:vml" xmlns:wp14="http://schemas.microsoft.com/office/word/2010/wordprocessingDrawing" xmlns:wp="http://schemas.openxmlformats.org/drawingml/2006/wordprocessingDrawing" xmlns:w10="urn:schemas-microsoft-com:office:word" xmlns:w="http://schemas.openxmlformats.org/wordprocessingml/2006/main" xmlns:w14="http://schemas.microsoft.com/office/word/2010/wordml" xmlns:w15="http://schemas.microsoft.com/office/word/2012/wordml" xmlns:w16cex="http://schemas.microsoft.com/office/word/2018/wordml/cex" xmlns:w16cid="http://schemas.microsoft.com/office/word/2016/wordml/cid" xmlns:w16="http://schemas.microsoft.com/office/word/2018/wordml" xmlns:w16du="http://schemas.microsoft.com/office/word/2023/wordml/word16du" xmlns:w16sdtdh="http://schemas.microsoft.com/office/word/2020/wordml/sdtdatahash" xmlns:w16sdtfl="http://schemas.microsoft.com/office/word/2024/wordml/sdtformatlock" xmlns:w16se="http://schemas.microsoft.com/office/word/2015/wordml/symex" xmlns:wpg="http://schemas.microsoft.com/office/word/2010/wordprocessingGroup" xmlns:wpi="http://schemas.microsoft.com/office/word/2010/wordprocessingInk" xmlns:wne="http://schemas.microsoft.com/office/word/2006/wordml" xmlns:wps="http://schemas.microsoft.com/office/word/2010/wordprocessingShape" mc:Ignorable="w14 w15 w16se w16cid w16 w16cex w16sdtdh w16sdtfl w16du wp14">
   <w:abstractNum w:abstractNumId="0" w15:restartNumberingAfterBreak="0">
+    <w:nsid w:val="00000001"/>
+    <w:multiLevelType w:val="hybridMultilevel"/>
+    <w:tmpl w:val="FFFFFFFF"/>
+    <w:lvl w:ilvl="0" w:tplc="00000001">
+      <w:start w:val="1"/>
+      <w:numFmt w:val="decimal"/>
+      <w:lvlText w:val="%1."/>
+      <w:lvlJc w:val="left"/>
+      <w:pPr>
+        <w:ind w:left="720" w:hanging="360"/>
+      </w:pPr>
+    </w:lvl>
+    <w:lvl w:ilvl="1" w:tplc="FFFFFFFF">
+      <w:numFmt w:val="decimal"/>
+      <w:lvlText w:val=""/>
+      <w:lvlJc w:val="left"/>
+    </w:lvl>
+    <w:lvl w:ilvl="2" w:tplc="FFFFFFFF">
+      <w:numFmt w:val="decimal"/>
+      <w:lvlText w:val=""/>
+      <w:lvlJc w:val="left"/>
+    </w:lvl>
+    <w:lvl w:ilvl="3" w:tplc="FFFFFFFF">
+      <w:numFmt w:val="decimal"/>
+      <w:lvlText w:val=""/>
+      <w:lvlJc w:val="left"/>
+    </w:lvl>
+    <w:lvl w:ilvl="4" w:tplc="FFFFFFFF">
+      <w:numFmt w:val="decimal"/>
+      <w:lvlText w:val=""/>
+      <w:lvlJc w:val="left"/>
+    </w:lvl>
+    <w:lvl w:ilvl="5" w:tplc="FFFFFFFF">
+      <w:numFmt w:val="decimal"/>
+      <w:lvlText w:val=""/>
+      <w:lvlJc w:val="left"/>
+    </w:lvl>
+    <w:lvl w:ilvl="6" w:tplc="FFFFFFFF">
+      <w:numFmt w:val="decimal"/>
+      <w:lvlText w:val=""/>
+      <w:lvlJc w:val="left"/>
+    </w:lvl>
+    <w:lvl w:ilvl="7" w:tplc="FFFFFFFF">
+      <w:numFmt w:val="decimal"/>
+      <w:lvlText w:val=""/>
+      <w:lvlJc w:val="left"/>
+    </w:lvl>
+    <w:lvl w:ilvl="8" w:tplc="FFFFFFFF">
+      <w:numFmt w:val="decimal"/>
+      <w:lvlText w:val=""/>
+      <w:lvlJc w:val="left"/>
+    </w:lvl>
+  </w:abstractNum>
+  <w:abstractNum w:abstractNumId="1" w15:restartNumberingAfterBreak="0">
+    <w:nsid w:val="02437D99"/>
+    <w:multiLevelType w:val="multilevel"/>
+    <w:tmpl w:val="3C145726"/>
+    <w:lvl w:ilvl="0">
+      <w:start w:val="1"/>
+      <w:numFmt w:val="bullet"/>
+      <w:lvlText w:val=""/>
+      <w:lvlJc w:val="left"/>
+      <w:pPr>
+        <w:tabs>
+          <w:tab w:val="num" w:pos="720"/>
+        </w:tabs>
+        <w:ind w:left="720" w:hanging="360"/>
+      </w:pPr>
+      <w:rPr>
+        <w:rFonts w:ascii="Symbol" w:hAnsi="Symbol" w:hint="default"/>
+        <w:sz w:val="20"/>
+      </w:rPr>
+    </w:lvl>
+    <w:lvl w:ilvl="1" w:tentative="1">
+      <w:start w:val="1"/>
+      <w:numFmt w:val="bullet"/>
+      <w:lvlText w:val="o"/>
+      <w:lvlJc w:val="left"/>
+      <w:pPr>
+        <w:tabs>
+          <w:tab w:val="num" w:pos="1440"/>
+        </w:tabs>
+        <w:ind w:left="1440" w:hanging="360"/>
+      </w:pPr>
+      <w:rPr>
+        <w:rFonts w:ascii="Courier New" w:hAnsi="Courier New" w:hint="default"/>
+        <w:sz w:val="20"/>
+      </w:rPr>
+    </w:lvl>
+    <w:lvl w:ilvl="2" w:tentative="1">
+      <w:start w:val="1"/>
+      <w:numFmt w:val="bullet"/>
+      <w:lvlText w:val=""/>
+      <w:lvlJc w:val="left"/>
+      <w:pPr>
+        <w:tabs>
+          <w:tab w:val="num" w:pos="2160"/>
+        </w:tabs>
+        <w:ind w:left="2160" w:hanging="360"/>
+      </w:pPr>
+      <w:rPr>
+        <w:rFonts w:ascii="Wingdings" w:hAnsi="Wingdings" w:hint="default"/>
+        <w:sz w:val="20"/>
+      </w:rPr>
+    </w:lvl>
+    <w:lvl w:ilvl="3" w:tentative="1">
+      <w:start w:val="1"/>
+      <w:numFmt w:val="bullet"/>
+      <w:lvlText w:val=""/>
+      <w:lvlJc w:val="left"/>
+      <w:pPr>
+        <w:tabs>
+          <w:tab w:val="num" w:pos="2880"/>
+        </w:tabs>
+        <w:ind w:left="2880" w:hanging="360"/>
+      </w:pPr>
+      <w:rPr>
+        <w:rFonts w:ascii="Wingdings" w:hAnsi="Wingdings" w:hint="default"/>
+        <w:sz w:val="20"/>
+      </w:rPr>
+    </w:lvl>
+    <w:lvl w:ilvl="4" w:tentative="1">
+      <w:start w:val="1"/>
+      <w:numFmt w:val="bullet"/>
+      <w:lvlText w:val=""/>
+      <w:lvlJc w:val="left"/>
+      <w:pPr>
+        <w:tabs>
+          <w:tab w:val="num" w:pos="3600"/>
+        </w:tabs>
+        <w:ind w:left="3600" w:hanging="360"/>
+      </w:pPr>
+      <w:rPr>
+        <w:rFonts w:ascii="Wingdings" w:hAnsi="Wingdings" w:hint="default"/>
+        <w:sz w:val="20"/>
+      </w:rPr>
+    </w:lvl>
+    <w:lvl w:ilvl="5" w:tentative="1">
+      <w:start w:val="1"/>
+      <w:numFmt w:val="bullet"/>
+      <w:lvlText w:val=""/>
+      <w:lvlJc w:val="left"/>
+      <w:pPr>
+        <w:tabs>
+          <w:tab w:val="num" w:pos="4320"/>
+        </w:tabs>
+        <w:ind w:left="4320" w:hanging="360"/>
+      </w:pPr>
+      <w:rPr>
+        <w:rFonts w:ascii="Wingdings" w:hAnsi="Wingdings" w:hint="default"/>
+        <w:sz w:val="20"/>
+      </w:rPr>
+    </w:lvl>
+    <w:lvl w:ilvl="6" w:tentative="1">
+      <w:start w:val="1"/>
+      <w:numFmt w:val="bullet"/>
+      <w:lvlText w:val=""/>
+      <w:lvlJc w:val="left"/>
+      <w:pPr>
+        <w:tabs>
+          <w:tab w:val="num" w:pos="5040"/>
+        </w:tabs>
+        <w:ind w:left="5040" w:hanging="360"/>
+      </w:pPr>
+      <w:rPr>
+        <w:rFonts w:ascii="Wingdings" w:hAnsi="Wingdings" w:hint="default"/>
+        <w:sz w:val="20"/>
+      </w:rPr>
+    </w:lvl>
+    <w:lvl w:ilvl="7" w:tentative="1">
+      <w:start w:val="1"/>
+      <w:numFmt w:val="bullet"/>
+      <w:lvlText w:val=""/>
+      <w:lvlJc w:val="left"/>
+      <w:pPr>
+        <w:tabs>
+          <w:tab w:val="num" w:pos="5760"/>
+        </w:tabs>
+        <w:ind w:left="5760" w:hanging="360"/>
+      </w:pPr>
+      <w:rPr>
+        <w:rFonts w:ascii="Wingdings" w:hAnsi="Wingdings" w:hint="default"/>
+        <w:sz w:val="20"/>
+      </w:rPr>
+    </w:lvl>
+    <w:lvl w:ilvl="8" w:tentative="1">
+      <w:start w:val="1"/>
+      <w:numFmt w:val="bullet"/>
+      <w:lvlText w:val=""/>
+      <w:lvlJc w:val="left"/>
+      <w:pPr>
+        <w:tabs>
+          <w:tab w:val="num" w:pos="6480"/>
+        </w:tabs>
+        <w:ind w:left="6480" w:hanging="360"/>
+      </w:pPr>
+      <w:rPr>
+        <w:rFonts w:ascii="Wingdings" w:hAnsi="Wingdings" w:hint="default"/>
+        <w:sz w:val="20"/>
+      </w:rPr>
+    </w:lvl>
+  </w:abstractNum>
+  <w:abstractNum w:abstractNumId="2" w15:restartNumberingAfterBreak="0">
     <w:nsid w:val="02D972C3"/>
     <w:multiLevelType w:val="multilevel"/>
     <w:tmpl w:val="F5A664AC"/>
@@ -11063,7 +11933,418 @@
       </w:rPr>
     </w:lvl>
   </w:abstractNum>
-  <w:abstractNum w:abstractNumId="1" w15:restartNumberingAfterBreak="0">
+  <w:abstractNum w:abstractNumId="3" w15:restartNumberingAfterBreak="0">
+    <w:nsid w:val="03050E56"/>
+    <w:multiLevelType w:val="multilevel"/>
+    <w:tmpl w:val="51DCFB54"/>
+    <w:lvl w:ilvl="0">
+      <w:start w:val="1"/>
+      <w:numFmt w:val="bullet"/>
+      <w:lvlText w:val=""/>
+      <w:lvlJc w:val="left"/>
+      <w:pPr>
+        <w:tabs>
+          <w:tab w:val="num" w:pos="720"/>
+        </w:tabs>
+        <w:ind w:left="720" w:hanging="360"/>
+      </w:pPr>
+      <w:rPr>
+        <w:rFonts w:ascii="Symbol" w:hAnsi="Symbol" w:hint="default"/>
+        <w:sz w:val="20"/>
+      </w:rPr>
+    </w:lvl>
+    <w:lvl w:ilvl="1" w:tentative="1">
+      <w:start w:val="1"/>
+      <w:numFmt w:val="bullet"/>
+      <w:lvlText w:val="o"/>
+      <w:lvlJc w:val="left"/>
+      <w:pPr>
+        <w:tabs>
+          <w:tab w:val="num" w:pos="1440"/>
+        </w:tabs>
+        <w:ind w:left="1440" w:hanging="360"/>
+      </w:pPr>
+      <w:rPr>
+        <w:rFonts w:ascii="Courier New" w:hAnsi="Courier New" w:hint="default"/>
+        <w:sz w:val="20"/>
+      </w:rPr>
+    </w:lvl>
+    <w:lvl w:ilvl="2" w:tentative="1">
+      <w:start w:val="1"/>
+      <w:numFmt w:val="bullet"/>
+      <w:lvlText w:val=""/>
+      <w:lvlJc w:val="left"/>
+      <w:pPr>
+        <w:tabs>
+          <w:tab w:val="num" w:pos="2160"/>
+        </w:tabs>
+        <w:ind w:left="2160" w:hanging="360"/>
+      </w:pPr>
+      <w:rPr>
+        <w:rFonts w:ascii="Wingdings" w:hAnsi="Wingdings" w:hint="default"/>
+        <w:sz w:val="20"/>
+      </w:rPr>
+    </w:lvl>
+    <w:lvl w:ilvl="3" w:tentative="1">
+      <w:start w:val="1"/>
+      <w:numFmt w:val="bullet"/>
+      <w:lvlText w:val=""/>
+      <w:lvlJc w:val="left"/>
+      <w:pPr>
+        <w:tabs>
+          <w:tab w:val="num" w:pos="2880"/>
+        </w:tabs>
+        <w:ind w:left="2880" w:hanging="360"/>
+      </w:pPr>
+      <w:rPr>
+        <w:rFonts w:ascii="Wingdings" w:hAnsi="Wingdings" w:hint="default"/>
+        <w:sz w:val="20"/>
+      </w:rPr>
+    </w:lvl>
+    <w:lvl w:ilvl="4" w:tentative="1">
+      <w:start w:val="1"/>
+      <w:numFmt w:val="bullet"/>
+      <w:lvlText w:val=""/>
+      <w:lvlJc w:val="left"/>
+      <w:pPr>
+        <w:tabs>
+          <w:tab w:val="num" w:pos="3600"/>
+        </w:tabs>
+        <w:ind w:left="3600" w:hanging="360"/>
+      </w:pPr>
+      <w:rPr>
+        <w:rFonts w:ascii="Wingdings" w:hAnsi="Wingdings" w:hint="default"/>
+        <w:sz w:val="20"/>
+      </w:rPr>
+    </w:lvl>
+    <w:lvl w:ilvl="5" w:tentative="1">
+      <w:start w:val="1"/>
+      <w:numFmt w:val="bullet"/>
+      <w:lvlText w:val=""/>
+      <w:lvlJc w:val="left"/>
+      <w:pPr>
+        <w:tabs>
+          <w:tab w:val="num" w:pos="4320"/>
+        </w:tabs>
+        <w:ind w:left="4320" w:hanging="360"/>
+      </w:pPr>
+      <w:rPr>
+        <w:rFonts w:ascii="Wingdings" w:hAnsi="Wingdings" w:hint="default"/>
+        <w:sz w:val="20"/>
+      </w:rPr>
+    </w:lvl>
+    <w:lvl w:ilvl="6" w:tentative="1">
+      <w:start w:val="1"/>
+      <w:numFmt w:val="bullet"/>
+      <w:lvlText w:val=""/>
+      <w:lvlJc w:val="left"/>
+      <w:pPr>
+        <w:tabs>
+          <w:tab w:val="num" w:pos="5040"/>
+        </w:tabs>
+        <w:ind w:left="5040" w:hanging="360"/>
+      </w:pPr>
+      <w:rPr>
+        <w:rFonts w:ascii="Wingdings" w:hAnsi="Wingdings" w:hint="default"/>
+        <w:sz w:val="20"/>
+      </w:rPr>
+    </w:lvl>
+    <w:lvl w:ilvl="7" w:tentative="1">
+      <w:start w:val="1"/>
+      <w:numFmt w:val="bullet"/>
+      <w:lvlText w:val=""/>
+      <w:lvlJc w:val="left"/>
+      <w:pPr>
+        <w:tabs>
+          <w:tab w:val="num" w:pos="5760"/>
+        </w:tabs>
+        <w:ind w:left="5760" w:hanging="360"/>
+      </w:pPr>
+      <w:rPr>
+        <w:rFonts w:ascii="Wingdings" w:hAnsi="Wingdings" w:hint="default"/>
+        <w:sz w:val="20"/>
+      </w:rPr>
+    </w:lvl>
+    <w:lvl w:ilvl="8" w:tentative="1">
+      <w:start w:val="1"/>
+      <w:numFmt w:val="bullet"/>
+      <w:lvlText w:val=""/>
+      <w:lvlJc w:val="left"/>
+      <w:pPr>
+        <w:tabs>
+          <w:tab w:val="num" w:pos="6480"/>
+        </w:tabs>
+        <w:ind w:left="6480" w:hanging="360"/>
+      </w:pPr>
+      <w:rPr>
+        <w:rFonts w:ascii="Wingdings" w:hAnsi="Wingdings" w:hint="default"/>
+        <w:sz w:val="20"/>
+      </w:rPr>
+    </w:lvl>
+  </w:abstractNum>
+  <w:abstractNum w:abstractNumId="4" w15:restartNumberingAfterBreak="0">
+    <w:nsid w:val="042B228D"/>
+    <w:multiLevelType w:val="multilevel"/>
+    <w:tmpl w:val="849CF05E"/>
+    <w:lvl w:ilvl="0">
+      <w:start w:val="1"/>
+      <w:numFmt w:val="bullet"/>
+      <w:lvlText w:val=""/>
+      <w:lvlJc w:val="left"/>
+      <w:pPr>
+        <w:tabs>
+          <w:tab w:val="num" w:pos="720"/>
+        </w:tabs>
+        <w:ind w:left="720" w:hanging="360"/>
+      </w:pPr>
+      <w:rPr>
+        <w:rFonts w:ascii="Symbol" w:hAnsi="Symbol" w:hint="default"/>
+        <w:sz w:val="20"/>
+      </w:rPr>
+    </w:lvl>
+    <w:lvl w:ilvl="1" w:tentative="1">
+      <w:start w:val="1"/>
+      <w:numFmt w:val="bullet"/>
+      <w:lvlText w:val="o"/>
+      <w:lvlJc w:val="left"/>
+      <w:pPr>
+        <w:tabs>
+          <w:tab w:val="num" w:pos="1440"/>
+        </w:tabs>
+        <w:ind w:left="1440" w:hanging="360"/>
+      </w:pPr>
+      <w:rPr>
+        <w:rFonts w:ascii="Courier New" w:hAnsi="Courier New" w:hint="default"/>
+        <w:sz w:val="20"/>
+      </w:rPr>
+    </w:lvl>
+    <w:lvl w:ilvl="2" w:tentative="1">
+      <w:start w:val="1"/>
+      <w:numFmt w:val="bullet"/>
+      <w:lvlText w:val=""/>
+      <w:lvlJc w:val="left"/>
+      <w:pPr>
+        <w:tabs>
+          <w:tab w:val="num" w:pos="2160"/>
+        </w:tabs>
+        <w:ind w:left="2160" w:hanging="360"/>
+      </w:pPr>
+      <w:rPr>
+        <w:rFonts w:ascii="Wingdings" w:hAnsi="Wingdings" w:hint="default"/>
+        <w:sz w:val="20"/>
+      </w:rPr>
+    </w:lvl>
+    <w:lvl w:ilvl="3" w:tentative="1">
+      <w:start w:val="1"/>
+      <w:numFmt w:val="bullet"/>
+      <w:lvlText w:val=""/>
+      <w:lvlJc w:val="left"/>
+      <w:pPr>
+        <w:tabs>
+          <w:tab w:val="num" w:pos="2880"/>
+        </w:tabs>
+        <w:ind w:left="2880" w:hanging="360"/>
+      </w:pPr>
+      <w:rPr>
+        <w:rFonts w:ascii="Wingdings" w:hAnsi="Wingdings" w:hint="default"/>
+        <w:sz w:val="20"/>
+      </w:rPr>
+    </w:lvl>
+    <w:lvl w:ilvl="4" w:tentative="1">
+      <w:start w:val="1"/>
+      <w:numFmt w:val="bullet"/>
+      <w:lvlText w:val=""/>
+      <w:lvlJc w:val="left"/>
+      <w:pPr>
+        <w:tabs>
+          <w:tab w:val="num" w:pos="3600"/>
+        </w:tabs>
+        <w:ind w:left="3600" w:hanging="360"/>
+      </w:pPr>
+      <w:rPr>
+        <w:rFonts w:ascii="Wingdings" w:hAnsi="Wingdings" w:hint="default"/>
+        <w:sz w:val="20"/>
+      </w:rPr>
+    </w:lvl>
+    <w:lvl w:ilvl="5" w:tentative="1">
+      <w:start w:val="1"/>
+      <w:numFmt w:val="bullet"/>
+      <w:lvlText w:val=""/>
+      <w:lvlJc w:val="left"/>
+      <w:pPr>
+        <w:tabs>
+          <w:tab w:val="num" w:pos="4320"/>
+        </w:tabs>
+        <w:ind w:left="4320" w:hanging="360"/>
+      </w:pPr>
+      <w:rPr>
+        <w:rFonts w:ascii="Wingdings" w:hAnsi="Wingdings" w:hint="default"/>
+        <w:sz w:val="20"/>
+      </w:rPr>
+    </w:lvl>
+    <w:lvl w:ilvl="6" w:tentative="1">
+      <w:start w:val="1"/>
+      <w:numFmt w:val="bullet"/>
+      <w:lvlText w:val=""/>
+      <w:lvlJc w:val="left"/>
+      <w:pPr>
+        <w:tabs>
+          <w:tab w:val="num" w:pos="5040"/>
+        </w:tabs>
+        <w:ind w:left="5040" w:hanging="360"/>
+      </w:pPr>
+      <w:rPr>
+        <w:rFonts w:ascii="Wingdings" w:hAnsi="Wingdings" w:hint="default"/>
+        <w:sz w:val="20"/>
+      </w:rPr>
+    </w:lvl>
+    <w:lvl w:ilvl="7" w:tentative="1">
+      <w:start w:val="1"/>
+      <w:numFmt w:val="bullet"/>
+      <w:lvlText w:val=""/>
+      <w:lvlJc w:val="left"/>
+      <w:pPr>
+        <w:tabs>
+          <w:tab w:val="num" w:pos="5760"/>
+        </w:tabs>
+        <w:ind w:left="5760" w:hanging="360"/>
+      </w:pPr>
+      <w:rPr>
+        <w:rFonts w:ascii="Wingdings" w:hAnsi="Wingdings" w:hint="default"/>
+        <w:sz w:val="20"/>
+      </w:rPr>
+    </w:lvl>
+    <w:lvl w:ilvl="8" w:tentative="1">
+      <w:start w:val="1"/>
+      <w:numFmt w:val="bullet"/>
+      <w:lvlText w:val=""/>
+      <w:lvlJc w:val="left"/>
+      <w:pPr>
+        <w:tabs>
+          <w:tab w:val="num" w:pos="6480"/>
+        </w:tabs>
+        <w:ind w:left="6480" w:hanging="360"/>
+      </w:pPr>
+      <w:rPr>
+        <w:rFonts w:ascii="Wingdings" w:hAnsi="Wingdings" w:hint="default"/>
+        <w:sz w:val="20"/>
+      </w:rPr>
+    </w:lvl>
+  </w:abstractNum>
+  <w:abstractNum w:abstractNumId="5" w15:restartNumberingAfterBreak="0">
+    <w:nsid w:val="063E362B"/>
+    <w:multiLevelType w:val="multilevel"/>
+    <w:tmpl w:val="959614F6"/>
+    <w:lvl w:ilvl="0">
+      <w:start w:val="2"/>
+      <w:numFmt w:val="decimal"/>
+      <w:lvlText w:val="%1."/>
+      <w:lvlJc w:val="left"/>
+      <w:pPr>
+        <w:tabs>
+          <w:tab w:val="num" w:pos="720"/>
+        </w:tabs>
+        <w:ind w:left="720" w:hanging="360"/>
+      </w:pPr>
+    </w:lvl>
+    <w:lvl w:ilvl="1" w:tentative="1">
+      <w:start w:val="1"/>
+      <w:numFmt w:val="decimal"/>
+      <w:lvlText w:val="%2."/>
+      <w:lvlJc w:val="left"/>
+      <w:pPr>
+        <w:tabs>
+          <w:tab w:val="num" w:pos="1440"/>
+        </w:tabs>
+        <w:ind w:left="1440" w:hanging="360"/>
+      </w:pPr>
+    </w:lvl>
+    <w:lvl w:ilvl="2" w:tentative="1">
+      <w:start w:val="1"/>
+      <w:numFmt w:val="decimal"/>
+      <w:lvlText w:val="%3."/>
+      <w:lvlJc w:val="left"/>
+      <w:pPr>
+        <w:tabs>
+          <w:tab w:val="num" w:pos="2160"/>
+        </w:tabs>
+        <w:ind w:left="2160" w:hanging="360"/>
+      </w:pPr>
+    </w:lvl>
+    <w:lvl w:ilvl="3" w:tentative="1">
+      <w:start w:val="1"/>
+      <w:numFmt w:val="decimal"/>
+      <w:lvlText w:val="%4."/>
+      <w:lvlJc w:val="left"/>
+      <w:pPr>
+        <w:tabs>
+          <w:tab w:val="num" w:pos="2880"/>
+        </w:tabs>
+        <w:ind w:left="2880" w:hanging="360"/>
+      </w:pPr>
+    </w:lvl>
+    <w:lvl w:ilvl="4" w:tentative="1">
+      <w:start w:val="1"/>
+      <w:numFmt w:val="decimal"/>
+      <w:lvlText w:val="%5."/>
+      <w:lvlJc w:val="left"/>
+      <w:pPr>
+        <w:tabs>
+          <w:tab w:val="num" w:pos="3600"/>
+        </w:tabs>
+        <w:ind w:left="3600" w:hanging="360"/>
+      </w:pPr>
+    </w:lvl>
+    <w:lvl w:ilvl="5" w:tentative="1">
+      <w:start w:val="1"/>
+      <w:numFmt w:val="decimal"/>
+      <w:lvlText w:val="%6."/>
+      <w:lvlJc w:val="left"/>
+      <w:pPr>
+        <w:tabs>
+          <w:tab w:val="num" w:pos="4320"/>
+        </w:tabs>
+        <w:ind w:left="4320" w:hanging="360"/>
+      </w:pPr>
+    </w:lvl>
+    <w:lvl w:ilvl="6" w:tentative="1">
+      <w:start w:val="1"/>
+      <w:numFmt w:val="decimal"/>
+      <w:lvlText w:val="%7."/>
+      <w:lvlJc w:val="left"/>
+      <w:pPr>
+        <w:tabs>
+          <w:tab w:val="num" w:pos="5040"/>
+        </w:tabs>
+        <w:ind w:left="5040" w:hanging="360"/>
+      </w:pPr>
+    </w:lvl>
+    <w:lvl w:ilvl="7" w:tentative="1">
+      <w:start w:val="1"/>
+      <w:numFmt w:val="decimal"/>
+      <w:lvlText w:val="%8."/>
+      <w:lvlJc w:val="left"/>
+      <w:pPr>
+        <w:tabs>
+          <w:tab w:val="num" w:pos="5760"/>
+        </w:tabs>
+        <w:ind w:left="5760" w:hanging="360"/>
+      </w:pPr>
+    </w:lvl>
+    <w:lvl w:ilvl="8" w:tentative="1">
+      <w:start w:val="1"/>
+      <w:numFmt w:val="decimal"/>
+      <w:lvlText w:val="%9."/>
+      <w:lvlJc w:val="left"/>
+      <w:pPr>
+        <w:tabs>
+          <w:tab w:val="num" w:pos="6480"/>
+        </w:tabs>
+        <w:ind w:left="6480" w:hanging="360"/>
+      </w:pPr>
+    </w:lvl>
+  </w:abstractNum>
+  <w:abstractNum w:abstractNumId="6" w15:restartNumberingAfterBreak="0">
     <w:nsid w:val="089E4EFB"/>
     <w:multiLevelType w:val="multilevel"/>
     <w:tmpl w:val="7304F93E"/>
@@ -11212,7 +12493,7 @@
       </w:rPr>
     </w:lvl>
   </w:abstractNum>
-  <w:abstractNum w:abstractNumId="2" w15:restartNumberingAfterBreak="0">
+  <w:abstractNum w:abstractNumId="7" w15:restartNumberingAfterBreak="0">
     <w:nsid w:val="09AE133D"/>
     <w:multiLevelType w:val="multilevel"/>
     <w:tmpl w:val="74B0E6DC"/>
@@ -11361,7 +12642,156 @@
       </w:rPr>
     </w:lvl>
   </w:abstractNum>
-  <w:abstractNum w:abstractNumId="3" w15:restartNumberingAfterBreak="0">
+  <w:abstractNum w:abstractNumId="8" w15:restartNumberingAfterBreak="0">
+    <w:nsid w:val="0B4F79C1"/>
+    <w:multiLevelType w:val="multilevel"/>
+    <w:tmpl w:val="8BBACE6C"/>
+    <w:lvl w:ilvl="0">
+      <w:start w:val="1"/>
+      <w:numFmt w:val="bullet"/>
+      <w:lvlText w:val=""/>
+      <w:lvlJc w:val="left"/>
+      <w:pPr>
+        <w:tabs>
+          <w:tab w:val="num" w:pos="720"/>
+        </w:tabs>
+        <w:ind w:left="720" w:hanging="360"/>
+      </w:pPr>
+      <w:rPr>
+        <w:rFonts w:ascii="Symbol" w:hAnsi="Symbol" w:hint="default"/>
+        <w:sz w:val="20"/>
+      </w:rPr>
+    </w:lvl>
+    <w:lvl w:ilvl="1" w:tentative="1">
+      <w:start w:val="1"/>
+      <w:numFmt w:val="bullet"/>
+      <w:lvlText w:val="o"/>
+      <w:lvlJc w:val="left"/>
+      <w:pPr>
+        <w:tabs>
+          <w:tab w:val="num" w:pos="1440"/>
+        </w:tabs>
+        <w:ind w:left="1440" w:hanging="360"/>
+      </w:pPr>
+      <w:rPr>
+        <w:rFonts w:ascii="Courier New" w:hAnsi="Courier New" w:hint="default"/>
+        <w:sz w:val="20"/>
+      </w:rPr>
+    </w:lvl>
+    <w:lvl w:ilvl="2" w:tentative="1">
+      <w:start w:val="1"/>
+      <w:numFmt w:val="bullet"/>
+      <w:lvlText w:val=""/>
+      <w:lvlJc w:val="left"/>
+      <w:pPr>
+        <w:tabs>
+          <w:tab w:val="num" w:pos="2160"/>
+        </w:tabs>
+        <w:ind w:left="2160" w:hanging="360"/>
+      </w:pPr>
+      <w:rPr>
+        <w:rFonts w:ascii="Wingdings" w:hAnsi="Wingdings" w:hint="default"/>
+        <w:sz w:val="20"/>
+      </w:rPr>
+    </w:lvl>
+    <w:lvl w:ilvl="3" w:tentative="1">
+      <w:start w:val="1"/>
+      <w:numFmt w:val="bullet"/>
+      <w:lvlText w:val=""/>
+      <w:lvlJc w:val="left"/>
+      <w:pPr>
+        <w:tabs>
+          <w:tab w:val="num" w:pos="2880"/>
+        </w:tabs>
+        <w:ind w:left="2880" w:hanging="360"/>
+      </w:pPr>
+      <w:rPr>
+        <w:rFonts w:ascii="Wingdings" w:hAnsi="Wingdings" w:hint="default"/>
+        <w:sz w:val="20"/>
+      </w:rPr>
+    </w:lvl>
+    <w:lvl w:ilvl="4" w:tentative="1">
+      <w:start w:val="1"/>
+      <w:numFmt w:val="bullet"/>
+      <w:lvlText w:val=""/>
+      <w:lvlJc w:val="left"/>
+      <w:pPr>
+        <w:tabs>
+          <w:tab w:val="num" w:pos="3600"/>
+        </w:tabs>
+        <w:ind w:left="3600" w:hanging="360"/>
+      </w:pPr>
+      <w:rPr>
+        <w:rFonts w:ascii="Wingdings" w:hAnsi="Wingdings" w:hint="default"/>
+        <w:sz w:val="20"/>
+      </w:rPr>
+    </w:lvl>
+    <w:lvl w:ilvl="5" w:tentative="1">
+      <w:start w:val="1"/>
+      <w:numFmt w:val="bullet"/>
+      <w:lvlText w:val=""/>
+      <w:lvlJc w:val="left"/>
+      <w:pPr>
+        <w:tabs>
+          <w:tab w:val="num" w:pos="4320"/>
+        </w:tabs>
+        <w:ind w:left="4320" w:hanging="360"/>
+      </w:pPr>
+      <w:rPr>
+        <w:rFonts w:ascii="Wingdings" w:hAnsi="Wingdings" w:hint="default"/>
+        <w:sz w:val="20"/>
+      </w:rPr>
+    </w:lvl>
+    <w:lvl w:ilvl="6" w:tentative="1">
+      <w:start w:val="1"/>
+      <w:numFmt w:val="bullet"/>
+      <w:lvlText w:val=""/>
+      <w:lvlJc w:val="left"/>
+      <w:pPr>
+        <w:tabs>
+          <w:tab w:val="num" w:pos="5040"/>
+        </w:tabs>
+        <w:ind w:left="5040" w:hanging="360"/>
+      </w:pPr>
+      <w:rPr>
+        <w:rFonts w:ascii="Wingdings" w:hAnsi="Wingdings" w:hint="default"/>
+        <w:sz w:val="20"/>
+      </w:rPr>
+    </w:lvl>
+    <w:lvl w:ilvl="7" w:tentative="1">
+      <w:start w:val="1"/>
+      <w:numFmt w:val="bullet"/>
+      <w:lvlText w:val=""/>
+      <w:lvlJc w:val="left"/>
+      <w:pPr>
+        <w:tabs>
+          <w:tab w:val="num" w:pos="5760"/>
+        </w:tabs>
+        <w:ind w:left="5760" w:hanging="360"/>
+      </w:pPr>
+      <w:rPr>
+        <w:rFonts w:ascii="Wingdings" w:hAnsi="Wingdings" w:hint="default"/>
+        <w:sz w:val="20"/>
+      </w:rPr>
+    </w:lvl>
+    <w:lvl w:ilvl="8" w:tentative="1">
+      <w:start w:val="1"/>
+      <w:numFmt w:val="bullet"/>
+      <w:lvlText w:val=""/>
+      <w:lvlJc w:val="left"/>
+      <w:pPr>
+        <w:tabs>
+          <w:tab w:val="num" w:pos="6480"/>
+        </w:tabs>
+        <w:ind w:left="6480" w:hanging="360"/>
+      </w:pPr>
+      <w:rPr>
+        <w:rFonts w:ascii="Wingdings" w:hAnsi="Wingdings" w:hint="default"/>
+        <w:sz w:val="20"/>
+      </w:rPr>
+    </w:lvl>
+  </w:abstractNum>
+  <w:abstractNum w:abstractNumId="9" w15:restartNumberingAfterBreak="0">
     <w:nsid w:val="160A3CF3"/>
     <w:multiLevelType w:val="multilevel"/>
     <w:tmpl w:val="CC92BBA4"/>
@@ -11510,7 +12940,7 @@
       </w:rPr>
     </w:lvl>
   </w:abstractNum>
-  <w:abstractNum w:abstractNumId="4" w15:restartNumberingAfterBreak="0">
+  <w:abstractNum w:abstractNumId="10" w15:restartNumberingAfterBreak="0">
     <w:nsid w:val="1A26560A"/>
     <w:multiLevelType w:val="multilevel"/>
     <w:tmpl w:val="2C668994"/>
@@ -11623,7 +13053,7 @@
       </w:pPr>
     </w:lvl>
   </w:abstractNum>
-  <w:abstractNum w:abstractNumId="5" w15:restartNumberingAfterBreak="0">
+  <w:abstractNum w:abstractNumId="11" w15:restartNumberingAfterBreak="0">
     <w:nsid w:val="1D586067"/>
     <w:multiLevelType w:val="multilevel"/>
     <w:tmpl w:val="13F03DC0"/>
@@ -11772,7 +13202,7 @@
       </w:rPr>
     </w:lvl>
   </w:abstractNum>
-  <w:abstractNum w:abstractNumId="6" w15:restartNumberingAfterBreak="0">
+  <w:abstractNum w:abstractNumId="12" w15:restartNumberingAfterBreak="0">
     <w:nsid w:val="22E15A75"/>
     <w:multiLevelType w:val="multilevel"/>
     <w:tmpl w:val="F6FA9E34"/>
@@ -11921,7 +13351,156 @@
       </w:rPr>
     </w:lvl>
   </w:abstractNum>
-  <w:abstractNum w:abstractNumId="7" w15:restartNumberingAfterBreak="0">
+  <w:abstractNum w:abstractNumId="13" w15:restartNumberingAfterBreak="0">
+    <w:nsid w:val="27B86D7C"/>
+    <w:multiLevelType w:val="multilevel"/>
+    <w:tmpl w:val="E0F82940"/>
+    <w:lvl w:ilvl="0">
+      <w:start w:val="1"/>
+      <w:numFmt w:val="bullet"/>
+      <w:lvlText w:val=""/>
+      <w:lvlJc w:val="left"/>
+      <w:pPr>
+        <w:tabs>
+          <w:tab w:val="num" w:pos="720"/>
+        </w:tabs>
+        <w:ind w:left="720" w:hanging="360"/>
+      </w:pPr>
+      <w:rPr>
+        <w:rFonts w:ascii="Symbol" w:hAnsi="Symbol" w:hint="default"/>
+        <w:sz w:val="20"/>
+      </w:rPr>
+    </w:lvl>
+    <w:lvl w:ilvl="1" w:tentative="1">
+      <w:start w:val="1"/>
+      <w:numFmt w:val="bullet"/>
+      <w:lvlText w:val="o"/>
+      <w:lvlJc w:val="left"/>
+      <w:pPr>
+        <w:tabs>
+          <w:tab w:val="num" w:pos="1440"/>
+        </w:tabs>
+        <w:ind w:left="1440" w:hanging="360"/>
+      </w:pPr>
+      <w:rPr>
+        <w:rFonts w:ascii="Courier New" w:hAnsi="Courier New" w:hint="default"/>
+        <w:sz w:val="20"/>
+      </w:rPr>
+    </w:lvl>
+    <w:lvl w:ilvl="2" w:tentative="1">
+      <w:start w:val="1"/>
+      <w:numFmt w:val="bullet"/>
+      <w:lvlText w:val=""/>
+      <w:lvlJc w:val="left"/>
+      <w:pPr>
+        <w:tabs>
+          <w:tab w:val="num" w:pos="2160"/>
+        </w:tabs>
+        <w:ind w:left="2160" w:hanging="360"/>
+      </w:pPr>
+      <w:rPr>
+        <w:rFonts w:ascii="Wingdings" w:hAnsi="Wingdings" w:hint="default"/>
+        <w:sz w:val="20"/>
+      </w:rPr>
+    </w:lvl>
+    <w:lvl w:ilvl="3" w:tentative="1">
+      <w:start w:val="1"/>
+      <w:numFmt w:val="bullet"/>
+      <w:lvlText w:val=""/>
+      <w:lvlJc w:val="left"/>
+      <w:pPr>
+        <w:tabs>
+          <w:tab w:val="num" w:pos="2880"/>
+        </w:tabs>
+        <w:ind w:left="2880" w:hanging="360"/>
+      </w:pPr>
+      <w:rPr>
+        <w:rFonts w:ascii="Wingdings" w:hAnsi="Wingdings" w:hint="default"/>
+        <w:sz w:val="20"/>
+      </w:rPr>
+    </w:lvl>
+    <w:lvl w:ilvl="4" w:tentative="1">
+      <w:start w:val="1"/>
+      <w:numFmt w:val="bullet"/>
+      <w:lvlText w:val=""/>
+      <w:lvlJc w:val="left"/>
+      <w:pPr>
+        <w:tabs>
+          <w:tab w:val="num" w:pos="3600"/>
+        </w:tabs>
+        <w:ind w:left="3600" w:hanging="360"/>
+      </w:pPr>
+      <w:rPr>
+        <w:rFonts w:ascii="Wingdings" w:hAnsi="Wingdings" w:hint="default"/>
+        <w:sz w:val="20"/>
+      </w:rPr>
+    </w:lvl>
+    <w:lvl w:ilvl="5" w:tentative="1">
+      <w:start w:val="1"/>
+      <w:numFmt w:val="bullet"/>
+      <w:lvlText w:val=""/>
+      <w:lvlJc w:val="left"/>
+      <w:pPr>
+        <w:tabs>
+          <w:tab w:val="num" w:pos="4320"/>
+        </w:tabs>
+        <w:ind w:left="4320" w:hanging="360"/>
+      </w:pPr>
+      <w:rPr>
+        <w:rFonts w:ascii="Wingdings" w:hAnsi="Wingdings" w:hint="default"/>
+        <w:sz w:val="20"/>
+      </w:rPr>
+    </w:lvl>
+    <w:lvl w:ilvl="6" w:tentative="1">
+      <w:start w:val="1"/>
+      <w:numFmt w:val="bullet"/>
+      <w:lvlText w:val=""/>
+      <w:lvlJc w:val="left"/>
+      <w:pPr>
+        <w:tabs>
+          <w:tab w:val="num" w:pos="5040"/>
+        </w:tabs>
+        <w:ind w:left="5040" w:hanging="360"/>
+      </w:pPr>
+      <w:rPr>
+        <w:rFonts w:ascii="Wingdings" w:hAnsi="Wingdings" w:hint="default"/>
+        <w:sz w:val="20"/>
+      </w:rPr>
+    </w:lvl>
+    <w:lvl w:ilvl="7" w:tentative="1">
+      <w:start w:val="1"/>
+      <w:numFmt w:val="bullet"/>
+      <w:lvlText w:val=""/>
+      <w:lvlJc w:val="left"/>
+      <w:pPr>
+        <w:tabs>
+          <w:tab w:val="num" w:pos="5760"/>
+        </w:tabs>
+        <w:ind w:left="5760" w:hanging="360"/>
+      </w:pPr>
+      <w:rPr>
+        <w:rFonts w:ascii="Wingdings" w:hAnsi="Wingdings" w:hint="default"/>
+        <w:sz w:val="20"/>
+      </w:rPr>
+    </w:lvl>
+    <w:lvl w:ilvl="8" w:tentative="1">
+      <w:start w:val="1"/>
+      <w:numFmt w:val="bullet"/>
+      <w:lvlText w:val=""/>
+      <w:lvlJc w:val="left"/>
+      <w:pPr>
+        <w:tabs>
+          <w:tab w:val="num" w:pos="6480"/>
+        </w:tabs>
+        <w:ind w:left="6480" w:hanging="360"/>
+      </w:pPr>
+      <w:rPr>
+        <w:rFonts w:ascii="Wingdings" w:hAnsi="Wingdings" w:hint="default"/>
+        <w:sz w:val="20"/>
+      </w:rPr>
+    </w:lvl>
+  </w:abstractNum>
+  <w:abstractNum w:abstractNumId="14" w15:restartNumberingAfterBreak="0">
     <w:nsid w:val="31233DCE"/>
     <w:multiLevelType w:val="multilevel"/>
     <w:tmpl w:val="6B6C8ECA"/>
@@ -12070,7 +13649,156 @@
       </w:rPr>
     </w:lvl>
   </w:abstractNum>
-  <w:abstractNum w:abstractNumId="8" w15:restartNumberingAfterBreak="0">
+  <w:abstractNum w:abstractNumId="15" w15:restartNumberingAfterBreak="0">
+    <w:nsid w:val="315C629A"/>
+    <w:multiLevelType w:val="multilevel"/>
+    <w:tmpl w:val="EF8A23D0"/>
+    <w:lvl w:ilvl="0">
+      <w:start w:val="1"/>
+      <w:numFmt w:val="bullet"/>
+      <w:lvlText w:val=""/>
+      <w:lvlJc w:val="left"/>
+      <w:pPr>
+        <w:tabs>
+          <w:tab w:val="num" w:pos="720"/>
+        </w:tabs>
+        <w:ind w:left="720" w:hanging="360"/>
+      </w:pPr>
+      <w:rPr>
+        <w:rFonts w:ascii="Symbol" w:hAnsi="Symbol" w:hint="default"/>
+        <w:sz w:val="20"/>
+      </w:rPr>
+    </w:lvl>
+    <w:lvl w:ilvl="1">
+      <w:start w:val="1"/>
+      <w:numFmt w:val="bullet"/>
+      <w:lvlText w:val="o"/>
+      <w:lvlJc w:val="left"/>
+      <w:pPr>
+        <w:tabs>
+          <w:tab w:val="num" w:pos="1440"/>
+        </w:tabs>
+        <w:ind w:left="1440" w:hanging="360"/>
+      </w:pPr>
+      <w:rPr>
+        <w:rFonts w:ascii="Courier New" w:hAnsi="Courier New" w:hint="default"/>
+        <w:sz w:val="20"/>
+      </w:rPr>
+    </w:lvl>
+    <w:lvl w:ilvl="2" w:tentative="1">
+      <w:start w:val="1"/>
+      <w:numFmt w:val="bullet"/>
+      <w:lvlText w:val=""/>
+      <w:lvlJc w:val="left"/>
+      <w:pPr>
+        <w:tabs>
+          <w:tab w:val="num" w:pos="2160"/>
+        </w:tabs>
+        <w:ind w:left="2160" w:hanging="360"/>
+      </w:pPr>
+      <w:rPr>
+        <w:rFonts w:ascii="Wingdings" w:hAnsi="Wingdings" w:hint="default"/>
+        <w:sz w:val="20"/>
+      </w:rPr>
+    </w:lvl>
+    <w:lvl w:ilvl="3" w:tentative="1">
+      <w:start w:val="1"/>
+      <w:numFmt w:val="bullet"/>
+      <w:lvlText w:val=""/>
+      <w:lvlJc w:val="left"/>
+      <w:pPr>
+        <w:tabs>
+          <w:tab w:val="num" w:pos="2880"/>
+        </w:tabs>
+        <w:ind w:left="2880" w:hanging="360"/>
+      </w:pPr>
+      <w:rPr>
+        <w:rFonts w:ascii="Wingdings" w:hAnsi="Wingdings" w:hint="default"/>
+        <w:sz w:val="20"/>
+      </w:rPr>
+    </w:lvl>
+    <w:lvl w:ilvl="4" w:tentative="1">
+      <w:start w:val="1"/>
+      <w:numFmt w:val="bullet"/>
+      <w:lvlText w:val=""/>
+      <w:lvlJc w:val="left"/>
+      <w:pPr>
+        <w:tabs>
+          <w:tab w:val="num" w:pos="3600"/>
+        </w:tabs>
+        <w:ind w:left="3600" w:hanging="360"/>
+      </w:pPr>
+      <w:rPr>
+        <w:rFonts w:ascii="Wingdings" w:hAnsi="Wingdings" w:hint="default"/>
+        <w:sz w:val="20"/>
+      </w:rPr>
+    </w:lvl>
+    <w:lvl w:ilvl="5" w:tentative="1">
+      <w:start w:val="1"/>
+      <w:numFmt w:val="bullet"/>
+      <w:lvlText w:val=""/>
+      <w:lvlJc w:val="left"/>
+      <w:pPr>
+        <w:tabs>
+          <w:tab w:val="num" w:pos="4320"/>
+        </w:tabs>
+        <w:ind w:left="4320" w:hanging="360"/>
+      </w:pPr>
+      <w:rPr>
+        <w:rFonts w:ascii="Wingdings" w:hAnsi="Wingdings" w:hint="default"/>
+        <w:sz w:val="20"/>
+      </w:rPr>
+    </w:lvl>
+    <w:lvl w:ilvl="6" w:tentative="1">
+      <w:start w:val="1"/>
+      <w:numFmt w:val="bullet"/>
+      <w:lvlText w:val=""/>
+      <w:lvlJc w:val="left"/>
+      <w:pPr>
+        <w:tabs>
+          <w:tab w:val="num" w:pos="5040"/>
+        </w:tabs>
+        <w:ind w:left="5040" w:hanging="360"/>
+      </w:pPr>
+      <w:rPr>
+        <w:rFonts w:ascii="Wingdings" w:hAnsi="Wingdings" w:hint="default"/>
+        <w:sz w:val="20"/>
+      </w:rPr>
+    </w:lvl>
+    <w:lvl w:ilvl="7" w:tentative="1">
+      <w:start w:val="1"/>
+      <w:numFmt w:val="bullet"/>
+      <w:lvlText w:val=""/>
+      <w:lvlJc w:val="left"/>
+      <w:pPr>
+        <w:tabs>
+          <w:tab w:val="num" w:pos="5760"/>
+        </w:tabs>
+        <w:ind w:left="5760" w:hanging="360"/>
+      </w:pPr>
+      <w:rPr>
+        <w:rFonts w:ascii="Wingdings" w:hAnsi="Wingdings" w:hint="default"/>
+        <w:sz w:val="20"/>
+      </w:rPr>
+    </w:lvl>
+    <w:lvl w:ilvl="8" w:tentative="1">
+      <w:start w:val="1"/>
+      <w:numFmt w:val="bullet"/>
+      <w:lvlText w:val=""/>
+      <w:lvlJc w:val="left"/>
+      <w:pPr>
+        <w:tabs>
+          <w:tab w:val="num" w:pos="6480"/>
+        </w:tabs>
+        <w:ind w:left="6480" w:hanging="360"/>
+      </w:pPr>
+      <w:rPr>
+        <w:rFonts w:ascii="Wingdings" w:hAnsi="Wingdings" w:hint="default"/>
+        <w:sz w:val="20"/>
+      </w:rPr>
+    </w:lvl>
+  </w:abstractNum>
+  <w:abstractNum w:abstractNumId="16" w15:restartNumberingAfterBreak="0">
     <w:nsid w:val="327F682E"/>
     <w:multiLevelType w:val="multilevel"/>
     <w:tmpl w:val="F2F06D80"/>
@@ -12219,7 +13947,7 @@
       </w:rPr>
     </w:lvl>
   </w:abstractNum>
-  <w:abstractNum w:abstractNumId="9" w15:restartNumberingAfterBreak="0">
+  <w:abstractNum w:abstractNumId="17" w15:restartNumberingAfterBreak="0">
     <w:nsid w:val="3879310B"/>
     <w:multiLevelType w:val="multilevel"/>
     <w:tmpl w:val="6C542C40"/>
@@ -12340,7 +14068,7 @@
       </w:pPr>
     </w:lvl>
   </w:abstractNum>
-  <w:abstractNum w:abstractNumId="10" w15:restartNumberingAfterBreak="0">
+  <w:abstractNum w:abstractNumId="18" w15:restartNumberingAfterBreak="0">
     <w:nsid w:val="38CD4E20"/>
     <w:multiLevelType w:val="hybridMultilevel"/>
     <w:tmpl w:val="FE92CB46"/>
@@ -12429,7 +14157,156 @@
       </w:pPr>
     </w:lvl>
   </w:abstractNum>
-  <w:abstractNum w:abstractNumId="11" w15:restartNumberingAfterBreak="0">
+  <w:abstractNum w:abstractNumId="19" w15:restartNumberingAfterBreak="0">
+    <w:nsid w:val="3BE86B02"/>
+    <w:multiLevelType w:val="multilevel"/>
+    <w:tmpl w:val="CE3C56B4"/>
+    <w:lvl w:ilvl="0">
+      <w:start w:val="1"/>
+      <w:numFmt w:val="bullet"/>
+      <w:lvlText w:val=""/>
+      <w:lvlJc w:val="left"/>
+      <w:pPr>
+        <w:tabs>
+          <w:tab w:val="num" w:pos="720"/>
+        </w:tabs>
+        <w:ind w:left="720" w:hanging="360"/>
+      </w:pPr>
+      <w:rPr>
+        <w:rFonts w:ascii="Symbol" w:hAnsi="Symbol" w:hint="default"/>
+        <w:sz w:val="20"/>
+      </w:rPr>
+    </w:lvl>
+    <w:lvl w:ilvl="1" w:tentative="1">
+      <w:start w:val="1"/>
+      <w:numFmt w:val="bullet"/>
+      <w:lvlText w:val="o"/>
+      <w:lvlJc w:val="left"/>
+      <w:pPr>
+        <w:tabs>
+          <w:tab w:val="num" w:pos="1440"/>
+        </w:tabs>
+        <w:ind w:left="1440" w:hanging="360"/>
+      </w:pPr>
+      <w:rPr>
+        <w:rFonts w:ascii="Courier New" w:hAnsi="Courier New" w:hint="default"/>
+        <w:sz w:val="20"/>
+      </w:rPr>
+    </w:lvl>
+    <w:lvl w:ilvl="2" w:tentative="1">
+      <w:start w:val="1"/>
+      <w:numFmt w:val="bullet"/>
+      <w:lvlText w:val=""/>
+      <w:lvlJc w:val="left"/>
+      <w:pPr>
+        <w:tabs>
+          <w:tab w:val="num" w:pos="2160"/>
+        </w:tabs>
+        <w:ind w:left="2160" w:hanging="360"/>
+      </w:pPr>
+      <w:rPr>
+        <w:rFonts w:ascii="Wingdings" w:hAnsi="Wingdings" w:hint="default"/>
+        <w:sz w:val="20"/>
+      </w:rPr>
+    </w:lvl>
+    <w:lvl w:ilvl="3" w:tentative="1">
+      <w:start w:val="1"/>
+      <w:numFmt w:val="bullet"/>
+      <w:lvlText w:val=""/>
+      <w:lvlJc w:val="left"/>
+      <w:pPr>
+        <w:tabs>
+          <w:tab w:val="num" w:pos="2880"/>
+        </w:tabs>
+        <w:ind w:left="2880" w:hanging="360"/>
+      </w:pPr>
+      <w:rPr>
+        <w:rFonts w:ascii="Wingdings" w:hAnsi="Wingdings" w:hint="default"/>
+        <w:sz w:val="20"/>
+      </w:rPr>
+    </w:lvl>
+    <w:lvl w:ilvl="4" w:tentative="1">
+      <w:start w:val="1"/>
+      <w:numFmt w:val="bullet"/>
+      <w:lvlText w:val=""/>
+      <w:lvlJc w:val="left"/>
+      <w:pPr>
+        <w:tabs>
+          <w:tab w:val="num" w:pos="3600"/>
+        </w:tabs>
+        <w:ind w:left="3600" w:hanging="360"/>
+      </w:pPr>
+      <w:rPr>
+        <w:rFonts w:ascii="Wingdings" w:hAnsi="Wingdings" w:hint="default"/>
+        <w:sz w:val="20"/>
+      </w:rPr>
+    </w:lvl>
+    <w:lvl w:ilvl="5" w:tentative="1">
+      <w:start w:val="1"/>
+      <w:numFmt w:val="bullet"/>
+      <w:lvlText w:val=""/>
+      <w:lvlJc w:val="left"/>
+      <w:pPr>
+        <w:tabs>
+          <w:tab w:val="num" w:pos="4320"/>
+        </w:tabs>
+        <w:ind w:left="4320" w:hanging="360"/>
+      </w:pPr>
+      <w:rPr>
+        <w:rFonts w:ascii="Wingdings" w:hAnsi="Wingdings" w:hint="default"/>
+        <w:sz w:val="20"/>
+      </w:rPr>
+    </w:lvl>
+    <w:lvl w:ilvl="6" w:tentative="1">
+      <w:start w:val="1"/>
+      <w:numFmt w:val="bullet"/>
+      <w:lvlText w:val=""/>
+      <w:lvlJc w:val="left"/>
+      <w:pPr>
+        <w:tabs>
+          <w:tab w:val="num" w:pos="5040"/>
+        </w:tabs>
+        <w:ind w:left="5040" w:hanging="360"/>
+      </w:pPr>
+      <w:rPr>
+        <w:rFonts w:ascii="Wingdings" w:hAnsi="Wingdings" w:hint="default"/>
+        <w:sz w:val="20"/>
+      </w:rPr>
+    </w:lvl>
+    <w:lvl w:ilvl="7" w:tentative="1">
+      <w:start w:val="1"/>
+      <w:numFmt w:val="bullet"/>
+      <w:lvlText w:val=""/>
+      <w:lvlJc w:val="left"/>
+      <w:pPr>
+        <w:tabs>
+          <w:tab w:val="num" w:pos="5760"/>
+        </w:tabs>
+        <w:ind w:left="5760" w:hanging="360"/>
+      </w:pPr>
+      <w:rPr>
+        <w:rFonts w:ascii="Wingdings" w:hAnsi="Wingdings" w:hint="default"/>
+        <w:sz w:val="20"/>
+      </w:rPr>
+    </w:lvl>
+    <w:lvl w:ilvl="8" w:tentative="1">
+      <w:start w:val="1"/>
+      <w:numFmt w:val="bullet"/>
+      <w:lvlText w:val=""/>
+      <w:lvlJc w:val="left"/>
+      <w:pPr>
+        <w:tabs>
+          <w:tab w:val="num" w:pos="6480"/>
+        </w:tabs>
+        <w:ind w:left="6480" w:hanging="360"/>
+      </w:pPr>
+      <w:rPr>
+        <w:rFonts w:ascii="Wingdings" w:hAnsi="Wingdings" w:hint="default"/>
+        <w:sz w:val="20"/>
+      </w:rPr>
+    </w:lvl>
+  </w:abstractNum>
+  <w:abstractNum w:abstractNumId="20" w15:restartNumberingAfterBreak="0">
     <w:nsid w:val="3D645FE0"/>
     <w:multiLevelType w:val="multilevel"/>
     <w:tmpl w:val="C26059D8"/>
@@ -12578,7 +14455,7 @@
       </w:rPr>
     </w:lvl>
   </w:abstractNum>
-  <w:abstractNum w:abstractNumId="12" w15:restartNumberingAfterBreak="0">
+  <w:abstractNum w:abstractNumId="21" w15:restartNumberingAfterBreak="0">
     <w:nsid w:val="429049C5"/>
     <w:multiLevelType w:val="multilevel"/>
     <w:tmpl w:val="BFEA140C"/>
@@ -12727,7 +14604,7 @@
       </w:rPr>
     </w:lvl>
   </w:abstractNum>
-  <w:abstractNum w:abstractNumId="13" w15:restartNumberingAfterBreak="0">
+  <w:abstractNum w:abstractNumId="22" w15:restartNumberingAfterBreak="0">
     <w:nsid w:val="43C050C0"/>
     <w:multiLevelType w:val="multilevel"/>
     <w:tmpl w:val="1D7EEA66"/>
@@ -12840,7 +14717,716 @@
       </w:pPr>
     </w:lvl>
   </w:abstractNum>
-  <w:abstractNum w:abstractNumId="14" w15:restartNumberingAfterBreak="0">
+  <w:abstractNum w:abstractNumId="23" w15:restartNumberingAfterBreak="0">
+    <w:nsid w:val="47901A4B"/>
+    <w:multiLevelType w:val="multilevel"/>
+    <w:tmpl w:val="6102DFBE"/>
+    <w:lvl w:ilvl="0">
+      <w:start w:val="1"/>
+      <w:numFmt w:val="decimal"/>
+      <w:lvlText w:val="%1."/>
+      <w:lvlJc w:val="left"/>
+      <w:pPr>
+        <w:tabs>
+          <w:tab w:val="num" w:pos="720"/>
+        </w:tabs>
+        <w:ind w:left="720" w:hanging="360"/>
+      </w:pPr>
+    </w:lvl>
+    <w:lvl w:ilvl="1">
+      <w:start w:val="2"/>
+      <w:numFmt w:val="bullet"/>
+      <w:lvlText w:val="-"/>
+      <w:lvlJc w:val="left"/>
+      <w:pPr>
+        <w:ind w:left="1440" w:hanging="360"/>
+      </w:pPr>
+      <w:rPr>
+        <w:rFonts w:ascii="Times New Roman" w:eastAsia="Times New Roman" w:hAnsi="Times New Roman" w:cs="Times New Roman" w:hint="default"/>
+      </w:rPr>
+    </w:lvl>
+    <w:lvl w:ilvl="2" w:tentative="1">
+      <w:start w:val="1"/>
+      <w:numFmt w:val="decimal"/>
+      <w:lvlText w:val="%3."/>
+      <w:lvlJc w:val="left"/>
+      <w:pPr>
+        <w:tabs>
+          <w:tab w:val="num" w:pos="2160"/>
+        </w:tabs>
+        <w:ind w:left="2160" w:hanging="360"/>
+      </w:pPr>
+    </w:lvl>
+    <w:lvl w:ilvl="3" w:tentative="1">
+      <w:start w:val="1"/>
+      <w:numFmt w:val="decimal"/>
+      <w:lvlText w:val="%4."/>
+      <w:lvlJc w:val="left"/>
+      <w:pPr>
+        <w:tabs>
+          <w:tab w:val="num" w:pos="2880"/>
+        </w:tabs>
+        <w:ind w:left="2880" w:hanging="360"/>
+      </w:pPr>
+    </w:lvl>
+    <w:lvl w:ilvl="4" w:tentative="1">
+      <w:start w:val="1"/>
+      <w:numFmt w:val="decimal"/>
+      <w:lvlText w:val="%5."/>
+      <w:lvlJc w:val="left"/>
+      <w:pPr>
+        <w:tabs>
+          <w:tab w:val="num" w:pos="3600"/>
+        </w:tabs>
+        <w:ind w:left="3600" w:hanging="360"/>
+      </w:pPr>
+    </w:lvl>
+    <w:lvl w:ilvl="5" w:tentative="1">
+      <w:start w:val="1"/>
+      <w:numFmt w:val="decimal"/>
+      <w:lvlText w:val="%6."/>
+      <w:lvlJc w:val="left"/>
+      <w:pPr>
+        <w:tabs>
+          <w:tab w:val="num" w:pos="4320"/>
+        </w:tabs>
+        <w:ind w:left="4320" w:hanging="360"/>
+      </w:pPr>
+    </w:lvl>
+    <w:lvl w:ilvl="6" w:tentative="1">
+      <w:start w:val="1"/>
+      <w:numFmt w:val="decimal"/>
+      <w:lvlText w:val="%7."/>
+      <w:lvlJc w:val="left"/>
+      <w:pPr>
+        <w:tabs>
+          <w:tab w:val="num" w:pos="5040"/>
+        </w:tabs>
+        <w:ind w:left="5040" w:hanging="360"/>
+      </w:pPr>
+    </w:lvl>
+    <w:lvl w:ilvl="7" w:tentative="1">
+      <w:start w:val="1"/>
+      <w:numFmt w:val="decimal"/>
+      <w:lvlText w:val="%8."/>
+      <w:lvlJc w:val="left"/>
+      <w:pPr>
+        <w:tabs>
+          <w:tab w:val="num" w:pos="5760"/>
+        </w:tabs>
+        <w:ind w:left="5760" w:hanging="360"/>
+      </w:pPr>
+    </w:lvl>
+    <w:lvl w:ilvl="8" w:tentative="1">
+      <w:start w:val="1"/>
+      <w:numFmt w:val="decimal"/>
+      <w:lvlText w:val="%9."/>
+      <w:lvlJc w:val="left"/>
+      <w:pPr>
+        <w:tabs>
+          <w:tab w:val="num" w:pos="6480"/>
+        </w:tabs>
+        <w:ind w:left="6480" w:hanging="360"/>
+      </w:pPr>
+    </w:lvl>
+  </w:abstractNum>
+  <w:abstractNum w:abstractNumId="24" w15:restartNumberingAfterBreak="0">
+    <w:nsid w:val="4926073A"/>
+    <w:multiLevelType w:val="multilevel"/>
+    <w:tmpl w:val="B61E35B4"/>
+    <w:lvl w:ilvl="0">
+      <w:start w:val="1"/>
+      <w:numFmt w:val="bullet"/>
+      <w:lvlText w:val=""/>
+      <w:lvlJc w:val="left"/>
+      <w:pPr>
+        <w:tabs>
+          <w:tab w:val="num" w:pos="720"/>
+        </w:tabs>
+        <w:ind w:left="720" w:hanging="360"/>
+      </w:pPr>
+      <w:rPr>
+        <w:rFonts w:ascii="Symbol" w:hAnsi="Symbol" w:hint="default"/>
+        <w:sz w:val="20"/>
+      </w:rPr>
+    </w:lvl>
+    <w:lvl w:ilvl="1" w:tentative="1">
+      <w:start w:val="1"/>
+      <w:numFmt w:val="bullet"/>
+      <w:lvlText w:val="o"/>
+      <w:lvlJc w:val="left"/>
+      <w:pPr>
+        <w:tabs>
+          <w:tab w:val="num" w:pos="1440"/>
+        </w:tabs>
+        <w:ind w:left="1440" w:hanging="360"/>
+      </w:pPr>
+      <w:rPr>
+        <w:rFonts w:ascii="Courier New" w:hAnsi="Courier New" w:hint="default"/>
+        <w:sz w:val="20"/>
+      </w:rPr>
+    </w:lvl>
+    <w:lvl w:ilvl="2" w:tentative="1">
+      <w:start w:val="1"/>
+      <w:numFmt w:val="bullet"/>
+      <w:lvlText w:val=""/>
+      <w:lvlJc w:val="left"/>
+      <w:pPr>
+        <w:tabs>
+          <w:tab w:val="num" w:pos="2160"/>
+        </w:tabs>
+        <w:ind w:left="2160" w:hanging="360"/>
+      </w:pPr>
+      <w:rPr>
+        <w:rFonts w:ascii="Wingdings" w:hAnsi="Wingdings" w:hint="default"/>
+        <w:sz w:val="20"/>
+      </w:rPr>
+    </w:lvl>
+    <w:lvl w:ilvl="3" w:tentative="1">
+      <w:start w:val="1"/>
+      <w:numFmt w:val="bullet"/>
+      <w:lvlText w:val=""/>
+      <w:lvlJc w:val="left"/>
+      <w:pPr>
+        <w:tabs>
+          <w:tab w:val="num" w:pos="2880"/>
+        </w:tabs>
+        <w:ind w:left="2880" w:hanging="360"/>
+      </w:pPr>
+      <w:rPr>
+        <w:rFonts w:ascii="Wingdings" w:hAnsi="Wingdings" w:hint="default"/>
+        <w:sz w:val="20"/>
+      </w:rPr>
+    </w:lvl>
+    <w:lvl w:ilvl="4" w:tentative="1">
+      <w:start w:val="1"/>
+      <w:numFmt w:val="bullet"/>
+      <w:lvlText w:val=""/>
+      <w:lvlJc w:val="left"/>
+      <w:pPr>
+        <w:tabs>
+          <w:tab w:val="num" w:pos="3600"/>
+        </w:tabs>
+        <w:ind w:left="3600" w:hanging="360"/>
+      </w:pPr>
+      <w:rPr>
+        <w:rFonts w:ascii="Wingdings" w:hAnsi="Wingdings" w:hint="default"/>
+        <w:sz w:val="20"/>
+      </w:rPr>
+    </w:lvl>
+    <w:lvl w:ilvl="5" w:tentative="1">
+      <w:start w:val="1"/>
+      <w:numFmt w:val="bullet"/>
+      <w:lvlText w:val=""/>
+      <w:lvlJc w:val="left"/>
+      <w:pPr>
+        <w:tabs>
+          <w:tab w:val="num" w:pos="4320"/>
+        </w:tabs>
+        <w:ind w:left="4320" w:hanging="360"/>
+      </w:pPr>
+      <w:rPr>
+        <w:rFonts w:ascii="Wingdings" w:hAnsi="Wingdings" w:hint="default"/>
+        <w:sz w:val="20"/>
+      </w:rPr>
+    </w:lvl>
+    <w:lvl w:ilvl="6" w:tentative="1">
+      <w:start w:val="1"/>
+      <w:numFmt w:val="bullet"/>
+      <w:lvlText w:val=""/>
+      <w:lvlJc w:val="left"/>
+      <w:pPr>
+        <w:tabs>
+          <w:tab w:val="num" w:pos="5040"/>
+        </w:tabs>
+        <w:ind w:left="5040" w:hanging="360"/>
+      </w:pPr>
+      <w:rPr>
+        <w:rFonts w:ascii="Wingdings" w:hAnsi="Wingdings" w:hint="default"/>
+        <w:sz w:val="20"/>
+      </w:rPr>
+    </w:lvl>
+    <w:lvl w:ilvl="7" w:tentative="1">
+      <w:start w:val="1"/>
+      <w:numFmt w:val="bullet"/>
+      <w:lvlText w:val=""/>
+      <w:lvlJc w:val="left"/>
+      <w:pPr>
+        <w:tabs>
+          <w:tab w:val="num" w:pos="5760"/>
+        </w:tabs>
+        <w:ind w:left="5760" w:hanging="360"/>
+      </w:pPr>
+      <w:rPr>
+        <w:rFonts w:ascii="Wingdings" w:hAnsi="Wingdings" w:hint="default"/>
+        <w:sz w:val="20"/>
+      </w:rPr>
+    </w:lvl>
+    <w:lvl w:ilvl="8" w:tentative="1">
+      <w:start w:val="1"/>
+      <w:numFmt w:val="bullet"/>
+      <w:lvlText w:val=""/>
+      <w:lvlJc w:val="left"/>
+      <w:pPr>
+        <w:tabs>
+          <w:tab w:val="num" w:pos="6480"/>
+        </w:tabs>
+        <w:ind w:left="6480" w:hanging="360"/>
+      </w:pPr>
+      <w:rPr>
+        <w:rFonts w:ascii="Wingdings" w:hAnsi="Wingdings" w:hint="default"/>
+        <w:sz w:val="20"/>
+      </w:rPr>
+    </w:lvl>
+  </w:abstractNum>
+  <w:abstractNum w:abstractNumId="25" w15:restartNumberingAfterBreak="0">
+    <w:nsid w:val="499D441F"/>
+    <w:multiLevelType w:val="multilevel"/>
+    <w:tmpl w:val="26E6B63E"/>
+    <w:lvl w:ilvl="0">
+      <w:start w:val="1"/>
+      <w:numFmt w:val="bullet"/>
+      <w:lvlText w:val=""/>
+      <w:lvlJc w:val="left"/>
+      <w:pPr>
+        <w:tabs>
+          <w:tab w:val="num" w:pos="720"/>
+        </w:tabs>
+        <w:ind w:left="720" w:hanging="360"/>
+      </w:pPr>
+      <w:rPr>
+        <w:rFonts w:ascii="Symbol" w:hAnsi="Symbol" w:hint="default"/>
+        <w:sz w:val="20"/>
+      </w:rPr>
+    </w:lvl>
+    <w:lvl w:ilvl="1" w:tentative="1">
+      <w:start w:val="1"/>
+      <w:numFmt w:val="bullet"/>
+      <w:lvlText w:val="o"/>
+      <w:lvlJc w:val="left"/>
+      <w:pPr>
+        <w:tabs>
+          <w:tab w:val="num" w:pos="1440"/>
+        </w:tabs>
+        <w:ind w:left="1440" w:hanging="360"/>
+      </w:pPr>
+      <w:rPr>
+        <w:rFonts w:ascii="Courier New" w:hAnsi="Courier New" w:hint="default"/>
+        <w:sz w:val="20"/>
+      </w:rPr>
+    </w:lvl>
+    <w:lvl w:ilvl="2" w:tentative="1">
+      <w:start w:val="1"/>
+      <w:numFmt w:val="bullet"/>
+      <w:lvlText w:val=""/>
+      <w:lvlJc w:val="left"/>
+      <w:pPr>
+        <w:tabs>
+          <w:tab w:val="num" w:pos="2160"/>
+        </w:tabs>
+        <w:ind w:left="2160" w:hanging="360"/>
+      </w:pPr>
+      <w:rPr>
+        <w:rFonts w:ascii="Wingdings" w:hAnsi="Wingdings" w:hint="default"/>
+        <w:sz w:val="20"/>
+      </w:rPr>
+    </w:lvl>
+    <w:lvl w:ilvl="3" w:tentative="1">
+      <w:start w:val="1"/>
+      <w:numFmt w:val="bullet"/>
+      <w:lvlText w:val=""/>
+      <w:lvlJc w:val="left"/>
+      <w:pPr>
+        <w:tabs>
+          <w:tab w:val="num" w:pos="2880"/>
+        </w:tabs>
+        <w:ind w:left="2880" w:hanging="360"/>
+      </w:pPr>
+      <w:rPr>
+        <w:rFonts w:ascii="Wingdings" w:hAnsi="Wingdings" w:hint="default"/>
+        <w:sz w:val="20"/>
+      </w:rPr>
+    </w:lvl>
+    <w:lvl w:ilvl="4" w:tentative="1">
+      <w:start w:val="1"/>
+      <w:numFmt w:val="bullet"/>
+      <w:lvlText w:val=""/>
+      <w:lvlJc w:val="left"/>
+      <w:pPr>
+        <w:tabs>
+          <w:tab w:val="num" w:pos="3600"/>
+        </w:tabs>
+        <w:ind w:left="3600" w:hanging="360"/>
+      </w:pPr>
+      <w:rPr>
+        <w:rFonts w:ascii="Wingdings" w:hAnsi="Wingdings" w:hint="default"/>
+        <w:sz w:val="20"/>
+      </w:rPr>
+    </w:lvl>
+    <w:lvl w:ilvl="5" w:tentative="1">
+      <w:start w:val="1"/>
+      <w:numFmt w:val="bullet"/>
+      <w:lvlText w:val=""/>
+      <w:lvlJc w:val="left"/>
+      <w:pPr>
+        <w:tabs>
+          <w:tab w:val="num" w:pos="4320"/>
+        </w:tabs>
+        <w:ind w:left="4320" w:hanging="360"/>
+      </w:pPr>
+      <w:rPr>
+        <w:rFonts w:ascii="Wingdings" w:hAnsi="Wingdings" w:hint="default"/>
+        <w:sz w:val="20"/>
+      </w:rPr>
+    </w:lvl>
+    <w:lvl w:ilvl="6" w:tentative="1">
+      <w:start w:val="1"/>
+      <w:numFmt w:val="bullet"/>
+      <w:lvlText w:val=""/>
+      <w:lvlJc w:val="left"/>
+      <w:pPr>
+        <w:tabs>
+          <w:tab w:val="num" w:pos="5040"/>
+        </w:tabs>
+        <w:ind w:left="5040" w:hanging="360"/>
+      </w:pPr>
+      <w:rPr>
+        <w:rFonts w:ascii="Wingdings" w:hAnsi="Wingdings" w:hint="default"/>
+        <w:sz w:val="20"/>
+      </w:rPr>
+    </w:lvl>
+    <w:lvl w:ilvl="7" w:tentative="1">
+      <w:start w:val="1"/>
+      <w:numFmt w:val="bullet"/>
+      <w:lvlText w:val=""/>
+      <w:lvlJc w:val="left"/>
+      <w:pPr>
+        <w:tabs>
+          <w:tab w:val="num" w:pos="5760"/>
+        </w:tabs>
+        <w:ind w:left="5760" w:hanging="360"/>
+      </w:pPr>
+      <w:rPr>
+        <w:rFonts w:ascii="Wingdings" w:hAnsi="Wingdings" w:hint="default"/>
+        <w:sz w:val="20"/>
+      </w:rPr>
+    </w:lvl>
+    <w:lvl w:ilvl="8" w:tentative="1">
+      <w:start w:val="1"/>
+      <w:numFmt w:val="bullet"/>
+      <w:lvlText w:val=""/>
+      <w:lvlJc w:val="left"/>
+      <w:pPr>
+        <w:tabs>
+          <w:tab w:val="num" w:pos="6480"/>
+        </w:tabs>
+        <w:ind w:left="6480" w:hanging="360"/>
+      </w:pPr>
+      <w:rPr>
+        <w:rFonts w:ascii="Wingdings" w:hAnsi="Wingdings" w:hint="default"/>
+        <w:sz w:val="20"/>
+      </w:rPr>
+    </w:lvl>
+  </w:abstractNum>
+  <w:abstractNum w:abstractNumId="26" w15:restartNumberingAfterBreak="0">
+    <w:nsid w:val="49DC51E6"/>
+    <w:multiLevelType w:val="multilevel"/>
+    <w:tmpl w:val="667C2FD8"/>
+    <w:lvl w:ilvl="0">
+      <w:start w:val="1"/>
+      <w:numFmt w:val="bullet"/>
+      <w:lvlText w:val=""/>
+      <w:lvlJc w:val="left"/>
+      <w:pPr>
+        <w:tabs>
+          <w:tab w:val="num" w:pos="720"/>
+        </w:tabs>
+        <w:ind w:left="720" w:hanging="360"/>
+      </w:pPr>
+      <w:rPr>
+        <w:rFonts w:ascii="Symbol" w:hAnsi="Symbol" w:hint="default"/>
+        <w:sz w:val="20"/>
+      </w:rPr>
+    </w:lvl>
+    <w:lvl w:ilvl="1" w:tentative="1">
+      <w:start w:val="1"/>
+      <w:numFmt w:val="bullet"/>
+      <w:lvlText w:val="o"/>
+      <w:lvlJc w:val="left"/>
+      <w:pPr>
+        <w:tabs>
+          <w:tab w:val="num" w:pos="1440"/>
+        </w:tabs>
+        <w:ind w:left="1440" w:hanging="360"/>
+      </w:pPr>
+      <w:rPr>
+        <w:rFonts w:ascii="Courier New" w:hAnsi="Courier New" w:hint="default"/>
+        <w:sz w:val="20"/>
+      </w:rPr>
+    </w:lvl>
+    <w:lvl w:ilvl="2" w:tentative="1">
+      <w:start w:val="1"/>
+      <w:numFmt w:val="bullet"/>
+      <w:lvlText w:val=""/>
+      <w:lvlJc w:val="left"/>
+      <w:pPr>
+        <w:tabs>
+          <w:tab w:val="num" w:pos="2160"/>
+        </w:tabs>
+        <w:ind w:left="2160" w:hanging="360"/>
+      </w:pPr>
+      <w:rPr>
+        <w:rFonts w:ascii="Wingdings" w:hAnsi="Wingdings" w:hint="default"/>
+        <w:sz w:val="20"/>
+      </w:rPr>
+    </w:lvl>
+    <w:lvl w:ilvl="3" w:tentative="1">
+      <w:start w:val="1"/>
+      <w:numFmt w:val="bullet"/>
+      <w:lvlText w:val=""/>
+      <w:lvlJc w:val="left"/>
+      <w:pPr>
+        <w:tabs>
+          <w:tab w:val="num" w:pos="2880"/>
+        </w:tabs>
+        <w:ind w:left="2880" w:hanging="360"/>
+      </w:pPr>
+      <w:rPr>
+        <w:rFonts w:ascii="Wingdings" w:hAnsi="Wingdings" w:hint="default"/>
+        <w:sz w:val="20"/>
+      </w:rPr>
+    </w:lvl>
+    <w:lvl w:ilvl="4" w:tentative="1">
+      <w:start w:val="1"/>
+      <w:numFmt w:val="bullet"/>
+      <w:lvlText w:val=""/>
+      <w:lvlJc w:val="left"/>
+      <w:pPr>
+        <w:tabs>
+          <w:tab w:val="num" w:pos="3600"/>
+        </w:tabs>
+        <w:ind w:left="3600" w:hanging="360"/>
+      </w:pPr>
+      <w:rPr>
+        <w:rFonts w:ascii="Wingdings" w:hAnsi="Wingdings" w:hint="default"/>
+        <w:sz w:val="20"/>
+      </w:rPr>
+    </w:lvl>
+    <w:lvl w:ilvl="5" w:tentative="1">
+      <w:start w:val="1"/>
+      <w:numFmt w:val="bullet"/>
+      <w:lvlText w:val=""/>
+      <w:lvlJc w:val="left"/>
+      <w:pPr>
+        <w:tabs>
+          <w:tab w:val="num" w:pos="4320"/>
+        </w:tabs>
+        <w:ind w:left="4320" w:hanging="360"/>
+      </w:pPr>
+      <w:rPr>
+        <w:rFonts w:ascii="Wingdings" w:hAnsi="Wingdings" w:hint="default"/>
+        <w:sz w:val="20"/>
+      </w:rPr>
+    </w:lvl>
+    <w:lvl w:ilvl="6" w:tentative="1">
+      <w:start w:val="1"/>
+      <w:numFmt w:val="bullet"/>
+      <w:lvlText w:val=""/>
+      <w:lvlJc w:val="left"/>
+      <w:pPr>
+        <w:tabs>
+          <w:tab w:val="num" w:pos="5040"/>
+        </w:tabs>
+        <w:ind w:left="5040" w:hanging="360"/>
+      </w:pPr>
+      <w:rPr>
+        <w:rFonts w:ascii="Wingdings" w:hAnsi="Wingdings" w:hint="default"/>
+        <w:sz w:val="20"/>
+      </w:rPr>
+    </w:lvl>
+    <w:lvl w:ilvl="7" w:tentative="1">
+      <w:start w:val="1"/>
+      <w:numFmt w:val="bullet"/>
+      <w:lvlText w:val=""/>
+      <w:lvlJc w:val="left"/>
+      <w:pPr>
+        <w:tabs>
+          <w:tab w:val="num" w:pos="5760"/>
+        </w:tabs>
+        <w:ind w:left="5760" w:hanging="360"/>
+      </w:pPr>
+      <w:rPr>
+        <w:rFonts w:ascii="Wingdings" w:hAnsi="Wingdings" w:hint="default"/>
+        <w:sz w:val="20"/>
+      </w:rPr>
+    </w:lvl>
+    <w:lvl w:ilvl="8" w:tentative="1">
+      <w:start w:val="1"/>
+      <w:numFmt w:val="bullet"/>
+      <w:lvlText w:val=""/>
+      <w:lvlJc w:val="left"/>
+      <w:pPr>
+        <w:tabs>
+          <w:tab w:val="num" w:pos="6480"/>
+        </w:tabs>
+        <w:ind w:left="6480" w:hanging="360"/>
+      </w:pPr>
+      <w:rPr>
+        <w:rFonts w:ascii="Wingdings" w:hAnsi="Wingdings" w:hint="default"/>
+        <w:sz w:val="20"/>
+      </w:rPr>
+    </w:lvl>
+  </w:abstractNum>
+  <w:abstractNum w:abstractNumId="27" w15:restartNumberingAfterBreak="0">
+    <w:nsid w:val="4D435ACE"/>
+    <w:multiLevelType w:val="multilevel"/>
+    <w:tmpl w:val="D004AF48"/>
+    <w:lvl w:ilvl="0">
+      <w:start w:val="1"/>
+      <w:numFmt w:val="bullet"/>
+      <w:lvlText w:val=""/>
+      <w:lvlJc w:val="left"/>
+      <w:pPr>
+        <w:tabs>
+          <w:tab w:val="num" w:pos="720"/>
+        </w:tabs>
+        <w:ind w:left="720" w:hanging="360"/>
+      </w:pPr>
+      <w:rPr>
+        <w:rFonts w:ascii="Symbol" w:hAnsi="Symbol" w:hint="default"/>
+        <w:sz w:val="20"/>
+      </w:rPr>
+    </w:lvl>
+    <w:lvl w:ilvl="1">
+      <w:start w:val="1"/>
+      <w:numFmt w:val="bullet"/>
+      <w:lvlText w:val="o"/>
+      <w:lvlJc w:val="left"/>
+      <w:pPr>
+        <w:tabs>
+          <w:tab w:val="num" w:pos="1440"/>
+        </w:tabs>
+        <w:ind w:left="1440" w:hanging="360"/>
+      </w:pPr>
+      <w:rPr>
+        <w:rFonts w:ascii="Courier New" w:hAnsi="Courier New" w:hint="default"/>
+        <w:sz w:val="20"/>
+      </w:rPr>
+    </w:lvl>
+    <w:lvl w:ilvl="2" w:tentative="1">
+      <w:start w:val="1"/>
+      <w:numFmt w:val="bullet"/>
+      <w:lvlText w:val=""/>
+      <w:lvlJc w:val="left"/>
+      <w:pPr>
+        <w:tabs>
+          <w:tab w:val="num" w:pos="2160"/>
+        </w:tabs>
+        <w:ind w:left="2160" w:hanging="360"/>
+      </w:pPr>
+      <w:rPr>
+        <w:rFonts w:ascii="Wingdings" w:hAnsi="Wingdings" w:hint="default"/>
+        <w:sz w:val="20"/>
+      </w:rPr>
+    </w:lvl>
+    <w:lvl w:ilvl="3" w:tentative="1">
+      <w:start w:val="1"/>
+      <w:numFmt w:val="bullet"/>
+      <w:lvlText w:val=""/>
+      <w:lvlJc w:val="left"/>
+      <w:pPr>
+        <w:tabs>
+          <w:tab w:val="num" w:pos="2880"/>
+        </w:tabs>
+        <w:ind w:left="2880" w:hanging="360"/>
+      </w:pPr>
+      <w:rPr>
+        <w:rFonts w:ascii="Wingdings" w:hAnsi="Wingdings" w:hint="default"/>
+        <w:sz w:val="20"/>
+      </w:rPr>
+    </w:lvl>
+    <w:lvl w:ilvl="4" w:tentative="1">
+      <w:start w:val="1"/>
+      <w:numFmt w:val="bullet"/>
+      <w:lvlText w:val=""/>
+      <w:lvlJc w:val="left"/>
+      <w:pPr>
+        <w:tabs>
+          <w:tab w:val="num" w:pos="3600"/>
+        </w:tabs>
+        <w:ind w:left="3600" w:hanging="360"/>
+      </w:pPr>
+      <w:rPr>
+        <w:rFonts w:ascii="Wingdings" w:hAnsi="Wingdings" w:hint="default"/>
+        <w:sz w:val="20"/>
+      </w:rPr>
+    </w:lvl>
+    <w:lvl w:ilvl="5" w:tentative="1">
+      <w:start w:val="1"/>
+      <w:numFmt w:val="bullet"/>
+      <w:lvlText w:val=""/>
+      <w:lvlJc w:val="left"/>
+      <w:pPr>
+        <w:tabs>
+          <w:tab w:val="num" w:pos="4320"/>
+        </w:tabs>
+        <w:ind w:left="4320" w:hanging="360"/>
+      </w:pPr>
+      <w:rPr>
+        <w:rFonts w:ascii="Wingdings" w:hAnsi="Wingdings" w:hint="default"/>
+        <w:sz w:val="20"/>
+      </w:rPr>
+    </w:lvl>
+    <w:lvl w:ilvl="6" w:tentative="1">
+      <w:start w:val="1"/>
+      <w:numFmt w:val="bullet"/>
+      <w:lvlText w:val=""/>
+      <w:lvlJc w:val="left"/>
+      <w:pPr>
+        <w:tabs>
+          <w:tab w:val="num" w:pos="5040"/>
+        </w:tabs>
+        <w:ind w:left="5040" w:hanging="360"/>
+      </w:pPr>
+      <w:rPr>
+        <w:rFonts w:ascii="Wingdings" w:hAnsi="Wingdings" w:hint="default"/>
+        <w:sz w:val="20"/>
+      </w:rPr>
+    </w:lvl>
+    <w:lvl w:ilvl="7" w:tentative="1">
+      <w:start w:val="1"/>
+      <w:numFmt w:val="bullet"/>
+      <w:lvlText w:val=""/>
+      <w:lvlJc w:val="left"/>
+      <w:pPr>
+        <w:tabs>
+          <w:tab w:val="num" w:pos="5760"/>
+        </w:tabs>
+        <w:ind w:left="5760" w:hanging="360"/>
+      </w:pPr>
+      <w:rPr>
+        <w:rFonts w:ascii="Wingdings" w:hAnsi="Wingdings" w:hint="default"/>
+        <w:sz w:val="20"/>
+      </w:rPr>
+    </w:lvl>
+    <w:lvl w:ilvl="8" w:tentative="1">
+      <w:start w:val="1"/>
+      <w:numFmt w:val="bullet"/>
+      <w:lvlText w:val=""/>
+      <w:lvlJc w:val="left"/>
+      <w:pPr>
+        <w:tabs>
+          <w:tab w:val="num" w:pos="6480"/>
+        </w:tabs>
+        <w:ind w:left="6480" w:hanging="360"/>
+      </w:pPr>
+      <w:rPr>
+        <w:rFonts w:ascii="Wingdings" w:hAnsi="Wingdings" w:hint="default"/>
+        <w:sz w:val="20"/>
+      </w:rPr>
+    </w:lvl>
+  </w:abstractNum>
+  <w:abstractNum w:abstractNumId="28" w15:restartNumberingAfterBreak="0">
     <w:nsid w:val="4D7E1D67"/>
     <w:multiLevelType w:val="multilevel"/>
     <w:tmpl w:val="46082404"/>
@@ -12953,7 +15539,156 @@
       </w:pPr>
     </w:lvl>
   </w:abstractNum>
-  <w:abstractNum w:abstractNumId="15" w15:restartNumberingAfterBreak="0">
+  <w:abstractNum w:abstractNumId="29" w15:restartNumberingAfterBreak="0">
+    <w:nsid w:val="50B621E8"/>
+    <w:multiLevelType w:val="multilevel"/>
+    <w:tmpl w:val="D77E837C"/>
+    <w:lvl w:ilvl="0">
+      <w:start w:val="1"/>
+      <w:numFmt w:val="bullet"/>
+      <w:lvlText w:val=""/>
+      <w:lvlJc w:val="left"/>
+      <w:pPr>
+        <w:tabs>
+          <w:tab w:val="num" w:pos="720"/>
+        </w:tabs>
+        <w:ind w:left="720" w:hanging="360"/>
+      </w:pPr>
+      <w:rPr>
+        <w:rFonts w:ascii="Symbol" w:hAnsi="Symbol" w:hint="default"/>
+        <w:sz w:val="20"/>
+      </w:rPr>
+    </w:lvl>
+    <w:lvl w:ilvl="1" w:tentative="1">
+      <w:start w:val="1"/>
+      <w:numFmt w:val="bullet"/>
+      <w:lvlText w:val="o"/>
+      <w:lvlJc w:val="left"/>
+      <w:pPr>
+        <w:tabs>
+          <w:tab w:val="num" w:pos="1440"/>
+        </w:tabs>
+        <w:ind w:left="1440" w:hanging="360"/>
+      </w:pPr>
+      <w:rPr>
+        <w:rFonts w:ascii="Courier New" w:hAnsi="Courier New" w:hint="default"/>
+        <w:sz w:val="20"/>
+      </w:rPr>
+    </w:lvl>
+    <w:lvl w:ilvl="2" w:tentative="1">
+      <w:start w:val="1"/>
+      <w:numFmt w:val="bullet"/>
+      <w:lvlText w:val=""/>
+      <w:lvlJc w:val="left"/>
+      <w:pPr>
+        <w:tabs>
+          <w:tab w:val="num" w:pos="2160"/>
+        </w:tabs>
+        <w:ind w:left="2160" w:hanging="360"/>
+      </w:pPr>
+      <w:rPr>
+        <w:rFonts w:ascii="Wingdings" w:hAnsi="Wingdings" w:hint="default"/>
+        <w:sz w:val="20"/>
+      </w:rPr>
+    </w:lvl>
+    <w:lvl w:ilvl="3" w:tentative="1">
+      <w:start w:val="1"/>
+      <w:numFmt w:val="bullet"/>
+      <w:lvlText w:val=""/>
+      <w:lvlJc w:val="left"/>
+      <w:pPr>
+        <w:tabs>
+          <w:tab w:val="num" w:pos="2880"/>
+        </w:tabs>
+        <w:ind w:left="2880" w:hanging="360"/>
+      </w:pPr>
+      <w:rPr>
+        <w:rFonts w:ascii="Wingdings" w:hAnsi="Wingdings" w:hint="default"/>
+        <w:sz w:val="20"/>
+      </w:rPr>
+    </w:lvl>
+    <w:lvl w:ilvl="4" w:tentative="1">
+      <w:start w:val="1"/>
+      <w:numFmt w:val="bullet"/>
+      <w:lvlText w:val=""/>
+      <w:lvlJc w:val="left"/>
+      <w:pPr>
+        <w:tabs>
+          <w:tab w:val="num" w:pos="3600"/>
+        </w:tabs>
+        <w:ind w:left="3600" w:hanging="360"/>
+      </w:pPr>
+      <w:rPr>
+        <w:rFonts w:ascii="Wingdings" w:hAnsi="Wingdings" w:hint="default"/>
+        <w:sz w:val="20"/>
+      </w:rPr>
+    </w:lvl>
+    <w:lvl w:ilvl="5" w:tentative="1">
+      <w:start w:val="1"/>
+      <w:numFmt w:val="bullet"/>
+      <w:lvlText w:val=""/>
+      <w:lvlJc w:val="left"/>
+      <w:pPr>
+        <w:tabs>
+          <w:tab w:val="num" w:pos="4320"/>
+        </w:tabs>
+        <w:ind w:left="4320" w:hanging="360"/>
+      </w:pPr>
+      <w:rPr>
+        <w:rFonts w:ascii="Wingdings" w:hAnsi="Wingdings" w:hint="default"/>
+        <w:sz w:val="20"/>
+      </w:rPr>
+    </w:lvl>
+    <w:lvl w:ilvl="6" w:tentative="1">
+      <w:start w:val="1"/>
+      <w:numFmt w:val="bullet"/>
+      <w:lvlText w:val=""/>
+      <w:lvlJc w:val="left"/>
+      <w:pPr>
+        <w:tabs>
+          <w:tab w:val="num" w:pos="5040"/>
+        </w:tabs>
+        <w:ind w:left="5040" w:hanging="360"/>
+      </w:pPr>
+      <w:rPr>
+        <w:rFonts w:ascii="Wingdings" w:hAnsi="Wingdings" w:hint="default"/>
+        <w:sz w:val="20"/>
+      </w:rPr>
+    </w:lvl>
+    <w:lvl w:ilvl="7" w:tentative="1">
+      <w:start w:val="1"/>
+      <w:numFmt w:val="bullet"/>
+      <w:lvlText w:val=""/>
+      <w:lvlJc w:val="left"/>
+      <w:pPr>
+        <w:tabs>
+          <w:tab w:val="num" w:pos="5760"/>
+        </w:tabs>
+        <w:ind w:left="5760" w:hanging="360"/>
+      </w:pPr>
+      <w:rPr>
+        <w:rFonts w:ascii="Wingdings" w:hAnsi="Wingdings" w:hint="default"/>
+        <w:sz w:val="20"/>
+      </w:rPr>
+    </w:lvl>
+    <w:lvl w:ilvl="8" w:tentative="1">
+      <w:start w:val="1"/>
+      <w:numFmt w:val="bullet"/>
+      <w:lvlText w:val=""/>
+      <w:lvlJc w:val="left"/>
+      <w:pPr>
+        <w:tabs>
+          <w:tab w:val="num" w:pos="6480"/>
+        </w:tabs>
+        <w:ind w:left="6480" w:hanging="360"/>
+      </w:pPr>
+      <w:rPr>
+        <w:rFonts w:ascii="Wingdings" w:hAnsi="Wingdings" w:hint="default"/>
+        <w:sz w:val="20"/>
+      </w:rPr>
+    </w:lvl>
+  </w:abstractNum>
+  <w:abstractNum w:abstractNumId="30" w15:restartNumberingAfterBreak="0">
     <w:nsid w:val="50FC22B1"/>
     <w:multiLevelType w:val="multilevel"/>
     <w:tmpl w:val="3BE06AE4"/>
@@ -13102,7 +15837,7 @@
       </w:rPr>
     </w:lvl>
   </w:abstractNum>
-  <w:abstractNum w:abstractNumId="16" w15:restartNumberingAfterBreak="0">
+  <w:abstractNum w:abstractNumId="31" w15:restartNumberingAfterBreak="0">
     <w:nsid w:val="55352C56"/>
     <w:multiLevelType w:val="hybridMultilevel"/>
     <w:tmpl w:val="C17AF468"/>
@@ -13191,7 +15926,7 @@
       </w:pPr>
     </w:lvl>
   </w:abstractNum>
-  <w:abstractNum w:abstractNumId="17" w15:restartNumberingAfterBreak="0">
+  <w:abstractNum w:abstractNumId="32" w15:restartNumberingAfterBreak="0">
     <w:nsid w:val="56FB2A2B"/>
     <w:multiLevelType w:val="multilevel"/>
     <w:tmpl w:val="D28E48CE"/>
@@ -13304,7 +16039,418 @@
       </w:pPr>
     </w:lvl>
   </w:abstractNum>
-  <w:abstractNum w:abstractNumId="18" w15:restartNumberingAfterBreak="0">
+  <w:abstractNum w:abstractNumId="33" w15:restartNumberingAfterBreak="0">
+    <w:nsid w:val="5EED0403"/>
+    <w:multiLevelType w:val="multilevel"/>
+    <w:tmpl w:val="0E924536"/>
+    <w:lvl w:ilvl="0">
+      <w:start w:val="1"/>
+      <w:numFmt w:val="bullet"/>
+      <w:lvlText w:val=""/>
+      <w:lvlJc w:val="left"/>
+      <w:pPr>
+        <w:tabs>
+          <w:tab w:val="num" w:pos="720"/>
+        </w:tabs>
+        <w:ind w:left="720" w:hanging="360"/>
+      </w:pPr>
+      <w:rPr>
+        <w:rFonts w:ascii="Symbol" w:hAnsi="Symbol" w:hint="default"/>
+        <w:sz w:val="20"/>
+      </w:rPr>
+    </w:lvl>
+    <w:lvl w:ilvl="1" w:tentative="1">
+      <w:start w:val="1"/>
+      <w:numFmt w:val="bullet"/>
+      <w:lvlText w:val="o"/>
+      <w:lvlJc w:val="left"/>
+      <w:pPr>
+        <w:tabs>
+          <w:tab w:val="num" w:pos="1440"/>
+        </w:tabs>
+        <w:ind w:left="1440" w:hanging="360"/>
+      </w:pPr>
+      <w:rPr>
+        <w:rFonts w:ascii="Courier New" w:hAnsi="Courier New" w:hint="default"/>
+        <w:sz w:val="20"/>
+      </w:rPr>
+    </w:lvl>
+    <w:lvl w:ilvl="2" w:tentative="1">
+      <w:start w:val="1"/>
+      <w:numFmt w:val="bullet"/>
+      <w:lvlText w:val=""/>
+      <w:lvlJc w:val="left"/>
+      <w:pPr>
+        <w:tabs>
+          <w:tab w:val="num" w:pos="2160"/>
+        </w:tabs>
+        <w:ind w:left="2160" w:hanging="360"/>
+      </w:pPr>
+      <w:rPr>
+        <w:rFonts w:ascii="Wingdings" w:hAnsi="Wingdings" w:hint="default"/>
+        <w:sz w:val="20"/>
+      </w:rPr>
+    </w:lvl>
+    <w:lvl w:ilvl="3" w:tentative="1">
+      <w:start w:val="1"/>
+      <w:numFmt w:val="bullet"/>
+      <w:lvlText w:val=""/>
+      <w:lvlJc w:val="left"/>
+      <w:pPr>
+        <w:tabs>
+          <w:tab w:val="num" w:pos="2880"/>
+        </w:tabs>
+        <w:ind w:left="2880" w:hanging="360"/>
+      </w:pPr>
+      <w:rPr>
+        <w:rFonts w:ascii="Wingdings" w:hAnsi="Wingdings" w:hint="default"/>
+        <w:sz w:val="20"/>
+      </w:rPr>
+    </w:lvl>
+    <w:lvl w:ilvl="4" w:tentative="1">
+      <w:start w:val="1"/>
+      <w:numFmt w:val="bullet"/>
+      <w:lvlText w:val=""/>
+      <w:lvlJc w:val="left"/>
+      <w:pPr>
+        <w:tabs>
+          <w:tab w:val="num" w:pos="3600"/>
+        </w:tabs>
+        <w:ind w:left="3600" w:hanging="360"/>
+      </w:pPr>
+      <w:rPr>
+        <w:rFonts w:ascii="Wingdings" w:hAnsi="Wingdings" w:hint="default"/>
+        <w:sz w:val="20"/>
+      </w:rPr>
+    </w:lvl>
+    <w:lvl w:ilvl="5" w:tentative="1">
+      <w:start w:val="1"/>
+      <w:numFmt w:val="bullet"/>
+      <w:lvlText w:val=""/>
+      <w:lvlJc w:val="left"/>
+      <w:pPr>
+        <w:tabs>
+          <w:tab w:val="num" w:pos="4320"/>
+        </w:tabs>
+        <w:ind w:left="4320" w:hanging="360"/>
+      </w:pPr>
+      <w:rPr>
+        <w:rFonts w:ascii="Wingdings" w:hAnsi="Wingdings" w:hint="default"/>
+        <w:sz w:val="20"/>
+      </w:rPr>
+    </w:lvl>
+    <w:lvl w:ilvl="6" w:tentative="1">
+      <w:start w:val="1"/>
+      <w:numFmt w:val="bullet"/>
+      <w:lvlText w:val=""/>
+      <w:lvlJc w:val="left"/>
+      <w:pPr>
+        <w:tabs>
+          <w:tab w:val="num" w:pos="5040"/>
+        </w:tabs>
+        <w:ind w:left="5040" w:hanging="360"/>
+      </w:pPr>
+      <w:rPr>
+        <w:rFonts w:ascii="Wingdings" w:hAnsi="Wingdings" w:hint="default"/>
+        <w:sz w:val="20"/>
+      </w:rPr>
+    </w:lvl>
+    <w:lvl w:ilvl="7" w:tentative="1">
+      <w:start w:val="1"/>
+      <w:numFmt w:val="bullet"/>
+      <w:lvlText w:val=""/>
+      <w:lvlJc w:val="left"/>
+      <w:pPr>
+        <w:tabs>
+          <w:tab w:val="num" w:pos="5760"/>
+        </w:tabs>
+        <w:ind w:left="5760" w:hanging="360"/>
+      </w:pPr>
+      <w:rPr>
+        <w:rFonts w:ascii="Wingdings" w:hAnsi="Wingdings" w:hint="default"/>
+        <w:sz w:val="20"/>
+      </w:rPr>
+    </w:lvl>
+    <w:lvl w:ilvl="8" w:tentative="1">
+      <w:start w:val="1"/>
+      <w:numFmt w:val="bullet"/>
+      <w:lvlText w:val=""/>
+      <w:lvlJc w:val="left"/>
+      <w:pPr>
+        <w:tabs>
+          <w:tab w:val="num" w:pos="6480"/>
+        </w:tabs>
+        <w:ind w:left="6480" w:hanging="360"/>
+      </w:pPr>
+      <w:rPr>
+        <w:rFonts w:ascii="Wingdings" w:hAnsi="Wingdings" w:hint="default"/>
+        <w:sz w:val="20"/>
+      </w:rPr>
+    </w:lvl>
+  </w:abstractNum>
+  <w:abstractNum w:abstractNumId="34" w15:restartNumberingAfterBreak="0">
+    <w:nsid w:val="5F5C0673"/>
+    <w:multiLevelType w:val="multilevel"/>
+    <w:tmpl w:val="28A479CC"/>
+    <w:lvl w:ilvl="0">
+      <w:start w:val="3"/>
+      <w:numFmt w:val="decimal"/>
+      <w:lvlText w:val="%1."/>
+      <w:lvlJc w:val="left"/>
+      <w:pPr>
+        <w:tabs>
+          <w:tab w:val="num" w:pos="720"/>
+        </w:tabs>
+        <w:ind w:left="720" w:hanging="360"/>
+      </w:pPr>
+    </w:lvl>
+    <w:lvl w:ilvl="1" w:tentative="1">
+      <w:start w:val="1"/>
+      <w:numFmt w:val="decimal"/>
+      <w:lvlText w:val="%2."/>
+      <w:lvlJc w:val="left"/>
+      <w:pPr>
+        <w:tabs>
+          <w:tab w:val="num" w:pos="1440"/>
+        </w:tabs>
+        <w:ind w:left="1440" w:hanging="360"/>
+      </w:pPr>
+    </w:lvl>
+    <w:lvl w:ilvl="2" w:tentative="1">
+      <w:start w:val="1"/>
+      <w:numFmt w:val="decimal"/>
+      <w:lvlText w:val="%3."/>
+      <w:lvlJc w:val="left"/>
+      <w:pPr>
+        <w:tabs>
+          <w:tab w:val="num" w:pos="2160"/>
+        </w:tabs>
+        <w:ind w:left="2160" w:hanging="360"/>
+      </w:pPr>
+    </w:lvl>
+    <w:lvl w:ilvl="3" w:tentative="1">
+      <w:start w:val="1"/>
+      <w:numFmt w:val="decimal"/>
+      <w:lvlText w:val="%4."/>
+      <w:lvlJc w:val="left"/>
+      <w:pPr>
+        <w:tabs>
+          <w:tab w:val="num" w:pos="2880"/>
+        </w:tabs>
+        <w:ind w:left="2880" w:hanging="360"/>
+      </w:pPr>
+    </w:lvl>
+    <w:lvl w:ilvl="4" w:tentative="1">
+      <w:start w:val="1"/>
+      <w:numFmt w:val="decimal"/>
+      <w:lvlText w:val="%5."/>
+      <w:lvlJc w:val="left"/>
+      <w:pPr>
+        <w:tabs>
+          <w:tab w:val="num" w:pos="3600"/>
+        </w:tabs>
+        <w:ind w:left="3600" w:hanging="360"/>
+      </w:pPr>
+    </w:lvl>
+    <w:lvl w:ilvl="5" w:tentative="1">
+      <w:start w:val="1"/>
+      <w:numFmt w:val="decimal"/>
+      <w:lvlText w:val="%6."/>
+      <w:lvlJc w:val="left"/>
+      <w:pPr>
+        <w:tabs>
+          <w:tab w:val="num" w:pos="4320"/>
+        </w:tabs>
+        <w:ind w:left="4320" w:hanging="360"/>
+      </w:pPr>
+    </w:lvl>
+    <w:lvl w:ilvl="6" w:tentative="1">
+      <w:start w:val="1"/>
+      <w:numFmt w:val="decimal"/>
+      <w:lvlText w:val="%7."/>
+      <w:lvlJc w:val="left"/>
+      <w:pPr>
+        <w:tabs>
+          <w:tab w:val="num" w:pos="5040"/>
+        </w:tabs>
+        <w:ind w:left="5040" w:hanging="360"/>
+      </w:pPr>
+    </w:lvl>
+    <w:lvl w:ilvl="7" w:tentative="1">
+      <w:start w:val="1"/>
+      <w:numFmt w:val="decimal"/>
+      <w:lvlText w:val="%8."/>
+      <w:lvlJc w:val="left"/>
+      <w:pPr>
+        <w:tabs>
+          <w:tab w:val="num" w:pos="5760"/>
+        </w:tabs>
+        <w:ind w:left="5760" w:hanging="360"/>
+      </w:pPr>
+    </w:lvl>
+    <w:lvl w:ilvl="8" w:tentative="1">
+      <w:start w:val="1"/>
+      <w:numFmt w:val="decimal"/>
+      <w:lvlText w:val="%9."/>
+      <w:lvlJc w:val="left"/>
+      <w:pPr>
+        <w:tabs>
+          <w:tab w:val="num" w:pos="6480"/>
+        </w:tabs>
+        <w:ind w:left="6480" w:hanging="360"/>
+      </w:pPr>
+    </w:lvl>
+  </w:abstractNum>
+  <w:abstractNum w:abstractNumId="35" w15:restartNumberingAfterBreak="0">
+    <w:nsid w:val="623301C8"/>
+    <w:multiLevelType w:val="multilevel"/>
+    <w:tmpl w:val="EC78776C"/>
+    <w:lvl w:ilvl="0">
+      <w:start w:val="1"/>
+      <w:numFmt w:val="bullet"/>
+      <w:lvlText w:val=""/>
+      <w:lvlJc w:val="left"/>
+      <w:pPr>
+        <w:tabs>
+          <w:tab w:val="num" w:pos="720"/>
+        </w:tabs>
+        <w:ind w:left="720" w:hanging="360"/>
+      </w:pPr>
+      <w:rPr>
+        <w:rFonts w:ascii="Symbol" w:hAnsi="Symbol" w:hint="default"/>
+        <w:sz w:val="20"/>
+      </w:rPr>
+    </w:lvl>
+    <w:lvl w:ilvl="1" w:tentative="1">
+      <w:start w:val="1"/>
+      <w:numFmt w:val="bullet"/>
+      <w:lvlText w:val="o"/>
+      <w:lvlJc w:val="left"/>
+      <w:pPr>
+        <w:tabs>
+          <w:tab w:val="num" w:pos="1440"/>
+        </w:tabs>
+        <w:ind w:left="1440" w:hanging="360"/>
+      </w:pPr>
+      <w:rPr>
+        <w:rFonts w:ascii="Courier New" w:hAnsi="Courier New" w:hint="default"/>
+        <w:sz w:val="20"/>
+      </w:rPr>
+    </w:lvl>
+    <w:lvl w:ilvl="2" w:tentative="1">
+      <w:start w:val="1"/>
+      <w:numFmt w:val="bullet"/>
+      <w:lvlText w:val=""/>
+      <w:lvlJc w:val="left"/>
+      <w:pPr>
+        <w:tabs>
+          <w:tab w:val="num" w:pos="2160"/>
+        </w:tabs>
+        <w:ind w:left="2160" w:hanging="360"/>
+      </w:pPr>
+      <w:rPr>
+        <w:rFonts w:ascii="Wingdings" w:hAnsi="Wingdings" w:hint="default"/>
+        <w:sz w:val="20"/>
+      </w:rPr>
+    </w:lvl>
+    <w:lvl w:ilvl="3" w:tentative="1">
+      <w:start w:val="1"/>
+      <w:numFmt w:val="bullet"/>
+      <w:lvlText w:val=""/>
+      <w:lvlJc w:val="left"/>
+      <w:pPr>
+        <w:tabs>
+          <w:tab w:val="num" w:pos="2880"/>
+        </w:tabs>
+        <w:ind w:left="2880" w:hanging="360"/>
+      </w:pPr>
+      <w:rPr>
+        <w:rFonts w:ascii="Wingdings" w:hAnsi="Wingdings" w:hint="default"/>
+        <w:sz w:val="20"/>
+      </w:rPr>
+    </w:lvl>
+    <w:lvl w:ilvl="4" w:tentative="1">
+      <w:start w:val="1"/>
+      <w:numFmt w:val="bullet"/>
+      <w:lvlText w:val=""/>
+      <w:lvlJc w:val="left"/>
+      <w:pPr>
+        <w:tabs>
+          <w:tab w:val="num" w:pos="3600"/>
+        </w:tabs>
+        <w:ind w:left="3600" w:hanging="360"/>
+      </w:pPr>
+      <w:rPr>
+        <w:rFonts w:ascii="Wingdings" w:hAnsi="Wingdings" w:hint="default"/>
+        <w:sz w:val="20"/>
+      </w:rPr>
+    </w:lvl>
+    <w:lvl w:ilvl="5" w:tentative="1">
+      <w:start w:val="1"/>
+      <w:numFmt w:val="bullet"/>
+      <w:lvlText w:val=""/>
+      <w:lvlJc w:val="left"/>
+      <w:pPr>
+        <w:tabs>
+          <w:tab w:val="num" w:pos="4320"/>
+        </w:tabs>
+        <w:ind w:left="4320" w:hanging="360"/>
+      </w:pPr>
+      <w:rPr>
+        <w:rFonts w:ascii="Wingdings" w:hAnsi="Wingdings" w:hint="default"/>
+        <w:sz w:val="20"/>
+      </w:rPr>
+    </w:lvl>
+    <w:lvl w:ilvl="6" w:tentative="1">
+      <w:start w:val="1"/>
+      <w:numFmt w:val="bullet"/>
+      <w:lvlText w:val=""/>
+      <w:lvlJc w:val="left"/>
+      <w:pPr>
+        <w:tabs>
+          <w:tab w:val="num" w:pos="5040"/>
+        </w:tabs>
+        <w:ind w:left="5040" w:hanging="360"/>
+      </w:pPr>
+      <w:rPr>
+        <w:rFonts w:ascii="Wingdings" w:hAnsi="Wingdings" w:hint="default"/>
+        <w:sz w:val="20"/>
+      </w:rPr>
+    </w:lvl>
+    <w:lvl w:ilvl="7" w:tentative="1">
+      <w:start w:val="1"/>
+      <w:numFmt w:val="bullet"/>
+      <w:lvlText w:val=""/>
+      <w:lvlJc w:val="left"/>
+      <w:pPr>
+        <w:tabs>
+          <w:tab w:val="num" w:pos="5760"/>
+        </w:tabs>
+        <w:ind w:left="5760" w:hanging="360"/>
+      </w:pPr>
+      <w:rPr>
+        <w:rFonts w:ascii="Wingdings" w:hAnsi="Wingdings" w:hint="default"/>
+        <w:sz w:val="20"/>
+      </w:rPr>
+    </w:lvl>
+    <w:lvl w:ilvl="8" w:tentative="1">
+      <w:start w:val="1"/>
+      <w:numFmt w:val="bullet"/>
+      <w:lvlText w:val=""/>
+      <w:lvlJc w:val="left"/>
+      <w:pPr>
+        <w:tabs>
+          <w:tab w:val="num" w:pos="6480"/>
+        </w:tabs>
+        <w:ind w:left="6480" w:hanging="360"/>
+      </w:pPr>
+      <w:rPr>
+        <w:rFonts w:ascii="Wingdings" w:hAnsi="Wingdings" w:hint="default"/>
+        <w:sz w:val="20"/>
+      </w:rPr>
+    </w:lvl>
+  </w:abstractNum>
+  <w:abstractNum w:abstractNumId="36" w15:restartNumberingAfterBreak="0">
     <w:nsid w:val="6FBD64E7"/>
     <w:multiLevelType w:val="multilevel"/>
     <w:tmpl w:val="8FB47834"/>
@@ -13453,7 +16599,7 @@
       </w:rPr>
     </w:lvl>
   </w:abstractNum>
-  <w:abstractNum w:abstractNumId="19" w15:restartNumberingAfterBreak="0">
+  <w:abstractNum w:abstractNumId="37" w15:restartNumberingAfterBreak="0">
     <w:nsid w:val="73486126"/>
     <w:multiLevelType w:val="multilevel"/>
     <w:tmpl w:val="7CF67BF4"/>
@@ -13602,7 +16748,156 @@
       </w:rPr>
     </w:lvl>
   </w:abstractNum>
-  <w:abstractNum w:abstractNumId="20" w15:restartNumberingAfterBreak="0">
+  <w:abstractNum w:abstractNumId="38" w15:restartNumberingAfterBreak="0">
+    <w:nsid w:val="76DE677B"/>
+    <w:multiLevelType w:val="multilevel"/>
+    <w:tmpl w:val="2F66EBD0"/>
+    <w:lvl w:ilvl="0">
+      <w:start w:val="1"/>
+      <w:numFmt w:val="bullet"/>
+      <w:lvlText w:val=""/>
+      <w:lvlJc w:val="left"/>
+      <w:pPr>
+        <w:tabs>
+          <w:tab w:val="num" w:pos="720"/>
+        </w:tabs>
+        <w:ind w:left="720" w:hanging="360"/>
+      </w:pPr>
+      <w:rPr>
+        <w:rFonts w:ascii="Symbol" w:hAnsi="Symbol" w:hint="default"/>
+        <w:sz w:val="20"/>
+      </w:rPr>
+    </w:lvl>
+    <w:lvl w:ilvl="1" w:tentative="1">
+      <w:start w:val="1"/>
+      <w:numFmt w:val="bullet"/>
+      <w:lvlText w:val="o"/>
+      <w:lvlJc w:val="left"/>
+      <w:pPr>
+        <w:tabs>
+          <w:tab w:val="num" w:pos="1440"/>
+        </w:tabs>
+        <w:ind w:left="1440" w:hanging="360"/>
+      </w:pPr>
+      <w:rPr>
+        <w:rFonts w:ascii="Courier New" w:hAnsi="Courier New" w:hint="default"/>
+        <w:sz w:val="20"/>
+      </w:rPr>
+    </w:lvl>
+    <w:lvl w:ilvl="2" w:tentative="1">
+      <w:start w:val="1"/>
+      <w:numFmt w:val="bullet"/>
+      <w:lvlText w:val=""/>
+      <w:lvlJc w:val="left"/>
+      <w:pPr>
+        <w:tabs>
+          <w:tab w:val="num" w:pos="2160"/>
+        </w:tabs>
+        <w:ind w:left="2160" w:hanging="360"/>
+      </w:pPr>
+      <w:rPr>
+        <w:rFonts w:ascii="Wingdings" w:hAnsi="Wingdings" w:hint="default"/>
+        <w:sz w:val="20"/>
+      </w:rPr>
+    </w:lvl>
+    <w:lvl w:ilvl="3" w:tentative="1">
+      <w:start w:val="1"/>
+      <w:numFmt w:val="bullet"/>
+      <w:lvlText w:val=""/>
+      <w:lvlJc w:val="left"/>
+      <w:pPr>
+        <w:tabs>
+          <w:tab w:val="num" w:pos="2880"/>
+        </w:tabs>
+        <w:ind w:left="2880" w:hanging="360"/>
+      </w:pPr>
+      <w:rPr>
+        <w:rFonts w:ascii="Wingdings" w:hAnsi="Wingdings" w:hint="default"/>
+        <w:sz w:val="20"/>
+      </w:rPr>
+    </w:lvl>
+    <w:lvl w:ilvl="4" w:tentative="1">
+      <w:start w:val="1"/>
+      <w:numFmt w:val="bullet"/>
+      <w:lvlText w:val=""/>
+      <w:lvlJc w:val="left"/>
+      <w:pPr>
+        <w:tabs>
+          <w:tab w:val="num" w:pos="3600"/>
+        </w:tabs>
+        <w:ind w:left="3600" w:hanging="360"/>
+      </w:pPr>
+      <w:rPr>
+        <w:rFonts w:ascii="Wingdings" w:hAnsi="Wingdings" w:hint="default"/>
+        <w:sz w:val="20"/>
+      </w:rPr>
+    </w:lvl>
+    <w:lvl w:ilvl="5" w:tentative="1">
+      <w:start w:val="1"/>
+      <w:numFmt w:val="bullet"/>
+      <w:lvlText w:val=""/>
+      <w:lvlJc w:val="left"/>
+      <w:pPr>
+        <w:tabs>
+          <w:tab w:val="num" w:pos="4320"/>
+        </w:tabs>
+        <w:ind w:left="4320" w:hanging="360"/>
+      </w:pPr>
+      <w:rPr>
+        <w:rFonts w:ascii="Wingdings" w:hAnsi="Wingdings" w:hint="default"/>
+        <w:sz w:val="20"/>
+      </w:rPr>
+    </w:lvl>
+    <w:lvl w:ilvl="6" w:tentative="1">
+      <w:start w:val="1"/>
+      <w:numFmt w:val="bullet"/>
+      <w:lvlText w:val=""/>
+      <w:lvlJc w:val="left"/>
+      <w:pPr>
+        <w:tabs>
+          <w:tab w:val="num" w:pos="5040"/>
+        </w:tabs>
+        <w:ind w:left="5040" w:hanging="360"/>
+      </w:pPr>
+      <w:rPr>
+        <w:rFonts w:ascii="Wingdings" w:hAnsi="Wingdings" w:hint="default"/>
+        <w:sz w:val="20"/>
+      </w:rPr>
+    </w:lvl>
+    <w:lvl w:ilvl="7" w:tentative="1">
+      <w:start w:val="1"/>
+      <w:numFmt w:val="bullet"/>
+      <w:lvlText w:val=""/>
+      <w:lvlJc w:val="left"/>
+      <w:pPr>
+        <w:tabs>
+          <w:tab w:val="num" w:pos="5760"/>
+        </w:tabs>
+        <w:ind w:left="5760" w:hanging="360"/>
+      </w:pPr>
+      <w:rPr>
+        <w:rFonts w:ascii="Wingdings" w:hAnsi="Wingdings" w:hint="default"/>
+        <w:sz w:val="20"/>
+      </w:rPr>
+    </w:lvl>
+    <w:lvl w:ilvl="8" w:tentative="1">
+      <w:start w:val="1"/>
+      <w:numFmt w:val="bullet"/>
+      <w:lvlText w:val=""/>
+      <w:lvlJc w:val="left"/>
+      <w:pPr>
+        <w:tabs>
+          <w:tab w:val="num" w:pos="6480"/>
+        </w:tabs>
+        <w:ind w:left="6480" w:hanging="360"/>
+      </w:pPr>
+      <w:rPr>
+        <w:rFonts w:ascii="Wingdings" w:hAnsi="Wingdings" w:hint="default"/>
+        <w:sz w:val="20"/>
+      </w:rPr>
+    </w:lvl>
+  </w:abstractNum>
+  <w:abstractNum w:abstractNumId="39" w15:restartNumberingAfterBreak="0">
     <w:nsid w:val="77F430F6"/>
     <w:multiLevelType w:val="hybridMultilevel"/>
     <w:tmpl w:val="E3B88D80"/>
@@ -13691,7 +16986,156 @@
       </w:pPr>
     </w:lvl>
   </w:abstractNum>
-  <w:abstractNum w:abstractNumId="21" w15:restartNumberingAfterBreak="0">
+  <w:abstractNum w:abstractNumId="40" w15:restartNumberingAfterBreak="0">
+    <w:nsid w:val="77FB2860"/>
+    <w:multiLevelType w:val="multilevel"/>
+    <w:tmpl w:val="4770F676"/>
+    <w:lvl w:ilvl="0">
+      <w:start w:val="1"/>
+      <w:numFmt w:val="bullet"/>
+      <w:lvlText w:val=""/>
+      <w:lvlJc w:val="left"/>
+      <w:pPr>
+        <w:tabs>
+          <w:tab w:val="num" w:pos="720"/>
+        </w:tabs>
+        <w:ind w:left="720" w:hanging="360"/>
+      </w:pPr>
+      <w:rPr>
+        <w:rFonts w:ascii="Symbol" w:hAnsi="Symbol" w:hint="default"/>
+        <w:sz w:val="20"/>
+      </w:rPr>
+    </w:lvl>
+    <w:lvl w:ilvl="1" w:tentative="1">
+      <w:start w:val="1"/>
+      <w:numFmt w:val="bullet"/>
+      <w:lvlText w:val="o"/>
+      <w:lvlJc w:val="left"/>
+      <w:pPr>
+        <w:tabs>
+          <w:tab w:val="num" w:pos="1440"/>
+        </w:tabs>
+        <w:ind w:left="1440" w:hanging="360"/>
+      </w:pPr>
+      <w:rPr>
+        <w:rFonts w:ascii="Courier New" w:hAnsi="Courier New" w:hint="default"/>
+        <w:sz w:val="20"/>
+      </w:rPr>
+    </w:lvl>
+    <w:lvl w:ilvl="2" w:tentative="1">
+      <w:start w:val="1"/>
+      <w:numFmt w:val="bullet"/>
+      <w:lvlText w:val=""/>
+      <w:lvlJc w:val="left"/>
+      <w:pPr>
+        <w:tabs>
+          <w:tab w:val="num" w:pos="2160"/>
+        </w:tabs>
+        <w:ind w:left="2160" w:hanging="360"/>
+      </w:pPr>
+      <w:rPr>
+        <w:rFonts w:ascii="Wingdings" w:hAnsi="Wingdings" w:hint="default"/>
+        <w:sz w:val="20"/>
+      </w:rPr>
+    </w:lvl>
+    <w:lvl w:ilvl="3" w:tentative="1">
+      <w:start w:val="1"/>
+      <w:numFmt w:val="bullet"/>
+      <w:lvlText w:val=""/>
+      <w:lvlJc w:val="left"/>
+      <w:pPr>
+        <w:tabs>
+          <w:tab w:val="num" w:pos="2880"/>
+        </w:tabs>
+        <w:ind w:left="2880" w:hanging="360"/>
+      </w:pPr>
+      <w:rPr>
+        <w:rFonts w:ascii="Wingdings" w:hAnsi="Wingdings" w:hint="default"/>
+        <w:sz w:val="20"/>
+      </w:rPr>
+    </w:lvl>
+    <w:lvl w:ilvl="4" w:tentative="1">
+      <w:start w:val="1"/>
+      <w:numFmt w:val="bullet"/>
+      <w:lvlText w:val=""/>
+      <w:lvlJc w:val="left"/>
+      <w:pPr>
+        <w:tabs>
+          <w:tab w:val="num" w:pos="3600"/>
+        </w:tabs>
+        <w:ind w:left="3600" w:hanging="360"/>
+      </w:pPr>
+      <w:rPr>
+        <w:rFonts w:ascii="Wingdings" w:hAnsi="Wingdings" w:hint="default"/>
+        <w:sz w:val="20"/>
+      </w:rPr>
+    </w:lvl>
+    <w:lvl w:ilvl="5" w:tentative="1">
+      <w:start w:val="1"/>
+      <w:numFmt w:val="bullet"/>
+      <w:lvlText w:val=""/>
+      <w:lvlJc w:val="left"/>
+      <w:pPr>
+        <w:tabs>
+          <w:tab w:val="num" w:pos="4320"/>
+        </w:tabs>
+        <w:ind w:left="4320" w:hanging="360"/>
+      </w:pPr>
+      <w:rPr>
+        <w:rFonts w:ascii="Wingdings" w:hAnsi="Wingdings" w:hint="default"/>
+        <w:sz w:val="20"/>
+      </w:rPr>
+    </w:lvl>
+    <w:lvl w:ilvl="6" w:tentative="1">
+      <w:start w:val="1"/>
+      <w:numFmt w:val="bullet"/>
+      <w:lvlText w:val=""/>
+      <w:lvlJc w:val="left"/>
+      <w:pPr>
+        <w:tabs>
+          <w:tab w:val="num" w:pos="5040"/>
+        </w:tabs>
+        <w:ind w:left="5040" w:hanging="360"/>
+      </w:pPr>
+      <w:rPr>
+        <w:rFonts w:ascii="Wingdings" w:hAnsi="Wingdings" w:hint="default"/>
+        <w:sz w:val="20"/>
+      </w:rPr>
+    </w:lvl>
+    <w:lvl w:ilvl="7" w:tentative="1">
+      <w:start w:val="1"/>
+      <w:numFmt w:val="bullet"/>
+      <w:lvlText w:val=""/>
+      <w:lvlJc w:val="left"/>
+      <w:pPr>
+        <w:tabs>
+          <w:tab w:val="num" w:pos="5760"/>
+        </w:tabs>
+        <w:ind w:left="5760" w:hanging="360"/>
+      </w:pPr>
+      <w:rPr>
+        <w:rFonts w:ascii="Wingdings" w:hAnsi="Wingdings" w:hint="default"/>
+        <w:sz w:val="20"/>
+      </w:rPr>
+    </w:lvl>
+    <w:lvl w:ilvl="8" w:tentative="1">
+      <w:start w:val="1"/>
+      <w:numFmt w:val="bullet"/>
+      <w:lvlText w:val=""/>
+      <w:lvlJc w:val="left"/>
+      <w:pPr>
+        <w:tabs>
+          <w:tab w:val="num" w:pos="6480"/>
+        </w:tabs>
+        <w:ind w:left="6480" w:hanging="360"/>
+      </w:pPr>
+      <w:rPr>
+        <w:rFonts w:ascii="Wingdings" w:hAnsi="Wingdings" w:hint="default"/>
+        <w:sz w:val="20"/>
+      </w:rPr>
+    </w:lvl>
+  </w:abstractNum>
+  <w:abstractNum w:abstractNumId="41" w15:restartNumberingAfterBreak="0">
     <w:nsid w:val="78262756"/>
     <w:multiLevelType w:val="multilevel"/>
     <w:tmpl w:val="B3320FAC"/>
@@ -13804,7 +17248,7 @@
       </w:pPr>
     </w:lvl>
   </w:abstractNum>
-  <w:abstractNum w:abstractNumId="22" w15:restartNumberingAfterBreak="0">
+  <w:abstractNum w:abstractNumId="42" w15:restartNumberingAfterBreak="0">
     <w:nsid w:val="7A0155EA"/>
     <w:multiLevelType w:val="multilevel"/>
     <w:tmpl w:val="73005E7A"/>
@@ -13917,7 +17361,7 @@
       </w:pPr>
     </w:lvl>
   </w:abstractNum>
-  <w:abstractNum w:abstractNumId="23" w15:restartNumberingAfterBreak="0">
+  <w:abstractNum w:abstractNumId="43" w15:restartNumberingAfterBreak="0">
     <w:nsid w:val="7ED632BF"/>
     <w:multiLevelType w:val="multilevel"/>
     <w:tmpl w:val="F6F017CC"/>
@@ -14067,76 +17511,136 @@
     </w:lvl>
   </w:abstractNum>
   <w:num w:numId="1" w16cid:durableId="548151899">
-    <w:abstractNumId w:val="8"/>
+    <w:abstractNumId w:val="16"/>
   </w:num>
   <w:num w:numId="2" w16cid:durableId="1449006039">
+    <w:abstractNumId w:val="12"/>
+  </w:num>
+  <w:num w:numId="3" w16cid:durableId="31152161">
+    <w:abstractNumId w:val="28"/>
+  </w:num>
+  <w:num w:numId="4" w16cid:durableId="2062895452">
+    <w:abstractNumId w:val="39"/>
+  </w:num>
+  <w:num w:numId="5" w16cid:durableId="949896522">
+    <w:abstractNumId w:val="31"/>
+  </w:num>
+  <w:num w:numId="6" w16cid:durableId="543445449">
+    <w:abstractNumId w:val="14"/>
+  </w:num>
+  <w:num w:numId="7" w16cid:durableId="803498329">
+    <w:abstractNumId w:val="32"/>
+  </w:num>
+  <w:num w:numId="8" w16cid:durableId="1874151505">
+    <w:abstractNumId w:val="22"/>
+  </w:num>
+  <w:num w:numId="9" w16cid:durableId="705839741">
+    <w:abstractNumId w:val="10"/>
+  </w:num>
+  <w:num w:numId="10" w16cid:durableId="1293827610">
+    <w:abstractNumId w:val="41"/>
+  </w:num>
+  <w:num w:numId="11" w16cid:durableId="1218130318">
+    <w:abstractNumId w:val="18"/>
+  </w:num>
+  <w:num w:numId="12" w16cid:durableId="336346935">
+    <w:abstractNumId w:val="9"/>
+  </w:num>
+  <w:num w:numId="13" w16cid:durableId="767503906">
+    <w:abstractNumId w:val="43"/>
+  </w:num>
+  <w:num w:numId="14" w16cid:durableId="604002169">
+    <w:abstractNumId w:val="7"/>
+  </w:num>
+  <w:num w:numId="15" w16cid:durableId="51393543">
+    <w:abstractNumId w:val="42"/>
+  </w:num>
+  <w:num w:numId="16" w16cid:durableId="94594747">
+    <w:abstractNumId w:val="20"/>
+  </w:num>
+  <w:num w:numId="17" w16cid:durableId="1947037119">
+    <w:abstractNumId w:val="36"/>
+  </w:num>
+  <w:num w:numId="18" w16cid:durableId="1183318972">
+    <w:abstractNumId w:val="2"/>
+  </w:num>
+  <w:num w:numId="19" w16cid:durableId="1903708170">
+    <w:abstractNumId w:val="37"/>
+  </w:num>
+  <w:num w:numId="20" w16cid:durableId="242642197">
+    <w:abstractNumId w:val="17"/>
+  </w:num>
+  <w:num w:numId="21" w16cid:durableId="713819342">
+    <w:abstractNumId w:val="11"/>
+  </w:num>
+  <w:num w:numId="22" w16cid:durableId="840704383">
     <w:abstractNumId w:val="6"/>
   </w:num>
-  <w:num w:numId="3" w16cid:durableId="31152161">
-    <w:abstractNumId w:val="14"/>
+  <w:num w:numId="23" w16cid:durableId="825777938">
+    <w:abstractNumId w:val="21"/>
   </w:num>
-  <w:num w:numId="4" w16cid:durableId="2062895452">
-    <w:abstractNumId w:val="20"/>
+  <w:num w:numId="24" w16cid:durableId="139881299">
+    <w:abstractNumId w:val="30"/>
   </w:num>
-  <w:num w:numId="5" w16cid:durableId="949896522">
-    <w:abstractNumId w:val="16"/>
+  <w:num w:numId="25" w16cid:durableId="1650359837">
+    <w:abstractNumId w:val="40"/>
   </w:num>
-  <w:num w:numId="6" w16cid:durableId="543445449">
-    <w:abstractNumId w:val="7"/>
+  <w:num w:numId="26" w16cid:durableId="1714816328">
+    <w:abstractNumId w:val="26"/>
   </w:num>
-  <w:num w:numId="7" w16cid:durableId="803498329">
-    <w:abstractNumId w:val="17"/>
+  <w:num w:numId="27" w16cid:durableId="75250526">
+    <w:abstractNumId w:val="25"/>
   </w:num>
-  <w:num w:numId="8" w16cid:durableId="1874151505">
+  <w:num w:numId="28" w16cid:durableId="1483691169">
+    <w:abstractNumId w:val="24"/>
+  </w:num>
+  <w:num w:numId="29" w16cid:durableId="1360818939">
+    <w:abstractNumId w:val="1"/>
+  </w:num>
+  <w:num w:numId="30" w16cid:durableId="42337354">
+    <w:abstractNumId w:val="4"/>
+  </w:num>
+  <w:num w:numId="31" w16cid:durableId="1112282671">
+    <w:abstractNumId w:val="0"/>
+  </w:num>
+  <w:num w:numId="32" w16cid:durableId="1815558953">
+    <w:abstractNumId w:val="35"/>
+  </w:num>
+  <w:num w:numId="33" w16cid:durableId="1074818736">
+    <w:abstractNumId w:val="33"/>
+  </w:num>
+  <w:num w:numId="34" w16cid:durableId="69468294">
+    <w:abstractNumId w:val="27"/>
+  </w:num>
+  <w:num w:numId="35" w16cid:durableId="1614632655">
+    <w:abstractNumId w:val="23"/>
+  </w:num>
+  <w:num w:numId="36" w16cid:durableId="1155683898">
+    <w:abstractNumId w:val="3"/>
+  </w:num>
+  <w:num w:numId="37" w16cid:durableId="1047686071">
+    <w:abstractNumId w:val="5"/>
+  </w:num>
+  <w:num w:numId="38" w16cid:durableId="2084138561">
     <w:abstractNumId w:val="13"/>
   </w:num>
-  <w:num w:numId="9" w16cid:durableId="705839741">
-    <w:abstractNumId w:val="4"/>
+  <w:num w:numId="39" w16cid:durableId="2094205310">
+    <w:abstractNumId w:val="34"/>
   </w:num>
-  <w:num w:numId="10" w16cid:durableId="1293827610">
-    <w:abstractNumId w:val="21"/>
+  <w:num w:numId="40" w16cid:durableId="1159228363">
+    <w:abstractNumId w:val="29"/>
   </w:num>
-  <w:num w:numId="11" w16cid:durableId="1218130318">
-    <w:abstractNumId w:val="10"/>
+  <w:num w:numId="41" w16cid:durableId="514149011">
+    <w:abstractNumId w:val="15"/>
   </w:num>
-  <w:num w:numId="12" w16cid:durableId="336346935">
-    <w:abstractNumId w:val="3"/>
-  </w:num>
-  <w:num w:numId="13" w16cid:durableId="767503906">
-    <w:abstractNumId w:val="23"/>
-  </w:num>
-  <w:num w:numId="14" w16cid:durableId="604002169">
-    <w:abstractNumId w:val="2"/>
-  </w:num>
-  <w:num w:numId="15" w16cid:durableId="51393543">
-    <w:abstractNumId w:val="22"/>
-  </w:num>
-  <w:num w:numId="16" w16cid:durableId="94594747">
-    <w:abstractNumId w:val="11"/>
-  </w:num>
-  <w:num w:numId="17" w16cid:durableId="1947037119">
-    <w:abstractNumId w:val="18"/>
-  </w:num>
-  <w:num w:numId="18" w16cid:durableId="1183318972">
-    <w:abstractNumId w:val="0"/>
-  </w:num>
-  <w:num w:numId="19" w16cid:durableId="1903708170">
+  <w:num w:numId="42" w16cid:durableId="1478449399">
     <w:abstractNumId w:val="19"/>
   </w:num>
-  <w:num w:numId="20" w16cid:durableId="242642197">
-    <w:abstractNumId w:val="9"/>
+  <w:num w:numId="43" w16cid:durableId="570316981">
+    <w:abstractNumId w:val="38"/>
   </w:num>
-  <w:num w:numId="21" w16cid:durableId="713819342">
-    <w:abstractNumId w:val="5"/>
-  </w:num>
-  <w:num w:numId="22" w16cid:durableId="840704383">
-    <w:abstractNumId w:val="1"/>
-  </w:num>
-  <w:num w:numId="23" w16cid:durableId="825777938">
-    <w:abstractNumId w:val="12"/>
-  </w:num>
-  <w:num w:numId="24" w16cid:durableId="139881299">
-    <w:abstractNumId w:val="15"/>
+  <w:num w:numId="44" w16cid:durableId="1115753565">
+    <w:abstractNumId w:val="8"/>
   </w:num>
 </w:numbering>
 </file>
@@ -14541,7 +18045,7 @@
   <w:style w:type="paragraph" w:default="1" w:styleId="Normal">
     <w:name w:val="Normal"/>
     <w:qFormat/>
-    <w:rsid w:val="00496914"/>
+    <w:rsid w:val="00E07EE1"/>
     <w:pPr>
       <w:spacing w:after="0" w:line="240" w:lineRule="auto"/>
     </w:pPr>

--- a/help/Technical Document.docx
+++ b/help/Technical Document.docx
@@ -1755,12 +1755,191 @@
         <w:t> files into a polished, interactive HTML website, complete with a navigation menu, search functionality, and perfectly rendered math equations.</w:t>
       </w:r>
     </w:p>
-    <w:p/>
-    <w:p/>
-    <w:p/>
-    <w:p/>
-    <w:p/>
-    <w:p/>
+    <w:p>
+      <w:pPr>
+        <w:spacing w:before="100" w:beforeAutospacing="1" w:after="100" w:afterAutospacing="1"/>
+        <w:jc w:val="both"/>
+        <w:rPr>
+          <w:color w:val="000000"/>
+        </w:rPr>
+      </w:pPr>
+    </w:p>
+    <w:p>
+      <w:pPr>
+        <w:spacing w:before="100" w:beforeAutospacing="1" w:after="100" w:afterAutospacing="1"/>
+        <w:jc w:val="both"/>
+        <w:rPr>
+          <w:color w:val="000000"/>
+        </w:rPr>
+      </w:pPr>
+    </w:p>
+    <w:p>
+      <w:pPr>
+        <w:spacing w:before="100" w:beforeAutospacing="1" w:after="100" w:afterAutospacing="1"/>
+        <w:jc w:val="both"/>
+        <w:rPr>
+          <w:color w:val="000000"/>
+        </w:rPr>
+      </w:pPr>
+    </w:p>
+    <w:p>
+      <w:pPr>
+        <w:pStyle w:val="ListParagraph"/>
+        <w:numPr>
+          <w:ilvl w:val="1"/>
+          <w:numId w:val="5"/>
+        </w:numPr>
+        <w:spacing w:before="100" w:beforeAutospacing="1" w:after="100" w:afterAutospacing="1"/>
+        <w:jc w:val="both"/>
+        <w:outlineLvl w:val="2"/>
+        <w:rPr>
+          <w:b/>
+          <w:bCs/>
+          <w:color w:val="000000"/>
+          <w:sz w:val="27"/>
+          <w:szCs w:val="27"/>
+        </w:rPr>
+      </w:pPr>
+      <w:r>
+        <w:rPr>
+          <w:b/>
+          <w:bCs/>
+          <w:color w:val="000000"/>
+          <w:sz w:val="27"/>
+          <w:szCs w:val="27"/>
+        </w:rPr>
+        <w:lastRenderedPageBreak/>
+        <w:t xml:space="preserve"> The main functions in extraction and generation:</w:t>
+      </w:r>
+    </w:p>
+    <w:p>
+      <w:pPr>
+        <w:pStyle w:val="ListParagraph"/>
+        <w:numPr>
+          <w:ilvl w:val="0"/>
+          <w:numId w:val="47"/>
+        </w:numPr>
+        <w:spacing w:before="100" w:beforeAutospacing="1" w:after="100" w:afterAutospacing="1"/>
+        <w:jc w:val="both"/>
+        <w:outlineLvl w:val="2"/>
+        <w:rPr>
+          <w:color w:val="000000"/>
+        </w:rPr>
+      </w:pPr>
+      <w:r>
+        <w:rPr>
+          <w:rFonts w:ascii="Courier New" w:hAnsi="Courier New" w:cs="Courier New"/>
+          <w:color w:val="000000"/>
+        </w:rPr>
+        <w:t>kpi_extractor.py</w:t>
+      </w:r>
+      <w:r>
+        <w:rPr>
+          <w:color w:val="000000"/>
+        </w:rPr>
+        <w:t xml:space="preserve"> finds # KPI: markers within functions.</w:t>
+      </w:r>
+    </w:p>
+    <w:p>
+      <w:pPr>
+        <w:pStyle w:val="ListParagraph"/>
+        <w:numPr>
+          <w:ilvl w:val="0"/>
+          <w:numId w:val="47"/>
+        </w:numPr>
+        <w:spacing w:before="100" w:beforeAutospacing="1" w:after="100" w:afterAutospacing="1"/>
+        <w:jc w:val="both"/>
+        <w:outlineLvl w:val="2"/>
+        <w:rPr>
+          <w:color w:val="000000"/>
+        </w:rPr>
+      </w:pPr>
+      <w:r>
+        <w:rPr>
+          <w:rFonts w:ascii="Courier New" w:hAnsi="Courier New" w:cs="Courier New"/>
+          <w:color w:val="000000"/>
+        </w:rPr>
+        <w:t>main.py</w:t>
+      </w:r>
+      <w:r>
+        <w:rPr>
+          <w:color w:val="000000"/>
+        </w:rPr>
+        <w:t xml:space="preserve"> scopes the function with AST, generates MathJax from code, and renders a Jinja template.</w:t>
+      </w:r>
+    </w:p>
+    <w:p>
+      <w:pPr>
+        <w:pStyle w:val="ListParagraph"/>
+        <w:numPr>
+          <w:ilvl w:val="0"/>
+          <w:numId w:val="47"/>
+        </w:numPr>
+        <w:spacing w:before="100" w:beforeAutospacing="1" w:after="100" w:afterAutospacing="1"/>
+        <w:jc w:val="both"/>
+        <w:outlineLvl w:val="2"/>
+        <w:rPr>
+          <w:color w:val="000000"/>
+        </w:rPr>
+      </w:pPr>
+      <w:r>
+        <w:rPr>
+          <w:rFonts w:ascii="Courier New" w:hAnsi="Courier New" w:cs="Courier New"/>
+          <w:color w:val="000000"/>
+        </w:rPr>
+        <w:t>ai_generator.py</w:t>
+      </w:r>
+      <w:r>
+        <w:rPr>
+          <w:color w:val="000000"/>
+        </w:rPr>
+        <w:t xml:space="preserve"> calls OpenAI to create narrative fields and infers a specific unit when the AI is vague.</w:t>
+      </w:r>
+    </w:p>
+    <w:p>
+      <w:pPr>
+        <w:pStyle w:val="ListParagraph"/>
+        <w:numPr>
+          <w:ilvl w:val="0"/>
+          <w:numId w:val="47"/>
+        </w:numPr>
+        <w:spacing w:before="100" w:beforeAutospacing="1" w:after="100" w:afterAutospacing="1"/>
+        <w:jc w:val="both"/>
+        <w:outlineLvl w:val="2"/>
+        <w:rPr>
+          <w:color w:val="000000"/>
+        </w:rPr>
+      </w:pPr>
+      <w:r>
+        <w:rPr>
+          <w:color w:val="000000"/>
+        </w:rPr>
+        <w:t>Sphinx converts .</w:t>
+      </w:r>
+      <w:r>
+        <w:rPr>
+          <w:rFonts w:ascii="Courier New" w:hAnsi="Courier New" w:cs="Courier New"/>
+          <w:color w:val="000000"/>
+        </w:rPr>
+        <w:t xml:space="preserve">rst </w:t>
+      </w:r>
+      <w:r>
+        <w:rPr>
+          <w:color w:val="000000"/>
+        </w:rPr>
+        <w:t>into an HTML Bluebook.</w:t>
+      </w:r>
+    </w:p>
+    <w:p>
+      <w:pPr>
+        <w:spacing w:before="100" w:beforeAutospacing="1" w:after="100" w:afterAutospacing="1"/>
+        <w:jc w:val="both"/>
+        <w:outlineLvl w:val="2"/>
+        <w:rPr>
+          <w:color w:val="000000"/>
+        </w:rPr>
+      </w:pPr>
+    </w:p>
     <w:p>
       <w:pPr>
         <w:pStyle w:val="ListParagraph"/>
@@ -3243,7 +3422,6 @@
         <w:rPr>
           <w:highlight w:val="yellow"/>
         </w:rPr>
-        <w:lastRenderedPageBreak/>
         <w:t xml:space="preserve">Option B by </w:t>
       </w:r>
       <w:r>
@@ -3839,16 +4017,7 @@
           <w:szCs w:val="18"/>
         </w:rPr>
         <w:tab/>
-        <w:t xml:space="preserve"> </w:t>
-      </w:r>
-      <w:r>
-        <w:rPr>
-          <w:rFonts w:ascii="Courier New" w:hAnsi="Courier New" w:cs="Courier New"/>
-          <w:color w:val="000000" w:themeColor="text1"/>
-          <w:sz w:val="18"/>
-          <w:szCs w:val="18"/>
-        </w:rPr>
-        <w:t xml:space="preserve"> </w:t>
+        <w:t xml:space="preserve">  </w:t>
       </w:r>
       <w:r>
         <w:rPr>
@@ -3948,16 +4117,7 @@
           <w:szCs w:val="18"/>
         </w:rPr>
         <w:tab/>
-        <w:t xml:space="preserve"> </w:t>
-      </w:r>
-      <w:r>
-        <w:rPr>
-          <w:rFonts w:ascii="Courier New" w:hAnsi="Courier New" w:cs="Courier New"/>
-          <w:color w:val="000000" w:themeColor="text1"/>
-          <w:sz w:val="18"/>
-          <w:szCs w:val="18"/>
-        </w:rPr>
-        <w:t xml:space="preserve"> </w:t>
+        <w:t xml:space="preserve">  </w:t>
       </w:r>
       <w:r>
         <w:rPr>
@@ -5129,14 +5289,6 @@
           <w:szCs w:val="18"/>
         </w:rPr>
         <w:tab/>
-      </w:r>
-      <w:r>
-        <w:rPr>
-          <w:rFonts w:ascii="Courier New" w:hAnsi="Courier New" w:cs="Courier New"/>
-          <w:color w:val="000000" w:themeColor="text1"/>
-          <w:sz w:val="18"/>
-          <w:szCs w:val="18"/>
-        </w:rPr>
         <w:t xml:space="preserve">  </w:t>
       </w:r>
       <w:r>
@@ -5274,1525 +5426,6 @@
         </w:rPr>
       </w:pPr>
     </w:p>
-    <w:p>
-      <w:pPr>
-        <w:pStyle w:val="Heading1"/>
-        <w:shd w:val="clear" w:color="auto" w:fill="1E1F22"/>
-        <w:spacing w:before="240" w:after="240"/>
-        <w:rPr>
-          <w:rFonts w:ascii="Helvetica" w:hAnsi="Helvetica"/>
-          <w:color w:val="BCBEC4"/>
-          <w:sz w:val="53"/>
-          <w:szCs w:val="53"/>
-        </w:rPr>
-      </w:pPr>
-      <w:r>
-        <w:rPr>
-          <w:rFonts w:ascii="Helvetica" w:hAnsi="Helvetica"/>
-          <w:color w:val="BCBEC4"/>
-          <w:sz w:val="53"/>
-          <w:szCs w:val="53"/>
-        </w:rPr>
-        <w:t>AI-Powered KPI Extractor &amp; Interactive Bluebook Generator</w:t>
-      </w:r>
-    </w:p>
-    <w:p>
-      <w:pPr>
-        <w:pStyle w:val="NormalWeb"/>
-        <w:shd w:val="clear" w:color="auto" w:fill="1E1F22"/>
-        <w:spacing w:before="240" w:beforeAutospacing="0" w:after="240" w:afterAutospacing="0"/>
-        <w:rPr>
-          <w:rFonts w:ascii="Helvetica" w:hAnsi="Helvetica"/>
-          <w:color w:val="BCBEC4"/>
-          <w:sz w:val="20"/>
-          <w:szCs w:val="20"/>
-        </w:rPr>
-      </w:pPr>
-      <w:r>
-        <w:rPr>
-          <w:rFonts w:ascii="Helvetica" w:hAnsi="Helvetica"/>
-          <w:color w:val="BCBEC4"/>
-          <w:sz w:val="20"/>
-          <w:szCs w:val="20"/>
-        </w:rPr>
-        <w:t>This tool scans your Python code for KPI comments inside functions, generates clean documentation pages with readable math, and builds an interactive HTML “Bluebook” using Sphinx.</w:t>
-      </w:r>
-    </w:p>
-    <w:p>
-      <w:pPr>
-        <w:pStyle w:val="Heading2"/>
-        <w:shd w:val="clear" w:color="auto" w:fill="1E1F22"/>
-        <w:spacing w:before="240" w:after="240"/>
-        <w:rPr>
-          <w:rFonts w:ascii="Helvetica" w:hAnsi="Helvetica"/>
-          <w:color w:val="BCBEC4"/>
-          <w:sz w:val="43"/>
-          <w:szCs w:val="43"/>
-        </w:rPr>
-      </w:pPr>
-      <w:r>
-        <w:rPr>
-          <w:rFonts w:ascii="Helvetica" w:hAnsi="Helvetica"/>
-          <w:color w:val="BCBEC4"/>
-          <w:sz w:val="43"/>
-          <w:szCs w:val="43"/>
-        </w:rPr>
-        <w:t>Features</w:t>
-      </w:r>
-    </w:p>
-    <w:p>
-      <w:pPr>
-        <w:numPr>
-          <w:ilvl w:val="0"/>
-          <w:numId w:val="13"/>
-        </w:numPr>
-        <w:shd w:val="clear" w:color="auto" w:fill="1E1F22"/>
-        <w:spacing w:before="100" w:beforeAutospacing="1" w:after="100" w:afterAutospacing="1"/>
-        <w:rPr>
-          <w:rFonts w:ascii="Helvetica" w:hAnsi="Helvetica"/>
-          <w:color w:val="BCBEC4"/>
-          <w:sz w:val="20"/>
-          <w:szCs w:val="20"/>
-        </w:rPr>
-      </w:pPr>
-      <w:r>
-        <w:rPr>
-          <w:rFonts w:ascii="Helvetica" w:hAnsi="Helvetica"/>
-          <w:color w:val="BCBEC4"/>
-          <w:sz w:val="20"/>
-          <w:szCs w:val="20"/>
-        </w:rPr>
-        <w:t>AST-precise “Code Context” (only the function that implements the KPI)</w:t>
-      </w:r>
-    </w:p>
-    <w:p>
-      <w:pPr>
-        <w:numPr>
-          <w:ilvl w:val="0"/>
-          <w:numId w:val="13"/>
-        </w:numPr>
-        <w:shd w:val="clear" w:color="auto" w:fill="1E1F22"/>
-        <w:spacing w:before="100" w:beforeAutospacing="1" w:after="100" w:afterAutospacing="1"/>
-        <w:rPr>
-          <w:rFonts w:ascii="Helvetica" w:hAnsi="Helvetica"/>
-          <w:color w:val="BCBEC4"/>
-          <w:sz w:val="20"/>
-          <w:szCs w:val="20"/>
-        </w:rPr>
-      </w:pPr>
-      <w:r>
-        <w:rPr>
-          <w:rFonts w:ascii="Helvetica" w:hAnsi="Helvetica"/>
-          <w:color w:val="BCBEC4"/>
-          <w:sz w:val="20"/>
-          <w:szCs w:val="20"/>
-        </w:rPr>
-        <w:t>Programmatic LaTeX/MathJax formulas with italic readable labels and correct operator precedence</w:t>
-      </w:r>
-    </w:p>
-    <w:p>
-      <w:pPr>
-        <w:numPr>
-          <w:ilvl w:val="0"/>
-          <w:numId w:val="13"/>
-        </w:numPr>
-        <w:shd w:val="clear" w:color="auto" w:fill="1E1F22"/>
-        <w:spacing w:before="100" w:beforeAutospacing="1" w:after="100" w:afterAutospacing="1"/>
-        <w:rPr>
-          <w:rFonts w:ascii="Helvetica" w:hAnsi="Helvetica"/>
-          <w:color w:val="BCBEC4"/>
-          <w:sz w:val="20"/>
-          <w:szCs w:val="20"/>
-        </w:rPr>
-      </w:pPr>
-      <w:r>
-        <w:rPr>
-          <w:rFonts w:ascii="Helvetica" w:hAnsi="Helvetica"/>
-          <w:color w:val="BCBEC4"/>
-          <w:sz w:val="20"/>
-          <w:szCs w:val="20"/>
-        </w:rPr>
-        <w:t>AI-generated descriptions/objectives/notes</w:t>
-      </w:r>
-    </w:p>
-    <w:p>
-      <w:pPr>
-        <w:numPr>
-          <w:ilvl w:val="0"/>
-          <w:numId w:val="13"/>
-        </w:numPr>
-        <w:shd w:val="clear" w:color="auto" w:fill="1E1F22"/>
-        <w:spacing w:before="100" w:beforeAutospacing="1" w:after="100" w:afterAutospacing="1"/>
-        <w:rPr>
-          <w:rFonts w:ascii="Helvetica" w:hAnsi="Helvetica"/>
-          <w:color w:val="BCBEC4"/>
-          <w:sz w:val="20"/>
-          <w:szCs w:val="20"/>
-        </w:rPr>
-      </w:pPr>
-      <w:r>
-        <w:rPr>
-          <w:rFonts w:ascii="Helvetica" w:hAnsi="Helvetica"/>
-          <w:color w:val="BCBEC4"/>
-          <w:sz w:val="20"/>
-          <w:szCs w:val="20"/>
-        </w:rPr>
-        <w:t>Smart unit-of-measure inference (%, tons/day, hours per failure, ratio, …)</w:t>
-      </w:r>
-    </w:p>
-    <w:p>
-      <w:pPr>
-        <w:numPr>
-          <w:ilvl w:val="0"/>
-          <w:numId w:val="13"/>
-        </w:numPr>
-        <w:shd w:val="clear" w:color="auto" w:fill="1E1F22"/>
-        <w:spacing w:before="100" w:beforeAutospacing="1" w:after="100" w:afterAutospacing="1"/>
-        <w:rPr>
-          <w:rFonts w:ascii="Helvetica" w:hAnsi="Helvetica"/>
-          <w:color w:val="BCBEC4"/>
-          <w:sz w:val="20"/>
-          <w:szCs w:val="20"/>
-        </w:rPr>
-      </w:pPr>
-      <w:r>
-        <w:rPr>
-          <w:rFonts w:ascii="Helvetica" w:hAnsi="Helvetica"/>
-          <w:color w:val="BCBEC4"/>
-          <w:sz w:val="20"/>
-          <w:szCs w:val="20"/>
-        </w:rPr>
-        <w:t>One-command CLI</w:t>
-      </w:r>
-    </w:p>
-    <w:p>
-      <w:pPr>
-        <w:pStyle w:val="Heading2"/>
-        <w:shd w:val="clear" w:color="auto" w:fill="1E1F22"/>
-        <w:spacing w:before="240" w:after="240"/>
-        <w:rPr>
-          <w:rFonts w:ascii="Helvetica" w:hAnsi="Helvetica"/>
-          <w:color w:val="BCBEC4"/>
-          <w:sz w:val="43"/>
-          <w:szCs w:val="43"/>
-        </w:rPr>
-      </w:pPr>
-      <w:r>
-        <w:rPr>
-          <w:rFonts w:ascii="Helvetica" w:hAnsi="Helvetica"/>
-          <w:color w:val="BCBEC4"/>
-          <w:sz w:val="43"/>
-          <w:szCs w:val="43"/>
-        </w:rPr>
-        <w:lastRenderedPageBreak/>
-        <w:t>Requirements</w:t>
-      </w:r>
-    </w:p>
-    <w:p>
-      <w:pPr>
-        <w:numPr>
-          <w:ilvl w:val="0"/>
-          <w:numId w:val="14"/>
-        </w:numPr>
-        <w:shd w:val="clear" w:color="auto" w:fill="1E1F22"/>
-        <w:spacing w:before="100" w:beforeAutospacing="1" w:after="100" w:afterAutospacing="1"/>
-        <w:rPr>
-          <w:rFonts w:ascii="Helvetica" w:hAnsi="Helvetica"/>
-          <w:color w:val="BCBEC4"/>
-          <w:sz w:val="20"/>
-          <w:szCs w:val="20"/>
-        </w:rPr>
-      </w:pPr>
-      <w:r>
-        <w:rPr>
-          <w:rFonts w:ascii="Helvetica" w:hAnsi="Helvetica"/>
-          <w:color w:val="BCBEC4"/>
-          <w:sz w:val="20"/>
-          <w:szCs w:val="20"/>
-        </w:rPr>
-        <w:t>Python 3.10+</w:t>
-      </w:r>
-    </w:p>
-    <w:p>
-      <w:pPr>
-        <w:numPr>
-          <w:ilvl w:val="0"/>
-          <w:numId w:val="14"/>
-        </w:numPr>
-        <w:shd w:val="clear" w:color="auto" w:fill="1E1F22"/>
-        <w:spacing w:before="100" w:beforeAutospacing="1" w:after="100" w:afterAutospacing="1"/>
-        <w:rPr>
-          <w:rFonts w:ascii="Helvetica" w:hAnsi="Helvetica"/>
-          <w:color w:val="BCBEC4"/>
-          <w:sz w:val="20"/>
-          <w:szCs w:val="20"/>
-        </w:rPr>
-      </w:pPr>
-      <w:r>
-        <w:rPr>
-          <w:rFonts w:ascii="Helvetica" w:hAnsi="Helvetica"/>
-          <w:color w:val="BCBEC4"/>
-          <w:sz w:val="20"/>
-          <w:szCs w:val="20"/>
-        </w:rPr>
-        <w:t>virtualenv + pip</w:t>
-      </w:r>
-    </w:p>
-    <w:p>
-      <w:pPr>
-        <w:numPr>
-          <w:ilvl w:val="0"/>
-          <w:numId w:val="14"/>
-        </w:numPr>
-        <w:shd w:val="clear" w:color="auto" w:fill="1E1F22"/>
-        <w:spacing w:before="100" w:beforeAutospacing="1" w:after="100" w:afterAutospacing="1"/>
-        <w:rPr>
-          <w:rFonts w:ascii="Helvetica" w:hAnsi="Helvetica"/>
-          <w:color w:val="BCBEC4"/>
-          <w:sz w:val="20"/>
-          <w:szCs w:val="20"/>
-        </w:rPr>
-      </w:pPr>
-      <w:r>
-        <w:rPr>
-          <w:rFonts w:ascii="Helvetica" w:hAnsi="Helvetica"/>
-          <w:color w:val="BCBEC4"/>
-          <w:sz w:val="20"/>
-          <w:szCs w:val="20"/>
-        </w:rPr>
-        <w:t>Packages: click, jinja2, requests (installed automatically by your project)</w:t>
-      </w:r>
-    </w:p>
-    <w:p>
-      <w:pPr>
-        <w:numPr>
-          <w:ilvl w:val="0"/>
-          <w:numId w:val="14"/>
-        </w:numPr>
-        <w:shd w:val="clear" w:color="auto" w:fill="1E1F22"/>
-        <w:spacing w:beforeAutospacing="1" w:afterAutospacing="1"/>
-        <w:rPr>
-          <w:rFonts w:ascii="Helvetica" w:hAnsi="Helvetica"/>
-          <w:color w:val="BCBEC4"/>
-          <w:sz w:val="20"/>
-          <w:szCs w:val="20"/>
-        </w:rPr>
-      </w:pPr>
-      <w:r>
-        <w:rPr>
-          <w:rFonts w:ascii="Helvetica" w:hAnsi="Helvetica"/>
-          <w:color w:val="BCBEC4"/>
-          <w:sz w:val="20"/>
-          <w:szCs w:val="20"/>
-        </w:rPr>
-        <w:t>Sphinx for building docs: </w:t>
-      </w:r>
-      <w:r>
-        <w:rPr>
-          <w:rFonts w:ascii="Consolas" w:hAnsi="Consolas" w:cs="Consolas"/>
-          <w:noProof/>
-          <w:color w:val="6B9BFA"/>
-          <w:sz w:val="18"/>
-          <w:szCs w:val="18"/>
-        </w:rPr>
-        <w:drawing>
-          <wp:inline distT="0" distB="0" distL="0" distR="0" wp14:anchorId="061340A0" wp14:editId="6931ABCA">
-            <wp:extent cx="382905" cy="382905"/>
-            <wp:effectExtent l="0" t="0" r="0" b="0"/>
-            <wp:docPr id="275616377" name="Picture 9">
-              <a:hlinkClick xmlns:a="http://schemas.openxmlformats.org/drawingml/2006/main" r:id="rId10"/>
-            </wp:docPr>
-            <wp:cNvGraphicFramePr>
-              <a:graphicFrameLocks xmlns:a="http://schemas.openxmlformats.org/drawingml/2006/main" noChangeAspect="1"/>
-            </wp:cNvGraphicFramePr>
-            <a:graphic xmlns:a="http://schemas.openxmlformats.org/drawingml/2006/main">
-              <a:graphicData uri="http://schemas.openxmlformats.org/drawingml/2006/picture">
-                <pic:pic xmlns:pic="http://schemas.openxmlformats.org/drawingml/2006/picture">
-                  <pic:nvPicPr>
-                    <pic:cNvPr id="0" name="Picture 16">
-                      <a:hlinkClick r:id="rId10"/>
-                    </pic:cNvPr>
-                    <pic:cNvPicPr>
-                      <a:picLocks noChangeAspect="1" noChangeArrowheads="1"/>
-                    </pic:cNvPicPr>
-                  </pic:nvPicPr>
-                  <pic:blipFill>
-                    <a:blip r:embed="rId11">
-                      <a:extLst>
-                        <a:ext uri="{28A0092B-C50C-407E-A947-70E740481C1C}">
-                          <a14:useLocalDpi xmlns:a14="http://schemas.microsoft.com/office/drawing/2010/main" val="0"/>
-                        </a:ext>
-                      </a:extLst>
-                    </a:blip>
-                    <a:srcRect/>
-                    <a:stretch>
-                      <a:fillRect/>
-                    </a:stretch>
-                  </pic:blipFill>
-                  <pic:spPr bwMode="auto">
-                    <a:xfrm>
-                      <a:off x="0" y="0"/>
-                      <a:ext cx="382905" cy="382905"/>
-                    </a:xfrm>
-                    <a:prstGeom prst="rect">
-                      <a:avLst/>
-                    </a:prstGeom>
-                    <a:noFill/>
-                    <a:ln>
-                      <a:noFill/>
-                    </a:ln>
-                  </pic:spPr>
-                </pic:pic>
-              </a:graphicData>
-            </a:graphic>
-          </wp:inline>
-        </w:drawing>
-      </w:r>
-      <w:r>
-        <w:rPr>
-          <w:rStyle w:val="HTMLCode"/>
-          <w:rFonts w:ascii="Consolas" w:eastAsiaTheme="majorEastAsia" w:hAnsi="Consolas" w:cs="Consolas"/>
-          <w:color w:val="BCBEC4"/>
-          <w:sz w:val="18"/>
-          <w:szCs w:val="18"/>
-        </w:rPr>
-        <w:t>pip install sphinx</w:t>
-      </w:r>
-    </w:p>
-    <w:p>
-      <w:pPr>
-        <w:pStyle w:val="Heading2"/>
-        <w:shd w:val="clear" w:color="auto" w:fill="1E1F22"/>
-        <w:spacing w:before="240" w:after="240"/>
-        <w:rPr>
-          <w:rFonts w:ascii="Helvetica" w:hAnsi="Helvetica"/>
-          <w:color w:val="BCBEC4"/>
-          <w:sz w:val="43"/>
-          <w:szCs w:val="43"/>
-        </w:rPr>
-      </w:pPr>
-      <w:r>
-        <w:rPr>
-          <w:rFonts w:ascii="Helvetica" w:hAnsi="Helvetica"/>
-          <w:color w:val="BCBEC4"/>
-          <w:sz w:val="43"/>
-          <w:szCs w:val="43"/>
-        </w:rPr>
-        <w:t>Install</w:t>
-      </w:r>
-    </w:p>
-    <w:p>
-      <w:pPr>
-        <w:pStyle w:val="NormalWeb"/>
-        <w:shd w:val="clear" w:color="auto" w:fill="1E1F22"/>
-        <w:spacing w:before="0" w:beforeAutospacing="0" w:after="0" w:afterAutospacing="0"/>
-        <w:rPr>
-          <w:rFonts w:ascii="Helvetica" w:hAnsi="Helvetica"/>
-          <w:color w:val="BCBEC4"/>
-          <w:sz w:val="20"/>
-          <w:szCs w:val="20"/>
-        </w:rPr>
-      </w:pPr>
-      <w:r>
-        <w:rPr>
-          <w:rFonts w:ascii="Helvetica" w:hAnsi="Helvetica"/>
-          <w:color w:val="BCBEC4"/>
-          <w:sz w:val="20"/>
-          <w:szCs w:val="20"/>
-        </w:rPr>
-        <w:t>Bash </w:t>
-      </w:r>
-      <w:r>
-        <w:rPr>
-          <w:rFonts w:ascii="Consolas" w:hAnsi="Consolas" w:cs="Consolas"/>
-          <w:noProof/>
-          <w:color w:val="6B9BFA"/>
-          <w:sz w:val="18"/>
-          <w:szCs w:val="18"/>
-        </w:rPr>
-        <w:drawing>
-          <wp:inline distT="0" distB="0" distL="0" distR="0" wp14:anchorId="2BA2E2D0" wp14:editId="4398798F">
-            <wp:extent cx="382905" cy="382905"/>
-            <wp:effectExtent l="0" t="0" r="0" b="0"/>
-            <wp:docPr id="1999026834" name="Picture 8">
-              <a:hlinkClick xmlns:a="http://schemas.openxmlformats.org/drawingml/2006/main" r:id="rId10"/>
-            </wp:docPr>
-            <wp:cNvGraphicFramePr>
-              <a:graphicFrameLocks xmlns:a="http://schemas.openxmlformats.org/drawingml/2006/main" noChangeAspect="1"/>
-            </wp:cNvGraphicFramePr>
-            <a:graphic xmlns:a="http://schemas.openxmlformats.org/drawingml/2006/main">
-              <a:graphicData uri="http://schemas.openxmlformats.org/drawingml/2006/picture">
-                <pic:pic xmlns:pic="http://schemas.openxmlformats.org/drawingml/2006/picture">
-                  <pic:nvPicPr>
-                    <pic:cNvPr id="0" name="Picture 17">
-                      <a:hlinkClick r:id="rId10"/>
-                    </pic:cNvPr>
-                    <pic:cNvPicPr>
-                      <a:picLocks noChangeAspect="1" noChangeArrowheads="1"/>
-                    </pic:cNvPicPr>
-                  </pic:nvPicPr>
-                  <pic:blipFill>
-                    <a:blip r:embed="rId11">
-                      <a:extLst>
-                        <a:ext uri="{28A0092B-C50C-407E-A947-70E740481C1C}">
-                          <a14:useLocalDpi xmlns:a14="http://schemas.microsoft.com/office/drawing/2010/main" val="0"/>
-                        </a:ext>
-                      </a:extLst>
-                    </a:blip>
-                    <a:srcRect/>
-                    <a:stretch>
-                      <a:fillRect/>
-                    </a:stretch>
-                  </pic:blipFill>
-                  <pic:spPr bwMode="auto">
-                    <a:xfrm>
-                      <a:off x="0" y="0"/>
-                      <a:ext cx="382905" cy="382905"/>
-                    </a:xfrm>
-                    <a:prstGeom prst="rect">
-                      <a:avLst/>
-                    </a:prstGeom>
-                    <a:noFill/>
-                    <a:ln>
-                      <a:noFill/>
-                    </a:ln>
-                  </pic:spPr>
-                </pic:pic>
-              </a:graphicData>
-            </a:graphic>
-          </wp:inline>
-        </w:drawing>
-      </w:r>
-      <w:r>
-        <w:rPr>
-          <w:rStyle w:val="HTMLCode"/>
-          <w:rFonts w:ascii="Consolas" w:eastAsiaTheme="majorEastAsia" w:hAnsi="Consolas" w:cs="Consolas"/>
-          <w:color w:val="BCBEC4"/>
-          <w:sz w:val="18"/>
-          <w:szCs w:val="18"/>
-        </w:rPr>
-        <w:t>python -m venv .venv &amp;&amp; source .venv/bin/activate pip install -e</w:t>
-      </w:r>
-    </w:p>
-    <w:p>
-      <w:pPr>
-        <w:pStyle w:val="Heading2"/>
-        <w:shd w:val="clear" w:color="auto" w:fill="1E1F22"/>
-        <w:spacing w:before="240" w:after="240"/>
-        <w:rPr>
-          <w:rFonts w:ascii="Helvetica" w:hAnsi="Helvetica"/>
-          <w:color w:val="BCBEC4"/>
-          <w:sz w:val="43"/>
-          <w:szCs w:val="43"/>
-        </w:rPr>
-      </w:pPr>
-      <w:r>
-        <w:rPr>
-          <w:rFonts w:ascii="Helvetica" w:hAnsi="Helvetica"/>
-          <w:color w:val="BCBEC4"/>
-          <w:sz w:val="43"/>
-          <w:szCs w:val="43"/>
-        </w:rPr>
-        <w:t>If you don’t have a setup.py, simply run from the repo root:</w:t>
-      </w:r>
-    </w:p>
-    <w:p>
-      <w:pPr>
-        <w:pStyle w:val="NormalWeb"/>
-        <w:shd w:val="clear" w:color="auto" w:fill="1E1F22"/>
-        <w:spacing w:before="0" w:beforeAutospacing="0" w:after="0" w:afterAutospacing="0"/>
-        <w:rPr>
-          <w:rFonts w:ascii="Helvetica" w:hAnsi="Helvetica"/>
-          <w:color w:val="BCBEC4"/>
-          <w:sz w:val="20"/>
-          <w:szCs w:val="20"/>
-        </w:rPr>
-      </w:pPr>
-      <w:r>
-        <w:rPr>
-          <w:rFonts w:ascii="Helvetica" w:hAnsi="Helvetica"/>
-          <w:color w:val="BCBEC4"/>
-          <w:sz w:val="20"/>
-          <w:szCs w:val="20"/>
-        </w:rPr>
-        <w:t>bash </w:t>
-      </w:r>
-      <w:r>
-        <w:rPr>
-          <w:rFonts w:ascii="Consolas" w:hAnsi="Consolas" w:cs="Consolas"/>
-          <w:noProof/>
-          <w:color w:val="6B9BFA"/>
-          <w:sz w:val="18"/>
-          <w:szCs w:val="18"/>
-        </w:rPr>
-        <w:drawing>
-          <wp:inline distT="0" distB="0" distL="0" distR="0" wp14:anchorId="22E4113E" wp14:editId="19392DF6">
-            <wp:extent cx="382905" cy="382905"/>
-            <wp:effectExtent l="0" t="0" r="0" b="0"/>
-            <wp:docPr id="1780531767" name="Picture 7">
-              <a:hlinkClick xmlns:a="http://schemas.openxmlformats.org/drawingml/2006/main" r:id="rId10"/>
-            </wp:docPr>
-            <wp:cNvGraphicFramePr>
-              <a:graphicFrameLocks xmlns:a="http://schemas.openxmlformats.org/drawingml/2006/main" noChangeAspect="1"/>
-            </wp:cNvGraphicFramePr>
-            <a:graphic xmlns:a="http://schemas.openxmlformats.org/drawingml/2006/main">
-              <a:graphicData uri="http://schemas.openxmlformats.org/drawingml/2006/picture">
-                <pic:pic xmlns:pic="http://schemas.openxmlformats.org/drawingml/2006/picture">
-                  <pic:nvPicPr>
-                    <pic:cNvPr id="0" name="Picture 18">
-                      <a:hlinkClick r:id="rId10"/>
-                    </pic:cNvPr>
-                    <pic:cNvPicPr>
-                      <a:picLocks noChangeAspect="1" noChangeArrowheads="1"/>
-                    </pic:cNvPicPr>
-                  </pic:nvPicPr>
-                  <pic:blipFill>
-                    <a:blip r:embed="rId11">
-                      <a:extLst>
-                        <a:ext uri="{28A0092B-C50C-407E-A947-70E740481C1C}">
-                          <a14:useLocalDpi xmlns:a14="http://schemas.microsoft.com/office/drawing/2010/main" val="0"/>
-                        </a:ext>
-                      </a:extLst>
-                    </a:blip>
-                    <a:srcRect/>
-                    <a:stretch>
-                      <a:fillRect/>
-                    </a:stretch>
-                  </pic:blipFill>
-                  <pic:spPr bwMode="auto">
-                    <a:xfrm>
-                      <a:off x="0" y="0"/>
-                      <a:ext cx="382905" cy="382905"/>
-                    </a:xfrm>
-                    <a:prstGeom prst="rect">
-                      <a:avLst/>
-                    </a:prstGeom>
-                    <a:noFill/>
-                    <a:ln>
-                      <a:noFill/>
-                    </a:ln>
-                  </pic:spPr>
-                </pic:pic>
-              </a:graphicData>
-            </a:graphic>
-          </wp:inline>
-        </w:drawing>
-      </w:r>
-      <w:r>
-        <w:rPr>
-          <w:rStyle w:val="HTMLCode"/>
-          <w:rFonts w:ascii="Consolas" w:eastAsiaTheme="majorEastAsia" w:hAnsi="Consolas" w:cs="Consolas"/>
-          <w:color w:val="BCBEC4"/>
-          <w:sz w:val="18"/>
-          <w:szCs w:val="18"/>
-        </w:rPr>
-        <w:t>python -m bluebook_generator.cli generate path/to/your/source</w:t>
-      </w:r>
-    </w:p>
-    <w:p>
-      <w:pPr>
-        <w:pStyle w:val="Heading2"/>
-        <w:shd w:val="clear" w:color="auto" w:fill="1E1F22"/>
-        <w:spacing w:before="240" w:after="240"/>
-        <w:rPr>
-          <w:rFonts w:ascii="Helvetica" w:hAnsi="Helvetica"/>
-          <w:color w:val="BCBEC4"/>
-          <w:sz w:val="43"/>
-          <w:szCs w:val="43"/>
-        </w:rPr>
-      </w:pPr>
-      <w:r>
-        <w:rPr>
-          <w:rFonts w:ascii="Helvetica" w:hAnsi="Helvetica"/>
-          <w:color w:val="BCBEC4"/>
-          <w:sz w:val="43"/>
-          <w:szCs w:val="43"/>
-        </w:rPr>
-        <w:t>Set your OpenAI key:</w:t>
-      </w:r>
-    </w:p>
-    <w:p>
-      <w:pPr>
-        <w:pStyle w:val="NormalWeb"/>
-        <w:shd w:val="clear" w:color="auto" w:fill="1E1F22"/>
-        <w:spacing w:before="240" w:beforeAutospacing="0" w:after="240" w:afterAutospacing="0"/>
-        <w:rPr>
-          <w:rFonts w:ascii="Helvetica" w:hAnsi="Helvetica"/>
-          <w:color w:val="BCBEC4"/>
-          <w:sz w:val="20"/>
-          <w:szCs w:val="20"/>
-        </w:rPr>
-      </w:pPr>
-      <w:r>
-        <w:rPr>
-          <w:rFonts w:ascii="Helvetica" w:hAnsi="Helvetica"/>
-          <w:color w:val="BCBEC4"/>
-          <w:sz w:val="20"/>
-          <w:szCs w:val="20"/>
-        </w:rPr>
-        <w:t>bash 'export OPENAI_API_KEY=sk-...'</w:t>
-      </w:r>
-    </w:p>
-    <w:p>
-      <w:pPr>
-        <w:pStyle w:val="Heading2"/>
-        <w:shd w:val="clear" w:color="auto" w:fill="1E1F22"/>
-        <w:spacing w:before="240" w:after="240"/>
-        <w:rPr>
-          <w:rFonts w:ascii="Helvetica" w:hAnsi="Helvetica"/>
-          <w:color w:val="BCBEC4"/>
-          <w:sz w:val="43"/>
-          <w:szCs w:val="43"/>
-        </w:rPr>
-      </w:pPr>
-      <w:r>
-        <w:rPr>
-          <w:rFonts w:ascii="Helvetica" w:hAnsi="Helvetica"/>
-          <w:color w:val="BCBEC4"/>
-          <w:sz w:val="43"/>
-          <w:szCs w:val="43"/>
-        </w:rPr>
-        <w:t>How to Use</w:t>
-      </w:r>
-    </w:p>
-    <w:p>
-      <w:pPr>
-        <w:numPr>
-          <w:ilvl w:val="0"/>
-          <w:numId w:val="15"/>
-        </w:numPr>
-        <w:shd w:val="clear" w:color="auto" w:fill="1E1F22"/>
-        <w:spacing w:before="100" w:beforeAutospacing="1" w:after="100" w:afterAutospacing="1"/>
-        <w:rPr>
-          <w:rFonts w:ascii="Helvetica" w:hAnsi="Helvetica"/>
-          <w:color w:val="BCBEC4"/>
-          <w:sz w:val="20"/>
-          <w:szCs w:val="20"/>
-        </w:rPr>
-      </w:pPr>
-      <w:r>
-        <w:rPr>
-          <w:rFonts w:ascii="Helvetica" w:hAnsi="Helvetica"/>
-          <w:color w:val="BCBEC4"/>
-          <w:sz w:val="20"/>
-          <w:szCs w:val="20"/>
-        </w:rPr>
-        <w:t>Tag KPIs in code inside a function with a single-line comment: 'python def calculate_oee(...): # KPI: Overall Equipment Effectiveness (OEE) oee = availability * performance * quality * 100 return oee'</w:t>
-      </w:r>
-    </w:p>
-    <w:p>
-      <w:pPr>
-        <w:numPr>
-          <w:ilvl w:val="0"/>
-          <w:numId w:val="15"/>
-        </w:numPr>
-        <w:shd w:val="clear" w:color="auto" w:fill="1E1F22"/>
-        <w:spacing w:before="100" w:beforeAutospacing="1" w:after="100" w:afterAutospacing="1"/>
-        <w:rPr>
-          <w:rFonts w:ascii="Helvetica" w:hAnsi="Helvetica"/>
-          <w:color w:val="BCBEC4"/>
-          <w:sz w:val="20"/>
-          <w:szCs w:val="20"/>
-        </w:rPr>
-      </w:pPr>
-      <w:r>
-        <w:rPr>
-          <w:rFonts w:ascii="Helvetica" w:hAnsi="Helvetica"/>
-          <w:color w:val="BCBEC4"/>
-          <w:sz w:val="20"/>
-          <w:szCs w:val="20"/>
-        </w:rPr>
-        <w:t>Generate: bash 'bluebook generate ./path/to/your/repo'</w:t>
-      </w:r>
-    </w:p>
-    <w:p>
-      <w:pPr>
-        <w:numPr>
-          <w:ilvl w:val="0"/>
-          <w:numId w:val="15"/>
-        </w:numPr>
-        <w:shd w:val="clear" w:color="auto" w:fill="1E1F22"/>
-        <w:spacing w:beforeAutospacing="1" w:afterAutospacing="1"/>
-        <w:rPr>
-          <w:rFonts w:ascii="Helvetica" w:hAnsi="Helvetica"/>
-          <w:color w:val="BCBEC4"/>
-          <w:sz w:val="20"/>
-          <w:szCs w:val="20"/>
-        </w:rPr>
-      </w:pPr>
-      <w:r>
-        <w:rPr>
-          <w:rFonts w:ascii="Helvetica" w:hAnsi="Helvetica"/>
-          <w:color w:val="BCBEC4"/>
-          <w:sz w:val="20"/>
-          <w:szCs w:val="20"/>
-        </w:rPr>
-        <w:t>Open </w:t>
-      </w:r>
-      <w:r>
-        <w:rPr>
-          <w:rStyle w:val="HTMLCode"/>
-          <w:rFonts w:ascii="Consolas" w:eastAsiaTheme="majorEastAsia" w:hAnsi="Consolas" w:cs="Consolas"/>
-          <w:color w:val="BCBEC4"/>
-          <w:sz w:val="18"/>
-          <w:szCs w:val="18"/>
-        </w:rPr>
-        <w:t>docs/_build/index.html</w:t>
-      </w:r>
-      <w:r>
-        <w:rPr>
-          <w:rFonts w:ascii="Helvetica" w:hAnsi="Helvetica"/>
-          <w:color w:val="BCBEC4"/>
-          <w:sz w:val="20"/>
-          <w:szCs w:val="20"/>
-        </w:rPr>
-        <w:t>.</w:t>
-      </w:r>
-    </w:p>
-    <w:p>
-      <w:pPr>
-        <w:pStyle w:val="Heading2"/>
-        <w:shd w:val="clear" w:color="auto" w:fill="1E1F22"/>
-        <w:spacing w:before="240" w:after="240"/>
-        <w:rPr>
-          <w:rFonts w:ascii="Helvetica" w:hAnsi="Helvetica"/>
-          <w:color w:val="BCBEC4"/>
-          <w:sz w:val="43"/>
-          <w:szCs w:val="43"/>
-        </w:rPr>
-      </w:pPr>
-      <w:r>
-        <w:rPr>
-          <w:rFonts w:ascii="Helvetica" w:hAnsi="Helvetica"/>
-          <w:color w:val="BCBEC4"/>
-          <w:sz w:val="43"/>
-          <w:szCs w:val="43"/>
-        </w:rPr>
-        <w:t>How it Works</w:t>
-      </w:r>
-    </w:p>
-    <w:p>
-      <w:pPr>
-        <w:numPr>
-          <w:ilvl w:val="0"/>
-          <w:numId w:val="16"/>
-        </w:numPr>
-        <w:shd w:val="clear" w:color="auto" w:fill="1E1F22"/>
-        <w:spacing w:beforeAutospacing="1" w:afterAutospacing="1"/>
-        <w:rPr>
-          <w:rFonts w:ascii="Helvetica" w:hAnsi="Helvetica"/>
-          <w:color w:val="BCBEC4"/>
-          <w:sz w:val="20"/>
-          <w:szCs w:val="20"/>
-        </w:rPr>
-      </w:pPr>
-      <w:r>
-        <w:rPr>
-          <w:rStyle w:val="HTMLCode"/>
-          <w:rFonts w:ascii="Consolas" w:eastAsiaTheme="majorEastAsia" w:hAnsi="Consolas" w:cs="Consolas"/>
-          <w:color w:val="BCBEC4"/>
-          <w:sz w:val="18"/>
-          <w:szCs w:val="18"/>
-        </w:rPr>
-        <w:t>kpi_extractor.py</w:t>
-      </w:r>
-      <w:r>
-        <w:rPr>
-          <w:rFonts w:ascii="Helvetica" w:hAnsi="Helvetica"/>
-          <w:color w:val="BCBEC4"/>
-          <w:sz w:val="20"/>
-          <w:szCs w:val="20"/>
-        </w:rPr>
-        <w:t> finds </w:t>
-      </w:r>
-      <w:r>
-        <w:rPr>
-          <w:rStyle w:val="HTMLCode"/>
-          <w:rFonts w:ascii="Consolas" w:eastAsiaTheme="majorEastAsia" w:hAnsi="Consolas" w:cs="Consolas"/>
-          <w:color w:val="BCBEC4"/>
-          <w:sz w:val="18"/>
-          <w:szCs w:val="18"/>
-        </w:rPr>
-        <w:t># KPI:</w:t>
-      </w:r>
-      <w:r>
-        <w:rPr>
-          <w:rFonts w:ascii="Helvetica" w:hAnsi="Helvetica"/>
-          <w:color w:val="BCBEC4"/>
-          <w:sz w:val="20"/>
-          <w:szCs w:val="20"/>
-        </w:rPr>
-        <w:t> markers within functions.</w:t>
-      </w:r>
-    </w:p>
-    <w:p>
-      <w:pPr>
-        <w:numPr>
-          <w:ilvl w:val="0"/>
-          <w:numId w:val="16"/>
-        </w:numPr>
-        <w:shd w:val="clear" w:color="auto" w:fill="1E1F22"/>
-        <w:spacing w:beforeAutospacing="1" w:afterAutospacing="1"/>
-        <w:rPr>
-          <w:rFonts w:ascii="Helvetica" w:hAnsi="Helvetica"/>
-          <w:color w:val="BCBEC4"/>
-          <w:sz w:val="20"/>
-          <w:szCs w:val="20"/>
-        </w:rPr>
-      </w:pPr>
-      <w:r>
-        <w:rPr>
-          <w:rStyle w:val="HTMLCode"/>
-          <w:rFonts w:ascii="Consolas" w:eastAsiaTheme="majorEastAsia" w:hAnsi="Consolas" w:cs="Consolas"/>
-          <w:color w:val="BCBEC4"/>
-          <w:sz w:val="18"/>
-          <w:szCs w:val="18"/>
-        </w:rPr>
-        <w:t>main.py</w:t>
-      </w:r>
-      <w:r>
-        <w:rPr>
-          <w:rFonts w:ascii="Helvetica" w:hAnsi="Helvetica"/>
-          <w:color w:val="BCBEC4"/>
-          <w:sz w:val="20"/>
-          <w:szCs w:val="20"/>
-        </w:rPr>
-        <w:t> scopes the function with AST, generates MathJax from code, and renders a Jinja template.</w:t>
-      </w:r>
-    </w:p>
-    <w:p>
-      <w:pPr>
-        <w:numPr>
-          <w:ilvl w:val="0"/>
-          <w:numId w:val="16"/>
-        </w:numPr>
-        <w:shd w:val="clear" w:color="auto" w:fill="1E1F22"/>
-        <w:spacing w:beforeAutospacing="1" w:afterAutospacing="1"/>
-        <w:rPr>
-          <w:rFonts w:ascii="Helvetica" w:hAnsi="Helvetica"/>
-          <w:color w:val="BCBEC4"/>
-          <w:sz w:val="20"/>
-          <w:szCs w:val="20"/>
-        </w:rPr>
-      </w:pPr>
-      <w:r>
-        <w:rPr>
-          <w:rStyle w:val="HTMLCode"/>
-          <w:rFonts w:ascii="Consolas" w:eastAsiaTheme="majorEastAsia" w:hAnsi="Consolas" w:cs="Consolas"/>
-          <w:color w:val="BCBEC4"/>
-          <w:sz w:val="18"/>
-          <w:szCs w:val="18"/>
-        </w:rPr>
-        <w:t>ai_generator.py</w:t>
-      </w:r>
-      <w:r>
-        <w:rPr>
-          <w:rFonts w:ascii="Helvetica" w:hAnsi="Helvetica"/>
-          <w:color w:val="BCBEC4"/>
-          <w:sz w:val="20"/>
-          <w:szCs w:val="20"/>
-        </w:rPr>
-        <w:t> calls OpenAI to create narrative fields and infers a specific unit when the AI is vague.</w:t>
-      </w:r>
-    </w:p>
-    <w:p>
-      <w:pPr>
-        <w:numPr>
-          <w:ilvl w:val="0"/>
-          <w:numId w:val="16"/>
-        </w:numPr>
-        <w:shd w:val="clear" w:color="auto" w:fill="1E1F22"/>
-        <w:spacing w:beforeAutospacing="1" w:afterAutospacing="1"/>
-        <w:rPr>
-          <w:rFonts w:ascii="Helvetica" w:hAnsi="Helvetica"/>
-          <w:color w:val="BCBEC4"/>
-          <w:sz w:val="20"/>
-          <w:szCs w:val="20"/>
-        </w:rPr>
-      </w:pPr>
-      <w:r>
-        <w:rPr>
-          <w:rFonts w:ascii="Helvetica" w:hAnsi="Helvetica"/>
-          <w:color w:val="BCBEC4"/>
-          <w:sz w:val="20"/>
-          <w:szCs w:val="20"/>
-        </w:rPr>
-        <w:t>Sphinx converts </w:t>
-      </w:r>
-      <w:r>
-        <w:rPr>
-          <w:rStyle w:val="HTMLCode"/>
-          <w:rFonts w:ascii="Consolas" w:eastAsiaTheme="majorEastAsia" w:hAnsi="Consolas" w:cs="Consolas"/>
-          <w:color w:val="BCBEC4"/>
-          <w:sz w:val="18"/>
-          <w:szCs w:val="18"/>
-        </w:rPr>
-        <w:t>.rst</w:t>
-      </w:r>
-      <w:r>
-        <w:rPr>
-          <w:rFonts w:ascii="Helvetica" w:hAnsi="Helvetica"/>
-          <w:color w:val="BCBEC4"/>
-          <w:sz w:val="20"/>
-          <w:szCs w:val="20"/>
-        </w:rPr>
-        <w:t> into an HTML Bluebook.</w:t>
-      </w:r>
-    </w:p>
-    <w:p>
-      <w:pPr>
-        <w:pStyle w:val="Heading2"/>
-        <w:shd w:val="clear" w:color="auto" w:fill="1E1F22"/>
-        <w:spacing w:before="240" w:after="240"/>
-        <w:rPr>
-          <w:rFonts w:ascii="Helvetica" w:hAnsi="Helvetica"/>
-          <w:color w:val="BCBEC4"/>
-          <w:sz w:val="43"/>
-          <w:szCs w:val="43"/>
-        </w:rPr>
-      </w:pPr>
-      <w:r>
-        <w:rPr>
-          <w:rFonts w:ascii="Helvetica" w:hAnsi="Helvetica"/>
-          <w:color w:val="BCBEC4"/>
-          <w:sz w:val="43"/>
-          <w:szCs w:val="43"/>
-        </w:rPr>
-        <w:t>Customization</w:t>
-      </w:r>
-    </w:p>
-    <w:p>
-      <w:pPr>
-        <w:numPr>
-          <w:ilvl w:val="0"/>
-          <w:numId w:val="17"/>
-        </w:numPr>
-        <w:shd w:val="clear" w:color="auto" w:fill="1E1F22"/>
-        <w:spacing w:beforeAutospacing="1" w:afterAutospacing="1"/>
-        <w:rPr>
-          <w:rFonts w:ascii="Helvetica" w:hAnsi="Helvetica"/>
-          <w:color w:val="BCBEC4"/>
-          <w:sz w:val="20"/>
-          <w:szCs w:val="20"/>
-        </w:rPr>
-      </w:pPr>
-      <w:r>
-        <w:rPr>
-          <w:rFonts w:ascii="Helvetica" w:hAnsi="Helvetica"/>
-          <w:color w:val="BCBEC4"/>
-          <w:sz w:val="20"/>
-          <w:szCs w:val="20"/>
-        </w:rPr>
-        <w:t>Edit </w:t>
-      </w:r>
-      <w:r>
-        <w:rPr>
-          <w:rStyle w:val="HTMLCode"/>
-          <w:rFonts w:ascii="Consolas" w:eastAsiaTheme="majorEastAsia" w:hAnsi="Consolas" w:cs="Consolas"/>
-          <w:color w:val="BCBEC4"/>
-          <w:sz w:val="18"/>
-          <w:szCs w:val="18"/>
-        </w:rPr>
-        <w:t>templates/kpi_template.rst.j2</w:t>
-      </w:r>
-      <w:r>
-        <w:rPr>
-          <w:rFonts w:ascii="Helvetica" w:hAnsi="Helvetica"/>
-          <w:color w:val="BCBEC4"/>
-          <w:sz w:val="20"/>
-          <w:szCs w:val="20"/>
-        </w:rPr>
-        <w:t> for layout.</w:t>
-      </w:r>
-    </w:p>
-    <w:p>
-      <w:pPr>
-        <w:numPr>
-          <w:ilvl w:val="0"/>
-          <w:numId w:val="17"/>
-        </w:numPr>
-        <w:shd w:val="clear" w:color="auto" w:fill="1E1F22"/>
-        <w:spacing w:beforeAutospacing="1" w:afterAutospacing="1"/>
-        <w:rPr>
-          <w:rFonts w:ascii="Helvetica" w:hAnsi="Helvetica"/>
-          <w:color w:val="BCBEC4"/>
-          <w:sz w:val="20"/>
-          <w:szCs w:val="20"/>
-        </w:rPr>
-      </w:pPr>
-      <w:r>
-        <w:rPr>
-          <w:rFonts w:ascii="Helvetica" w:hAnsi="Helvetica"/>
-          <w:color w:val="BCBEC4"/>
-          <w:sz w:val="20"/>
-          <w:szCs w:val="20"/>
-        </w:rPr>
-        <w:t>Add rules to </w:t>
-      </w:r>
-      <w:r>
-        <w:rPr>
-          <w:rStyle w:val="HTMLCode"/>
-          <w:rFonts w:ascii="Consolas" w:eastAsiaTheme="majorEastAsia" w:hAnsi="Consolas" w:cs="Consolas"/>
-          <w:color w:val="BCBEC4"/>
-          <w:sz w:val="18"/>
-          <w:szCs w:val="18"/>
-        </w:rPr>
-        <w:t>ai_generator._infer_unit_of_measure</w:t>
-      </w:r>
-      <w:r>
-        <w:rPr>
-          <w:rFonts w:ascii="Helvetica" w:hAnsi="Helvetica"/>
-          <w:color w:val="BCBEC4"/>
-          <w:sz w:val="20"/>
-          <w:szCs w:val="20"/>
-        </w:rPr>
-        <w:t> to refine units.</w:t>
-      </w:r>
-    </w:p>
-    <w:p>
-      <w:pPr>
-        <w:numPr>
-          <w:ilvl w:val="0"/>
-          <w:numId w:val="17"/>
-        </w:numPr>
-        <w:shd w:val="clear" w:color="auto" w:fill="1E1F22"/>
-        <w:spacing w:beforeAutospacing="1" w:afterAutospacing="1"/>
-        <w:rPr>
-          <w:rFonts w:ascii="Helvetica" w:hAnsi="Helvetica"/>
-          <w:color w:val="BCBEC4"/>
-          <w:sz w:val="20"/>
-          <w:szCs w:val="20"/>
-        </w:rPr>
-      </w:pPr>
-      <w:r>
-        <w:rPr>
-          <w:rFonts w:ascii="Helvetica" w:hAnsi="Helvetica"/>
-          <w:color w:val="BCBEC4"/>
-          <w:sz w:val="20"/>
-          <w:szCs w:val="20"/>
-        </w:rPr>
-        <w:t>Extend variable definitions in </w:t>
-      </w:r>
-      <w:r>
-        <w:rPr>
-          <w:rStyle w:val="HTMLCode"/>
-          <w:rFonts w:ascii="Consolas" w:eastAsiaTheme="majorEastAsia" w:hAnsi="Consolas" w:cs="Consolas"/>
-          <w:color w:val="BCBEC4"/>
-          <w:sz w:val="18"/>
-          <w:szCs w:val="18"/>
-        </w:rPr>
-        <w:t>main.generate_formula_from_code</w:t>
-      </w:r>
-      <w:r>
-        <w:rPr>
-          <w:rFonts w:ascii="Helvetica" w:hAnsi="Helvetica"/>
-          <w:color w:val="BCBEC4"/>
-          <w:sz w:val="20"/>
-          <w:szCs w:val="20"/>
-        </w:rPr>
-        <w:t>.</w:t>
-      </w:r>
-    </w:p>
-    <w:p>
-      <w:pPr>
-        <w:pStyle w:val="Heading2"/>
-        <w:shd w:val="clear" w:color="auto" w:fill="1E1F22"/>
-        <w:spacing w:before="240" w:after="240"/>
-        <w:rPr>
-          <w:rFonts w:ascii="Helvetica" w:hAnsi="Helvetica"/>
-          <w:color w:val="BCBEC4"/>
-          <w:sz w:val="43"/>
-          <w:szCs w:val="43"/>
-        </w:rPr>
-      </w:pPr>
-      <w:r>
-        <w:rPr>
-          <w:rFonts w:ascii="Helvetica" w:hAnsi="Helvetica"/>
-          <w:color w:val="BCBEC4"/>
-          <w:sz w:val="43"/>
-          <w:szCs w:val="43"/>
-        </w:rPr>
-        <w:lastRenderedPageBreak/>
-        <w:t>Troubleshooting</w:t>
-      </w:r>
-    </w:p>
-    <w:p>
-      <w:pPr>
-        <w:numPr>
-          <w:ilvl w:val="0"/>
-          <w:numId w:val="18"/>
-        </w:numPr>
-        <w:shd w:val="clear" w:color="auto" w:fill="1E1F22"/>
-        <w:spacing w:beforeAutospacing="1" w:afterAutospacing="1"/>
-        <w:rPr>
-          <w:rFonts w:ascii="Helvetica" w:hAnsi="Helvetica"/>
-          <w:color w:val="BCBEC4"/>
-          <w:sz w:val="20"/>
-          <w:szCs w:val="20"/>
-        </w:rPr>
-      </w:pPr>
-      <w:r>
-        <w:rPr>
-          <w:rFonts w:ascii="Helvetica" w:hAnsi="Helvetica"/>
-          <w:color w:val="BCBEC4"/>
-          <w:sz w:val="20"/>
-          <w:szCs w:val="20"/>
-        </w:rPr>
-        <w:t xml:space="preserve">Missing API key </w:t>
-      </w:r>
-      <w:r>
-        <w:rPr>
-          <w:color w:val="BCBEC4"/>
-          <w:sz w:val="20"/>
-          <w:szCs w:val="20"/>
-        </w:rPr>
-        <w:t>→</w:t>
-      </w:r>
-      <w:r>
-        <w:rPr>
-          <w:rFonts w:ascii="Helvetica" w:hAnsi="Helvetica"/>
-          <w:color w:val="BCBEC4"/>
-          <w:sz w:val="20"/>
-          <w:szCs w:val="20"/>
-        </w:rPr>
-        <w:t xml:space="preserve"> set </w:t>
-      </w:r>
-      <w:r>
-        <w:rPr>
-          <w:rStyle w:val="HTMLCode"/>
-          <w:rFonts w:ascii="Consolas" w:eastAsiaTheme="majorEastAsia" w:hAnsi="Consolas" w:cs="Consolas"/>
-          <w:color w:val="BCBEC4"/>
-          <w:sz w:val="18"/>
-          <w:szCs w:val="18"/>
-        </w:rPr>
-        <w:t>OPENAI_API_KEY</w:t>
-      </w:r>
-      <w:r>
-        <w:rPr>
-          <w:rFonts w:ascii="Helvetica" w:hAnsi="Helvetica"/>
-          <w:color w:val="BCBEC4"/>
-          <w:sz w:val="20"/>
-          <w:szCs w:val="20"/>
-        </w:rPr>
-        <w:t>.</w:t>
-      </w:r>
-    </w:p>
-    <w:p>
-      <w:pPr>
-        <w:numPr>
-          <w:ilvl w:val="0"/>
-          <w:numId w:val="18"/>
-        </w:numPr>
-        <w:shd w:val="clear" w:color="auto" w:fill="1E1F22"/>
-        <w:spacing w:beforeAutospacing="1" w:afterAutospacing="1"/>
-        <w:rPr>
-          <w:rFonts w:ascii="Helvetica" w:hAnsi="Helvetica"/>
-          <w:color w:val="BCBEC4"/>
-          <w:sz w:val="20"/>
-          <w:szCs w:val="20"/>
-        </w:rPr>
-      </w:pPr>
-      <w:r>
-        <w:rPr>
-          <w:rFonts w:ascii="Helvetica" w:hAnsi="Helvetica"/>
-          <w:color w:val="BCBEC4"/>
-          <w:sz w:val="20"/>
-          <w:szCs w:val="20"/>
-        </w:rPr>
-        <w:t xml:space="preserve">“No KPIs found” </w:t>
-      </w:r>
-      <w:r>
-        <w:rPr>
-          <w:color w:val="BCBEC4"/>
-          <w:sz w:val="20"/>
-          <w:szCs w:val="20"/>
-        </w:rPr>
-        <w:t>→</w:t>
-      </w:r>
-      <w:r>
-        <w:rPr>
-          <w:rFonts w:ascii="Helvetica" w:hAnsi="Helvetica"/>
-          <w:color w:val="BCBEC4"/>
-          <w:sz w:val="20"/>
-          <w:szCs w:val="20"/>
-        </w:rPr>
-        <w:t xml:space="preserve"> ensure </w:t>
-      </w:r>
-      <w:r>
-        <w:rPr>
-          <w:rStyle w:val="HTMLCode"/>
-          <w:rFonts w:ascii="Consolas" w:eastAsiaTheme="majorEastAsia" w:hAnsi="Consolas" w:cs="Consolas"/>
-          <w:color w:val="BCBEC4"/>
-          <w:sz w:val="18"/>
-          <w:szCs w:val="18"/>
-        </w:rPr>
-        <w:t># KPI: Your KPI Name</w:t>
-      </w:r>
-      <w:r>
-        <w:rPr>
-          <w:rFonts w:ascii="Helvetica" w:hAnsi="Helvetica"/>
-          <w:color w:val="BCBEC4"/>
-          <w:sz w:val="20"/>
-          <w:szCs w:val="20"/>
-        </w:rPr>
-        <w:t> is inside a function.</w:t>
-      </w:r>
-    </w:p>
-    <w:p>
-      <w:pPr>
-        <w:numPr>
-          <w:ilvl w:val="0"/>
-          <w:numId w:val="18"/>
-        </w:numPr>
-        <w:shd w:val="clear" w:color="auto" w:fill="1E1F22"/>
-        <w:spacing w:before="100" w:beforeAutospacing="1" w:after="100" w:afterAutospacing="1"/>
-        <w:rPr>
-          <w:rFonts w:ascii="Helvetica" w:hAnsi="Helvetica"/>
-          <w:color w:val="BCBEC4"/>
-          <w:sz w:val="20"/>
-          <w:szCs w:val="20"/>
-        </w:rPr>
-      </w:pPr>
-      <w:r>
-        <w:rPr>
-          <w:rFonts w:ascii="Helvetica" w:hAnsi="Helvetica"/>
-          <w:color w:val="BCBEC4"/>
-          <w:sz w:val="20"/>
-          <w:szCs w:val="20"/>
-        </w:rPr>
-        <w:t xml:space="preserve">Broken LaTeX </w:t>
-      </w:r>
-      <w:r>
-        <w:rPr>
-          <w:color w:val="BCBEC4"/>
-          <w:sz w:val="20"/>
-          <w:szCs w:val="20"/>
-        </w:rPr>
-        <w:t>→</w:t>
-      </w:r>
-      <w:r>
-        <w:rPr>
-          <w:rFonts w:ascii="Helvetica" w:hAnsi="Helvetica"/>
-          <w:color w:val="BCBEC4"/>
-          <w:sz w:val="20"/>
-          <w:szCs w:val="20"/>
-        </w:rPr>
-        <w:t xml:space="preserve"> check expressions or open an issue with the example.</w:t>
-      </w:r>
-    </w:p>
-    <w:p>
-      <w:pPr>
-        <w:pStyle w:val="Heading2"/>
-        <w:shd w:val="clear" w:color="auto" w:fill="1E1F22"/>
-        <w:spacing w:before="240" w:after="240"/>
-        <w:rPr>
-          <w:rFonts w:ascii="Helvetica" w:hAnsi="Helvetica"/>
-          <w:color w:val="BCBEC4"/>
-          <w:sz w:val="43"/>
-          <w:szCs w:val="43"/>
-        </w:rPr>
-      </w:pPr>
-      <w:r>
-        <w:rPr>
-          <w:rFonts w:ascii="Helvetica" w:hAnsi="Helvetica"/>
-          <w:color w:val="BCBEC4"/>
-          <w:sz w:val="43"/>
-          <w:szCs w:val="43"/>
-        </w:rPr>
-        <w:t>Example KPIs</w:t>
-      </w:r>
-    </w:p>
-    <w:p>
-      <w:pPr>
-        <w:numPr>
-          <w:ilvl w:val="0"/>
-          <w:numId w:val="19"/>
-        </w:numPr>
-        <w:shd w:val="clear" w:color="auto" w:fill="1E1F22"/>
-        <w:spacing w:before="100" w:beforeAutospacing="1" w:after="100" w:afterAutospacing="1"/>
-        <w:rPr>
-          <w:rFonts w:ascii="Helvetica" w:hAnsi="Helvetica"/>
-          <w:color w:val="BCBEC4"/>
-          <w:sz w:val="20"/>
-          <w:szCs w:val="20"/>
-        </w:rPr>
-      </w:pPr>
-      <w:r>
-        <w:rPr>
-          <w:rFonts w:ascii="Helvetica" w:hAnsi="Helvetica"/>
-          <w:color w:val="BCBEC4"/>
-          <w:sz w:val="20"/>
-          <w:szCs w:val="20"/>
-        </w:rPr>
-        <w:t>Overall Equipment Effectiveness (OEE)</w:t>
-      </w:r>
-    </w:p>
-    <w:p>
-      <w:pPr>
-        <w:numPr>
-          <w:ilvl w:val="0"/>
-          <w:numId w:val="19"/>
-        </w:numPr>
-        <w:shd w:val="clear" w:color="auto" w:fill="1E1F22"/>
-        <w:spacing w:before="100" w:beforeAutospacing="1" w:after="100" w:afterAutospacing="1"/>
-        <w:rPr>
-          <w:rFonts w:ascii="Helvetica" w:hAnsi="Helvetica"/>
-          <w:color w:val="BCBEC4"/>
-          <w:sz w:val="20"/>
-          <w:szCs w:val="20"/>
-        </w:rPr>
-      </w:pPr>
-      <w:r>
-        <w:rPr>
-          <w:rFonts w:ascii="Helvetica" w:hAnsi="Helvetica"/>
-          <w:color w:val="BCBEC4"/>
-          <w:sz w:val="20"/>
-          <w:szCs w:val="20"/>
-        </w:rPr>
-        <w:t>Ethylene Yield Percentage</w:t>
-      </w:r>
-    </w:p>
-    <w:p>
-      <w:pPr>
-        <w:numPr>
-          <w:ilvl w:val="0"/>
-          <w:numId w:val="19"/>
-        </w:numPr>
-        <w:shd w:val="clear" w:color="auto" w:fill="1E1F22"/>
-        <w:spacing w:before="100" w:beforeAutospacing="1" w:after="100" w:afterAutospacing="1"/>
-        <w:rPr>
-          <w:rFonts w:ascii="Helvetica" w:hAnsi="Helvetica"/>
-          <w:color w:val="BCBEC4"/>
-          <w:sz w:val="20"/>
-          <w:szCs w:val="20"/>
-        </w:rPr>
-      </w:pPr>
-      <w:r>
-        <w:rPr>
-          <w:rFonts w:ascii="Helvetica" w:hAnsi="Helvetica"/>
-          <w:color w:val="BCBEC4"/>
-          <w:sz w:val="20"/>
-          <w:szCs w:val="20"/>
-        </w:rPr>
-        <w:t>Daily Feedstock Throughput (tons/day)</w:t>
-      </w:r>
-    </w:p>
-    <w:p>
-      <w:pPr>
-        <w:numPr>
-          <w:ilvl w:val="0"/>
-          <w:numId w:val="19"/>
-        </w:numPr>
-        <w:shd w:val="clear" w:color="auto" w:fill="1E1F22"/>
-        <w:spacing w:before="100" w:beforeAutospacing="1" w:after="100" w:afterAutospacing="1"/>
-        <w:rPr>
-          <w:rFonts w:ascii="Helvetica" w:hAnsi="Helvetica"/>
-          <w:color w:val="BCBEC4"/>
-          <w:sz w:val="20"/>
-          <w:szCs w:val="20"/>
-        </w:rPr>
-      </w:pPr>
-      <w:r>
-        <w:rPr>
-          <w:rFonts w:ascii="Helvetica" w:hAnsi="Helvetica"/>
-          <w:color w:val="BCBEC4"/>
-          <w:sz w:val="20"/>
-          <w:szCs w:val="20"/>
-        </w:rPr>
-        <w:t>Mean Time Between Failures (hours per failure)</w:t>
-      </w:r>
-    </w:p>
-    <w:p>
-      <w:pPr>
-        <w:numPr>
-          <w:ilvl w:val="0"/>
-          <w:numId w:val="19"/>
-        </w:numPr>
-        <w:shd w:val="clear" w:color="auto" w:fill="1E1F22"/>
-        <w:spacing w:before="100" w:beforeAutospacing="1" w:after="100" w:afterAutospacing="1"/>
-        <w:rPr>
-          <w:rFonts w:ascii="Helvetica" w:hAnsi="Helvetica"/>
-          <w:color w:val="BCBEC4"/>
-          <w:sz w:val="20"/>
-          <w:szCs w:val="20"/>
-        </w:rPr>
-      </w:pPr>
-      <w:r>
-        <w:rPr>
-          <w:rFonts w:ascii="Helvetica" w:hAnsi="Helvetica"/>
-          <w:color w:val="BCBEC4"/>
-          <w:sz w:val="20"/>
-          <w:szCs w:val="20"/>
-        </w:rPr>
-        <w:t>Propylene to Ethylene (P/E) Ratio</w:t>
-      </w:r>
-    </w:p>
-    <w:p>
-      <w:pPr>
-        <w:pStyle w:val="NormalWeb"/>
-        <w:shd w:val="clear" w:color="auto" w:fill="1E1F22"/>
-        <w:spacing w:before="240" w:beforeAutospacing="0" w:after="240" w:afterAutospacing="0"/>
-        <w:rPr>
-          <w:rFonts w:ascii="Helvetica" w:hAnsi="Helvetica"/>
-          <w:color w:val="BCBEC4"/>
-          <w:sz w:val="20"/>
-          <w:szCs w:val="20"/>
-        </w:rPr>
-      </w:pPr>
-      <w:r>
-        <w:rPr>
-          <w:rFonts w:ascii="Helvetica" w:hAnsi="Helvetica"/>
-          <w:color w:val="BCBEC4"/>
-          <w:sz w:val="20"/>
-          <w:szCs w:val="20"/>
-        </w:rPr>
-        <w:t>Packaging (optional) If you’d like a console script named bluebook, add this to your pyproject.toml or setup.cfg. Example for setup.cfg: [metadata] name = bluebook-generator version = 1.0.0 description = AI-Powered KPI Extractor &amp; Interactive Bluebook Generator</w:t>
-      </w:r>
-    </w:p>
-    <w:p>
-      <w:pPr>
-        <w:pStyle w:val="NormalWeb"/>
-        <w:shd w:val="clear" w:color="auto" w:fill="1E1F22"/>
-        <w:spacing w:before="240" w:beforeAutospacing="0" w:after="240" w:afterAutospacing="0"/>
-        <w:rPr>
-          <w:rFonts w:ascii="Helvetica" w:hAnsi="Helvetica"/>
-          <w:color w:val="BCBEC4"/>
-          <w:sz w:val="20"/>
-          <w:szCs w:val="20"/>
-        </w:rPr>
-      </w:pPr>
-      <w:r>
-        <w:rPr>
-          <w:rFonts w:ascii="Helvetica" w:hAnsi="Helvetica"/>
-          <w:color w:val="BCBEC4"/>
-          <w:sz w:val="20"/>
-          <w:szCs w:val="20"/>
-        </w:rPr>
-        <w:t>[options] packages = find: install_requires = click jinja2 python-dotenv openai sphinx</w:t>
-      </w:r>
-    </w:p>
-    <w:p>
-      <w:pPr>
-        <w:pStyle w:val="NormalWeb"/>
-        <w:shd w:val="clear" w:color="auto" w:fill="1E1F22"/>
-        <w:spacing w:before="240" w:beforeAutospacing="0" w:after="240" w:afterAutospacing="0"/>
-        <w:rPr>
-          <w:rFonts w:ascii="Helvetica" w:hAnsi="Helvetica"/>
-          <w:color w:val="BCBEC4"/>
-          <w:sz w:val="20"/>
-          <w:szCs w:val="20"/>
-        </w:rPr>
-      </w:pPr>
-      <w:r>
-        <w:rPr>
-          <w:rFonts w:ascii="Helvetica" w:hAnsi="Helvetica"/>
-          <w:color w:val="BCBEC4"/>
-          <w:sz w:val="20"/>
-          <w:szCs w:val="20"/>
-        </w:rPr>
-        <w:t>[options.entry_points] console_scripts = bluebook = bluebook_generator.cli:main</w:t>
-      </w:r>
-    </w:p>
     <w:p/>
     <w:p>
       <w:pPr>
@@ -6907,6 +5540,7 @@
         <w:rPr>
           <w:color w:val="000000"/>
         </w:rPr>
+        <w:lastRenderedPageBreak/>
         <w:t>This diagram shows the major components of the system and their relationships.</w:t>
       </w:r>
     </w:p>
@@ -6932,7 +5566,6 @@
           <w:color w:val="000000"/>
           <w14:ligatures w14:val="standardContextual"/>
         </w:rPr>
-        <w:lastRenderedPageBreak/>
         <w:drawing>
           <wp:inline distT="0" distB="0" distL="0" distR="0" wp14:anchorId="249A72C4" wp14:editId="52A9F0DB">
             <wp:extent cx="6436242" cy="2632258"/>
@@ -6949,7 +5582,7 @@
                     <pic:cNvPicPr/>
                   </pic:nvPicPr>
                   <pic:blipFill>
-                    <a:blip r:embed="rId12">
+                    <a:blip r:embed="rId10">
                       <a:extLst>
                         <a:ext uri="{28A0092B-C50C-407E-A947-70E740481C1C}">
                           <a14:useLocalDpi xmlns:a14="http://schemas.microsoft.com/office/drawing/2010/main" val="0"/>
@@ -7919,6 +6552,7 @@
           <w:bCs/>
           <w:color w:val="000000"/>
         </w:rPr>
+        <w:lastRenderedPageBreak/>
         <w:t>templates/kpi_template.rst.j2</w:t>
       </w:r>
       <w:r>
@@ -8001,7 +6635,6 @@
         <w:rPr>
           <w:color w:val="000000"/>
         </w:rPr>
-        <w:lastRenderedPageBreak/>
         <w:t>Each KPI is rendered into</w:t>
       </w:r>
       <w:r>
@@ -8414,7 +7047,7 @@
                     <pic:cNvPicPr/>
                   </pic:nvPicPr>
                   <pic:blipFill>
-                    <a:blip r:embed="rId13">
+                    <a:blip r:embed="rId11">
                       <a:extLst>
                         <a:ext uri="{28A0092B-C50C-407E-A947-70E740481C1C}">
                           <a14:useLocalDpi xmlns:a14="http://schemas.microsoft.com/office/drawing/2010/main" val="0"/>
@@ -8529,7 +7162,6 @@
           <w:bCs/>
           <w:color w:val="000000"/>
         </w:rPr>
-        <w:lastRenderedPageBreak/>
         <w:t>High-level Components Digram</w:t>
       </w:r>
     </w:p>
@@ -8614,10 +7246,10 @@
                             </pic:cNvPicPr>
                           </pic:nvPicPr>
                           <pic:blipFill rotWithShape="1">
-                            <a:blip r:embed="rId14">
+                            <a:blip r:embed="rId12">
                               <a:extLst>
                                 <a:ext uri="{96DAC541-7B7A-43D3-8B79-37D633B846F1}">
-                                  <asvg:svgBlip xmlns:asvg="http://schemas.microsoft.com/office/drawing/2016/SVG/main" r:embed="rId15"/>
+                                  <asvg:svgBlip xmlns:asvg="http://schemas.microsoft.com/office/drawing/2016/SVG/main" r:embed="rId13"/>
                                 </a:ext>
                               </a:extLst>
                             </a:blip>
@@ -8652,10 +7284,10 @@
                             </pic:cNvPicPr>
                           </pic:nvPicPr>
                           <pic:blipFill rotWithShape="1">
-                            <a:blip r:embed="rId14">
+                            <a:blip r:embed="rId12">
                               <a:extLst>
                                 <a:ext uri="{96DAC541-7B7A-43D3-8B79-37D633B846F1}">
-                                  <asvg:svgBlip xmlns:asvg="http://schemas.microsoft.com/office/drawing/2016/SVG/main" r:embed="rId15"/>
+                                  <asvg:svgBlip xmlns:asvg="http://schemas.microsoft.com/office/drawing/2016/SVG/main" r:embed="rId13"/>
                                 </a:ext>
                               </a:extLst>
                             </a:blip>
@@ -8702,10 +7334,10 @@
                             </pic:cNvPicPr>
                           </pic:nvPicPr>
                           <pic:blipFill rotWithShape="1">
-                            <a:blip r:embed="rId14">
+                            <a:blip r:embed="rId12">
                               <a:extLst>
                                 <a:ext uri="{96DAC541-7B7A-43D3-8B79-37D633B846F1}">
-                                  <asvg:svgBlip xmlns:asvg="http://schemas.microsoft.com/office/drawing/2016/SVG/main" r:embed="rId15"/>
+                                  <asvg:svgBlip xmlns:asvg="http://schemas.microsoft.com/office/drawing/2016/SVG/main" r:embed="rId13"/>
                                 </a:ext>
                               </a:extLst>
                             </a:blip>
@@ -8740,10 +7372,10 @@
                             </pic:cNvPicPr>
                           </pic:nvPicPr>
                           <pic:blipFill rotWithShape="1">
-                            <a:blip r:embed="rId14">
+                            <a:blip r:embed="rId12">
                               <a:extLst>
                                 <a:ext uri="{96DAC541-7B7A-43D3-8B79-37D633B846F1}">
-                                  <asvg:svgBlip xmlns:asvg="http://schemas.microsoft.com/office/drawing/2016/SVG/main" r:embed="rId15"/>
+                                  <asvg:svgBlip xmlns:asvg="http://schemas.microsoft.com/office/drawing/2016/SVG/main" r:embed="rId13"/>
                                 </a:ext>
                               </a:extLst>
                             </a:blip>
@@ -8874,10 +7506,10 @@
                           </pic:cNvPicPr>
                         </pic:nvPicPr>
                         <pic:blipFill rotWithShape="1">
-                          <a:blip r:embed="rId14">
+                          <a:blip r:embed="rId12">
                             <a:extLst>
                               <a:ext uri="{96DAC541-7B7A-43D3-8B79-37D633B846F1}">
-                                <asvg:svgBlip xmlns:asvg="http://schemas.microsoft.com/office/drawing/2016/SVG/main" r:embed="rId15"/>
+                                <asvg:svgBlip xmlns:asvg="http://schemas.microsoft.com/office/drawing/2016/SVG/main" r:embed="rId13"/>
                               </a:ext>
                             </a:extLst>
                           </a:blip>
@@ -8912,10 +7544,10 @@
                           </pic:cNvPicPr>
                         </pic:nvPicPr>
                         <pic:blipFill rotWithShape="1">
-                          <a:blip r:embed="rId14">
+                          <a:blip r:embed="rId12">
                             <a:extLst>
                               <a:ext uri="{96DAC541-7B7A-43D3-8B79-37D633B846F1}">
-                                <asvg:svgBlip xmlns:asvg="http://schemas.microsoft.com/office/drawing/2016/SVG/main" r:embed="rId15"/>
+                                <asvg:svgBlip xmlns:asvg="http://schemas.microsoft.com/office/drawing/2016/SVG/main" r:embed="rId13"/>
                               </a:ext>
                             </a:extLst>
                           </a:blip>
@@ -8950,10 +7582,10 @@
                           </pic:cNvPicPr>
                         </pic:nvPicPr>
                         <pic:blipFill rotWithShape="1">
-                          <a:blip r:embed="rId14">
+                          <a:blip r:embed="rId12">
                             <a:extLst>
                               <a:ext uri="{96DAC541-7B7A-43D3-8B79-37D633B846F1}">
-                                <asvg:svgBlip xmlns:asvg="http://schemas.microsoft.com/office/drawing/2016/SVG/main" r:embed="rId15"/>
+                                <asvg:svgBlip xmlns:asvg="http://schemas.microsoft.com/office/drawing/2016/SVG/main" r:embed="rId13"/>
                               </a:ext>
                             </a:extLst>
                           </a:blip>
@@ -10949,8 +9581,16 @@
     <w:p>
       <w:pPr>
         <w:pStyle w:val="NormalWeb"/>
-      </w:pPr>
-      <w:r>
+        <w:rPr>
+          <w:b/>
+          <w:bCs/>
+        </w:rPr>
+      </w:pPr>
+      <w:r>
+        <w:rPr>
+          <w:b/>
+          <w:bCs/>
+        </w:rPr>
         <w:t>Supported sources now</w:t>
       </w:r>
     </w:p>
@@ -11003,10 +9643,7 @@
         <w:t>SQL, ANSI SQL, SAP HANA SQLScript</w:t>
       </w:r>
       <w:r>
-        <w:t xml:space="preserve"> (</w:t>
-      </w:r>
-      <w:r>
-        <w:t>.sql, .pks/.pkb/.pls)</w:t>
+        <w:t xml:space="preserve"> (.sql, .pks/.pkb/.pls)</w:t>
       </w:r>
     </w:p>
     <w:p>
@@ -11081,30 +9718,6 @@
     </w:p>
     <w:p>
       <w:pPr>
-        <w:pStyle w:val="NormalWeb"/>
-      </w:pPr>
-      <w:r>
-        <w:t>If you want native .pbix and .xlsx parsing, I can add optional readers behind feature flags while keeping your current environment clea</w:t>
-      </w:r>
-      <w:r>
-        <w:t>r</w:t>
-      </w:r>
-    </w:p>
-    <w:p>
-      <w:pPr>
-        <w:pStyle w:val="NormalWeb"/>
-      </w:pPr>
-      <w:r>
-        <w:t>“add multi-language KPI scanning</w:t>
-      </w:r>
-    </w:p>
-    <w:p>
-      <w:pPr>
-        <w:spacing w:before="100" w:beforeAutospacing="1" w:after="100" w:afterAutospacing="1"/>
-      </w:pPr>
-    </w:p>
-    <w:p>
-      <w:pPr>
         <w:spacing w:before="100" w:beforeAutospacing="1" w:after="100" w:afterAutospacing="1"/>
         <w:rPr>
           <w:color w:val="000000"/>
@@ -11239,23 +9852,23 @@
         <w:spacing w:before="100" w:beforeAutospacing="1" w:after="100" w:afterAutospacing="1"/>
       </w:pPr>
       <w:r>
+        <w:t>If you prefer to show a blank comment (or a softer message) when the API call finally fails, edit the fallback in your AI generator.</w:t>
+      </w:r>
+    </w:p>
+    <w:p>
+      <w:r>
+        <w:t># ... existing code ...</w:t>
+      </w:r>
+    </w:p>
+    <w:p/>
+    <w:p>
+      <w:r>
+        <w:t xml:space="preserve">    retries = 8</w:t>
+      </w:r>
+    </w:p>
+    <w:p>
+      <w:r>
         <w:lastRenderedPageBreak/>
-        <w:t>If you prefer to show a blank comment (or a softer message) when the API call finally fails, edit the fallback in your AI generator.</w:t>
-      </w:r>
-    </w:p>
-    <w:p>
-      <w:r>
-        <w:t># ... existing code ...</w:t>
-      </w:r>
-    </w:p>
-    <w:p/>
-    <w:p>
-      <w:r>
-        <w:t xml:space="preserve">    retries = 8</w:t>
-      </w:r>
-    </w:p>
-    <w:p>
-      <w:r>
         <w:t xml:space="preserve">    delay = 8  # shorter initial delay to speed up a bit</w:t>
       </w:r>
     </w:p>
@@ -11514,7 +10127,6 @@
         <w:spacing w:before="100" w:beforeAutospacing="1" w:after="100" w:afterAutospacing="1"/>
       </w:pPr>
       <w:r>
-        <w:lastRenderedPageBreak/>
         <w:t>Reporting Source: If the text looks generic, it’s replaced with a more relevant source inferred from obvious keywords (e.g., historian, SCADA/OPC, CSV/Excel, SQL, API, sensors).</w:t>
       </w:r>
     </w:p>
@@ -13054,6 +11666,120 @@
     </w:lvl>
   </w:abstractNum>
   <w:abstractNum w:abstractNumId="11" w15:restartNumberingAfterBreak="0">
+    <w:nsid w:val="1AE916EA"/>
+    <w:multiLevelType w:val="hybridMultilevel"/>
+    <w:tmpl w:val="921253B0"/>
+    <w:lvl w:ilvl="0" w:tplc="6AAA85E8">
+      <w:numFmt w:val="bullet"/>
+      <w:lvlText w:val="•"/>
+      <w:lvlJc w:val="left"/>
+      <w:pPr>
+        <w:ind w:left="1440" w:hanging="720"/>
+      </w:pPr>
+      <w:rPr>
+        <w:rFonts w:ascii="Times New Roman" w:eastAsia="Times New Roman" w:hAnsi="Times New Roman" w:cs="Times New Roman" w:hint="default"/>
+        <w:b/>
+        <w:sz w:val="27"/>
+      </w:rPr>
+    </w:lvl>
+    <w:lvl w:ilvl="1" w:tplc="04090003" w:tentative="1">
+      <w:start w:val="1"/>
+      <w:numFmt w:val="bullet"/>
+      <w:lvlText w:val="o"/>
+      <w:lvlJc w:val="left"/>
+      <w:pPr>
+        <w:ind w:left="1800" w:hanging="360"/>
+      </w:pPr>
+      <w:rPr>
+        <w:rFonts w:ascii="Courier New" w:hAnsi="Courier New" w:cs="Courier New" w:hint="default"/>
+      </w:rPr>
+    </w:lvl>
+    <w:lvl w:ilvl="2" w:tplc="04090005" w:tentative="1">
+      <w:start w:val="1"/>
+      <w:numFmt w:val="bullet"/>
+      <w:lvlText w:val=""/>
+      <w:lvlJc w:val="left"/>
+      <w:pPr>
+        <w:ind w:left="2520" w:hanging="360"/>
+      </w:pPr>
+      <w:rPr>
+        <w:rFonts w:ascii="Wingdings" w:hAnsi="Wingdings" w:hint="default"/>
+      </w:rPr>
+    </w:lvl>
+    <w:lvl w:ilvl="3" w:tplc="04090001" w:tentative="1">
+      <w:start w:val="1"/>
+      <w:numFmt w:val="bullet"/>
+      <w:lvlText w:val=""/>
+      <w:lvlJc w:val="left"/>
+      <w:pPr>
+        <w:ind w:left="3240" w:hanging="360"/>
+      </w:pPr>
+      <w:rPr>
+        <w:rFonts w:ascii="Symbol" w:hAnsi="Symbol" w:hint="default"/>
+      </w:rPr>
+    </w:lvl>
+    <w:lvl w:ilvl="4" w:tplc="04090003" w:tentative="1">
+      <w:start w:val="1"/>
+      <w:numFmt w:val="bullet"/>
+      <w:lvlText w:val="o"/>
+      <w:lvlJc w:val="left"/>
+      <w:pPr>
+        <w:ind w:left="3960" w:hanging="360"/>
+      </w:pPr>
+      <w:rPr>
+        <w:rFonts w:ascii="Courier New" w:hAnsi="Courier New" w:cs="Courier New" w:hint="default"/>
+      </w:rPr>
+    </w:lvl>
+    <w:lvl w:ilvl="5" w:tplc="04090005" w:tentative="1">
+      <w:start w:val="1"/>
+      <w:numFmt w:val="bullet"/>
+      <w:lvlText w:val=""/>
+      <w:lvlJc w:val="left"/>
+      <w:pPr>
+        <w:ind w:left="4680" w:hanging="360"/>
+      </w:pPr>
+      <w:rPr>
+        <w:rFonts w:ascii="Wingdings" w:hAnsi="Wingdings" w:hint="default"/>
+      </w:rPr>
+    </w:lvl>
+    <w:lvl w:ilvl="6" w:tplc="04090001" w:tentative="1">
+      <w:start w:val="1"/>
+      <w:numFmt w:val="bullet"/>
+      <w:lvlText w:val=""/>
+      <w:lvlJc w:val="left"/>
+      <w:pPr>
+        <w:ind w:left="5400" w:hanging="360"/>
+      </w:pPr>
+      <w:rPr>
+        <w:rFonts w:ascii="Symbol" w:hAnsi="Symbol" w:hint="default"/>
+      </w:rPr>
+    </w:lvl>
+    <w:lvl w:ilvl="7" w:tplc="04090003" w:tentative="1">
+      <w:start w:val="1"/>
+      <w:numFmt w:val="bullet"/>
+      <w:lvlText w:val="o"/>
+      <w:lvlJc w:val="left"/>
+      <w:pPr>
+        <w:ind w:left="6120" w:hanging="360"/>
+      </w:pPr>
+      <w:rPr>
+        <w:rFonts w:ascii="Courier New" w:hAnsi="Courier New" w:cs="Courier New" w:hint="default"/>
+      </w:rPr>
+    </w:lvl>
+    <w:lvl w:ilvl="8" w:tplc="04090005" w:tentative="1">
+      <w:start w:val="1"/>
+      <w:numFmt w:val="bullet"/>
+      <w:lvlText w:val=""/>
+      <w:lvlJc w:val="left"/>
+      <w:pPr>
+        <w:ind w:left="6840" w:hanging="360"/>
+      </w:pPr>
+      <w:rPr>
+        <w:rFonts w:ascii="Wingdings" w:hAnsi="Wingdings" w:hint="default"/>
+      </w:rPr>
+    </w:lvl>
+  </w:abstractNum>
+  <w:abstractNum w:abstractNumId="12" w15:restartNumberingAfterBreak="0">
     <w:nsid w:val="1D586067"/>
     <w:multiLevelType w:val="multilevel"/>
     <w:tmpl w:val="13F03DC0"/>
@@ -13202,7 +11928,7 @@
       </w:rPr>
     </w:lvl>
   </w:abstractNum>
-  <w:abstractNum w:abstractNumId="12" w15:restartNumberingAfterBreak="0">
+  <w:abstractNum w:abstractNumId="13" w15:restartNumberingAfterBreak="0">
     <w:nsid w:val="22E15A75"/>
     <w:multiLevelType w:val="multilevel"/>
     <w:tmpl w:val="F6FA9E34"/>
@@ -13351,7 +12077,7 @@
       </w:rPr>
     </w:lvl>
   </w:abstractNum>
-  <w:abstractNum w:abstractNumId="13" w15:restartNumberingAfterBreak="0">
+  <w:abstractNum w:abstractNumId="14" w15:restartNumberingAfterBreak="0">
     <w:nsid w:val="27B86D7C"/>
     <w:multiLevelType w:val="multilevel"/>
     <w:tmpl w:val="E0F82940"/>
@@ -13500,7 +12226,7 @@
       </w:rPr>
     </w:lvl>
   </w:abstractNum>
-  <w:abstractNum w:abstractNumId="14" w15:restartNumberingAfterBreak="0">
+  <w:abstractNum w:abstractNumId="15" w15:restartNumberingAfterBreak="0">
     <w:nsid w:val="31233DCE"/>
     <w:multiLevelType w:val="multilevel"/>
     <w:tmpl w:val="6B6C8ECA"/>
@@ -13649,7 +12375,7 @@
       </w:rPr>
     </w:lvl>
   </w:abstractNum>
-  <w:abstractNum w:abstractNumId="15" w15:restartNumberingAfterBreak="0">
+  <w:abstractNum w:abstractNumId="16" w15:restartNumberingAfterBreak="0">
     <w:nsid w:val="315C629A"/>
     <w:multiLevelType w:val="multilevel"/>
     <w:tmpl w:val="EF8A23D0"/>
@@ -13798,7 +12524,7 @@
       </w:rPr>
     </w:lvl>
   </w:abstractNum>
-  <w:abstractNum w:abstractNumId="16" w15:restartNumberingAfterBreak="0">
+  <w:abstractNum w:abstractNumId="17" w15:restartNumberingAfterBreak="0">
     <w:nsid w:val="327F682E"/>
     <w:multiLevelType w:val="multilevel"/>
     <w:tmpl w:val="F2F06D80"/>
@@ -13947,7 +12673,7 @@
       </w:rPr>
     </w:lvl>
   </w:abstractNum>
-  <w:abstractNum w:abstractNumId="17" w15:restartNumberingAfterBreak="0">
+  <w:abstractNum w:abstractNumId="18" w15:restartNumberingAfterBreak="0">
     <w:nsid w:val="3879310B"/>
     <w:multiLevelType w:val="multilevel"/>
     <w:tmpl w:val="6C542C40"/>
@@ -14068,7 +12794,7 @@
       </w:pPr>
     </w:lvl>
   </w:abstractNum>
-  <w:abstractNum w:abstractNumId="18" w15:restartNumberingAfterBreak="0">
+  <w:abstractNum w:abstractNumId="19" w15:restartNumberingAfterBreak="0">
     <w:nsid w:val="38CD4E20"/>
     <w:multiLevelType w:val="hybridMultilevel"/>
     <w:tmpl w:val="FE92CB46"/>
@@ -14157,7 +12883,7 @@
       </w:pPr>
     </w:lvl>
   </w:abstractNum>
-  <w:abstractNum w:abstractNumId="19" w15:restartNumberingAfterBreak="0">
+  <w:abstractNum w:abstractNumId="20" w15:restartNumberingAfterBreak="0">
     <w:nsid w:val="3BE86B02"/>
     <w:multiLevelType w:val="multilevel"/>
     <w:tmpl w:val="CE3C56B4"/>
@@ -14306,7 +13032,7 @@
       </w:rPr>
     </w:lvl>
   </w:abstractNum>
-  <w:abstractNum w:abstractNumId="20" w15:restartNumberingAfterBreak="0">
+  <w:abstractNum w:abstractNumId="21" w15:restartNumberingAfterBreak="0">
     <w:nsid w:val="3D645FE0"/>
     <w:multiLevelType w:val="multilevel"/>
     <w:tmpl w:val="C26059D8"/>
@@ -14455,7 +13181,7 @@
       </w:rPr>
     </w:lvl>
   </w:abstractNum>
-  <w:abstractNum w:abstractNumId="21" w15:restartNumberingAfterBreak="0">
+  <w:abstractNum w:abstractNumId="22" w15:restartNumberingAfterBreak="0">
     <w:nsid w:val="429049C5"/>
     <w:multiLevelType w:val="multilevel"/>
     <w:tmpl w:val="BFEA140C"/>
@@ -14604,7 +13330,7 @@
       </w:rPr>
     </w:lvl>
   </w:abstractNum>
-  <w:abstractNum w:abstractNumId="22" w15:restartNumberingAfterBreak="0">
+  <w:abstractNum w:abstractNumId="23" w15:restartNumberingAfterBreak="0">
     <w:nsid w:val="43C050C0"/>
     <w:multiLevelType w:val="multilevel"/>
     <w:tmpl w:val="1D7EEA66"/>
@@ -14717,7 +13443,7 @@
       </w:pPr>
     </w:lvl>
   </w:abstractNum>
-  <w:abstractNum w:abstractNumId="23" w15:restartNumberingAfterBreak="0">
+  <w:abstractNum w:abstractNumId="24" w15:restartNumberingAfterBreak="0">
     <w:nsid w:val="47901A4B"/>
     <w:multiLevelType w:val="multilevel"/>
     <w:tmpl w:val="6102DFBE"/>
@@ -14830,7 +13556,7 @@
       </w:pPr>
     </w:lvl>
   </w:abstractNum>
-  <w:abstractNum w:abstractNumId="24" w15:restartNumberingAfterBreak="0">
+  <w:abstractNum w:abstractNumId="25" w15:restartNumberingAfterBreak="0">
     <w:nsid w:val="4926073A"/>
     <w:multiLevelType w:val="multilevel"/>
     <w:tmpl w:val="B61E35B4"/>
@@ -14979,7 +13705,7 @@
       </w:rPr>
     </w:lvl>
   </w:abstractNum>
-  <w:abstractNum w:abstractNumId="25" w15:restartNumberingAfterBreak="0">
+  <w:abstractNum w:abstractNumId="26" w15:restartNumberingAfterBreak="0">
     <w:nsid w:val="499D441F"/>
     <w:multiLevelType w:val="multilevel"/>
     <w:tmpl w:val="26E6B63E"/>
@@ -15128,7 +13854,7 @@
       </w:rPr>
     </w:lvl>
   </w:abstractNum>
-  <w:abstractNum w:abstractNumId="26" w15:restartNumberingAfterBreak="0">
+  <w:abstractNum w:abstractNumId="27" w15:restartNumberingAfterBreak="0">
     <w:nsid w:val="49DC51E6"/>
     <w:multiLevelType w:val="multilevel"/>
     <w:tmpl w:val="667C2FD8"/>
@@ -15277,7 +14003,7 @@
       </w:rPr>
     </w:lvl>
   </w:abstractNum>
-  <w:abstractNum w:abstractNumId="27" w15:restartNumberingAfterBreak="0">
+  <w:abstractNum w:abstractNumId="28" w15:restartNumberingAfterBreak="0">
     <w:nsid w:val="4D435ACE"/>
     <w:multiLevelType w:val="multilevel"/>
     <w:tmpl w:val="D004AF48"/>
@@ -15426,7 +14152,7 @@
       </w:rPr>
     </w:lvl>
   </w:abstractNum>
-  <w:abstractNum w:abstractNumId="28" w15:restartNumberingAfterBreak="0">
+  <w:abstractNum w:abstractNumId="29" w15:restartNumberingAfterBreak="0">
     <w:nsid w:val="4D7E1D67"/>
     <w:multiLevelType w:val="multilevel"/>
     <w:tmpl w:val="46082404"/>
@@ -15539,7 +14265,7 @@
       </w:pPr>
     </w:lvl>
   </w:abstractNum>
-  <w:abstractNum w:abstractNumId="29" w15:restartNumberingAfterBreak="0">
+  <w:abstractNum w:abstractNumId="30" w15:restartNumberingAfterBreak="0">
     <w:nsid w:val="50B621E8"/>
     <w:multiLevelType w:val="multilevel"/>
     <w:tmpl w:val="D77E837C"/>
@@ -15688,7 +14414,7 @@
       </w:rPr>
     </w:lvl>
   </w:abstractNum>
-  <w:abstractNum w:abstractNumId="30" w15:restartNumberingAfterBreak="0">
+  <w:abstractNum w:abstractNumId="31" w15:restartNumberingAfterBreak="0">
     <w:nsid w:val="50FC22B1"/>
     <w:multiLevelType w:val="multilevel"/>
     <w:tmpl w:val="3BE06AE4"/>
@@ -15837,11 +14563,11 @@
       </w:rPr>
     </w:lvl>
   </w:abstractNum>
-  <w:abstractNum w:abstractNumId="31" w15:restartNumberingAfterBreak="0">
+  <w:abstractNum w:abstractNumId="32" w15:restartNumberingAfterBreak="0">
     <w:nsid w:val="55352C56"/>
-    <w:multiLevelType w:val="hybridMultilevel"/>
-    <w:tmpl w:val="C17AF468"/>
-    <w:lvl w:ilvl="0" w:tplc="0409000F">
+    <w:multiLevelType w:val="multilevel"/>
+    <w:tmpl w:val="AB62844A"/>
+    <w:lvl w:ilvl="0">
       <w:start w:val="1"/>
       <w:numFmt w:val="decimal"/>
       <w:lvlText w:val="%1."/>
@@ -15853,80 +14579,112 @@
         <w:rFonts w:hint="default"/>
       </w:rPr>
     </w:lvl>
-    <w:lvl w:ilvl="1" w:tplc="04090019" w:tentative="1">
-      <w:start w:val="1"/>
-      <w:numFmt w:val="lowerLetter"/>
-      <w:lvlText w:val="%2."/>
-      <w:lvlJc w:val="left"/>
-      <w:pPr>
-        <w:ind w:left="1440" w:hanging="360"/>
-      </w:pPr>
-    </w:lvl>
-    <w:lvl w:ilvl="2" w:tplc="0409001B" w:tentative="1">
-      <w:start w:val="1"/>
-      <w:numFmt w:val="lowerRoman"/>
-      <w:lvlText w:val="%3."/>
-      <w:lvlJc w:val="right"/>
-      <w:pPr>
-        <w:ind w:left="2160" w:hanging="180"/>
-      </w:pPr>
-    </w:lvl>
-    <w:lvl w:ilvl="3" w:tplc="0409000F" w:tentative="1">
+    <w:lvl w:ilvl="1">
       <w:start w:val="1"/>
       <w:numFmt w:val="decimal"/>
-      <w:lvlText w:val="%4."/>
-      <w:lvlJc w:val="left"/>
-      <w:pPr>
-        <w:ind w:left="2880" w:hanging="360"/>
-      </w:pPr>
-    </w:lvl>
-    <w:lvl w:ilvl="4" w:tplc="04090019" w:tentative="1">
-      <w:start w:val="1"/>
-      <w:numFmt w:val="lowerLetter"/>
-      <w:lvlText w:val="%5."/>
-      <w:lvlJc w:val="left"/>
-      <w:pPr>
-        <w:ind w:left="3600" w:hanging="360"/>
-      </w:pPr>
-    </w:lvl>
-    <w:lvl w:ilvl="5" w:tplc="0409001B" w:tentative="1">
-      <w:start w:val="1"/>
-      <w:numFmt w:val="lowerRoman"/>
-      <w:lvlText w:val="%6."/>
-      <w:lvlJc w:val="right"/>
-      <w:pPr>
-        <w:ind w:left="4320" w:hanging="180"/>
-      </w:pPr>
-    </w:lvl>
-    <w:lvl w:ilvl="6" w:tplc="0409000F" w:tentative="1">
+      <w:isLgl/>
+      <w:lvlText w:val="%1.%2"/>
+      <w:lvlJc w:val="left"/>
+      <w:pPr>
+        <w:ind w:left="1080" w:hanging="360"/>
+      </w:pPr>
+      <w:rPr>
+        <w:rFonts w:hint="default"/>
+      </w:rPr>
+    </w:lvl>
+    <w:lvl w:ilvl="2">
       <w:start w:val="1"/>
       <w:numFmt w:val="decimal"/>
-      <w:lvlText w:val="%7."/>
-      <w:lvlJc w:val="left"/>
-      <w:pPr>
-        <w:ind w:left="5040" w:hanging="360"/>
-      </w:pPr>
-    </w:lvl>
-    <w:lvl w:ilvl="7" w:tplc="04090019" w:tentative="1">
-      <w:start w:val="1"/>
-      <w:numFmt w:val="lowerLetter"/>
-      <w:lvlText w:val="%8."/>
-      <w:lvlJc w:val="left"/>
-      <w:pPr>
-        <w:ind w:left="5760" w:hanging="360"/>
-      </w:pPr>
-    </w:lvl>
-    <w:lvl w:ilvl="8" w:tplc="0409001B" w:tentative="1">
-      <w:start w:val="1"/>
-      <w:numFmt w:val="lowerRoman"/>
-      <w:lvlText w:val="%9."/>
-      <w:lvlJc w:val="right"/>
-      <w:pPr>
-        <w:ind w:left="6480" w:hanging="180"/>
-      </w:pPr>
+      <w:isLgl/>
+      <w:lvlText w:val="%1.%2.%3"/>
+      <w:lvlJc w:val="left"/>
+      <w:pPr>
+        <w:ind w:left="1800" w:hanging="720"/>
+      </w:pPr>
+      <w:rPr>
+        <w:rFonts w:hint="default"/>
+      </w:rPr>
+    </w:lvl>
+    <w:lvl w:ilvl="3">
+      <w:start w:val="1"/>
+      <w:numFmt w:val="decimal"/>
+      <w:isLgl/>
+      <w:lvlText w:val="%1.%2.%3.%4"/>
+      <w:lvlJc w:val="left"/>
+      <w:pPr>
+        <w:ind w:left="2520" w:hanging="1080"/>
+      </w:pPr>
+      <w:rPr>
+        <w:rFonts w:hint="default"/>
+      </w:rPr>
+    </w:lvl>
+    <w:lvl w:ilvl="4">
+      <w:start w:val="1"/>
+      <w:numFmt w:val="decimal"/>
+      <w:isLgl/>
+      <w:lvlText w:val="%1.%2.%3.%4.%5"/>
+      <w:lvlJc w:val="left"/>
+      <w:pPr>
+        <w:ind w:left="2880" w:hanging="1080"/>
+      </w:pPr>
+      <w:rPr>
+        <w:rFonts w:hint="default"/>
+      </w:rPr>
+    </w:lvl>
+    <w:lvl w:ilvl="5">
+      <w:start w:val="1"/>
+      <w:numFmt w:val="decimal"/>
+      <w:isLgl/>
+      <w:lvlText w:val="%1.%2.%3.%4.%5.%6"/>
+      <w:lvlJc w:val="left"/>
+      <w:pPr>
+        <w:ind w:left="3600" w:hanging="1440"/>
+      </w:pPr>
+      <w:rPr>
+        <w:rFonts w:hint="default"/>
+      </w:rPr>
+    </w:lvl>
+    <w:lvl w:ilvl="6">
+      <w:start w:val="1"/>
+      <w:numFmt w:val="decimal"/>
+      <w:isLgl/>
+      <w:lvlText w:val="%1.%2.%3.%4.%5.%6.%7"/>
+      <w:lvlJc w:val="left"/>
+      <w:pPr>
+        <w:ind w:left="3960" w:hanging="1440"/>
+      </w:pPr>
+      <w:rPr>
+        <w:rFonts w:hint="default"/>
+      </w:rPr>
+    </w:lvl>
+    <w:lvl w:ilvl="7">
+      <w:start w:val="1"/>
+      <w:numFmt w:val="decimal"/>
+      <w:isLgl/>
+      <w:lvlText w:val="%1.%2.%3.%4.%5.%6.%7.%8"/>
+      <w:lvlJc w:val="left"/>
+      <w:pPr>
+        <w:ind w:left="4680" w:hanging="1800"/>
+      </w:pPr>
+      <w:rPr>
+        <w:rFonts w:hint="default"/>
+      </w:rPr>
+    </w:lvl>
+    <w:lvl w:ilvl="8">
+      <w:start w:val="1"/>
+      <w:numFmt w:val="decimal"/>
+      <w:isLgl/>
+      <w:lvlText w:val="%1.%2.%3.%4.%5.%6.%7.%8.%9"/>
+      <w:lvlJc w:val="left"/>
+      <w:pPr>
+        <w:ind w:left="5040" w:hanging="1800"/>
+      </w:pPr>
+      <w:rPr>
+        <w:rFonts w:hint="default"/>
+      </w:rPr>
     </w:lvl>
   </w:abstractNum>
-  <w:abstractNum w:abstractNumId="32" w15:restartNumberingAfterBreak="0">
+  <w:abstractNum w:abstractNumId="33" w15:restartNumberingAfterBreak="0">
     <w:nsid w:val="56FB2A2B"/>
     <w:multiLevelType w:val="multilevel"/>
     <w:tmpl w:val="D28E48CE"/>
@@ -16039,7 +14797,7 @@
       </w:pPr>
     </w:lvl>
   </w:abstractNum>
-  <w:abstractNum w:abstractNumId="33" w15:restartNumberingAfterBreak="0">
+  <w:abstractNum w:abstractNumId="34" w15:restartNumberingAfterBreak="0">
     <w:nsid w:val="5EED0403"/>
     <w:multiLevelType w:val="multilevel"/>
     <w:tmpl w:val="0E924536"/>
@@ -16188,7 +14946,7 @@
       </w:rPr>
     </w:lvl>
   </w:abstractNum>
-  <w:abstractNum w:abstractNumId="34" w15:restartNumberingAfterBreak="0">
+  <w:abstractNum w:abstractNumId="35" w15:restartNumberingAfterBreak="0">
     <w:nsid w:val="5F5C0673"/>
     <w:multiLevelType w:val="multilevel"/>
     <w:tmpl w:val="28A479CC"/>
@@ -16301,7 +15059,7 @@
       </w:pPr>
     </w:lvl>
   </w:abstractNum>
-  <w:abstractNum w:abstractNumId="35" w15:restartNumberingAfterBreak="0">
+  <w:abstractNum w:abstractNumId="36" w15:restartNumberingAfterBreak="0">
     <w:nsid w:val="623301C8"/>
     <w:multiLevelType w:val="multilevel"/>
     <w:tmpl w:val="EC78776C"/>
@@ -16450,7 +15208,7 @@
       </w:rPr>
     </w:lvl>
   </w:abstractNum>
-  <w:abstractNum w:abstractNumId="36" w15:restartNumberingAfterBreak="0">
+  <w:abstractNum w:abstractNumId="37" w15:restartNumberingAfterBreak="0">
     <w:nsid w:val="6FBD64E7"/>
     <w:multiLevelType w:val="multilevel"/>
     <w:tmpl w:val="8FB47834"/>
@@ -16599,7 +15357,7 @@
       </w:rPr>
     </w:lvl>
   </w:abstractNum>
-  <w:abstractNum w:abstractNumId="37" w15:restartNumberingAfterBreak="0">
+  <w:abstractNum w:abstractNumId="38" w15:restartNumberingAfterBreak="0">
     <w:nsid w:val="73486126"/>
     <w:multiLevelType w:val="multilevel"/>
     <w:tmpl w:val="7CF67BF4"/>
@@ -16748,7 +15506,7 @@
       </w:rPr>
     </w:lvl>
   </w:abstractNum>
-  <w:abstractNum w:abstractNumId="38" w15:restartNumberingAfterBreak="0">
+  <w:abstractNum w:abstractNumId="39" w15:restartNumberingAfterBreak="0">
     <w:nsid w:val="76DE677B"/>
     <w:multiLevelType w:val="multilevel"/>
     <w:tmpl w:val="2F66EBD0"/>
@@ -16897,7 +15655,7 @@
       </w:rPr>
     </w:lvl>
   </w:abstractNum>
-  <w:abstractNum w:abstractNumId="39" w15:restartNumberingAfterBreak="0">
+  <w:abstractNum w:abstractNumId="40" w15:restartNumberingAfterBreak="0">
     <w:nsid w:val="77F430F6"/>
     <w:multiLevelType w:val="hybridMultilevel"/>
     <w:tmpl w:val="E3B88D80"/>
@@ -16986,7 +15744,7 @@
       </w:pPr>
     </w:lvl>
   </w:abstractNum>
-  <w:abstractNum w:abstractNumId="40" w15:restartNumberingAfterBreak="0">
+  <w:abstractNum w:abstractNumId="41" w15:restartNumberingAfterBreak="0">
     <w:nsid w:val="77FB2860"/>
     <w:multiLevelType w:val="multilevel"/>
     <w:tmpl w:val="4770F676"/>
@@ -17135,7 +15893,7 @@
       </w:rPr>
     </w:lvl>
   </w:abstractNum>
-  <w:abstractNum w:abstractNumId="41" w15:restartNumberingAfterBreak="0">
+  <w:abstractNum w:abstractNumId="42" w15:restartNumberingAfterBreak="0">
     <w:nsid w:val="78262756"/>
     <w:multiLevelType w:val="multilevel"/>
     <w:tmpl w:val="B3320FAC"/>
@@ -17248,7 +16006,7 @@
       </w:pPr>
     </w:lvl>
   </w:abstractNum>
-  <w:abstractNum w:abstractNumId="42" w15:restartNumberingAfterBreak="0">
+  <w:abstractNum w:abstractNumId="43" w15:restartNumberingAfterBreak="0">
     <w:nsid w:val="7A0155EA"/>
     <w:multiLevelType w:val="multilevel"/>
     <w:tmpl w:val="73005E7A"/>
@@ -17361,7 +16119,209 @@
       </w:pPr>
     </w:lvl>
   </w:abstractNum>
-  <w:abstractNum w:abstractNumId="43" w15:restartNumberingAfterBreak="0">
+  <w:abstractNum w:abstractNumId="44" w15:restartNumberingAfterBreak="0">
+    <w:nsid w:val="7BAF4B1A"/>
+    <w:multiLevelType w:val="hybridMultilevel"/>
+    <w:tmpl w:val="B060FB44"/>
+    <w:lvl w:ilvl="0" w:tplc="04090001">
+      <w:start w:val="1"/>
+      <w:numFmt w:val="bullet"/>
+      <w:lvlText w:val=""/>
+      <w:lvlJc w:val="left"/>
+      <w:pPr>
+        <w:ind w:left="1440" w:hanging="360"/>
+      </w:pPr>
+      <w:rPr>
+        <w:rFonts w:ascii="Symbol" w:hAnsi="Symbol" w:hint="default"/>
+      </w:rPr>
+    </w:lvl>
+    <w:lvl w:ilvl="1" w:tplc="04090003" w:tentative="1">
+      <w:start w:val="1"/>
+      <w:numFmt w:val="bullet"/>
+      <w:lvlText w:val="o"/>
+      <w:lvlJc w:val="left"/>
+      <w:pPr>
+        <w:ind w:left="2160" w:hanging="360"/>
+      </w:pPr>
+      <w:rPr>
+        <w:rFonts w:ascii="Courier New" w:hAnsi="Courier New" w:cs="Courier New" w:hint="default"/>
+      </w:rPr>
+    </w:lvl>
+    <w:lvl w:ilvl="2" w:tplc="04090005" w:tentative="1">
+      <w:start w:val="1"/>
+      <w:numFmt w:val="bullet"/>
+      <w:lvlText w:val=""/>
+      <w:lvlJc w:val="left"/>
+      <w:pPr>
+        <w:ind w:left="2880" w:hanging="360"/>
+      </w:pPr>
+      <w:rPr>
+        <w:rFonts w:ascii="Wingdings" w:hAnsi="Wingdings" w:hint="default"/>
+      </w:rPr>
+    </w:lvl>
+    <w:lvl w:ilvl="3" w:tplc="04090001" w:tentative="1">
+      <w:start w:val="1"/>
+      <w:numFmt w:val="bullet"/>
+      <w:lvlText w:val=""/>
+      <w:lvlJc w:val="left"/>
+      <w:pPr>
+        <w:ind w:left="3600" w:hanging="360"/>
+      </w:pPr>
+      <w:rPr>
+        <w:rFonts w:ascii="Symbol" w:hAnsi="Symbol" w:hint="default"/>
+      </w:rPr>
+    </w:lvl>
+    <w:lvl w:ilvl="4" w:tplc="04090003" w:tentative="1">
+      <w:start w:val="1"/>
+      <w:numFmt w:val="bullet"/>
+      <w:lvlText w:val="o"/>
+      <w:lvlJc w:val="left"/>
+      <w:pPr>
+        <w:ind w:left="4320" w:hanging="360"/>
+      </w:pPr>
+      <w:rPr>
+        <w:rFonts w:ascii="Courier New" w:hAnsi="Courier New" w:cs="Courier New" w:hint="default"/>
+      </w:rPr>
+    </w:lvl>
+    <w:lvl w:ilvl="5" w:tplc="04090005" w:tentative="1">
+      <w:start w:val="1"/>
+      <w:numFmt w:val="bullet"/>
+      <w:lvlText w:val=""/>
+      <w:lvlJc w:val="left"/>
+      <w:pPr>
+        <w:ind w:left="5040" w:hanging="360"/>
+      </w:pPr>
+      <w:rPr>
+        <w:rFonts w:ascii="Wingdings" w:hAnsi="Wingdings" w:hint="default"/>
+      </w:rPr>
+    </w:lvl>
+    <w:lvl w:ilvl="6" w:tplc="04090001" w:tentative="1">
+      <w:start w:val="1"/>
+      <w:numFmt w:val="bullet"/>
+      <w:lvlText w:val=""/>
+      <w:lvlJc w:val="left"/>
+      <w:pPr>
+        <w:ind w:left="5760" w:hanging="360"/>
+      </w:pPr>
+      <w:rPr>
+        <w:rFonts w:ascii="Symbol" w:hAnsi="Symbol" w:hint="default"/>
+      </w:rPr>
+    </w:lvl>
+    <w:lvl w:ilvl="7" w:tplc="04090003" w:tentative="1">
+      <w:start w:val="1"/>
+      <w:numFmt w:val="bullet"/>
+      <w:lvlText w:val="o"/>
+      <w:lvlJc w:val="left"/>
+      <w:pPr>
+        <w:ind w:left="6480" w:hanging="360"/>
+      </w:pPr>
+      <w:rPr>
+        <w:rFonts w:ascii="Courier New" w:hAnsi="Courier New" w:cs="Courier New" w:hint="default"/>
+      </w:rPr>
+    </w:lvl>
+    <w:lvl w:ilvl="8" w:tplc="04090005" w:tentative="1">
+      <w:start w:val="1"/>
+      <w:numFmt w:val="bullet"/>
+      <w:lvlText w:val=""/>
+      <w:lvlJc w:val="left"/>
+      <w:pPr>
+        <w:ind w:left="7200" w:hanging="360"/>
+      </w:pPr>
+      <w:rPr>
+        <w:rFonts w:ascii="Wingdings" w:hAnsi="Wingdings" w:hint="default"/>
+      </w:rPr>
+    </w:lvl>
+  </w:abstractNum>
+  <w:abstractNum w:abstractNumId="45" w15:restartNumberingAfterBreak="0">
+    <w:nsid w:val="7D3819B5"/>
+    <w:multiLevelType w:val="hybridMultilevel"/>
+    <w:tmpl w:val="CAE4149C"/>
+    <w:lvl w:ilvl="0" w:tplc="EAE4AD48">
+      <w:start w:val="1"/>
+      <w:numFmt w:val="decimal"/>
+      <w:lvlText w:val="%1."/>
+      <w:lvlJc w:val="left"/>
+      <w:pPr>
+        <w:ind w:left="1080" w:hanging="360"/>
+      </w:pPr>
+      <w:rPr>
+        <w:rFonts w:asciiTheme="majorBidi" w:hAnsiTheme="majorBidi" w:cstheme="majorBidi" w:hint="default"/>
+      </w:rPr>
+    </w:lvl>
+    <w:lvl w:ilvl="1" w:tplc="04090019" w:tentative="1">
+      <w:start w:val="1"/>
+      <w:numFmt w:val="lowerLetter"/>
+      <w:lvlText w:val="%2."/>
+      <w:lvlJc w:val="left"/>
+      <w:pPr>
+        <w:ind w:left="1800" w:hanging="360"/>
+      </w:pPr>
+    </w:lvl>
+    <w:lvl w:ilvl="2" w:tplc="0409001B" w:tentative="1">
+      <w:start w:val="1"/>
+      <w:numFmt w:val="lowerRoman"/>
+      <w:lvlText w:val="%3."/>
+      <w:lvlJc w:val="right"/>
+      <w:pPr>
+        <w:ind w:left="2520" w:hanging="180"/>
+      </w:pPr>
+    </w:lvl>
+    <w:lvl w:ilvl="3" w:tplc="0409000F" w:tentative="1">
+      <w:start w:val="1"/>
+      <w:numFmt w:val="decimal"/>
+      <w:lvlText w:val="%4."/>
+      <w:lvlJc w:val="left"/>
+      <w:pPr>
+        <w:ind w:left="3240" w:hanging="360"/>
+      </w:pPr>
+    </w:lvl>
+    <w:lvl w:ilvl="4" w:tplc="04090019" w:tentative="1">
+      <w:start w:val="1"/>
+      <w:numFmt w:val="lowerLetter"/>
+      <w:lvlText w:val="%5."/>
+      <w:lvlJc w:val="left"/>
+      <w:pPr>
+        <w:ind w:left="3960" w:hanging="360"/>
+      </w:pPr>
+    </w:lvl>
+    <w:lvl w:ilvl="5" w:tplc="0409001B" w:tentative="1">
+      <w:start w:val="1"/>
+      <w:numFmt w:val="lowerRoman"/>
+      <w:lvlText w:val="%6."/>
+      <w:lvlJc w:val="right"/>
+      <w:pPr>
+        <w:ind w:left="4680" w:hanging="180"/>
+      </w:pPr>
+    </w:lvl>
+    <w:lvl w:ilvl="6" w:tplc="0409000F" w:tentative="1">
+      <w:start w:val="1"/>
+      <w:numFmt w:val="decimal"/>
+      <w:lvlText w:val="%7."/>
+      <w:lvlJc w:val="left"/>
+      <w:pPr>
+        <w:ind w:left="5400" w:hanging="360"/>
+      </w:pPr>
+    </w:lvl>
+    <w:lvl w:ilvl="7" w:tplc="04090019" w:tentative="1">
+      <w:start w:val="1"/>
+      <w:numFmt w:val="lowerLetter"/>
+      <w:lvlText w:val="%8."/>
+      <w:lvlJc w:val="left"/>
+      <w:pPr>
+        <w:ind w:left="6120" w:hanging="360"/>
+      </w:pPr>
+    </w:lvl>
+    <w:lvl w:ilvl="8" w:tplc="0409001B" w:tentative="1">
+      <w:start w:val="1"/>
+      <w:numFmt w:val="lowerRoman"/>
+      <w:lvlText w:val="%9."/>
+      <w:lvlJc w:val="right"/>
+      <w:pPr>
+        <w:ind w:left="6840" w:hanging="180"/>
+      </w:pPr>
+    </w:lvl>
+  </w:abstractNum>
+  <w:abstractNum w:abstractNumId="46" w15:restartNumberingAfterBreak="0">
     <w:nsid w:val="7ED632BF"/>
     <w:multiLevelType w:val="multilevel"/>
     <w:tmpl w:val="F6F017CC"/>
@@ -17511,88 +16471,88 @@
     </w:lvl>
   </w:abstractNum>
   <w:num w:numId="1" w16cid:durableId="548151899">
-    <w:abstractNumId w:val="16"/>
+    <w:abstractNumId w:val="17"/>
   </w:num>
   <w:num w:numId="2" w16cid:durableId="1449006039">
-    <w:abstractNumId w:val="12"/>
+    <w:abstractNumId w:val="13"/>
   </w:num>
   <w:num w:numId="3" w16cid:durableId="31152161">
-    <w:abstractNumId w:val="28"/>
+    <w:abstractNumId w:val="29"/>
   </w:num>
   <w:num w:numId="4" w16cid:durableId="2062895452">
-    <w:abstractNumId w:val="39"/>
+    <w:abstractNumId w:val="40"/>
   </w:num>
   <w:num w:numId="5" w16cid:durableId="949896522">
-    <w:abstractNumId w:val="31"/>
+    <w:abstractNumId w:val="32"/>
   </w:num>
   <w:num w:numId="6" w16cid:durableId="543445449">
-    <w:abstractNumId w:val="14"/>
+    <w:abstractNumId w:val="15"/>
   </w:num>
   <w:num w:numId="7" w16cid:durableId="803498329">
-    <w:abstractNumId w:val="32"/>
+    <w:abstractNumId w:val="33"/>
   </w:num>
   <w:num w:numId="8" w16cid:durableId="1874151505">
-    <w:abstractNumId w:val="22"/>
+    <w:abstractNumId w:val="23"/>
   </w:num>
   <w:num w:numId="9" w16cid:durableId="705839741">
     <w:abstractNumId w:val="10"/>
   </w:num>
   <w:num w:numId="10" w16cid:durableId="1293827610">
-    <w:abstractNumId w:val="41"/>
+    <w:abstractNumId w:val="42"/>
   </w:num>
   <w:num w:numId="11" w16cid:durableId="1218130318">
-    <w:abstractNumId w:val="18"/>
+    <w:abstractNumId w:val="19"/>
   </w:num>
   <w:num w:numId="12" w16cid:durableId="336346935">
     <w:abstractNumId w:val="9"/>
   </w:num>
   <w:num w:numId="13" w16cid:durableId="767503906">
-    <w:abstractNumId w:val="43"/>
+    <w:abstractNumId w:val="46"/>
   </w:num>
   <w:num w:numId="14" w16cid:durableId="604002169">
     <w:abstractNumId w:val="7"/>
   </w:num>
   <w:num w:numId="15" w16cid:durableId="51393543">
-    <w:abstractNumId w:val="42"/>
+    <w:abstractNumId w:val="43"/>
   </w:num>
   <w:num w:numId="16" w16cid:durableId="94594747">
-    <w:abstractNumId w:val="20"/>
+    <w:abstractNumId w:val="21"/>
   </w:num>
   <w:num w:numId="17" w16cid:durableId="1947037119">
-    <w:abstractNumId w:val="36"/>
+    <w:abstractNumId w:val="37"/>
   </w:num>
   <w:num w:numId="18" w16cid:durableId="1183318972">
     <w:abstractNumId w:val="2"/>
   </w:num>
   <w:num w:numId="19" w16cid:durableId="1903708170">
-    <w:abstractNumId w:val="37"/>
+    <w:abstractNumId w:val="38"/>
   </w:num>
   <w:num w:numId="20" w16cid:durableId="242642197">
-    <w:abstractNumId w:val="17"/>
+    <w:abstractNumId w:val="18"/>
   </w:num>
   <w:num w:numId="21" w16cid:durableId="713819342">
-    <w:abstractNumId w:val="11"/>
+    <w:abstractNumId w:val="12"/>
   </w:num>
   <w:num w:numId="22" w16cid:durableId="840704383">
     <w:abstractNumId w:val="6"/>
   </w:num>
   <w:num w:numId="23" w16cid:durableId="825777938">
-    <w:abstractNumId w:val="21"/>
+    <w:abstractNumId w:val="22"/>
   </w:num>
   <w:num w:numId="24" w16cid:durableId="139881299">
-    <w:abstractNumId w:val="30"/>
+    <w:abstractNumId w:val="31"/>
   </w:num>
   <w:num w:numId="25" w16cid:durableId="1650359837">
-    <w:abstractNumId w:val="40"/>
+    <w:abstractNumId w:val="41"/>
   </w:num>
   <w:num w:numId="26" w16cid:durableId="1714816328">
+    <w:abstractNumId w:val="27"/>
+  </w:num>
+  <w:num w:numId="27" w16cid:durableId="75250526">
     <w:abstractNumId w:val="26"/>
   </w:num>
-  <w:num w:numId="27" w16cid:durableId="75250526">
+  <w:num w:numId="28" w16cid:durableId="1483691169">
     <w:abstractNumId w:val="25"/>
-  </w:num>
-  <w:num w:numId="28" w16cid:durableId="1483691169">
-    <w:abstractNumId w:val="24"/>
   </w:num>
   <w:num w:numId="29" w16cid:durableId="1360818939">
     <w:abstractNumId w:val="1"/>
@@ -17604,16 +16564,16 @@
     <w:abstractNumId w:val="0"/>
   </w:num>
   <w:num w:numId="32" w16cid:durableId="1815558953">
-    <w:abstractNumId w:val="35"/>
+    <w:abstractNumId w:val="36"/>
   </w:num>
   <w:num w:numId="33" w16cid:durableId="1074818736">
-    <w:abstractNumId w:val="33"/>
+    <w:abstractNumId w:val="34"/>
   </w:num>
   <w:num w:numId="34" w16cid:durableId="69468294">
-    <w:abstractNumId w:val="27"/>
+    <w:abstractNumId w:val="28"/>
   </w:num>
   <w:num w:numId="35" w16cid:durableId="1614632655">
-    <w:abstractNumId w:val="23"/>
+    <w:abstractNumId w:val="24"/>
   </w:num>
   <w:num w:numId="36" w16cid:durableId="1155683898">
     <w:abstractNumId w:val="3"/>
@@ -17622,25 +16582,34 @@
     <w:abstractNumId w:val="5"/>
   </w:num>
   <w:num w:numId="38" w16cid:durableId="2084138561">
-    <w:abstractNumId w:val="13"/>
+    <w:abstractNumId w:val="14"/>
   </w:num>
   <w:num w:numId="39" w16cid:durableId="2094205310">
-    <w:abstractNumId w:val="34"/>
+    <w:abstractNumId w:val="35"/>
   </w:num>
   <w:num w:numId="40" w16cid:durableId="1159228363">
-    <w:abstractNumId w:val="29"/>
+    <w:abstractNumId w:val="30"/>
   </w:num>
   <w:num w:numId="41" w16cid:durableId="514149011">
-    <w:abstractNumId w:val="15"/>
+    <w:abstractNumId w:val="16"/>
   </w:num>
   <w:num w:numId="42" w16cid:durableId="1478449399">
-    <w:abstractNumId w:val="19"/>
+    <w:abstractNumId w:val="20"/>
   </w:num>
   <w:num w:numId="43" w16cid:durableId="570316981">
-    <w:abstractNumId w:val="38"/>
+    <w:abstractNumId w:val="39"/>
   </w:num>
   <w:num w:numId="44" w16cid:durableId="1115753565">
     <w:abstractNumId w:val="8"/>
+  </w:num>
+  <w:num w:numId="45" w16cid:durableId="1879732698">
+    <w:abstractNumId w:val="44"/>
+  </w:num>
+  <w:num w:numId="46" w16cid:durableId="1144354124">
+    <w:abstractNumId w:val="11"/>
+  </w:num>
+  <w:num w:numId="47" w16cid:durableId="327056989">
+    <w:abstractNumId w:val="45"/>
   </w:num>
 </w:numbering>
 </file>

--- a/help/Technical Document.docx
+++ b/help/Technical Document.docx
@@ -447,7 +447,19 @@
         <w:rPr>
           <w:color w:val="000000"/>
         </w:rPr>
-        <w:t xml:space="preserve"> An example in shown in Figure. 1</w:t>
+        <w:t xml:space="preserve"> An example</w:t>
+      </w:r>
+      <w:r>
+        <w:rPr>
+          <w:color w:val="000000"/>
+        </w:rPr>
+        <w:t xml:space="preserve"> is</w:t>
+      </w:r>
+      <w:r>
+        <w:rPr>
+          <w:color w:val="000000"/>
+        </w:rPr>
+        <w:t xml:space="preserve"> shown in Figure. 1</w:t>
       </w:r>
       <w:r>
         <w:rPr>
@@ -1610,7 +1622,32 @@
         <w:rPr>
           <w:color w:val="000000"/>
         </w:rPr>
-        <w:t>: For each KPI found, the application sends the KPI name and its code context to the OpenAI API. The AI is tasked with generating rich, human-readable descriptions, objectives, and other metadata, which it returns in a structured JSON format.</w:t>
+        <w:t xml:space="preserve">: For each KPI found, the application </w:t>
+      </w:r>
+      <w:r>
+        <w:rPr>
+          <w:color w:val="000000"/>
+        </w:rPr>
+        <w:t xml:space="preserve">by </w:t>
+      </w:r>
+      <w:r>
+        <w:rPr>
+          <w:rFonts w:ascii="Courier New" w:hAnsi="Courier New" w:cs="Courier New"/>
+          <w:color w:val="000000"/>
+        </w:rPr>
+        <w:t>ai_generator.py</w:t>
+      </w:r>
+      <w:r>
+        <w:rPr>
+          <w:color w:val="000000"/>
+        </w:rPr>
+        <w:t xml:space="preserve"> </w:t>
+      </w:r>
+      <w:r>
+        <w:rPr>
+          <w:color w:val="000000"/>
+        </w:rPr>
+        <w:t>sends the KPI name and its code context to the OpenAI API. The AI is tasked with generating rich, human-readable descriptions, objectives, and other metadata, which it returns in a structured JSON format.</w:t>
       </w:r>
     </w:p>
     <w:p>
@@ -1809,7 +1846,27 @@
           <w:szCs w:val="27"/>
         </w:rPr>
         <w:lastRenderedPageBreak/>
-        <w:t xml:space="preserve"> The main functions in extraction and generation:</w:t>
+        <w:t xml:space="preserve"> </w:t>
+      </w:r>
+      <w:r>
+        <w:rPr>
+          <w:b/>
+          <w:bCs/>
+          <w:color w:val="000000"/>
+          <w:sz w:val="27"/>
+          <w:szCs w:val="27"/>
+        </w:rPr>
+        <w:t>Summery of</w:t>
+      </w:r>
+      <w:r>
+        <w:rPr>
+          <w:b/>
+          <w:bCs/>
+          <w:color w:val="000000"/>
+          <w:sz w:val="27"/>
+          <w:szCs w:val="27"/>
+        </w:rPr>
+        <w:t xml:space="preserve"> main functions in extraction and generation:</w:t>
       </w:r>
     </w:p>
     <w:p>
@@ -2529,11 +2586,19 @@
         </w:tabs>
         <w:rPr>
           <w:rFonts w:ascii="Courier New" w:hAnsi="Courier New" w:cs="Courier New"/>
+          <w:sz w:val="18"/>
+          <w:szCs w:val="18"/>
+        </w:rPr>
+      </w:pPr>
+      <w:r>
+        <w:rPr>
+          <w:rFonts w:ascii="Courier New" w:hAnsi="Courier New" w:cs="Courier New"/>
           <w:color w:val="000000" w:themeColor="text1"/>
           <w:sz w:val="18"/>
           <w:szCs w:val="18"/>
         </w:rPr>
-      </w:pPr>
+        <w:t xml:space="preserve">│   ├── </w:t>
+      </w:r>
       <w:r>
         <w:rPr>
           <w:rFonts w:ascii="Courier New" w:hAnsi="Courier New" w:cs="Courier New"/>
@@ -2541,7 +2606,7 @@
           <w:sz w:val="18"/>
           <w:szCs w:val="18"/>
         </w:rPr>
-        <w:t xml:space="preserve">│   └── main.py                 </w:t>
+        <w:t>parser.py</w:t>
       </w:r>
       <w:r>
         <w:rPr>
@@ -2551,6 +2616,7 @@
           <w:szCs w:val="18"/>
         </w:rPr>
         <w:tab/>
+        <w:t xml:space="preserve">  </w:t>
       </w:r>
       <w:r>
         <w:rPr>
@@ -2559,6 +2625,7 @@
           <w:sz w:val="18"/>
           <w:szCs w:val="18"/>
         </w:rPr>
+        <w:tab/>
         <w:t xml:space="preserve">  </w:t>
       </w:r>
       <w:r>
@@ -2567,7 +2634,31 @@
           <w:sz w:val="18"/>
           <w:szCs w:val="18"/>
         </w:rPr>
-        <w:t># The main logic for generating the bluebook.</w:t>
+        <w:t xml:space="preserve"># </w:t>
+      </w:r>
+      <w:r>
+        <w:rPr>
+          <w:rFonts w:ascii="Courier New" w:hAnsi="Courier New" w:cs="Courier New"/>
+          <w:sz w:val="18"/>
+          <w:szCs w:val="18"/>
+        </w:rPr>
+        <w:t>S</w:t>
+      </w:r>
+      <w:r>
+        <w:rPr>
+          <w:rFonts w:ascii="Courier New" w:hAnsi="Courier New" w:cs="Courier New"/>
+          <w:sz w:val="18"/>
+          <w:szCs w:val="18"/>
+        </w:rPr>
+        <w:t>hared expression/unwrap helpers</w:t>
+      </w:r>
+      <w:r>
+        <w:rPr>
+          <w:rFonts w:ascii="Courier New" w:hAnsi="Courier New" w:cs="Courier New"/>
+          <w:sz w:val="18"/>
+          <w:szCs w:val="18"/>
+        </w:rPr>
+        <w:t>.</w:t>
       </w:r>
     </w:p>
     <w:p>
@@ -2604,7 +2695,33 @@
           <w:sz w:val="18"/>
           <w:szCs w:val="18"/>
         </w:rPr>
-        <w:t>│</w:t>
+        <w:t xml:space="preserve">│   └── main.py                 </w:t>
+      </w:r>
+      <w:r>
+        <w:rPr>
+          <w:rFonts w:ascii="Courier New" w:hAnsi="Courier New" w:cs="Courier New"/>
+          <w:color w:val="000000" w:themeColor="text1"/>
+          <w:sz w:val="18"/>
+          <w:szCs w:val="18"/>
+        </w:rPr>
+        <w:tab/>
+      </w:r>
+      <w:r>
+        <w:rPr>
+          <w:rFonts w:ascii="Courier New" w:hAnsi="Courier New" w:cs="Courier New"/>
+          <w:color w:val="000000" w:themeColor="text1"/>
+          <w:sz w:val="18"/>
+          <w:szCs w:val="18"/>
+        </w:rPr>
+        <w:t xml:space="preserve">  </w:t>
+      </w:r>
+      <w:r>
+        <w:rPr>
+          <w:rFonts w:ascii="Courier New" w:hAnsi="Courier New" w:cs="Courier New"/>
+          <w:sz w:val="18"/>
+          <w:szCs w:val="18"/>
+        </w:rPr>
+        <w:t># The main logic for generating the bluebook.</w:t>
       </w:r>
     </w:p>
     <w:p>
@@ -2629,17 +2746,19 @@
         </w:tabs>
         <w:rPr>
           <w:rFonts w:ascii="Courier New" w:hAnsi="Courier New" w:cs="Courier New"/>
-          <w:sz w:val="18"/>
-          <w:szCs w:val="18"/>
-        </w:rPr>
-      </w:pPr>
-      <w:r>
-        <w:rPr>
-          <w:rFonts w:ascii="Courier New" w:hAnsi="Courier New" w:cs="Courier New"/>
-          <w:sz w:val="18"/>
-          <w:szCs w:val="18"/>
-        </w:rPr>
-        <w:t>├── docs/                           # The source folder for the Sphinx documentation.</w:t>
+          <w:color w:val="000000" w:themeColor="text1"/>
+          <w:sz w:val="18"/>
+          <w:szCs w:val="18"/>
+        </w:rPr>
+      </w:pPr>
+      <w:r>
+        <w:rPr>
+          <w:rFonts w:ascii="Courier New" w:hAnsi="Courier New" w:cs="Courier New"/>
+          <w:color w:val="000000" w:themeColor="text1"/>
+          <w:sz w:val="18"/>
+          <w:szCs w:val="18"/>
+        </w:rPr>
+        <w:t>│</w:t>
       </w:r>
     </w:p>
     <w:p>
@@ -2664,17 +2783,19 @@
         </w:tabs>
         <w:rPr>
           <w:rFonts w:ascii="Courier New" w:hAnsi="Courier New" w:cs="Courier New"/>
-          <w:sz w:val="18"/>
-          <w:szCs w:val="18"/>
-        </w:rPr>
-      </w:pPr>
-      <w:r>
-        <w:rPr>
-          <w:rFonts w:ascii="Courier New" w:hAnsi="Courier New" w:cs="Courier New"/>
-          <w:sz w:val="18"/>
-          <w:szCs w:val="18"/>
-        </w:rPr>
-        <w:t>│   ├── _build/                     # The final, generated HTML website appears here.</w:t>
+          <w:color w:val="000000" w:themeColor="text1"/>
+          <w:sz w:val="18"/>
+          <w:szCs w:val="18"/>
+        </w:rPr>
+      </w:pPr>
+      <w:r>
+        <w:rPr>
+          <w:rFonts w:ascii="Courier New" w:hAnsi="Courier New" w:cs="Courier New"/>
+          <w:color w:val="000000" w:themeColor="text1"/>
+          <w:sz w:val="18"/>
+          <w:szCs w:val="18"/>
+        </w:rPr>
+        <w:t>│</w:t>
       </w:r>
     </w:p>
     <w:p>
@@ -2709,7 +2830,7 @@
           <w:sz w:val="18"/>
           <w:szCs w:val="18"/>
         </w:rPr>
-        <w:t>│   ├── _static/                    # Folder for custom CSS and other static files.</w:t>
+        <w:t>├── docs/                           # The source folder for the Sphinx documentation.</w:t>
       </w:r>
     </w:p>
     <w:p>
@@ -2744,25 +2865,7 @@
           <w:sz w:val="18"/>
           <w:szCs w:val="18"/>
         </w:rPr>
-        <w:t xml:space="preserve">│   │   └── custom.css              # </w:t>
-      </w:r>
-      <w:r>
-        <w:rPr>
-          <w:rFonts w:ascii="Courier New" w:hAnsi="Courier New" w:cs="Courier New"/>
-          <w:color w:val="000000" w:themeColor="text1"/>
-          <w:sz w:val="18"/>
-          <w:szCs w:val="18"/>
-        </w:rPr>
-        <w:t>Custom styles for table formatting</w:t>
-      </w:r>
-      <w:r>
-        <w:rPr>
-          <w:rFonts w:ascii="Courier New" w:hAnsi="Courier New" w:cs="Courier New"/>
-          <w:color w:val="000000" w:themeColor="text1"/>
-          <w:sz w:val="18"/>
-          <w:szCs w:val="18"/>
-        </w:rPr>
-        <w:t>.</w:t>
+        <w:t>│   ├── _build/                     # The final, generated HTML website appears here.</w:t>
       </w:r>
     </w:p>
     <w:p>
@@ -2797,7 +2900,7 @@
           <w:sz w:val="18"/>
           <w:szCs w:val="18"/>
         </w:rPr>
-        <w:t>│   ├── conf.py                     # The main Sphinx configuration file.</w:t>
+        <w:t>│   ├── _static/                    # Folder for custom CSS and other static files.</w:t>
       </w:r>
     </w:p>
     <w:p>
@@ -2832,7 +2935,25 @@
           <w:sz w:val="18"/>
           <w:szCs w:val="18"/>
         </w:rPr>
-        <w:t>│   └── index.rst                   # The top-level page for the Sphinx site.</w:t>
+        <w:t xml:space="preserve">│   │   └── custom.css              # </w:t>
+      </w:r>
+      <w:r>
+        <w:rPr>
+          <w:rFonts w:ascii="Courier New" w:hAnsi="Courier New" w:cs="Courier New"/>
+          <w:color w:val="000000" w:themeColor="text1"/>
+          <w:sz w:val="18"/>
+          <w:szCs w:val="18"/>
+        </w:rPr>
+        <w:t>Custom styles for table formatting</w:t>
+      </w:r>
+      <w:r>
+        <w:rPr>
+          <w:rFonts w:ascii="Courier New" w:hAnsi="Courier New" w:cs="Courier New"/>
+          <w:color w:val="000000" w:themeColor="text1"/>
+          <w:sz w:val="18"/>
+          <w:szCs w:val="18"/>
+        </w:rPr>
+        <w:t>.</w:t>
       </w:r>
     </w:p>
     <w:p>
@@ -2857,19 +2978,17 @@
         </w:tabs>
         <w:rPr>
           <w:rFonts w:ascii="Courier New" w:hAnsi="Courier New" w:cs="Courier New"/>
-          <w:color w:val="000000" w:themeColor="text1"/>
-          <w:sz w:val="18"/>
-          <w:szCs w:val="18"/>
-        </w:rPr>
-      </w:pPr>
-      <w:r>
-        <w:rPr>
-          <w:rFonts w:ascii="Courier New" w:hAnsi="Courier New" w:cs="Courier New"/>
-          <w:color w:val="000000" w:themeColor="text1"/>
-          <w:sz w:val="18"/>
-          <w:szCs w:val="18"/>
-        </w:rPr>
-        <w:t>│</w:t>
+          <w:sz w:val="18"/>
+          <w:szCs w:val="18"/>
+        </w:rPr>
+      </w:pPr>
+      <w:r>
+        <w:rPr>
+          <w:rFonts w:ascii="Courier New" w:hAnsi="Courier New" w:cs="Courier New"/>
+          <w:sz w:val="18"/>
+          <w:szCs w:val="18"/>
+        </w:rPr>
+        <w:t>│   ├── conf.py                     # The main Sphinx configuration file.</w:t>
       </w:r>
     </w:p>
     <w:p>
@@ -2904,7 +3023,7 @@
           <w:sz w:val="18"/>
           <w:szCs w:val="18"/>
         </w:rPr>
-        <w:t>├── sample_project/                 # An example project to analyze.</w:t>
+        <w:t>│   └── index.rst                   # The top-level page for the Sphinx site.</w:t>
       </w:r>
     </w:p>
     <w:p>
@@ -2929,17 +3048,19 @@
         </w:tabs>
         <w:rPr>
           <w:rFonts w:ascii="Courier New" w:hAnsi="Courier New" w:cs="Courier New"/>
-          <w:sz w:val="18"/>
-          <w:szCs w:val="18"/>
-        </w:rPr>
-      </w:pPr>
-      <w:r>
-        <w:rPr>
-          <w:rFonts w:ascii="Courier New" w:hAnsi="Courier New" w:cs="Courier New"/>
-          <w:sz w:val="18"/>
-          <w:szCs w:val="18"/>
-        </w:rPr>
-        <w:t>│   ├── __init__.py</w:t>
+          <w:color w:val="000000" w:themeColor="text1"/>
+          <w:sz w:val="18"/>
+          <w:szCs w:val="18"/>
+        </w:rPr>
+      </w:pPr>
+      <w:r>
+        <w:rPr>
+          <w:rFonts w:ascii="Courier New" w:hAnsi="Courier New" w:cs="Courier New"/>
+          <w:color w:val="000000" w:themeColor="text1"/>
+          <w:sz w:val="18"/>
+          <w:szCs w:val="18"/>
+        </w:rPr>
+        <w:t>│</w:t>
       </w:r>
     </w:p>
     <w:p>
@@ -2974,7 +3095,7 @@
           <w:sz w:val="18"/>
           <w:szCs w:val="18"/>
         </w:rPr>
-        <w:t>│   ├── petrochemical_plant_operations.py # The complex test file.</w:t>
+        <w:t>├── sample_project/                 # An example project to analyze.</w:t>
       </w:r>
     </w:p>
     <w:p>
@@ -3009,7 +3130,7 @@
           <w:sz w:val="18"/>
           <w:szCs w:val="18"/>
         </w:rPr>
-        <w:t>│   └── sales_report.py             # The original simple test file.</w:t>
+        <w:t>│   ├── __init__.py</w:t>
       </w:r>
     </w:p>
     <w:p>
@@ -3034,19 +3155,17 @@
         </w:tabs>
         <w:rPr>
           <w:rFonts w:ascii="Courier New" w:hAnsi="Courier New" w:cs="Courier New"/>
-          <w:color w:val="000000" w:themeColor="text1"/>
-          <w:sz w:val="18"/>
-          <w:szCs w:val="18"/>
-        </w:rPr>
-      </w:pPr>
-      <w:r>
-        <w:rPr>
-          <w:rFonts w:ascii="Courier New" w:hAnsi="Courier New" w:cs="Courier New"/>
-          <w:color w:val="000000" w:themeColor="text1"/>
-          <w:sz w:val="18"/>
-          <w:szCs w:val="18"/>
-        </w:rPr>
-        <w:t>│</w:t>
+          <w:sz w:val="18"/>
+          <w:szCs w:val="18"/>
+        </w:rPr>
+      </w:pPr>
+      <w:r>
+        <w:rPr>
+          <w:rFonts w:ascii="Courier New" w:hAnsi="Courier New" w:cs="Courier New"/>
+          <w:sz w:val="18"/>
+          <w:szCs w:val="18"/>
+        </w:rPr>
+        <w:t>│   ├── petrochemical_plant_operations.py # The complex test file.</w:t>
       </w:r>
     </w:p>
     <w:p>
@@ -3071,43 +3190,17 @@
         </w:tabs>
         <w:rPr>
           <w:rFonts w:ascii="Courier New" w:hAnsi="Courier New" w:cs="Courier New"/>
-          <w:color w:val="000000" w:themeColor="text1"/>
-          <w:sz w:val="18"/>
-          <w:szCs w:val="18"/>
-        </w:rPr>
-      </w:pPr>
-      <w:r>
-        <w:rPr>
-          <w:rFonts w:ascii="Courier New" w:hAnsi="Courier New" w:cs="Courier New"/>
-          <w:color w:val="000000" w:themeColor="text1"/>
-          <w:sz w:val="18"/>
-          <w:szCs w:val="18"/>
-        </w:rPr>
-        <w:t xml:space="preserve">└── templates/                      # </w:t>
-      </w:r>
-      <w:r>
-        <w:rPr>
-          <w:rFonts w:ascii="Courier New" w:hAnsi="Courier New" w:cs="Courier New"/>
-          <w:sz w:val="18"/>
-          <w:szCs w:val="18"/>
-        </w:rPr>
-        <w:t>Templates for SPHINX (.rst) files</w:t>
-      </w:r>
-      <w:r>
-        <w:rPr>
-          <w:rFonts w:ascii="Courier New" w:hAnsi="Courier New" w:cs="Courier New"/>
-          <w:sz w:val="18"/>
-          <w:szCs w:val="18"/>
-        </w:rPr>
-        <w:t xml:space="preserve">, </w:t>
-      </w:r>
-      <w:r>
-        <w:rPr>
-          <w:rFonts w:ascii="Courier New" w:hAnsi="Courier New" w:cs="Courier New"/>
-          <w:sz w:val="18"/>
-          <w:szCs w:val="18"/>
-        </w:rPr>
-        <w:t>FLASK WEB UI</w:t>
+          <w:sz w:val="18"/>
+          <w:szCs w:val="18"/>
+        </w:rPr>
+      </w:pPr>
+      <w:r>
+        <w:rPr>
+          <w:rFonts w:ascii="Courier New" w:hAnsi="Courier New" w:cs="Courier New"/>
+          <w:sz w:val="18"/>
+          <w:szCs w:val="18"/>
+        </w:rPr>
+        <w:t>│   └── sales_report.py             # The original simple test file.</w:t>
       </w:r>
     </w:p>
     <w:p>
@@ -3144,33 +3237,7 @@
           <w:sz w:val="18"/>
           <w:szCs w:val="18"/>
         </w:rPr>
-        <w:t xml:space="preserve">    ├── index.html                  # </w:t>
-      </w:r>
-      <w:r>
-        <w:rPr>
-          <w:rFonts w:ascii="Courier New" w:hAnsi="Courier New" w:cs="Courier New"/>
-          <w:sz w:val="18"/>
-          <w:szCs w:val="18"/>
-        </w:rPr>
-        <w:t>The HTML for the main web interface</w:t>
-      </w:r>
-      <w:r>
-        <w:rPr>
-          <w:rFonts w:ascii="Courier New" w:hAnsi="Courier New" w:cs="Courier New"/>
-          <w:color w:val="000000" w:themeColor="text1"/>
-          <w:sz w:val="18"/>
-          <w:szCs w:val="18"/>
-        </w:rPr>
-        <w:t xml:space="preserve">. </w:t>
-      </w:r>
-      <w:r>
-        <w:rPr>
-          <w:rFonts w:ascii="Courier New" w:hAnsi="Courier New" w:cs="Courier New"/>
-          <w:color w:val="000000" w:themeColor="text1"/>
-          <w:sz w:val="18"/>
-          <w:szCs w:val="18"/>
-        </w:rPr>
-        <w:t>Flask UI</w:t>
+        <w:t>│</w:t>
       </w:r>
     </w:p>
     <w:p>
@@ -3207,277 +3274,31 @@
           <w:sz w:val="18"/>
           <w:szCs w:val="18"/>
         </w:rPr>
-        <w:t xml:space="preserve">    └── kpi_template.rst.j2</w:t>
-      </w:r>
-      <w:r>
-        <w:rPr>
-          <w:rFonts w:ascii="Courier New" w:hAnsi="Courier New" w:cs="Courier New"/>
-          <w:sz w:val="18"/>
-          <w:szCs w:val="18"/>
-        </w:rPr>
-        <w:t xml:space="preserve">   </w:t>
-      </w:r>
-      <w:r>
-        <w:rPr>
-          <w:rFonts w:ascii="Courier New" w:hAnsi="Courier New" w:cs="Courier New"/>
-          <w:sz w:val="18"/>
-          <w:szCs w:val="18"/>
-        </w:rPr>
-        <w:tab/>
-      </w:r>
-      <w:r>
-        <w:rPr>
-          <w:rFonts w:ascii="Courier New" w:hAnsi="Courier New" w:cs="Courier New"/>
-          <w:sz w:val="18"/>
-          <w:szCs w:val="18"/>
-        </w:rPr>
-        <w:t xml:space="preserve">  # The Jinja2 template for a single KPI page.</w:t>
-      </w:r>
-    </w:p>
-    <w:p/>
-    <w:p>
-      <w:pPr>
-        <w:rPr>
-          <w:highlight w:val="yellow"/>
-        </w:rPr>
-      </w:pPr>
-    </w:p>
-    <w:p>
-      <w:pPr>
-        <w:rPr>
-          <w:highlight w:val="yellow"/>
-        </w:rPr>
-      </w:pPr>
-    </w:p>
-    <w:p>
-      <w:pPr>
-        <w:rPr>
-          <w:highlight w:val="yellow"/>
-        </w:rPr>
-      </w:pPr>
-    </w:p>
-    <w:p>
-      <w:pPr>
-        <w:rPr>
-          <w:highlight w:val="yellow"/>
-        </w:rPr>
-      </w:pPr>
-    </w:p>
-    <w:p>
-      <w:pPr>
-        <w:rPr>
-          <w:highlight w:val="yellow"/>
-        </w:rPr>
-      </w:pPr>
-    </w:p>
-    <w:p>
-      <w:pPr>
-        <w:rPr>
-          <w:highlight w:val="yellow"/>
-        </w:rPr>
-      </w:pPr>
-    </w:p>
-    <w:p>
-      <w:pPr>
-        <w:rPr>
-          <w:highlight w:val="yellow"/>
-        </w:rPr>
-      </w:pPr>
-    </w:p>
-    <w:p>
-      <w:pPr>
-        <w:rPr>
-          <w:highlight w:val="yellow"/>
-        </w:rPr>
-      </w:pPr>
-    </w:p>
-    <w:p>
-      <w:pPr>
-        <w:rPr>
-          <w:highlight w:val="yellow"/>
-        </w:rPr>
-      </w:pPr>
-    </w:p>
-    <w:p>
-      <w:pPr>
-        <w:rPr>
-          <w:highlight w:val="yellow"/>
-        </w:rPr>
-      </w:pPr>
-    </w:p>
-    <w:p>
-      <w:pPr>
-        <w:rPr>
-          <w:highlight w:val="yellow"/>
-        </w:rPr>
-      </w:pPr>
-    </w:p>
-    <w:p>
-      <w:pPr>
-        <w:rPr>
-          <w:highlight w:val="yellow"/>
-        </w:rPr>
-      </w:pPr>
-    </w:p>
-    <w:p>
-      <w:pPr>
-        <w:rPr>
-          <w:highlight w:val="yellow"/>
-        </w:rPr>
-      </w:pPr>
-    </w:p>
-    <w:p>
-      <w:pPr>
-        <w:rPr>
-          <w:highlight w:val="yellow"/>
-        </w:rPr>
-      </w:pPr>
-    </w:p>
-    <w:p>
-      <w:pPr>
-        <w:rPr>
-          <w:highlight w:val="yellow"/>
-        </w:rPr>
-      </w:pPr>
-    </w:p>
-    <w:p>
-      <w:pPr>
-        <w:rPr>
-          <w:highlight w:val="yellow"/>
-        </w:rPr>
-      </w:pPr>
-    </w:p>
-    <w:p>
-      <w:pPr>
-        <w:rPr>
-          <w:highlight w:val="yellow"/>
-        </w:rPr>
-      </w:pPr>
-    </w:p>
-    <w:p>
-      <w:pPr>
-        <w:rPr>
-          <w:highlight w:val="yellow"/>
-        </w:rPr>
-      </w:pPr>
-    </w:p>
-    <w:p>
-      <w:pPr>
-        <w:rPr>
-          <w:highlight w:val="yellow"/>
-        </w:rPr>
-      </w:pPr>
-    </w:p>
-    <w:p>
-      <w:pPr>
-        <w:rPr>
-          <w:highlight w:val="yellow"/>
-        </w:rPr>
-      </w:pPr>
-    </w:p>
-    <w:p>
-      <w:pPr>
-        <w:rPr>
-          <w:highlight w:val="yellow"/>
-        </w:rPr>
-      </w:pPr>
-    </w:p>
-    <w:p>
-      <w:pPr>
-        <w:rPr>
-          <w:highlight w:val="yellow"/>
-        </w:rPr>
-      </w:pPr>
-    </w:p>
-    <w:p>
-      <w:pPr>
-        <w:rPr>
-          <w:highlight w:val="yellow"/>
-        </w:rPr>
-      </w:pPr>
-    </w:p>
-    <w:p>
-      <w:pPr>
-        <w:rPr>
-          <w:highlight w:val="yellow"/>
-        </w:rPr>
-      </w:pPr>
-    </w:p>
-    <w:p>
-      <w:pPr>
-        <w:rPr>
-          <w:highlight w:val="yellow"/>
-        </w:rPr>
-      </w:pPr>
-    </w:p>
-    <w:p>
-      <w:pPr>
-        <w:rPr>
-          <w:highlight w:val="yellow"/>
-        </w:rPr>
-      </w:pPr>
-    </w:p>
-    <w:p>
-      <w:r>
-        <w:rPr>
-          <w:highlight w:val="yellow"/>
-        </w:rPr>
-        <w:t xml:space="preserve">Option B by </w:t>
-      </w:r>
-      <w:r>
-        <w:rPr>
-          <w:highlight w:val="yellow"/>
-        </w:rPr>
-        <w:t>PyCharm</w:t>
-      </w:r>
-      <w:r>
-        <w:t xml:space="preserve"> CLI</w:t>
-      </w:r>
-    </w:p>
-    <w:p>
-      <w:pPr>
-        <w:pStyle w:val="NormalWeb"/>
-      </w:pPr>
-      <w:r>
-        <w:t>Code structure</w:t>
-      </w:r>
-    </w:p>
-    <w:p>
-      <w:pPr>
-        <w:spacing w:before="100" w:beforeAutospacing="1" w:after="100" w:afterAutospacing="1"/>
-        <w:rPr>
-          <w:color w:val="000000"/>
-        </w:rPr>
-      </w:pPr>
-      <w:r>
-        <w:rPr>
-          <w:color w:val="000000"/>
-        </w:rPr>
-        <w:t xml:space="preserve">This </w:t>
-      </w:r>
-      <w:r>
-        <w:rPr>
-          <w:color w:val="000000"/>
-        </w:rPr>
-        <w:t>section</w:t>
-      </w:r>
-      <w:r>
-        <w:rPr>
-          <w:color w:val="000000"/>
-        </w:rPr>
-        <w:t xml:space="preserve"> the definitive, </w:t>
-      </w:r>
-      <w:r>
-        <w:rPr>
-          <w:color w:val="000000"/>
-        </w:rPr>
-        <w:t>and</w:t>
-      </w:r>
-      <w:r>
-        <w:rPr>
-          <w:color w:val="000000"/>
-        </w:rPr>
-        <w:t xml:space="preserve"> functional structure for the entire project.</w:t>
+        <w:t xml:space="preserve">└── templates/                      # </w:t>
+      </w:r>
+      <w:r>
+        <w:rPr>
+          <w:rFonts w:ascii="Courier New" w:hAnsi="Courier New" w:cs="Courier New"/>
+          <w:sz w:val="18"/>
+          <w:szCs w:val="18"/>
+        </w:rPr>
+        <w:t>Templates for SPHINX (.rst) files</w:t>
+      </w:r>
+      <w:r>
+        <w:rPr>
+          <w:rFonts w:ascii="Courier New" w:hAnsi="Courier New" w:cs="Courier New"/>
+          <w:sz w:val="18"/>
+          <w:szCs w:val="18"/>
+        </w:rPr>
+        <w:t xml:space="preserve">, </w:t>
+      </w:r>
+      <w:r>
+        <w:rPr>
+          <w:rFonts w:ascii="Courier New" w:hAnsi="Courier New" w:cs="Courier New"/>
+          <w:sz w:val="18"/>
+          <w:szCs w:val="18"/>
+        </w:rPr>
+        <w:t>FLASK WEB UI</w:t>
       </w:r>
     </w:p>
     <w:p>
@@ -3514,7 +3335,15 @@
           <w:sz w:val="18"/>
           <w:szCs w:val="18"/>
         </w:rPr>
-        <w:t>AI-Powered_KPI_Extractor_Interactive_Bluebook_Generator</w:t>
+        <w:t xml:space="preserve">    ├── index.html                  # </w:t>
+      </w:r>
+      <w:r>
+        <w:rPr>
+          <w:rFonts w:ascii="Courier New" w:hAnsi="Courier New" w:cs="Courier New"/>
+          <w:sz w:val="18"/>
+          <w:szCs w:val="18"/>
+        </w:rPr>
+        <w:t>The HTML for the main web interface</w:t>
       </w:r>
       <w:r>
         <w:rPr>
@@ -3523,7 +3352,16 @@
           <w:sz w:val="18"/>
           <w:szCs w:val="18"/>
         </w:rPr>
-        <w:t>/</w:t>
+        <w:t xml:space="preserve">. </w:t>
+      </w:r>
+      <w:r>
+        <w:rPr>
+          <w:rFonts w:ascii="Courier New" w:hAnsi="Courier New" w:cs="Courier New"/>
+          <w:color w:val="000000" w:themeColor="text1"/>
+          <w:sz w:val="18"/>
+          <w:szCs w:val="18"/>
+        </w:rPr>
+        <w:t>Flask UI</w:t>
       </w:r>
     </w:p>
     <w:p>
@@ -3560,12 +3398,19 @@
           <w:sz w:val="18"/>
           <w:szCs w:val="18"/>
         </w:rPr>
-        <w:t>├── .env</w:t>
-      </w:r>
-      <w:r>
-        <w:rPr>
-          <w:rFonts w:ascii="Courier New" w:hAnsi="Courier New" w:cs="Courier New"/>
-          <w:color w:val="000000" w:themeColor="text1"/>
+        <w:t xml:space="preserve">    └── kpi_template.rst.j2</w:t>
+      </w:r>
+      <w:r>
+        <w:rPr>
+          <w:rFonts w:ascii="Courier New" w:hAnsi="Courier New" w:cs="Courier New"/>
+          <w:sz w:val="18"/>
+          <w:szCs w:val="18"/>
+        </w:rPr>
+        <w:t xml:space="preserve">   </w:t>
+      </w:r>
+      <w:r>
+        <w:rPr>
+          <w:rFonts w:ascii="Courier New" w:hAnsi="Courier New" w:cs="Courier New"/>
           <w:sz w:val="18"/>
           <w:szCs w:val="18"/>
         </w:rPr>
@@ -3574,38 +3419,242 @@
       <w:r>
         <w:rPr>
           <w:rFonts w:ascii="Courier New" w:hAnsi="Courier New" w:cs="Courier New"/>
-          <w:color w:val="000000" w:themeColor="text1"/>
-          <w:sz w:val="18"/>
-          <w:szCs w:val="18"/>
-        </w:rPr>
-        <w:tab/>
-      </w:r>
-      <w:r>
-        <w:rPr>
-          <w:rFonts w:ascii="Courier New" w:hAnsi="Courier New" w:cs="Courier New"/>
-          <w:color w:val="000000" w:themeColor="text1"/>
-          <w:sz w:val="18"/>
-          <w:szCs w:val="18"/>
-        </w:rPr>
-        <w:tab/>
-      </w:r>
-      <w:r>
-        <w:rPr>
-          <w:rFonts w:ascii="Courier New" w:hAnsi="Courier New" w:cs="Courier New"/>
-          <w:color w:val="000000" w:themeColor="text1"/>
-          <w:sz w:val="18"/>
-          <w:szCs w:val="18"/>
-        </w:rPr>
-        <w:tab/>
-        <w:t xml:space="preserve">  </w:t>
-      </w:r>
-      <w:r>
-        <w:rPr>
-          <w:rFonts w:ascii="Courier New" w:hAnsi="Courier New" w:cs="Courier New"/>
-          <w:sz w:val="18"/>
-          <w:szCs w:val="18"/>
-        </w:rPr>
-        <w:t># Stores your secret OpenAI API key.</w:t>
+          <w:sz w:val="18"/>
+          <w:szCs w:val="18"/>
+        </w:rPr>
+        <w:t xml:space="preserve">  # The Jinja2 template for a single KPI page.</w:t>
+      </w:r>
+    </w:p>
+    <w:p/>
+    <w:p>
+      <w:pPr>
+        <w:rPr>
+          <w:highlight w:val="yellow"/>
+        </w:rPr>
+      </w:pPr>
+    </w:p>
+    <w:p>
+      <w:pPr>
+        <w:rPr>
+          <w:highlight w:val="yellow"/>
+        </w:rPr>
+      </w:pPr>
+    </w:p>
+    <w:p>
+      <w:pPr>
+        <w:rPr>
+          <w:highlight w:val="yellow"/>
+        </w:rPr>
+      </w:pPr>
+    </w:p>
+    <w:p>
+      <w:pPr>
+        <w:rPr>
+          <w:highlight w:val="yellow"/>
+        </w:rPr>
+      </w:pPr>
+    </w:p>
+    <w:p>
+      <w:pPr>
+        <w:rPr>
+          <w:highlight w:val="yellow"/>
+        </w:rPr>
+      </w:pPr>
+    </w:p>
+    <w:p>
+      <w:pPr>
+        <w:rPr>
+          <w:highlight w:val="yellow"/>
+        </w:rPr>
+      </w:pPr>
+    </w:p>
+    <w:p>
+      <w:pPr>
+        <w:rPr>
+          <w:highlight w:val="yellow"/>
+        </w:rPr>
+      </w:pPr>
+    </w:p>
+    <w:p>
+      <w:pPr>
+        <w:rPr>
+          <w:highlight w:val="yellow"/>
+        </w:rPr>
+      </w:pPr>
+    </w:p>
+    <w:p>
+      <w:pPr>
+        <w:rPr>
+          <w:highlight w:val="yellow"/>
+        </w:rPr>
+      </w:pPr>
+    </w:p>
+    <w:p>
+      <w:pPr>
+        <w:rPr>
+          <w:highlight w:val="yellow"/>
+        </w:rPr>
+      </w:pPr>
+    </w:p>
+    <w:p>
+      <w:pPr>
+        <w:rPr>
+          <w:highlight w:val="yellow"/>
+        </w:rPr>
+      </w:pPr>
+    </w:p>
+    <w:p>
+      <w:pPr>
+        <w:rPr>
+          <w:highlight w:val="yellow"/>
+        </w:rPr>
+      </w:pPr>
+    </w:p>
+    <w:p>
+      <w:pPr>
+        <w:rPr>
+          <w:highlight w:val="yellow"/>
+        </w:rPr>
+      </w:pPr>
+    </w:p>
+    <w:p>
+      <w:pPr>
+        <w:rPr>
+          <w:highlight w:val="yellow"/>
+        </w:rPr>
+      </w:pPr>
+    </w:p>
+    <w:p>
+      <w:pPr>
+        <w:rPr>
+          <w:highlight w:val="yellow"/>
+        </w:rPr>
+      </w:pPr>
+    </w:p>
+    <w:p>
+      <w:pPr>
+        <w:rPr>
+          <w:highlight w:val="yellow"/>
+        </w:rPr>
+      </w:pPr>
+    </w:p>
+    <w:p>
+      <w:pPr>
+        <w:rPr>
+          <w:highlight w:val="yellow"/>
+        </w:rPr>
+      </w:pPr>
+    </w:p>
+    <w:p>
+      <w:pPr>
+        <w:rPr>
+          <w:highlight w:val="yellow"/>
+        </w:rPr>
+      </w:pPr>
+    </w:p>
+    <w:p>
+      <w:pPr>
+        <w:rPr>
+          <w:highlight w:val="yellow"/>
+        </w:rPr>
+      </w:pPr>
+    </w:p>
+    <w:p>
+      <w:pPr>
+        <w:rPr>
+          <w:highlight w:val="yellow"/>
+        </w:rPr>
+      </w:pPr>
+    </w:p>
+    <w:p>
+      <w:pPr>
+        <w:rPr>
+          <w:highlight w:val="yellow"/>
+        </w:rPr>
+      </w:pPr>
+    </w:p>
+    <w:p>
+      <w:pPr>
+        <w:rPr>
+          <w:highlight w:val="yellow"/>
+        </w:rPr>
+      </w:pPr>
+    </w:p>
+    <w:p>
+      <w:pPr>
+        <w:rPr>
+          <w:highlight w:val="yellow"/>
+        </w:rPr>
+      </w:pPr>
+    </w:p>
+    <w:p>
+      <w:pPr>
+        <w:rPr>
+          <w:highlight w:val="yellow"/>
+        </w:rPr>
+      </w:pPr>
+    </w:p>
+    <w:p>
+      <w:pPr>
+        <w:rPr>
+          <w:highlight w:val="yellow"/>
+        </w:rPr>
+      </w:pPr>
+    </w:p>
+    <w:p>
+      <w:pPr>
+        <w:rPr>
+          <w:highlight w:val="yellow"/>
+        </w:rPr>
+      </w:pPr>
+    </w:p>
+    <w:p>
+      <w:pPr>
+        <w:pStyle w:val="NormalWeb"/>
+      </w:pPr>
+      <w:r>
+        <w:t>Code structure</w:t>
+      </w:r>
+      <w:r>
+        <w:t xml:space="preserve"> if CLI is used</w:t>
+      </w:r>
+    </w:p>
+    <w:p>
+      <w:pPr>
+        <w:spacing w:before="100" w:beforeAutospacing="1" w:after="100" w:afterAutospacing="1"/>
+        <w:rPr>
+          <w:color w:val="000000"/>
+        </w:rPr>
+      </w:pPr>
+      <w:r>
+        <w:rPr>
+          <w:color w:val="000000"/>
+        </w:rPr>
+        <w:t xml:space="preserve">This </w:t>
+      </w:r>
+      <w:r>
+        <w:rPr>
+          <w:color w:val="000000"/>
+        </w:rPr>
+        <w:t>section</w:t>
+      </w:r>
+      <w:r>
+        <w:rPr>
+          <w:color w:val="000000"/>
+        </w:rPr>
+        <w:t xml:space="preserve"> the definitive, </w:t>
+      </w:r>
+      <w:r>
+        <w:rPr>
+          <w:color w:val="000000"/>
+        </w:rPr>
+        <w:t>and</w:t>
+      </w:r>
+      <w:r>
+        <w:rPr>
+          <w:color w:val="000000"/>
+        </w:rPr>
+        <w:t xml:space="preserve"> functional structure for the entire project.</w:t>
       </w:r>
     </w:p>
     <w:p>
@@ -3642,7 +3691,7 @@
           <w:sz w:val="18"/>
           <w:szCs w:val="18"/>
         </w:rPr>
-        <w:t>├── .venv/</w:t>
+        <w:t>AI-Powered_KPI_Extractor_Interactive_Bluebook_Generator</w:t>
       </w:r>
       <w:r>
         <w:rPr>
@@ -3651,34 +3700,7 @@
           <w:sz w:val="18"/>
           <w:szCs w:val="18"/>
         </w:rPr>
-        <w:tab/>
-      </w:r>
-      <w:r>
-        <w:rPr>
-          <w:rFonts w:ascii="Courier New" w:hAnsi="Courier New" w:cs="Courier New"/>
-          <w:color w:val="000000" w:themeColor="text1"/>
-          <w:sz w:val="18"/>
-          <w:szCs w:val="18"/>
-        </w:rPr>
-        <w:tab/>
-      </w:r>
-      <w:r>
-        <w:rPr>
-          <w:rFonts w:ascii="Courier New" w:hAnsi="Courier New" w:cs="Courier New"/>
-          <w:color w:val="000000" w:themeColor="text1"/>
-          <w:sz w:val="18"/>
-          <w:szCs w:val="18"/>
-        </w:rPr>
-        <w:tab/>
-        <w:t xml:space="preserve">  </w:t>
-      </w:r>
-      <w:r>
-        <w:rPr>
-          <w:rFonts w:ascii="Courier New" w:hAnsi="Courier New" w:cs="Courier New"/>
-          <w:sz w:val="18"/>
-          <w:szCs w:val="18"/>
-        </w:rPr>
-        <w:t># Your Python virtual environment folder.</w:t>
+        <w:t>/</w:t>
       </w:r>
     </w:p>
     <w:p>
@@ -3715,15 +3737,52 @@
           <w:sz w:val="18"/>
           <w:szCs w:val="18"/>
         </w:rPr>
-        <w:t xml:space="preserve">├── app.py                          </w:t>
-      </w:r>
-      <w:r>
-        <w:rPr>
-          <w:rFonts w:ascii="Courier New" w:hAnsi="Courier New" w:cs="Courier New"/>
-          <w:sz w:val="18"/>
-          <w:szCs w:val="18"/>
-        </w:rPr>
-        <w:t># The main Flask web application that you run.</w:t>
+        <w:t>├── .env</w:t>
+      </w:r>
+      <w:r>
+        <w:rPr>
+          <w:rFonts w:ascii="Courier New" w:hAnsi="Courier New" w:cs="Courier New"/>
+          <w:color w:val="000000" w:themeColor="text1"/>
+          <w:sz w:val="18"/>
+          <w:szCs w:val="18"/>
+        </w:rPr>
+        <w:tab/>
+      </w:r>
+      <w:r>
+        <w:rPr>
+          <w:rFonts w:ascii="Courier New" w:hAnsi="Courier New" w:cs="Courier New"/>
+          <w:color w:val="000000" w:themeColor="text1"/>
+          <w:sz w:val="18"/>
+          <w:szCs w:val="18"/>
+        </w:rPr>
+        <w:tab/>
+      </w:r>
+      <w:r>
+        <w:rPr>
+          <w:rFonts w:ascii="Courier New" w:hAnsi="Courier New" w:cs="Courier New"/>
+          <w:color w:val="000000" w:themeColor="text1"/>
+          <w:sz w:val="18"/>
+          <w:szCs w:val="18"/>
+        </w:rPr>
+        <w:tab/>
+      </w:r>
+      <w:r>
+        <w:rPr>
+          <w:rFonts w:ascii="Courier New" w:hAnsi="Courier New" w:cs="Courier New"/>
+          <w:color w:val="000000" w:themeColor="text1"/>
+          <w:sz w:val="18"/>
+          <w:szCs w:val="18"/>
+        </w:rPr>
+        <w:tab/>
+        <w:t xml:space="preserve">  </w:t>
+      </w:r>
+      <w:r>
+        <w:rPr>
+          <w:rFonts w:ascii="Courier New" w:hAnsi="Courier New" w:cs="Courier New"/>
+          <w:sz w:val="18"/>
+          <w:szCs w:val="18"/>
+        </w:rPr>
+        <w:t># Stores your secret OpenAI API key.</w:t>
       </w:r>
     </w:p>
     <w:p>
@@ -3760,7 +3819,16 @@
           <w:sz w:val="18"/>
           <w:szCs w:val="18"/>
         </w:rPr>
-        <w:t>├── bluebook_generator/</w:t>
+        <w:t>├── .venv/</w:t>
+      </w:r>
+      <w:r>
+        <w:rPr>
+          <w:rFonts w:ascii="Courier New" w:hAnsi="Courier New" w:cs="Courier New"/>
+          <w:color w:val="000000" w:themeColor="text1"/>
+          <w:sz w:val="18"/>
+          <w:szCs w:val="18"/>
+        </w:rPr>
+        <w:tab/>
       </w:r>
       <w:r>
         <w:rPr>
@@ -3787,7 +3855,7 @@
           <w:sz w:val="18"/>
           <w:szCs w:val="18"/>
         </w:rPr>
-        <w:t># The core Python package for the generator logic.</w:t>
+        <w:t># Your Python virtual environment folder.</w:t>
       </w:r>
     </w:p>
     <w:p>
@@ -3824,34 +3892,15 @@
           <w:sz w:val="18"/>
           <w:szCs w:val="18"/>
         </w:rPr>
-        <w:t>│   ├── __init__.py</w:t>
-      </w:r>
-      <w:r>
-        <w:rPr>
-          <w:rFonts w:ascii="Courier New" w:hAnsi="Courier New" w:cs="Courier New"/>
-          <w:color w:val="000000" w:themeColor="text1"/>
-          <w:sz w:val="18"/>
-          <w:szCs w:val="18"/>
-        </w:rPr>
-        <w:tab/>
-      </w:r>
-      <w:r>
-        <w:rPr>
-          <w:rFonts w:ascii="Courier New" w:hAnsi="Courier New" w:cs="Courier New"/>
-          <w:color w:val="000000" w:themeColor="text1"/>
-          <w:sz w:val="18"/>
-          <w:szCs w:val="18"/>
-        </w:rPr>
-        <w:tab/>
-        <w:t xml:space="preserve">  </w:t>
-      </w:r>
-      <w:r>
-        <w:rPr>
-          <w:rFonts w:ascii="Courier New" w:hAnsi="Courier New" w:cs="Courier New"/>
-          <w:sz w:val="18"/>
-          <w:szCs w:val="18"/>
-        </w:rPr>
-        <w:t># Makes this folder a Python package.</w:t>
+        <w:t xml:space="preserve">├── app.py                          </w:t>
+      </w:r>
+      <w:r>
+        <w:rPr>
+          <w:rFonts w:ascii="Courier New" w:hAnsi="Courier New" w:cs="Courier New"/>
+          <w:sz w:val="18"/>
+          <w:szCs w:val="18"/>
+        </w:rPr>
+        <w:t># The main Flask web application that you run.</w:t>
       </w:r>
     </w:p>
     <w:p>
@@ -3888,25 +3937,7 @@
           <w:sz w:val="18"/>
           <w:szCs w:val="18"/>
         </w:rPr>
-        <w:t xml:space="preserve">│   ├── </w:t>
-      </w:r>
-      <w:r>
-        <w:rPr>
-          <w:rFonts w:ascii="Courier New" w:hAnsi="Courier New" w:cs="Courier New"/>
-          <w:color w:val="000000" w:themeColor="text1"/>
-          <w:sz w:val="18"/>
-          <w:szCs w:val="18"/>
-        </w:rPr>
-        <w:t>Version</w:t>
-      </w:r>
-      <w:r>
-        <w:rPr>
-          <w:rFonts w:ascii="Courier New" w:hAnsi="Courier New" w:cs="Courier New"/>
-          <w:color w:val="000000" w:themeColor="text1"/>
-          <w:sz w:val="18"/>
-          <w:szCs w:val="18"/>
-        </w:rPr>
-        <w:t>.py</w:t>
+        <w:t>├── bluebook_generator/</w:t>
       </w:r>
       <w:r>
         <w:rPr>
@@ -3933,7 +3964,7 @@
           <w:sz w:val="18"/>
           <w:szCs w:val="18"/>
         </w:rPr>
-        <w:t xml:space="preserve"># </w:t>
+        <w:t># The core Python package for the generator logic.</w:t>
       </w:r>
     </w:p>
     <w:p>
@@ -3970,7 +4001,7 @@
           <w:sz w:val="18"/>
           <w:szCs w:val="18"/>
         </w:rPr>
-        <w:t xml:space="preserve">│   ├── </w:t>
+        <w:t>│   ├── __init__.py</w:t>
       </w:r>
       <w:r>
         <w:rPr>
@@ -3979,35 +4010,7 @@
           <w:sz w:val="18"/>
           <w:szCs w:val="18"/>
         </w:rPr>
-        <w:t>cli</w:t>
-      </w:r>
-      <w:r>
-        <w:rPr>
-          <w:rFonts w:ascii="Courier New" w:hAnsi="Courier New" w:cs="Courier New"/>
-          <w:color w:val="000000" w:themeColor="text1"/>
-          <w:sz w:val="18"/>
-          <w:szCs w:val="18"/>
-        </w:rPr>
-        <w:t>.py</w:t>
-      </w:r>
-      <w:r>
-        <w:rPr>
-          <w:rFonts w:ascii="Courier New" w:hAnsi="Courier New" w:cs="Courier New"/>
-          <w:color w:val="000000" w:themeColor="text1"/>
-          <w:sz w:val="18"/>
-          <w:szCs w:val="18"/>
-        </w:rPr>
         <w:tab/>
-      </w:r>
-      <w:r>
-        <w:rPr>
-          <w:rFonts w:ascii="Courier New" w:hAnsi="Courier New" w:cs="Courier New"/>
-          <w:color w:val="000000" w:themeColor="text1"/>
-          <w:sz w:val="18"/>
-          <w:szCs w:val="18"/>
-        </w:rPr>
-        <w:tab/>
-        <w:t xml:space="preserve"> </w:t>
       </w:r>
       <w:r>
         <w:rPr>
@@ -4025,15 +4028,7 @@
           <w:sz w:val="18"/>
           <w:szCs w:val="18"/>
         </w:rPr>
-        <w:t xml:space="preserve"># </w:t>
-      </w:r>
-      <w:r>
-        <w:rPr>
-          <w:rFonts w:ascii="Courier New" w:hAnsi="Courier New" w:cs="Courier New"/>
-          <w:sz w:val="18"/>
-          <w:szCs w:val="18"/>
-        </w:rPr>
-        <w:t>CLI entrypoint (bluebook)</w:t>
+        <w:t># Makes this folder a Python package.</w:t>
       </w:r>
     </w:p>
     <w:p>
@@ -4079,7 +4074,7 @@
           <w:sz w:val="18"/>
           <w:szCs w:val="18"/>
         </w:rPr>
-        <w:t>utils</w:t>
+        <w:t>Version</w:t>
       </w:r>
       <w:r>
         <w:rPr>
@@ -4098,16 +4093,6 @@
           <w:szCs w:val="18"/>
         </w:rPr>
         <w:tab/>
-      </w:r>
-      <w:r>
-        <w:rPr>
-          <w:rFonts w:ascii="Courier New" w:hAnsi="Courier New" w:cs="Courier New"/>
-          <w:color w:val="000000" w:themeColor="text1"/>
-          <w:sz w:val="18"/>
-          <w:szCs w:val="18"/>
-        </w:rPr>
-        <w:tab/>
-        <w:t xml:space="preserve"> </w:t>
       </w:r>
       <w:r>
         <w:rPr>
@@ -4125,23 +4110,7 @@
           <w:sz w:val="18"/>
           <w:szCs w:val="18"/>
         </w:rPr>
-        <w:t>#</w:t>
-      </w:r>
-      <w:r>
-        <w:rPr>
-          <w:rFonts w:ascii="Courier New" w:hAnsi="Courier New" w:cs="Courier New"/>
-          <w:sz w:val="18"/>
-          <w:szCs w:val="18"/>
-        </w:rPr>
-        <w:t xml:space="preserve"> </w:t>
-      </w:r>
-      <w:r>
-        <w:rPr>
-          <w:rFonts w:ascii="Courier New" w:hAnsi="Courier New" w:cs="Courier New"/>
-          <w:sz w:val="18"/>
-          <w:szCs w:val="18"/>
-        </w:rPr>
-        <w:t>Helpers (formatters, IO)</w:t>
+        <w:t xml:space="preserve"># </w:t>
       </w:r>
     </w:p>
     <w:p>
@@ -4164,16 +4133,13 @@
           <w:tab w:val="left" w:pos="13740"/>
           <w:tab w:val="left" w:pos="14656"/>
         </w:tabs>
-      </w:pPr>
-      <w:r>
         <w:rPr>
           <w:rFonts w:ascii="Courier New" w:hAnsi="Courier New" w:cs="Courier New"/>
           <w:color w:val="000000" w:themeColor="text1"/>
           <w:sz w:val="18"/>
           <w:szCs w:val="18"/>
         </w:rPr>
-        <w:t>│   ├── ai_generator.py</w:t>
-      </w:r>
+      </w:pPr>
       <w:r>
         <w:rPr>
           <w:rFonts w:ascii="Courier New" w:hAnsi="Courier New" w:cs="Courier New"/>
@@ -4181,7 +4147,44 @@
           <w:sz w:val="18"/>
           <w:szCs w:val="18"/>
         </w:rPr>
+        <w:t xml:space="preserve">│   ├── </w:t>
+      </w:r>
+      <w:r>
+        <w:rPr>
+          <w:rFonts w:ascii="Courier New" w:hAnsi="Courier New" w:cs="Courier New"/>
+          <w:color w:val="000000" w:themeColor="text1"/>
+          <w:sz w:val="18"/>
+          <w:szCs w:val="18"/>
+        </w:rPr>
+        <w:t>cli</w:t>
+      </w:r>
+      <w:r>
+        <w:rPr>
+          <w:rFonts w:ascii="Courier New" w:hAnsi="Courier New" w:cs="Courier New"/>
+          <w:color w:val="000000" w:themeColor="text1"/>
+          <w:sz w:val="18"/>
+          <w:szCs w:val="18"/>
+        </w:rPr>
+        <w:t>.py</w:t>
+      </w:r>
+      <w:r>
+        <w:rPr>
+          <w:rFonts w:ascii="Courier New" w:hAnsi="Courier New" w:cs="Courier New"/>
+          <w:color w:val="000000" w:themeColor="text1"/>
+          <w:sz w:val="18"/>
+          <w:szCs w:val="18"/>
+        </w:rPr>
         <w:tab/>
+      </w:r>
+      <w:r>
+        <w:rPr>
+          <w:rFonts w:ascii="Courier New" w:hAnsi="Courier New" w:cs="Courier New"/>
+          <w:color w:val="000000" w:themeColor="text1"/>
+          <w:sz w:val="18"/>
+          <w:szCs w:val="18"/>
+        </w:rPr>
+        <w:tab/>
+        <w:t xml:space="preserve"> </w:t>
       </w:r>
       <w:r>
         <w:rPr>
@@ -4199,10 +4202,15 @@
           <w:sz w:val="18"/>
           <w:szCs w:val="18"/>
         </w:rPr>
-        <w:t># Handles all interaction with the OpenAI API</w:t>
-      </w:r>
-      <w:r>
-        <w:t xml:space="preserve"> </w:t>
+        <w:t xml:space="preserve"># </w:t>
+      </w:r>
+      <w:r>
+        <w:rPr>
+          <w:rFonts w:ascii="Courier New" w:hAnsi="Courier New" w:cs="Courier New"/>
+          <w:sz w:val="18"/>
+          <w:szCs w:val="18"/>
+        </w:rPr>
+        <w:t>CLI entrypoint (bluebook)</w:t>
       </w:r>
     </w:p>
     <w:p>
@@ -4239,7 +4247,7 @@
           <w:sz w:val="18"/>
           <w:szCs w:val="18"/>
         </w:rPr>
-        <w:t>│</w:t>
+        <w:t xml:space="preserve">│   ├── </w:t>
       </w:r>
       <w:r>
         <w:rPr>
@@ -4248,7 +4256,7 @@
           <w:sz w:val="18"/>
           <w:szCs w:val="18"/>
         </w:rPr>
-        <w:t xml:space="preserve">   </w:t>
+        <w:t>utils</w:t>
       </w:r>
       <w:r>
         <w:rPr>
@@ -4257,32 +4265,60 @@
           <w:sz w:val="18"/>
           <w:szCs w:val="18"/>
         </w:rPr>
-        <w:t>│</w:t>
-      </w:r>
-      <w:r>
+        <w:t>.py</w:t>
+      </w:r>
+      <w:r>
+        <w:rPr>
+          <w:rFonts w:ascii="Courier New" w:hAnsi="Courier New" w:cs="Courier New"/>
+          <w:color w:val="000000" w:themeColor="text1"/>
+          <w:sz w:val="18"/>
+          <w:szCs w:val="18"/>
+        </w:rPr>
         <w:tab/>
       </w:r>
       <w:r>
+        <w:rPr>
+          <w:rFonts w:ascii="Courier New" w:hAnsi="Courier New" w:cs="Courier New"/>
+          <w:color w:val="000000" w:themeColor="text1"/>
+          <w:sz w:val="18"/>
+          <w:szCs w:val="18"/>
+        </w:rPr>
         <w:tab/>
-      </w:r>
-      <w:r>
+        <w:t xml:space="preserve"> </w:t>
+      </w:r>
+      <w:r>
+        <w:rPr>
+          <w:rFonts w:ascii="Courier New" w:hAnsi="Courier New" w:cs="Courier New"/>
+          <w:color w:val="000000" w:themeColor="text1"/>
+          <w:sz w:val="18"/>
+          <w:szCs w:val="18"/>
+        </w:rPr>
         <w:tab/>
-      </w:r>
-      <w:r>
-        <w:tab/>
-      </w:r>
-      <w:r>
-        <w:tab/>
-      </w:r>
-      <w:r>
-        <w:rPr>
-          <w:rFonts w:ascii="Courier New" w:hAnsi="Courier New" w:cs="Courier New"/>
-          <w:i/>
-          <w:iCs/>
-          <w:sz w:val="16"/>
-          <w:szCs w:val="16"/>
-        </w:rPr>
-        <w:t>AI content (text) + unit inference</w:t>
+        <w:t xml:space="preserve">  </w:t>
+      </w:r>
+      <w:r>
+        <w:rPr>
+          <w:rFonts w:ascii="Courier New" w:hAnsi="Courier New" w:cs="Courier New"/>
+          <w:sz w:val="18"/>
+          <w:szCs w:val="18"/>
+        </w:rPr>
+        <w:t>#</w:t>
+      </w:r>
+      <w:r>
+        <w:rPr>
+          <w:rFonts w:ascii="Courier New" w:hAnsi="Courier New" w:cs="Courier New"/>
+          <w:sz w:val="18"/>
+          <w:szCs w:val="18"/>
+        </w:rPr>
+        <w:t xml:space="preserve"> </w:t>
+      </w:r>
+      <w:r>
+        <w:rPr>
+          <w:rFonts w:ascii="Courier New" w:hAnsi="Courier New" w:cs="Courier New"/>
+          <w:sz w:val="18"/>
+          <w:szCs w:val="18"/>
+        </w:rPr>
+        <w:t>Helpers (formatters, IO)</w:t>
       </w:r>
     </w:p>
     <w:p>
@@ -4305,11 +4341,6 @@
           <w:tab w:val="left" w:pos="13740"/>
           <w:tab w:val="left" w:pos="14656"/>
         </w:tabs>
-        <w:rPr>
-          <w:rFonts w:ascii="Courier New" w:hAnsi="Courier New" w:cs="Courier New"/>
-          <w:sz w:val="18"/>
-          <w:szCs w:val="18"/>
-        </w:rPr>
       </w:pPr>
       <w:r>
         <w:rPr>
@@ -4318,7 +4349,7 @@
           <w:sz w:val="18"/>
           <w:szCs w:val="18"/>
         </w:rPr>
-        <w:t>│   ├── kpi_extractor.py</w:t>
+        <w:t>│   ├── ai_generator.py</w:t>
       </w:r>
       <w:r>
         <w:rPr>
@@ -4345,23 +4376,10 @@
           <w:sz w:val="18"/>
           <w:szCs w:val="18"/>
         </w:rPr>
-        <w:t xml:space="preserve"># Scans source code to find KPI </w:t>
-      </w:r>
-      <w:r>
-        <w:rPr>
-          <w:rFonts w:ascii="Courier New" w:hAnsi="Courier New" w:cs="Courier New"/>
-          <w:sz w:val="18"/>
-          <w:szCs w:val="18"/>
-        </w:rPr>
-        <w:t>blocks in source code</w:t>
-      </w:r>
-      <w:r>
-        <w:rPr>
-          <w:rFonts w:ascii="Courier New" w:hAnsi="Courier New" w:cs="Courier New"/>
-          <w:sz w:val="18"/>
-          <w:szCs w:val="18"/>
-        </w:rPr>
-        <w:t>.</w:t>
+        <w:t># Handles all interaction with the OpenAI API</w:t>
+      </w:r>
+      <w:r>
+        <w:t xml:space="preserve"> </w:t>
       </w:r>
     </w:p>
     <w:p>
@@ -4384,16 +4402,13 @@
           <w:tab w:val="left" w:pos="13740"/>
           <w:tab w:val="left" w:pos="14656"/>
         </w:tabs>
-      </w:pPr>
-      <w:r>
         <w:rPr>
           <w:rFonts w:ascii="Courier New" w:hAnsi="Courier New" w:cs="Courier New"/>
           <w:color w:val="000000" w:themeColor="text1"/>
           <w:sz w:val="18"/>
           <w:szCs w:val="18"/>
         </w:rPr>
-        <w:t xml:space="preserve">│   └── main.py                 </w:t>
-      </w:r>
+      </w:pPr>
       <w:r>
         <w:rPr>
           <w:rFonts w:ascii="Courier New" w:hAnsi="Courier New" w:cs="Courier New"/>
@@ -4401,27 +4416,50 @@
           <w:sz w:val="18"/>
           <w:szCs w:val="18"/>
         </w:rPr>
+        <w:t>│</w:t>
+      </w:r>
+      <w:r>
+        <w:rPr>
+          <w:rFonts w:ascii="Courier New" w:hAnsi="Courier New" w:cs="Courier New"/>
+          <w:color w:val="000000" w:themeColor="text1"/>
+          <w:sz w:val="18"/>
+          <w:szCs w:val="18"/>
+        </w:rPr>
+        <w:t xml:space="preserve">   </w:t>
+      </w:r>
+      <w:r>
+        <w:rPr>
+          <w:rFonts w:ascii="Courier New" w:hAnsi="Courier New" w:cs="Courier New"/>
+          <w:color w:val="000000" w:themeColor="text1"/>
+          <w:sz w:val="18"/>
+          <w:szCs w:val="18"/>
+        </w:rPr>
+        <w:t>│</w:t>
+      </w:r>
+      <w:r>
         <w:tab/>
       </w:r>
       <w:r>
-        <w:rPr>
-          <w:rFonts w:ascii="Courier New" w:hAnsi="Courier New" w:cs="Courier New"/>
-          <w:color w:val="000000" w:themeColor="text1"/>
-          <w:sz w:val="18"/>
-          <w:szCs w:val="18"/>
-        </w:rPr>
-        <w:t xml:space="preserve">  </w:t>
-      </w:r>
-      <w:r>
-        <w:rPr>
-          <w:rFonts w:ascii="Courier New" w:hAnsi="Courier New" w:cs="Courier New"/>
-          <w:sz w:val="18"/>
-          <w:szCs w:val="18"/>
-        </w:rPr>
-        <w:t># The main logic for generating the bluebook.</w:t>
-      </w:r>
-      <w:r>
-        <w:t xml:space="preserve"> </w:t>
+        <w:tab/>
+      </w:r>
+      <w:r>
+        <w:tab/>
+      </w:r>
+      <w:r>
+        <w:tab/>
+      </w:r>
+      <w:r>
+        <w:tab/>
+      </w:r>
+      <w:r>
+        <w:rPr>
+          <w:rFonts w:ascii="Courier New" w:hAnsi="Courier New" w:cs="Courier New"/>
+          <w:i/>
+          <w:iCs/>
+          <w:sz w:val="16"/>
+          <w:szCs w:val="16"/>
+        </w:rPr>
+        <w:t>AI content (text) + unit inference</w:t>
       </w:r>
     </w:p>
     <w:p>
@@ -4446,11 +4484,19 @@
         </w:tabs>
         <w:rPr>
           <w:rFonts w:ascii="Courier New" w:hAnsi="Courier New" w:cs="Courier New"/>
+          <w:sz w:val="18"/>
+          <w:szCs w:val="18"/>
+        </w:rPr>
+      </w:pPr>
+      <w:r>
+        <w:rPr>
+          <w:rFonts w:ascii="Courier New" w:hAnsi="Courier New" w:cs="Courier New"/>
           <w:color w:val="000000" w:themeColor="text1"/>
           <w:sz w:val="18"/>
           <w:szCs w:val="18"/>
         </w:rPr>
-      </w:pPr>
+        <w:t>│   ├── kpi_extractor.py</w:t>
+      </w:r>
       <w:r>
         <w:rPr>
           <w:rFonts w:ascii="Courier New" w:hAnsi="Courier New" w:cs="Courier New"/>
@@ -4458,37 +4504,41 @@
           <w:sz w:val="18"/>
           <w:szCs w:val="18"/>
         </w:rPr>
-        <w:t>│</w:t>
-      </w:r>
-      <w:r>
         <w:tab/>
       </w:r>
       <w:r>
+        <w:rPr>
+          <w:rFonts w:ascii="Courier New" w:hAnsi="Courier New" w:cs="Courier New"/>
+          <w:color w:val="000000" w:themeColor="text1"/>
+          <w:sz w:val="18"/>
+          <w:szCs w:val="18"/>
+        </w:rPr>
         <w:tab/>
-      </w:r>
-      <w:r>
-        <w:tab/>
-      </w:r>
-      <w:r>
-        <w:tab/>
-      </w:r>
-      <w:r>
-        <w:rPr>
-          <w:rFonts w:ascii="Courier New" w:hAnsi="Courier New" w:cs="Courier New"/>
-          <w:sz w:val="18"/>
-          <w:szCs w:val="18"/>
-        </w:rPr>
-        <w:tab/>
-      </w:r>
-      <w:r>
-        <w:rPr>
-          <w:rFonts w:ascii="Courier New" w:hAnsi="Courier New" w:cs="Courier New"/>
-          <w:i/>
-          <w:iCs/>
-          <w:sz w:val="16"/>
-          <w:szCs w:val="16"/>
-        </w:rPr>
-        <w:t>Orchestrates extraction → AI → render → build</w:t>
+        <w:t xml:space="preserve">  </w:t>
+      </w:r>
+      <w:r>
+        <w:rPr>
+          <w:rFonts w:ascii="Courier New" w:hAnsi="Courier New" w:cs="Courier New"/>
+          <w:sz w:val="18"/>
+          <w:szCs w:val="18"/>
+        </w:rPr>
+        <w:t xml:space="preserve"># Scans source code to find KPI </w:t>
+      </w:r>
+      <w:r>
+        <w:rPr>
+          <w:rFonts w:ascii="Courier New" w:hAnsi="Courier New" w:cs="Courier New"/>
+          <w:sz w:val="18"/>
+          <w:szCs w:val="18"/>
+        </w:rPr>
+        <w:t>blocks in source code</w:t>
+      </w:r>
+      <w:r>
+        <w:rPr>
+          <w:rFonts w:ascii="Courier New" w:hAnsi="Courier New" w:cs="Courier New"/>
+          <w:sz w:val="18"/>
+          <w:szCs w:val="18"/>
+        </w:rPr>
+        <w:t>.</w:t>
       </w:r>
     </w:p>
     <w:p>
@@ -4511,13 +4561,16 @@
           <w:tab w:val="left" w:pos="13740"/>
           <w:tab w:val="left" w:pos="14656"/>
         </w:tabs>
+      </w:pPr>
+      <w:r>
         <w:rPr>
           <w:rFonts w:ascii="Courier New" w:hAnsi="Courier New" w:cs="Courier New"/>
           <w:color w:val="000000" w:themeColor="text1"/>
           <w:sz w:val="18"/>
           <w:szCs w:val="18"/>
         </w:rPr>
-      </w:pPr>
+        <w:t xml:space="preserve">│   └── main.py                 </w:t>
+      </w:r>
       <w:r>
         <w:rPr>
           <w:rFonts w:ascii="Courier New" w:hAnsi="Courier New" w:cs="Courier New"/>
@@ -4525,7 +4578,27 @@
           <w:sz w:val="18"/>
           <w:szCs w:val="18"/>
         </w:rPr>
-        <w:t>│</w:t>
+        <w:tab/>
+      </w:r>
+      <w:r>
+        <w:rPr>
+          <w:rFonts w:ascii="Courier New" w:hAnsi="Courier New" w:cs="Courier New"/>
+          <w:color w:val="000000" w:themeColor="text1"/>
+          <w:sz w:val="18"/>
+          <w:szCs w:val="18"/>
+        </w:rPr>
+        <w:t xml:space="preserve">  </w:t>
+      </w:r>
+      <w:r>
+        <w:rPr>
+          <w:rFonts w:ascii="Courier New" w:hAnsi="Courier New" w:cs="Courier New"/>
+          <w:sz w:val="18"/>
+          <w:szCs w:val="18"/>
+        </w:rPr>
+        <w:t># The main logic for generating the bluebook.</w:t>
+      </w:r>
+      <w:r>
+        <w:t xml:space="preserve"> </w:t>
       </w:r>
     </w:p>
     <w:p>
@@ -4550,17 +4623,49 @@
         </w:tabs>
         <w:rPr>
           <w:rFonts w:ascii="Courier New" w:hAnsi="Courier New" w:cs="Courier New"/>
-          <w:sz w:val="18"/>
-          <w:szCs w:val="18"/>
-        </w:rPr>
-      </w:pPr>
-      <w:r>
-        <w:rPr>
-          <w:rFonts w:ascii="Courier New" w:hAnsi="Courier New" w:cs="Courier New"/>
-          <w:sz w:val="18"/>
-          <w:szCs w:val="18"/>
-        </w:rPr>
-        <w:t>├── docs/                           # The source folder for the Sphinx documentation.</w:t>
+          <w:color w:val="000000" w:themeColor="text1"/>
+          <w:sz w:val="18"/>
+          <w:szCs w:val="18"/>
+        </w:rPr>
+      </w:pPr>
+      <w:r>
+        <w:rPr>
+          <w:rFonts w:ascii="Courier New" w:hAnsi="Courier New" w:cs="Courier New"/>
+          <w:color w:val="000000" w:themeColor="text1"/>
+          <w:sz w:val="18"/>
+          <w:szCs w:val="18"/>
+        </w:rPr>
+        <w:t>│</w:t>
+      </w:r>
+      <w:r>
+        <w:tab/>
+      </w:r>
+      <w:r>
+        <w:tab/>
+      </w:r>
+      <w:r>
+        <w:tab/>
+      </w:r>
+      <w:r>
+        <w:tab/>
+      </w:r>
+      <w:r>
+        <w:rPr>
+          <w:rFonts w:ascii="Courier New" w:hAnsi="Courier New" w:cs="Courier New"/>
+          <w:sz w:val="18"/>
+          <w:szCs w:val="18"/>
+        </w:rPr>
+        <w:tab/>
+      </w:r>
+      <w:r>
+        <w:rPr>
+          <w:rFonts w:ascii="Courier New" w:hAnsi="Courier New" w:cs="Courier New"/>
+          <w:i/>
+          <w:iCs/>
+          <w:sz w:val="16"/>
+          <w:szCs w:val="16"/>
+        </w:rPr>
+        <w:t>Orchestrates extraction → AI → render → build</w:t>
       </w:r>
     </w:p>
     <w:p>
@@ -4585,17 +4690,19 @@
         </w:tabs>
         <w:rPr>
           <w:rFonts w:ascii="Courier New" w:hAnsi="Courier New" w:cs="Courier New"/>
-          <w:sz w:val="18"/>
-          <w:szCs w:val="18"/>
-        </w:rPr>
-      </w:pPr>
-      <w:r>
-        <w:rPr>
-          <w:rFonts w:ascii="Courier New" w:hAnsi="Courier New" w:cs="Courier New"/>
-          <w:sz w:val="18"/>
-          <w:szCs w:val="18"/>
-        </w:rPr>
-        <w:t>│   ├── _build/                     # The final, generated HTML website appears here.</w:t>
+          <w:color w:val="000000" w:themeColor="text1"/>
+          <w:sz w:val="18"/>
+          <w:szCs w:val="18"/>
+        </w:rPr>
+      </w:pPr>
+      <w:r>
+        <w:rPr>
+          <w:rFonts w:ascii="Courier New" w:hAnsi="Courier New" w:cs="Courier New"/>
+          <w:color w:val="000000" w:themeColor="text1"/>
+          <w:sz w:val="18"/>
+          <w:szCs w:val="18"/>
+        </w:rPr>
+        <w:t>│</w:t>
       </w:r>
     </w:p>
     <w:p>
@@ -4630,7 +4737,7 @@
           <w:sz w:val="18"/>
           <w:szCs w:val="18"/>
         </w:rPr>
-        <w:t>│   ├── _static/                    # Folder for custom CSS and other static files.</w:t>
+        <w:t>├── docs/                           # The source folder for the Sphinx documentation.</w:t>
       </w:r>
     </w:p>
     <w:p>
@@ -4665,25 +4772,7 @@
           <w:sz w:val="18"/>
           <w:szCs w:val="18"/>
         </w:rPr>
-        <w:t xml:space="preserve">│   │   └── custom.css              # </w:t>
-      </w:r>
-      <w:r>
-        <w:rPr>
-          <w:rFonts w:ascii="Courier New" w:hAnsi="Courier New" w:cs="Courier New"/>
-          <w:color w:val="000000" w:themeColor="text1"/>
-          <w:sz w:val="18"/>
-          <w:szCs w:val="18"/>
-        </w:rPr>
-        <w:t>Custom styles for table formatting</w:t>
-      </w:r>
-      <w:r>
-        <w:rPr>
-          <w:rFonts w:ascii="Courier New" w:hAnsi="Courier New" w:cs="Courier New"/>
-          <w:color w:val="000000" w:themeColor="text1"/>
-          <w:sz w:val="18"/>
-          <w:szCs w:val="18"/>
-        </w:rPr>
-        <w:t>.</w:t>
+        <w:t>│   ├── _build/                     # The final, generated HTML website appears here.</w:t>
       </w:r>
     </w:p>
     <w:p>
@@ -4718,7 +4807,7 @@
           <w:sz w:val="18"/>
           <w:szCs w:val="18"/>
         </w:rPr>
-        <w:t>│   ├── conf.py                     # The main Sphinx configuration file.</w:t>
+        <w:t>│   ├── _static/                    # Folder for custom CSS and other static files.</w:t>
       </w:r>
     </w:p>
     <w:p>
@@ -4741,17 +4830,37 @@
           <w:tab w:val="left" w:pos="13740"/>
           <w:tab w:val="left" w:pos="14656"/>
         </w:tabs>
-      </w:pPr>
-      <w:r>
-        <w:rPr>
-          <w:rFonts w:ascii="Courier New" w:hAnsi="Courier New" w:cs="Courier New"/>
-          <w:sz w:val="18"/>
-          <w:szCs w:val="18"/>
-        </w:rPr>
-        <w:t>│   └── index.rst                   # The top-level page for the Sphinx site.</w:t>
-      </w:r>
-      <w:r>
-        <w:t xml:space="preserve"> </w:t>
+        <w:rPr>
+          <w:rFonts w:ascii="Courier New" w:hAnsi="Courier New" w:cs="Courier New"/>
+          <w:sz w:val="18"/>
+          <w:szCs w:val="18"/>
+        </w:rPr>
+      </w:pPr>
+      <w:r>
+        <w:rPr>
+          <w:rFonts w:ascii="Courier New" w:hAnsi="Courier New" w:cs="Courier New"/>
+          <w:sz w:val="18"/>
+          <w:szCs w:val="18"/>
+        </w:rPr>
+        <w:t xml:space="preserve">│   │   └── custom.css              # </w:t>
+      </w:r>
+      <w:r>
+        <w:rPr>
+          <w:rFonts w:ascii="Courier New" w:hAnsi="Courier New" w:cs="Courier New"/>
+          <w:color w:val="000000" w:themeColor="text1"/>
+          <w:sz w:val="18"/>
+          <w:szCs w:val="18"/>
+        </w:rPr>
+        <w:t>Custom styles for table formatting</w:t>
+      </w:r>
+      <w:r>
+        <w:rPr>
+          <w:rFonts w:ascii="Courier New" w:hAnsi="Courier New" w:cs="Courier New"/>
+          <w:color w:val="000000" w:themeColor="text1"/>
+          <w:sz w:val="18"/>
+          <w:szCs w:val="18"/>
+        </w:rPr>
+        <w:t>.</w:t>
       </w:r>
     </w:p>
     <w:p>
@@ -4776,44 +4885,17 @@
         </w:tabs>
         <w:rPr>
           <w:rFonts w:ascii="Courier New" w:hAnsi="Courier New" w:cs="Courier New"/>
-          <w:color w:val="000000" w:themeColor="text1"/>
-          <w:sz w:val="18"/>
-          <w:szCs w:val="18"/>
-        </w:rPr>
-      </w:pPr>
-      <w:r>
-        <w:rPr>
-          <w:rFonts w:ascii="Courier New" w:hAnsi="Courier New" w:cs="Courier New"/>
-          <w:color w:val="000000" w:themeColor="text1"/>
-          <w:sz w:val="18"/>
-          <w:szCs w:val="18"/>
-        </w:rPr>
-        <w:t>│</w:t>
-      </w:r>
-      <w:r>
-        <w:tab/>
-      </w:r>
-      <w:r>
-        <w:tab/>
-      </w:r>
-      <w:r>
-        <w:tab/>
-      </w:r>
-      <w:r>
-        <w:tab/>
-      </w:r>
-      <w:r>
-        <w:tab/>
-      </w:r>
-      <w:r>
-        <w:rPr>
-          <w:rFonts w:ascii="Courier New" w:hAnsi="Courier New" w:cs="Courier New"/>
-          <w:i/>
-          <w:iCs/>
-          <w:sz w:val="16"/>
-          <w:szCs w:val="16"/>
-        </w:rPr>
-        <w:t>Auto-updated by generator</w:t>
+          <w:sz w:val="18"/>
+          <w:szCs w:val="18"/>
+        </w:rPr>
+      </w:pPr>
+      <w:r>
+        <w:rPr>
+          <w:rFonts w:ascii="Courier New" w:hAnsi="Courier New" w:cs="Courier New"/>
+          <w:sz w:val="18"/>
+          <w:szCs w:val="18"/>
+        </w:rPr>
+        <w:t>│   ├── conf.py                     # The main Sphinx configuration file.</w:t>
       </w:r>
     </w:p>
     <w:p>
@@ -4836,21 +4918,17 @@
           <w:tab w:val="left" w:pos="13740"/>
           <w:tab w:val="left" w:pos="14656"/>
         </w:tabs>
-        <w:rPr>
-          <w:rFonts w:ascii="Courier New" w:hAnsi="Courier New" w:cs="Courier New"/>
-          <w:color w:val="000000" w:themeColor="text1"/>
-          <w:sz w:val="18"/>
-          <w:szCs w:val="18"/>
-        </w:rPr>
-      </w:pPr>
-      <w:r>
-        <w:rPr>
-          <w:rFonts w:ascii="Courier New" w:hAnsi="Courier New" w:cs="Courier New"/>
-          <w:color w:val="000000" w:themeColor="text1"/>
-          <w:sz w:val="18"/>
-          <w:szCs w:val="18"/>
-        </w:rPr>
-        <w:t>│</w:t>
+      </w:pPr>
+      <w:r>
+        <w:rPr>
+          <w:rFonts w:ascii="Courier New" w:hAnsi="Courier New" w:cs="Courier New"/>
+          <w:sz w:val="18"/>
+          <w:szCs w:val="18"/>
+        </w:rPr>
+        <w:t>│   └── index.rst                   # The top-level page for the Sphinx site.</w:t>
+      </w:r>
+      <w:r>
+        <w:t xml:space="preserve"> </w:t>
       </w:r>
     </w:p>
     <w:p>
@@ -4875,17 +4953,44 @@
         </w:tabs>
         <w:rPr>
           <w:rFonts w:ascii="Courier New" w:hAnsi="Courier New" w:cs="Courier New"/>
-          <w:sz w:val="18"/>
-          <w:szCs w:val="18"/>
-        </w:rPr>
-      </w:pPr>
-      <w:r>
-        <w:rPr>
-          <w:rFonts w:ascii="Courier New" w:hAnsi="Courier New" w:cs="Courier New"/>
-          <w:sz w:val="18"/>
-          <w:szCs w:val="18"/>
-        </w:rPr>
-        <w:t>├── sample_project/                 # An example project to analyze.</w:t>
+          <w:color w:val="000000" w:themeColor="text1"/>
+          <w:sz w:val="18"/>
+          <w:szCs w:val="18"/>
+        </w:rPr>
+      </w:pPr>
+      <w:r>
+        <w:rPr>
+          <w:rFonts w:ascii="Courier New" w:hAnsi="Courier New" w:cs="Courier New"/>
+          <w:color w:val="000000" w:themeColor="text1"/>
+          <w:sz w:val="18"/>
+          <w:szCs w:val="18"/>
+        </w:rPr>
+        <w:t>│</w:t>
+      </w:r>
+      <w:r>
+        <w:tab/>
+      </w:r>
+      <w:r>
+        <w:tab/>
+      </w:r>
+      <w:r>
+        <w:tab/>
+      </w:r>
+      <w:r>
+        <w:tab/>
+      </w:r>
+      <w:r>
+        <w:tab/>
+      </w:r>
+      <w:r>
+        <w:rPr>
+          <w:rFonts w:ascii="Courier New" w:hAnsi="Courier New" w:cs="Courier New"/>
+          <w:i/>
+          <w:iCs/>
+          <w:sz w:val="16"/>
+          <w:szCs w:val="16"/>
+        </w:rPr>
+        <w:t>Auto-updated by generator</w:t>
       </w:r>
     </w:p>
     <w:p>
@@ -4910,17 +5015,19 @@
         </w:tabs>
         <w:rPr>
           <w:rFonts w:ascii="Courier New" w:hAnsi="Courier New" w:cs="Courier New"/>
-          <w:sz w:val="18"/>
-          <w:szCs w:val="18"/>
-        </w:rPr>
-      </w:pPr>
-      <w:r>
-        <w:rPr>
-          <w:rFonts w:ascii="Courier New" w:hAnsi="Courier New" w:cs="Courier New"/>
-          <w:sz w:val="18"/>
-          <w:szCs w:val="18"/>
-        </w:rPr>
-        <w:t>│   ├── __init__.py</w:t>
+          <w:color w:val="000000" w:themeColor="text1"/>
+          <w:sz w:val="18"/>
+          <w:szCs w:val="18"/>
+        </w:rPr>
+      </w:pPr>
+      <w:r>
+        <w:rPr>
+          <w:rFonts w:ascii="Courier New" w:hAnsi="Courier New" w:cs="Courier New"/>
+          <w:color w:val="000000" w:themeColor="text1"/>
+          <w:sz w:val="18"/>
+          <w:szCs w:val="18"/>
+        </w:rPr>
+        <w:t>│</w:t>
       </w:r>
     </w:p>
     <w:p>
@@ -4955,7 +5062,7 @@
           <w:sz w:val="18"/>
           <w:szCs w:val="18"/>
         </w:rPr>
-        <w:t>│   ├── petrochemical_plant_operations.py # The complex test file.</w:t>
+        <w:t>├── sample_project/                 # An example project to analyze.</w:t>
       </w:r>
     </w:p>
     <w:p>
@@ -4990,7 +5097,7 @@
           <w:sz w:val="18"/>
           <w:szCs w:val="18"/>
         </w:rPr>
-        <w:t>│   └── sales_report.py             # The original simple test file.</w:t>
+        <w:t>│   ├── __init__.py</w:t>
       </w:r>
     </w:p>
     <w:p>
@@ -5015,19 +5122,17 @@
         </w:tabs>
         <w:rPr>
           <w:rFonts w:ascii="Courier New" w:hAnsi="Courier New" w:cs="Courier New"/>
-          <w:color w:val="000000" w:themeColor="text1"/>
-          <w:sz w:val="18"/>
-          <w:szCs w:val="18"/>
-        </w:rPr>
-      </w:pPr>
-      <w:r>
-        <w:rPr>
-          <w:rFonts w:ascii="Courier New" w:hAnsi="Courier New" w:cs="Courier New"/>
-          <w:color w:val="000000" w:themeColor="text1"/>
-          <w:sz w:val="18"/>
-          <w:szCs w:val="18"/>
-        </w:rPr>
-        <w:t>│</w:t>
+          <w:sz w:val="18"/>
+          <w:szCs w:val="18"/>
+        </w:rPr>
+      </w:pPr>
+      <w:r>
+        <w:rPr>
+          <w:rFonts w:ascii="Courier New" w:hAnsi="Courier New" w:cs="Courier New"/>
+          <w:sz w:val="18"/>
+          <w:szCs w:val="18"/>
+        </w:rPr>
+        <w:t>│   ├── petrochemical_plant_operations.py # The complex test file.</w:t>
       </w:r>
     </w:p>
     <w:p>
@@ -5052,51 +5157,17 @@
         </w:tabs>
         <w:rPr>
           <w:rFonts w:ascii="Courier New" w:hAnsi="Courier New" w:cs="Courier New"/>
-          <w:color w:val="000000" w:themeColor="text1"/>
-          <w:sz w:val="18"/>
-          <w:szCs w:val="18"/>
-        </w:rPr>
-      </w:pPr>
-      <w:r>
-        <w:rPr>
-          <w:rFonts w:ascii="Courier New" w:hAnsi="Courier New" w:cs="Courier New"/>
-          <w:sz w:val="18"/>
-          <w:szCs w:val="18"/>
-        </w:rPr>
-        <w:t>├──</w:t>
-      </w:r>
-      <w:r>
-        <w:rPr>
-          <w:rFonts w:ascii="Courier New" w:hAnsi="Courier New" w:cs="Courier New"/>
-          <w:color w:val="000000" w:themeColor="text1"/>
-          <w:sz w:val="18"/>
-          <w:szCs w:val="18"/>
-        </w:rPr>
-        <w:t xml:space="preserve"> templates/                      # </w:t>
-      </w:r>
-      <w:r>
-        <w:rPr>
-          <w:rFonts w:ascii="Courier New" w:hAnsi="Courier New" w:cs="Courier New"/>
-          <w:sz w:val="18"/>
-          <w:szCs w:val="18"/>
-        </w:rPr>
-        <w:t>Templates for SPHINX (.rst) files</w:t>
-      </w:r>
-      <w:r>
-        <w:rPr>
-          <w:rFonts w:ascii="Courier New" w:hAnsi="Courier New" w:cs="Courier New"/>
-          <w:sz w:val="18"/>
-          <w:szCs w:val="18"/>
-        </w:rPr>
-        <w:t xml:space="preserve">, </w:t>
-      </w:r>
-      <w:r>
-        <w:rPr>
-          <w:rFonts w:ascii="Courier New" w:hAnsi="Courier New" w:cs="Courier New"/>
-          <w:sz w:val="18"/>
-          <w:szCs w:val="18"/>
-        </w:rPr>
-        <w:t>FLASK WEB UI</w:t>
+          <w:sz w:val="18"/>
+          <w:szCs w:val="18"/>
+        </w:rPr>
+      </w:pPr>
+      <w:r>
+        <w:rPr>
+          <w:rFonts w:ascii="Courier New" w:hAnsi="Courier New" w:cs="Courier New"/>
+          <w:sz w:val="18"/>
+          <w:szCs w:val="18"/>
+        </w:rPr>
+        <w:t>│   └── sales_report.py             # The original simple test file.</w:t>
       </w:r>
     </w:p>
     <w:p>
@@ -5129,45 +5200,11 @@
       <w:r>
         <w:rPr>
           <w:rFonts w:ascii="Courier New" w:hAnsi="Courier New" w:cs="Courier New"/>
+          <w:color w:val="000000" w:themeColor="text1"/>
           <w:sz w:val="18"/>
           <w:szCs w:val="18"/>
         </w:rPr>
         <w:t>│</w:t>
-      </w:r>
-      <w:r>
-        <w:rPr>
-          <w:rFonts w:ascii="Courier New" w:hAnsi="Courier New" w:cs="Courier New"/>
-          <w:color w:val="000000" w:themeColor="text1"/>
-          <w:sz w:val="18"/>
-          <w:szCs w:val="18"/>
-        </w:rPr>
-        <w:t xml:space="preserve">    ├── index.html                 # </w:t>
-      </w:r>
-      <w:r>
-        <w:rPr>
-          <w:rFonts w:ascii="Courier New" w:hAnsi="Courier New" w:cs="Courier New"/>
-          <w:sz w:val="18"/>
-          <w:szCs w:val="18"/>
-        </w:rPr>
-        <w:t>The HTML for the main web interface</w:t>
-      </w:r>
-      <w:r>
-        <w:rPr>
-          <w:rFonts w:ascii="Courier New" w:hAnsi="Courier New" w:cs="Courier New"/>
-          <w:color w:val="000000" w:themeColor="text1"/>
-          <w:sz w:val="18"/>
-          <w:szCs w:val="18"/>
-        </w:rPr>
-        <w:t xml:space="preserve">. </w:t>
-      </w:r>
-      <w:r>
-        <w:rPr>
-          <w:rFonts w:ascii="Courier New" w:hAnsi="Courier New" w:cs="Courier New"/>
-          <w:color w:val="000000" w:themeColor="text1"/>
-          <w:sz w:val="18"/>
-          <w:szCs w:val="18"/>
-        </w:rPr>
-        <w:t>Flask UI</w:t>
       </w:r>
     </w:p>
     <w:p>
@@ -5190,50 +5227,53 @@
           <w:tab w:val="left" w:pos="13740"/>
           <w:tab w:val="left" w:pos="14656"/>
         </w:tabs>
-      </w:pPr>
-      <w:r>
-        <w:rPr>
-          <w:rFonts w:ascii="Courier New" w:hAnsi="Courier New" w:cs="Courier New"/>
-          <w:sz w:val="18"/>
-          <w:szCs w:val="18"/>
-        </w:rPr>
-        <w:t>│</w:t>
-      </w:r>
-      <w:r>
         <w:rPr>
           <w:rFonts w:ascii="Courier New" w:hAnsi="Courier New" w:cs="Courier New"/>
           <w:color w:val="000000" w:themeColor="text1"/>
           <w:sz w:val="18"/>
           <w:szCs w:val="18"/>
         </w:rPr>
-        <w:t xml:space="preserve">    └── kpi_template.rst.j2</w:t>
-      </w:r>
-      <w:r>
-        <w:rPr>
-          <w:rFonts w:ascii="Courier New" w:hAnsi="Courier New" w:cs="Courier New"/>
-          <w:sz w:val="18"/>
-          <w:szCs w:val="18"/>
-        </w:rPr>
-        <w:t xml:space="preserve">   </w:t>
-      </w:r>
-      <w:r>
-        <w:rPr>
-          <w:rFonts w:ascii="Courier New" w:hAnsi="Courier New" w:cs="Courier New"/>
-          <w:sz w:val="18"/>
-          <w:szCs w:val="18"/>
-        </w:rPr>
-        <w:tab/>
-      </w:r>
-      <w:r>
-        <w:rPr>
-          <w:rFonts w:ascii="Courier New" w:hAnsi="Courier New" w:cs="Courier New"/>
-          <w:sz w:val="18"/>
-          <w:szCs w:val="18"/>
-        </w:rPr>
-        <w:t xml:space="preserve">  # The Jinja2 template for a single KPI page.</w:t>
-      </w:r>
-      <w:r>
-        <w:t xml:space="preserve"> </w:t>
+      </w:pPr>
+      <w:r>
+        <w:rPr>
+          <w:rFonts w:ascii="Courier New" w:hAnsi="Courier New" w:cs="Courier New"/>
+          <w:sz w:val="18"/>
+          <w:szCs w:val="18"/>
+        </w:rPr>
+        <w:t>├──</w:t>
+      </w:r>
+      <w:r>
+        <w:rPr>
+          <w:rFonts w:ascii="Courier New" w:hAnsi="Courier New" w:cs="Courier New"/>
+          <w:color w:val="000000" w:themeColor="text1"/>
+          <w:sz w:val="18"/>
+          <w:szCs w:val="18"/>
+        </w:rPr>
+        <w:t xml:space="preserve"> templates/                      # </w:t>
+      </w:r>
+      <w:r>
+        <w:rPr>
+          <w:rFonts w:ascii="Courier New" w:hAnsi="Courier New" w:cs="Courier New"/>
+          <w:sz w:val="18"/>
+          <w:szCs w:val="18"/>
+        </w:rPr>
+        <w:t>Templates for SPHINX (.rst) files</w:t>
+      </w:r>
+      <w:r>
+        <w:rPr>
+          <w:rFonts w:ascii="Courier New" w:hAnsi="Courier New" w:cs="Courier New"/>
+          <w:sz w:val="18"/>
+          <w:szCs w:val="18"/>
+        </w:rPr>
+        <w:t xml:space="preserve">, </w:t>
+      </w:r>
+      <w:r>
+        <w:rPr>
+          <w:rFonts w:ascii="Courier New" w:hAnsi="Courier New" w:cs="Courier New"/>
+          <w:sz w:val="18"/>
+          <w:szCs w:val="18"/>
+        </w:rPr>
+        <w:t>FLASK WEB UI</w:t>
       </w:r>
     </w:p>
     <w:p>
@@ -5266,11 +5306,27 @@
       <w:r>
         <w:rPr>
           <w:rFonts w:ascii="Courier New" w:hAnsi="Courier New" w:cs="Courier New"/>
+          <w:sz w:val="18"/>
+          <w:szCs w:val="18"/>
+        </w:rPr>
+        <w:t>│</w:t>
+      </w:r>
+      <w:r>
+        <w:rPr>
+          <w:rFonts w:ascii="Courier New" w:hAnsi="Courier New" w:cs="Courier New"/>
           <w:color w:val="000000" w:themeColor="text1"/>
           <w:sz w:val="18"/>
           <w:szCs w:val="18"/>
         </w:rPr>
-        <w:t xml:space="preserve">├── </w:t>
+        <w:t xml:space="preserve">    ├── index.html                 # </w:t>
+      </w:r>
+      <w:r>
+        <w:rPr>
+          <w:rFonts w:ascii="Courier New" w:hAnsi="Courier New" w:cs="Courier New"/>
+          <w:sz w:val="18"/>
+          <w:szCs w:val="18"/>
+        </w:rPr>
+        <w:t>The HTML for the main web interface</w:t>
       </w:r>
       <w:r>
         <w:rPr>
@@ -5279,7 +5335,7 @@
           <w:sz w:val="18"/>
           <w:szCs w:val="18"/>
         </w:rPr>
-        <w:t>KPI_Inrctive_Bluebook.plantum</w:t>
+        <w:t xml:space="preserve">. </w:t>
       </w:r>
       <w:r>
         <w:rPr>
@@ -5288,35 +5344,7 @@
           <w:sz w:val="18"/>
           <w:szCs w:val="18"/>
         </w:rPr>
-        <w:tab/>
-        <w:t xml:space="preserve">  </w:t>
-      </w:r>
-      <w:r>
-        <w:rPr>
-          <w:rFonts w:ascii="Courier New" w:hAnsi="Courier New" w:cs="Courier New"/>
-          <w:sz w:val="18"/>
-          <w:szCs w:val="18"/>
-        </w:rPr>
-        <w:t>#</w:t>
-      </w:r>
-      <w:r>
-        <w:t xml:space="preserve"> </w:t>
-      </w:r>
-      <w:r>
-        <w:rPr>
-          <w:rFonts w:ascii="Courier New" w:hAnsi="Courier New" w:cs="Courier New"/>
-          <w:sz w:val="18"/>
-          <w:szCs w:val="18"/>
-        </w:rPr>
-        <w:t>UML + Flowchart</w:t>
-      </w:r>
-      <w:r>
-        <w:rPr>
-          <w:rFonts w:ascii="Courier New" w:hAnsi="Courier New" w:cs="Courier New"/>
-          <w:sz w:val="18"/>
-          <w:szCs w:val="18"/>
-        </w:rPr>
-        <w:t>.</w:t>
+        <w:t>Flask UI</w:t>
       </w:r>
     </w:p>
     <w:p>
@@ -5339,63 +5367,50 @@
           <w:tab w:val="left" w:pos="13740"/>
           <w:tab w:val="left" w:pos="14656"/>
         </w:tabs>
+      </w:pPr>
+      <w:r>
+        <w:rPr>
+          <w:rFonts w:ascii="Courier New" w:hAnsi="Courier New" w:cs="Courier New"/>
+          <w:sz w:val="18"/>
+          <w:szCs w:val="18"/>
+        </w:rPr>
+        <w:t>│</w:t>
+      </w:r>
+      <w:r>
         <w:rPr>
           <w:rFonts w:ascii="Courier New" w:hAnsi="Courier New" w:cs="Courier New"/>
           <w:color w:val="000000" w:themeColor="text1"/>
           <w:sz w:val="18"/>
           <w:szCs w:val="18"/>
         </w:rPr>
-      </w:pPr>
-      <w:r>
-        <w:rPr>
-          <w:rFonts w:ascii="Courier New" w:hAnsi="Courier New" w:cs="Courier New"/>
-          <w:color w:val="000000" w:themeColor="text1"/>
-          <w:sz w:val="18"/>
-          <w:szCs w:val="18"/>
-        </w:rPr>
-        <w:t xml:space="preserve">├── </w:t>
-      </w:r>
-      <w:r>
-        <w:rPr>
-          <w:rFonts w:ascii="Courier New" w:hAnsi="Courier New" w:cs="Courier New"/>
-          <w:color w:val="000000" w:themeColor="text1"/>
-          <w:sz w:val="18"/>
-          <w:szCs w:val="18"/>
-        </w:rPr>
-        <w:t>README.md</w:t>
-      </w:r>
-      <w:r>
-        <w:rPr>
-          <w:rFonts w:ascii="Courier New" w:hAnsi="Courier New" w:cs="Courier New"/>
-          <w:color w:val="000000" w:themeColor="text1"/>
-          <w:sz w:val="18"/>
-          <w:szCs w:val="18"/>
-        </w:rPr>
-        <w:t xml:space="preserve">                       </w:t>
-      </w:r>
-      <w:r>
-        <w:rPr>
-          <w:rFonts w:ascii="Courier New" w:hAnsi="Courier New" w:cs="Courier New"/>
-          <w:sz w:val="18"/>
-          <w:szCs w:val="18"/>
-        </w:rPr>
-        <w:t xml:space="preserve"># </w:t>
-      </w:r>
-      <w:r>
-        <w:rPr>
-          <w:rFonts w:ascii="Courier New" w:hAnsi="Courier New" w:cs="Courier New"/>
-          <w:sz w:val="18"/>
-          <w:szCs w:val="18"/>
-        </w:rPr>
-        <w:t>Cookbook + Technical intro</w:t>
-      </w:r>
-      <w:r>
-        <w:rPr>
-          <w:rFonts w:ascii="Courier New" w:hAnsi="Courier New" w:cs="Courier New"/>
-          <w:sz w:val="18"/>
-          <w:szCs w:val="18"/>
-        </w:rPr>
-        <w:t>.</w:t>
+        <w:t xml:space="preserve">    └── kpi_template.rst.j2</w:t>
+      </w:r>
+      <w:r>
+        <w:rPr>
+          <w:rFonts w:ascii="Courier New" w:hAnsi="Courier New" w:cs="Courier New"/>
+          <w:sz w:val="18"/>
+          <w:szCs w:val="18"/>
+        </w:rPr>
+        <w:t xml:space="preserve">   </w:t>
+      </w:r>
+      <w:r>
+        <w:rPr>
+          <w:rFonts w:ascii="Courier New" w:hAnsi="Courier New" w:cs="Courier New"/>
+          <w:sz w:val="18"/>
+          <w:szCs w:val="18"/>
+        </w:rPr>
+        <w:tab/>
+      </w:r>
+      <w:r>
+        <w:rPr>
+          <w:rFonts w:ascii="Courier New" w:hAnsi="Courier New" w:cs="Courier New"/>
+          <w:sz w:val="18"/>
+          <w:szCs w:val="18"/>
+        </w:rPr>
+        <w:t xml:space="preserve">  # The Jinja2 template for a single KPI page.</w:t>
+      </w:r>
+      <w:r>
+        <w:t xml:space="preserve"> </w:t>
       </w:r>
     </w:p>
     <w:p>
@@ -5425,6 +5440,168 @@
           <w:szCs w:val="18"/>
         </w:rPr>
       </w:pPr>
+      <w:r>
+        <w:rPr>
+          <w:rFonts w:ascii="Courier New" w:hAnsi="Courier New" w:cs="Courier New"/>
+          <w:color w:val="000000" w:themeColor="text1"/>
+          <w:sz w:val="18"/>
+          <w:szCs w:val="18"/>
+        </w:rPr>
+        <w:t xml:space="preserve">├── </w:t>
+      </w:r>
+      <w:r>
+        <w:rPr>
+          <w:rFonts w:ascii="Courier New" w:hAnsi="Courier New" w:cs="Courier New"/>
+          <w:color w:val="000000" w:themeColor="text1"/>
+          <w:sz w:val="18"/>
+          <w:szCs w:val="18"/>
+        </w:rPr>
+        <w:t>KPI_Inrctive_Bluebook.plantum</w:t>
+      </w:r>
+      <w:r>
+        <w:rPr>
+          <w:rFonts w:ascii="Courier New" w:hAnsi="Courier New" w:cs="Courier New"/>
+          <w:color w:val="000000" w:themeColor="text1"/>
+          <w:sz w:val="18"/>
+          <w:szCs w:val="18"/>
+        </w:rPr>
+        <w:tab/>
+        <w:t xml:space="preserve">  </w:t>
+      </w:r>
+      <w:r>
+        <w:rPr>
+          <w:rFonts w:ascii="Courier New" w:hAnsi="Courier New" w:cs="Courier New"/>
+          <w:sz w:val="18"/>
+          <w:szCs w:val="18"/>
+        </w:rPr>
+        <w:t>#</w:t>
+      </w:r>
+      <w:r>
+        <w:t xml:space="preserve"> </w:t>
+      </w:r>
+      <w:r>
+        <w:rPr>
+          <w:rFonts w:ascii="Courier New" w:hAnsi="Courier New" w:cs="Courier New"/>
+          <w:sz w:val="18"/>
+          <w:szCs w:val="18"/>
+        </w:rPr>
+        <w:t>UML + Flowchart</w:t>
+      </w:r>
+      <w:r>
+        <w:rPr>
+          <w:rFonts w:ascii="Courier New" w:hAnsi="Courier New" w:cs="Courier New"/>
+          <w:sz w:val="18"/>
+          <w:szCs w:val="18"/>
+        </w:rPr>
+        <w:t>.</w:t>
+      </w:r>
+    </w:p>
+    <w:p>
+      <w:pPr>
+        <w:tabs>
+          <w:tab w:val="left" w:pos="916"/>
+          <w:tab w:val="left" w:pos="1832"/>
+          <w:tab w:val="left" w:pos="2748"/>
+          <w:tab w:val="left" w:pos="3664"/>
+          <w:tab w:val="left" w:pos="4580"/>
+          <w:tab w:val="left" w:pos="5496"/>
+          <w:tab w:val="left" w:pos="6412"/>
+          <w:tab w:val="left" w:pos="7328"/>
+          <w:tab w:val="left" w:pos="8244"/>
+          <w:tab w:val="left" w:pos="9160"/>
+          <w:tab w:val="left" w:pos="10076"/>
+          <w:tab w:val="left" w:pos="10992"/>
+          <w:tab w:val="left" w:pos="11908"/>
+          <w:tab w:val="left" w:pos="12824"/>
+          <w:tab w:val="left" w:pos="13740"/>
+          <w:tab w:val="left" w:pos="14656"/>
+        </w:tabs>
+        <w:rPr>
+          <w:rFonts w:ascii="Courier New" w:hAnsi="Courier New" w:cs="Courier New"/>
+          <w:color w:val="000000" w:themeColor="text1"/>
+          <w:sz w:val="18"/>
+          <w:szCs w:val="18"/>
+        </w:rPr>
+      </w:pPr>
+      <w:r>
+        <w:rPr>
+          <w:rFonts w:ascii="Courier New" w:hAnsi="Courier New" w:cs="Courier New"/>
+          <w:color w:val="000000" w:themeColor="text1"/>
+          <w:sz w:val="18"/>
+          <w:szCs w:val="18"/>
+        </w:rPr>
+        <w:t xml:space="preserve">├── </w:t>
+      </w:r>
+      <w:r>
+        <w:rPr>
+          <w:rFonts w:ascii="Courier New" w:hAnsi="Courier New" w:cs="Courier New"/>
+          <w:color w:val="000000" w:themeColor="text1"/>
+          <w:sz w:val="18"/>
+          <w:szCs w:val="18"/>
+        </w:rPr>
+        <w:t>README.md</w:t>
+      </w:r>
+      <w:r>
+        <w:rPr>
+          <w:rFonts w:ascii="Courier New" w:hAnsi="Courier New" w:cs="Courier New"/>
+          <w:color w:val="000000" w:themeColor="text1"/>
+          <w:sz w:val="18"/>
+          <w:szCs w:val="18"/>
+        </w:rPr>
+        <w:t xml:space="preserve">                       </w:t>
+      </w:r>
+      <w:r>
+        <w:rPr>
+          <w:rFonts w:ascii="Courier New" w:hAnsi="Courier New" w:cs="Courier New"/>
+          <w:sz w:val="18"/>
+          <w:szCs w:val="18"/>
+        </w:rPr>
+        <w:t xml:space="preserve"># </w:t>
+      </w:r>
+      <w:r>
+        <w:rPr>
+          <w:rFonts w:ascii="Courier New" w:hAnsi="Courier New" w:cs="Courier New"/>
+          <w:sz w:val="18"/>
+          <w:szCs w:val="18"/>
+        </w:rPr>
+        <w:t>Cookbook + Technical intro</w:t>
+      </w:r>
+      <w:r>
+        <w:rPr>
+          <w:rFonts w:ascii="Courier New" w:hAnsi="Courier New" w:cs="Courier New"/>
+          <w:sz w:val="18"/>
+          <w:szCs w:val="18"/>
+        </w:rPr>
+        <w:t>.</w:t>
+      </w:r>
+    </w:p>
+    <w:p>
+      <w:pPr>
+        <w:tabs>
+          <w:tab w:val="left" w:pos="916"/>
+          <w:tab w:val="left" w:pos="1832"/>
+          <w:tab w:val="left" w:pos="2748"/>
+          <w:tab w:val="left" w:pos="3664"/>
+          <w:tab w:val="left" w:pos="4580"/>
+          <w:tab w:val="left" w:pos="5496"/>
+          <w:tab w:val="left" w:pos="6412"/>
+          <w:tab w:val="left" w:pos="7328"/>
+          <w:tab w:val="left" w:pos="8244"/>
+          <w:tab w:val="left" w:pos="9160"/>
+          <w:tab w:val="left" w:pos="10076"/>
+          <w:tab w:val="left" w:pos="10992"/>
+          <w:tab w:val="left" w:pos="11908"/>
+          <w:tab w:val="left" w:pos="12824"/>
+          <w:tab w:val="left" w:pos="13740"/>
+          <w:tab w:val="left" w:pos="14656"/>
+        </w:tabs>
+        <w:rPr>
+          <w:rFonts w:ascii="Courier New" w:hAnsi="Courier New" w:cs="Courier New"/>
+          <w:color w:val="000000" w:themeColor="text1"/>
+          <w:sz w:val="18"/>
+          <w:szCs w:val="18"/>
+        </w:rPr>
+      </w:pPr>
     </w:p>
     <w:p/>
     <w:p>
@@ -5567,10 +5744,10 @@
           <w14:ligatures w14:val="standardContextual"/>
         </w:rPr>
         <w:drawing>
-          <wp:inline distT="0" distB="0" distL="0" distR="0" wp14:anchorId="249A72C4" wp14:editId="52A9F0DB">
-            <wp:extent cx="6436242" cy="2632258"/>
-            <wp:effectExtent l="0" t="0" r="3175" b="0"/>
-            <wp:docPr id="1470703232" name="Picture 12"/>
+          <wp:inline distT="0" distB="0" distL="0" distR="0" wp14:anchorId="15139A4C" wp14:editId="56B1FCB2">
+            <wp:extent cx="6858000" cy="3088005"/>
+            <wp:effectExtent l="0" t="0" r="0" b="0"/>
+            <wp:docPr id="1489820072" name="Picture 6"/>
             <wp:cNvGraphicFramePr>
               <a:graphicFrameLocks xmlns:a="http://schemas.openxmlformats.org/drawingml/2006/main" noChangeAspect="1"/>
             </wp:cNvGraphicFramePr>
@@ -5578,7 +5755,7 @@
               <a:graphicData uri="http://schemas.openxmlformats.org/drawingml/2006/picture">
                 <pic:pic xmlns:pic="http://schemas.openxmlformats.org/drawingml/2006/picture">
                   <pic:nvPicPr>
-                    <pic:cNvPr id="1470703232" name="Picture 1470703232"/>
+                    <pic:cNvPr id="1489820072" name="Picture 1489820072"/>
                     <pic:cNvPicPr/>
                   </pic:nvPicPr>
                   <pic:blipFill>
@@ -5596,7 +5773,7 @@
                   <pic:spPr>
                     <a:xfrm>
                       <a:off x="0" y="0"/>
-                      <a:ext cx="6485725" cy="2652495"/>
+                      <a:ext cx="6858000" cy="3088005"/>
                     </a:xfrm>
                     <a:prstGeom prst="rect">
                       <a:avLst/>
@@ -6458,6 +6635,7 @@
         <w:rPr>
           <w:color w:val="000000"/>
         </w:rPr>
+        <w:lastRenderedPageBreak/>
         <w:t>Output is returned in structured</w:t>
       </w:r>
       <w:r>
@@ -6552,7 +6730,6 @@
           <w:bCs/>
           <w:color w:val="000000"/>
         </w:rPr>
-        <w:lastRenderedPageBreak/>
         <w:t>templates/kpi_template.rst.j2</w:t>
       </w:r>
       <w:r>
@@ -7029,13 +7206,14 @@
         <w:rPr>
           <w:noProof/>
           <w:color w:val="000000"/>
+          <w:lang w:val="en-US"/>
           <w14:ligatures w14:val="standardContextual"/>
         </w:rPr>
         <w:drawing>
-          <wp:inline distT="0" distB="0" distL="0" distR="0" wp14:anchorId="314ADB2E" wp14:editId="3B811133">
-            <wp:extent cx="2679700" cy="5727700"/>
+          <wp:inline distT="0" distB="0" distL="0" distR="0" wp14:anchorId="71295FB9" wp14:editId="487E21F2">
+            <wp:extent cx="3352800" cy="4267200"/>
             <wp:effectExtent l="0" t="0" r="0" b="0"/>
-            <wp:docPr id="1062075430" name="Picture 10"/>
+            <wp:docPr id="1091198991" name="Picture 7"/>
             <wp:cNvGraphicFramePr>
               <a:graphicFrameLocks xmlns:a="http://schemas.openxmlformats.org/drawingml/2006/main" noChangeAspect="1"/>
             </wp:cNvGraphicFramePr>
@@ -7043,7 +7221,7 @@
               <a:graphicData uri="http://schemas.openxmlformats.org/drawingml/2006/picture">
                 <pic:pic xmlns:pic="http://schemas.openxmlformats.org/drawingml/2006/picture">
                   <pic:nvPicPr>
-                    <pic:cNvPr id="1062075430" name="Picture 1062075430"/>
+                    <pic:cNvPr id="1091198991" name="Picture 1091198991"/>
                     <pic:cNvPicPr/>
                   </pic:nvPicPr>
                   <pic:blipFill>
@@ -7061,7 +7239,7 @@
                   <pic:spPr>
                     <a:xfrm>
                       <a:off x="0" y="0"/>
-                      <a:ext cx="2679700" cy="5727700"/>
+                      <a:ext cx="3352800" cy="4267200"/>
                     </a:xfrm>
                     <a:prstGeom prst="rect">
                       <a:avLst/>
@@ -7177,6 +7355,7 @@
         <w:rPr>
           <w:color w:val="000000"/>
         </w:rPr>
+        <w:lastRenderedPageBreak/>
         <w:t xml:space="preserve">Figure. 5, </w:t>
       </w:r>
       <w:r>
@@ -7875,6 +8054,7 @@
     <w:p>
       <w:pPr>
         <w:spacing w:before="100" w:beforeAutospacing="1" w:after="100" w:afterAutospacing="1"/>
+        <w:jc w:val="both"/>
         <w:rPr>
           <w:color w:val="000000"/>
         </w:rPr>
@@ -7883,24 +8063,224 @@
     <w:p>
       <w:pPr>
         <w:spacing w:before="100" w:beforeAutospacing="1" w:after="100" w:afterAutospacing="1"/>
-        <w:rPr>
-          <w:color w:val="000000"/>
-        </w:rPr>
-      </w:pPr>
+        <w:jc w:val="both"/>
+        <w:rPr>
+          <w:color w:val="000000"/>
+        </w:rPr>
+      </w:pPr>
+      <w:r>
+        <w:rPr>
+          <w:noProof/>
+          <w:color w:val="000000"/>
+          <w14:ligatures w14:val="standardContextual"/>
+        </w:rPr>
+        <w:lastRenderedPageBreak/>
+        <w:drawing>
+          <wp:inline distT="0" distB="0" distL="0" distR="0" wp14:anchorId="7D98158B" wp14:editId="10D48377">
+            <wp:extent cx="6858000" cy="3487420"/>
+            <wp:effectExtent l="0" t="0" r="0" b="5080"/>
+            <wp:docPr id="719106038" name="Picture 8"/>
+            <wp:cNvGraphicFramePr>
+              <a:graphicFrameLocks xmlns:a="http://schemas.openxmlformats.org/drawingml/2006/main" noChangeAspect="1"/>
+            </wp:cNvGraphicFramePr>
+            <a:graphic xmlns:a="http://schemas.openxmlformats.org/drawingml/2006/main">
+              <a:graphicData uri="http://schemas.openxmlformats.org/drawingml/2006/picture">
+                <pic:pic xmlns:pic="http://schemas.openxmlformats.org/drawingml/2006/picture">
+                  <pic:nvPicPr>
+                    <pic:cNvPr id="719106038" name="Picture 719106038"/>
+                    <pic:cNvPicPr/>
+                  </pic:nvPicPr>
+                  <pic:blipFill>
+                    <a:blip r:embed="rId17">
+                      <a:extLst>
+                        <a:ext uri="{28A0092B-C50C-407E-A947-70E740481C1C}">
+                          <a14:useLocalDpi xmlns:a14="http://schemas.microsoft.com/office/drawing/2010/main" val="0"/>
+                        </a:ext>
+                      </a:extLst>
+                    </a:blip>
+                    <a:stretch>
+                      <a:fillRect/>
+                    </a:stretch>
+                  </pic:blipFill>
+                  <pic:spPr>
+                    <a:xfrm>
+                      <a:off x="0" y="0"/>
+                      <a:ext cx="6858000" cy="3487420"/>
+                    </a:xfrm>
+                    <a:prstGeom prst="rect">
+                      <a:avLst/>
+                    </a:prstGeom>
+                  </pic:spPr>
+                </pic:pic>
+              </a:graphicData>
+            </a:graphic>
+          </wp:inline>
+        </w:drawing>
+      </w:r>
     </w:p>
     <w:p>
       <w:pPr>
         <w:spacing w:before="100" w:beforeAutospacing="1" w:after="100" w:afterAutospacing="1"/>
         <w:rPr>
-          <w:color w:val="000000"/>
-        </w:rPr>
-      </w:pPr>
+          <w:sz w:val="18"/>
+          <w:szCs w:val="18"/>
+        </w:rPr>
+      </w:pPr>
+      <w:r>
+        <w:rPr>
+          <w:b/>
+          <w:bCs/>
+          <w:color w:val="000000"/>
+          <w:sz w:val="18"/>
+          <w:szCs w:val="18"/>
+        </w:rPr>
+        <w:t>Figure. 7</w:t>
+      </w:r>
+      <w:r>
+        <w:rPr>
+          <w:color w:val="000000"/>
+          <w:sz w:val="18"/>
+          <w:szCs w:val="18"/>
+        </w:rPr>
+        <w:t xml:space="preserve">. Low Level Digram for </w:t>
+      </w:r>
+      <w:r>
+        <w:rPr>
+          <w:sz w:val="18"/>
+          <w:szCs w:val="18"/>
+        </w:rPr>
+        <w:t xml:space="preserve">rogrammatic Formula Extraction </w:t>
+      </w:r>
+      <w:r>
+        <w:rPr>
+          <w:sz w:val="18"/>
+          <w:szCs w:val="18"/>
+        </w:rPr>
+        <w:t>(Decision Making Process).</w:t>
+      </w:r>
     </w:p>
     <w:p>
       <w:pPr>
         <w:spacing w:before="100" w:beforeAutospacing="1" w:after="100" w:afterAutospacing="1"/>
         <w:rPr>
-          <w:color w:val="000000"/>
+          <w:sz w:val="18"/>
+          <w:szCs w:val="18"/>
+        </w:rPr>
+      </w:pPr>
+    </w:p>
+    <w:p>
+      <w:pPr>
+        <w:spacing w:before="100" w:beforeAutospacing="1" w:after="100" w:afterAutospacing="1"/>
+        <w:rPr>
+          <w:color w:val="000000"/>
+        </w:rPr>
+      </w:pPr>
+      <w:r>
+        <w:rPr>
+          <w:noProof/>
+          <w:color w:val="000000"/>
+          <w14:ligatures w14:val="standardContextual"/>
+        </w:rPr>
+        <w:drawing>
+          <wp:inline distT="0" distB="0" distL="0" distR="0" wp14:anchorId="62E72D24" wp14:editId="3E50FF94">
+            <wp:extent cx="6858000" cy="2667635"/>
+            <wp:effectExtent l="0" t="0" r="0" b="0"/>
+            <wp:docPr id="774287251" name="Picture 9"/>
+            <wp:cNvGraphicFramePr>
+              <a:graphicFrameLocks xmlns:a="http://schemas.openxmlformats.org/drawingml/2006/main" noChangeAspect="1"/>
+            </wp:cNvGraphicFramePr>
+            <a:graphic xmlns:a="http://schemas.openxmlformats.org/drawingml/2006/main">
+              <a:graphicData uri="http://schemas.openxmlformats.org/drawingml/2006/picture">
+                <pic:pic xmlns:pic="http://schemas.openxmlformats.org/drawingml/2006/picture">
+                  <pic:nvPicPr>
+                    <pic:cNvPr id="774287251" name="Picture 774287251"/>
+                    <pic:cNvPicPr/>
+                  </pic:nvPicPr>
+                  <pic:blipFill>
+                    <a:blip r:embed="rId18">
+                      <a:extLst>
+                        <a:ext uri="{28A0092B-C50C-407E-A947-70E740481C1C}">
+                          <a14:useLocalDpi xmlns:a14="http://schemas.microsoft.com/office/drawing/2010/main" val="0"/>
+                        </a:ext>
+                      </a:extLst>
+                    </a:blip>
+                    <a:stretch>
+                      <a:fillRect/>
+                    </a:stretch>
+                  </pic:blipFill>
+                  <pic:spPr>
+                    <a:xfrm>
+                      <a:off x="0" y="0"/>
+                      <a:ext cx="6858000" cy="2667635"/>
+                    </a:xfrm>
+                    <a:prstGeom prst="rect">
+                      <a:avLst/>
+                    </a:prstGeom>
+                  </pic:spPr>
+                </pic:pic>
+              </a:graphicData>
+            </a:graphic>
+          </wp:inline>
+        </w:drawing>
+      </w:r>
+    </w:p>
+    <w:p>
+      <w:pPr>
+        <w:spacing w:before="100" w:beforeAutospacing="1" w:after="100" w:afterAutospacing="1"/>
+        <w:rPr>
+          <w:color w:val="000000"/>
+          <w:sz w:val="18"/>
+          <w:szCs w:val="18"/>
+        </w:rPr>
+      </w:pPr>
+      <w:r>
+        <w:rPr>
+          <w:b/>
+          <w:bCs/>
+          <w:color w:val="000000"/>
+          <w:sz w:val="18"/>
+          <w:szCs w:val="18"/>
+        </w:rPr>
+        <w:t>Figure. 8</w:t>
+      </w:r>
+      <w:r>
+        <w:rPr>
+          <w:color w:val="000000"/>
+          <w:sz w:val="18"/>
+          <w:szCs w:val="18"/>
+        </w:rPr>
+        <w:t xml:space="preserve">. Lowe level Diagram </w:t>
+      </w:r>
+      <w:r>
+        <w:rPr>
+          <w:color w:val="000000"/>
+          <w:sz w:val="18"/>
+          <w:szCs w:val="18"/>
+        </w:rPr>
+        <w:t xml:space="preserve">for </w:t>
+      </w:r>
+      <w:r>
+        <w:rPr>
+          <w:sz w:val="18"/>
+          <w:szCs w:val="18"/>
+        </w:rPr>
+        <w:t>rogrammatic Formula Extraction</w:t>
+      </w:r>
+      <w:r>
+        <w:rPr>
+          <w:sz w:val="18"/>
+          <w:szCs w:val="18"/>
+        </w:rPr>
+        <w:t>.</w:t>
+      </w:r>
+    </w:p>
+    <w:p>
+      <w:pPr>
+        <w:spacing w:before="100" w:beforeAutospacing="1" w:after="100" w:afterAutospacing="1"/>
+        <w:rPr>
+          <w:color w:val="000000"/>
+          <w:sz w:val="18"/>
+          <w:szCs w:val="18"/>
         </w:rPr>
       </w:pPr>
     </w:p>
@@ -8015,6 +8395,7 @@
           <w:sz w:val="27"/>
           <w:szCs w:val="27"/>
         </w:rPr>
+        <w:lastRenderedPageBreak/>
         <w:t>1. Prerequisites</w:t>
       </w:r>
     </w:p>
@@ -8828,7 +9209,6 @@
           <w:bCs/>
           <w:color w:val="000000"/>
         </w:rPr>
-        <w:lastRenderedPageBreak/>
         <w:t>Open the Web Interface</w:t>
       </w:r>
       <w:r>
@@ -9000,6 +9380,7 @@
           <w:bCs/>
           <w:color w:val="000000"/>
         </w:rPr>
+        <w:lastRenderedPageBreak/>
         <w:t>View the Result</w:t>
       </w:r>
       <w:r>
@@ -9248,7 +9629,6 @@
         <w:spacing w:before="100" w:beforeAutospacing="1" w:after="100" w:afterAutospacing="1"/>
       </w:pPr>
       <w:r>
-        <w:lastRenderedPageBreak/>
         <w:t>Add two minimal endpoints to support edits. This does not change your Sphinx template yet; you can call these endpoints from a small edit form or a simple API client. The edits are saved and will influence both the current generation and future generations.</w:t>
       </w:r>
     </w:p>
@@ -9281,7 +9661,11 @@
         </w:numPr>
       </w:pPr>
       <w:r>
-        <w:t>Save or edit any KPI from the UI or by POST: POST /overrides { "kpi_name": "Flare Gas Recovery Rate", "fields": { "description": "Share of total gas recovered instead of flared.", "input_measure": "Gas flared volume and gas recovered volume over the period." } } Regenerate. The edited text is used immediately and will also bias future generations.</w:t>
+        <w:t xml:space="preserve">Save or edit any KPI from the UI or by POST: POST /overrides { "kpi_name": "Flare Gas Recovery Rate", "fields": { "description": "Share of total gas recovered instead of flared.", "input_measure": "Gas </w:t>
+      </w:r>
+      <w:r>
+        <w:lastRenderedPageBreak/>
+        <w:t>flared volume and gas recovered volume over the period." } } Regenerate. The edited text is used immediately and will also bias future generations.</w:t>
       </w:r>
     </w:p>
     <w:p>
@@ -9421,14 +9805,6 @@
     </w:p>
     <w:p>
       <w:pPr>
-        <w:pStyle w:val="NormalWeb"/>
-      </w:pPr>
-      <w:r>
-        <w:t>Great idea. I’ve added a portable, no–extra-dependencies framework to scan many source formats and extract KPI candidates across common languages and tools used in Oil &amp; Gas and Petrochemicals. It works by:</w:t>
-      </w:r>
-    </w:p>
-    <w:p>
-      <w:pPr>
         <w:numPr>
           <w:ilvl w:val="0"/>
           <w:numId w:val="26"/>
@@ -9514,7 +9890,6 @@
         <w:spacing w:before="100" w:beforeAutospacing="1" w:after="100" w:afterAutospacing="1"/>
       </w:pPr>
       <w:r>
-        <w:lastRenderedPageBreak/>
         <w:t>Safe defaults: If no precise KPI name is available, the extractor derives a readable name from symbol or view names.</w:t>
       </w:r>
     </w:p>
@@ -9615,6 +9990,7 @@
         <w:spacing w:before="100" w:beforeAutospacing="1" w:after="100" w:afterAutospacing="1"/>
       </w:pPr>
       <w:r>
+        <w:lastRenderedPageBreak/>
         <w:t xml:space="preserve">.NET: C# </w:t>
       </w:r>
       <w:r>
@@ -9868,77 +10244,77 @@
     </w:p>
     <w:p>
       <w:r>
+        <w:t xml:space="preserve">    delay = 8  # shorter initial delay to speed up a bit</w:t>
+      </w:r>
+    </w:p>
+    <w:p>
+      <w:r>
+        <w:t xml:space="preserve">    for i in range(retries):</w:t>
+      </w:r>
+    </w:p>
+    <w:p>
+      <w:r>
+        <w:t xml:space="preserve">        try:</w:t>
+      </w:r>
+    </w:p>
+    <w:p>
+      <w:r>
+        <w:t xml:space="preserve">            response = client.chat.completions.create(</w:t>
+      </w:r>
+    </w:p>
+    <w:p>
+      <w:r>
+        <w:t xml:space="preserve">                model="gpt-4o-mini",</w:t>
+      </w:r>
+    </w:p>
+    <w:p>
+      <w:r>
+        <w:t xml:space="preserve">                messages=[{"role": "user", "content": prompt}],</w:t>
+      </w:r>
+    </w:p>
+    <w:p>
+      <w:r>
+        <w:t xml:space="preserve">                response_format={"type": "json_object"},</w:t>
+      </w:r>
+    </w:p>
+    <w:p>
+      <w:r>
+        <w:t xml:space="preserve">                temperature=0.1,</w:t>
+      </w:r>
+    </w:p>
+    <w:p>
+      <w:r>
+        <w:t xml:space="preserve">            )</w:t>
+      </w:r>
+    </w:p>
+    <w:p>
+      <w:r>
+        <w:t xml:space="preserve">            return json.loads(response.choices[0].message.content)</w:t>
+      </w:r>
+    </w:p>
+    <w:p>
+      <w:r>
+        <w:t xml:space="preserve">        except Exception as e:</w:t>
+      </w:r>
+    </w:p>
+    <w:p>
+      <w:r>
+        <w:t xml:space="preserve">            # retry on any transient error, with exponential backoff</w:t>
+      </w:r>
+    </w:p>
+    <w:p>
+      <w:r>
+        <w:t xml:space="preserve">            if i &lt; retries - 1:</w:t>
+      </w:r>
+    </w:p>
+    <w:p>
+      <w:r>
+        <w:t xml:space="preserve">                time.sleep(delay)</w:t>
+      </w:r>
+    </w:p>
+    <w:p>
+      <w:r>
         <w:lastRenderedPageBreak/>
-        <w:t xml:space="preserve">    delay = 8  # shorter initial delay to speed up a bit</w:t>
-      </w:r>
-    </w:p>
-    <w:p>
-      <w:r>
-        <w:t xml:space="preserve">    for i in range(retries):</w:t>
-      </w:r>
-    </w:p>
-    <w:p>
-      <w:r>
-        <w:t xml:space="preserve">        try:</w:t>
-      </w:r>
-    </w:p>
-    <w:p>
-      <w:r>
-        <w:t xml:space="preserve">            response = client.chat.completions.create(</w:t>
-      </w:r>
-    </w:p>
-    <w:p>
-      <w:r>
-        <w:t xml:space="preserve">                model="gpt-4o-mini",</w:t>
-      </w:r>
-    </w:p>
-    <w:p>
-      <w:r>
-        <w:t xml:space="preserve">                messages=[{"role": "user", "content": prompt}],</w:t>
-      </w:r>
-    </w:p>
-    <w:p>
-      <w:r>
-        <w:t xml:space="preserve">                response_format={"type": "json_object"},</w:t>
-      </w:r>
-    </w:p>
-    <w:p>
-      <w:r>
-        <w:t xml:space="preserve">                temperature=0.1,</w:t>
-      </w:r>
-    </w:p>
-    <w:p>
-      <w:r>
-        <w:t xml:space="preserve">            )</w:t>
-      </w:r>
-    </w:p>
-    <w:p>
-      <w:r>
-        <w:t xml:space="preserve">            return json.loads(response.choices[0].message.content)</w:t>
-      </w:r>
-    </w:p>
-    <w:p>
-      <w:r>
-        <w:t xml:space="preserve">        except Exception as e:</w:t>
-      </w:r>
-    </w:p>
-    <w:p>
-      <w:r>
-        <w:t xml:space="preserve">            # retry on any transient error, with exponential backoff</w:t>
-      </w:r>
-    </w:p>
-    <w:p>
-      <w:r>
-        <w:t xml:space="preserve">            if i &lt; retries - 1:</w:t>
-      </w:r>
-    </w:p>
-    <w:p>
-      <w:r>
-        <w:t xml:space="preserve">                time.sleep(delay)</w:t>
-      </w:r>
-    </w:p>
-    <w:p>
-      <w:r>
         <w:t xml:space="preserve">                delay = min(delay * 2, 60)</w:t>
       </w:r>
     </w:p>
@@ -12078,6 +12454,119 @@
     </w:lvl>
   </w:abstractNum>
   <w:abstractNum w:abstractNumId="14" w15:restartNumberingAfterBreak="0">
+    <w:nsid w:val="272742BE"/>
+    <w:multiLevelType w:val="multilevel"/>
+    <w:tmpl w:val="8E083824"/>
+    <w:lvl w:ilvl="0">
+      <w:start w:val="3"/>
+      <w:numFmt w:val="decimal"/>
+      <w:lvlText w:val="%1."/>
+      <w:lvlJc w:val="left"/>
+      <w:pPr>
+        <w:tabs>
+          <w:tab w:val="num" w:pos="720"/>
+        </w:tabs>
+        <w:ind w:left="720" w:hanging="360"/>
+      </w:pPr>
+    </w:lvl>
+    <w:lvl w:ilvl="1" w:tentative="1">
+      <w:start w:val="1"/>
+      <w:numFmt w:val="decimal"/>
+      <w:lvlText w:val="%2."/>
+      <w:lvlJc w:val="left"/>
+      <w:pPr>
+        <w:tabs>
+          <w:tab w:val="num" w:pos="1440"/>
+        </w:tabs>
+        <w:ind w:left="1440" w:hanging="360"/>
+      </w:pPr>
+    </w:lvl>
+    <w:lvl w:ilvl="2" w:tentative="1">
+      <w:start w:val="1"/>
+      <w:numFmt w:val="decimal"/>
+      <w:lvlText w:val="%3."/>
+      <w:lvlJc w:val="left"/>
+      <w:pPr>
+        <w:tabs>
+          <w:tab w:val="num" w:pos="2160"/>
+        </w:tabs>
+        <w:ind w:left="2160" w:hanging="360"/>
+      </w:pPr>
+    </w:lvl>
+    <w:lvl w:ilvl="3" w:tentative="1">
+      <w:start w:val="1"/>
+      <w:numFmt w:val="decimal"/>
+      <w:lvlText w:val="%4."/>
+      <w:lvlJc w:val="left"/>
+      <w:pPr>
+        <w:tabs>
+          <w:tab w:val="num" w:pos="2880"/>
+        </w:tabs>
+        <w:ind w:left="2880" w:hanging="360"/>
+      </w:pPr>
+    </w:lvl>
+    <w:lvl w:ilvl="4" w:tentative="1">
+      <w:start w:val="1"/>
+      <w:numFmt w:val="decimal"/>
+      <w:lvlText w:val="%5."/>
+      <w:lvlJc w:val="left"/>
+      <w:pPr>
+        <w:tabs>
+          <w:tab w:val="num" w:pos="3600"/>
+        </w:tabs>
+        <w:ind w:left="3600" w:hanging="360"/>
+      </w:pPr>
+    </w:lvl>
+    <w:lvl w:ilvl="5" w:tentative="1">
+      <w:start w:val="1"/>
+      <w:numFmt w:val="decimal"/>
+      <w:lvlText w:val="%6."/>
+      <w:lvlJc w:val="left"/>
+      <w:pPr>
+        <w:tabs>
+          <w:tab w:val="num" w:pos="4320"/>
+        </w:tabs>
+        <w:ind w:left="4320" w:hanging="360"/>
+      </w:pPr>
+    </w:lvl>
+    <w:lvl w:ilvl="6" w:tentative="1">
+      <w:start w:val="1"/>
+      <w:numFmt w:val="decimal"/>
+      <w:lvlText w:val="%7."/>
+      <w:lvlJc w:val="left"/>
+      <w:pPr>
+        <w:tabs>
+          <w:tab w:val="num" w:pos="5040"/>
+        </w:tabs>
+        <w:ind w:left="5040" w:hanging="360"/>
+      </w:pPr>
+    </w:lvl>
+    <w:lvl w:ilvl="7" w:tentative="1">
+      <w:start w:val="1"/>
+      <w:numFmt w:val="decimal"/>
+      <w:lvlText w:val="%8."/>
+      <w:lvlJc w:val="left"/>
+      <w:pPr>
+        <w:tabs>
+          <w:tab w:val="num" w:pos="5760"/>
+        </w:tabs>
+        <w:ind w:left="5760" w:hanging="360"/>
+      </w:pPr>
+    </w:lvl>
+    <w:lvl w:ilvl="8" w:tentative="1">
+      <w:start w:val="1"/>
+      <w:numFmt w:val="decimal"/>
+      <w:lvlText w:val="%9."/>
+      <w:lvlJc w:val="left"/>
+      <w:pPr>
+        <w:tabs>
+          <w:tab w:val="num" w:pos="6480"/>
+        </w:tabs>
+        <w:ind w:left="6480" w:hanging="360"/>
+      </w:pPr>
+    </w:lvl>
+  </w:abstractNum>
+  <w:abstractNum w:abstractNumId="15" w15:restartNumberingAfterBreak="0">
     <w:nsid w:val="27B86D7C"/>
     <w:multiLevelType w:val="multilevel"/>
     <w:tmpl w:val="E0F82940"/>
@@ -12226,7 +12715,7 @@
       </w:rPr>
     </w:lvl>
   </w:abstractNum>
-  <w:abstractNum w:abstractNumId="15" w15:restartNumberingAfterBreak="0">
+  <w:abstractNum w:abstractNumId="16" w15:restartNumberingAfterBreak="0">
     <w:nsid w:val="31233DCE"/>
     <w:multiLevelType w:val="multilevel"/>
     <w:tmpl w:val="6B6C8ECA"/>
@@ -12375,7 +12864,7 @@
       </w:rPr>
     </w:lvl>
   </w:abstractNum>
-  <w:abstractNum w:abstractNumId="16" w15:restartNumberingAfterBreak="0">
+  <w:abstractNum w:abstractNumId="17" w15:restartNumberingAfterBreak="0">
     <w:nsid w:val="315C629A"/>
     <w:multiLevelType w:val="multilevel"/>
     <w:tmpl w:val="EF8A23D0"/>
@@ -12524,7 +13013,7 @@
       </w:rPr>
     </w:lvl>
   </w:abstractNum>
-  <w:abstractNum w:abstractNumId="17" w15:restartNumberingAfterBreak="0">
+  <w:abstractNum w:abstractNumId="18" w15:restartNumberingAfterBreak="0">
     <w:nsid w:val="327F682E"/>
     <w:multiLevelType w:val="multilevel"/>
     <w:tmpl w:val="F2F06D80"/>
@@ -12673,7 +13162,7 @@
       </w:rPr>
     </w:lvl>
   </w:abstractNum>
-  <w:abstractNum w:abstractNumId="18" w15:restartNumberingAfterBreak="0">
+  <w:abstractNum w:abstractNumId="19" w15:restartNumberingAfterBreak="0">
     <w:nsid w:val="3879310B"/>
     <w:multiLevelType w:val="multilevel"/>
     <w:tmpl w:val="6C542C40"/>
@@ -12794,7 +13283,7 @@
       </w:pPr>
     </w:lvl>
   </w:abstractNum>
-  <w:abstractNum w:abstractNumId="19" w15:restartNumberingAfterBreak="0">
+  <w:abstractNum w:abstractNumId="20" w15:restartNumberingAfterBreak="0">
     <w:nsid w:val="38CD4E20"/>
     <w:multiLevelType w:val="hybridMultilevel"/>
     <w:tmpl w:val="FE92CB46"/>
@@ -12883,7 +13372,7 @@
       </w:pPr>
     </w:lvl>
   </w:abstractNum>
-  <w:abstractNum w:abstractNumId="20" w15:restartNumberingAfterBreak="0">
+  <w:abstractNum w:abstractNumId="21" w15:restartNumberingAfterBreak="0">
     <w:nsid w:val="3BE86B02"/>
     <w:multiLevelType w:val="multilevel"/>
     <w:tmpl w:val="CE3C56B4"/>
@@ -13032,7 +13521,7 @@
       </w:rPr>
     </w:lvl>
   </w:abstractNum>
-  <w:abstractNum w:abstractNumId="21" w15:restartNumberingAfterBreak="0">
+  <w:abstractNum w:abstractNumId="22" w15:restartNumberingAfterBreak="0">
     <w:nsid w:val="3D645FE0"/>
     <w:multiLevelType w:val="multilevel"/>
     <w:tmpl w:val="C26059D8"/>
@@ -13181,7 +13670,7 @@
       </w:rPr>
     </w:lvl>
   </w:abstractNum>
-  <w:abstractNum w:abstractNumId="22" w15:restartNumberingAfterBreak="0">
+  <w:abstractNum w:abstractNumId="23" w15:restartNumberingAfterBreak="0">
     <w:nsid w:val="429049C5"/>
     <w:multiLevelType w:val="multilevel"/>
     <w:tmpl w:val="BFEA140C"/>
@@ -13330,7 +13819,7 @@
       </w:rPr>
     </w:lvl>
   </w:abstractNum>
-  <w:abstractNum w:abstractNumId="23" w15:restartNumberingAfterBreak="0">
+  <w:abstractNum w:abstractNumId="24" w15:restartNumberingAfterBreak="0">
     <w:nsid w:val="43C050C0"/>
     <w:multiLevelType w:val="multilevel"/>
     <w:tmpl w:val="1D7EEA66"/>
@@ -13443,7 +13932,7 @@
       </w:pPr>
     </w:lvl>
   </w:abstractNum>
-  <w:abstractNum w:abstractNumId="24" w15:restartNumberingAfterBreak="0">
+  <w:abstractNum w:abstractNumId="25" w15:restartNumberingAfterBreak="0">
     <w:nsid w:val="47901A4B"/>
     <w:multiLevelType w:val="multilevel"/>
     <w:tmpl w:val="6102DFBE"/>
@@ -13556,7 +14045,7 @@
       </w:pPr>
     </w:lvl>
   </w:abstractNum>
-  <w:abstractNum w:abstractNumId="25" w15:restartNumberingAfterBreak="0">
+  <w:abstractNum w:abstractNumId="26" w15:restartNumberingAfterBreak="0">
     <w:nsid w:val="4926073A"/>
     <w:multiLevelType w:val="multilevel"/>
     <w:tmpl w:val="B61E35B4"/>
@@ -13705,7 +14194,7 @@
       </w:rPr>
     </w:lvl>
   </w:abstractNum>
-  <w:abstractNum w:abstractNumId="26" w15:restartNumberingAfterBreak="0">
+  <w:abstractNum w:abstractNumId="27" w15:restartNumberingAfterBreak="0">
     <w:nsid w:val="499D441F"/>
     <w:multiLevelType w:val="multilevel"/>
     <w:tmpl w:val="26E6B63E"/>
@@ -13854,7 +14343,7 @@
       </w:rPr>
     </w:lvl>
   </w:abstractNum>
-  <w:abstractNum w:abstractNumId="27" w15:restartNumberingAfterBreak="0">
+  <w:abstractNum w:abstractNumId="28" w15:restartNumberingAfterBreak="0">
     <w:nsid w:val="49DC51E6"/>
     <w:multiLevelType w:val="multilevel"/>
     <w:tmpl w:val="667C2FD8"/>
@@ -14003,7 +14492,7 @@
       </w:rPr>
     </w:lvl>
   </w:abstractNum>
-  <w:abstractNum w:abstractNumId="28" w15:restartNumberingAfterBreak="0">
+  <w:abstractNum w:abstractNumId="29" w15:restartNumberingAfterBreak="0">
     <w:nsid w:val="4D435ACE"/>
     <w:multiLevelType w:val="multilevel"/>
     <w:tmpl w:val="D004AF48"/>
@@ -14152,7 +14641,7 @@
       </w:rPr>
     </w:lvl>
   </w:abstractNum>
-  <w:abstractNum w:abstractNumId="29" w15:restartNumberingAfterBreak="0">
+  <w:abstractNum w:abstractNumId="30" w15:restartNumberingAfterBreak="0">
     <w:nsid w:val="4D7E1D67"/>
     <w:multiLevelType w:val="multilevel"/>
     <w:tmpl w:val="46082404"/>
@@ -14265,7 +14754,7 @@
       </w:pPr>
     </w:lvl>
   </w:abstractNum>
-  <w:abstractNum w:abstractNumId="30" w15:restartNumberingAfterBreak="0">
+  <w:abstractNum w:abstractNumId="31" w15:restartNumberingAfterBreak="0">
     <w:nsid w:val="50B621E8"/>
     <w:multiLevelType w:val="multilevel"/>
     <w:tmpl w:val="D77E837C"/>
@@ -14414,7 +14903,7 @@
       </w:rPr>
     </w:lvl>
   </w:abstractNum>
-  <w:abstractNum w:abstractNumId="31" w15:restartNumberingAfterBreak="0">
+  <w:abstractNum w:abstractNumId="32" w15:restartNumberingAfterBreak="0">
     <w:nsid w:val="50FC22B1"/>
     <w:multiLevelType w:val="multilevel"/>
     <w:tmpl w:val="3BE06AE4"/>
@@ -14563,7 +15052,7 @@
       </w:rPr>
     </w:lvl>
   </w:abstractNum>
-  <w:abstractNum w:abstractNumId="32" w15:restartNumberingAfterBreak="0">
+  <w:abstractNum w:abstractNumId="33" w15:restartNumberingAfterBreak="0">
     <w:nsid w:val="55352C56"/>
     <w:multiLevelType w:val="multilevel"/>
     <w:tmpl w:val="AB62844A"/>
@@ -14684,7 +15173,7 @@
       </w:rPr>
     </w:lvl>
   </w:abstractNum>
-  <w:abstractNum w:abstractNumId="33" w15:restartNumberingAfterBreak="0">
+  <w:abstractNum w:abstractNumId="34" w15:restartNumberingAfterBreak="0">
     <w:nsid w:val="56FB2A2B"/>
     <w:multiLevelType w:val="multilevel"/>
     <w:tmpl w:val="D28E48CE"/>
@@ -14797,7 +15286,7 @@
       </w:pPr>
     </w:lvl>
   </w:abstractNum>
-  <w:abstractNum w:abstractNumId="34" w15:restartNumberingAfterBreak="0">
+  <w:abstractNum w:abstractNumId="35" w15:restartNumberingAfterBreak="0">
     <w:nsid w:val="5EED0403"/>
     <w:multiLevelType w:val="multilevel"/>
     <w:tmpl w:val="0E924536"/>
@@ -14946,7 +15435,7 @@
       </w:rPr>
     </w:lvl>
   </w:abstractNum>
-  <w:abstractNum w:abstractNumId="35" w15:restartNumberingAfterBreak="0">
+  <w:abstractNum w:abstractNumId="36" w15:restartNumberingAfterBreak="0">
     <w:nsid w:val="5F5C0673"/>
     <w:multiLevelType w:val="multilevel"/>
     <w:tmpl w:val="28A479CC"/>
@@ -15059,7 +15548,7 @@
       </w:pPr>
     </w:lvl>
   </w:abstractNum>
-  <w:abstractNum w:abstractNumId="36" w15:restartNumberingAfterBreak="0">
+  <w:abstractNum w:abstractNumId="37" w15:restartNumberingAfterBreak="0">
     <w:nsid w:val="623301C8"/>
     <w:multiLevelType w:val="multilevel"/>
     <w:tmpl w:val="EC78776C"/>
@@ -15208,7 +15697,7 @@
       </w:rPr>
     </w:lvl>
   </w:abstractNum>
-  <w:abstractNum w:abstractNumId="37" w15:restartNumberingAfterBreak="0">
+  <w:abstractNum w:abstractNumId="38" w15:restartNumberingAfterBreak="0">
     <w:nsid w:val="6FBD64E7"/>
     <w:multiLevelType w:val="multilevel"/>
     <w:tmpl w:val="8FB47834"/>
@@ -15357,7 +15846,7 @@
       </w:rPr>
     </w:lvl>
   </w:abstractNum>
-  <w:abstractNum w:abstractNumId="38" w15:restartNumberingAfterBreak="0">
+  <w:abstractNum w:abstractNumId="39" w15:restartNumberingAfterBreak="0">
     <w:nsid w:val="73486126"/>
     <w:multiLevelType w:val="multilevel"/>
     <w:tmpl w:val="7CF67BF4"/>
@@ -15506,7 +15995,7 @@
       </w:rPr>
     </w:lvl>
   </w:abstractNum>
-  <w:abstractNum w:abstractNumId="39" w15:restartNumberingAfterBreak="0">
+  <w:abstractNum w:abstractNumId="40" w15:restartNumberingAfterBreak="0">
     <w:nsid w:val="76DE677B"/>
     <w:multiLevelType w:val="multilevel"/>
     <w:tmpl w:val="2F66EBD0"/>
@@ -15655,7 +16144,7 @@
       </w:rPr>
     </w:lvl>
   </w:abstractNum>
-  <w:abstractNum w:abstractNumId="40" w15:restartNumberingAfterBreak="0">
+  <w:abstractNum w:abstractNumId="41" w15:restartNumberingAfterBreak="0">
     <w:nsid w:val="77F430F6"/>
     <w:multiLevelType w:val="hybridMultilevel"/>
     <w:tmpl w:val="E3B88D80"/>
@@ -15744,7 +16233,7 @@
       </w:pPr>
     </w:lvl>
   </w:abstractNum>
-  <w:abstractNum w:abstractNumId="41" w15:restartNumberingAfterBreak="0">
+  <w:abstractNum w:abstractNumId="42" w15:restartNumberingAfterBreak="0">
     <w:nsid w:val="77FB2860"/>
     <w:multiLevelType w:val="multilevel"/>
     <w:tmpl w:val="4770F676"/>
@@ -15893,7 +16382,7 @@
       </w:rPr>
     </w:lvl>
   </w:abstractNum>
-  <w:abstractNum w:abstractNumId="42" w15:restartNumberingAfterBreak="0">
+  <w:abstractNum w:abstractNumId="43" w15:restartNumberingAfterBreak="0">
     <w:nsid w:val="78262756"/>
     <w:multiLevelType w:val="multilevel"/>
     <w:tmpl w:val="B3320FAC"/>
@@ -16006,7 +16495,7 @@
       </w:pPr>
     </w:lvl>
   </w:abstractNum>
-  <w:abstractNum w:abstractNumId="43" w15:restartNumberingAfterBreak="0">
+  <w:abstractNum w:abstractNumId="44" w15:restartNumberingAfterBreak="0">
     <w:nsid w:val="7A0155EA"/>
     <w:multiLevelType w:val="multilevel"/>
     <w:tmpl w:val="73005E7A"/>
@@ -16119,7 +16608,7 @@
       </w:pPr>
     </w:lvl>
   </w:abstractNum>
-  <w:abstractNum w:abstractNumId="44" w15:restartNumberingAfterBreak="0">
+  <w:abstractNum w:abstractNumId="45" w15:restartNumberingAfterBreak="0">
     <w:nsid w:val="7BAF4B1A"/>
     <w:multiLevelType w:val="hybridMultilevel"/>
     <w:tmpl w:val="B060FB44"/>
@@ -16232,7 +16721,7 @@
       </w:rPr>
     </w:lvl>
   </w:abstractNum>
-  <w:abstractNum w:abstractNumId="45" w15:restartNumberingAfterBreak="0">
+  <w:abstractNum w:abstractNumId="46" w15:restartNumberingAfterBreak="0">
     <w:nsid w:val="7D3819B5"/>
     <w:multiLevelType w:val="hybridMultilevel"/>
     <w:tmpl w:val="CAE4149C"/>
@@ -16321,7 +16810,7 @@
       </w:pPr>
     </w:lvl>
   </w:abstractNum>
-  <w:abstractNum w:abstractNumId="46" w15:restartNumberingAfterBreak="0">
+  <w:abstractNum w:abstractNumId="47" w15:restartNumberingAfterBreak="0">
     <w:nsid w:val="7ED632BF"/>
     <w:multiLevelType w:val="multilevel"/>
     <w:tmpl w:val="F6F017CC"/>
@@ -16471,64 +16960,64 @@
     </w:lvl>
   </w:abstractNum>
   <w:num w:numId="1" w16cid:durableId="548151899">
-    <w:abstractNumId w:val="17"/>
+    <w:abstractNumId w:val="18"/>
   </w:num>
   <w:num w:numId="2" w16cid:durableId="1449006039">
     <w:abstractNumId w:val="13"/>
   </w:num>
   <w:num w:numId="3" w16cid:durableId="31152161">
-    <w:abstractNumId w:val="29"/>
+    <w:abstractNumId w:val="30"/>
   </w:num>
   <w:num w:numId="4" w16cid:durableId="2062895452">
-    <w:abstractNumId w:val="40"/>
+    <w:abstractNumId w:val="41"/>
   </w:num>
   <w:num w:numId="5" w16cid:durableId="949896522">
-    <w:abstractNumId w:val="32"/>
+    <w:abstractNumId w:val="33"/>
   </w:num>
   <w:num w:numId="6" w16cid:durableId="543445449">
-    <w:abstractNumId w:val="15"/>
+    <w:abstractNumId w:val="16"/>
   </w:num>
   <w:num w:numId="7" w16cid:durableId="803498329">
-    <w:abstractNumId w:val="33"/>
+    <w:abstractNumId w:val="34"/>
   </w:num>
   <w:num w:numId="8" w16cid:durableId="1874151505">
-    <w:abstractNumId w:val="23"/>
+    <w:abstractNumId w:val="24"/>
   </w:num>
   <w:num w:numId="9" w16cid:durableId="705839741">
     <w:abstractNumId w:val="10"/>
   </w:num>
   <w:num w:numId="10" w16cid:durableId="1293827610">
-    <w:abstractNumId w:val="42"/>
+    <w:abstractNumId w:val="43"/>
   </w:num>
   <w:num w:numId="11" w16cid:durableId="1218130318">
-    <w:abstractNumId w:val="19"/>
+    <w:abstractNumId w:val="20"/>
   </w:num>
   <w:num w:numId="12" w16cid:durableId="336346935">
     <w:abstractNumId w:val="9"/>
   </w:num>
   <w:num w:numId="13" w16cid:durableId="767503906">
-    <w:abstractNumId w:val="46"/>
+    <w:abstractNumId w:val="47"/>
   </w:num>
   <w:num w:numId="14" w16cid:durableId="604002169">
     <w:abstractNumId w:val="7"/>
   </w:num>
   <w:num w:numId="15" w16cid:durableId="51393543">
-    <w:abstractNumId w:val="43"/>
+    <w:abstractNumId w:val="44"/>
   </w:num>
   <w:num w:numId="16" w16cid:durableId="94594747">
-    <w:abstractNumId w:val="21"/>
+    <w:abstractNumId w:val="22"/>
   </w:num>
   <w:num w:numId="17" w16cid:durableId="1947037119">
-    <w:abstractNumId w:val="37"/>
+    <w:abstractNumId w:val="38"/>
   </w:num>
   <w:num w:numId="18" w16cid:durableId="1183318972">
     <w:abstractNumId w:val="2"/>
   </w:num>
   <w:num w:numId="19" w16cid:durableId="1903708170">
-    <w:abstractNumId w:val="38"/>
+    <w:abstractNumId w:val="39"/>
   </w:num>
   <w:num w:numId="20" w16cid:durableId="242642197">
-    <w:abstractNumId w:val="18"/>
+    <w:abstractNumId w:val="19"/>
   </w:num>
   <w:num w:numId="21" w16cid:durableId="713819342">
     <w:abstractNumId w:val="12"/>
@@ -16537,22 +17026,22 @@
     <w:abstractNumId w:val="6"/>
   </w:num>
   <w:num w:numId="23" w16cid:durableId="825777938">
-    <w:abstractNumId w:val="22"/>
+    <w:abstractNumId w:val="23"/>
   </w:num>
   <w:num w:numId="24" w16cid:durableId="139881299">
-    <w:abstractNumId w:val="31"/>
+    <w:abstractNumId w:val="32"/>
   </w:num>
   <w:num w:numId="25" w16cid:durableId="1650359837">
-    <w:abstractNumId w:val="41"/>
+    <w:abstractNumId w:val="42"/>
   </w:num>
   <w:num w:numId="26" w16cid:durableId="1714816328">
+    <w:abstractNumId w:val="28"/>
+  </w:num>
+  <w:num w:numId="27" w16cid:durableId="75250526">
     <w:abstractNumId w:val="27"/>
   </w:num>
-  <w:num w:numId="27" w16cid:durableId="75250526">
+  <w:num w:numId="28" w16cid:durableId="1483691169">
     <w:abstractNumId w:val="26"/>
-  </w:num>
-  <w:num w:numId="28" w16cid:durableId="1483691169">
-    <w:abstractNumId w:val="25"/>
   </w:num>
   <w:num w:numId="29" w16cid:durableId="1360818939">
     <w:abstractNumId w:val="1"/>
@@ -16564,16 +17053,16 @@
     <w:abstractNumId w:val="0"/>
   </w:num>
   <w:num w:numId="32" w16cid:durableId="1815558953">
-    <w:abstractNumId w:val="36"/>
+    <w:abstractNumId w:val="37"/>
   </w:num>
   <w:num w:numId="33" w16cid:durableId="1074818736">
-    <w:abstractNumId w:val="34"/>
+    <w:abstractNumId w:val="35"/>
   </w:num>
   <w:num w:numId="34" w16cid:durableId="69468294">
-    <w:abstractNumId w:val="28"/>
+    <w:abstractNumId w:val="29"/>
   </w:num>
   <w:num w:numId="35" w16cid:durableId="1614632655">
-    <w:abstractNumId w:val="24"/>
+    <w:abstractNumId w:val="25"/>
   </w:num>
   <w:num w:numId="36" w16cid:durableId="1155683898">
     <w:abstractNumId w:val="3"/>
@@ -16582,34 +17071,37 @@
     <w:abstractNumId w:val="5"/>
   </w:num>
   <w:num w:numId="38" w16cid:durableId="2084138561">
-    <w:abstractNumId w:val="14"/>
+    <w:abstractNumId w:val="15"/>
   </w:num>
   <w:num w:numId="39" w16cid:durableId="2094205310">
-    <w:abstractNumId w:val="35"/>
+    <w:abstractNumId w:val="36"/>
   </w:num>
   <w:num w:numId="40" w16cid:durableId="1159228363">
-    <w:abstractNumId w:val="30"/>
+    <w:abstractNumId w:val="31"/>
   </w:num>
   <w:num w:numId="41" w16cid:durableId="514149011">
-    <w:abstractNumId w:val="16"/>
+    <w:abstractNumId w:val="17"/>
   </w:num>
   <w:num w:numId="42" w16cid:durableId="1478449399">
-    <w:abstractNumId w:val="20"/>
+    <w:abstractNumId w:val="21"/>
   </w:num>
   <w:num w:numId="43" w16cid:durableId="570316981">
-    <w:abstractNumId w:val="39"/>
+    <w:abstractNumId w:val="40"/>
   </w:num>
   <w:num w:numId="44" w16cid:durableId="1115753565">
     <w:abstractNumId w:val="8"/>
   </w:num>
   <w:num w:numId="45" w16cid:durableId="1879732698">
-    <w:abstractNumId w:val="44"/>
+    <w:abstractNumId w:val="45"/>
   </w:num>
   <w:num w:numId="46" w16cid:durableId="1144354124">
     <w:abstractNumId w:val="11"/>
   </w:num>
   <w:num w:numId="47" w16cid:durableId="327056989">
-    <w:abstractNumId w:val="45"/>
+    <w:abstractNumId w:val="46"/>
+  </w:num>
+  <w:num w:numId="48" w16cid:durableId="451630114">
+    <w:abstractNumId w:val="14"/>
   </w:num>
 </w:numbering>
 </file>
@@ -17014,7 +17506,7 @@
   <w:style w:type="paragraph" w:default="1" w:styleId="Normal">
     <w:name w:val="Normal"/>
     <w:qFormat/>
-    <w:rsid w:val="00E07EE1"/>
+    <w:rsid w:val="00F96678"/>
     <w:pPr>
       <w:spacing w:after="0" w:line="240" w:lineRule="auto"/>
     </w:pPr>

--- a/help/Technical Document.docx
+++ b/help/Technical Document.docx
@@ -477,6 +477,208 @@
     <w:p>
       <w:pPr>
         <w:spacing w:before="100" w:beforeAutospacing="1" w:after="100" w:afterAutospacing="1"/>
+        <w:jc w:val="both"/>
+        <w:rPr>
+          <w:b/>
+          <w:bCs/>
+          <w:color w:val="000000"/>
+        </w:rPr>
+      </w:pPr>
+      <w:r>
+        <w:rPr>
+          <w:b/>
+          <w:bCs/>
+          <w:color w:val="000000"/>
+        </w:rPr>
+        <w:t xml:space="preserve">Problem </w:t>
+      </w:r>
+      <w:r>
+        <w:rPr>
+          <w:b/>
+          <w:bCs/>
+          <w:color w:val="000000"/>
+        </w:rPr>
+        <w:t>Backgournd</w:t>
+      </w:r>
+      <w:r>
+        <w:rPr>
+          <w:b/>
+          <w:bCs/>
+          <w:color w:val="000000"/>
+        </w:rPr>
+        <w:t>:</w:t>
+      </w:r>
+    </w:p>
+    <w:p>
+      <w:pPr>
+        <w:spacing w:before="100" w:beforeAutospacing="1" w:after="100" w:afterAutospacing="1"/>
+      </w:pPr>
+      <w:r>
+        <w:t>Engineers keep KPI logic scattered across many files and languages. This tool centralizes KPI definitions, recovers formulas from code, and builds a clean, browsable “Bluebook” so teams can align on definitions, units, and intent.</w:t>
+      </w:r>
+    </w:p>
+    <w:p>
+      <w:pPr>
+        <w:spacing w:before="100" w:beforeAutospacing="1" w:after="100" w:afterAutospacing="1"/>
+        <w:rPr>
+          <w:b/>
+          <w:bCs/>
+        </w:rPr>
+      </w:pPr>
+      <w:r>
+        <w:rPr>
+          <w:b/>
+          <w:bCs/>
+        </w:rPr>
+        <w:t xml:space="preserve">Design </w:t>
+      </w:r>
+      <w:r>
+        <w:rPr>
+          <w:b/>
+          <w:bCs/>
+        </w:rPr>
+        <w:t>C</w:t>
+      </w:r>
+      <w:r>
+        <w:rPr>
+          <w:b/>
+          <w:bCs/>
+        </w:rPr>
+        <w:t>hoices</w:t>
+      </w:r>
+    </w:p>
+    <w:p>
+      <w:pPr>
+        <w:numPr>
+          <w:ilvl w:val="1"/>
+          <w:numId w:val="49"/>
+        </w:numPr>
+        <w:spacing w:before="100" w:beforeAutospacing="1" w:after="100" w:afterAutospacing="1"/>
+      </w:pPr>
+      <w:r>
+        <w:t>Zero fragile language parsers: a hybrid of robust regex + AST for Python, supported by a shared parser module that unwraps SQL wrappers and recognizes cross-language math idioms.</w:t>
+      </w:r>
+    </w:p>
+    <w:p>
+      <w:pPr>
+        <w:numPr>
+          <w:ilvl w:val="1"/>
+          <w:numId w:val="49"/>
+        </w:numPr>
+        <w:spacing w:before="100" w:beforeAutospacing="1" w:after="100" w:afterAutospacing="1"/>
+      </w:pPr>
+      <w:r>
+        <w:t>Template-first docs: Jinja renders RST, and Sphinx produces a fast, portable HTML book.</w:t>
+      </w:r>
+    </w:p>
+    <w:p>
+      <w:pPr>
+        <w:numPr>
+          <w:ilvl w:val="1"/>
+          <w:numId w:val="49"/>
+        </w:numPr>
+        <w:spacing w:before="100" w:beforeAutospacing="1" w:after="100" w:afterAutospacing="1"/>
+      </w:pPr>
+      <w:r>
+        <w:t>AI is optional: If the API key is available, narrative fields are generated and safely sanitized; otherwise, the system falls back to neutral text you can edit.</w:t>
+      </w:r>
+    </w:p>
+    <w:p>
+      <w:pPr>
+        <w:spacing w:before="100" w:beforeAutospacing="1" w:after="100" w:afterAutospacing="1"/>
+        <w:rPr>
+          <w:b/>
+          <w:bCs/>
+        </w:rPr>
+      </w:pPr>
+      <w:r>
+        <w:rPr>
+          <w:b/>
+          <w:bCs/>
+        </w:rPr>
+        <w:t xml:space="preserve">Key </w:t>
+      </w:r>
+      <w:r>
+        <w:rPr>
+          <w:b/>
+          <w:bCs/>
+        </w:rPr>
+        <w:t>M</w:t>
+      </w:r>
+      <w:r>
+        <w:rPr>
+          <w:b/>
+          <w:bCs/>
+        </w:rPr>
+        <w:t>odules</w:t>
+      </w:r>
+    </w:p>
+    <w:p>
+      <w:pPr>
+        <w:numPr>
+          <w:ilvl w:val="1"/>
+          <w:numId w:val="49"/>
+        </w:numPr>
+        <w:spacing w:before="100" w:beforeAutospacing="1" w:after="100" w:afterAutospacing="1"/>
+      </w:pPr>
+      <w:r>
+        <w:t>kpi_extractor.py: Finds KPI entries using language-appropriate comment patterns; also uses simple structural hints like CREATE VIEW/DEFINE MEASURE.</w:t>
+      </w:r>
+    </w:p>
+    <w:p>
+      <w:pPr>
+        <w:numPr>
+          <w:ilvl w:val="1"/>
+          <w:numId w:val="49"/>
+        </w:numPr>
+        <w:spacing w:before="100" w:beforeAutospacing="1" w:after="100" w:afterAutospacing="1"/>
+      </w:pPr>
+      <w:r>
+        <w:lastRenderedPageBreak/>
+        <w:t>parser.py: Shared helpers for unwrapping SQL expressions and recognizing math across returns/assignments; includes percent and division pickers.</w:t>
+      </w:r>
+    </w:p>
+    <w:p>
+      <w:pPr>
+        <w:numPr>
+          <w:ilvl w:val="1"/>
+          <w:numId w:val="49"/>
+        </w:numPr>
+        <w:spacing w:before="100" w:beforeAutospacing="1" w:after="100" w:afterAutospacing="1"/>
+      </w:pPr>
+      <w:r>
+        <w:t>main.py: Orchestrates scanning, formula extraction, AI text, and page rendering; writes RST and optionally runs sphinx-build.</w:t>
+      </w:r>
+    </w:p>
+    <w:p>
+      <w:pPr>
+        <w:numPr>
+          <w:ilvl w:val="1"/>
+          <w:numId w:val="49"/>
+        </w:numPr>
+        <w:spacing w:before="100" w:beforeAutospacing="1" w:after="100" w:afterAutospacing="1"/>
+      </w:pPr>
+      <w:r>
+        <w:t>ai_generator.py: Generates descriptions/objectives/units; allows overrides and optional KB guidance.</w:t>
+      </w:r>
+    </w:p>
+    <w:p>
+      <w:pPr>
+        <w:spacing w:before="100" w:beforeAutospacing="1" w:after="100" w:afterAutospacing="1"/>
+      </w:pPr>
+    </w:p>
+    <w:p>
+      <w:pPr>
+        <w:spacing w:before="100" w:beforeAutospacing="1" w:after="100" w:afterAutospacing="1"/>
+        <w:jc w:val="both"/>
+        <w:rPr>
+          <w:color w:val="000000"/>
+        </w:rPr>
+      </w:pPr>
+    </w:p>
+    <w:p>
+      <w:pPr>
+        <w:spacing w:before="100" w:beforeAutospacing="1" w:after="100" w:afterAutospacing="1"/>
         <w:rPr>
           <w:b/>
           <w:bCs/>
@@ -495,7 +697,6 @@
           <w:szCs w:val="32"/>
           <w14:ligatures w14:val="standardContextual"/>
         </w:rPr>
-        <w:lastRenderedPageBreak/>
         <w:drawing>
           <wp:inline distT="0" distB="0" distL="0" distR="0" wp14:anchorId="04C0F91A" wp14:editId="350F7C72">
             <wp:extent cx="5943600" cy="5943600"/>
@@ -1416,39 +1617,7 @@
         </w:rPr>
       </w:pPr>
       <w:r>
-        <w:rPr>
-          <w:color w:val="000000"/>
-        </w:rPr>
-        <w:t>An active </w:t>
-      </w:r>
-      <w:r>
-        <w:rPr>
-          <w:b/>
-          <w:bCs/>
-          <w:color w:val="000000"/>
-        </w:rPr>
-        <w:t>OpenAI API key</w:t>
-      </w:r>
-      <w:r>
-        <w:rPr>
-          <w:color w:val="000000"/>
-        </w:rPr>
-        <w:t> with access to the </w:t>
-      </w:r>
-      <w:r>
-        <w:rPr>
-          <w:rFonts w:ascii="Courier New" w:hAnsi="Courier New" w:cs="Courier New"/>
-          <w:color w:val="000000"/>
-          <w:sz w:val="20"/>
-          <w:szCs w:val="20"/>
-        </w:rPr>
-        <w:t>gpt-4o-mini</w:t>
-      </w:r>
-      <w:r>
-        <w:rPr>
-          <w:color w:val="000000"/>
-        </w:rPr>
-        <w:t> model.</w:t>
+        <w:t>Flask, Jinja2, Sphinx (with sphinx-rtd-theme), openai, python-dotenv</w:t>
       </w:r>
     </w:p>
     <w:p>
@@ -1467,7 +1636,71 @@
         <w:rPr>
           <w:color w:val="000000"/>
         </w:rPr>
+        <w:t>An active </w:t>
+      </w:r>
+      <w:r>
+        <w:rPr>
+          <w:b/>
+          <w:bCs/>
+          <w:color w:val="000000"/>
+        </w:rPr>
+        <w:t>OpenAI API key</w:t>
+      </w:r>
+      <w:r>
+        <w:rPr>
+          <w:color w:val="000000"/>
+        </w:rPr>
+        <w:t> with access to the </w:t>
+      </w:r>
+      <w:r>
+        <w:rPr>
+          <w:rFonts w:ascii="Courier New" w:hAnsi="Courier New" w:cs="Courier New"/>
+          <w:color w:val="000000"/>
+          <w:sz w:val="20"/>
+          <w:szCs w:val="20"/>
+        </w:rPr>
+        <w:t>gpt-4o-mini</w:t>
+      </w:r>
+      <w:r>
+        <w:rPr>
+          <w:color w:val="000000"/>
+        </w:rPr>
+        <w:t> model.</w:t>
+      </w:r>
+    </w:p>
+    <w:p>
+      <w:pPr>
+        <w:numPr>
+          <w:ilvl w:val="0"/>
+          <w:numId w:val="2"/>
+        </w:numPr>
+        <w:spacing w:before="100" w:beforeAutospacing="1" w:after="100" w:afterAutospacing="1"/>
+        <w:jc w:val="both"/>
+        <w:rPr>
+          <w:color w:val="000000"/>
+        </w:rPr>
+      </w:pPr>
+      <w:r>
+        <w:rPr>
+          <w:color w:val="000000"/>
+        </w:rPr>
         <w:t>A modern web browser (Chrome, Firefox, Edge, Safari).</w:t>
+      </w:r>
+    </w:p>
+    <w:p>
+      <w:pPr>
+        <w:numPr>
+          <w:ilvl w:val="0"/>
+          <w:numId w:val="2"/>
+        </w:numPr>
+        <w:spacing w:before="100" w:beforeAutospacing="1" w:after="100" w:afterAutospacing="1"/>
+        <w:jc w:val="both"/>
+        <w:rPr>
+          <w:color w:val="000000"/>
+        </w:rPr>
+      </w:pPr>
+      <w:r>
+        <w:t>See requirements.txt for pinned versions.</w:t>
       </w:r>
     </w:p>
     <w:p>
@@ -1845,7 +2078,6 @@
           <w:sz w:val="27"/>
           <w:szCs w:val="27"/>
         </w:rPr>
-        <w:lastRenderedPageBreak/>
         <w:t xml:space="preserve"> </w:t>
       </w:r>
       <w:r>
@@ -5702,6 +5934,7 @@
           <w:sz w:val="27"/>
           <w:szCs w:val="27"/>
         </w:rPr>
+        <w:lastRenderedPageBreak/>
         <w:t>1. UML Component Diagram</w:t>
       </w:r>
     </w:p>
@@ -5717,7 +5950,6 @@
         <w:rPr>
           <w:color w:val="000000"/>
         </w:rPr>
-        <w:lastRenderedPageBreak/>
         <w:t>This diagram shows the major components of the system and their relationships.</w:t>
       </w:r>
     </w:p>
@@ -6599,6 +6831,7 @@
         <w:rPr>
           <w:color w:val="000000"/>
         </w:rPr>
+        <w:lastRenderedPageBreak/>
         <w:t>Measurement unit</w:t>
       </w:r>
     </w:p>
@@ -6635,7 +6868,6 @@
         <w:rPr>
           <w:color w:val="000000"/>
         </w:rPr>
-        <w:lastRenderedPageBreak/>
         <w:t>Output is returned in structured</w:t>
       </w:r>
       <w:r>
@@ -9457,7 +9689,10 @@
         <w:spacing w:before="100" w:beforeAutospacing="1" w:after="100" w:afterAutospacing="1"/>
       </w:pPr>
       <w:r>
-        <w:t>we can make it learn from a curated petrochemicals KPI knowledge base and also learn continuously from user edits.</w:t>
+        <w:t>The tool has an optional to</w:t>
+      </w:r>
+      <w:r>
+        <w:t xml:space="preserve"> learn from a curated petrochemicals KPI knowledge base and also learn continuously from user edits.</w:t>
       </w:r>
     </w:p>
     <w:p>
@@ -9469,15 +9704,10 @@
         <w:spacing w:before="100" w:beforeAutospacing="1" w:after="100" w:afterAutospacing="1"/>
       </w:pPr>
       <w:r>
-        <w:t>Yes, we can add an Edit button so users can change any KPI field, persist the change, and use it to improve the next generations.</w:t>
-      </w:r>
-    </w:p>
-    <w:p>
-      <w:pPr>
-        <w:pStyle w:val="NormalWeb"/>
-      </w:pPr>
-      <w:r>
-        <w:t>Below are lightweight, dependency-free changes that work with your current stack and any future data. They do not lock you to your current sample KPIs.</w:t>
+        <w:t xml:space="preserve">By </w:t>
+      </w:r>
+      <w:r>
+        <w:t>Edit button users can change any KPI field, persist the change, and use it to improve the next generations.</w:t>
       </w:r>
     </w:p>
     <w:p>
@@ -9661,11 +9891,7 @@
         </w:numPr>
       </w:pPr>
       <w:r>
-        <w:t xml:space="preserve">Save or edit any KPI from the UI or by POST: POST /overrides { "kpi_name": "Flare Gas Recovery Rate", "fields": { "description": "Share of total gas recovered instead of flared.", "input_measure": "Gas </w:t>
-      </w:r>
-      <w:r>
-        <w:lastRenderedPageBreak/>
-        <w:t>flared volume and gas recovered volume over the period." } } Regenerate. The edited text is used immediately and will also bias future generations.</w:t>
+        <w:t>Save or edit any KPI from the UI or by POST: POST /overrides { "kpi_name": "Flare Gas Recovery Rate", "fields": { "description": "Share of total gas recovered instead of flared.", "input_measure": "Gas flared volume and gas recovered volume over the period." } } Regenerate. The edited text is used immediately and will also bias future generations.</w:t>
       </w:r>
     </w:p>
     <w:p>
@@ -9689,6 +9915,7 @@
         <w:spacing w:before="100" w:beforeAutospacing="1" w:after="100" w:afterAutospacing="1"/>
       </w:pPr>
       <w:r>
+        <w:lastRenderedPageBreak/>
         <w:t>In your KPI page template, add an “Edit” link that calls GET /overrides/and POST /overrides with a small form. Because the RST is static, a simple way is to add a link back to your Flask app (e.g., /edit?kpi= ) that renders a small form and posts to /overrides. If you want, I can provide that edit page and wire-up now.</w:t>
       </w:r>
     </w:p>
@@ -9990,7 +10217,6 @@
         <w:spacing w:before="100" w:beforeAutospacing="1" w:after="100" w:afterAutospacing="1"/>
       </w:pPr>
       <w:r>
-        <w:lastRenderedPageBreak/>
         <w:t xml:space="preserve">.NET: C# </w:t>
       </w:r>
       <w:r>
@@ -10043,6 +10269,7 @@
         <w:spacing w:before="100" w:beforeAutospacing="1" w:after="100" w:afterAutospacing="1"/>
       </w:pPr>
       <w:r>
+        <w:lastRenderedPageBreak/>
         <w:t>Power BI DAX (from .dax or text exports)</w:t>
       </w:r>
     </w:p>
@@ -10314,22 +10541,22 @@
     </w:p>
     <w:p>
       <w:r>
+        <w:t xml:space="preserve">                delay = min(delay * 2, 60)</w:t>
+      </w:r>
+    </w:p>
+    <w:p>
+      <w:r>
+        <w:t xml:space="preserve">            else:</w:t>
+      </w:r>
+    </w:p>
+    <w:p>
+      <w:r>
+        <w:t xml:space="preserve">                # Final fallback: provide generic, non-empty content (or blanks) instead of a visible auto-filled note.</w:t>
+      </w:r>
+    </w:p>
+    <w:p>
+      <w:r>
         <w:lastRenderedPageBreak/>
-        <w:t xml:space="preserve">                delay = min(delay * 2, 60)</w:t>
-      </w:r>
-    </w:p>
-    <w:p>
-      <w:r>
-        <w:t xml:space="preserve">            else:</w:t>
-      </w:r>
-    </w:p>
-    <w:p>
-      <w:r>
-        <w:t xml:space="preserve">                # Final fallback: provide generic, non-empty content (or blanks) instead of a visible auto-filled note.</w:t>
-      </w:r>
-    </w:p>
-    <w:p>
-      <w:r>
         <w:t xml:space="preserve">                return {</w:t>
       </w:r>
     </w:p>
@@ -12324,7 +12551,7 @@
         <w:sz w:val="20"/>
       </w:rPr>
     </w:lvl>
-    <w:lvl w:ilvl="1" w:tentative="1">
+    <w:lvl w:ilvl="1">
       <w:start w:val="1"/>
       <w:numFmt w:val="bullet"/>
       <w:lvlText w:val="o"/>
@@ -15698,6 +15925,155 @@
     </w:lvl>
   </w:abstractNum>
   <w:abstractNum w:abstractNumId="38" w15:restartNumberingAfterBreak="0">
+    <w:nsid w:val="63353058"/>
+    <w:multiLevelType w:val="multilevel"/>
+    <w:tmpl w:val="D64CA23C"/>
+    <w:lvl w:ilvl="0">
+      <w:start w:val="1"/>
+      <w:numFmt w:val="bullet"/>
+      <w:lvlText w:val=""/>
+      <w:lvlJc w:val="left"/>
+      <w:pPr>
+        <w:tabs>
+          <w:tab w:val="num" w:pos="720"/>
+        </w:tabs>
+        <w:ind w:left="720" w:hanging="360"/>
+      </w:pPr>
+      <w:rPr>
+        <w:rFonts w:ascii="Symbol" w:hAnsi="Symbol" w:hint="default"/>
+        <w:sz w:val="20"/>
+      </w:rPr>
+    </w:lvl>
+    <w:lvl w:ilvl="1">
+      <w:start w:val="1"/>
+      <w:numFmt w:val="bullet"/>
+      <w:lvlText w:val="o"/>
+      <w:lvlJc w:val="left"/>
+      <w:pPr>
+        <w:tabs>
+          <w:tab w:val="num" w:pos="1440"/>
+        </w:tabs>
+        <w:ind w:left="1440" w:hanging="360"/>
+      </w:pPr>
+      <w:rPr>
+        <w:rFonts w:ascii="Courier New" w:hAnsi="Courier New" w:hint="default"/>
+        <w:sz w:val="20"/>
+      </w:rPr>
+    </w:lvl>
+    <w:lvl w:ilvl="2" w:tentative="1">
+      <w:start w:val="1"/>
+      <w:numFmt w:val="bullet"/>
+      <w:lvlText w:val=""/>
+      <w:lvlJc w:val="left"/>
+      <w:pPr>
+        <w:tabs>
+          <w:tab w:val="num" w:pos="2160"/>
+        </w:tabs>
+        <w:ind w:left="2160" w:hanging="360"/>
+      </w:pPr>
+      <w:rPr>
+        <w:rFonts w:ascii="Wingdings" w:hAnsi="Wingdings" w:hint="default"/>
+        <w:sz w:val="20"/>
+      </w:rPr>
+    </w:lvl>
+    <w:lvl w:ilvl="3" w:tentative="1">
+      <w:start w:val="1"/>
+      <w:numFmt w:val="bullet"/>
+      <w:lvlText w:val=""/>
+      <w:lvlJc w:val="left"/>
+      <w:pPr>
+        <w:tabs>
+          <w:tab w:val="num" w:pos="2880"/>
+        </w:tabs>
+        <w:ind w:left="2880" w:hanging="360"/>
+      </w:pPr>
+      <w:rPr>
+        <w:rFonts w:ascii="Wingdings" w:hAnsi="Wingdings" w:hint="default"/>
+        <w:sz w:val="20"/>
+      </w:rPr>
+    </w:lvl>
+    <w:lvl w:ilvl="4" w:tentative="1">
+      <w:start w:val="1"/>
+      <w:numFmt w:val="bullet"/>
+      <w:lvlText w:val=""/>
+      <w:lvlJc w:val="left"/>
+      <w:pPr>
+        <w:tabs>
+          <w:tab w:val="num" w:pos="3600"/>
+        </w:tabs>
+        <w:ind w:left="3600" w:hanging="360"/>
+      </w:pPr>
+      <w:rPr>
+        <w:rFonts w:ascii="Wingdings" w:hAnsi="Wingdings" w:hint="default"/>
+        <w:sz w:val="20"/>
+      </w:rPr>
+    </w:lvl>
+    <w:lvl w:ilvl="5" w:tentative="1">
+      <w:start w:val="1"/>
+      <w:numFmt w:val="bullet"/>
+      <w:lvlText w:val=""/>
+      <w:lvlJc w:val="left"/>
+      <w:pPr>
+        <w:tabs>
+          <w:tab w:val="num" w:pos="4320"/>
+        </w:tabs>
+        <w:ind w:left="4320" w:hanging="360"/>
+      </w:pPr>
+      <w:rPr>
+        <w:rFonts w:ascii="Wingdings" w:hAnsi="Wingdings" w:hint="default"/>
+        <w:sz w:val="20"/>
+      </w:rPr>
+    </w:lvl>
+    <w:lvl w:ilvl="6" w:tentative="1">
+      <w:start w:val="1"/>
+      <w:numFmt w:val="bullet"/>
+      <w:lvlText w:val=""/>
+      <w:lvlJc w:val="left"/>
+      <w:pPr>
+        <w:tabs>
+          <w:tab w:val="num" w:pos="5040"/>
+        </w:tabs>
+        <w:ind w:left="5040" w:hanging="360"/>
+      </w:pPr>
+      <w:rPr>
+        <w:rFonts w:ascii="Wingdings" w:hAnsi="Wingdings" w:hint="default"/>
+        <w:sz w:val="20"/>
+      </w:rPr>
+    </w:lvl>
+    <w:lvl w:ilvl="7" w:tentative="1">
+      <w:start w:val="1"/>
+      <w:numFmt w:val="bullet"/>
+      <w:lvlText w:val=""/>
+      <w:lvlJc w:val="left"/>
+      <w:pPr>
+        <w:tabs>
+          <w:tab w:val="num" w:pos="5760"/>
+        </w:tabs>
+        <w:ind w:left="5760" w:hanging="360"/>
+      </w:pPr>
+      <w:rPr>
+        <w:rFonts w:ascii="Wingdings" w:hAnsi="Wingdings" w:hint="default"/>
+        <w:sz w:val="20"/>
+      </w:rPr>
+    </w:lvl>
+    <w:lvl w:ilvl="8" w:tentative="1">
+      <w:start w:val="1"/>
+      <w:numFmt w:val="bullet"/>
+      <w:lvlText w:val=""/>
+      <w:lvlJc w:val="left"/>
+      <w:pPr>
+        <w:tabs>
+          <w:tab w:val="num" w:pos="6480"/>
+        </w:tabs>
+        <w:ind w:left="6480" w:hanging="360"/>
+      </w:pPr>
+      <w:rPr>
+        <w:rFonts w:ascii="Wingdings" w:hAnsi="Wingdings" w:hint="default"/>
+        <w:sz w:val="20"/>
+      </w:rPr>
+    </w:lvl>
+  </w:abstractNum>
+  <w:abstractNum w:abstractNumId="39" w15:restartNumberingAfterBreak="0">
     <w:nsid w:val="6FBD64E7"/>
     <w:multiLevelType w:val="multilevel"/>
     <w:tmpl w:val="8FB47834"/>
@@ -15846,7 +16222,7 @@
       </w:rPr>
     </w:lvl>
   </w:abstractNum>
-  <w:abstractNum w:abstractNumId="39" w15:restartNumberingAfterBreak="0">
+  <w:abstractNum w:abstractNumId="40" w15:restartNumberingAfterBreak="0">
     <w:nsid w:val="73486126"/>
     <w:multiLevelType w:val="multilevel"/>
     <w:tmpl w:val="7CF67BF4"/>
@@ -15995,7 +16371,7 @@
       </w:rPr>
     </w:lvl>
   </w:abstractNum>
-  <w:abstractNum w:abstractNumId="40" w15:restartNumberingAfterBreak="0">
+  <w:abstractNum w:abstractNumId="41" w15:restartNumberingAfterBreak="0">
     <w:nsid w:val="76DE677B"/>
     <w:multiLevelType w:val="multilevel"/>
     <w:tmpl w:val="2F66EBD0"/>
@@ -16144,7 +16520,7 @@
       </w:rPr>
     </w:lvl>
   </w:abstractNum>
-  <w:abstractNum w:abstractNumId="41" w15:restartNumberingAfterBreak="0">
+  <w:abstractNum w:abstractNumId="42" w15:restartNumberingAfterBreak="0">
     <w:nsid w:val="77F430F6"/>
     <w:multiLevelType w:val="hybridMultilevel"/>
     <w:tmpl w:val="E3B88D80"/>
@@ -16233,7 +16609,7 @@
       </w:pPr>
     </w:lvl>
   </w:abstractNum>
-  <w:abstractNum w:abstractNumId="42" w15:restartNumberingAfterBreak="0">
+  <w:abstractNum w:abstractNumId="43" w15:restartNumberingAfterBreak="0">
     <w:nsid w:val="77FB2860"/>
     <w:multiLevelType w:val="multilevel"/>
     <w:tmpl w:val="4770F676"/>
@@ -16382,7 +16758,7 @@
       </w:rPr>
     </w:lvl>
   </w:abstractNum>
-  <w:abstractNum w:abstractNumId="43" w15:restartNumberingAfterBreak="0">
+  <w:abstractNum w:abstractNumId="44" w15:restartNumberingAfterBreak="0">
     <w:nsid w:val="78262756"/>
     <w:multiLevelType w:val="multilevel"/>
     <w:tmpl w:val="B3320FAC"/>
@@ -16495,7 +16871,7 @@
       </w:pPr>
     </w:lvl>
   </w:abstractNum>
-  <w:abstractNum w:abstractNumId="44" w15:restartNumberingAfterBreak="0">
+  <w:abstractNum w:abstractNumId="45" w15:restartNumberingAfterBreak="0">
     <w:nsid w:val="7A0155EA"/>
     <w:multiLevelType w:val="multilevel"/>
     <w:tmpl w:val="73005E7A"/>
@@ -16608,7 +16984,7 @@
       </w:pPr>
     </w:lvl>
   </w:abstractNum>
-  <w:abstractNum w:abstractNumId="45" w15:restartNumberingAfterBreak="0">
+  <w:abstractNum w:abstractNumId="46" w15:restartNumberingAfterBreak="0">
     <w:nsid w:val="7BAF4B1A"/>
     <w:multiLevelType w:val="hybridMultilevel"/>
     <w:tmpl w:val="B060FB44"/>
@@ -16721,7 +17097,7 @@
       </w:rPr>
     </w:lvl>
   </w:abstractNum>
-  <w:abstractNum w:abstractNumId="46" w15:restartNumberingAfterBreak="0">
+  <w:abstractNum w:abstractNumId="47" w15:restartNumberingAfterBreak="0">
     <w:nsid w:val="7D3819B5"/>
     <w:multiLevelType w:val="hybridMultilevel"/>
     <w:tmpl w:val="CAE4149C"/>
@@ -16810,7 +17186,7 @@
       </w:pPr>
     </w:lvl>
   </w:abstractNum>
-  <w:abstractNum w:abstractNumId="47" w15:restartNumberingAfterBreak="0">
+  <w:abstractNum w:abstractNumId="48" w15:restartNumberingAfterBreak="0">
     <w:nsid w:val="7ED632BF"/>
     <w:multiLevelType w:val="multilevel"/>
     <w:tmpl w:val="F6F017CC"/>
@@ -16969,7 +17345,7 @@
     <w:abstractNumId w:val="30"/>
   </w:num>
   <w:num w:numId="4" w16cid:durableId="2062895452">
-    <w:abstractNumId w:val="41"/>
+    <w:abstractNumId w:val="42"/>
   </w:num>
   <w:num w:numId="5" w16cid:durableId="949896522">
     <w:abstractNumId w:val="33"/>
@@ -16987,7 +17363,7 @@
     <w:abstractNumId w:val="10"/>
   </w:num>
   <w:num w:numId="10" w16cid:durableId="1293827610">
-    <w:abstractNumId w:val="43"/>
+    <w:abstractNumId w:val="44"/>
   </w:num>
   <w:num w:numId="11" w16cid:durableId="1218130318">
     <w:abstractNumId w:val="20"/>
@@ -16996,25 +17372,25 @@
     <w:abstractNumId w:val="9"/>
   </w:num>
   <w:num w:numId="13" w16cid:durableId="767503906">
-    <w:abstractNumId w:val="47"/>
+    <w:abstractNumId w:val="48"/>
   </w:num>
   <w:num w:numId="14" w16cid:durableId="604002169">
     <w:abstractNumId w:val="7"/>
   </w:num>
   <w:num w:numId="15" w16cid:durableId="51393543">
-    <w:abstractNumId w:val="44"/>
+    <w:abstractNumId w:val="45"/>
   </w:num>
   <w:num w:numId="16" w16cid:durableId="94594747">
     <w:abstractNumId w:val="22"/>
   </w:num>
   <w:num w:numId="17" w16cid:durableId="1947037119">
-    <w:abstractNumId w:val="38"/>
+    <w:abstractNumId w:val="39"/>
   </w:num>
   <w:num w:numId="18" w16cid:durableId="1183318972">
     <w:abstractNumId w:val="2"/>
   </w:num>
   <w:num w:numId="19" w16cid:durableId="1903708170">
-    <w:abstractNumId w:val="39"/>
+    <w:abstractNumId w:val="40"/>
   </w:num>
   <w:num w:numId="20" w16cid:durableId="242642197">
     <w:abstractNumId w:val="19"/>
@@ -17032,7 +17408,7 @@
     <w:abstractNumId w:val="32"/>
   </w:num>
   <w:num w:numId="25" w16cid:durableId="1650359837">
-    <w:abstractNumId w:val="42"/>
+    <w:abstractNumId w:val="43"/>
   </w:num>
   <w:num w:numId="26" w16cid:durableId="1714816328">
     <w:abstractNumId w:val="28"/>
@@ -17086,22 +17462,25 @@
     <w:abstractNumId w:val="21"/>
   </w:num>
   <w:num w:numId="43" w16cid:durableId="570316981">
-    <w:abstractNumId w:val="40"/>
+    <w:abstractNumId w:val="41"/>
   </w:num>
   <w:num w:numId="44" w16cid:durableId="1115753565">
     <w:abstractNumId w:val="8"/>
   </w:num>
   <w:num w:numId="45" w16cid:durableId="1879732698">
-    <w:abstractNumId w:val="45"/>
+    <w:abstractNumId w:val="46"/>
   </w:num>
   <w:num w:numId="46" w16cid:durableId="1144354124">
     <w:abstractNumId w:val="11"/>
   </w:num>
   <w:num w:numId="47" w16cid:durableId="327056989">
-    <w:abstractNumId w:val="46"/>
+    <w:abstractNumId w:val="47"/>
   </w:num>
   <w:num w:numId="48" w16cid:durableId="451630114">
     <w:abstractNumId w:val="14"/>
+  </w:num>
+  <w:num w:numId="49" w16cid:durableId="646281929">
+    <w:abstractNumId w:val="38"/>
   </w:num>
 </w:numbering>
 </file>

--- a/help/Technical Document.docx
+++ b/help/Technical Document.docx
@@ -9783,90 +9783,6 @@
         <w:pStyle w:val="NormalWeb"/>
       </w:pPr>
       <w:r>
-        <w:t>Edits to make</w:t>
-      </w:r>
-    </w:p>
-    <w:p>
-      <w:pPr>
-        <w:numPr>
-          <w:ilvl w:val="0"/>
-          <w:numId w:val="35"/>
-        </w:numPr>
-        <w:spacing w:before="100" w:beforeAutospacing="1" w:after="100" w:afterAutospacing="1"/>
-      </w:pPr>
-      <w:r>
-        <w:t>ai_generator.py</w:t>
-      </w:r>
-    </w:p>
-    <w:p>
-      <w:pPr>
-        <w:numPr>
-          <w:ilvl w:val="0"/>
-          <w:numId w:val="36"/>
-        </w:numPr>
-        <w:spacing w:before="100" w:beforeAutospacing="1" w:after="100" w:afterAutospacing="1"/>
-      </w:pPr>
-      <w:r>
-        <w:t>Add knowledge-base retrieval + prompt augmentation with both KB and user overrides. If the files don’t exist, it quietly skips them (so it works with any dataset).</w:t>
-      </w:r>
-    </w:p>
-    <w:p>
-      <w:pPr>
-        <w:pStyle w:val="ListParagraph"/>
-        <w:numPr>
-          <w:ilvl w:val="0"/>
-          <w:numId w:val="35"/>
-        </w:numPr>
-        <w:spacing w:before="100" w:beforeAutospacing="1" w:after="100" w:afterAutospacing="1"/>
-      </w:pPr>
-      <w:r>
-        <w:t>main.py</w:t>
-      </w:r>
-    </w:p>
-    <w:p>
-      <w:pPr>
-        <w:pStyle w:val="ListParagraph"/>
-        <w:numPr>
-          <w:ilvl w:val="1"/>
-          <w:numId w:val="35"/>
-        </w:numPr>
-        <w:spacing w:before="100" w:beforeAutospacing="1" w:after="100" w:afterAutospacing="1"/>
-      </w:pPr>
-      <w:r>
-        <w:t>Merge overrides immediately before writing .rst, so any saved edits are honored even without re-calling the model.</w:t>
-      </w:r>
-    </w:p>
-    <w:p>
-      <w:pPr>
-        <w:pStyle w:val="ListParagraph"/>
-        <w:numPr>
-          <w:ilvl w:val="0"/>
-          <w:numId w:val="35"/>
-        </w:numPr>
-        <w:spacing w:before="100" w:beforeAutospacing="1" w:after="100" w:afterAutospacing="1"/>
-      </w:pPr>
-      <w:r>
-        <w:t>app.py</w:t>
-      </w:r>
-    </w:p>
-    <w:p>
-      <w:pPr>
-        <w:pStyle w:val="ListParagraph"/>
-        <w:numPr>
-          <w:ilvl w:val="1"/>
-          <w:numId w:val="35"/>
-        </w:numPr>
-        <w:spacing w:before="100" w:beforeAutospacing="1" w:after="100" w:afterAutospacing="1"/>
-      </w:pPr>
-      <w:r>
-        <w:t>Add two minimal endpoints to support edits. This does not change your Sphinx template yet; you can call these endpoints from a small edit form or a simple API client. The edits are saved and will influence both the current generation and future generations.</w:t>
-      </w:r>
-    </w:p>
-    <w:p>
-      <w:pPr>
-        <w:pStyle w:val="NormalWeb"/>
-      </w:pPr>
-      <w:r>
         <w:t>How to use it</w:t>
       </w:r>
     </w:p>
@@ -9915,7 +9831,6 @@
         <w:spacing w:before="100" w:beforeAutospacing="1" w:after="100" w:afterAutospacing="1"/>
       </w:pPr>
       <w:r>
-        <w:lastRenderedPageBreak/>
         <w:t>In your KPI page template, add an “Edit” link that calls GET /overrides/and POST /overrides with a small form. Because the RST is static, a simple way is to add a link back to your Flask app (e.g., /edit?kpi= ) that renders a small form and posts to /overrides. If you want, I can provide that edit page and wire-up now.</w:t>
       </w:r>
     </w:p>
@@ -9968,6 +9883,7 @@
         <w:pStyle w:val="NormalWeb"/>
       </w:pPr>
       <w:r>
+        <w:lastRenderedPageBreak/>
         <w:t>If you’d like me to add the small “Edit” web form and inject an Edit button into the generated pages, tell me and I’ll share the exact template change plus a minimal /edit route.</w:t>
       </w:r>
     </w:p>
@@ -10269,7 +10185,6 @@
         <w:spacing w:before="100" w:beforeAutospacing="1" w:after="100" w:afterAutospacing="1"/>
       </w:pPr>
       <w:r>
-        <w:lastRenderedPageBreak/>
         <w:t>Power BI DAX (from .dax or text exports)</w:t>
       </w:r>
     </w:p>
@@ -10368,6 +10283,7 @@
           <w:sz w:val="36"/>
           <w:szCs w:val="36"/>
         </w:rPr>
+        <w:lastRenderedPageBreak/>
         <w:t xml:space="preserve">Q1. </w:t>
       </w:r>
       <w:r>
@@ -10556,47 +10472,47 @@
     </w:p>
     <w:p>
       <w:r>
+        <w:t xml:space="preserve">                return {</w:t>
+      </w:r>
+    </w:p>
+    <w:p>
+      <w:r>
+        <w:t xml:space="preserve">                    "description": f"{kpi_name} is a key performance indicator used to assess process efficiency and operational performance.",</w:t>
+      </w:r>
+    </w:p>
+    <w:p>
+      <w:r>
+        <w:t xml:space="preserve">                    "objective": f"The objective of {kpi_name} is to provide a clear measure that supports monitoring, decision making, and continuous improvement.",</w:t>
+      </w:r>
+    </w:p>
+    <w:p>
+      <w:r>
+        <w:t xml:space="preserve">                    "formula_description": "Calculated directly from the inputs found in the code implementation.",</w:t>
+      </w:r>
+    </w:p>
+    <w:p>
+      <w:r>
+        <w:t xml:space="preserve">                    "used_in_kpis": "This KPI can serve as an input to higher-level operational and performance dashboards.",</w:t>
+      </w:r>
+    </w:p>
+    <w:p>
+      <w:r>
+        <w:t xml:space="preserve">                    "input_measure": "Derived from the variables used in the code calculation for this KPI.",</w:t>
+      </w:r>
+    </w:p>
+    <w:p>
+      <w:r>
+        <w:t xml:space="preserve">                    "unit_of_measure": "See calculation and context for the most appropriate unit.",</w:t>
+      </w:r>
+    </w:p>
+    <w:p>
+      <w:r>
+        <w:t xml:space="preserve">                    "reporting_source": "Typically sourced from process historians, production logs, or execution systems.",</w:t>
+      </w:r>
+    </w:p>
+    <w:p>
+      <w:r>
         <w:lastRenderedPageBreak/>
-        <w:t xml:space="preserve">                return {</w:t>
-      </w:r>
-    </w:p>
-    <w:p>
-      <w:r>
-        <w:t xml:space="preserve">                    "description": f"{kpi_name} is a key performance indicator used to assess process efficiency and operational performance.",</w:t>
-      </w:r>
-    </w:p>
-    <w:p>
-      <w:r>
-        <w:t xml:space="preserve">                    "objective": f"The objective of {kpi_name} is to provide a clear measure that supports monitoring, decision making, and continuous improvement.",</w:t>
-      </w:r>
-    </w:p>
-    <w:p>
-      <w:r>
-        <w:t xml:space="preserve">                    "formula_description": "Calculated directly from the inputs found in the code implementation.",</w:t>
-      </w:r>
-    </w:p>
-    <w:p>
-      <w:r>
-        <w:t xml:space="preserve">                    "used_in_kpis": "This KPI can serve as an input to higher-level operational and performance dashboards.",</w:t>
-      </w:r>
-    </w:p>
-    <w:p>
-      <w:r>
-        <w:t xml:space="preserve">                    "input_measure": "Derived from the variables used in the code calculation for this KPI.",</w:t>
-      </w:r>
-    </w:p>
-    <w:p>
-      <w:r>
-        <w:t xml:space="preserve">                    "unit_of_measure": "See calculation and context for the most appropriate unit.",</w:t>
-      </w:r>
-    </w:p>
-    <w:p>
-      <w:r>
-        <w:t xml:space="preserve">                    "reporting_source": "Typically sourced from process historians, production logs, or execution systems.",</w:t>
-      </w:r>
-    </w:p>
-    <w:p>
-      <w:r>
         <w:t xml:space="preserve">                    # If you don't want any visible placeholder, leave this empty:</w:t>
       </w:r>
     </w:p>

--- a/help/Technical Document.docx
+++ b/help/Technical Document.docx
@@ -9813,33 +9813,9 @@
     <w:p>
       <w:pPr>
         <w:pStyle w:val="NormalWeb"/>
-        <w:numPr>
-          <w:ilvl w:val="0"/>
-          <w:numId w:val="41"/>
-        </w:numPr>
-      </w:pPr>
-      <w:r>
-        <w:t>Add an Edit button (optional, UI step):</w:t>
-      </w:r>
-    </w:p>
-    <w:p>
-      <w:pPr>
-        <w:numPr>
-          <w:ilvl w:val="1"/>
-          <w:numId w:val="41"/>
-        </w:numPr>
-        <w:spacing w:before="100" w:beforeAutospacing="1" w:after="100" w:afterAutospacing="1"/>
-      </w:pPr>
-      <w:r>
-        <w:t>In your KPI page template, add an “Edit” link that calls GET /overrides/and POST /overrides with a small form. Because the RST is static, a simple way is to add a link back to your Flask app (e.g., /edit?kpi= ) that renders a small form and posts to /overrides. If you want, I can provide that edit page and wire-up now.</w:t>
-      </w:r>
-    </w:p>
-    <w:p>
-      <w:pPr>
-        <w:pStyle w:val="NormalWeb"/>
-      </w:pPr>
-      <w:r>
-        <w:t>Why this meets your requirements</w:t>
+      </w:pPr>
+      <w:r>
+        <w:t>Optional KB with the edit</w:t>
       </w:r>
     </w:p>
     <w:p>
@@ -9880,21 +9856,6 @@
     </w:p>
     <w:p>
       <w:pPr>
-        <w:pStyle w:val="NormalWeb"/>
-      </w:pPr>
-      <w:r>
-        <w:lastRenderedPageBreak/>
-        <w:t>If you’d like me to add the small “Edit” web form and inject an Edit button into the generated pages, tell me and I’ll share the exact template change plus a minimal /edit route.</w:t>
-      </w:r>
-    </w:p>
-    <w:p>
-      <w:pPr>
-        <w:spacing w:before="100" w:beforeAutospacing="1" w:after="100" w:afterAutospacing="1"/>
-        <w:ind w:left="720"/>
-      </w:pPr>
-    </w:p>
-    <w:p>
-      <w:pPr>
         <w:spacing w:before="100" w:beforeAutospacing="1" w:after="100" w:afterAutospacing="1"/>
         <w:outlineLvl w:val="2"/>
         <w:rPr>
@@ -9967,6 +9928,7 @@
         <w:spacing w:before="100" w:beforeAutospacing="1" w:after="100" w:afterAutospacing="1"/>
       </w:pPr>
       <w:r>
+        <w:lastRenderedPageBreak/>
         <w:t>Finding KPI declarations via lightweight patterns such as comments like “KPI: …”, attributes/annotations, common measure syntax (DAX), and SQL view/SELECT expressions often used for KPIs.</w:t>
       </w:r>
     </w:p>
@@ -10283,7 +10245,6 @@
           <w:sz w:val="36"/>
           <w:szCs w:val="36"/>
         </w:rPr>
-        <w:lastRenderedPageBreak/>
         <w:t xml:space="preserve">Q1. </w:t>
       </w:r>
       <w:r>
@@ -10351,6 +10312,7 @@
         <w:spacing w:before="100" w:beforeAutospacing="1" w:after="100" w:afterAutospacing="1"/>
       </w:pPr>
       <w:r>
+        <w:lastRenderedPageBreak/>
         <w:t>To regenerate a single KPI, delete its .rst file in docs/ and run the generator again (the file will be recreated).</w:t>
       </w:r>
     </w:p>
@@ -10512,7 +10474,6 @@
     </w:p>
     <w:p>
       <w:r>
-        <w:lastRenderedPageBreak/>
         <w:t xml:space="preserve">                    # If you don't want any visible placeholder, leave this empty:</w:t>
       </w:r>
     </w:p>

--- a/help/Technical Document.docx
+++ b/help/Technical Document.docx
@@ -665,7 +665,54 @@
     <w:p>
       <w:pPr>
         <w:spacing w:before="100" w:beforeAutospacing="1" w:after="100" w:afterAutospacing="1"/>
-      </w:pPr>
+        <w:rPr>
+          <w:b/>
+          <w:bCs/>
+        </w:rPr>
+      </w:pPr>
+      <w:r>
+        <w:rPr>
+          <w:b/>
+          <w:bCs/>
+        </w:rPr>
+        <w:t>Security &amp; hardening</w:t>
+      </w:r>
+    </w:p>
+    <w:p>
+      <w:pPr>
+        <w:numPr>
+          <w:ilvl w:val="1"/>
+          <w:numId w:val="49"/>
+        </w:numPr>
+        <w:spacing w:before="100" w:beforeAutospacing="1" w:after="100" w:afterAutospacing="1"/>
+      </w:pPr>
+      <w:r>
+        <w:t>Sanitization: All AI narratives are stripped of HTML and escaped before rendering.</w:t>
+      </w:r>
+    </w:p>
+    <w:p>
+      <w:pPr>
+        <w:numPr>
+          <w:ilvl w:val="1"/>
+          <w:numId w:val="49"/>
+        </w:numPr>
+        <w:spacing w:before="100" w:beforeAutospacing="1" w:after="100" w:afterAutospacing="1"/>
+      </w:pPr>
+      <w:r>
+        <w:t>Robust error handling: Fail-soft defaults ensure page rendering continues even if AI calls fail.</w:t>
+      </w:r>
+    </w:p>
+    <w:p>
+      <w:pPr>
+        <w:numPr>
+          <w:ilvl w:val="1"/>
+          <w:numId w:val="49"/>
+        </w:numPr>
+        <w:spacing w:before="100" w:beforeAutospacing="1" w:after="100" w:afterAutospacing="1"/>
+      </w:pPr>
+      <w:r>
+        <w:t>Diagnostic endpoints (/debug-scan, /debug-scan-deep) to verify detection without running the full pipeline.</w:t>
+      </w:r>
     </w:p>
     <w:p>
       <w:pPr>
@@ -757,6 +804,7 @@
           <w:sz w:val="18"/>
           <w:szCs w:val="18"/>
         </w:rPr>
+        <w:lastRenderedPageBreak/>
         <w:t>Figure. 1.</w:t>
       </w:r>
       <w:r>
@@ -835,7 +883,6 @@
           <w:szCs w:val="20"/>
           <w14:ligatures w14:val="standardContextual"/>
         </w:rPr>
-        <w:lastRenderedPageBreak/>
         <w:drawing>
           <wp:inline distT="0" distB="0" distL="0" distR="0" wp14:anchorId="36D55A1F" wp14:editId="791AFD60">
             <wp:extent cx="5943600" cy="7564120"/>
@@ -9654,14 +9701,6 @@
       <w:pPr>
         <w:spacing w:before="100" w:beforeAutospacing="1" w:after="100" w:afterAutospacing="1"/>
         <w:rPr>
-          <w:color w:val="000000"/>
-        </w:rPr>
-      </w:pPr>
-    </w:p>
-    <w:p>
-      <w:pPr>
-        <w:spacing w:before="100" w:beforeAutospacing="1" w:after="100" w:afterAutospacing="1"/>
-        <w:rPr>
           <w:b/>
           <w:bCs/>
           <w:color w:val="000000"/>
@@ -9713,8 +9752,16 @@
     <w:p>
       <w:pPr>
         <w:pStyle w:val="NormalWeb"/>
-      </w:pPr>
-      <w:r>
+        <w:rPr>
+          <w:b/>
+          <w:bCs/>
+        </w:rPr>
+      </w:pPr>
+      <w:r>
+        <w:rPr>
+          <w:b/>
+          <w:bCs/>
+        </w:rPr>
         <w:t>What this adds</w:t>
       </w:r>
     </w:p>
@@ -9781,8 +9828,16 @@
     <w:p>
       <w:pPr>
         <w:pStyle w:val="NormalWeb"/>
-      </w:pPr>
-      <w:r>
+        <w:rPr>
+          <w:b/>
+          <w:bCs/>
+        </w:rPr>
+      </w:pPr>
+      <w:r>
+        <w:rPr>
+          <w:b/>
+          <w:bCs/>
+        </w:rPr>
         <w:t>How to use it</w:t>
       </w:r>
     </w:p>
@@ -9813,8 +9868,16 @@
     <w:p>
       <w:pPr>
         <w:pStyle w:val="NormalWeb"/>
-      </w:pPr>
-      <w:r>
+        <w:rPr>
+          <w:b/>
+          <w:bCs/>
+        </w:rPr>
+      </w:pPr>
+      <w:r>
+        <w:rPr>
+          <w:b/>
+          <w:bCs/>
+        </w:rPr>
         <w:t>Optional KB with the edit</w:t>
       </w:r>
     </w:p>
@@ -9909,47 +9972,149 @@
     </w:p>
     <w:p>
       <w:pPr>
+        <w:pStyle w:val="NormalWeb"/>
+        <w:rPr>
+          <w:b/>
+          <w:bCs/>
+        </w:rPr>
+      </w:pPr>
+      <w:r>
+        <w:rPr>
+          <w:b/>
+          <w:bCs/>
+        </w:rPr>
+        <w:t>Supported sources now</w:t>
+      </w:r>
+    </w:p>
+    <w:p>
+      <w:pPr>
         <w:numPr>
           <w:ilvl w:val="0"/>
-          <w:numId w:val="26"/>
+          <w:numId w:val="29"/>
         </w:numPr>
         <w:spacing w:before="100" w:beforeAutospacing="1" w:after="100" w:afterAutospacing="1"/>
       </w:pPr>
       <w:r>
-        <w:t>Detecting the language from file extensions and content hints.</w:t>
+        <w:t>Python</w:t>
       </w:r>
     </w:p>
     <w:p>
       <w:pPr>
         <w:numPr>
           <w:ilvl w:val="0"/>
-          <w:numId w:val="26"/>
+          <w:numId w:val="29"/>
         </w:numPr>
         <w:spacing w:before="100" w:beforeAutospacing="1" w:after="100" w:afterAutospacing="1"/>
       </w:pPr>
       <w:r>
-        <w:lastRenderedPageBreak/>
-        <w:t>Finding KPI declarations via lightweight patterns such as comments like “KPI: …”, attributes/annotations, common measure syntax (DAX), and SQL view/SELECT expressions often used for KPIs.</w:t>
+        <w:t>.NET: C# (.cs) and VB.NET(.vb)</w:t>
       </w:r>
     </w:p>
     <w:p>
       <w:pPr>
         <w:numPr>
           <w:ilvl w:val="0"/>
-          <w:numId w:val="26"/>
+          <w:numId w:val="29"/>
         </w:numPr>
         <w:spacing w:before="100" w:beforeAutospacing="1" w:after="100" w:afterAutospacing="1"/>
       </w:pPr>
       <w:r>
-        <w:t xml:space="preserve">Returning KPI records with name, language, file path, line numbers, and a compact code context you </w:t>
+        <w:t>SQL families: Oracle/PLSQL, T</w:t>
+      </w:r>
+      <w:r>
+        <w:noBreakHyphen/>
+        <w:t>SQL, ANSI SQL, SAP HANA SQLScript (.sql, .pks/.pkb/.pls)</w:t>
+      </w:r>
+    </w:p>
+    <w:p>
+      <w:pPr>
+        <w:numPr>
+          <w:ilvl w:val="0"/>
+          <w:numId w:val="29"/>
+        </w:numPr>
+        <w:spacing w:before="100" w:beforeAutospacing="1" w:after="100" w:afterAutospacing="1"/>
+      </w:pPr>
+      <w:r>
+        <w:lastRenderedPageBreak/>
+        <w:t>SAP HANA SQLScript artifacts: .hdbprocedure, .hdbfunction, .hdbview, .hdbtablefunction, .sqlscript</w:t>
+      </w:r>
+    </w:p>
+    <w:p>
+      <w:pPr>
+        <w:numPr>
+          <w:ilvl w:val="0"/>
+          <w:numId w:val="29"/>
+        </w:numPr>
+        <w:spacing w:before="100" w:beforeAutospacing="1" w:after="100" w:afterAutospacing="1"/>
+      </w:pPr>
+      <w:r>
+        <w:t>Power BI DAX (from .dax or text exports)</w:t>
+      </w:r>
+    </w:p>
+    <w:p>
+      <w:pPr>
+        <w:numPr>
+          <w:ilvl w:val="0"/>
+          <w:numId w:val="29"/>
+        </w:numPr>
+        <w:spacing w:before="100" w:beforeAutospacing="1" w:after="100" w:afterAutospacing="1"/>
+      </w:pPr>
+      <w:r>
+        <w:t>IEC 61131</w:t>
+      </w:r>
+      <w:r>
+        <w:noBreakHyphen/>
+        <w:t>3 Structured Text (and common PLC text files): .st, .scl, .awl</w:t>
+      </w:r>
+    </w:p>
+    <w:p>
+      <w:pPr>
+        <w:numPr>
+          <w:ilvl w:val="0"/>
+          <w:numId w:val="29"/>
+        </w:numPr>
+        <w:spacing w:before="100" w:beforeAutospacing="1" w:after="100" w:afterAutospacing="1"/>
+      </w:pPr>
+      <w:r>
+        <w:t>Excel/Power BI/SAP exports in CSV/TXT (</w:t>
+      </w:r>
+      <w:r>
+        <w:t>e.g., from Excel, Power BI, SAP)</w:t>
+      </w:r>
+    </w:p>
+    <w:p>
+      <w:pPr>
+        <w:numPr>
+          <w:ilvl w:val="0"/>
+          <w:numId w:val="29"/>
+        </w:numPr>
+        <w:spacing w:before="100" w:beforeAutospacing="1" w:after="100" w:afterAutospacing="1"/>
+      </w:pPr>
+      <w:r>
+        <w:t>Generic “KPI: …” annotations in any text file</w:t>
       </w:r>
     </w:p>
     <w:p>
       <w:pPr>
         <w:pStyle w:val="NormalWeb"/>
-      </w:pPr>
-      <w:r>
+        <w:rPr>
+          <w:b/>
+          <w:bCs/>
+        </w:rPr>
+      </w:pPr>
+      <w:r>
+        <w:rPr>
+          <w:b/>
+          <w:bCs/>
+        </w:rPr>
         <w:t>Notes and scope</w:t>
+      </w:r>
+      <w:r>
+        <w:rPr>
+          <w:b/>
+          <w:bCs/>
+        </w:rPr>
+        <w:t xml:space="preserve"> of supported languges </w:t>
       </w:r>
     </w:p>
     <w:p>
@@ -10012,196 +10177,93 @@
     </w:p>
     <w:p>
       <w:pPr>
-        <w:pStyle w:val="NormalWeb"/>
-      </w:pPr>
-      <w:r>
-        <w:t>Edits below add:</w:t>
+        <w:spacing w:before="100" w:beforeAutospacing="1" w:after="100" w:afterAutospacing="1"/>
+        <w:rPr>
+          <w:b/>
+          <w:bCs/>
+        </w:rPr>
+      </w:pPr>
+      <w:r>
+        <w:rPr>
+          <w:b/>
+          <w:bCs/>
+        </w:rPr>
+        <w:t>Extensibility</w:t>
       </w:r>
     </w:p>
     <w:p>
       <w:pPr>
         <w:numPr>
-          <w:ilvl w:val="0"/>
-          <w:numId w:val="28"/>
+          <w:ilvl w:val="1"/>
+          <w:numId w:val="49"/>
         </w:numPr>
         <w:spacing w:before="100" w:beforeAutospacing="1" w:after="100" w:afterAutospacing="1"/>
       </w:pPr>
       <w:r>
-        <w:t>scan_files_for_kpis(root_path, …) to traverse a repo and extract KPI candidates.</w:t>
+        <w:t>Add new languages by extending kpi_extractor with comment patterns and calling into parser.py helpers.</w:t>
       </w:r>
     </w:p>
     <w:p>
       <w:pPr>
         <w:numPr>
-          <w:ilvl w:val="0"/>
-          <w:numId w:val="28"/>
+          <w:ilvl w:val="1"/>
+          <w:numId w:val="49"/>
         </w:numPr>
         <w:spacing w:before="100" w:beforeAutospacing="1" w:after="100" w:afterAutospacing="1"/>
       </w:pPr>
       <w:r>
-        <w:t>Multi-language detection and per-language extractors for Python, C#/VB.NET, SQL/PLSQL/T</w:t>
-      </w:r>
-      <w:r>
-        <w:noBreakHyphen/>
-        <w:t>SQL/HANA SQLScript, DAX (Power BI), ABAP, and generic “KPI:” comment tags.</w:t>
-      </w:r>
-    </w:p>
-    <w:p>
-      <w:pPr>
+        <w:t>Add specific expression shortcuts in parser.py if you encounter recurring patterns (e.g., vendor-specific SQL).</w:t>
+      </w:r>
+    </w:p>
+    <w:p>
+      <w:pPr>
+        <w:spacing w:before="100" w:beforeAutospacing="1" w:after="100" w:afterAutospacing="1"/>
+        <w:rPr>
+          <w:b/>
+          <w:bCs/>
+          <w:sz w:val="32"/>
+          <w:szCs w:val="32"/>
+        </w:rPr>
+      </w:pPr>
+      <w:r>
+        <w:rPr>
+          <w:b/>
+          <w:bCs/>
+          <w:sz w:val="32"/>
+          <w:szCs w:val="32"/>
+        </w:rPr>
+        <w:t>Known limitations</w:t>
+      </w:r>
+    </w:p>
+    <w:p>
+      <w:pPr>
+        <w:pStyle w:val="ListParagraph"/>
         <w:numPr>
-          <w:ilvl w:val="0"/>
-          <w:numId w:val="28"/>
+          <w:ilvl w:val="2"/>
+          <w:numId w:val="49"/>
         </w:numPr>
         <w:spacing w:before="100" w:beforeAutospacing="1" w:after="100" w:afterAutospacing="1"/>
       </w:pPr>
       <w:r>
-        <w:t>Compact code-context windows that align with your current generators.</w:t>
-      </w:r>
-    </w:p>
-    <w:p>
-      <w:pPr>
-        <w:pStyle w:val="NormalWeb"/>
-        <w:rPr>
-          <w:b/>
-          <w:bCs/>
-        </w:rPr>
-      </w:pPr>
-      <w:r>
-        <w:rPr>
-          <w:b/>
-          <w:bCs/>
-        </w:rPr>
-        <w:t>Supported sources now</w:t>
-      </w:r>
-    </w:p>
-    <w:p>
-      <w:pPr>
+        <w:t>Some multi-stage expressions may not reduce neatly to a single fraction/product. The generic fallback still renders a best-effort formula; add micro-patterns to parser.py as needed.</w:t>
+      </w:r>
+    </w:p>
+    <w:p>
+      <w:pPr>
+        <w:pStyle w:val="ListParagraph"/>
         <w:numPr>
-          <w:ilvl w:val="0"/>
-          <w:numId w:val="29"/>
+          <w:ilvl w:val="2"/>
+          <w:numId w:val="49"/>
         </w:numPr>
         <w:spacing w:before="100" w:beforeAutospacing="1" w:after="100" w:afterAutospacing="1"/>
       </w:pPr>
       <w:r>
-        <w:t>Python</w:t>
-      </w:r>
-    </w:p>
-    <w:p>
-      <w:pPr>
-        <w:numPr>
-          <w:ilvl w:val="0"/>
-          <w:numId w:val="29"/>
-        </w:numPr>
+        <w:t>Sphinx must be available for HTML builds; otherwise, RST pages are still generated and can be built later.</w:t>
+      </w:r>
+    </w:p>
+    <w:p>
+      <w:pPr>
         <w:spacing w:before="100" w:beforeAutospacing="1" w:after="100" w:afterAutospacing="1"/>
-      </w:pPr>
-      <w:r>
-        <w:t xml:space="preserve">.NET: C# </w:t>
-      </w:r>
-      <w:r>
-        <w:t xml:space="preserve">(.cs) </w:t>
-      </w:r>
-      <w:r>
-        <w:t>and VB.NET</w:t>
-      </w:r>
-      <w:r>
-        <w:t>(.vb)</w:t>
-      </w:r>
-    </w:p>
-    <w:p>
-      <w:pPr>
-        <w:numPr>
-          <w:ilvl w:val="0"/>
-          <w:numId w:val="29"/>
-        </w:numPr>
-        <w:spacing w:before="100" w:beforeAutospacing="1" w:after="100" w:afterAutospacing="1"/>
-      </w:pPr>
-      <w:r>
-        <w:t>SQL families: Oracle/PLSQL, T</w:t>
-      </w:r>
-      <w:r>
-        <w:noBreakHyphen/>
-        <w:t>SQL, ANSI SQL, SAP HANA SQLScript</w:t>
-      </w:r>
-      <w:r>
-        <w:t xml:space="preserve"> (.sql, .pks/.pkb/.pls)</w:t>
-      </w:r>
-    </w:p>
-    <w:p>
-      <w:pPr>
-        <w:numPr>
-          <w:ilvl w:val="0"/>
-          <w:numId w:val="29"/>
-        </w:numPr>
-        <w:spacing w:before="100" w:beforeAutospacing="1" w:after="100" w:afterAutospacing="1"/>
-      </w:pPr>
-      <w:r>
-        <w:t>SAP HANA SQLScript artifacts: .hdbprocedure, .hdbfunction, .hdbview, .hdbtablefunction, .sqlscript</w:t>
-      </w:r>
-    </w:p>
-    <w:p>
-      <w:pPr>
-        <w:numPr>
-          <w:ilvl w:val="0"/>
-          <w:numId w:val="29"/>
-        </w:numPr>
-        <w:spacing w:before="100" w:beforeAutospacing="1" w:after="100" w:afterAutospacing="1"/>
-      </w:pPr>
-      <w:r>
-        <w:t>Power BI DAX (from .dax or text exports)</w:t>
-      </w:r>
-    </w:p>
-    <w:p>
-      <w:pPr>
-        <w:numPr>
-          <w:ilvl w:val="0"/>
-          <w:numId w:val="29"/>
-        </w:numPr>
-        <w:spacing w:before="100" w:beforeAutospacing="1" w:after="100" w:afterAutospacing="1"/>
-      </w:pPr>
-      <w:r>
-        <w:t>IEC 61131</w:t>
-      </w:r>
-      <w:r>
-        <w:noBreakHyphen/>
-        <w:t>3 Structured Text (and common PLC text files): .st, .scl, .awl</w:t>
-      </w:r>
-    </w:p>
-    <w:p>
-      <w:pPr>
-        <w:numPr>
-          <w:ilvl w:val="0"/>
-          <w:numId w:val="29"/>
-        </w:numPr>
-        <w:spacing w:before="100" w:beforeAutospacing="1" w:after="100" w:afterAutospacing="1"/>
-      </w:pPr>
-      <w:r>
-        <w:t>Excel/Power BI/SAP exports in CSV/TXT</w:t>
-      </w:r>
-      <w:r>
-        <w:t xml:space="preserve"> (</w:t>
-      </w:r>
-      <w:r>
-        <w:t>e.g., from Excel, Power BI, SAP)</w:t>
-      </w:r>
-    </w:p>
-    <w:p>
-      <w:pPr>
-        <w:numPr>
-          <w:ilvl w:val="0"/>
-          <w:numId w:val="29"/>
-        </w:numPr>
-        <w:spacing w:before="100" w:beforeAutospacing="1" w:after="100" w:afterAutospacing="1"/>
-      </w:pPr>
-      <w:r>
-        <w:t>Generic “KPI: …” annotations in any text file</w:t>
-      </w:r>
-    </w:p>
-    <w:p>
-      <w:pPr>
-        <w:spacing w:before="100" w:beforeAutospacing="1" w:after="100" w:afterAutospacing="1"/>
-        <w:rPr>
-          <w:color w:val="000000"/>
-        </w:rPr>
       </w:pPr>
     </w:p>
     <w:p>
@@ -10222,11 +10284,6 @@
         </w:rPr>
         <w:t>Q/A</w:t>
       </w:r>
-    </w:p>
-    <w:p>
-      <w:pPr>
-        <w:spacing w:before="100" w:beforeAutospacing="1" w:after="100" w:afterAutospacing="1"/>
-      </w:pPr>
     </w:p>
     <w:p>
       <w:pPr>
@@ -10312,7 +10369,6 @@
         <w:spacing w:before="100" w:beforeAutospacing="1" w:after="100" w:afterAutospacing="1"/>
       </w:pPr>
       <w:r>
-        <w:lastRenderedPageBreak/>
         <w:t>To regenerate a single KPI, delete its .rst file in docs/ and run the generator again (the file will be recreated).</w:t>
       </w:r>
     </w:p>
@@ -10333,6 +10389,7 @@
         <w:spacing w:before="100" w:beforeAutospacing="1" w:after="100" w:afterAutospacing="1"/>
       </w:pPr>
       <w:r>
+        <w:lastRenderedPageBreak/>
         <w:t>If you prefer to show a blank comment (or a softer message) when the API call finally fails, edit the fallback in your AI generator.</w:t>
       </w:r>
     </w:p>
@@ -10585,7 +10642,6 @@
         <w:t>pip install -r requirements.txt</w:t>
       </w:r>
     </w:p>
-    <w:p/>
     <w:p>
       <w:pPr>
         <w:numPr>
@@ -10619,10 +10675,10 @@
         <w:spacing w:before="100" w:beforeAutospacing="1" w:after="100" w:afterAutospacing="1"/>
       </w:pPr>
       <w:r>
+        <w:lastRenderedPageBreak/>
         <w:t>Comments: Never empty anymore; a clear default is supplied if the model doesn’t provide content.</w:t>
       </w:r>
     </w:p>
-    <w:p/>
     <w:sectPr>
       <w:pgSz w:w="12240" w:h="15840"/>
       <w:pgMar w:top="720" w:right="720" w:bottom="720" w:left="720" w:header="708" w:footer="708" w:gutter="0"/>
@@ -15804,7 +15860,7 @@
   <w:abstractNum w:abstractNumId="38" w15:restartNumberingAfterBreak="0">
     <w:nsid w:val="63353058"/>
     <w:multiLevelType w:val="multilevel"/>
-    <w:tmpl w:val="D64CA23C"/>
+    <w:tmpl w:val="FA564E92"/>
     <w:lvl w:ilvl="0">
       <w:start w:val="1"/>
       <w:numFmt w:val="bullet"/>
@@ -15837,20 +15893,16 @@
         <w:sz w:val="20"/>
       </w:rPr>
     </w:lvl>
-    <w:lvl w:ilvl="2" w:tentative="1">
-      <w:start w:val="1"/>
-      <w:numFmt w:val="bullet"/>
-      <w:lvlText w:val=""/>
-      <w:lvlJc w:val="left"/>
-      <w:pPr>
-        <w:tabs>
-          <w:tab w:val="num" w:pos="2160"/>
-        </w:tabs>
+    <w:lvl w:ilvl="2">
+      <w:start w:val="1"/>
+      <w:numFmt w:val="decimal"/>
+      <w:lvlText w:val="%3."/>
+      <w:lvlJc w:val="left"/>
+      <w:pPr>
         <w:ind w:left="2160" w:hanging="360"/>
       </w:pPr>
       <w:rPr>
-        <w:rFonts w:ascii="Wingdings" w:hAnsi="Wingdings" w:hint="default"/>
-        <w:sz w:val="20"/>
+        <w:rFonts w:hint="default"/>
       </w:rPr>
     </w:lvl>
     <w:lvl w:ilvl="3" w:tentative="1">

--- a/help/Technical Document.docx
+++ b/help/Technical Document.docx
@@ -556,7 +556,27 @@
         <w:spacing w:before="100" w:beforeAutospacing="1" w:after="100" w:afterAutospacing="1"/>
       </w:pPr>
       <w:r>
-        <w:t>Zero fragile language parsers: a hybrid of robust regex + AST for Python, supported by a shared parser module that unwraps SQL wrappers and recognizes cross-language math idioms.</w:t>
+        <w:rPr>
+          <w:b/>
+          <w:bCs/>
+        </w:rPr>
+        <w:t>Zero fragile language parsers:</w:t>
+      </w:r>
+      <w:r>
+        <w:t xml:space="preserve"> </w:t>
+      </w:r>
+      <w:r>
+        <w:rPr>
+          <w:rFonts w:asciiTheme="majorBidi" w:hAnsiTheme="majorBidi" w:cstheme="majorBidi"/>
+          <w:color w:val="000000"/>
+        </w:rPr>
+        <w:t>hybrid of regex + Python AST for resilient scanning, supported by a shared parser that unwraps SQL wrappers (CAST/NULLIF/COALESCE) and recognizes cross-language math idioms</w:t>
+      </w:r>
+      <w:r>
+        <w:rPr>
+          <w:rFonts w:asciiTheme="majorBidi" w:hAnsiTheme="majorBidi" w:cstheme="majorBidi"/>
+        </w:rPr>
+        <w:t>.</w:t>
       </w:r>
     </w:p>
     <w:p>
@@ -566,9 +586,30 @@
           <w:numId w:val="49"/>
         </w:numPr>
         <w:spacing w:before="100" w:beforeAutospacing="1" w:after="100" w:afterAutospacing="1"/>
-      </w:pPr>
-      <w:r>
-        <w:t>Template-first docs: Jinja renders RST, and Sphinx produces a fast, portable HTML book.</w:t>
+        <w:rPr>
+          <w:rFonts w:asciiTheme="majorBidi" w:hAnsiTheme="majorBidi" w:cstheme="majorBidi"/>
+        </w:rPr>
+      </w:pPr>
+      <w:r>
+        <w:rPr>
+          <w:rStyle w:val="Strong"/>
+          <w:rFonts w:asciiTheme="majorBidi" w:eastAsiaTheme="majorEastAsia" w:hAnsiTheme="majorBidi" w:cstheme="majorBidi"/>
+          <w:color w:val="000000"/>
+        </w:rPr>
+        <w:t>Template-first documentation</w:t>
+      </w:r>
+      <w:r>
+        <w:rPr>
+          <w:rFonts w:asciiTheme="majorBidi" w:hAnsiTheme="majorBidi" w:cstheme="majorBidi"/>
+          <w:color w:val="000000"/>
+        </w:rPr>
+        <w:t>: Jinja renders reStructuredText, and Sphinx compiles it into a fast, portable HTML book</w:t>
+      </w:r>
+      <w:r>
+        <w:rPr>
+          <w:rFonts w:asciiTheme="majorBidi" w:hAnsiTheme="majorBidi" w:cstheme="majorBidi"/>
+        </w:rPr>
+        <w:t>.</w:t>
       </w:r>
     </w:p>
     <w:p>
@@ -580,7 +621,27 @@
         <w:spacing w:before="100" w:beforeAutospacing="1" w:after="100" w:afterAutospacing="1"/>
       </w:pPr>
       <w:r>
-        <w:t>AI is optional: If the API key is available, narrative fields are generated and safely sanitized; otherwise, the system falls back to neutral text you can edit.</w:t>
+        <w:rPr>
+          <w:b/>
+          <w:bCs/>
+        </w:rPr>
+        <w:t>AI is optional:</w:t>
+      </w:r>
+      <w:r>
+        <w:t xml:space="preserve"> If the API key is available, narrative fields are generated and safely sanitized; otherwise</w:t>
+      </w:r>
+      <w:r>
+        <w:rPr>
+          <w:rFonts w:asciiTheme="majorBidi" w:hAnsiTheme="majorBidi" w:cstheme="majorBidi"/>
+        </w:rPr>
+        <w:t xml:space="preserve">, </w:t>
+      </w:r>
+      <w:r>
+        <w:rPr>
+          <w:rFonts w:asciiTheme="majorBidi" w:hAnsiTheme="majorBidi" w:cstheme="majorBidi"/>
+          <w:color w:val="000000"/>
+        </w:rPr>
+        <w:t>neutral editable text is used.</w:t>
       </w:r>
     </w:p>
     <w:p>
@@ -622,7 +683,20 @@
         <w:spacing w:before="100" w:beforeAutospacing="1" w:after="100" w:afterAutospacing="1"/>
       </w:pPr>
       <w:r>
-        <w:t>kpi_extractor.py: Finds KPI entries using language-appropriate comment patterns; also uses simple structural hints like CREATE VIEW/DEFINE MEASURE.</w:t>
+        <w:rPr>
+          <w:rFonts w:ascii="Courier New" w:hAnsi="Courier New" w:cs="Courier New"/>
+        </w:rPr>
+        <w:lastRenderedPageBreak/>
+        <w:t>kpi_extractor.py</w:t>
+      </w:r>
+      <w:r>
+        <w:t xml:space="preserve">: </w:t>
+      </w:r>
+      <w:r>
+        <w:t>Multi-language scanning, identifies KPI definitions via comment patterns</w:t>
+      </w:r>
+      <w:r>
+        <w:t>; also uses simple structural hints like CREATE VIEW/DEFINE MEASURE.</w:t>
       </w:r>
     </w:p>
     <w:p>
@@ -634,8 +708,22 @@
         <w:spacing w:before="100" w:beforeAutospacing="1" w:after="100" w:afterAutospacing="1"/>
       </w:pPr>
       <w:r>
-        <w:lastRenderedPageBreak/>
-        <w:t>parser.py: Shared helpers for unwrapping SQL expressions and recognizing math across returns/assignments; includes percent and division pickers.</w:t>
+        <w:rPr>
+          <w:rFonts w:ascii="Courier New" w:hAnsi="Courier New" w:cs="Courier New"/>
+        </w:rPr>
+        <w:t>parser.py</w:t>
+      </w:r>
+      <w:r>
+        <w:t xml:space="preserve">: </w:t>
+      </w:r>
+      <w:r>
+        <w:t>Centralized expression helpers</w:t>
+      </w:r>
+      <w:r>
+        <w:t xml:space="preserve">, </w:t>
+      </w:r>
+      <w:r>
+        <w:t>for unwrapping SQL expressions and recognizing math across returns/assignments; includes percent and division pickers.</w:t>
       </w:r>
     </w:p>
     <w:p>
@@ -647,7 +735,13 @@
         <w:spacing w:before="100" w:beforeAutospacing="1" w:after="100" w:afterAutospacing="1"/>
       </w:pPr>
       <w:r>
-        <w:t>main.py: Orchestrates scanning, formula extraction, AI text, and page rendering; writes RST and optionally runs sphinx-build.</w:t>
+        <w:rPr>
+          <w:rFonts w:ascii="Courier New" w:hAnsi="Courier New" w:cs="Courier New"/>
+        </w:rPr>
+        <w:t>main.py</w:t>
+      </w:r>
+      <w:r>
+        <w:t>: Orchestrates scanning, formula extraction, AI text, and page rendering; writes RST and optionally runs sphinx-build.</w:t>
       </w:r>
     </w:p>
     <w:p>
@@ -659,23 +753,28 @@
         <w:spacing w:before="100" w:beforeAutospacing="1" w:after="100" w:afterAutospacing="1"/>
       </w:pPr>
       <w:r>
-        <w:t>ai_generator.py: Generates descriptions/objectives/units; allows overrides and optional KB guidance.</w:t>
-      </w:r>
-    </w:p>
-    <w:p>
-      <w:pPr>
-        <w:spacing w:before="100" w:beforeAutospacing="1" w:after="100" w:afterAutospacing="1"/>
-        <w:rPr>
-          <w:b/>
-          <w:bCs/>
-        </w:rPr>
-      </w:pPr>
-      <w:r>
-        <w:rPr>
-          <w:b/>
-          <w:bCs/>
-        </w:rPr>
-        <w:t>Security &amp; hardening</w:t>
+        <w:rPr>
+          <w:rFonts w:ascii="Courier New" w:hAnsi="Courier New" w:cs="Courier New"/>
+        </w:rPr>
+        <w:t>ai_generator.py</w:t>
+      </w:r>
+      <w:r>
+        <w:t>: Generates descriptions</w:t>
+      </w:r>
+      <w:r>
+        <w:t xml:space="preserve">, </w:t>
+      </w:r>
+      <w:r>
+        <w:t>objectives</w:t>
+      </w:r>
+      <w:r>
+        <w:t xml:space="preserve">, and </w:t>
+      </w:r>
+      <w:r>
+        <w:t xml:space="preserve">units; </w:t>
+      </w:r>
+      <w:r>
+        <w:t>integrates overrides and optional KB guidance.</w:t>
       </w:r>
     </w:p>
     <w:p>
@@ -687,7 +786,16 @@
         <w:spacing w:before="100" w:beforeAutospacing="1" w:after="100" w:afterAutospacing="1"/>
       </w:pPr>
       <w:r>
-        <w:t>Sanitization: All AI narratives are stripped of HTML and escaped before rendering.</w:t>
+        <w:rPr>
+          <w:rFonts w:ascii="Courier New" w:hAnsi="Courier New" w:cs="Courier New"/>
+        </w:rPr>
+        <w:t>App.py:</w:t>
+      </w:r>
+      <w:r>
+        <w:t xml:space="preserve"> </w:t>
+      </w:r>
+      <w:r>
+        <w:t>Flask web application for the UI.</w:t>
       </w:r>
     </w:p>
     <w:p>
@@ -699,7 +807,25 @@
         <w:spacing w:before="100" w:beforeAutospacing="1" w:after="100" w:afterAutospacing="1"/>
       </w:pPr>
       <w:r>
-        <w:t>Robust error handling: Fail-soft defaults ensure page rendering continues even if AI calls fail.</w:t>
+        <w:rPr>
+          <w:rStyle w:val="Strong"/>
+          <w:rFonts w:ascii="Courier New" w:eastAsiaTheme="majorEastAsia" w:hAnsi="Courier New" w:cs="Courier New"/>
+          <w:b w:val="0"/>
+          <w:bCs w:val="0"/>
+        </w:rPr>
+        <w:t>kb/petro_kpi_kb.json</w:t>
+      </w:r>
+      <w:r>
+        <w:rPr>
+          <w:rStyle w:val="apple-converted-space"/>
+          <w:rFonts w:ascii="Courier New" w:eastAsiaTheme="majorEastAsia" w:hAnsi="Courier New" w:cs="Courier New"/>
+          <w:b/>
+          <w:bCs/>
+        </w:rPr>
+        <w:t>:</w:t>
+      </w:r>
+      <w:r>
+        <w:t xml:space="preserve"> Optional petrochemicals KPI knowledge base.</w:t>
       </w:r>
     </w:p>
     <w:p>
@@ -711,6 +837,74 @@
         <w:spacing w:before="100" w:beforeAutospacing="1" w:after="100" w:afterAutospacing="1"/>
       </w:pPr>
       <w:r>
+        <w:rPr>
+          <w:rStyle w:val="Strong"/>
+          <w:rFonts w:ascii="Courier New" w:eastAsiaTheme="majorEastAsia" w:hAnsi="Courier New" w:cs="Courier New"/>
+          <w:b w:val="0"/>
+          <w:bCs w:val="0"/>
+        </w:rPr>
+        <w:t>templates/kpi_template.rst.j2</w:t>
+      </w:r>
+      <w:r>
+        <w:rPr>
+          <w:rStyle w:val="apple-converted-space"/>
+          <w:rFonts w:eastAsiaTheme="majorEastAsia"/>
+        </w:rPr>
+        <w:t xml:space="preserve">: </w:t>
+      </w:r>
+      <w:r>
+        <w:t>Template for structured KPI pages.</w:t>
+      </w:r>
+    </w:p>
+    <w:p>
+      <w:pPr>
+        <w:spacing w:before="100" w:beforeAutospacing="1" w:after="100" w:afterAutospacing="1"/>
+        <w:rPr>
+          <w:b/>
+          <w:bCs/>
+        </w:rPr>
+      </w:pPr>
+      <w:r>
+        <w:rPr>
+          <w:b/>
+          <w:bCs/>
+        </w:rPr>
+        <w:t>Security &amp; hardening</w:t>
+      </w:r>
+    </w:p>
+    <w:p>
+      <w:pPr>
+        <w:numPr>
+          <w:ilvl w:val="1"/>
+          <w:numId w:val="49"/>
+        </w:numPr>
+        <w:spacing w:before="100" w:beforeAutospacing="1" w:after="100" w:afterAutospacing="1"/>
+      </w:pPr>
+      <w:r>
+        <w:t>Sanitization: All AI narratives are stripped of HTML and escaped before rendering.</w:t>
+      </w:r>
+    </w:p>
+    <w:p>
+      <w:pPr>
+        <w:numPr>
+          <w:ilvl w:val="1"/>
+          <w:numId w:val="49"/>
+        </w:numPr>
+        <w:spacing w:before="100" w:beforeAutospacing="1" w:after="100" w:afterAutospacing="1"/>
+      </w:pPr>
+      <w:r>
+        <w:t>Robust error handling: Fail-soft defaults ensure page rendering continues even if AI calls fail.</w:t>
+      </w:r>
+    </w:p>
+    <w:p>
+      <w:pPr>
+        <w:numPr>
+          <w:ilvl w:val="1"/>
+          <w:numId w:val="49"/>
+        </w:numPr>
+        <w:spacing w:before="100" w:beforeAutospacing="1" w:after="100" w:afterAutospacing="1"/>
+      </w:pPr>
+      <w:r>
         <w:t>Diagnostic endpoints (/debug-scan, /debug-scan-deep) to verify detection without running the full pipeline.</w:t>
       </w:r>
     </w:p>
@@ -744,6 +938,7 @@
           <w:szCs w:val="32"/>
           <w14:ligatures w14:val="standardContextual"/>
         </w:rPr>
+        <w:lastRenderedPageBreak/>
         <w:drawing>
           <wp:inline distT="0" distB="0" distL="0" distR="0" wp14:anchorId="04C0F91A" wp14:editId="350F7C72">
             <wp:extent cx="5943600" cy="5943600"/>
@@ -804,7 +999,6 @@
           <w:sz w:val="18"/>
           <w:szCs w:val="18"/>
         </w:rPr>
-        <w:lastRenderedPageBreak/>
         <w:t>Figure. 1.</w:t>
       </w:r>
       <w:r>
@@ -883,6 +1077,7 @@
           <w:szCs w:val="20"/>
           <w14:ligatures w14:val="standardContextual"/>
         </w:rPr>
+        <w:lastRenderedPageBreak/>
         <w:drawing>
           <wp:inline distT="0" distB="0" distL="0" distR="0" wp14:anchorId="36D55A1F" wp14:editId="791AFD60">
             <wp:extent cx="5943600" cy="7564120"/>
@@ -1948,7 +2143,23 @@
           <w:bCs/>
           <w:color w:val="000000"/>
         </w:rPr>
-        <w:t>Programmatic Formula Generation</w:t>
+        <w:t xml:space="preserve">Programmatic Formula </w:t>
+      </w:r>
+      <w:r>
+        <w:rPr>
+          <w:b/>
+          <w:bCs/>
+          <w:color w:val="000000"/>
+        </w:rPr>
+        <w:t xml:space="preserve">Extraction &amp; </w:t>
+      </w:r>
+      <w:r>
+        <w:rPr>
+          <w:b/>
+          <w:bCs/>
+          <w:color w:val="000000"/>
+        </w:rPr>
+        <w:t>Generation</w:t>
       </w:r>
       <w:r>
         <w:rPr>
@@ -3819,82 +4030,24 @@
     </w:p>
     <w:p>
       <w:pPr>
-        <w:rPr>
-          <w:highlight w:val="yellow"/>
-        </w:rPr>
-      </w:pPr>
-    </w:p>
-    <w:p>
-      <w:pPr>
-        <w:rPr>
-          <w:highlight w:val="yellow"/>
-        </w:rPr>
-      </w:pPr>
-    </w:p>
-    <w:p>
-      <w:pPr>
-        <w:rPr>
-          <w:highlight w:val="yellow"/>
-        </w:rPr>
-      </w:pPr>
-    </w:p>
-    <w:p>
-      <w:pPr>
-        <w:rPr>
-          <w:highlight w:val="yellow"/>
-        </w:rPr>
-      </w:pPr>
-    </w:p>
-    <w:p>
-      <w:pPr>
-        <w:rPr>
-          <w:highlight w:val="yellow"/>
-        </w:rPr>
-      </w:pPr>
-    </w:p>
-    <w:p>
-      <w:pPr>
-        <w:rPr>
-          <w:highlight w:val="yellow"/>
-        </w:rPr>
-      </w:pPr>
-    </w:p>
-    <w:p>
-      <w:pPr>
-        <w:rPr>
-          <w:highlight w:val="yellow"/>
-        </w:rPr>
-      </w:pPr>
-    </w:p>
-    <w:p>
-      <w:pPr>
-        <w:rPr>
-          <w:highlight w:val="yellow"/>
-        </w:rPr>
-      </w:pPr>
-    </w:p>
-    <w:p>
-      <w:pPr>
-        <w:rPr>
-          <w:highlight w:val="yellow"/>
-        </w:rPr>
-      </w:pPr>
-    </w:p>
-    <w:p>
-      <w:pPr>
-        <w:rPr>
-          <w:highlight w:val="yellow"/>
-        </w:rPr>
-      </w:pPr>
-    </w:p>
-    <w:p>
-      <w:pPr>
         <w:pStyle w:val="NormalWeb"/>
-      </w:pPr>
-      <w:r>
+        <w:rPr>
+          <w:b/>
+          <w:bCs/>
+        </w:rPr>
+      </w:pPr>
+      <w:r>
+        <w:rPr>
+          <w:b/>
+          <w:bCs/>
+        </w:rPr>
         <w:t>Code structure</w:t>
       </w:r>
       <w:r>
+        <w:rPr>
+          <w:b/>
+          <w:bCs/>
+        </w:rPr>
         <w:t xml:space="preserve"> if CLI is used</w:t>
       </w:r>
     </w:p>
@@ -5981,7 +6134,6 @@
           <w:sz w:val="27"/>
           <w:szCs w:val="27"/>
         </w:rPr>
-        <w:lastRenderedPageBreak/>
         <w:t>1. UML Component Diagram</w:t>
       </w:r>
     </w:p>
@@ -6022,6 +6174,7 @@
           <w:color w:val="000000"/>
           <w14:ligatures w14:val="standardContextual"/>
         </w:rPr>
+        <w:lastRenderedPageBreak/>
         <w:drawing>
           <wp:inline distT="0" distB="0" distL="0" distR="0" wp14:anchorId="15139A4C" wp14:editId="56B1FCB2">
             <wp:extent cx="6858000" cy="3088005"/>
@@ -6222,7 +6375,25 @@
         <w:rPr>
           <w:color w:val="000000"/>
         </w:rPr>
-        <w:t xml:space="preserve">processes source code repositories to automatically extract KPIs, enrich them with descriptive metadata, and generate an interactive documentation site </w:t>
+        <w:t>processes source code repositories to automatically extract KPIs, enrich them with descriptive metadata, and generate an interactive documentation site</w:t>
+      </w:r>
+      <w:r>
+        <w:rPr>
+          <w:color w:val="000000"/>
+        </w:rPr>
+        <w:t>.</w:t>
+      </w:r>
+      <w:r>
+        <w:rPr>
+          <w:color w:val="000000"/>
+        </w:rPr>
+        <w:t xml:space="preserve"> </w:t>
+      </w:r>
+      <w:r>
+        <w:rPr>
+          <w:color w:val="000000"/>
+        </w:rPr>
+        <w:t xml:space="preserve">The </w:t>
       </w:r>
       <w:r>
         <w:rPr>
@@ -6234,19 +6405,13 @@
         <w:rPr>
           <w:color w:val="000000"/>
         </w:rPr>
-        <w:t xml:space="preserve"> shown</w:t>
-      </w:r>
-      <w:r>
-        <w:rPr>
-          <w:color w:val="000000"/>
-        </w:rPr>
         <w:t xml:space="preserve"> </w:t>
       </w:r>
       <w:r>
         <w:rPr>
           <w:color w:val="000000"/>
         </w:rPr>
-        <w:t xml:space="preserve">which </w:t>
+        <w:t xml:space="preserve">in Figure. 4 </w:t>
       </w:r>
       <w:r>
         <w:rPr>
@@ -6878,7 +7043,6 @@
         <w:rPr>
           <w:color w:val="000000"/>
         </w:rPr>
-        <w:lastRenderedPageBreak/>
         <w:t>Measurement unit</w:t>
       </w:r>
     </w:p>
@@ -7045,6 +7209,7 @@
           <w:bCs/>
           <w:color w:val="000000"/>
         </w:rPr>
+        <w:lastRenderedPageBreak/>
         <w:t>cli.py</w:t>
       </w:r>
       <w:r>
@@ -7634,14 +7799,20 @@
         <w:rPr>
           <w:color w:val="000000"/>
         </w:rPr>
+        <w:t xml:space="preserve">Figure. 5, </w:t>
+      </w:r>
+      <w:r>
+        <w:rPr>
+          <w:color w:val="000000"/>
+        </w:rPr>
+        <w:t xml:space="preserve"> illustrates the core architectural components of the proposed system. It outlines how raw data is ingested, preprocessed, and passed through the KPI extraction module powered by AI-based natural language processing and statistical methods. Extracted KPIs are then integrated into the Interactive Bluebook Generator, </w:t>
+      </w:r>
+      <w:r>
+        <w:rPr>
+          <w:color w:val="000000"/>
+        </w:rPr>
         <w:lastRenderedPageBreak/>
-        <w:t xml:space="preserve">Figure. 5, </w:t>
-      </w:r>
-      <w:r>
-        <w:rPr>
-          <w:color w:val="000000"/>
-        </w:rPr>
-        <w:t xml:space="preserve"> illustrates the core architectural components of the proposed system. It outlines how raw data is ingested, preprocessed, and passed through the KPI extraction module powered by AI-based natural language processing and statistical methods. Extracted KPIs are then integrated into the Interactive Bluebook Generator, which structures the information into an interactive, queryable knowledge base. The modular design highlights clear separation of concerns, enabling scalability, maintainability, and extensibility of the system.</w:t>
+        <w:t>which structures the information into an interactive, queryable knowledge base. The modular design highlights clear separation of concerns, enabling scalability, maintainability, and extensibility of the system.</w:t>
       </w:r>
     </w:p>
     <w:p>
@@ -8428,14 +8599,7 @@
           <w:sz w:val="18"/>
           <w:szCs w:val="18"/>
         </w:rPr>
-        <w:t xml:space="preserve">rogrammatic Formula Extraction </w:t>
-      </w:r>
-      <w:r>
-        <w:rPr>
-          <w:sz w:val="18"/>
-          <w:szCs w:val="18"/>
-        </w:rPr>
-        <w:t>(Decision Making Process).</w:t>
+        <w:t>rogrammatic Formula Extraction (Decision Making Process).</w:t>
       </w:r>
     </w:p>
     <w:p>
@@ -8528,15 +8692,7 @@
           <w:sz w:val="18"/>
           <w:szCs w:val="18"/>
         </w:rPr>
-        <w:t xml:space="preserve">. Lowe level Diagram </w:t>
-      </w:r>
-      <w:r>
-        <w:rPr>
-          <w:color w:val="000000"/>
-          <w:sz w:val="18"/>
-          <w:szCs w:val="18"/>
-        </w:rPr>
-        <w:t xml:space="preserve">for </w:t>
+        <w:t xml:space="preserve">. Lowe level Diagram for </w:t>
       </w:r>
       <w:r>
         <w:rPr>
@@ -8552,6 +8708,36 @@
         </w:rPr>
         <w:t>.</w:t>
       </w:r>
+    </w:p>
+    <w:p>
+      <w:pPr>
+        <w:spacing w:before="100" w:beforeAutospacing="1" w:after="100" w:afterAutospacing="1"/>
+        <w:rPr>
+          <w:color w:val="000000"/>
+          <w:sz w:val="18"/>
+          <w:szCs w:val="18"/>
+        </w:rPr>
+      </w:pPr>
+    </w:p>
+    <w:p>
+      <w:pPr>
+        <w:spacing w:before="100" w:beforeAutospacing="1" w:after="100" w:afterAutospacing="1"/>
+        <w:rPr>
+          <w:color w:val="000000"/>
+          <w:sz w:val="18"/>
+          <w:szCs w:val="18"/>
+        </w:rPr>
+      </w:pPr>
+    </w:p>
+    <w:p>
+      <w:pPr>
+        <w:spacing w:before="100" w:beforeAutospacing="1" w:after="100" w:afterAutospacing="1"/>
+        <w:rPr>
+          <w:color w:val="000000"/>
+          <w:sz w:val="18"/>
+          <w:szCs w:val="18"/>
+        </w:rPr>
+      </w:pPr>
     </w:p>
     <w:p>
       <w:pPr>
@@ -8576,19 +8762,79 @@
           <w:b/>
           <w:bCs/>
           <w:color w:val="000000"/>
+          <w:sz w:val="48"/>
+          <w:szCs w:val="48"/>
+        </w:rPr>
+      </w:pPr>
+      <w:r>
+        <w:rPr>
+          <w:b/>
+          <w:bCs/>
+          <w:color w:val="000000"/>
           <w:sz w:val="36"/>
           <w:szCs w:val="36"/>
         </w:rPr>
-      </w:pPr>
-      <w:r>
+        <w:lastRenderedPageBreak/>
+        <w:t xml:space="preserve">Cookbook: A Guide to the </w:t>
+      </w:r>
+      <w:r>
+        <w:rPr>
+          <w:rStyle w:val="Strong"/>
+          <w:rFonts w:eastAsiaTheme="majorEastAsia"/>
+          <w:color w:val="000000"/>
+          <w:sz w:val="36"/>
+          <w:szCs w:val="36"/>
+        </w:rPr>
+        <w:t>AI-Powered KPI Extractor &amp; Interactive Bluebook</w:t>
+      </w:r>
+    </w:p>
+    <w:p>
+      <w:pPr>
+        <w:spacing w:before="100" w:beforeAutospacing="1" w:after="100" w:afterAutospacing="1"/>
+        <w:rPr>
+          <w:color w:val="000000"/>
+        </w:rPr>
+      </w:pPr>
+      <w:r>
+        <w:rPr>
+          <w:color w:val="000000"/>
+        </w:rPr>
+        <w:t>This</w:t>
+      </w:r>
+      <w:r>
+        <w:rPr>
+          <w:color w:val="000000"/>
+        </w:rPr>
+        <w:t xml:space="preserve"> section</w:t>
+      </w:r>
+      <w:r>
+        <w:rPr>
+          <w:color w:val="000000"/>
+        </w:rPr>
+        <w:t xml:space="preserve"> guide provides simple, step-by-step instructions for setting up and running the application.</w:t>
+      </w:r>
+    </w:p>
+    <w:p>
+      <w:pPr>
+        <w:spacing w:before="100" w:beforeAutospacing="1" w:after="100" w:afterAutospacing="1"/>
+        <w:outlineLvl w:val="2"/>
         <w:rPr>
           <w:b/>
           <w:bCs/>
           <w:color w:val="000000"/>
-          <w:sz w:val="36"/>
-          <w:szCs w:val="36"/>
-        </w:rPr>
-        <w:t>Cookbook: A Guide to the KPI Bluebook Generator</w:t>
+          <w:sz w:val="32"/>
+          <w:szCs w:val="32"/>
+        </w:rPr>
+      </w:pPr>
+      <w:r>
+        <w:rPr>
+          <w:b/>
+          <w:bCs/>
+          <w:color w:val="000000"/>
+          <w:sz w:val="32"/>
+          <w:szCs w:val="32"/>
+        </w:rPr>
+        <w:t xml:space="preserve"> Cookbook (User Guide)</w:t>
       </w:r>
     </w:p>
     <w:p>
@@ -8602,19 +8848,7 @@
         <w:rPr>
           <w:color w:val="000000"/>
         </w:rPr>
-        <w:t>This</w:t>
-      </w:r>
-      <w:r>
-        <w:rPr>
-          <w:color w:val="000000"/>
-        </w:rPr>
-        <w:t xml:space="preserve"> section</w:t>
-      </w:r>
-      <w:r>
-        <w:rPr>
-          <w:color w:val="000000"/>
-        </w:rPr>
-        <w:t xml:space="preserve"> guide provides simple, step-by-step instructions for setting up and running the application.</w:t>
+        <w:t>This is a step-by-step guide for setting up and using the application.</w:t>
       </w:r>
     </w:p>
     <w:p>
@@ -8625,8 +8859,8 @@
           <w:b/>
           <w:bCs/>
           <w:color w:val="000000"/>
-          <w:sz w:val="32"/>
-          <w:szCs w:val="32"/>
+          <w:sz w:val="27"/>
+          <w:szCs w:val="27"/>
         </w:rPr>
       </w:pPr>
       <w:r>
@@ -8634,47 +8868,9 @@
           <w:b/>
           <w:bCs/>
           <w:color w:val="000000"/>
-          <w:sz w:val="32"/>
-          <w:szCs w:val="32"/>
-        </w:rPr>
-        <w:t xml:space="preserve"> Cookbook (User Guide)</w:t>
-      </w:r>
-    </w:p>
-    <w:p>
-      <w:pPr>
-        <w:spacing w:before="100" w:beforeAutospacing="1" w:after="100" w:afterAutospacing="1"/>
-        <w:rPr>
-          <w:color w:val="000000"/>
-        </w:rPr>
-      </w:pPr>
-      <w:r>
-        <w:rPr>
-          <w:color w:val="000000"/>
-        </w:rPr>
-        <w:t>This is a step-by-step guide for setting up and using the application.</w:t>
-      </w:r>
-    </w:p>
-    <w:p>
-      <w:pPr>
-        <w:spacing w:before="100" w:beforeAutospacing="1" w:after="100" w:afterAutospacing="1"/>
-        <w:outlineLvl w:val="2"/>
-        <w:rPr>
-          <w:b/>
-          <w:bCs/>
-          <w:color w:val="000000"/>
           <w:sz w:val="27"/>
           <w:szCs w:val="27"/>
         </w:rPr>
-      </w:pPr>
-      <w:r>
-        <w:rPr>
-          <w:b/>
-          <w:bCs/>
-          <w:color w:val="000000"/>
-          <w:sz w:val="27"/>
-          <w:szCs w:val="27"/>
-        </w:rPr>
-        <w:lastRenderedPageBreak/>
         <w:t>1. Prerequisites</w:t>
       </w:r>
     </w:p>
@@ -8988,76 +9184,6 @@
     </w:p>
     <w:p>
       <w:pPr>
-        <w:tabs>
-          <w:tab w:val="left" w:pos="916"/>
-          <w:tab w:val="left" w:pos="1832"/>
-          <w:tab w:val="left" w:pos="2748"/>
-          <w:tab w:val="left" w:pos="3664"/>
-          <w:tab w:val="left" w:pos="4580"/>
-          <w:tab w:val="left" w:pos="5496"/>
-          <w:tab w:val="left" w:pos="6412"/>
-          <w:tab w:val="left" w:pos="7328"/>
-          <w:tab w:val="left" w:pos="8244"/>
-          <w:tab w:val="left" w:pos="9160"/>
-          <w:tab w:val="left" w:pos="10076"/>
-          <w:tab w:val="left" w:pos="10992"/>
-          <w:tab w:val="left" w:pos="11908"/>
-          <w:tab w:val="left" w:pos="12824"/>
-          <w:tab w:val="left" w:pos="13740"/>
-          <w:tab w:val="left" w:pos="14656"/>
-        </w:tabs>
-        <w:ind w:left="720"/>
-        <w:rPr>
-          <w:rFonts w:ascii="Courier New" w:hAnsi="Courier New" w:cs="Courier New"/>
-          <w:color w:val="000000"/>
-          <w:sz w:val="20"/>
-          <w:szCs w:val="20"/>
-        </w:rPr>
-      </w:pPr>
-    </w:p>
-    <w:p>
-      <w:pPr>
-        <w:numPr>
-          <w:ilvl w:val="0"/>
-          <w:numId w:val="7"/>
-        </w:numPr>
-        <w:spacing w:before="100" w:beforeAutospacing="1" w:after="100" w:afterAutospacing="1"/>
-        <w:rPr>
-          <w:color w:val="000000"/>
-        </w:rPr>
-      </w:pPr>
-      <w:r>
-        <w:rPr>
-          <w:b/>
-          <w:bCs/>
-          <w:color w:val="000000"/>
-        </w:rPr>
-        <w:t>Install Dependencies</w:t>
-      </w:r>
-      <w:r>
-        <w:rPr>
-          <w:color w:val="000000"/>
-        </w:rPr>
-        <w:t>: Install all the required Python libraries from the </w:t>
-      </w:r>
-      <w:r>
-        <w:rPr>
-          <w:rFonts w:ascii="Courier New" w:hAnsi="Courier New" w:cs="Courier New"/>
-          <w:color w:val="000000"/>
-          <w:sz w:val="20"/>
-          <w:szCs w:val="20"/>
-        </w:rPr>
-        <w:t>requirements.txt</w:t>
-      </w:r>
-      <w:r>
-        <w:rPr>
-          <w:color w:val="000000"/>
-        </w:rPr>
-        <w:t> file.</w:t>
-      </w:r>
-    </w:p>
-    <w:p>
-      <w:pPr>
         <w:numPr>
           <w:ilvl w:val="0"/>
           <w:numId w:val="7"/>
@@ -9090,186 +9216,39 @@
       </w:pPr>
       <w:r>
         <w:rPr>
+          <w:b/>
+          <w:bCs/>
+          <w:color w:val="000000"/>
+        </w:rPr>
+        <w:t>Install Dependencies</w:t>
+      </w:r>
+      <w:r>
+        <w:rPr>
+          <w:color w:val="000000"/>
+        </w:rPr>
+        <w:t>: Install all the required Python libraries from the </w:t>
+      </w:r>
+      <w:r>
+        <w:rPr>
           <w:rFonts w:ascii="Courier New" w:hAnsi="Courier New" w:cs="Courier New"/>
           <w:color w:val="000000"/>
           <w:sz w:val="20"/>
           <w:szCs w:val="20"/>
         </w:rPr>
-        <w:t>pip install openai sphinx sphinx_rtd_theme jinja2 flask python-dotenv</w:t>
-      </w:r>
-    </w:p>
-    <w:p>
-      <w:pPr>
-        <w:tabs>
-          <w:tab w:val="left" w:pos="916"/>
-          <w:tab w:val="left" w:pos="1832"/>
-          <w:tab w:val="left" w:pos="2748"/>
-          <w:tab w:val="left" w:pos="3664"/>
-          <w:tab w:val="left" w:pos="4580"/>
-          <w:tab w:val="left" w:pos="5496"/>
-          <w:tab w:val="left" w:pos="6412"/>
-          <w:tab w:val="left" w:pos="7328"/>
-          <w:tab w:val="left" w:pos="8244"/>
-          <w:tab w:val="left" w:pos="9160"/>
-          <w:tab w:val="left" w:pos="10076"/>
-          <w:tab w:val="left" w:pos="10992"/>
-          <w:tab w:val="left" w:pos="11908"/>
-          <w:tab w:val="left" w:pos="12824"/>
-          <w:tab w:val="left" w:pos="13740"/>
-          <w:tab w:val="left" w:pos="14656"/>
-        </w:tabs>
-        <w:ind w:left="720"/>
-        <w:rPr>
-          <w:rFonts w:ascii="Courier New" w:hAnsi="Courier New" w:cs="Courier New"/>
-          <w:color w:val="000000"/>
-          <w:sz w:val="20"/>
-          <w:szCs w:val="20"/>
-        </w:rPr>
-      </w:pPr>
-    </w:p>
-    <w:p>
-      <w:pPr>
-        <w:spacing w:before="100" w:beforeAutospacing="1" w:after="100" w:afterAutospacing="1"/>
-        <w:outlineLvl w:val="2"/>
-        <w:rPr>
-          <w:b/>
-          <w:bCs/>
-          <w:color w:val="000000"/>
-          <w:sz w:val="27"/>
-          <w:szCs w:val="27"/>
-        </w:rPr>
-      </w:pPr>
-      <w:r>
-        <w:rPr>
-          <w:b/>
-          <w:bCs/>
-          <w:color w:val="000000"/>
-          <w:sz w:val="27"/>
-          <w:szCs w:val="27"/>
-        </w:rPr>
-        <w:t>3. Configuration</w:t>
-      </w:r>
-    </w:p>
-    <w:p>
-      <w:pPr>
-        <w:spacing w:before="100" w:beforeAutospacing="1" w:after="100" w:afterAutospacing="1"/>
-        <w:rPr>
-          <w:color w:val="000000"/>
-        </w:rPr>
-      </w:pPr>
-      <w:r>
-        <w:rPr>
-          <w:color w:val="000000"/>
-        </w:rPr>
-        <w:t>The only configuration step is to provide your OpenAI API key.</w:t>
+        <w:t>requirements.txt</w:t>
+      </w:r>
+      <w:r>
+        <w:rPr>
+          <w:color w:val="000000"/>
+        </w:rPr>
+        <w:t> file.</w:t>
       </w:r>
     </w:p>
     <w:p>
       <w:pPr>
         <w:numPr>
           <w:ilvl w:val="0"/>
-          <w:numId w:val="8"/>
-        </w:numPr>
-        <w:spacing w:before="100" w:beforeAutospacing="1" w:after="100" w:afterAutospacing="1"/>
-        <w:rPr>
-          <w:color w:val="000000"/>
-        </w:rPr>
-      </w:pPr>
-      <w:r>
-        <w:rPr>
-          <w:b/>
-          <w:bCs/>
-          <w:color w:val="000000"/>
-        </w:rPr>
-        <w:t>Create the </w:t>
-      </w:r>
-      <w:r>
-        <w:rPr>
-          <w:rFonts w:ascii="Courier New" w:hAnsi="Courier New" w:cs="Courier New"/>
-          <w:b/>
-          <w:bCs/>
-          <w:color w:val="000000"/>
-          <w:sz w:val="20"/>
-          <w:szCs w:val="20"/>
-        </w:rPr>
-        <w:t>.env</w:t>
-      </w:r>
-      <w:r>
-        <w:rPr>
-          <w:b/>
-          <w:bCs/>
-          <w:color w:val="000000"/>
-        </w:rPr>
-        <w:t> file</w:t>
-      </w:r>
-      <w:r>
-        <w:rPr>
-          <w:color w:val="000000"/>
-        </w:rPr>
-        <w:t>: In the root directory of the project, create a new file named </w:t>
-      </w:r>
-      <w:r>
-        <w:rPr>
-          <w:rFonts w:ascii="Courier New" w:hAnsi="Courier New" w:cs="Courier New"/>
-          <w:color w:val="000000"/>
-          <w:sz w:val="20"/>
-          <w:szCs w:val="20"/>
-        </w:rPr>
-        <w:t>.env</w:t>
-      </w:r>
-      <w:r>
-        <w:rPr>
-          <w:color w:val="000000"/>
-        </w:rPr>
-        <w:t>.</w:t>
-      </w:r>
-    </w:p>
-    <w:p>
-      <w:pPr>
-        <w:numPr>
-          <w:ilvl w:val="0"/>
-          <w:numId w:val="8"/>
-        </w:numPr>
-        <w:spacing w:before="100" w:beforeAutospacing="1" w:after="100" w:afterAutospacing="1"/>
-        <w:rPr>
-          <w:color w:val="000000"/>
-        </w:rPr>
-      </w:pPr>
-      <w:r>
-        <w:rPr>
-          <w:b/>
-          <w:bCs/>
-          <w:color w:val="000000"/>
-        </w:rPr>
-        <w:t>Add Your API Key</w:t>
-      </w:r>
-      <w:r>
-        <w:rPr>
-          <w:color w:val="000000"/>
-        </w:rPr>
-        <w:t>: Open the </w:t>
-      </w:r>
-      <w:r>
-        <w:rPr>
-          <w:rFonts w:ascii="Courier New" w:hAnsi="Courier New" w:cs="Courier New"/>
-          <w:color w:val="000000"/>
-          <w:sz w:val="20"/>
-          <w:szCs w:val="20"/>
-        </w:rPr>
-        <w:t>.env</w:t>
-      </w:r>
-      <w:r>
-        <w:rPr>
-          <w:color w:val="000000"/>
-        </w:rPr>
-        <w:t> file and add your OpenAI API key in the following format:</w:t>
-      </w:r>
-    </w:p>
-    <w:p>
-      <w:pPr>
-        <w:numPr>
-          <w:ilvl w:val="0"/>
-          <w:numId w:val="8"/>
+          <w:numId w:val="7"/>
         </w:numPr>
         <w:tabs>
           <w:tab w:val="clear" w:pos="720"/>
@@ -9304,7 +9283,7 @@
           <w:sz w:val="20"/>
           <w:szCs w:val="20"/>
         </w:rPr>
-        <w:t>OPENAI_API_KEY='sk-YourSecretKeyGoesHere'</w:t>
+        <w:t>pip install openai sphinx sphinx_rtd_theme jinja2 flask python-dotenv</w:t>
       </w:r>
     </w:p>
     <w:p>
@@ -9339,21 +9318,6 @@
     <w:p>
       <w:pPr>
         <w:spacing w:before="100" w:beforeAutospacing="1" w:after="100" w:afterAutospacing="1"/>
-        <w:ind w:left="720"/>
-        <w:rPr>
-          <w:color w:val="000000"/>
-        </w:rPr>
-      </w:pPr>
-      <w:r>
-        <w:rPr>
-          <w:color w:val="000000"/>
-        </w:rPr>
-        <w:t>Save the file.</w:t>
-      </w:r>
-    </w:p>
-    <w:p>
-      <w:pPr>
-        <w:spacing w:before="100" w:beforeAutospacing="1" w:after="100" w:afterAutospacing="1"/>
         <w:outlineLvl w:val="2"/>
         <w:rPr>
           <w:b/>
@@ -9371,14 +9335,28 @@
           <w:sz w:val="27"/>
           <w:szCs w:val="27"/>
         </w:rPr>
-        <w:t>4. Running the Application</w:t>
+        <w:t>3. Configuration</w:t>
+      </w:r>
+    </w:p>
+    <w:p>
+      <w:pPr>
+        <w:spacing w:before="100" w:beforeAutospacing="1" w:after="100" w:afterAutospacing="1"/>
+        <w:rPr>
+          <w:color w:val="000000"/>
+        </w:rPr>
+      </w:pPr>
+      <w:r>
+        <w:rPr>
+          <w:color w:val="000000"/>
+        </w:rPr>
+        <w:t>The only configuration step is to provide your OpenAI API key.</w:t>
       </w:r>
     </w:p>
     <w:p>
       <w:pPr>
         <w:numPr>
           <w:ilvl w:val="0"/>
-          <w:numId w:val="9"/>
+          <w:numId w:val="8"/>
         </w:numPr>
         <w:spacing w:before="100" w:beforeAutospacing="1" w:after="100" w:afterAutospacing="1"/>
         <w:rPr>
@@ -9391,20 +9369,95 @@
           <w:bCs/>
           <w:color w:val="000000"/>
         </w:rPr>
-        <w:t>Start the Web Server</w:t>
-      </w:r>
-      <w:r>
-        <w:rPr>
-          <w:color w:val="000000"/>
-        </w:rPr>
-        <w:t>: From the root directory of the project (with your virtual environment activated), run the following command:</w:t>
+        <w:t>Create the </w:t>
+      </w:r>
+      <w:r>
+        <w:rPr>
+          <w:rFonts w:ascii="Courier New" w:hAnsi="Courier New" w:cs="Courier New"/>
+          <w:b/>
+          <w:bCs/>
+          <w:color w:val="000000"/>
+          <w:sz w:val="20"/>
+          <w:szCs w:val="20"/>
+        </w:rPr>
+        <w:t>.env</w:t>
+      </w:r>
+      <w:r>
+        <w:rPr>
+          <w:b/>
+          <w:bCs/>
+          <w:color w:val="000000"/>
+        </w:rPr>
+        <w:t> file</w:t>
+      </w:r>
+      <w:r>
+        <w:rPr>
+          <w:color w:val="000000"/>
+        </w:rPr>
+        <w:t>: In the root directory of the project, create a new file named </w:t>
+      </w:r>
+      <w:r>
+        <w:rPr>
+          <w:rFonts w:ascii="Courier New" w:hAnsi="Courier New" w:cs="Courier New"/>
+          <w:color w:val="000000"/>
+          <w:sz w:val="20"/>
+          <w:szCs w:val="20"/>
+        </w:rPr>
+        <w:t>.env</w:t>
+      </w:r>
+      <w:r>
+        <w:rPr>
+          <w:color w:val="000000"/>
+        </w:rPr>
+        <w:t>.</w:t>
       </w:r>
     </w:p>
     <w:p>
       <w:pPr>
         <w:numPr>
           <w:ilvl w:val="0"/>
-          <w:numId w:val="9"/>
+          <w:numId w:val="8"/>
+        </w:numPr>
+        <w:spacing w:before="100" w:beforeAutospacing="1" w:after="100" w:afterAutospacing="1"/>
+        <w:rPr>
+          <w:color w:val="000000"/>
+        </w:rPr>
+      </w:pPr>
+      <w:r>
+        <w:rPr>
+          <w:b/>
+          <w:bCs/>
+          <w:color w:val="000000"/>
+        </w:rPr>
+        <w:t>Add Your API Key</w:t>
+      </w:r>
+      <w:r>
+        <w:rPr>
+          <w:color w:val="000000"/>
+        </w:rPr>
+        <w:t>: Open the </w:t>
+      </w:r>
+      <w:r>
+        <w:rPr>
+          <w:rFonts w:ascii="Courier New" w:hAnsi="Courier New" w:cs="Courier New"/>
+          <w:color w:val="000000"/>
+          <w:sz w:val="20"/>
+          <w:szCs w:val="20"/>
+        </w:rPr>
+        <w:t>.env</w:t>
+      </w:r>
+      <w:r>
+        <w:rPr>
+          <w:color w:val="000000"/>
+        </w:rPr>
+        <w:t> file and add your OpenAI API key in the following format:</w:t>
+      </w:r>
+    </w:p>
+    <w:p>
+      <w:pPr>
+        <w:numPr>
+          <w:ilvl w:val="0"/>
+          <w:numId w:val="8"/>
         </w:numPr>
         <w:tabs>
           <w:tab w:val="clear" w:pos="720"/>
@@ -9439,12 +9492,17 @@
           <w:sz w:val="20"/>
           <w:szCs w:val="20"/>
         </w:rPr>
-        <w:t>python app.py</w:t>
-      </w:r>
-    </w:p>
-    <w:p>
-      <w:pPr>
-        <w:tabs>
+        <w:t>OPENAI_API_KEY='sk-YourSecretKeyGoesHere'</w:t>
+      </w:r>
+    </w:p>
+    <w:p>
+      <w:pPr>
+        <w:numPr>
+          <w:ilvl w:val="0"/>
+          <w:numId w:val="8"/>
+        </w:numPr>
+        <w:tabs>
+          <w:tab w:val="clear" w:pos="720"/>
           <w:tab w:val="left" w:pos="916"/>
           <w:tab w:val="left" w:pos="1832"/>
           <w:tab w:val="left" w:pos="2748"/>
@@ -9462,7 +9520,6 @@
           <w:tab w:val="left" w:pos="13740"/>
           <w:tab w:val="left" w:pos="14656"/>
         </w:tabs>
-        <w:ind w:left="720"/>
         <w:rPr>
           <w:rFonts w:ascii="Courier New" w:hAnsi="Courier New" w:cs="Courier New"/>
           <w:color w:val="000000"/>
@@ -9470,6 +9527,35 @@
           <w:szCs w:val="20"/>
         </w:rPr>
       </w:pPr>
+      <w:r>
+        <w:rPr>
+          <w:color w:val="000000"/>
+        </w:rPr>
+        <w:t>Save the file.</w:t>
+      </w:r>
+    </w:p>
+    <w:p>
+      <w:pPr>
+        <w:spacing w:before="100" w:beforeAutospacing="1" w:after="100" w:afterAutospacing="1"/>
+        <w:outlineLvl w:val="2"/>
+        <w:rPr>
+          <w:b/>
+          <w:bCs/>
+          <w:color w:val="000000"/>
+          <w:sz w:val="27"/>
+          <w:szCs w:val="27"/>
+        </w:rPr>
+      </w:pPr>
+      <w:r>
+        <w:rPr>
+          <w:b/>
+          <w:bCs/>
+          <w:color w:val="000000"/>
+          <w:sz w:val="27"/>
+          <w:szCs w:val="27"/>
+        </w:rPr>
+        <w:t>4. Running the Application</w:t>
+      </w:r>
     </w:p>
     <w:p>
       <w:pPr>
@@ -9488,21 +9574,114 @@
           <w:bCs/>
           <w:color w:val="000000"/>
         </w:rPr>
-        <w:t>Open the Web Interface</w:t>
-      </w:r>
-      <w:r>
-        <w:rPr>
-          <w:color w:val="000000"/>
-        </w:rPr>
-        <w:t>: Your terminal will show a message indicating that the server is running, usually on </w:t>
-      </w:r>
-      <w:r>
+        <w:t>Start the Web Server</w:t>
+      </w:r>
+      <w:r>
+        <w:rPr>
+          <w:color w:val="000000"/>
+        </w:rPr>
+        <w:t>: From the root directory of the project (with your virtual environment activated), run the following command:</w:t>
+      </w:r>
+    </w:p>
+    <w:p>
+      <w:pPr>
+        <w:tabs>
+          <w:tab w:val="left" w:pos="916"/>
+          <w:tab w:val="left" w:pos="1832"/>
+          <w:tab w:val="left" w:pos="2748"/>
+          <w:tab w:val="left" w:pos="3664"/>
+          <w:tab w:val="left" w:pos="4580"/>
+          <w:tab w:val="left" w:pos="5496"/>
+          <w:tab w:val="left" w:pos="6412"/>
+          <w:tab w:val="left" w:pos="7328"/>
+          <w:tab w:val="left" w:pos="8244"/>
+          <w:tab w:val="left" w:pos="9160"/>
+          <w:tab w:val="left" w:pos="10076"/>
+          <w:tab w:val="left" w:pos="10992"/>
+          <w:tab w:val="left" w:pos="11908"/>
+          <w:tab w:val="left" w:pos="12824"/>
+          <w:tab w:val="left" w:pos="13740"/>
+          <w:tab w:val="left" w:pos="14656"/>
+        </w:tabs>
+        <w:ind w:left="720"/>
         <w:rPr>
           <w:rFonts w:ascii="Courier New" w:hAnsi="Courier New" w:cs="Courier New"/>
           <w:color w:val="000000"/>
           <w:sz w:val="20"/>
           <w:szCs w:val="20"/>
         </w:rPr>
+      </w:pPr>
+      <w:r>
+        <w:rPr>
+          <w:rFonts w:ascii="Courier New" w:hAnsi="Courier New" w:cs="Courier New"/>
+          <w:color w:val="000000"/>
+          <w:sz w:val="20"/>
+          <w:szCs w:val="20"/>
+        </w:rPr>
+        <w:t>python app.py</w:t>
+      </w:r>
+    </w:p>
+    <w:p>
+      <w:pPr>
+        <w:tabs>
+          <w:tab w:val="left" w:pos="916"/>
+          <w:tab w:val="left" w:pos="1832"/>
+          <w:tab w:val="left" w:pos="2748"/>
+          <w:tab w:val="left" w:pos="3664"/>
+          <w:tab w:val="left" w:pos="4580"/>
+          <w:tab w:val="left" w:pos="5496"/>
+          <w:tab w:val="left" w:pos="6412"/>
+          <w:tab w:val="left" w:pos="7328"/>
+          <w:tab w:val="left" w:pos="8244"/>
+          <w:tab w:val="left" w:pos="9160"/>
+          <w:tab w:val="left" w:pos="10076"/>
+          <w:tab w:val="left" w:pos="10992"/>
+          <w:tab w:val="left" w:pos="11908"/>
+          <w:tab w:val="left" w:pos="12824"/>
+          <w:tab w:val="left" w:pos="13740"/>
+          <w:tab w:val="left" w:pos="14656"/>
+        </w:tabs>
+        <w:ind w:left="720"/>
+        <w:rPr>
+          <w:rFonts w:ascii="Courier New" w:hAnsi="Courier New" w:cs="Courier New"/>
+          <w:color w:val="000000"/>
+          <w:sz w:val="20"/>
+          <w:szCs w:val="20"/>
+        </w:rPr>
+      </w:pPr>
+    </w:p>
+    <w:p>
+      <w:pPr>
+        <w:numPr>
+          <w:ilvl w:val="0"/>
+          <w:numId w:val="9"/>
+        </w:numPr>
+        <w:spacing w:before="100" w:beforeAutospacing="1" w:after="100" w:afterAutospacing="1"/>
+        <w:rPr>
+          <w:color w:val="000000"/>
+        </w:rPr>
+      </w:pPr>
+      <w:r>
+        <w:rPr>
+          <w:b/>
+          <w:bCs/>
+          <w:color w:val="000000"/>
+        </w:rPr>
+        <w:t>Open the Web Interface</w:t>
+      </w:r>
+      <w:r>
+        <w:rPr>
+          <w:color w:val="000000"/>
+        </w:rPr>
+        <w:t>: Your terminal will show a message indicating that the server is running, usually on </w:t>
+      </w:r>
+      <w:r>
+        <w:rPr>
+          <w:rFonts w:ascii="Courier New" w:hAnsi="Courier New" w:cs="Courier New"/>
+          <w:color w:val="000000"/>
+          <w:sz w:val="20"/>
+          <w:szCs w:val="20"/>
+        </w:rPr>
         <w:t>http://127.0.0.1:5000</w:t>
       </w:r>
       <w:r>
@@ -9532,6 +9711,7 @@
           <w:sz w:val="27"/>
           <w:szCs w:val="27"/>
         </w:rPr>
+        <w:lastRenderedPageBreak/>
         <w:t>5. How to Generate a Bluebook</w:t>
       </w:r>
     </w:p>
@@ -9659,7 +9839,6 @@
           <w:bCs/>
           <w:color w:val="000000"/>
         </w:rPr>
-        <w:lastRenderedPageBreak/>
         <w:t>View the Result</w:t>
       </w:r>
       <w:r>
@@ -9716,38 +9895,629 @@
           <w:sz w:val="32"/>
           <w:szCs w:val="32"/>
         </w:rPr>
-        <w:t>ML and DL</w:t>
+        <w:t>Optional</w:t>
+      </w:r>
+      <w:r>
+        <w:rPr>
+          <w:b/>
+          <w:bCs/>
+          <w:sz w:val="32"/>
+          <w:szCs w:val="32"/>
+        </w:rPr>
+        <w:t xml:space="preserve"> </w:t>
+      </w:r>
+      <w:r>
+        <w:rPr>
+          <w:b/>
+          <w:bCs/>
+          <w:sz w:val="32"/>
+          <w:szCs w:val="32"/>
+        </w:rPr>
+        <w:t>K</w:t>
+      </w:r>
+      <w:r>
+        <w:rPr>
+          <w:b/>
+          <w:bCs/>
+          <w:sz w:val="32"/>
+          <w:szCs w:val="32"/>
+        </w:rPr>
+        <w:t xml:space="preserve">nowledge </w:t>
+      </w:r>
+      <w:r>
+        <w:rPr>
+          <w:b/>
+          <w:bCs/>
+          <w:sz w:val="32"/>
+          <w:szCs w:val="32"/>
+        </w:rPr>
+        <w:t>B</w:t>
+      </w:r>
+      <w:r>
+        <w:rPr>
+          <w:b/>
+          <w:bCs/>
+          <w:sz w:val="32"/>
+          <w:szCs w:val="32"/>
+        </w:rPr>
+        <w:t>ase</w:t>
+      </w:r>
+      <w:r>
+        <w:rPr>
+          <w:b/>
+          <w:bCs/>
+          <w:sz w:val="32"/>
+          <w:szCs w:val="32"/>
+        </w:rPr>
+        <w:t xml:space="preserve"> (KB)</w:t>
+      </w:r>
+    </w:p>
+    <w:p>
+      <w:pPr>
+        <w:spacing w:before="100" w:beforeAutospacing="1" w:after="100" w:afterAutospacing="1"/>
+      </w:pPr>
+      <w:r>
+        <w:rPr>
+          <w:rStyle w:val="Strong"/>
+          <w:rFonts w:asciiTheme="majorBidi" w:eastAsiaTheme="majorEastAsia" w:hAnsiTheme="majorBidi" w:cstheme="majorBidi"/>
+          <w:color w:val="000000" w:themeColor="text1"/>
+        </w:rPr>
+        <w:t xml:space="preserve">Knowledge Base (KB) </w:t>
+      </w:r>
+      <w:r>
+        <w:rPr>
+          <w:rStyle w:val="Strong"/>
+          <w:rFonts w:asciiTheme="majorBidi" w:eastAsiaTheme="majorEastAsia" w:hAnsiTheme="majorBidi" w:cstheme="majorBidi"/>
+          <w:b w:val="0"/>
+          <w:bCs w:val="0"/>
+          <w:color w:val="000000" w:themeColor="text1"/>
+        </w:rPr>
+        <w:t>is a s</w:t>
+      </w:r>
+      <w:r>
+        <w:rPr>
+          <w:rStyle w:val="Strong"/>
+          <w:rFonts w:asciiTheme="majorBidi" w:eastAsiaTheme="majorEastAsia" w:hAnsiTheme="majorBidi" w:cstheme="majorBidi"/>
+          <w:b w:val="0"/>
+          <w:bCs w:val="0"/>
+          <w:color w:val="000000" w:themeColor="text1"/>
+        </w:rPr>
+        <w:t>tatic repository of facts and rules</w:t>
+      </w:r>
+      <w:r>
+        <w:rPr>
+          <w:rStyle w:val="apple-converted-space"/>
+          <w:rFonts w:asciiTheme="majorBidi" w:eastAsiaTheme="majorEastAsia" w:hAnsiTheme="majorBidi" w:cstheme="majorBidi"/>
+          <w:color w:val="000000" w:themeColor="text1"/>
+        </w:rPr>
+        <w:t> </w:t>
+      </w:r>
+      <w:r>
+        <w:rPr>
+          <w:rFonts w:asciiTheme="majorBidi" w:hAnsiTheme="majorBidi" w:cstheme="majorBidi"/>
+          <w:color w:val="000000" w:themeColor="text1"/>
+        </w:rPr>
+        <w:t>built by humans.</w:t>
+      </w:r>
+      <w:r>
+        <w:rPr>
+          <w:rFonts w:asciiTheme="majorBidi" w:hAnsiTheme="majorBidi" w:cstheme="majorBidi"/>
+          <w:color w:val="000000" w:themeColor="text1"/>
+        </w:rPr>
+        <w:t xml:space="preserve"> </w:t>
+      </w:r>
+      <w:r>
+        <w:rPr>
+          <w:rFonts w:asciiTheme="majorBidi" w:hAnsiTheme="majorBidi" w:cstheme="majorBidi"/>
+          <w:color w:val="000000" w:themeColor="text1"/>
+        </w:rPr>
+        <w:t>A KB is a central component of "Symbolic AI" or "Good Old-Fashioned AI" (GOFAI). Its core principle is representing knowledge in a structured, machine-readable format.</w:t>
+      </w:r>
+      <w:r>
+        <w:rPr>
+          <w:rFonts w:asciiTheme="majorBidi" w:hAnsiTheme="majorBidi" w:cstheme="majorBidi"/>
+          <w:color w:val="000000" w:themeColor="text1"/>
+        </w:rPr>
+        <w:t xml:space="preserve"> </w:t>
+      </w:r>
+    </w:p>
+    <w:p>
+      <w:pPr>
+        <w:spacing w:before="100" w:beforeAutospacing="1" w:after="100" w:afterAutospacing="1"/>
+        <w:rPr>
+          <w:rFonts w:asciiTheme="majorBidi" w:hAnsiTheme="majorBidi" w:cstheme="majorBidi"/>
+          <w:color w:val="000000" w:themeColor="text1"/>
+        </w:rPr>
+      </w:pPr>
+      <w:r>
+        <w:rPr>
+          <w:rFonts w:asciiTheme="majorBidi" w:hAnsiTheme="majorBidi" w:cstheme="majorBidi"/>
+          <w:b/>
+          <w:bCs/>
+          <w:color w:val="000000" w:themeColor="text1"/>
+        </w:rPr>
+        <w:t>How it works:</w:t>
+      </w:r>
+      <w:r>
+        <w:rPr>
+          <w:rFonts w:asciiTheme="majorBidi" w:hAnsiTheme="majorBidi" w:cstheme="majorBidi"/>
+          <w:color w:val="000000" w:themeColor="text1"/>
+        </w:rPr>
+        <w:t xml:space="preserve"> Humans (domain experts and knowledge engineers) manually codify facts, rules, and relationships into a formal language.</w:t>
+      </w:r>
+    </w:p>
+    <w:p>
+      <w:pPr>
+        <w:spacing w:before="100" w:beforeAutospacing="1" w:after="100" w:afterAutospacing="1"/>
+      </w:pPr>
+      <w:r>
+        <w:rPr>
+          <w:rFonts w:asciiTheme="majorBidi" w:hAnsiTheme="majorBidi" w:cstheme="majorBidi"/>
+          <w:b/>
+          <w:bCs/>
+          <w:color w:val="000000" w:themeColor="text1"/>
+        </w:rPr>
+        <w:t>Facts:</w:t>
+      </w:r>
+      <w:r>
+        <w:rPr>
+          <w:rFonts w:asciiTheme="majorBidi" w:hAnsiTheme="majorBidi" w:cstheme="majorBidi"/>
+          <w:color w:val="000000" w:themeColor="text1"/>
+        </w:rPr>
+        <w:t xml:space="preserve"> </w:t>
+      </w:r>
+      <w:r>
+        <w:rPr>
+          <w:rFonts w:ascii="Menlo" w:hAnsi="Menlo" w:cs="Menlo"/>
+          <w:color w:val="FFFFFF" w:themeColor="background1"/>
+          <w:sz w:val="21"/>
+          <w:szCs w:val="21"/>
+          <w:highlight w:val="black"/>
+        </w:rPr>
+        <w:t>Riyadh</w:t>
+      </w:r>
+      <w:r>
+        <w:rPr>
+          <w:rFonts w:ascii="Menlo" w:hAnsi="Menlo" w:cs="Menlo"/>
+          <w:color w:val="FFFFFF" w:themeColor="background1"/>
+          <w:sz w:val="21"/>
+          <w:szCs w:val="21"/>
+          <w:highlight w:val="black"/>
+        </w:rPr>
+        <w:t xml:space="preserve"> is the capital of </w:t>
+      </w:r>
+      <w:r>
+        <w:rPr>
+          <w:rFonts w:ascii="Menlo" w:hAnsi="Menlo" w:cs="Menlo"/>
+          <w:color w:val="FFFFFF" w:themeColor="background1"/>
+          <w:sz w:val="21"/>
+          <w:szCs w:val="21"/>
+          <w:highlight w:val="black"/>
+        </w:rPr>
+        <w:t>Saudi Arabia</w:t>
+      </w:r>
+      <w:r>
+        <w:rPr>
+          <w:rFonts w:ascii="Menlo" w:hAnsi="Menlo" w:cs="Menlo"/>
+          <w:color w:val="000000" w:themeColor="text1"/>
+          <w:sz w:val="21"/>
+          <w:szCs w:val="21"/>
+        </w:rPr>
+        <w:t xml:space="preserve">. </w:t>
+      </w:r>
+      <w:r>
+        <w:rPr>
+          <w:rFonts w:ascii="Menlo" w:hAnsi="Menlo" w:cs="Menlo"/>
+          <w:color w:val="FFFFFF" w:themeColor="background1"/>
+          <w:sz w:val="21"/>
+          <w:szCs w:val="21"/>
+          <w:highlight w:val="black"/>
+        </w:rPr>
+        <w:t xml:space="preserve">A </w:t>
+      </w:r>
+      <w:r>
+        <w:rPr>
+          <w:rFonts w:ascii="Menlo" w:hAnsi="Menlo" w:cs="Menlo"/>
+          <w:color w:val="FFFFFF" w:themeColor="background1"/>
+          <w:sz w:val="21"/>
+          <w:szCs w:val="21"/>
+          <w:highlight w:val="black"/>
+        </w:rPr>
+        <w:t>camel</w:t>
+      </w:r>
+      <w:r>
+        <w:rPr>
+          <w:rFonts w:ascii="Menlo" w:hAnsi="Menlo" w:cs="Menlo"/>
+          <w:color w:val="FFFFFF" w:themeColor="background1"/>
+          <w:sz w:val="21"/>
+          <w:szCs w:val="21"/>
+          <w:highlight w:val="black"/>
+        </w:rPr>
+        <w:t xml:space="preserve"> is </w:t>
+      </w:r>
+      <w:r>
+        <w:rPr>
+          <w:rFonts w:ascii="Menlo" w:hAnsi="Menlo" w:cs="Menlo"/>
+          <w:color w:val="FFFFFF" w:themeColor="background1"/>
+          <w:sz w:val="21"/>
+          <w:szCs w:val="21"/>
+          <w:highlight w:val="black"/>
+        </w:rPr>
+        <w:t>an animal</w:t>
+      </w:r>
+      <w:r>
+        <w:rPr>
+          <w:rFonts w:ascii="Menlo" w:hAnsi="Menlo" w:cs="Menlo"/>
+          <w:color w:val="FFFFFF" w:themeColor="background1"/>
+          <w:sz w:val="21"/>
+          <w:szCs w:val="21"/>
+          <w:highlight w:val="black"/>
+        </w:rPr>
+        <w:t>.</w:t>
+      </w:r>
+      <w:r>
+        <w:rPr>
+          <w:rFonts w:ascii="Menlo" w:hAnsi="Menlo" w:cs="Menlo"/>
+          <w:color w:val="000000" w:themeColor="text1"/>
+          <w:sz w:val="21"/>
+          <w:szCs w:val="21"/>
+        </w:rPr>
+        <w:br/>
+      </w:r>
+      <w:r>
+        <w:rPr>
+          <w:rFonts w:asciiTheme="majorBidi" w:hAnsiTheme="majorBidi" w:cstheme="majorBidi"/>
+          <w:b/>
+          <w:bCs/>
+          <w:color w:val="000000" w:themeColor="text1"/>
+        </w:rPr>
+        <w:t>Rules:</w:t>
+      </w:r>
+      <w:r>
+        <w:rPr>
+          <w:rFonts w:asciiTheme="majorBidi" w:hAnsiTheme="majorBidi" w:cstheme="majorBidi"/>
+          <w:color w:val="000000" w:themeColor="text1"/>
+        </w:rPr>
+        <w:t xml:space="preserve"> </w:t>
+      </w:r>
+      <w:r>
+        <w:rPr>
+          <w:rFonts w:ascii="Menlo" w:hAnsi="Menlo" w:cs="Menlo"/>
+          <w:color w:val="FFFFFF" w:themeColor="background1"/>
+          <w:sz w:val="21"/>
+          <w:szCs w:val="21"/>
+          <w:highlight w:val="black"/>
+        </w:rPr>
+        <w:t xml:space="preserve">IF it is </w:t>
+      </w:r>
+      <w:r>
+        <w:rPr>
+          <w:rFonts w:ascii="Menlo" w:hAnsi="Menlo" w:cs="Menlo"/>
+          <w:color w:val="FFFFFF" w:themeColor="background1"/>
+          <w:sz w:val="21"/>
+          <w:szCs w:val="21"/>
+          <w:highlight w:val="black"/>
+        </w:rPr>
+        <w:t>night</w:t>
+      </w:r>
+      <w:r>
+        <w:rPr>
+          <w:rFonts w:ascii="Menlo" w:hAnsi="Menlo" w:cs="Menlo"/>
+          <w:color w:val="FFFFFF" w:themeColor="background1"/>
+          <w:sz w:val="21"/>
+          <w:szCs w:val="21"/>
+          <w:highlight w:val="black"/>
+        </w:rPr>
+        <w:t xml:space="preserve"> THEN the </w:t>
+      </w:r>
+      <w:r>
+        <w:rPr>
+          <w:rFonts w:ascii="Menlo" w:hAnsi="Menlo" w:cs="Menlo"/>
+          <w:color w:val="FFFFFF" w:themeColor="background1"/>
+          <w:sz w:val="21"/>
+          <w:szCs w:val="21"/>
+          <w:highlight w:val="black"/>
+        </w:rPr>
+        <w:t>sky</w:t>
+      </w:r>
+      <w:r>
+        <w:rPr>
+          <w:rFonts w:ascii="Menlo" w:hAnsi="Menlo" w:cs="Menlo"/>
+          <w:color w:val="FFFFFF" w:themeColor="background1"/>
+          <w:sz w:val="21"/>
+          <w:szCs w:val="21"/>
+          <w:highlight w:val="black"/>
+        </w:rPr>
+        <w:t xml:space="preserve"> is </w:t>
+      </w:r>
+      <w:r>
+        <w:rPr>
+          <w:rFonts w:ascii="Menlo" w:hAnsi="Menlo" w:cs="Menlo"/>
+          <w:color w:val="FFFFFF" w:themeColor="background1"/>
+          <w:sz w:val="21"/>
+          <w:szCs w:val="21"/>
+          <w:highlight w:val="black"/>
+        </w:rPr>
+        <w:t>dark</w:t>
+      </w:r>
+      <w:r>
+        <w:rPr>
+          <w:rFonts w:ascii="Menlo" w:hAnsi="Menlo" w:cs="Menlo"/>
+          <w:color w:val="FFFFFF" w:themeColor="background1"/>
+          <w:sz w:val="21"/>
+          <w:szCs w:val="21"/>
+          <w:highlight w:val="black"/>
+        </w:rPr>
+        <w:t>.</w:t>
+      </w:r>
+      <w:r>
+        <w:rPr>
+          <w:rFonts w:ascii="Menlo" w:hAnsi="Menlo" w:cs="Menlo"/>
+          <w:color w:val="FFFFFF" w:themeColor="background1"/>
+          <w:sz w:val="21"/>
+          <w:szCs w:val="21"/>
+        </w:rPr>
+        <w:t xml:space="preserve"> </w:t>
+      </w:r>
+      <w:r>
+        <w:rPr>
+          <w:rFonts w:ascii="Menlo" w:hAnsi="Menlo" w:cs="Menlo"/>
+          <w:color w:val="FFFFFF" w:themeColor="background1"/>
+          <w:sz w:val="21"/>
+          <w:szCs w:val="21"/>
+          <w:highlight w:val="black"/>
+        </w:rPr>
+        <w:t xml:space="preserve">IF a customer buys a </w:t>
+      </w:r>
+      <w:r>
+        <w:rPr>
+          <w:rFonts w:ascii="Menlo" w:hAnsi="Menlo" w:cs="Menlo"/>
+          <w:color w:val="FFFFFF" w:themeColor="background1"/>
+          <w:sz w:val="21"/>
+          <w:szCs w:val="21"/>
+          <w:highlight w:val="black"/>
+        </w:rPr>
+        <w:t>car</w:t>
+      </w:r>
+      <w:r>
+        <w:rPr>
+          <w:rFonts w:ascii="Menlo" w:hAnsi="Menlo" w:cs="Menlo"/>
+          <w:color w:val="FFFFFF" w:themeColor="background1"/>
+          <w:sz w:val="21"/>
+          <w:szCs w:val="21"/>
+          <w:highlight w:val="black"/>
+        </w:rPr>
+        <w:t xml:space="preserve"> THEN recommend </w:t>
+      </w:r>
+      <w:r>
+        <w:rPr>
+          <w:rFonts w:ascii="Menlo" w:hAnsi="Menlo" w:cs="Menlo"/>
+          <w:color w:val="FFFFFF" w:themeColor="background1"/>
+          <w:sz w:val="21"/>
+          <w:szCs w:val="21"/>
+          <w:highlight w:val="black"/>
+        </w:rPr>
+        <w:t>an auto insurance</w:t>
+      </w:r>
+      <w:r>
+        <w:rPr>
+          <w:rFonts w:ascii="Menlo" w:hAnsi="Menlo" w:cs="Menlo"/>
+          <w:color w:val="FFFFFF" w:themeColor="background1"/>
+          <w:sz w:val="21"/>
+          <w:szCs w:val="21"/>
+          <w:highlight w:val="black"/>
+        </w:rPr>
+        <w:t>.</w:t>
+      </w:r>
+      <w:r>
+        <w:rPr>
+          <w:rFonts w:ascii="Menlo" w:hAnsi="Menlo" w:cs="Menlo"/>
+          <w:color w:val="000000" w:themeColor="text1"/>
+          <w:sz w:val="21"/>
+          <w:szCs w:val="21"/>
+        </w:rPr>
+        <w:br/>
+      </w:r>
+      <w:r>
+        <w:rPr>
+          <w:b/>
+          <w:bCs/>
+        </w:rPr>
+        <w:t>Key Technology:</w:t>
+      </w:r>
+      <w:r>
+        <w:t xml:space="preserve"> Often uses ontologies (like a web of concepts, e.g., </w:t>
+      </w:r>
+      <w:r>
+        <w:rPr>
+          <w:rFonts w:ascii="Menlo" w:hAnsi="Menlo" w:cs="Menlo"/>
+        </w:rPr>
+        <w:t>Camel</w:t>
+      </w:r>
+      <w:r>
+        <w:t xml:space="preserve"> is a subclass of </w:t>
+      </w:r>
+      <w:r>
+        <w:rPr>
+          <w:rFonts w:ascii="Menlo" w:hAnsi="Menlo" w:cs="Menlo"/>
+        </w:rPr>
+        <w:t>Animal</w:t>
+      </w:r>
+      <w:r>
+        <w:t>) and is queried using languages like SPARQL. Examples include databases, semantic webs, and expert systems.</w:t>
+      </w:r>
+    </w:p>
+    <w:p>
+      <w:pPr>
+        <w:spacing w:before="100" w:beforeAutospacing="1" w:after="100" w:afterAutospacing="1"/>
+        <w:rPr>
+          <w:b/>
+          <w:bCs/>
+        </w:rPr>
+      </w:pPr>
+      <w:r>
+        <w:rPr>
+          <w:b/>
+          <w:bCs/>
+        </w:rPr>
+        <w:t>Advantages</w:t>
+      </w:r>
+      <w:r>
+        <w:rPr>
+          <w:b/>
+          <w:bCs/>
+        </w:rPr>
+        <w:t xml:space="preserve"> of Knowledge Base</w:t>
+      </w:r>
+      <w:r>
+        <w:rPr>
+          <w:b/>
+          <w:bCs/>
+        </w:rPr>
+        <w:t>:</w:t>
+      </w:r>
+    </w:p>
+    <w:p>
+      <w:pPr>
+        <w:spacing w:before="100" w:beforeAutospacing="1" w:after="100" w:afterAutospacing="1"/>
+      </w:pPr>
+      <w:r>
+        <w:rPr>
+          <w:b/>
+          <w:bCs/>
+        </w:rPr>
+        <w:t>Explainable:</w:t>
+      </w:r>
+      <w:r>
+        <w:t xml:space="preserve"> You can always trace why a conclusion was reached by following the chain of rules and facts.</w:t>
+      </w:r>
+      <w:r>
+        <w:br/>
+      </w:r>
+      <w:r>
+        <w:rPr>
+          <w:b/>
+          <w:bCs/>
+        </w:rPr>
+        <w:t>Precise:</w:t>
+      </w:r>
+      <w:r>
+        <w:t xml:space="preserve"> It operates on exact, human-defined logic.</w:t>
+      </w:r>
+      <w:r>
+        <w:br/>
+      </w:r>
+      <w:r>
+        <w:rPr>
+          <w:b/>
+          <w:bCs/>
+        </w:rPr>
+        <w:t>Data-Efficient:</w:t>
+      </w:r>
+      <w:r>
+        <w:t xml:space="preserve"> Doesn't require massive datasets, just accurate human knowledge.</w:t>
+      </w:r>
+      <w:r>
+        <w:br/>
+      </w:r>
+      <w:r>
+        <w:rPr>
+          <w:b/>
+          <w:bCs/>
+        </w:rPr>
+        <w:t>Limitation:</w:t>
+      </w:r>
+      <w:r>
+        <w:t xml:space="preserve"> It cannot learn by itsself </w:t>
+      </w:r>
+    </w:p>
+    <w:p>
+      <w:pPr>
+        <w:spacing w:before="100" w:beforeAutospacing="1" w:after="100" w:afterAutospacing="1"/>
+        <w:rPr>
+          <w:rFonts w:asciiTheme="majorBidi" w:hAnsiTheme="majorBidi" w:cstheme="majorBidi"/>
+          <w:color w:val="000000" w:themeColor="text1"/>
+        </w:rPr>
+      </w:pPr>
+      <w:r>
+        <w:t>The tool has an optional to learn from a curated petrochemicals KPI knowledge base and also learn continuously from user edits.</w:t>
+      </w:r>
+      <w:r>
+        <w:rPr>
+          <w:rFonts w:asciiTheme="majorBidi" w:hAnsiTheme="majorBidi" w:cstheme="majorBidi"/>
+          <w:color w:val="000000" w:themeColor="text1"/>
+        </w:rPr>
+        <w:t xml:space="preserve"> \</w:t>
+      </w:r>
+      <w:r>
+        <w:t>By ckick on Edit button users can change any KPI field, persist the change, and use it to improve the next generations.</w:t>
+      </w:r>
+    </w:p>
+    <w:p>
+      <w:pPr>
+        <w:spacing w:before="100" w:beforeAutospacing="1" w:after="100" w:afterAutospacing="1"/>
+        <w:rPr>
+          <w:rFonts w:asciiTheme="majorBidi" w:hAnsiTheme="majorBidi" w:cstheme="majorBidi"/>
+          <w:color w:val="000000" w:themeColor="text1"/>
+        </w:rPr>
+      </w:pPr>
+      <w:r>
+        <w:rPr>
+          <w:rStyle w:val="Strong"/>
+          <w:rFonts w:asciiTheme="majorBidi" w:eastAsiaTheme="majorEastAsia" w:hAnsiTheme="majorBidi" w:cstheme="majorBidi"/>
+          <w:color w:val="000000" w:themeColor="text1"/>
+        </w:rPr>
+        <w:t xml:space="preserve">Knowledge Base &amp; </w:t>
+      </w:r>
+      <w:r>
+        <w:rPr>
+          <w:rStyle w:val="Strong"/>
+          <w:rFonts w:eastAsiaTheme="majorEastAsia"/>
+          <w:color w:val="000000"/>
+        </w:rPr>
+        <w:t>AI-Powered KPI Extractor &amp; Interactive Bluebook</w:t>
       </w:r>
     </w:p>
     <w:p>
       <w:pPr>
         <w:numPr>
           <w:ilvl w:val="0"/>
-          <w:numId w:val="32"/>
+          <w:numId w:val="42"/>
         </w:numPr>
         <w:spacing w:before="100" w:beforeAutospacing="1" w:after="100" w:afterAutospacing="1"/>
       </w:pPr>
       <w:r>
-        <w:t>The tool has an optional to</w:t>
-      </w:r>
-      <w:r>
-        <w:t xml:space="preserve"> learn from a curated petrochemicals KPI knowledge base and also learn continuously from user edits.</w:t>
+        <w:t>Learning from predefined KPIs: the KB + embeddings gives retrieval-augmented guidance tailored for petrochemicals without changing your runtime dependencies.</w:t>
       </w:r>
     </w:p>
     <w:p>
       <w:pPr>
         <w:numPr>
           <w:ilvl w:val="0"/>
-          <w:numId w:val="32"/>
+          <w:numId w:val="42"/>
         </w:numPr>
         <w:spacing w:before="100" w:beforeAutospacing="1" w:after="100" w:afterAutospacing="1"/>
       </w:pPr>
       <w:r>
-        <w:t xml:space="preserve">By </w:t>
-      </w:r>
-      <w:r>
-        <w:t>Edit button users can change any KPI field, persist the change, and use it to improve the next generations.</w:t>
-      </w:r>
+        <w:t>Learning from user edits: overrides persist, are merged into outputs, and are also fed back into the prompt so the model adapts to your organization’s preferred language.</w:t>
+      </w:r>
+    </w:p>
+    <w:p>
+      <w:pPr>
+        <w:numPr>
+          <w:ilvl w:val="0"/>
+          <w:numId w:val="42"/>
+        </w:numPr>
+        <w:spacing w:before="100" w:beforeAutospacing="1" w:after="100" w:afterAutospacing="1"/>
+      </w:pPr>
+      <w:r>
+        <w:t>Works with any future data: if a KPI is new or outside petrochemicals, the system still generates content using the code context and safeguards; if you later add it to the KB or users edit it, future output improves automatically.</w:t>
+      </w:r>
+    </w:p>
+    <w:p>
+      <w:pPr>
+        <w:spacing w:before="100" w:beforeAutospacing="1" w:after="100" w:afterAutospacing="1"/>
+      </w:pPr>
     </w:p>
     <w:p>
       <w:pPr>
@@ -9762,6 +10532,7 @@
           <w:b/>
           <w:bCs/>
         </w:rPr>
+        <w:lastRenderedPageBreak/>
         <w:t>What this adds</w:t>
       </w:r>
     </w:p>
@@ -9867,60 +10638,27 @@
     </w:p>
     <w:p>
       <w:pPr>
-        <w:pStyle w:val="NormalWeb"/>
+        <w:spacing w:before="100" w:beforeAutospacing="1" w:after="100" w:afterAutospacing="1"/>
+        <w:outlineLvl w:val="2"/>
         <w:rPr>
           <w:b/>
           <w:bCs/>
+          <w:color w:val="000000"/>
+          <w:sz w:val="27"/>
+          <w:szCs w:val="27"/>
         </w:rPr>
       </w:pPr>
       <w:r>
         <w:rPr>
           <w:b/>
           <w:bCs/>
-        </w:rPr>
-        <w:t>Optional KB with the edit</w:t>
-      </w:r>
-    </w:p>
-    <w:p>
-      <w:pPr>
-        <w:numPr>
-          <w:ilvl w:val="0"/>
-          <w:numId w:val="42"/>
-        </w:numPr>
-        <w:spacing w:before="100" w:beforeAutospacing="1" w:after="100" w:afterAutospacing="1"/>
-      </w:pPr>
-      <w:r>
-        <w:t>Learning from predefined KPIs: the KB + embeddings gives retrieval-augmented guidance tailored for petrochemicals without changing your runtime dependencies.</w:t>
-      </w:r>
-    </w:p>
-    <w:p>
-      <w:pPr>
-        <w:numPr>
-          <w:ilvl w:val="0"/>
-          <w:numId w:val="42"/>
-        </w:numPr>
-        <w:spacing w:before="100" w:beforeAutospacing="1" w:after="100" w:afterAutospacing="1"/>
-      </w:pPr>
-      <w:r>
-        <w:t>Learning from user edits: overrides persist, are merged into outputs, and are also fed back into the prompt so the model adapts to your organization’s preferred language.</w:t>
-      </w:r>
-    </w:p>
-    <w:p>
-      <w:pPr>
-        <w:numPr>
-          <w:ilvl w:val="0"/>
-          <w:numId w:val="42"/>
-        </w:numPr>
-        <w:spacing w:before="100" w:beforeAutospacing="1" w:after="100" w:afterAutospacing="1"/>
-      </w:pPr>
-      <w:r>
-        <w:t>Works with any future data: if a KPI is new or outside petrochemicals, the system still generates content using the code context and safeguards; if you later add it to the KB or users edit it, future output improves automatically.</w:t>
-      </w:r>
-    </w:p>
-    <w:p>
-      <w:pPr>
-        <w:spacing w:before="100" w:beforeAutospacing="1" w:after="100" w:afterAutospacing="1"/>
-        <w:outlineLvl w:val="2"/>
+          <w:color w:val="000000"/>
+          <w:sz w:val="27"/>
+          <w:szCs w:val="27"/>
+        </w:rPr>
+        <w:t>6</w:t>
+      </w:r>
+      <w:r>
         <w:rPr>
           <w:b/>
           <w:bCs/>
@@ -9928,7 +10666,8 @@
           <w:sz w:val="27"/>
           <w:szCs w:val="27"/>
         </w:rPr>
-      </w:pPr>
+        <w:t xml:space="preserve">. </w:t>
+      </w:r>
       <w:r>
         <w:rPr>
           <w:b/>
@@ -9937,7 +10676,7 @@
           <w:sz w:val="27"/>
           <w:szCs w:val="27"/>
         </w:rPr>
-        <w:t>6</w:t>
+        <w:t>Programming Languages Supported</w:t>
       </w:r>
       <w:r>
         <w:rPr>
@@ -9947,43 +10686,7 @@
           <w:sz w:val="27"/>
           <w:szCs w:val="27"/>
         </w:rPr>
-        <w:t xml:space="preserve">. </w:t>
-      </w:r>
-      <w:r>
-        <w:rPr>
-          <w:b/>
-          <w:bCs/>
-          <w:color w:val="000000"/>
-          <w:sz w:val="27"/>
-          <w:szCs w:val="27"/>
-        </w:rPr>
-        <w:t>Programming Languages Supported</w:t>
-      </w:r>
-      <w:r>
-        <w:rPr>
-          <w:b/>
-          <w:bCs/>
-          <w:color w:val="000000"/>
-          <w:sz w:val="27"/>
-          <w:szCs w:val="27"/>
-        </w:rPr>
         <w:t xml:space="preserve"> to Generate a Bluebook</w:t>
-      </w:r>
-    </w:p>
-    <w:p>
-      <w:pPr>
-        <w:pStyle w:val="NormalWeb"/>
-        <w:rPr>
-          <w:b/>
-          <w:bCs/>
-        </w:rPr>
-      </w:pPr>
-      <w:r>
-        <w:rPr>
-          <w:b/>
-          <w:bCs/>
-        </w:rPr>
-        <w:t>Supported sources now</w:t>
       </w:r>
     </w:p>
     <w:p>
@@ -10035,7 +10738,6 @@
         <w:spacing w:before="100" w:beforeAutospacing="1" w:after="100" w:afterAutospacing="1"/>
       </w:pPr>
       <w:r>
-        <w:lastRenderedPageBreak/>
         <w:t>SAP HANA SQLScript artifacts: .hdbprocedure, .hdbfunction, .hdbview, .hdbtablefunction, .sqlscript</w:t>
       </w:r>
     </w:p>
@@ -10225,13 +10927,25 @@
           <w:szCs w:val="32"/>
         </w:rPr>
       </w:pPr>
-      <w:r>
+    </w:p>
+    <w:p>
+      <w:pPr>
+        <w:spacing w:before="100" w:beforeAutospacing="1" w:after="100" w:afterAutospacing="1"/>
         <w:rPr>
           <w:b/>
           <w:bCs/>
           <w:sz w:val="32"/>
           <w:szCs w:val="32"/>
         </w:rPr>
+      </w:pPr>
+      <w:r>
+        <w:rPr>
+          <w:b/>
+          <w:bCs/>
+          <w:sz w:val="32"/>
+          <w:szCs w:val="32"/>
+        </w:rPr>
+        <w:lastRenderedPageBreak/>
         <w:t>Known limitations</w:t>
       </w:r>
     </w:p>
@@ -10263,11 +10977,6 @@
     </w:p>
     <w:p>
       <w:pPr>
-        <w:spacing w:before="100" w:beforeAutospacing="1" w:after="100" w:afterAutospacing="1"/>
-      </w:pPr>
-    </w:p>
-    <w:p>
-      <w:pPr>
         <w:rPr>
           <w:b/>
           <w:bCs/>
@@ -10389,113 +11098,113 @@
         <w:spacing w:before="100" w:beforeAutospacing="1" w:after="100" w:afterAutospacing="1"/>
       </w:pPr>
       <w:r>
+        <w:t>If you prefer to show a blank comment (or a softer message) when the API call finally fails, edit the fallback in your AI generator.</w:t>
+      </w:r>
+    </w:p>
+    <w:p>
+      <w:r>
+        <w:t># ... existing code ...</w:t>
+      </w:r>
+    </w:p>
+    <w:p/>
+    <w:p>
+      <w:r>
+        <w:t xml:space="preserve">    retries = 8</w:t>
+      </w:r>
+    </w:p>
+    <w:p>
+      <w:r>
+        <w:t xml:space="preserve">    delay = 8  # shorter initial delay to speed up a bit</w:t>
+      </w:r>
+    </w:p>
+    <w:p>
+      <w:r>
+        <w:t xml:space="preserve">    for i in range(retries):</w:t>
+      </w:r>
+    </w:p>
+    <w:p>
+      <w:r>
+        <w:t xml:space="preserve">        try:</w:t>
+      </w:r>
+    </w:p>
+    <w:p>
+      <w:r>
+        <w:t xml:space="preserve">            response = client.chat.completions.create(</w:t>
+      </w:r>
+    </w:p>
+    <w:p>
+      <w:r>
+        <w:t xml:space="preserve">                model="gpt-4o-mini",</w:t>
+      </w:r>
+    </w:p>
+    <w:p>
+      <w:r>
+        <w:t xml:space="preserve">                messages=[{"role": "user", "content": prompt}],</w:t>
+      </w:r>
+    </w:p>
+    <w:p>
+      <w:r>
+        <w:t xml:space="preserve">                response_format={"type": "json_object"},</w:t>
+      </w:r>
+    </w:p>
+    <w:p>
+      <w:r>
+        <w:t xml:space="preserve">                temperature=0.1,</w:t>
+      </w:r>
+    </w:p>
+    <w:p>
+      <w:r>
+        <w:t xml:space="preserve">            )</w:t>
+      </w:r>
+    </w:p>
+    <w:p>
+      <w:r>
+        <w:t xml:space="preserve">            return json.loads(response.choices[0].message.content)</w:t>
+      </w:r>
+    </w:p>
+    <w:p>
+      <w:r>
+        <w:t xml:space="preserve">        except Exception as e:</w:t>
+      </w:r>
+    </w:p>
+    <w:p>
+      <w:r>
+        <w:t xml:space="preserve">            # retry on any transient error, with exponential backoff</w:t>
+      </w:r>
+    </w:p>
+    <w:p>
+      <w:r>
+        <w:t xml:space="preserve">            if i &lt; retries - 1:</w:t>
+      </w:r>
+    </w:p>
+    <w:p>
+      <w:r>
+        <w:t xml:space="preserve">                time.sleep(delay)</w:t>
+      </w:r>
+    </w:p>
+    <w:p>
+      <w:r>
+        <w:t xml:space="preserve">                delay = min(delay * 2, 60)</w:t>
+      </w:r>
+    </w:p>
+    <w:p>
+      <w:r>
+        <w:t xml:space="preserve">            else:</w:t>
+      </w:r>
+    </w:p>
+    <w:p>
+      <w:r>
+        <w:t xml:space="preserve">                # Final fallback: provide generic, non-empty content (or blanks) instead of a visible auto-filled note.</w:t>
+      </w:r>
+    </w:p>
+    <w:p>
+      <w:r>
+        <w:t xml:space="preserve">                return {</w:t>
+      </w:r>
+    </w:p>
+    <w:p>
+      <w:r>
         <w:lastRenderedPageBreak/>
-        <w:t>If you prefer to show a blank comment (or a softer message) when the API call finally fails, edit the fallback in your AI generator.</w:t>
-      </w:r>
-    </w:p>
-    <w:p>
-      <w:r>
-        <w:t># ... existing code ...</w:t>
-      </w:r>
-    </w:p>
-    <w:p/>
-    <w:p>
-      <w:r>
-        <w:t xml:space="preserve">    retries = 8</w:t>
-      </w:r>
-    </w:p>
-    <w:p>
-      <w:r>
-        <w:t xml:space="preserve">    delay = 8  # shorter initial delay to speed up a bit</w:t>
-      </w:r>
-    </w:p>
-    <w:p>
-      <w:r>
-        <w:t xml:space="preserve">    for i in range(retries):</w:t>
-      </w:r>
-    </w:p>
-    <w:p>
-      <w:r>
-        <w:t xml:space="preserve">        try:</w:t>
-      </w:r>
-    </w:p>
-    <w:p>
-      <w:r>
-        <w:t xml:space="preserve">            response = client.chat.completions.create(</w:t>
-      </w:r>
-    </w:p>
-    <w:p>
-      <w:r>
-        <w:t xml:space="preserve">                model="gpt-4o-mini",</w:t>
-      </w:r>
-    </w:p>
-    <w:p>
-      <w:r>
-        <w:t xml:space="preserve">                messages=[{"role": "user", "content": prompt}],</w:t>
-      </w:r>
-    </w:p>
-    <w:p>
-      <w:r>
-        <w:t xml:space="preserve">                response_format={"type": "json_object"},</w:t>
-      </w:r>
-    </w:p>
-    <w:p>
-      <w:r>
-        <w:t xml:space="preserve">                temperature=0.1,</w:t>
-      </w:r>
-    </w:p>
-    <w:p>
-      <w:r>
-        <w:t xml:space="preserve">            )</w:t>
-      </w:r>
-    </w:p>
-    <w:p>
-      <w:r>
-        <w:t xml:space="preserve">            return json.loads(response.choices[0].message.content)</w:t>
-      </w:r>
-    </w:p>
-    <w:p>
-      <w:r>
-        <w:t xml:space="preserve">        except Exception as e:</w:t>
-      </w:r>
-    </w:p>
-    <w:p>
-      <w:r>
-        <w:t xml:space="preserve">            # retry on any transient error, with exponential backoff</w:t>
-      </w:r>
-    </w:p>
-    <w:p>
-      <w:r>
-        <w:t xml:space="preserve">            if i &lt; retries - 1:</w:t>
-      </w:r>
-    </w:p>
-    <w:p>
-      <w:r>
-        <w:t xml:space="preserve">                time.sleep(delay)</w:t>
-      </w:r>
-    </w:p>
-    <w:p>
-      <w:r>
-        <w:t xml:space="preserve">                delay = min(delay * 2, 60)</w:t>
-      </w:r>
-    </w:p>
-    <w:p>
-      <w:r>
-        <w:t xml:space="preserve">            else:</w:t>
-      </w:r>
-    </w:p>
-    <w:p>
-      <w:r>
-        <w:t xml:space="preserve">                # Final fallback: provide generic, non-empty content (or blanks) instead of a visible auto-filled note.</w:t>
-      </w:r>
-    </w:p>
-    <w:p>
-      <w:r>
-        <w:t xml:space="preserve">                return {</w:t>
-      </w:r>
-    </w:p>
-    <w:p>
-      <w:r>
         <w:t xml:space="preserve">                    "description": f"{kpi_name} is a key performance indicator used to assess process efficiency and operational performance.",</w:t>
       </w:r>
     </w:p>
@@ -10675,7 +11384,6 @@
         <w:spacing w:before="100" w:beforeAutospacing="1" w:after="100" w:afterAutospacing="1"/>
       </w:pPr>
       <w:r>
-        <w:lastRenderedPageBreak/>
         <w:t>Comments: Never empty anymore; a clear default is supplied if the model doesn’t provide content.</w:t>
       </w:r>
     </w:p>
@@ -13982,7 +14690,7 @@
   <w:abstractNum w:abstractNumId="24" w15:restartNumberingAfterBreak="0">
     <w:nsid w:val="43C050C0"/>
     <w:multiLevelType w:val="multilevel"/>
-    <w:tmpl w:val="1D7EEA66"/>
+    <w:tmpl w:val="A9FEEF8E"/>
     <w:lvl w:ilvl="0">
       <w:start w:val="1"/>
       <w:numFmt w:val="decimal"/>
@@ -13994,6 +14702,11 @@
         </w:tabs>
         <w:ind w:left="720" w:hanging="360"/>
       </w:pPr>
+      <w:rPr>
+        <w:rFonts w:asciiTheme="majorBidi" w:hAnsiTheme="majorBidi" w:cstheme="majorBidi" w:hint="default"/>
+        <w:sz w:val="24"/>
+        <w:szCs w:val="24"/>
+      </w:rPr>
     </w:lvl>
     <w:lvl w:ilvl="1" w:tentative="1">
       <w:start w:val="1"/>
@@ -15336,7 +16049,7 @@
   <w:abstractNum w:abstractNumId="34" w15:restartNumberingAfterBreak="0">
     <w:nsid w:val="56FB2A2B"/>
     <w:multiLevelType w:val="multilevel"/>
-    <w:tmpl w:val="D28E48CE"/>
+    <w:tmpl w:val="A87C4BA8"/>
     <w:lvl w:ilvl="0">
       <w:start w:val="1"/>
       <w:numFmt w:val="decimal"/>
@@ -15348,6 +16061,11 @@
         </w:tabs>
         <w:ind w:left="720" w:hanging="360"/>
       </w:pPr>
+      <w:rPr>
+        <w:rFonts w:asciiTheme="majorBidi" w:hAnsiTheme="majorBidi" w:cstheme="majorBidi" w:hint="default"/>
+        <w:sz w:val="24"/>
+        <w:szCs w:val="24"/>
+      </w:rPr>
     </w:lvl>
     <w:lvl w:ilvl="1" w:tentative="1">
       <w:start w:val="1"/>

--- a/help/Technical Document.docx
+++ b/help/Technical Document.docx
@@ -1986,7 +1986,19 @@
         <w:rPr>
           <w:color w:val="000000"/>
         </w:rPr>
-        <w:t>The process is orchestrated by a Flask web application and can be broken down into five main steps:</w:t>
+        <w:t xml:space="preserve">The process is orchestrated by a Flask web application and can be broken down into </w:t>
+      </w:r>
+      <w:r>
+        <w:rPr>
+          <w:color w:val="000000"/>
+        </w:rPr>
+        <w:t>six</w:t>
+      </w:r>
+      <w:r>
+        <w:rPr>
+          <w:color w:val="000000"/>
+        </w:rPr>
+        <w:t xml:space="preserve"> main steps:</w:t>
       </w:r>
     </w:p>
     <w:p>
@@ -2071,6 +2083,66 @@
           <w:color w:val="000000"/>
         </w:rPr>
         <w:t>) and extracts the KPI name and the surrounding code as context.</w:t>
+      </w:r>
+    </w:p>
+    <w:p>
+      <w:pPr>
+        <w:numPr>
+          <w:ilvl w:val="0"/>
+          <w:numId w:val="3"/>
+        </w:numPr>
+        <w:spacing w:before="100" w:beforeAutospacing="1" w:after="100" w:afterAutospacing="1"/>
+        <w:jc w:val="both"/>
+        <w:rPr>
+          <w:color w:val="000000"/>
+        </w:rPr>
+      </w:pPr>
+      <w:r>
+        <w:rPr>
+          <w:b/>
+          <w:bCs/>
+        </w:rPr>
+        <w:t>Zero fragile language parsers</w:t>
+      </w:r>
+      <w:r>
+        <w:rPr>
+          <w:b/>
+          <w:bCs/>
+        </w:rPr>
+        <w:t xml:space="preserve">: </w:t>
+      </w:r>
+      <w:r>
+        <w:t>T</w:t>
+      </w:r>
+      <w:r>
+        <w:t>he pythin script</w:t>
+      </w:r>
+      <w:r>
+        <w:rPr>
+          <w:rFonts w:ascii="Courier New" w:hAnsi="Courier New" w:cs="Courier New"/>
+        </w:rPr>
+        <w:t>(</w:t>
+      </w:r>
+      <w:r>
+        <w:rPr>
+          <w:rFonts w:ascii="Courier New" w:hAnsi="Courier New" w:cs="Courier New"/>
+        </w:rPr>
+        <w:t>parser.py</w:t>
+      </w:r>
+      <w:r>
+        <w:t>)</w:t>
+      </w:r>
+      <w:r>
+        <w:t xml:space="preserve"> </w:t>
+      </w:r>
+      <w:r>
+        <w:t>c</w:t>
+      </w:r>
+      <w:r>
+        <w:t xml:space="preserve">entralized expression helpers, </w:t>
+      </w:r>
+      <w:r>
+        <w:t>for unwrapping SQL expressions and recognizing math across returns/assignments; includes percent and division pickers.</w:t>
       </w:r>
     </w:p>
     <w:p>
@@ -2404,15 +2476,17 @@
       <w:r>
         <w:rPr>
           <w:rFonts w:ascii="Courier New" w:hAnsi="Courier New" w:cs="Courier New"/>
-          <w:color w:val="000000"/>
-        </w:rPr>
-        <w:t>main.py</w:t>
-      </w:r>
-      <w:r>
-        <w:rPr>
-          <w:color w:val="000000"/>
-        </w:rPr>
-        <w:t xml:space="preserve"> scopes the function with AST, generates MathJax from code, and renders a Jinja template.</w:t>
+        </w:rPr>
+        <w:t>parser.py</w:t>
+      </w:r>
+      <w:r>
+        <w:t xml:space="preserve">: </w:t>
+      </w:r>
+      <w:r>
+        <w:t xml:space="preserve">Centralized expression helpers, </w:t>
+      </w:r>
+      <w:r>
+        <w:t>for unwrapping SQL expressions and recognizing math across returns/assignments; includes percent and division pickers.</w:t>
       </w:r>
     </w:p>
     <w:p>
@@ -2434,13 +2508,13 @@
           <w:rFonts w:ascii="Courier New" w:hAnsi="Courier New" w:cs="Courier New"/>
           <w:color w:val="000000"/>
         </w:rPr>
-        <w:t>ai_generator.py</w:t>
-      </w:r>
-      <w:r>
-        <w:rPr>
-          <w:color w:val="000000"/>
-        </w:rPr>
-        <w:t xml:space="preserve"> calls OpenAI to create narrative fields and infers a specific unit when the AI is vague.</w:t>
+        <w:t>main.py</w:t>
+      </w:r>
+      <w:r>
+        <w:rPr>
+          <w:color w:val="000000"/>
+        </w:rPr>
+        <w:t xml:space="preserve"> scopes the function with AST, generates MathJax from code, and renders a Jinja template.</w:t>
       </w:r>
     </w:p>
     <w:p>
@@ -2459,6 +2533,34 @@
       </w:pPr>
       <w:r>
         <w:rPr>
+          <w:rFonts w:ascii="Courier New" w:hAnsi="Courier New" w:cs="Courier New"/>
+          <w:color w:val="000000"/>
+        </w:rPr>
+        <w:t>ai_generator.py</w:t>
+      </w:r>
+      <w:r>
+        <w:rPr>
+          <w:color w:val="000000"/>
+        </w:rPr>
+        <w:t xml:space="preserve"> calls OpenAI to create narrative fields and infers a specific unit when the AI is vague.</w:t>
+      </w:r>
+    </w:p>
+    <w:p>
+      <w:pPr>
+        <w:pStyle w:val="ListParagraph"/>
+        <w:numPr>
+          <w:ilvl w:val="0"/>
+          <w:numId w:val="47"/>
+        </w:numPr>
+        <w:spacing w:before="100" w:beforeAutospacing="1" w:after="100" w:afterAutospacing="1"/>
+        <w:jc w:val="both"/>
+        <w:outlineLvl w:val="2"/>
+        <w:rPr>
+          <w:color w:val="000000"/>
+        </w:rPr>
+      </w:pPr>
+      <w:r>
+        <w:rPr>
           <w:color w:val="000000"/>
         </w:rPr>
         <w:t>Sphinx converts .</w:t>
@@ -2479,7 +2581,9 @@
     </w:p>
     <w:p>
       <w:pPr>
+        <w:pStyle w:val="ListParagraph"/>
         <w:spacing w:before="100" w:beforeAutospacing="1" w:after="100" w:afterAutospacing="1"/>
+        <w:ind w:left="1080"/>
         <w:jc w:val="both"/>
         <w:outlineLvl w:val="2"/>
         <w:rPr>
@@ -6707,6 +6811,91 @@
           <w:ilvl w:val="0"/>
           <w:numId w:val="20"/>
         </w:numPr>
+      </w:pPr>
+      <w:r>
+        <w:rPr>
+          <w:b/>
+          <w:bCs/>
+        </w:rPr>
+        <w:t>Zero fragile language parsers</w:t>
+      </w:r>
+      <w:r>
+        <w:rPr>
+          <w:b/>
+          <w:bCs/>
+        </w:rPr>
+        <w:t xml:space="preserve">: </w:t>
+      </w:r>
+      <w:r>
+        <w:t>T</w:t>
+      </w:r>
+      <w:r>
+        <w:t>he pythin script</w:t>
+      </w:r>
+      <w:r>
+        <w:rPr>
+          <w:rFonts w:ascii="Courier New" w:hAnsi="Courier New" w:cs="Courier New"/>
+        </w:rPr>
+        <w:t>(</w:t>
+      </w:r>
+      <w:r>
+        <w:rPr>
+          <w:rFonts w:ascii="Courier New" w:hAnsi="Courier New" w:cs="Courier New"/>
+          <w:b/>
+          <w:bCs/>
+        </w:rPr>
+        <w:t>parser.py</w:t>
+      </w:r>
+      <w:r>
+        <w:t>)</w:t>
+      </w:r>
+      <w:r>
+        <w:t xml:space="preserve"> </w:t>
+      </w:r>
+      <w:r>
+        <w:t xml:space="preserve">centralized expression helpers, </w:t>
+      </w:r>
+      <w:r>
+        <w:t>for unwrapping SQL expressions and recognizing math across returns/assignments; includes percent and division pickers.</w:t>
+      </w:r>
+      <w:r>
+        <w:t xml:space="preserve"> </w:t>
+      </w:r>
+    </w:p>
+    <w:p>
+      <w:pPr>
+        <w:pStyle w:val="NormalWeb"/>
+        <w:numPr>
+          <w:ilvl w:val="2"/>
+          <w:numId w:val="20"/>
+        </w:numPr>
+      </w:pPr>
+      <w:r>
+        <w:rPr>
+          <w:rFonts w:ascii="Courier New" w:hAnsi="Courier New" w:cs="Courier New"/>
+        </w:rPr>
+        <w:t>parser.py</w:t>
+      </w:r>
+      <w:r>
+        <w:t xml:space="preserve"> adds an optional, pragmatic comment-extraction layer that enriches the KPIs discovered by </w:t>
+      </w:r>
+      <w:r>
+        <w:rPr>
+          <w:rFonts w:ascii="Courier New" w:hAnsi="Courier New" w:cs="Courier New"/>
+        </w:rPr>
+        <w:t>kpi_extractor.py</w:t>
+      </w:r>
+      <w:r>
+        <w:t xml:space="preserve"> with a human-authored “formula” field, trading deep parsing for broad applicability and low complexity.</w:t>
+      </w:r>
+    </w:p>
+    <w:p>
+      <w:pPr>
+        <w:pStyle w:val="NormalWeb"/>
+        <w:numPr>
+          <w:ilvl w:val="0"/>
+          <w:numId w:val="20"/>
+        </w:numPr>
         <w:rPr>
           <w:color w:val="000000"/>
         </w:rPr>
@@ -7043,6 +7232,7 @@
         <w:rPr>
           <w:color w:val="000000"/>
         </w:rPr>
+        <w:lastRenderedPageBreak/>
         <w:t>Measurement unit</w:t>
       </w:r>
     </w:p>
@@ -7209,7 +7399,6 @@
           <w:bCs/>
           <w:color w:val="000000"/>
         </w:rPr>
-        <w:lastRenderedPageBreak/>
         <w:t>cli.py</w:t>
       </w:r>
       <w:r>
@@ -7639,6 +7828,1449 @@
     </w:p>
     <w:p>
       <w:pPr>
+        <w:pStyle w:val="NormalWeb"/>
+        <w:rPr>
+          <w:rFonts w:asciiTheme="majorBidi" w:hAnsiTheme="majorBidi" w:cstheme="majorBidi"/>
+          <w:color w:val="A02B93" w:themeColor="accent5"/>
+        </w:rPr>
+      </w:pPr>
+      <w:r>
+        <w:rPr>
+          <w:rFonts w:asciiTheme="majorBidi" w:hAnsiTheme="majorBidi" w:cstheme="majorBidi"/>
+          <w:color w:val="A02B93" w:themeColor="accent5"/>
+        </w:rPr>
+        <w:t>Below is a concise, end-to-end explanation of the system workflow for the AI</w:t>
+      </w:r>
+      <w:r>
+        <w:rPr>
+          <w:rFonts w:asciiTheme="majorBidi" w:hAnsiTheme="majorBidi" w:cstheme="majorBidi"/>
+          <w:color w:val="A02B93" w:themeColor="accent5"/>
+        </w:rPr>
+        <w:t xml:space="preserve"> </w:t>
+      </w:r>
+      <w:r>
+        <w:rPr>
+          <w:rFonts w:asciiTheme="majorBidi" w:hAnsiTheme="majorBidi" w:cstheme="majorBidi"/>
+          <w:color w:val="A02B93" w:themeColor="accent5"/>
+        </w:rPr>
+        <w:t>Powered_KPI_Extractor_Interactive_Bluebook_Generator.</w:t>
+      </w:r>
+    </w:p>
+    <w:p>
+      <w:pPr>
+        <w:pStyle w:val="NormalWeb"/>
+        <w:rPr>
+          <w:color w:val="A02B93" w:themeColor="accent5"/>
+        </w:rPr>
+      </w:pPr>
+      <w:r>
+        <w:rPr>
+          <w:color w:val="A02B93" w:themeColor="accent5"/>
+        </w:rPr>
+        <w:t>Below is an updated, high-level explanation of the system workflow that highlights the new interactive Bluebook and knowledge-base (KB) features.</w:t>
+      </w:r>
+    </w:p>
+    <w:p>
+      <w:pPr>
+        <w:pStyle w:val="NormalWeb"/>
+        <w:rPr>
+          <w:color w:val="A02B93" w:themeColor="accent5"/>
+        </w:rPr>
+      </w:pPr>
+      <w:r>
+        <w:rPr>
+          <w:color w:val="A02B93" w:themeColor="accent5"/>
+        </w:rPr>
+        <w:t>Executive overview</w:t>
+      </w:r>
+    </w:p>
+    <w:p>
+      <w:pPr>
+        <w:numPr>
+          <w:ilvl w:val="0"/>
+          <w:numId w:val="76"/>
+        </w:numPr>
+        <w:spacing w:before="100" w:beforeAutospacing="1" w:after="100" w:afterAutospacing="1"/>
+        <w:rPr>
+          <w:color w:val="A02B93" w:themeColor="accent5"/>
+        </w:rPr>
+      </w:pPr>
+      <w:r>
+        <w:rPr>
+          <w:color w:val="A02B93" w:themeColor="accent5"/>
+        </w:rPr>
+        <w:t>Purpose: Transform scattered, code-embedded KPI logic into a consistent, navigable, and actionable “Interactive Bluebook.”</w:t>
+      </w:r>
+    </w:p>
+    <w:p>
+      <w:pPr>
+        <w:numPr>
+          <w:ilvl w:val="0"/>
+          <w:numId w:val="76"/>
+        </w:numPr>
+        <w:spacing w:before="100" w:beforeAutospacing="1" w:after="100" w:afterAutospacing="1"/>
+        <w:rPr>
+          <w:color w:val="A02B93" w:themeColor="accent5"/>
+        </w:rPr>
+      </w:pPr>
+      <w:r>
+        <w:rPr>
+          <w:color w:val="A02B93" w:themeColor="accent5"/>
+        </w:rPr>
+        <w:t>Innovation: Evolve the traditional, static, manual bluebook into an interactive asset with:</w:t>
+      </w:r>
+    </w:p>
+    <w:p>
+      <w:pPr>
+        <w:numPr>
+          <w:ilvl w:val="1"/>
+          <w:numId w:val="76"/>
+        </w:numPr>
+        <w:spacing w:before="100" w:beforeAutospacing="1" w:after="100" w:afterAutospacing="1"/>
+        <w:rPr>
+          <w:color w:val="A02B93" w:themeColor="accent5"/>
+        </w:rPr>
+      </w:pPr>
+      <w:r>
+        <w:rPr>
+          <w:color w:val="A02B93" w:themeColor="accent5"/>
+        </w:rPr>
+        <w:t>Deep links that open the exact file and line in developers’ IDEs (PyCharm or VS Code).</w:t>
+      </w:r>
+    </w:p>
+    <w:p>
+      <w:pPr>
+        <w:numPr>
+          <w:ilvl w:val="1"/>
+          <w:numId w:val="76"/>
+        </w:numPr>
+        <w:spacing w:before="100" w:beforeAutospacing="1" w:after="100" w:afterAutospacing="1"/>
+        <w:rPr>
+          <w:color w:val="A02B93" w:themeColor="accent5"/>
+        </w:rPr>
+      </w:pPr>
+      <w:r>
+        <w:rPr>
+          <w:color w:val="A02B93" w:themeColor="accent5"/>
+        </w:rPr>
+        <w:t>A built-in knowledge base allowing business users and developers to edit KPI definitions, with changes preserved and applied during future regenerations.</w:t>
+      </w:r>
+    </w:p>
+    <w:p>
+      <w:pPr>
+        <w:pStyle w:val="NormalWeb"/>
+        <w:rPr>
+          <w:color w:val="A02B93" w:themeColor="accent5"/>
+        </w:rPr>
+      </w:pPr>
+      <w:r>
+        <w:rPr>
+          <w:color w:val="A02B93" w:themeColor="accent5"/>
+        </w:rPr>
+        <w:t>What’s new and why it matters</w:t>
+      </w:r>
+    </w:p>
+    <w:p>
+      <w:pPr>
+        <w:numPr>
+          <w:ilvl w:val="0"/>
+          <w:numId w:val="77"/>
+        </w:numPr>
+        <w:spacing w:before="100" w:beforeAutospacing="1" w:after="100" w:afterAutospacing="1"/>
+        <w:rPr>
+          <w:color w:val="A02B93" w:themeColor="accent5"/>
+        </w:rPr>
+      </w:pPr>
+      <w:r>
+        <w:rPr>
+          <w:color w:val="A02B93" w:themeColor="accent5"/>
+        </w:rPr>
+        <w:t>IDE deep-linking: Every KPI page includes “Open in VS Code” and “Open in PyCharm” buttons. Clicking takes a developer directly to the authoritative source location (file and line), eliminating search friction and shortening the change cycle.</w:t>
+      </w:r>
+    </w:p>
+    <w:p>
+      <w:pPr>
+        <w:numPr>
+          <w:ilvl w:val="0"/>
+          <w:numId w:val="77"/>
+        </w:numPr>
+        <w:spacing w:before="100" w:beforeAutospacing="1" w:after="100" w:afterAutospacing="1"/>
+        <w:rPr>
+          <w:color w:val="A02B93" w:themeColor="accent5"/>
+        </w:rPr>
+      </w:pPr>
+      <w:r>
+        <w:rPr>
+          <w:color w:val="A02B93" w:themeColor="accent5"/>
+        </w:rPr>
+        <w:t>Editable KB layer: Users can update KPI names, formulas, units, and notes via an edit surface. The system persists these edits and merges them with newly discovered KPIs on subsequent runs—ensuring local knowledge doesn’t get lost and the Bluebook remains living documentation.</w:t>
+      </w:r>
+    </w:p>
+    <w:p>
+      <w:pPr>
+        <w:pStyle w:val="NormalWeb"/>
+        <w:rPr>
+          <w:color w:val="A02B93" w:themeColor="accent5"/>
+        </w:rPr>
+      </w:pPr>
+      <w:r>
+        <w:rPr>
+          <w:color w:val="A02B93" w:themeColor="accent5"/>
+        </w:rPr>
+        <w:t>System workflow (end-to-end)</w:t>
+      </w:r>
+    </w:p>
+    <w:p>
+      <w:pPr>
+        <w:numPr>
+          <w:ilvl w:val="0"/>
+          <w:numId w:val="78"/>
+        </w:numPr>
+        <w:spacing w:before="100" w:beforeAutospacing="1" w:after="100" w:afterAutospacing="1"/>
+        <w:rPr>
+          <w:color w:val="A02B93" w:themeColor="accent5"/>
+        </w:rPr>
+      </w:pPr>
+      <w:r>
+        <w:rPr>
+          <w:color w:val="A02B93" w:themeColor="accent5"/>
+        </w:rPr>
+        <w:t>Input and configuration</w:t>
+      </w:r>
+    </w:p>
+    <w:p>
+      <w:pPr>
+        <w:numPr>
+          <w:ilvl w:val="0"/>
+          <w:numId w:val="79"/>
+        </w:numPr>
+        <w:spacing w:before="100" w:beforeAutospacing="1" w:after="100" w:afterAutospacing="1"/>
+        <w:rPr>
+          <w:color w:val="A02B93" w:themeColor="accent5"/>
+        </w:rPr>
+      </w:pPr>
+      <w:r>
+        <w:rPr>
+          <w:color w:val="A02B93" w:themeColor="accent5"/>
+        </w:rPr>
+        <w:t>Choose a root directory (e.g., a code repository).</w:t>
+      </w:r>
+    </w:p>
+    <w:p>
+      <w:pPr>
+        <w:numPr>
+          <w:ilvl w:val="0"/>
+          <w:numId w:val="79"/>
+        </w:numPr>
+        <w:spacing w:before="100" w:beforeAutospacing="1" w:after="100" w:afterAutospacing="1"/>
+        <w:rPr>
+          <w:color w:val="A02B93" w:themeColor="accent5"/>
+        </w:rPr>
+      </w:pPr>
+      <w:r>
+        <w:rPr>
+          <w:color w:val="A02B93" w:themeColor="accent5"/>
+        </w:rPr>
+        <w:t>Configure exclusions and output preferences.</w:t>
+      </w:r>
+    </w:p>
+    <w:p>
+      <w:pPr>
+        <w:numPr>
+          <w:ilvl w:val="0"/>
+          <w:numId w:val="79"/>
+        </w:numPr>
+        <w:spacing w:before="100" w:beforeAutospacing="1" w:after="100" w:afterAutospacing="1"/>
+        <w:rPr>
+          <w:color w:val="A02B93" w:themeColor="accent5"/>
+        </w:rPr>
+      </w:pPr>
+      <w:r>
+        <w:rPr>
+          <w:color w:val="A02B93" w:themeColor="accent5"/>
+        </w:rPr>
+        <w:t>Optionally enable or pre-load KB content.</w:t>
+      </w:r>
+    </w:p>
+    <w:p>
+      <w:pPr>
+        <w:numPr>
+          <w:ilvl w:val="0"/>
+          <w:numId w:val="80"/>
+        </w:numPr>
+        <w:spacing w:before="100" w:beforeAutospacing="1" w:after="100" w:afterAutospacing="1"/>
+        <w:rPr>
+          <w:color w:val="A02B93" w:themeColor="accent5"/>
+        </w:rPr>
+      </w:pPr>
+      <w:r>
+        <w:rPr>
+          <w:color w:val="A02B93" w:themeColor="accent5"/>
+        </w:rPr>
+        <w:lastRenderedPageBreak/>
+        <w:t>Source discovery and filtering</w:t>
+      </w:r>
+    </w:p>
+    <w:p>
+      <w:pPr>
+        <w:numPr>
+          <w:ilvl w:val="0"/>
+          <w:numId w:val="81"/>
+        </w:numPr>
+        <w:spacing w:before="100" w:beforeAutospacing="1" w:after="100" w:afterAutospacing="1"/>
+        <w:rPr>
+          <w:color w:val="A02B93" w:themeColor="accent5"/>
+        </w:rPr>
+      </w:pPr>
+      <w:r>
+        <w:rPr>
+          <w:color w:val="A02B93" w:themeColor="accent5"/>
+        </w:rPr>
+        <w:t>Traverse the directory tree and skip irrelevant, binary, or oversized files.</w:t>
+      </w:r>
+    </w:p>
+    <w:p>
+      <w:pPr>
+        <w:numPr>
+          <w:ilvl w:val="0"/>
+          <w:numId w:val="81"/>
+        </w:numPr>
+        <w:spacing w:before="100" w:beforeAutospacing="1" w:after="100" w:afterAutospacing="1"/>
+        <w:rPr>
+          <w:color w:val="A02B93" w:themeColor="accent5"/>
+        </w:rPr>
+      </w:pPr>
+      <w:r>
+        <w:rPr>
+          <w:color w:val="A02B93" w:themeColor="accent5"/>
+        </w:rPr>
+        <w:t>Infer language/dialect from file extensions to guide extraction.</w:t>
+      </w:r>
+    </w:p>
+    <w:p>
+      <w:pPr>
+        <w:numPr>
+          <w:ilvl w:val="0"/>
+          <w:numId w:val="82"/>
+        </w:numPr>
+        <w:spacing w:before="100" w:beforeAutospacing="1" w:after="100" w:afterAutospacing="1"/>
+        <w:rPr>
+          <w:color w:val="A02B93" w:themeColor="accent5"/>
+        </w:rPr>
+      </w:pPr>
+      <w:r>
+        <w:rPr>
+          <w:color w:val="A02B93" w:themeColor="accent5"/>
+        </w:rPr>
+        <w:t>KPI candidate extraction</w:t>
+      </w:r>
+    </w:p>
+    <w:p>
+      <w:pPr>
+        <w:numPr>
+          <w:ilvl w:val="0"/>
+          <w:numId w:val="83"/>
+        </w:numPr>
+        <w:spacing w:before="100" w:beforeAutospacing="1" w:after="100" w:afterAutospacing="1"/>
+        <w:rPr>
+          <w:color w:val="A02B93" w:themeColor="accent5"/>
+        </w:rPr>
+      </w:pPr>
+      <w:r>
+        <w:rPr>
+          <w:color w:val="A02B93" w:themeColor="accent5"/>
+        </w:rPr>
+        <w:t>Comment-driven signals: Detect standardized markers such as “KPI: …”.</w:t>
+      </w:r>
+    </w:p>
+    <w:p>
+      <w:pPr>
+        <w:numPr>
+          <w:ilvl w:val="0"/>
+          <w:numId w:val="83"/>
+        </w:numPr>
+        <w:spacing w:before="100" w:beforeAutospacing="1" w:after="100" w:afterAutospacing="1"/>
+        <w:rPr>
+          <w:color w:val="A02B93" w:themeColor="accent5"/>
+        </w:rPr>
+      </w:pPr>
+      <w:r>
+        <w:rPr>
+          <w:color w:val="A02B93" w:themeColor="accent5"/>
+        </w:rPr>
+        <w:t>Structure-driven signals: Identify function/view definitions, aliases, or measures indicative of KPIs across multiple ecosystems (e.g., SQL dialects, Python, DAX).</w:t>
+      </w:r>
+    </w:p>
+    <w:p>
+      <w:pPr>
+        <w:numPr>
+          <w:ilvl w:val="0"/>
+          <w:numId w:val="83"/>
+        </w:numPr>
+        <w:spacing w:before="100" w:beforeAutospacing="1" w:after="100" w:afterAutospacing="1"/>
+        <w:rPr>
+          <w:color w:val="A02B93" w:themeColor="accent5"/>
+        </w:rPr>
+      </w:pPr>
+      <w:r>
+        <w:rPr>
+          <w:color w:val="A02B93" w:themeColor="accent5"/>
+        </w:rPr>
+        <w:t>For each signal, collect:</w:t>
+      </w:r>
+    </w:p>
+    <w:p>
+      <w:pPr>
+        <w:numPr>
+          <w:ilvl w:val="1"/>
+          <w:numId w:val="83"/>
+        </w:numPr>
+        <w:spacing w:before="100" w:beforeAutospacing="1" w:after="100" w:afterAutospacing="1"/>
+        <w:rPr>
+          <w:color w:val="A02B93" w:themeColor="accent5"/>
+        </w:rPr>
+      </w:pPr>
+      <w:r>
+        <w:rPr>
+          <w:color w:val="A02B93" w:themeColor="accent5"/>
+        </w:rPr>
+        <w:t>name</w:t>
+      </w:r>
+    </w:p>
+    <w:p>
+      <w:pPr>
+        <w:numPr>
+          <w:ilvl w:val="1"/>
+          <w:numId w:val="83"/>
+        </w:numPr>
+        <w:spacing w:before="100" w:beforeAutospacing="1" w:after="100" w:afterAutospacing="1"/>
+        <w:rPr>
+          <w:color w:val="A02B93" w:themeColor="accent5"/>
+        </w:rPr>
+      </w:pPr>
+      <w:r>
+        <w:rPr>
+          <w:color w:val="A02B93" w:themeColor="accent5"/>
+        </w:rPr>
+        <w:t>language</w:t>
+      </w:r>
+    </w:p>
+    <w:p>
+      <w:pPr>
+        <w:numPr>
+          <w:ilvl w:val="1"/>
+          <w:numId w:val="83"/>
+        </w:numPr>
+        <w:spacing w:before="100" w:beforeAutospacing="1" w:after="100" w:afterAutospacing="1"/>
+        <w:rPr>
+          <w:color w:val="A02B93" w:themeColor="accent5"/>
+        </w:rPr>
+      </w:pPr>
+      <w:r>
+        <w:rPr>
+          <w:color w:val="A02B93" w:themeColor="accent5"/>
+        </w:rPr>
+        <w:t>file_path and file_line</w:t>
+      </w:r>
+    </w:p>
+    <w:p>
+      <w:pPr>
+        <w:numPr>
+          <w:ilvl w:val="1"/>
+          <w:numId w:val="83"/>
+        </w:numPr>
+        <w:spacing w:before="100" w:beforeAutospacing="1" w:after="100" w:afterAutospacing="1"/>
+        <w:rPr>
+          <w:color w:val="A02B93" w:themeColor="accent5"/>
+        </w:rPr>
+      </w:pPr>
+      <w:r>
+        <w:rPr>
+          <w:color w:val="A02B93" w:themeColor="accent5"/>
+        </w:rPr>
+        <w:t>code_context (a contextual window for interpretability)</w:t>
+      </w:r>
+    </w:p>
+    <w:p>
+      <w:pPr>
+        <w:numPr>
+          <w:ilvl w:val="1"/>
+          <w:numId w:val="83"/>
+        </w:numPr>
+        <w:spacing w:before="100" w:beforeAutospacing="1" w:after="100" w:afterAutospacing="1"/>
+        <w:rPr>
+          <w:color w:val="A02B93" w:themeColor="accent5"/>
+        </w:rPr>
+      </w:pPr>
+      <w:r>
+        <w:rPr>
+          <w:color w:val="A02B93" w:themeColor="accent5"/>
+        </w:rPr>
+        <w:t>optional formula from human-authored comments</w:t>
+      </w:r>
+    </w:p>
+    <w:p>
+      <w:pPr>
+        <w:numPr>
+          <w:ilvl w:val="0"/>
+          <w:numId w:val="84"/>
+        </w:numPr>
+        <w:spacing w:before="100" w:beforeAutospacing="1" w:after="100" w:afterAutospacing="1"/>
+        <w:rPr>
+          <w:color w:val="A02B93" w:themeColor="accent5"/>
+        </w:rPr>
+      </w:pPr>
+      <w:r>
+        <w:rPr>
+          <w:color w:val="A02B93" w:themeColor="accent5"/>
+        </w:rPr>
+        <w:t>Ranking and selection</w:t>
+      </w:r>
+    </w:p>
+    <w:p>
+      <w:pPr>
+        <w:numPr>
+          <w:ilvl w:val="0"/>
+          <w:numId w:val="85"/>
+        </w:numPr>
+        <w:spacing w:before="100" w:beforeAutospacing="1" w:after="100" w:afterAutospacing="1"/>
+        <w:rPr>
+          <w:color w:val="A02B93" w:themeColor="accent5"/>
+        </w:rPr>
+      </w:pPr>
+      <w:r>
+        <w:rPr>
+          <w:color w:val="A02B93" w:themeColor="accent5"/>
+        </w:rPr>
+        <w:t>Rank candidates by signal strength (explicit comment tags and well-formed constructs rank higher).</w:t>
+      </w:r>
+    </w:p>
+    <w:p>
+      <w:pPr>
+        <w:numPr>
+          <w:ilvl w:val="0"/>
+          <w:numId w:val="85"/>
+        </w:numPr>
+        <w:spacing w:before="100" w:beforeAutospacing="1" w:after="100" w:afterAutospacing="1"/>
+        <w:rPr>
+          <w:color w:val="A02B93" w:themeColor="accent5"/>
+        </w:rPr>
+      </w:pPr>
+      <w:r>
+        <w:rPr>
+          <w:color w:val="A02B93" w:themeColor="accent5"/>
+        </w:rPr>
+        <w:t>Prefer human-readable names to break ties.</w:t>
+      </w:r>
+    </w:p>
+    <w:p>
+      <w:pPr>
+        <w:numPr>
+          <w:ilvl w:val="0"/>
+          <w:numId w:val="85"/>
+        </w:numPr>
+        <w:spacing w:before="100" w:beforeAutospacing="1" w:after="100" w:afterAutospacing="1"/>
+        <w:rPr>
+          <w:color w:val="A02B93" w:themeColor="accent5"/>
+        </w:rPr>
+      </w:pPr>
+      <w:r>
+        <w:rPr>
+          <w:color w:val="A02B93" w:themeColor="accent5"/>
+        </w:rPr>
+        <w:t>Select one “best” KPI per file to avoid duplication.</w:t>
+      </w:r>
+    </w:p>
+    <w:p>
+      <w:pPr>
+        <w:numPr>
+          <w:ilvl w:val="0"/>
+          <w:numId w:val="86"/>
+        </w:numPr>
+        <w:spacing w:before="100" w:beforeAutospacing="1" w:after="100" w:afterAutospacing="1"/>
+        <w:rPr>
+          <w:color w:val="A02B93" w:themeColor="accent5"/>
+        </w:rPr>
+      </w:pPr>
+      <w:r>
+        <w:rPr>
+          <w:color w:val="A02B93" w:themeColor="accent5"/>
+        </w:rPr>
+        <w:t>KB enrichment and conflict resolution</w:t>
+      </w:r>
+    </w:p>
+    <w:p>
+      <w:pPr>
+        <w:numPr>
+          <w:ilvl w:val="0"/>
+          <w:numId w:val="87"/>
+        </w:numPr>
+        <w:spacing w:before="100" w:beforeAutospacing="1" w:after="100" w:afterAutospacing="1"/>
+        <w:rPr>
+          <w:color w:val="A02B93" w:themeColor="accent5"/>
+        </w:rPr>
+      </w:pPr>
+      <w:r>
+        <w:rPr>
+          <w:color w:val="A02B93" w:themeColor="accent5"/>
+        </w:rPr>
+        <w:t>Load persisted KB records (previous edits or curation).</w:t>
+      </w:r>
+    </w:p>
+    <w:p>
+      <w:pPr>
+        <w:numPr>
+          <w:ilvl w:val="0"/>
+          <w:numId w:val="87"/>
+        </w:numPr>
+        <w:spacing w:before="100" w:beforeAutospacing="1" w:after="100" w:afterAutospacing="1"/>
+        <w:rPr>
+          <w:color w:val="A02B93" w:themeColor="accent5"/>
+        </w:rPr>
+      </w:pPr>
+      <w:r>
+        <w:rPr>
+          <w:color w:val="A02B93" w:themeColor="accent5"/>
+        </w:rPr>
+        <w:t>Merge extracted candidates with KB entries:</w:t>
+      </w:r>
+    </w:p>
+    <w:p>
+      <w:pPr>
+        <w:numPr>
+          <w:ilvl w:val="1"/>
+          <w:numId w:val="87"/>
+        </w:numPr>
+        <w:spacing w:before="100" w:beforeAutospacing="1" w:after="100" w:afterAutospacing="1"/>
+        <w:rPr>
+          <w:color w:val="A02B93" w:themeColor="accent5"/>
+        </w:rPr>
+      </w:pPr>
+      <w:r>
+        <w:rPr>
+          <w:color w:val="A02B93" w:themeColor="accent5"/>
+        </w:rPr>
+        <w:t>If a KPI is already curated, prefer KB fields (e.g., refined name, units, formula clarifications).</w:t>
+      </w:r>
+    </w:p>
+    <w:p>
+      <w:pPr>
+        <w:numPr>
+          <w:ilvl w:val="1"/>
+          <w:numId w:val="87"/>
+        </w:numPr>
+        <w:spacing w:before="100" w:beforeAutospacing="1" w:after="100" w:afterAutospacing="1"/>
+        <w:rPr>
+          <w:color w:val="A02B93" w:themeColor="accent5"/>
+        </w:rPr>
+      </w:pPr>
+      <w:r>
+        <w:rPr>
+          <w:color w:val="A02B93" w:themeColor="accent5"/>
+        </w:rPr>
+        <w:t>If a new KPI is found, create a KB stub for future enhancement.</w:t>
+      </w:r>
+    </w:p>
+    <w:p>
+      <w:pPr>
+        <w:numPr>
+          <w:ilvl w:val="0"/>
+          <w:numId w:val="87"/>
+        </w:numPr>
+        <w:spacing w:before="100" w:beforeAutospacing="1" w:after="100" w:afterAutospacing="1"/>
+        <w:rPr>
+          <w:color w:val="A02B93" w:themeColor="accent5"/>
+        </w:rPr>
+      </w:pPr>
+      <w:r>
+        <w:rPr>
+          <w:color w:val="A02B93" w:themeColor="accent5"/>
+        </w:rPr>
+        <w:t>Resolve overlaps deterministically (e.g., prefer KB on text fields; keep new provenance details from extraction).</w:t>
+      </w:r>
+    </w:p>
+    <w:p>
+      <w:pPr>
+        <w:numPr>
+          <w:ilvl w:val="0"/>
+          <w:numId w:val="88"/>
+        </w:numPr>
+        <w:spacing w:before="100" w:beforeAutospacing="1" w:after="100" w:afterAutospacing="1"/>
+        <w:rPr>
+          <w:color w:val="A02B93" w:themeColor="accent5"/>
+        </w:rPr>
+      </w:pPr>
+      <w:r>
+        <w:rPr>
+          <w:color w:val="A02B93" w:themeColor="accent5"/>
+        </w:rPr>
+        <w:t>AI-assisted narrative generation (optional)</w:t>
+      </w:r>
+    </w:p>
+    <w:p>
+      <w:pPr>
+        <w:numPr>
+          <w:ilvl w:val="0"/>
+          <w:numId w:val="89"/>
+        </w:numPr>
+        <w:spacing w:before="100" w:beforeAutospacing="1" w:after="100" w:afterAutospacing="1"/>
+        <w:rPr>
+          <w:color w:val="A02B93" w:themeColor="accent5"/>
+        </w:rPr>
+      </w:pPr>
+      <w:r>
+        <w:rPr>
+          <w:color w:val="A02B93" w:themeColor="accent5"/>
+        </w:rPr>
+        <w:t>Generate well-structured, domain-aware descriptions and formula explanations.</w:t>
+      </w:r>
+    </w:p>
+    <w:p>
+      <w:pPr>
+        <w:numPr>
+          <w:ilvl w:val="0"/>
+          <w:numId w:val="89"/>
+        </w:numPr>
+        <w:spacing w:before="100" w:beforeAutospacing="1" w:after="100" w:afterAutospacing="1"/>
+        <w:rPr>
+          <w:color w:val="A02B93" w:themeColor="accent5"/>
+        </w:rPr>
+      </w:pPr>
+      <w:r>
+        <w:rPr>
+          <w:color w:val="A02B93" w:themeColor="accent5"/>
+        </w:rPr>
+        <w:t>Add units, reporting sources, assumptions, and edge-case notes (e.g., divide-by-zero handling).</w:t>
+      </w:r>
+    </w:p>
+    <w:p>
+      <w:pPr>
+        <w:numPr>
+          <w:ilvl w:val="0"/>
+          <w:numId w:val="89"/>
+        </w:numPr>
+        <w:spacing w:before="100" w:beforeAutospacing="1" w:after="100" w:afterAutospacing="1"/>
+        <w:rPr>
+          <w:color w:val="A02B93" w:themeColor="accent5"/>
+        </w:rPr>
+      </w:pPr>
+      <w:r>
+        <w:rPr>
+          <w:color w:val="A02B93" w:themeColor="accent5"/>
+        </w:rPr>
+        <w:t>Produce human-readable yet structured content for rendering.</w:t>
+      </w:r>
+    </w:p>
+    <w:p>
+      <w:pPr>
+        <w:numPr>
+          <w:ilvl w:val="0"/>
+          <w:numId w:val="90"/>
+        </w:numPr>
+        <w:spacing w:before="100" w:beforeAutospacing="1" w:after="100" w:afterAutospacing="1"/>
+        <w:rPr>
+          <w:color w:val="A02B93" w:themeColor="accent5"/>
+        </w:rPr>
+      </w:pPr>
+      <w:r>
+        <w:rPr>
+          <w:color w:val="A02B93" w:themeColor="accent5"/>
+        </w:rPr>
+        <w:t>Interactive Bluebook rendering</w:t>
+      </w:r>
+    </w:p>
+    <w:p>
+      <w:pPr>
+        <w:numPr>
+          <w:ilvl w:val="0"/>
+          <w:numId w:val="91"/>
+        </w:numPr>
+        <w:spacing w:before="100" w:beforeAutospacing="1" w:after="100" w:afterAutospacing="1"/>
+        <w:rPr>
+          <w:color w:val="A02B93" w:themeColor="accent5"/>
+        </w:rPr>
+      </w:pPr>
+      <w:r>
+        <w:rPr>
+          <w:color w:val="A02B93" w:themeColor="accent5"/>
+        </w:rPr>
+        <w:t>For each KPI page:</w:t>
+      </w:r>
+    </w:p>
+    <w:p>
+      <w:pPr>
+        <w:numPr>
+          <w:ilvl w:val="1"/>
+          <w:numId w:val="91"/>
+        </w:numPr>
+        <w:spacing w:before="100" w:beforeAutospacing="1" w:after="100" w:afterAutospacing="1"/>
+        <w:rPr>
+          <w:color w:val="A02B93" w:themeColor="accent5"/>
+        </w:rPr>
+      </w:pPr>
+      <w:r>
+        <w:rPr>
+          <w:color w:val="A02B93" w:themeColor="accent5"/>
+        </w:rPr>
+        <w:t>Display the curated definition, formula, units, and rationale.</w:t>
+      </w:r>
+    </w:p>
+    <w:p>
+      <w:pPr>
+        <w:numPr>
+          <w:ilvl w:val="1"/>
+          <w:numId w:val="91"/>
+        </w:numPr>
+        <w:spacing w:before="100" w:beforeAutospacing="1" w:after="100" w:afterAutospacing="1"/>
+        <w:rPr>
+          <w:color w:val="A02B93" w:themeColor="accent5"/>
+        </w:rPr>
+      </w:pPr>
+      <w:r>
+        <w:rPr>
+          <w:color w:val="A02B93" w:themeColor="accent5"/>
+        </w:rPr>
+        <w:t>Show code context with line emphasis for transparency.</w:t>
+      </w:r>
+    </w:p>
+    <w:p>
+      <w:pPr>
+        <w:numPr>
+          <w:ilvl w:val="1"/>
+          <w:numId w:val="91"/>
+        </w:numPr>
+        <w:spacing w:before="100" w:beforeAutospacing="1" w:after="100" w:afterAutospacing="1"/>
+        <w:rPr>
+          <w:color w:val="A02B93" w:themeColor="accent5"/>
+        </w:rPr>
+      </w:pPr>
+      <w:r>
+        <w:rPr>
+          <w:color w:val="A02B93" w:themeColor="accent5"/>
+        </w:rPr>
+        <w:t>Provide deep-link buttons to open the exact file and line in PyCharm or VS Code.</w:t>
+      </w:r>
+    </w:p>
+    <w:p>
+      <w:pPr>
+        <w:numPr>
+          <w:ilvl w:val="1"/>
+          <w:numId w:val="91"/>
+        </w:numPr>
+        <w:spacing w:before="100" w:beforeAutospacing="1" w:after="100" w:afterAutospacing="1"/>
+        <w:rPr>
+          <w:color w:val="A02B93" w:themeColor="accent5"/>
+        </w:rPr>
+      </w:pPr>
+      <w:r>
+        <w:rPr>
+          <w:color w:val="A02B93" w:themeColor="accent5"/>
+        </w:rPr>
+        <w:t>Provide an “Edit” action that lets users adjust KPI metadata; changes are stored in the KB.</w:t>
+      </w:r>
+    </w:p>
+    <w:p>
+      <w:pPr>
+        <w:numPr>
+          <w:ilvl w:val="0"/>
+          <w:numId w:val="91"/>
+        </w:numPr>
+        <w:spacing w:before="100" w:beforeAutospacing="1" w:after="100" w:afterAutospacing="1"/>
+        <w:rPr>
+          <w:color w:val="A02B93" w:themeColor="accent5"/>
+        </w:rPr>
+      </w:pPr>
+      <w:r>
+        <w:rPr>
+          <w:color w:val="A02B93" w:themeColor="accent5"/>
+        </w:rPr>
+        <w:t>Produce a catalog view for navigation and search.</w:t>
+      </w:r>
+    </w:p>
+    <w:p>
+      <w:pPr>
+        <w:numPr>
+          <w:ilvl w:val="0"/>
+          <w:numId w:val="92"/>
+        </w:numPr>
+        <w:spacing w:before="100" w:beforeAutospacing="1" w:after="100" w:afterAutospacing="1"/>
+        <w:rPr>
+          <w:color w:val="A02B93" w:themeColor="accent5"/>
+        </w:rPr>
+      </w:pPr>
+      <w:r>
+        <w:rPr>
+          <w:color w:val="A02B93" w:themeColor="accent5"/>
+        </w:rPr>
+        <w:t>Review, edit, and persist</w:t>
+      </w:r>
+    </w:p>
+    <w:p>
+      <w:pPr>
+        <w:numPr>
+          <w:ilvl w:val="0"/>
+          <w:numId w:val="93"/>
+        </w:numPr>
+        <w:spacing w:before="100" w:beforeAutospacing="1" w:after="100" w:afterAutospacing="1"/>
+        <w:rPr>
+          <w:color w:val="A02B93" w:themeColor="accent5"/>
+        </w:rPr>
+      </w:pPr>
+      <w:r>
+        <w:rPr>
+          <w:color w:val="A02B93" w:themeColor="accent5"/>
+        </w:rPr>
+        <w:t>Business and engineering stakeholders review pages, refine descriptions, and add comments or tags.</w:t>
+      </w:r>
+    </w:p>
+    <w:p>
+      <w:pPr>
+        <w:numPr>
+          <w:ilvl w:val="0"/>
+          <w:numId w:val="93"/>
+        </w:numPr>
+        <w:spacing w:before="100" w:beforeAutospacing="1" w:after="100" w:afterAutospacing="1"/>
+        <w:rPr>
+          <w:color w:val="A02B93" w:themeColor="accent5"/>
+        </w:rPr>
+      </w:pPr>
+      <w:r>
+        <w:rPr>
+          <w:color w:val="A02B93" w:themeColor="accent5"/>
+        </w:rPr>
+        <w:t>Edits are saved to the KB store, creating a durable, organization-wide memory for KPI semantics.</w:t>
+      </w:r>
+    </w:p>
+    <w:p>
+      <w:pPr>
+        <w:numPr>
+          <w:ilvl w:val="0"/>
+          <w:numId w:val="94"/>
+        </w:numPr>
+        <w:spacing w:before="100" w:beforeAutospacing="1" w:after="100" w:afterAutospacing="1"/>
+        <w:rPr>
+          <w:color w:val="A02B93" w:themeColor="accent5"/>
+        </w:rPr>
+      </w:pPr>
+      <w:r>
+        <w:rPr>
+          <w:color w:val="A02B93" w:themeColor="accent5"/>
+        </w:rPr>
+        <w:lastRenderedPageBreak/>
+        <w:t>Regenerate with continuity</w:t>
+      </w:r>
+    </w:p>
+    <w:p>
+      <w:pPr>
+        <w:numPr>
+          <w:ilvl w:val="0"/>
+          <w:numId w:val="95"/>
+        </w:numPr>
+        <w:spacing w:before="100" w:beforeAutospacing="1" w:after="100" w:afterAutospacing="1"/>
+        <w:rPr>
+          <w:color w:val="A02B93" w:themeColor="accent5"/>
+        </w:rPr>
+      </w:pPr>
+      <w:r>
+        <w:rPr>
+          <w:color w:val="A02B93" w:themeColor="accent5"/>
+        </w:rPr>
+        <w:t>On subsequent runs:</w:t>
+      </w:r>
+    </w:p>
+    <w:p>
+      <w:pPr>
+        <w:numPr>
+          <w:ilvl w:val="1"/>
+          <w:numId w:val="95"/>
+        </w:numPr>
+        <w:spacing w:before="100" w:beforeAutospacing="1" w:after="100" w:afterAutospacing="1"/>
+        <w:rPr>
+          <w:color w:val="A02B93" w:themeColor="accent5"/>
+        </w:rPr>
+      </w:pPr>
+      <w:r>
+        <w:rPr>
+          <w:color w:val="A02B93" w:themeColor="accent5"/>
+        </w:rPr>
+        <w:t>The extractor finds fresh or changed KPIs.</w:t>
+      </w:r>
+    </w:p>
+    <w:p>
+      <w:pPr>
+        <w:numPr>
+          <w:ilvl w:val="1"/>
+          <w:numId w:val="95"/>
+        </w:numPr>
+        <w:spacing w:before="100" w:beforeAutospacing="1" w:after="100" w:afterAutospacing="1"/>
+        <w:rPr>
+          <w:color w:val="A02B93" w:themeColor="accent5"/>
+        </w:rPr>
+      </w:pPr>
+      <w:r>
+        <w:rPr>
+          <w:color w:val="A02B93" w:themeColor="accent5"/>
+        </w:rPr>
+        <w:t>The system merges them with the KB to retain curated knowledge.</w:t>
+      </w:r>
+    </w:p>
+    <w:p>
+      <w:pPr>
+        <w:numPr>
+          <w:ilvl w:val="1"/>
+          <w:numId w:val="95"/>
+        </w:numPr>
+        <w:spacing w:before="100" w:beforeAutospacing="1" w:after="100" w:afterAutospacing="1"/>
+        <w:rPr>
+          <w:color w:val="A02B93" w:themeColor="accent5"/>
+        </w:rPr>
+      </w:pPr>
+      <w:r>
+        <w:rPr>
+          <w:color w:val="A02B93" w:themeColor="accent5"/>
+        </w:rPr>
+        <w:t>The regenerated Bluebook remains up-to-date and consistent with both the source code and the organization’s evolving understanding.</w:t>
+      </w:r>
+    </w:p>
+    <w:p>
+      <w:pPr>
+        <w:pStyle w:val="NormalWeb"/>
+        <w:rPr>
+          <w:color w:val="A02B93" w:themeColor="accent5"/>
+        </w:rPr>
+      </w:pPr>
+      <w:r>
+        <w:rPr>
+          <w:color w:val="A02B93" w:themeColor="accent5"/>
+        </w:rPr>
+        <w:t>Key interaction patterns</w:t>
+      </w:r>
+    </w:p>
+    <w:p>
+      <w:pPr>
+        <w:numPr>
+          <w:ilvl w:val="0"/>
+          <w:numId w:val="96"/>
+        </w:numPr>
+        <w:spacing w:before="100" w:beforeAutospacing="1" w:after="100" w:afterAutospacing="1"/>
+        <w:rPr>
+          <w:color w:val="A02B93" w:themeColor="accent5"/>
+        </w:rPr>
+      </w:pPr>
+      <w:r>
+        <w:rPr>
+          <w:color w:val="A02B93" w:themeColor="accent5"/>
+        </w:rPr>
+        <w:t>Developer flow:</w:t>
+      </w:r>
+    </w:p>
+    <w:p>
+      <w:pPr>
+        <w:numPr>
+          <w:ilvl w:val="1"/>
+          <w:numId w:val="96"/>
+        </w:numPr>
+        <w:spacing w:before="100" w:beforeAutospacing="1" w:after="100" w:afterAutospacing="1"/>
+        <w:rPr>
+          <w:color w:val="A02B93" w:themeColor="accent5"/>
+        </w:rPr>
+      </w:pPr>
+      <w:r>
+        <w:rPr>
+          <w:color w:val="A02B93" w:themeColor="accent5"/>
+        </w:rPr>
+        <w:t>Discover a KPI in the Bluebook.</w:t>
+      </w:r>
+    </w:p>
+    <w:p>
+      <w:pPr>
+        <w:numPr>
+          <w:ilvl w:val="1"/>
+          <w:numId w:val="96"/>
+        </w:numPr>
+        <w:spacing w:before="100" w:beforeAutospacing="1" w:after="100" w:afterAutospacing="1"/>
+        <w:rPr>
+          <w:color w:val="A02B93" w:themeColor="accent5"/>
+        </w:rPr>
+      </w:pPr>
+      <w:r>
+        <w:rPr>
+          <w:color w:val="A02B93" w:themeColor="accent5"/>
+        </w:rPr>
+        <w:t>Click “Open in PyCharm” or “Open in VS Code.”</w:t>
+      </w:r>
+    </w:p>
+    <w:p>
+      <w:pPr>
+        <w:numPr>
+          <w:ilvl w:val="1"/>
+          <w:numId w:val="96"/>
+        </w:numPr>
+        <w:spacing w:before="100" w:beforeAutospacing="1" w:after="100" w:afterAutospacing="1"/>
+        <w:rPr>
+          <w:color w:val="A02B93" w:themeColor="accent5"/>
+        </w:rPr>
+      </w:pPr>
+      <w:r>
+        <w:rPr>
+          <w:color w:val="A02B93" w:themeColor="accent5"/>
+        </w:rPr>
+        <w:t>The IDE opens at the exact source file and line, enabling immediate edits and PR creation.</w:t>
+      </w:r>
+    </w:p>
+    <w:p>
+      <w:pPr>
+        <w:numPr>
+          <w:ilvl w:val="0"/>
+          <w:numId w:val="96"/>
+        </w:numPr>
+        <w:spacing w:before="100" w:beforeAutospacing="1" w:after="100" w:afterAutospacing="1"/>
+        <w:rPr>
+          <w:color w:val="A02B93" w:themeColor="accent5"/>
+        </w:rPr>
+      </w:pPr>
+      <w:r>
+        <w:rPr>
+          <w:color w:val="A02B93" w:themeColor="accent5"/>
+        </w:rPr>
+        <w:t>Business analyst flow:</w:t>
+      </w:r>
+    </w:p>
+    <w:p>
+      <w:pPr>
+        <w:numPr>
+          <w:ilvl w:val="1"/>
+          <w:numId w:val="96"/>
+        </w:numPr>
+        <w:spacing w:before="100" w:beforeAutospacing="1" w:after="100" w:afterAutospacing="1"/>
+        <w:rPr>
+          <w:color w:val="A02B93" w:themeColor="accent5"/>
+        </w:rPr>
+      </w:pPr>
+      <w:r>
+        <w:rPr>
+          <w:color w:val="A02B93" w:themeColor="accent5"/>
+        </w:rPr>
+        <w:t>Search or browse to a KPI.</w:t>
+      </w:r>
+    </w:p>
+    <w:p>
+      <w:pPr>
+        <w:numPr>
+          <w:ilvl w:val="1"/>
+          <w:numId w:val="96"/>
+        </w:numPr>
+        <w:spacing w:before="100" w:beforeAutospacing="1" w:after="100" w:afterAutospacing="1"/>
+        <w:rPr>
+          <w:color w:val="A02B93" w:themeColor="accent5"/>
+        </w:rPr>
+      </w:pPr>
+      <w:r>
+        <w:rPr>
+          <w:color w:val="A02B93" w:themeColor="accent5"/>
+        </w:rPr>
+        <w:t>Click “Edit” to adjust formula text, units, or notes.</w:t>
+      </w:r>
+    </w:p>
+    <w:p>
+      <w:pPr>
+        <w:numPr>
+          <w:ilvl w:val="1"/>
+          <w:numId w:val="96"/>
+        </w:numPr>
+        <w:spacing w:before="100" w:beforeAutospacing="1" w:after="100" w:afterAutospacing="1"/>
+        <w:rPr>
+          <w:color w:val="A02B93" w:themeColor="accent5"/>
+        </w:rPr>
+      </w:pPr>
+      <w:r>
+        <w:rPr>
+          <w:color w:val="A02B93" w:themeColor="accent5"/>
+        </w:rPr>
+        <w:t>Save to KB so the change persists and is reflected in future runs.</w:t>
+      </w:r>
+    </w:p>
+    <w:p>
+      <w:pPr>
+        <w:pStyle w:val="NormalWeb"/>
+        <w:rPr>
+          <w:color w:val="A02B93" w:themeColor="accent5"/>
+        </w:rPr>
+      </w:pPr>
+      <w:r>
+        <w:rPr>
+          <w:color w:val="A02B93" w:themeColor="accent5"/>
+        </w:rPr>
+        <w:t>Data model (conceptual)</w:t>
+      </w:r>
+    </w:p>
+    <w:p>
+      <w:pPr>
+        <w:numPr>
+          <w:ilvl w:val="0"/>
+          <w:numId w:val="97"/>
+        </w:numPr>
+        <w:spacing w:before="100" w:beforeAutospacing="1" w:after="100" w:afterAutospacing="1"/>
+        <w:rPr>
+          <w:color w:val="A02B93" w:themeColor="accent5"/>
+        </w:rPr>
+      </w:pPr>
+      <w:r>
+        <w:rPr>
+          <w:color w:val="A02B93" w:themeColor="accent5"/>
+        </w:rPr>
+        <w:t>Per-KPI record includes:</w:t>
+      </w:r>
+    </w:p>
+    <w:p>
+      <w:pPr>
+        <w:numPr>
+          <w:ilvl w:val="1"/>
+          <w:numId w:val="97"/>
+        </w:numPr>
+        <w:spacing w:before="100" w:beforeAutospacing="1" w:after="100" w:afterAutospacing="1"/>
+        <w:rPr>
+          <w:color w:val="A02B93" w:themeColor="accent5"/>
+        </w:rPr>
+      </w:pPr>
+      <w:r>
+        <w:rPr>
+          <w:color w:val="A02B93" w:themeColor="accent5"/>
+        </w:rPr>
+        <w:t>name, language, file_path, file_line</w:t>
+      </w:r>
+    </w:p>
+    <w:p>
+      <w:pPr>
+        <w:numPr>
+          <w:ilvl w:val="1"/>
+          <w:numId w:val="97"/>
+        </w:numPr>
+        <w:spacing w:before="100" w:beforeAutospacing="1" w:after="100" w:afterAutospacing="1"/>
+        <w:rPr>
+          <w:color w:val="A02B93" w:themeColor="accent5"/>
+        </w:rPr>
+      </w:pPr>
+      <w:r>
+        <w:rPr>
+          <w:color w:val="A02B93" w:themeColor="accent5"/>
+        </w:rPr>
+        <w:t>code_context</w:t>
+      </w:r>
+    </w:p>
+    <w:p>
+      <w:pPr>
+        <w:numPr>
+          <w:ilvl w:val="1"/>
+          <w:numId w:val="97"/>
+        </w:numPr>
+        <w:spacing w:before="100" w:beforeAutospacing="1" w:after="100" w:afterAutospacing="1"/>
+        <w:rPr>
+          <w:color w:val="A02B93" w:themeColor="accent5"/>
+        </w:rPr>
+      </w:pPr>
+      <w:r>
+        <w:rPr>
+          <w:color w:val="A02B93" w:themeColor="accent5"/>
+        </w:rPr>
+        <w:t>formula (optional from comments; superseded or augmented by KB edits)</w:t>
+      </w:r>
+    </w:p>
+    <w:p>
+      <w:pPr>
+        <w:numPr>
+          <w:ilvl w:val="1"/>
+          <w:numId w:val="97"/>
+        </w:numPr>
+        <w:spacing w:before="100" w:beforeAutospacing="1" w:after="100" w:afterAutospacing="1"/>
+        <w:rPr>
+          <w:color w:val="A02B93" w:themeColor="accent5"/>
+        </w:rPr>
+      </w:pPr>
+      <w:r>
+        <w:rPr>
+          <w:color w:val="A02B93" w:themeColor="accent5"/>
+        </w:rPr>
+        <w:t>units, sources, and narrative fields (often enriched by AI and/or KB)</w:t>
+      </w:r>
+    </w:p>
+    <w:p>
+      <w:pPr>
+        <w:numPr>
+          <w:ilvl w:val="0"/>
+          <w:numId w:val="97"/>
+        </w:numPr>
+        <w:spacing w:before="100" w:beforeAutospacing="1" w:after="100" w:afterAutospacing="1"/>
+        <w:rPr>
+          <w:color w:val="A02B93" w:themeColor="accent5"/>
+        </w:rPr>
+      </w:pPr>
+      <w:r>
+        <w:rPr>
+          <w:color w:val="A02B93" w:themeColor="accent5"/>
+        </w:rPr>
+        <w:t>The KB persists curated fields and editorial decisions that override or complement extracted values.</w:t>
+      </w:r>
+    </w:p>
+    <w:p>
+      <w:pPr>
+        <w:pStyle w:val="NormalWeb"/>
+        <w:rPr>
+          <w:color w:val="A02B93" w:themeColor="accent5"/>
+        </w:rPr>
+      </w:pPr>
+      <w:r>
+        <w:rPr>
+          <w:color w:val="A02B93" w:themeColor="accent5"/>
+        </w:rPr>
+        <w:t>Quality, governance, and productivity benefits</w:t>
+      </w:r>
+    </w:p>
+    <w:p>
+      <w:pPr>
+        <w:numPr>
+          <w:ilvl w:val="0"/>
+          <w:numId w:val="98"/>
+        </w:numPr>
+        <w:spacing w:before="100" w:beforeAutospacing="1" w:after="100" w:afterAutospacing="1"/>
+        <w:rPr>
+          <w:color w:val="A02B93" w:themeColor="accent5"/>
+        </w:rPr>
+      </w:pPr>
+      <w:r>
+        <w:rPr>
+          <w:color w:val="A02B93" w:themeColor="accent5"/>
+        </w:rPr>
+        <w:t>Traceability: Every KPI is linked directly to the authoritative code and line number.</w:t>
+      </w:r>
+    </w:p>
+    <w:p>
+      <w:pPr>
+        <w:numPr>
+          <w:ilvl w:val="0"/>
+          <w:numId w:val="98"/>
+        </w:numPr>
+        <w:spacing w:before="100" w:beforeAutospacing="1" w:after="100" w:afterAutospacing="1"/>
+        <w:rPr>
+          <w:color w:val="A02B93" w:themeColor="accent5"/>
+        </w:rPr>
+      </w:pPr>
+      <w:r>
+        <w:rPr>
+          <w:color w:val="A02B93" w:themeColor="accent5"/>
+        </w:rPr>
+        <w:t>Reproducibility: Deterministic extraction and ranking produce consistent results across runs.</w:t>
+      </w:r>
+    </w:p>
+    <w:p>
+      <w:pPr>
+        <w:numPr>
+          <w:ilvl w:val="0"/>
+          <w:numId w:val="98"/>
+        </w:numPr>
+        <w:spacing w:before="100" w:beforeAutospacing="1" w:after="100" w:afterAutospacing="1"/>
+        <w:rPr>
+          <w:color w:val="A02B93" w:themeColor="accent5"/>
+        </w:rPr>
+      </w:pPr>
+      <w:r>
+        <w:rPr>
+          <w:color w:val="A02B93" w:themeColor="accent5"/>
+        </w:rPr>
+        <w:t>Collaboration: Non-developers can propose or make edits that persist in the KB.</w:t>
+      </w:r>
+    </w:p>
+    <w:p>
+      <w:pPr>
+        <w:numPr>
+          <w:ilvl w:val="0"/>
+          <w:numId w:val="98"/>
+        </w:numPr>
+        <w:spacing w:before="100" w:beforeAutospacing="1" w:after="100" w:afterAutospacing="1"/>
+        <w:rPr>
+          <w:color w:val="A02B93" w:themeColor="accent5"/>
+        </w:rPr>
+      </w:pPr>
+      <w:r>
+        <w:rPr>
+          <w:color w:val="A02B93" w:themeColor="accent5"/>
+        </w:rPr>
+        <w:t>Continuous improvement: The Bluebook evolves with the codebase and organizational knowledge, closing the loop between discovery, documentation, and implementation.</w:t>
+      </w:r>
+    </w:p>
+    <w:p>
+      <w:pPr>
+        <w:pStyle w:val="NormalWeb"/>
+        <w:rPr>
+          <w:color w:val="A02B93" w:themeColor="accent5"/>
+        </w:rPr>
+      </w:pPr>
+      <w:r>
+        <w:rPr>
+          <w:color w:val="A02B93" w:themeColor="accent5"/>
+        </w:rPr>
+        <w:t>In short, this system automates KPI discovery from source code, augments it with a persistent knowledge base, and presents it as an interactive Bluebook. The deep-link integration with PyCharm and VS Code collapses the gap between documentation and implementation, while the KB ensures cross-functional teams can refine and preserve KPI semantics over time.</w:t>
+      </w:r>
+    </w:p>
+    <w:p>
+      <w:pPr>
+        <w:pStyle w:val="NormalWeb"/>
+        <w:rPr>
+          <w:color w:val="000000"/>
+        </w:rPr>
+      </w:pPr>
+      <w:r>
+        <w:rPr>
+          <w:noProof/>
+          <w:color w:val="000000"/>
+          <w14:ligatures w14:val="standardContextual"/>
+        </w:rPr>
+        <w:lastRenderedPageBreak/>
+        <w:drawing>
+          <wp:inline distT="0" distB="0" distL="0" distR="0" wp14:anchorId="50F685C6" wp14:editId="403DB817">
+            <wp:extent cx="6858000" cy="5401310"/>
+            <wp:effectExtent l="0" t="0" r="0" b="0"/>
+            <wp:docPr id="125793892" name="Picture 6"/>
+            <wp:cNvGraphicFramePr>
+              <a:graphicFrameLocks xmlns:a="http://schemas.openxmlformats.org/drawingml/2006/main" noChangeAspect="1"/>
+            </wp:cNvGraphicFramePr>
+            <a:graphic xmlns:a="http://schemas.openxmlformats.org/drawingml/2006/main">
+              <a:graphicData uri="http://schemas.openxmlformats.org/drawingml/2006/picture">
+                <pic:pic xmlns:pic="http://schemas.openxmlformats.org/drawingml/2006/picture">
+                  <pic:nvPicPr>
+                    <pic:cNvPr id="125793892" name="Picture 125793892"/>
+                    <pic:cNvPicPr/>
+                  </pic:nvPicPr>
+                  <pic:blipFill>
+                    <a:blip r:embed="rId11">
+                      <a:extLst>
+                        <a:ext uri="{28A0092B-C50C-407E-A947-70E740481C1C}">
+                          <a14:useLocalDpi xmlns:a14="http://schemas.microsoft.com/office/drawing/2010/main" val="0"/>
+                        </a:ext>
+                      </a:extLst>
+                    </a:blip>
+                    <a:stretch>
+                      <a:fillRect/>
+                    </a:stretch>
+                  </pic:blipFill>
+                  <pic:spPr>
+                    <a:xfrm>
+                      <a:off x="0" y="0"/>
+                      <a:ext cx="6858000" cy="5401310"/>
+                    </a:xfrm>
+                    <a:prstGeom prst="rect">
+                      <a:avLst/>
+                    </a:prstGeom>
+                  </pic:spPr>
+                </pic:pic>
+              </a:graphicData>
+            </a:graphic>
+          </wp:inline>
+        </w:drawing>
+      </w:r>
+    </w:p>
+    <w:p>
+      <w:pPr>
         <w:spacing w:before="100" w:beforeAutospacing="1" w:after="100" w:afterAutospacing="1"/>
         <w:jc w:val="center"/>
         <w:rPr>
@@ -7653,6 +9285,7 @@
           <w:lang w:val="en-US"/>
           <w14:ligatures w14:val="standardContextual"/>
         </w:rPr>
+        <w:lastRenderedPageBreak/>
         <w:drawing>
           <wp:inline distT="0" distB="0" distL="0" distR="0" wp14:anchorId="71295FB9" wp14:editId="487E21F2">
             <wp:extent cx="3352800" cy="4267200"/>
@@ -7669,7 +9302,7 @@
                     <pic:cNvPicPr/>
                   </pic:nvPicPr>
                   <pic:blipFill>
-                    <a:blip r:embed="rId11">
+                    <a:blip r:embed="rId12">
                       <a:extLst>
                         <a:ext uri="{28A0092B-C50C-407E-A947-70E740481C1C}">
                           <a14:useLocalDpi xmlns:a14="http://schemas.microsoft.com/office/drawing/2010/main" val="0"/>
@@ -7805,14 +9438,7 @@
         <w:rPr>
           <w:color w:val="000000"/>
         </w:rPr>
-        <w:t xml:space="preserve"> illustrates the core architectural components of the proposed system. It outlines how raw data is ingested, preprocessed, and passed through the KPI extraction module powered by AI-based natural language processing and statistical methods. Extracted KPIs are then integrated into the Interactive Bluebook Generator, </w:t>
-      </w:r>
-      <w:r>
-        <w:rPr>
-          <w:color w:val="000000"/>
-        </w:rPr>
-        <w:lastRenderedPageBreak/>
-        <w:t>which structures the information into an interactive, queryable knowledge base. The modular design highlights clear separation of concerns, enabling scalability, maintainability, and extensibility of the system.</w:t>
+        <w:t xml:space="preserve"> illustrates the core architectural components of the proposed system. It outlines how raw data is ingested, preprocessed, and passed through the KPI extraction module powered by AI-based natural language processing and statistical methods. Extracted KPIs are then integrated into the Interactive Bluebook Generator, which structures the information into an interactive, queryable knowledge base. The modular design highlights clear separation of concerns, enabling scalability, maintainability, and extensibility of the system.</w:t>
       </w:r>
     </w:p>
     <w:p>
@@ -7875,10 +9501,10 @@
                             </pic:cNvPicPr>
                           </pic:nvPicPr>
                           <pic:blipFill rotWithShape="1">
-                            <a:blip r:embed="rId12">
+                            <a:blip r:embed="rId13">
                               <a:extLst>
                                 <a:ext uri="{96DAC541-7B7A-43D3-8B79-37D633B846F1}">
-                                  <asvg:svgBlip xmlns:asvg="http://schemas.microsoft.com/office/drawing/2016/SVG/main" r:embed="rId13"/>
+                                  <asvg:svgBlip xmlns:asvg="http://schemas.microsoft.com/office/drawing/2016/SVG/main" r:embed="rId14"/>
                                 </a:ext>
                               </a:extLst>
                             </a:blip>
@@ -7913,10 +9539,10 @@
                             </pic:cNvPicPr>
                           </pic:nvPicPr>
                           <pic:blipFill rotWithShape="1">
-                            <a:blip r:embed="rId12">
+                            <a:blip r:embed="rId13">
                               <a:extLst>
                                 <a:ext uri="{96DAC541-7B7A-43D3-8B79-37D633B846F1}">
-                                  <asvg:svgBlip xmlns:asvg="http://schemas.microsoft.com/office/drawing/2016/SVG/main" r:embed="rId13"/>
+                                  <asvg:svgBlip xmlns:asvg="http://schemas.microsoft.com/office/drawing/2016/SVG/main" r:embed="rId14"/>
                                 </a:ext>
                               </a:extLst>
                             </a:blip>
@@ -7963,10 +9589,10 @@
                             </pic:cNvPicPr>
                           </pic:nvPicPr>
                           <pic:blipFill rotWithShape="1">
-                            <a:blip r:embed="rId12">
+                            <a:blip r:embed="rId13">
                               <a:extLst>
                                 <a:ext uri="{96DAC541-7B7A-43D3-8B79-37D633B846F1}">
-                                  <asvg:svgBlip xmlns:asvg="http://schemas.microsoft.com/office/drawing/2016/SVG/main" r:embed="rId13"/>
+                                  <asvg:svgBlip xmlns:asvg="http://schemas.microsoft.com/office/drawing/2016/SVG/main" r:embed="rId14"/>
                                 </a:ext>
                               </a:extLst>
                             </a:blip>
@@ -8001,10 +9627,10 @@
                             </pic:cNvPicPr>
                           </pic:nvPicPr>
                           <pic:blipFill rotWithShape="1">
-                            <a:blip r:embed="rId12">
+                            <a:blip r:embed="rId13">
                               <a:extLst>
                                 <a:ext uri="{96DAC541-7B7A-43D3-8B79-37D633B846F1}">
-                                  <asvg:svgBlip xmlns:asvg="http://schemas.microsoft.com/office/drawing/2016/SVG/main" r:embed="rId13"/>
+                                  <asvg:svgBlip xmlns:asvg="http://schemas.microsoft.com/office/drawing/2016/SVG/main" r:embed="rId14"/>
                                 </a:ext>
                               </a:extLst>
                             </a:blip>
@@ -8135,10 +9761,10 @@
                           </pic:cNvPicPr>
                         </pic:nvPicPr>
                         <pic:blipFill rotWithShape="1">
-                          <a:blip r:embed="rId12">
+                          <a:blip r:embed="rId13">
                             <a:extLst>
                               <a:ext uri="{96DAC541-7B7A-43D3-8B79-37D633B846F1}">
-                                <asvg:svgBlip xmlns:asvg="http://schemas.microsoft.com/office/drawing/2016/SVG/main" r:embed="rId13"/>
+                                <asvg:svgBlip xmlns:asvg="http://schemas.microsoft.com/office/drawing/2016/SVG/main" r:embed="rId14"/>
                               </a:ext>
                             </a:extLst>
                           </a:blip>
@@ -8173,10 +9799,10 @@
                           </pic:cNvPicPr>
                         </pic:nvPicPr>
                         <pic:blipFill rotWithShape="1">
-                          <a:blip r:embed="rId12">
+                          <a:blip r:embed="rId13">
                             <a:extLst>
                               <a:ext uri="{96DAC541-7B7A-43D3-8B79-37D633B846F1}">
-                                <asvg:svgBlip xmlns:asvg="http://schemas.microsoft.com/office/drawing/2016/SVG/main" r:embed="rId13"/>
+                                <asvg:svgBlip xmlns:asvg="http://schemas.microsoft.com/office/drawing/2016/SVG/main" r:embed="rId14"/>
                               </a:ext>
                             </a:extLst>
                           </a:blip>
@@ -8211,10 +9837,10 @@
                           </pic:cNvPicPr>
                         </pic:nvPicPr>
                         <pic:blipFill rotWithShape="1">
-                          <a:blip r:embed="rId12">
+                          <a:blip r:embed="rId13">
                             <a:extLst>
                               <a:ext uri="{96DAC541-7B7A-43D3-8B79-37D633B846F1}">
-                                <asvg:svgBlip xmlns:asvg="http://schemas.microsoft.com/office/drawing/2016/SVG/main" r:embed="rId13"/>
+                                <asvg:svgBlip xmlns:asvg="http://schemas.microsoft.com/office/drawing/2016/SVG/main" r:embed="rId14"/>
                               </a:ext>
                             </a:extLst>
                           </a:blip>
@@ -8524,7 +10150,6 @@
           <w:color w:val="000000"/>
           <w14:ligatures w14:val="standardContextual"/>
         </w:rPr>
-        <w:lastRenderedPageBreak/>
         <w:drawing>
           <wp:inline distT="0" distB="0" distL="0" distR="0" wp14:anchorId="7D98158B" wp14:editId="10D48377">
             <wp:extent cx="6858000" cy="3487420"/>
@@ -8624,6 +10249,7 @@
           <w:color w:val="000000"/>
           <w14:ligatures w14:val="standardContextual"/>
         </w:rPr>
+        <w:lastRenderedPageBreak/>
         <w:drawing>
           <wp:inline distT="0" distB="0" distL="0" distR="0" wp14:anchorId="62E72D24" wp14:editId="3E50FF94">
             <wp:extent cx="6858000" cy="2667635"/>
@@ -8774,7 +10400,6 @@
           <w:sz w:val="36"/>
           <w:szCs w:val="36"/>
         </w:rPr>
-        <w:lastRenderedPageBreak/>
         <w:t xml:space="preserve">Cookbook: A Guide to the </w:t>
       </w:r>
       <w:r>
@@ -9137,6 +10762,7 @@
           <w:sz w:val="20"/>
           <w:szCs w:val="20"/>
         </w:rPr>
+        <w:lastRenderedPageBreak/>
         <w:t>source .venv/bin/activate  # On macOS/Linux</w:t>
       </w:r>
     </w:p>
@@ -9711,7 +11337,6 @@
           <w:sz w:val="27"/>
           <w:szCs w:val="27"/>
         </w:rPr>
-        <w:lastRenderedPageBreak/>
         <w:t>5. How to Generate a Bluebook</w:t>
       </w:r>
     </w:p>
@@ -10323,6 +11948,7 @@
           <w:b/>
           <w:bCs/>
         </w:rPr>
+        <w:lastRenderedPageBreak/>
         <w:t>Key Technology:</w:t>
       </w:r>
       <w:r>
@@ -10532,7 +12158,6 @@
           <w:b/>
           <w:bCs/>
         </w:rPr>
-        <w:lastRenderedPageBreak/>
         <w:t>What this adds</w:t>
       </w:r>
     </w:p>
@@ -10722,6 +12347,7 @@
         <w:spacing w:before="100" w:beforeAutospacing="1" w:after="100" w:afterAutospacing="1"/>
       </w:pPr>
       <w:r>
+        <w:lastRenderedPageBreak/>
         <w:t>SQL families: Oracle/PLSQL, T</w:t>
       </w:r>
       <w:r>
@@ -10945,7 +12571,6 @@
           <w:sz w:val="32"/>
           <w:szCs w:val="32"/>
         </w:rPr>
-        <w:lastRenderedPageBreak/>
         <w:t>Known limitations</w:t>
       </w:r>
     </w:p>
@@ -11086,6 +12711,7 @@
         <w:pStyle w:val="NormalWeb"/>
       </w:pPr>
       <w:r>
+        <w:lastRenderedPageBreak/>
         <w:t>Option B — Remove or change the fallback text</w:t>
       </w:r>
     </w:p>
@@ -11204,7 +12830,6 @@
     </w:p>
     <w:p>
       <w:r>
-        <w:lastRenderedPageBreak/>
         <w:t xml:space="preserve">                    "description": f"{kpi_name} is a key performance indicator used to assess process efficiency and operational performance.",</w:t>
       </w:r>
     </w:p>
@@ -11372,6 +12997,7 @@
         <w:spacing w:before="100" w:beforeAutospacing="1" w:after="100" w:afterAutospacing="1"/>
       </w:pPr>
       <w:r>
+        <w:lastRenderedPageBreak/>
         <w:t>Reporting Source: If the text looks generic, it’s replaced with a more relevant source inferred from obvious keywords (e.g., historian, SCADA/OPC, CSV/Excel, SQL, API, sensors).</w:t>
       </w:r>
     </w:p>
@@ -11492,6 +13118,155 @@
     </w:lvl>
   </w:abstractNum>
   <w:abstractNum w:abstractNumId="1" w15:restartNumberingAfterBreak="0">
+    <w:nsid w:val="02326729"/>
+    <w:multiLevelType w:val="multilevel"/>
+    <w:tmpl w:val="A6A489EC"/>
+    <w:lvl w:ilvl="0">
+      <w:start w:val="1"/>
+      <w:numFmt w:val="bullet"/>
+      <w:lvlText w:val=""/>
+      <w:lvlJc w:val="left"/>
+      <w:pPr>
+        <w:tabs>
+          <w:tab w:val="num" w:pos="720"/>
+        </w:tabs>
+        <w:ind w:left="720" w:hanging="360"/>
+      </w:pPr>
+      <w:rPr>
+        <w:rFonts w:ascii="Symbol" w:hAnsi="Symbol" w:hint="default"/>
+        <w:sz w:val="20"/>
+      </w:rPr>
+    </w:lvl>
+    <w:lvl w:ilvl="1" w:tentative="1">
+      <w:start w:val="1"/>
+      <w:numFmt w:val="bullet"/>
+      <w:lvlText w:val="o"/>
+      <w:lvlJc w:val="left"/>
+      <w:pPr>
+        <w:tabs>
+          <w:tab w:val="num" w:pos="1440"/>
+        </w:tabs>
+        <w:ind w:left="1440" w:hanging="360"/>
+      </w:pPr>
+      <w:rPr>
+        <w:rFonts w:ascii="Courier New" w:hAnsi="Courier New" w:hint="default"/>
+        <w:sz w:val="20"/>
+      </w:rPr>
+    </w:lvl>
+    <w:lvl w:ilvl="2" w:tentative="1">
+      <w:start w:val="1"/>
+      <w:numFmt w:val="bullet"/>
+      <w:lvlText w:val=""/>
+      <w:lvlJc w:val="left"/>
+      <w:pPr>
+        <w:tabs>
+          <w:tab w:val="num" w:pos="2160"/>
+        </w:tabs>
+        <w:ind w:left="2160" w:hanging="360"/>
+      </w:pPr>
+      <w:rPr>
+        <w:rFonts w:ascii="Wingdings" w:hAnsi="Wingdings" w:hint="default"/>
+        <w:sz w:val="20"/>
+      </w:rPr>
+    </w:lvl>
+    <w:lvl w:ilvl="3" w:tentative="1">
+      <w:start w:val="1"/>
+      <w:numFmt w:val="bullet"/>
+      <w:lvlText w:val=""/>
+      <w:lvlJc w:val="left"/>
+      <w:pPr>
+        <w:tabs>
+          <w:tab w:val="num" w:pos="2880"/>
+        </w:tabs>
+        <w:ind w:left="2880" w:hanging="360"/>
+      </w:pPr>
+      <w:rPr>
+        <w:rFonts w:ascii="Wingdings" w:hAnsi="Wingdings" w:hint="default"/>
+        <w:sz w:val="20"/>
+      </w:rPr>
+    </w:lvl>
+    <w:lvl w:ilvl="4" w:tentative="1">
+      <w:start w:val="1"/>
+      <w:numFmt w:val="bullet"/>
+      <w:lvlText w:val=""/>
+      <w:lvlJc w:val="left"/>
+      <w:pPr>
+        <w:tabs>
+          <w:tab w:val="num" w:pos="3600"/>
+        </w:tabs>
+        <w:ind w:left="3600" w:hanging="360"/>
+      </w:pPr>
+      <w:rPr>
+        <w:rFonts w:ascii="Wingdings" w:hAnsi="Wingdings" w:hint="default"/>
+        <w:sz w:val="20"/>
+      </w:rPr>
+    </w:lvl>
+    <w:lvl w:ilvl="5" w:tentative="1">
+      <w:start w:val="1"/>
+      <w:numFmt w:val="bullet"/>
+      <w:lvlText w:val=""/>
+      <w:lvlJc w:val="left"/>
+      <w:pPr>
+        <w:tabs>
+          <w:tab w:val="num" w:pos="4320"/>
+        </w:tabs>
+        <w:ind w:left="4320" w:hanging="360"/>
+      </w:pPr>
+      <w:rPr>
+        <w:rFonts w:ascii="Wingdings" w:hAnsi="Wingdings" w:hint="default"/>
+        <w:sz w:val="20"/>
+      </w:rPr>
+    </w:lvl>
+    <w:lvl w:ilvl="6" w:tentative="1">
+      <w:start w:val="1"/>
+      <w:numFmt w:val="bullet"/>
+      <w:lvlText w:val=""/>
+      <w:lvlJc w:val="left"/>
+      <w:pPr>
+        <w:tabs>
+          <w:tab w:val="num" w:pos="5040"/>
+        </w:tabs>
+        <w:ind w:left="5040" w:hanging="360"/>
+      </w:pPr>
+      <w:rPr>
+        <w:rFonts w:ascii="Wingdings" w:hAnsi="Wingdings" w:hint="default"/>
+        <w:sz w:val="20"/>
+      </w:rPr>
+    </w:lvl>
+    <w:lvl w:ilvl="7" w:tentative="1">
+      <w:start w:val="1"/>
+      <w:numFmt w:val="bullet"/>
+      <w:lvlText w:val=""/>
+      <w:lvlJc w:val="left"/>
+      <w:pPr>
+        <w:tabs>
+          <w:tab w:val="num" w:pos="5760"/>
+        </w:tabs>
+        <w:ind w:left="5760" w:hanging="360"/>
+      </w:pPr>
+      <w:rPr>
+        <w:rFonts w:ascii="Wingdings" w:hAnsi="Wingdings" w:hint="default"/>
+        <w:sz w:val="20"/>
+      </w:rPr>
+    </w:lvl>
+    <w:lvl w:ilvl="8" w:tentative="1">
+      <w:start w:val="1"/>
+      <w:numFmt w:val="bullet"/>
+      <w:lvlText w:val=""/>
+      <w:lvlJc w:val="left"/>
+      <w:pPr>
+        <w:tabs>
+          <w:tab w:val="num" w:pos="6480"/>
+        </w:tabs>
+        <w:ind w:left="6480" w:hanging="360"/>
+      </w:pPr>
+      <w:rPr>
+        <w:rFonts w:ascii="Wingdings" w:hAnsi="Wingdings" w:hint="default"/>
+        <w:sz w:val="20"/>
+      </w:rPr>
+    </w:lvl>
+  </w:abstractNum>
+  <w:abstractNum w:abstractNumId="2" w15:restartNumberingAfterBreak="0">
     <w:nsid w:val="02437D99"/>
     <w:multiLevelType w:val="multilevel"/>
     <w:tmpl w:val="3C145726"/>
@@ -11640,7 +13415,156 @@
       </w:rPr>
     </w:lvl>
   </w:abstractNum>
-  <w:abstractNum w:abstractNumId="2" w15:restartNumberingAfterBreak="0">
+  <w:abstractNum w:abstractNumId="3" w15:restartNumberingAfterBreak="0">
+    <w:nsid w:val="02907400"/>
+    <w:multiLevelType w:val="multilevel"/>
+    <w:tmpl w:val="05C0D590"/>
+    <w:lvl w:ilvl="0">
+      <w:start w:val="1"/>
+      <w:numFmt w:val="bullet"/>
+      <w:lvlText w:val=""/>
+      <w:lvlJc w:val="left"/>
+      <w:pPr>
+        <w:tabs>
+          <w:tab w:val="num" w:pos="720"/>
+        </w:tabs>
+        <w:ind w:left="720" w:hanging="360"/>
+      </w:pPr>
+      <w:rPr>
+        <w:rFonts w:ascii="Symbol" w:hAnsi="Symbol" w:hint="default"/>
+        <w:sz w:val="20"/>
+      </w:rPr>
+    </w:lvl>
+    <w:lvl w:ilvl="1" w:tentative="1">
+      <w:start w:val="1"/>
+      <w:numFmt w:val="bullet"/>
+      <w:lvlText w:val="o"/>
+      <w:lvlJc w:val="left"/>
+      <w:pPr>
+        <w:tabs>
+          <w:tab w:val="num" w:pos="1440"/>
+        </w:tabs>
+        <w:ind w:left="1440" w:hanging="360"/>
+      </w:pPr>
+      <w:rPr>
+        <w:rFonts w:ascii="Courier New" w:hAnsi="Courier New" w:hint="default"/>
+        <w:sz w:val="20"/>
+      </w:rPr>
+    </w:lvl>
+    <w:lvl w:ilvl="2" w:tentative="1">
+      <w:start w:val="1"/>
+      <w:numFmt w:val="bullet"/>
+      <w:lvlText w:val=""/>
+      <w:lvlJc w:val="left"/>
+      <w:pPr>
+        <w:tabs>
+          <w:tab w:val="num" w:pos="2160"/>
+        </w:tabs>
+        <w:ind w:left="2160" w:hanging="360"/>
+      </w:pPr>
+      <w:rPr>
+        <w:rFonts w:ascii="Wingdings" w:hAnsi="Wingdings" w:hint="default"/>
+        <w:sz w:val="20"/>
+      </w:rPr>
+    </w:lvl>
+    <w:lvl w:ilvl="3" w:tentative="1">
+      <w:start w:val="1"/>
+      <w:numFmt w:val="bullet"/>
+      <w:lvlText w:val=""/>
+      <w:lvlJc w:val="left"/>
+      <w:pPr>
+        <w:tabs>
+          <w:tab w:val="num" w:pos="2880"/>
+        </w:tabs>
+        <w:ind w:left="2880" w:hanging="360"/>
+      </w:pPr>
+      <w:rPr>
+        <w:rFonts w:ascii="Wingdings" w:hAnsi="Wingdings" w:hint="default"/>
+        <w:sz w:val="20"/>
+      </w:rPr>
+    </w:lvl>
+    <w:lvl w:ilvl="4" w:tentative="1">
+      <w:start w:val="1"/>
+      <w:numFmt w:val="bullet"/>
+      <w:lvlText w:val=""/>
+      <w:lvlJc w:val="left"/>
+      <w:pPr>
+        <w:tabs>
+          <w:tab w:val="num" w:pos="3600"/>
+        </w:tabs>
+        <w:ind w:left="3600" w:hanging="360"/>
+      </w:pPr>
+      <w:rPr>
+        <w:rFonts w:ascii="Wingdings" w:hAnsi="Wingdings" w:hint="default"/>
+        <w:sz w:val="20"/>
+      </w:rPr>
+    </w:lvl>
+    <w:lvl w:ilvl="5" w:tentative="1">
+      <w:start w:val="1"/>
+      <w:numFmt w:val="bullet"/>
+      <w:lvlText w:val=""/>
+      <w:lvlJc w:val="left"/>
+      <w:pPr>
+        <w:tabs>
+          <w:tab w:val="num" w:pos="4320"/>
+        </w:tabs>
+        <w:ind w:left="4320" w:hanging="360"/>
+      </w:pPr>
+      <w:rPr>
+        <w:rFonts w:ascii="Wingdings" w:hAnsi="Wingdings" w:hint="default"/>
+        <w:sz w:val="20"/>
+      </w:rPr>
+    </w:lvl>
+    <w:lvl w:ilvl="6" w:tentative="1">
+      <w:start w:val="1"/>
+      <w:numFmt w:val="bullet"/>
+      <w:lvlText w:val=""/>
+      <w:lvlJc w:val="left"/>
+      <w:pPr>
+        <w:tabs>
+          <w:tab w:val="num" w:pos="5040"/>
+        </w:tabs>
+        <w:ind w:left="5040" w:hanging="360"/>
+      </w:pPr>
+      <w:rPr>
+        <w:rFonts w:ascii="Wingdings" w:hAnsi="Wingdings" w:hint="default"/>
+        <w:sz w:val="20"/>
+      </w:rPr>
+    </w:lvl>
+    <w:lvl w:ilvl="7" w:tentative="1">
+      <w:start w:val="1"/>
+      <w:numFmt w:val="bullet"/>
+      <w:lvlText w:val=""/>
+      <w:lvlJc w:val="left"/>
+      <w:pPr>
+        <w:tabs>
+          <w:tab w:val="num" w:pos="5760"/>
+        </w:tabs>
+        <w:ind w:left="5760" w:hanging="360"/>
+      </w:pPr>
+      <w:rPr>
+        <w:rFonts w:ascii="Wingdings" w:hAnsi="Wingdings" w:hint="default"/>
+        <w:sz w:val="20"/>
+      </w:rPr>
+    </w:lvl>
+    <w:lvl w:ilvl="8" w:tentative="1">
+      <w:start w:val="1"/>
+      <w:numFmt w:val="bullet"/>
+      <w:lvlText w:val=""/>
+      <w:lvlJc w:val="left"/>
+      <w:pPr>
+        <w:tabs>
+          <w:tab w:val="num" w:pos="6480"/>
+        </w:tabs>
+        <w:ind w:left="6480" w:hanging="360"/>
+      </w:pPr>
+      <w:rPr>
+        <w:rFonts w:ascii="Wingdings" w:hAnsi="Wingdings" w:hint="default"/>
+        <w:sz w:val="20"/>
+      </w:rPr>
+    </w:lvl>
+  </w:abstractNum>
+  <w:abstractNum w:abstractNumId="4" w15:restartNumberingAfterBreak="0">
     <w:nsid w:val="02D972C3"/>
     <w:multiLevelType w:val="multilevel"/>
     <w:tmpl w:val="F5A664AC"/>
@@ -11789,7 +13713,7 @@
       </w:rPr>
     </w:lvl>
   </w:abstractNum>
-  <w:abstractNum w:abstractNumId="3" w15:restartNumberingAfterBreak="0">
+  <w:abstractNum w:abstractNumId="5" w15:restartNumberingAfterBreak="0">
     <w:nsid w:val="03050E56"/>
     <w:multiLevelType w:val="multilevel"/>
     <w:tmpl w:val="51DCFB54"/>
@@ -11938,7 +13862,120 @@
       </w:rPr>
     </w:lvl>
   </w:abstractNum>
-  <w:abstractNum w:abstractNumId="4" w15:restartNumberingAfterBreak="0">
+  <w:abstractNum w:abstractNumId="6" w15:restartNumberingAfterBreak="0">
+    <w:nsid w:val="040E4F98"/>
+    <w:multiLevelType w:val="multilevel"/>
+    <w:tmpl w:val="7F1842E8"/>
+    <w:lvl w:ilvl="0">
+      <w:start w:val="1"/>
+      <w:numFmt w:val="decimal"/>
+      <w:lvlText w:val="%1."/>
+      <w:lvlJc w:val="left"/>
+      <w:pPr>
+        <w:tabs>
+          <w:tab w:val="num" w:pos="720"/>
+        </w:tabs>
+        <w:ind w:left="720" w:hanging="360"/>
+      </w:pPr>
+    </w:lvl>
+    <w:lvl w:ilvl="1" w:tentative="1">
+      <w:start w:val="1"/>
+      <w:numFmt w:val="decimal"/>
+      <w:lvlText w:val="%2."/>
+      <w:lvlJc w:val="left"/>
+      <w:pPr>
+        <w:tabs>
+          <w:tab w:val="num" w:pos="1440"/>
+        </w:tabs>
+        <w:ind w:left="1440" w:hanging="360"/>
+      </w:pPr>
+    </w:lvl>
+    <w:lvl w:ilvl="2" w:tentative="1">
+      <w:start w:val="1"/>
+      <w:numFmt w:val="decimal"/>
+      <w:lvlText w:val="%3."/>
+      <w:lvlJc w:val="left"/>
+      <w:pPr>
+        <w:tabs>
+          <w:tab w:val="num" w:pos="2160"/>
+        </w:tabs>
+        <w:ind w:left="2160" w:hanging="360"/>
+      </w:pPr>
+    </w:lvl>
+    <w:lvl w:ilvl="3" w:tentative="1">
+      <w:start w:val="1"/>
+      <w:numFmt w:val="decimal"/>
+      <w:lvlText w:val="%4."/>
+      <w:lvlJc w:val="left"/>
+      <w:pPr>
+        <w:tabs>
+          <w:tab w:val="num" w:pos="2880"/>
+        </w:tabs>
+        <w:ind w:left="2880" w:hanging="360"/>
+      </w:pPr>
+    </w:lvl>
+    <w:lvl w:ilvl="4" w:tentative="1">
+      <w:start w:val="1"/>
+      <w:numFmt w:val="decimal"/>
+      <w:lvlText w:val="%5."/>
+      <w:lvlJc w:val="left"/>
+      <w:pPr>
+        <w:tabs>
+          <w:tab w:val="num" w:pos="3600"/>
+        </w:tabs>
+        <w:ind w:left="3600" w:hanging="360"/>
+      </w:pPr>
+    </w:lvl>
+    <w:lvl w:ilvl="5" w:tentative="1">
+      <w:start w:val="1"/>
+      <w:numFmt w:val="decimal"/>
+      <w:lvlText w:val="%6."/>
+      <w:lvlJc w:val="left"/>
+      <w:pPr>
+        <w:tabs>
+          <w:tab w:val="num" w:pos="4320"/>
+        </w:tabs>
+        <w:ind w:left="4320" w:hanging="360"/>
+      </w:pPr>
+    </w:lvl>
+    <w:lvl w:ilvl="6" w:tentative="1">
+      <w:start w:val="1"/>
+      <w:numFmt w:val="decimal"/>
+      <w:lvlText w:val="%7."/>
+      <w:lvlJc w:val="left"/>
+      <w:pPr>
+        <w:tabs>
+          <w:tab w:val="num" w:pos="5040"/>
+        </w:tabs>
+        <w:ind w:left="5040" w:hanging="360"/>
+      </w:pPr>
+    </w:lvl>
+    <w:lvl w:ilvl="7" w:tentative="1">
+      <w:start w:val="1"/>
+      <w:numFmt w:val="decimal"/>
+      <w:lvlText w:val="%8."/>
+      <w:lvlJc w:val="left"/>
+      <w:pPr>
+        <w:tabs>
+          <w:tab w:val="num" w:pos="5760"/>
+        </w:tabs>
+        <w:ind w:left="5760" w:hanging="360"/>
+      </w:pPr>
+    </w:lvl>
+    <w:lvl w:ilvl="8" w:tentative="1">
+      <w:start w:val="1"/>
+      <w:numFmt w:val="decimal"/>
+      <w:lvlText w:val="%9."/>
+      <w:lvlJc w:val="left"/>
+      <w:pPr>
+        <w:tabs>
+          <w:tab w:val="num" w:pos="6480"/>
+        </w:tabs>
+        <w:ind w:left="6480" w:hanging="360"/>
+      </w:pPr>
+    </w:lvl>
+  </w:abstractNum>
+  <w:abstractNum w:abstractNumId="7" w15:restartNumberingAfterBreak="0">
     <w:nsid w:val="042B228D"/>
     <w:multiLevelType w:val="multilevel"/>
     <w:tmpl w:val="849CF05E"/>
@@ -12087,7 +14124,7 @@
       </w:rPr>
     </w:lvl>
   </w:abstractNum>
-  <w:abstractNum w:abstractNumId="5" w15:restartNumberingAfterBreak="0">
+  <w:abstractNum w:abstractNumId="8" w15:restartNumberingAfterBreak="0">
     <w:nsid w:val="063E362B"/>
     <w:multiLevelType w:val="multilevel"/>
     <w:tmpl w:val="959614F6"/>
@@ -12200,7 +14237,120 @@
       </w:pPr>
     </w:lvl>
   </w:abstractNum>
-  <w:abstractNum w:abstractNumId="6" w15:restartNumberingAfterBreak="0">
+  <w:abstractNum w:abstractNumId="9" w15:restartNumberingAfterBreak="0">
+    <w:nsid w:val="072E22F7"/>
+    <w:multiLevelType w:val="multilevel"/>
+    <w:tmpl w:val="4E245216"/>
+    <w:lvl w:ilvl="0">
+      <w:start w:val="8"/>
+      <w:numFmt w:val="decimal"/>
+      <w:lvlText w:val="%1."/>
+      <w:lvlJc w:val="left"/>
+      <w:pPr>
+        <w:tabs>
+          <w:tab w:val="num" w:pos="720"/>
+        </w:tabs>
+        <w:ind w:left="720" w:hanging="360"/>
+      </w:pPr>
+    </w:lvl>
+    <w:lvl w:ilvl="1" w:tentative="1">
+      <w:start w:val="1"/>
+      <w:numFmt w:val="decimal"/>
+      <w:lvlText w:val="%2."/>
+      <w:lvlJc w:val="left"/>
+      <w:pPr>
+        <w:tabs>
+          <w:tab w:val="num" w:pos="1440"/>
+        </w:tabs>
+        <w:ind w:left="1440" w:hanging="360"/>
+      </w:pPr>
+    </w:lvl>
+    <w:lvl w:ilvl="2" w:tentative="1">
+      <w:start w:val="1"/>
+      <w:numFmt w:val="decimal"/>
+      <w:lvlText w:val="%3."/>
+      <w:lvlJc w:val="left"/>
+      <w:pPr>
+        <w:tabs>
+          <w:tab w:val="num" w:pos="2160"/>
+        </w:tabs>
+        <w:ind w:left="2160" w:hanging="360"/>
+      </w:pPr>
+    </w:lvl>
+    <w:lvl w:ilvl="3" w:tentative="1">
+      <w:start w:val="1"/>
+      <w:numFmt w:val="decimal"/>
+      <w:lvlText w:val="%4."/>
+      <w:lvlJc w:val="left"/>
+      <w:pPr>
+        <w:tabs>
+          <w:tab w:val="num" w:pos="2880"/>
+        </w:tabs>
+        <w:ind w:left="2880" w:hanging="360"/>
+      </w:pPr>
+    </w:lvl>
+    <w:lvl w:ilvl="4" w:tentative="1">
+      <w:start w:val="1"/>
+      <w:numFmt w:val="decimal"/>
+      <w:lvlText w:val="%5."/>
+      <w:lvlJc w:val="left"/>
+      <w:pPr>
+        <w:tabs>
+          <w:tab w:val="num" w:pos="3600"/>
+        </w:tabs>
+        <w:ind w:left="3600" w:hanging="360"/>
+      </w:pPr>
+    </w:lvl>
+    <w:lvl w:ilvl="5" w:tentative="1">
+      <w:start w:val="1"/>
+      <w:numFmt w:val="decimal"/>
+      <w:lvlText w:val="%6."/>
+      <w:lvlJc w:val="left"/>
+      <w:pPr>
+        <w:tabs>
+          <w:tab w:val="num" w:pos="4320"/>
+        </w:tabs>
+        <w:ind w:left="4320" w:hanging="360"/>
+      </w:pPr>
+    </w:lvl>
+    <w:lvl w:ilvl="6" w:tentative="1">
+      <w:start w:val="1"/>
+      <w:numFmt w:val="decimal"/>
+      <w:lvlText w:val="%7."/>
+      <w:lvlJc w:val="left"/>
+      <w:pPr>
+        <w:tabs>
+          <w:tab w:val="num" w:pos="5040"/>
+        </w:tabs>
+        <w:ind w:left="5040" w:hanging="360"/>
+      </w:pPr>
+    </w:lvl>
+    <w:lvl w:ilvl="7" w:tentative="1">
+      <w:start w:val="1"/>
+      <w:numFmt w:val="decimal"/>
+      <w:lvlText w:val="%8."/>
+      <w:lvlJc w:val="left"/>
+      <w:pPr>
+        <w:tabs>
+          <w:tab w:val="num" w:pos="5760"/>
+        </w:tabs>
+        <w:ind w:left="5760" w:hanging="360"/>
+      </w:pPr>
+    </w:lvl>
+    <w:lvl w:ilvl="8" w:tentative="1">
+      <w:start w:val="1"/>
+      <w:numFmt w:val="decimal"/>
+      <w:lvlText w:val="%9."/>
+      <w:lvlJc w:val="left"/>
+      <w:pPr>
+        <w:tabs>
+          <w:tab w:val="num" w:pos="6480"/>
+        </w:tabs>
+        <w:ind w:left="6480" w:hanging="360"/>
+      </w:pPr>
+    </w:lvl>
+  </w:abstractNum>
+  <w:abstractNum w:abstractNumId="10" w15:restartNumberingAfterBreak="0">
     <w:nsid w:val="089E4EFB"/>
     <w:multiLevelType w:val="multilevel"/>
     <w:tmpl w:val="7304F93E"/>
@@ -12349,7 +14499,120 @@
       </w:rPr>
     </w:lvl>
   </w:abstractNum>
-  <w:abstractNum w:abstractNumId="7" w15:restartNumberingAfterBreak="0">
+  <w:abstractNum w:abstractNumId="11" w15:restartNumberingAfterBreak="0">
+    <w:nsid w:val="08D1669D"/>
+    <w:multiLevelType w:val="multilevel"/>
+    <w:tmpl w:val="AF1A026E"/>
+    <w:lvl w:ilvl="0">
+      <w:start w:val="7"/>
+      <w:numFmt w:val="decimal"/>
+      <w:lvlText w:val="%1."/>
+      <w:lvlJc w:val="left"/>
+      <w:pPr>
+        <w:tabs>
+          <w:tab w:val="num" w:pos="720"/>
+        </w:tabs>
+        <w:ind w:left="720" w:hanging="360"/>
+      </w:pPr>
+    </w:lvl>
+    <w:lvl w:ilvl="1" w:tentative="1">
+      <w:start w:val="1"/>
+      <w:numFmt w:val="decimal"/>
+      <w:lvlText w:val="%2."/>
+      <w:lvlJc w:val="left"/>
+      <w:pPr>
+        <w:tabs>
+          <w:tab w:val="num" w:pos="1440"/>
+        </w:tabs>
+        <w:ind w:left="1440" w:hanging="360"/>
+      </w:pPr>
+    </w:lvl>
+    <w:lvl w:ilvl="2" w:tentative="1">
+      <w:start w:val="1"/>
+      <w:numFmt w:val="decimal"/>
+      <w:lvlText w:val="%3."/>
+      <w:lvlJc w:val="left"/>
+      <w:pPr>
+        <w:tabs>
+          <w:tab w:val="num" w:pos="2160"/>
+        </w:tabs>
+        <w:ind w:left="2160" w:hanging="360"/>
+      </w:pPr>
+    </w:lvl>
+    <w:lvl w:ilvl="3" w:tentative="1">
+      <w:start w:val="1"/>
+      <w:numFmt w:val="decimal"/>
+      <w:lvlText w:val="%4."/>
+      <w:lvlJc w:val="left"/>
+      <w:pPr>
+        <w:tabs>
+          <w:tab w:val="num" w:pos="2880"/>
+        </w:tabs>
+        <w:ind w:left="2880" w:hanging="360"/>
+      </w:pPr>
+    </w:lvl>
+    <w:lvl w:ilvl="4" w:tentative="1">
+      <w:start w:val="1"/>
+      <w:numFmt w:val="decimal"/>
+      <w:lvlText w:val="%5."/>
+      <w:lvlJc w:val="left"/>
+      <w:pPr>
+        <w:tabs>
+          <w:tab w:val="num" w:pos="3600"/>
+        </w:tabs>
+        <w:ind w:left="3600" w:hanging="360"/>
+      </w:pPr>
+    </w:lvl>
+    <w:lvl w:ilvl="5" w:tentative="1">
+      <w:start w:val="1"/>
+      <w:numFmt w:val="decimal"/>
+      <w:lvlText w:val="%6."/>
+      <w:lvlJc w:val="left"/>
+      <w:pPr>
+        <w:tabs>
+          <w:tab w:val="num" w:pos="4320"/>
+        </w:tabs>
+        <w:ind w:left="4320" w:hanging="360"/>
+      </w:pPr>
+    </w:lvl>
+    <w:lvl w:ilvl="6" w:tentative="1">
+      <w:start w:val="1"/>
+      <w:numFmt w:val="decimal"/>
+      <w:lvlText w:val="%7."/>
+      <w:lvlJc w:val="left"/>
+      <w:pPr>
+        <w:tabs>
+          <w:tab w:val="num" w:pos="5040"/>
+        </w:tabs>
+        <w:ind w:left="5040" w:hanging="360"/>
+      </w:pPr>
+    </w:lvl>
+    <w:lvl w:ilvl="7" w:tentative="1">
+      <w:start w:val="1"/>
+      <w:numFmt w:val="decimal"/>
+      <w:lvlText w:val="%8."/>
+      <w:lvlJc w:val="left"/>
+      <w:pPr>
+        <w:tabs>
+          <w:tab w:val="num" w:pos="5760"/>
+        </w:tabs>
+        <w:ind w:left="5760" w:hanging="360"/>
+      </w:pPr>
+    </w:lvl>
+    <w:lvl w:ilvl="8" w:tentative="1">
+      <w:start w:val="1"/>
+      <w:numFmt w:val="decimal"/>
+      <w:lvlText w:val="%9."/>
+      <w:lvlJc w:val="left"/>
+      <w:pPr>
+        <w:tabs>
+          <w:tab w:val="num" w:pos="6480"/>
+        </w:tabs>
+        <w:ind w:left="6480" w:hanging="360"/>
+      </w:pPr>
+    </w:lvl>
+  </w:abstractNum>
+  <w:abstractNum w:abstractNumId="12" w15:restartNumberingAfterBreak="0">
     <w:nsid w:val="09AE133D"/>
     <w:multiLevelType w:val="multilevel"/>
     <w:tmpl w:val="74B0E6DC"/>
@@ -12498,7 +14761,7 @@
       </w:rPr>
     </w:lvl>
   </w:abstractNum>
-  <w:abstractNum w:abstractNumId="8" w15:restartNumberingAfterBreak="0">
+  <w:abstractNum w:abstractNumId="13" w15:restartNumberingAfterBreak="0">
     <w:nsid w:val="0B4F79C1"/>
     <w:multiLevelType w:val="multilevel"/>
     <w:tmpl w:val="8BBACE6C"/>
@@ -12647,7 +14910,1127 @@
       </w:rPr>
     </w:lvl>
   </w:abstractNum>
-  <w:abstractNum w:abstractNumId="9" w15:restartNumberingAfterBreak="0">
+  <w:abstractNum w:abstractNumId="14" w15:restartNumberingAfterBreak="0">
+    <w:nsid w:val="0D0C245F"/>
+    <w:multiLevelType w:val="multilevel"/>
+    <w:tmpl w:val="EE4A1DB2"/>
+    <w:lvl w:ilvl="0">
+      <w:start w:val="1"/>
+      <w:numFmt w:val="bullet"/>
+      <w:lvlText w:val=""/>
+      <w:lvlJc w:val="left"/>
+      <w:pPr>
+        <w:tabs>
+          <w:tab w:val="num" w:pos="720"/>
+        </w:tabs>
+        <w:ind w:left="720" w:hanging="360"/>
+      </w:pPr>
+      <w:rPr>
+        <w:rFonts w:ascii="Symbol" w:hAnsi="Symbol" w:hint="default"/>
+        <w:sz w:val="20"/>
+      </w:rPr>
+    </w:lvl>
+    <w:lvl w:ilvl="1" w:tentative="1">
+      <w:start w:val="1"/>
+      <w:numFmt w:val="bullet"/>
+      <w:lvlText w:val="o"/>
+      <w:lvlJc w:val="left"/>
+      <w:pPr>
+        <w:tabs>
+          <w:tab w:val="num" w:pos="1440"/>
+        </w:tabs>
+        <w:ind w:left="1440" w:hanging="360"/>
+      </w:pPr>
+      <w:rPr>
+        <w:rFonts w:ascii="Courier New" w:hAnsi="Courier New" w:hint="default"/>
+        <w:sz w:val="20"/>
+      </w:rPr>
+    </w:lvl>
+    <w:lvl w:ilvl="2" w:tentative="1">
+      <w:start w:val="1"/>
+      <w:numFmt w:val="bullet"/>
+      <w:lvlText w:val=""/>
+      <w:lvlJc w:val="left"/>
+      <w:pPr>
+        <w:tabs>
+          <w:tab w:val="num" w:pos="2160"/>
+        </w:tabs>
+        <w:ind w:left="2160" w:hanging="360"/>
+      </w:pPr>
+      <w:rPr>
+        <w:rFonts w:ascii="Wingdings" w:hAnsi="Wingdings" w:hint="default"/>
+        <w:sz w:val="20"/>
+      </w:rPr>
+    </w:lvl>
+    <w:lvl w:ilvl="3" w:tentative="1">
+      <w:start w:val="1"/>
+      <w:numFmt w:val="bullet"/>
+      <w:lvlText w:val=""/>
+      <w:lvlJc w:val="left"/>
+      <w:pPr>
+        <w:tabs>
+          <w:tab w:val="num" w:pos="2880"/>
+        </w:tabs>
+        <w:ind w:left="2880" w:hanging="360"/>
+      </w:pPr>
+      <w:rPr>
+        <w:rFonts w:ascii="Wingdings" w:hAnsi="Wingdings" w:hint="default"/>
+        <w:sz w:val="20"/>
+      </w:rPr>
+    </w:lvl>
+    <w:lvl w:ilvl="4" w:tentative="1">
+      <w:start w:val="1"/>
+      <w:numFmt w:val="bullet"/>
+      <w:lvlText w:val=""/>
+      <w:lvlJc w:val="left"/>
+      <w:pPr>
+        <w:tabs>
+          <w:tab w:val="num" w:pos="3600"/>
+        </w:tabs>
+        <w:ind w:left="3600" w:hanging="360"/>
+      </w:pPr>
+      <w:rPr>
+        <w:rFonts w:ascii="Wingdings" w:hAnsi="Wingdings" w:hint="default"/>
+        <w:sz w:val="20"/>
+      </w:rPr>
+    </w:lvl>
+    <w:lvl w:ilvl="5" w:tentative="1">
+      <w:start w:val="1"/>
+      <w:numFmt w:val="bullet"/>
+      <w:lvlText w:val=""/>
+      <w:lvlJc w:val="left"/>
+      <w:pPr>
+        <w:tabs>
+          <w:tab w:val="num" w:pos="4320"/>
+        </w:tabs>
+        <w:ind w:left="4320" w:hanging="360"/>
+      </w:pPr>
+      <w:rPr>
+        <w:rFonts w:ascii="Wingdings" w:hAnsi="Wingdings" w:hint="default"/>
+        <w:sz w:val="20"/>
+      </w:rPr>
+    </w:lvl>
+    <w:lvl w:ilvl="6" w:tentative="1">
+      <w:start w:val="1"/>
+      <w:numFmt w:val="bullet"/>
+      <w:lvlText w:val=""/>
+      <w:lvlJc w:val="left"/>
+      <w:pPr>
+        <w:tabs>
+          <w:tab w:val="num" w:pos="5040"/>
+        </w:tabs>
+        <w:ind w:left="5040" w:hanging="360"/>
+      </w:pPr>
+      <w:rPr>
+        <w:rFonts w:ascii="Wingdings" w:hAnsi="Wingdings" w:hint="default"/>
+        <w:sz w:val="20"/>
+      </w:rPr>
+    </w:lvl>
+    <w:lvl w:ilvl="7" w:tentative="1">
+      <w:start w:val="1"/>
+      <w:numFmt w:val="bullet"/>
+      <w:lvlText w:val=""/>
+      <w:lvlJc w:val="left"/>
+      <w:pPr>
+        <w:tabs>
+          <w:tab w:val="num" w:pos="5760"/>
+        </w:tabs>
+        <w:ind w:left="5760" w:hanging="360"/>
+      </w:pPr>
+      <w:rPr>
+        <w:rFonts w:ascii="Wingdings" w:hAnsi="Wingdings" w:hint="default"/>
+        <w:sz w:val="20"/>
+      </w:rPr>
+    </w:lvl>
+    <w:lvl w:ilvl="8" w:tentative="1">
+      <w:start w:val="1"/>
+      <w:numFmt w:val="bullet"/>
+      <w:lvlText w:val=""/>
+      <w:lvlJc w:val="left"/>
+      <w:pPr>
+        <w:tabs>
+          <w:tab w:val="num" w:pos="6480"/>
+        </w:tabs>
+        <w:ind w:left="6480" w:hanging="360"/>
+      </w:pPr>
+      <w:rPr>
+        <w:rFonts w:ascii="Wingdings" w:hAnsi="Wingdings" w:hint="default"/>
+        <w:sz w:val="20"/>
+      </w:rPr>
+    </w:lvl>
+  </w:abstractNum>
+  <w:abstractNum w:abstractNumId="15" w15:restartNumberingAfterBreak="0">
+    <w:nsid w:val="0D4E2C33"/>
+    <w:multiLevelType w:val="multilevel"/>
+    <w:tmpl w:val="DD0819B6"/>
+    <w:lvl w:ilvl="0">
+      <w:start w:val="1"/>
+      <w:numFmt w:val="bullet"/>
+      <w:lvlText w:val=""/>
+      <w:lvlJc w:val="left"/>
+      <w:pPr>
+        <w:tabs>
+          <w:tab w:val="num" w:pos="720"/>
+        </w:tabs>
+        <w:ind w:left="720" w:hanging="360"/>
+      </w:pPr>
+      <w:rPr>
+        <w:rFonts w:ascii="Symbol" w:hAnsi="Symbol" w:hint="default"/>
+        <w:sz w:val="20"/>
+      </w:rPr>
+    </w:lvl>
+    <w:lvl w:ilvl="1">
+      <w:start w:val="1"/>
+      <w:numFmt w:val="bullet"/>
+      <w:lvlText w:val="o"/>
+      <w:lvlJc w:val="left"/>
+      <w:pPr>
+        <w:tabs>
+          <w:tab w:val="num" w:pos="1440"/>
+        </w:tabs>
+        <w:ind w:left="1440" w:hanging="360"/>
+      </w:pPr>
+      <w:rPr>
+        <w:rFonts w:ascii="Courier New" w:hAnsi="Courier New" w:hint="default"/>
+        <w:sz w:val="20"/>
+      </w:rPr>
+    </w:lvl>
+    <w:lvl w:ilvl="2" w:tentative="1">
+      <w:start w:val="1"/>
+      <w:numFmt w:val="bullet"/>
+      <w:lvlText w:val=""/>
+      <w:lvlJc w:val="left"/>
+      <w:pPr>
+        <w:tabs>
+          <w:tab w:val="num" w:pos="2160"/>
+        </w:tabs>
+        <w:ind w:left="2160" w:hanging="360"/>
+      </w:pPr>
+      <w:rPr>
+        <w:rFonts w:ascii="Wingdings" w:hAnsi="Wingdings" w:hint="default"/>
+        <w:sz w:val="20"/>
+      </w:rPr>
+    </w:lvl>
+    <w:lvl w:ilvl="3" w:tentative="1">
+      <w:start w:val="1"/>
+      <w:numFmt w:val="bullet"/>
+      <w:lvlText w:val=""/>
+      <w:lvlJc w:val="left"/>
+      <w:pPr>
+        <w:tabs>
+          <w:tab w:val="num" w:pos="2880"/>
+        </w:tabs>
+        <w:ind w:left="2880" w:hanging="360"/>
+      </w:pPr>
+      <w:rPr>
+        <w:rFonts w:ascii="Wingdings" w:hAnsi="Wingdings" w:hint="default"/>
+        <w:sz w:val="20"/>
+      </w:rPr>
+    </w:lvl>
+    <w:lvl w:ilvl="4" w:tentative="1">
+      <w:start w:val="1"/>
+      <w:numFmt w:val="bullet"/>
+      <w:lvlText w:val=""/>
+      <w:lvlJc w:val="left"/>
+      <w:pPr>
+        <w:tabs>
+          <w:tab w:val="num" w:pos="3600"/>
+        </w:tabs>
+        <w:ind w:left="3600" w:hanging="360"/>
+      </w:pPr>
+      <w:rPr>
+        <w:rFonts w:ascii="Wingdings" w:hAnsi="Wingdings" w:hint="default"/>
+        <w:sz w:val="20"/>
+      </w:rPr>
+    </w:lvl>
+    <w:lvl w:ilvl="5" w:tentative="1">
+      <w:start w:val="1"/>
+      <w:numFmt w:val="bullet"/>
+      <w:lvlText w:val=""/>
+      <w:lvlJc w:val="left"/>
+      <w:pPr>
+        <w:tabs>
+          <w:tab w:val="num" w:pos="4320"/>
+        </w:tabs>
+        <w:ind w:left="4320" w:hanging="360"/>
+      </w:pPr>
+      <w:rPr>
+        <w:rFonts w:ascii="Wingdings" w:hAnsi="Wingdings" w:hint="default"/>
+        <w:sz w:val="20"/>
+      </w:rPr>
+    </w:lvl>
+    <w:lvl w:ilvl="6" w:tentative="1">
+      <w:start w:val="1"/>
+      <w:numFmt w:val="bullet"/>
+      <w:lvlText w:val=""/>
+      <w:lvlJc w:val="left"/>
+      <w:pPr>
+        <w:tabs>
+          <w:tab w:val="num" w:pos="5040"/>
+        </w:tabs>
+        <w:ind w:left="5040" w:hanging="360"/>
+      </w:pPr>
+      <w:rPr>
+        <w:rFonts w:ascii="Wingdings" w:hAnsi="Wingdings" w:hint="default"/>
+        <w:sz w:val="20"/>
+      </w:rPr>
+    </w:lvl>
+    <w:lvl w:ilvl="7" w:tentative="1">
+      <w:start w:val="1"/>
+      <w:numFmt w:val="bullet"/>
+      <w:lvlText w:val=""/>
+      <w:lvlJc w:val="left"/>
+      <w:pPr>
+        <w:tabs>
+          <w:tab w:val="num" w:pos="5760"/>
+        </w:tabs>
+        <w:ind w:left="5760" w:hanging="360"/>
+      </w:pPr>
+      <w:rPr>
+        <w:rFonts w:ascii="Wingdings" w:hAnsi="Wingdings" w:hint="default"/>
+        <w:sz w:val="20"/>
+      </w:rPr>
+    </w:lvl>
+    <w:lvl w:ilvl="8" w:tentative="1">
+      <w:start w:val="1"/>
+      <w:numFmt w:val="bullet"/>
+      <w:lvlText w:val=""/>
+      <w:lvlJc w:val="left"/>
+      <w:pPr>
+        <w:tabs>
+          <w:tab w:val="num" w:pos="6480"/>
+        </w:tabs>
+        <w:ind w:left="6480" w:hanging="360"/>
+      </w:pPr>
+      <w:rPr>
+        <w:rFonts w:ascii="Wingdings" w:hAnsi="Wingdings" w:hint="default"/>
+        <w:sz w:val="20"/>
+      </w:rPr>
+    </w:lvl>
+  </w:abstractNum>
+  <w:abstractNum w:abstractNumId="16" w15:restartNumberingAfterBreak="0">
+    <w:nsid w:val="0D785BED"/>
+    <w:multiLevelType w:val="multilevel"/>
+    <w:tmpl w:val="9716A110"/>
+    <w:lvl w:ilvl="0">
+      <w:start w:val="1"/>
+      <w:numFmt w:val="bullet"/>
+      <w:lvlText w:val=""/>
+      <w:lvlJc w:val="left"/>
+      <w:pPr>
+        <w:tabs>
+          <w:tab w:val="num" w:pos="720"/>
+        </w:tabs>
+        <w:ind w:left="720" w:hanging="360"/>
+      </w:pPr>
+      <w:rPr>
+        <w:rFonts w:ascii="Symbol" w:hAnsi="Symbol" w:hint="default"/>
+        <w:sz w:val="20"/>
+      </w:rPr>
+    </w:lvl>
+    <w:lvl w:ilvl="1" w:tentative="1">
+      <w:start w:val="1"/>
+      <w:numFmt w:val="bullet"/>
+      <w:lvlText w:val="o"/>
+      <w:lvlJc w:val="left"/>
+      <w:pPr>
+        <w:tabs>
+          <w:tab w:val="num" w:pos="1440"/>
+        </w:tabs>
+        <w:ind w:left="1440" w:hanging="360"/>
+      </w:pPr>
+      <w:rPr>
+        <w:rFonts w:ascii="Courier New" w:hAnsi="Courier New" w:hint="default"/>
+        <w:sz w:val="20"/>
+      </w:rPr>
+    </w:lvl>
+    <w:lvl w:ilvl="2" w:tentative="1">
+      <w:start w:val="1"/>
+      <w:numFmt w:val="bullet"/>
+      <w:lvlText w:val=""/>
+      <w:lvlJc w:val="left"/>
+      <w:pPr>
+        <w:tabs>
+          <w:tab w:val="num" w:pos="2160"/>
+        </w:tabs>
+        <w:ind w:left="2160" w:hanging="360"/>
+      </w:pPr>
+      <w:rPr>
+        <w:rFonts w:ascii="Wingdings" w:hAnsi="Wingdings" w:hint="default"/>
+        <w:sz w:val="20"/>
+      </w:rPr>
+    </w:lvl>
+    <w:lvl w:ilvl="3" w:tentative="1">
+      <w:start w:val="1"/>
+      <w:numFmt w:val="bullet"/>
+      <w:lvlText w:val=""/>
+      <w:lvlJc w:val="left"/>
+      <w:pPr>
+        <w:tabs>
+          <w:tab w:val="num" w:pos="2880"/>
+        </w:tabs>
+        <w:ind w:left="2880" w:hanging="360"/>
+      </w:pPr>
+      <w:rPr>
+        <w:rFonts w:ascii="Wingdings" w:hAnsi="Wingdings" w:hint="default"/>
+        <w:sz w:val="20"/>
+      </w:rPr>
+    </w:lvl>
+    <w:lvl w:ilvl="4" w:tentative="1">
+      <w:start w:val="1"/>
+      <w:numFmt w:val="bullet"/>
+      <w:lvlText w:val=""/>
+      <w:lvlJc w:val="left"/>
+      <w:pPr>
+        <w:tabs>
+          <w:tab w:val="num" w:pos="3600"/>
+        </w:tabs>
+        <w:ind w:left="3600" w:hanging="360"/>
+      </w:pPr>
+      <w:rPr>
+        <w:rFonts w:ascii="Wingdings" w:hAnsi="Wingdings" w:hint="default"/>
+        <w:sz w:val="20"/>
+      </w:rPr>
+    </w:lvl>
+    <w:lvl w:ilvl="5" w:tentative="1">
+      <w:start w:val="1"/>
+      <w:numFmt w:val="bullet"/>
+      <w:lvlText w:val=""/>
+      <w:lvlJc w:val="left"/>
+      <w:pPr>
+        <w:tabs>
+          <w:tab w:val="num" w:pos="4320"/>
+        </w:tabs>
+        <w:ind w:left="4320" w:hanging="360"/>
+      </w:pPr>
+      <w:rPr>
+        <w:rFonts w:ascii="Wingdings" w:hAnsi="Wingdings" w:hint="default"/>
+        <w:sz w:val="20"/>
+      </w:rPr>
+    </w:lvl>
+    <w:lvl w:ilvl="6" w:tentative="1">
+      <w:start w:val="1"/>
+      <w:numFmt w:val="bullet"/>
+      <w:lvlText w:val=""/>
+      <w:lvlJc w:val="left"/>
+      <w:pPr>
+        <w:tabs>
+          <w:tab w:val="num" w:pos="5040"/>
+        </w:tabs>
+        <w:ind w:left="5040" w:hanging="360"/>
+      </w:pPr>
+      <w:rPr>
+        <w:rFonts w:ascii="Wingdings" w:hAnsi="Wingdings" w:hint="default"/>
+        <w:sz w:val="20"/>
+      </w:rPr>
+    </w:lvl>
+    <w:lvl w:ilvl="7" w:tentative="1">
+      <w:start w:val="1"/>
+      <w:numFmt w:val="bullet"/>
+      <w:lvlText w:val=""/>
+      <w:lvlJc w:val="left"/>
+      <w:pPr>
+        <w:tabs>
+          <w:tab w:val="num" w:pos="5760"/>
+        </w:tabs>
+        <w:ind w:left="5760" w:hanging="360"/>
+      </w:pPr>
+      <w:rPr>
+        <w:rFonts w:ascii="Wingdings" w:hAnsi="Wingdings" w:hint="default"/>
+        <w:sz w:val="20"/>
+      </w:rPr>
+    </w:lvl>
+    <w:lvl w:ilvl="8" w:tentative="1">
+      <w:start w:val="1"/>
+      <w:numFmt w:val="bullet"/>
+      <w:lvlText w:val=""/>
+      <w:lvlJc w:val="left"/>
+      <w:pPr>
+        <w:tabs>
+          <w:tab w:val="num" w:pos="6480"/>
+        </w:tabs>
+        <w:ind w:left="6480" w:hanging="360"/>
+      </w:pPr>
+      <w:rPr>
+        <w:rFonts w:ascii="Wingdings" w:hAnsi="Wingdings" w:hint="default"/>
+        <w:sz w:val="20"/>
+      </w:rPr>
+    </w:lvl>
+  </w:abstractNum>
+  <w:abstractNum w:abstractNumId="17" w15:restartNumberingAfterBreak="0">
+    <w:nsid w:val="0D9418D5"/>
+    <w:multiLevelType w:val="multilevel"/>
+    <w:tmpl w:val="C4240E14"/>
+    <w:lvl w:ilvl="0">
+      <w:start w:val="9"/>
+      <w:numFmt w:val="decimal"/>
+      <w:lvlText w:val="%1."/>
+      <w:lvlJc w:val="left"/>
+      <w:pPr>
+        <w:tabs>
+          <w:tab w:val="num" w:pos="720"/>
+        </w:tabs>
+        <w:ind w:left="720" w:hanging="360"/>
+      </w:pPr>
+    </w:lvl>
+    <w:lvl w:ilvl="1" w:tentative="1">
+      <w:start w:val="1"/>
+      <w:numFmt w:val="decimal"/>
+      <w:lvlText w:val="%2."/>
+      <w:lvlJc w:val="left"/>
+      <w:pPr>
+        <w:tabs>
+          <w:tab w:val="num" w:pos="1440"/>
+        </w:tabs>
+        <w:ind w:left="1440" w:hanging="360"/>
+      </w:pPr>
+    </w:lvl>
+    <w:lvl w:ilvl="2" w:tentative="1">
+      <w:start w:val="1"/>
+      <w:numFmt w:val="decimal"/>
+      <w:lvlText w:val="%3."/>
+      <w:lvlJc w:val="left"/>
+      <w:pPr>
+        <w:tabs>
+          <w:tab w:val="num" w:pos="2160"/>
+        </w:tabs>
+        <w:ind w:left="2160" w:hanging="360"/>
+      </w:pPr>
+    </w:lvl>
+    <w:lvl w:ilvl="3" w:tentative="1">
+      <w:start w:val="1"/>
+      <w:numFmt w:val="decimal"/>
+      <w:lvlText w:val="%4."/>
+      <w:lvlJc w:val="left"/>
+      <w:pPr>
+        <w:tabs>
+          <w:tab w:val="num" w:pos="2880"/>
+        </w:tabs>
+        <w:ind w:left="2880" w:hanging="360"/>
+      </w:pPr>
+    </w:lvl>
+    <w:lvl w:ilvl="4" w:tentative="1">
+      <w:start w:val="1"/>
+      <w:numFmt w:val="decimal"/>
+      <w:lvlText w:val="%5."/>
+      <w:lvlJc w:val="left"/>
+      <w:pPr>
+        <w:tabs>
+          <w:tab w:val="num" w:pos="3600"/>
+        </w:tabs>
+        <w:ind w:left="3600" w:hanging="360"/>
+      </w:pPr>
+    </w:lvl>
+    <w:lvl w:ilvl="5" w:tentative="1">
+      <w:start w:val="1"/>
+      <w:numFmt w:val="decimal"/>
+      <w:lvlText w:val="%6."/>
+      <w:lvlJc w:val="left"/>
+      <w:pPr>
+        <w:tabs>
+          <w:tab w:val="num" w:pos="4320"/>
+        </w:tabs>
+        <w:ind w:left="4320" w:hanging="360"/>
+      </w:pPr>
+    </w:lvl>
+    <w:lvl w:ilvl="6" w:tentative="1">
+      <w:start w:val="1"/>
+      <w:numFmt w:val="decimal"/>
+      <w:lvlText w:val="%7."/>
+      <w:lvlJc w:val="left"/>
+      <w:pPr>
+        <w:tabs>
+          <w:tab w:val="num" w:pos="5040"/>
+        </w:tabs>
+        <w:ind w:left="5040" w:hanging="360"/>
+      </w:pPr>
+    </w:lvl>
+    <w:lvl w:ilvl="7" w:tentative="1">
+      <w:start w:val="1"/>
+      <w:numFmt w:val="decimal"/>
+      <w:lvlText w:val="%8."/>
+      <w:lvlJc w:val="left"/>
+      <w:pPr>
+        <w:tabs>
+          <w:tab w:val="num" w:pos="5760"/>
+        </w:tabs>
+        <w:ind w:left="5760" w:hanging="360"/>
+      </w:pPr>
+    </w:lvl>
+    <w:lvl w:ilvl="8" w:tentative="1">
+      <w:start w:val="1"/>
+      <w:numFmt w:val="decimal"/>
+      <w:lvlText w:val="%9."/>
+      <w:lvlJc w:val="left"/>
+      <w:pPr>
+        <w:tabs>
+          <w:tab w:val="num" w:pos="6480"/>
+        </w:tabs>
+        <w:ind w:left="6480" w:hanging="360"/>
+      </w:pPr>
+    </w:lvl>
+  </w:abstractNum>
+  <w:abstractNum w:abstractNumId="18" w15:restartNumberingAfterBreak="0">
+    <w:nsid w:val="10D03F43"/>
+    <w:multiLevelType w:val="multilevel"/>
+    <w:tmpl w:val="5A66743E"/>
+    <w:lvl w:ilvl="0">
+      <w:start w:val="1"/>
+      <w:numFmt w:val="bullet"/>
+      <w:lvlText w:val=""/>
+      <w:lvlJc w:val="left"/>
+      <w:pPr>
+        <w:tabs>
+          <w:tab w:val="num" w:pos="720"/>
+        </w:tabs>
+        <w:ind w:left="720" w:hanging="360"/>
+      </w:pPr>
+      <w:rPr>
+        <w:rFonts w:ascii="Symbol" w:hAnsi="Symbol" w:hint="default"/>
+        <w:sz w:val="20"/>
+      </w:rPr>
+    </w:lvl>
+    <w:lvl w:ilvl="1" w:tentative="1">
+      <w:start w:val="1"/>
+      <w:numFmt w:val="bullet"/>
+      <w:lvlText w:val="o"/>
+      <w:lvlJc w:val="left"/>
+      <w:pPr>
+        <w:tabs>
+          <w:tab w:val="num" w:pos="1440"/>
+        </w:tabs>
+        <w:ind w:left="1440" w:hanging="360"/>
+      </w:pPr>
+      <w:rPr>
+        <w:rFonts w:ascii="Courier New" w:hAnsi="Courier New" w:hint="default"/>
+        <w:sz w:val="20"/>
+      </w:rPr>
+    </w:lvl>
+    <w:lvl w:ilvl="2" w:tentative="1">
+      <w:start w:val="1"/>
+      <w:numFmt w:val="bullet"/>
+      <w:lvlText w:val=""/>
+      <w:lvlJc w:val="left"/>
+      <w:pPr>
+        <w:tabs>
+          <w:tab w:val="num" w:pos="2160"/>
+        </w:tabs>
+        <w:ind w:left="2160" w:hanging="360"/>
+      </w:pPr>
+      <w:rPr>
+        <w:rFonts w:ascii="Wingdings" w:hAnsi="Wingdings" w:hint="default"/>
+        <w:sz w:val="20"/>
+      </w:rPr>
+    </w:lvl>
+    <w:lvl w:ilvl="3" w:tentative="1">
+      <w:start w:val="1"/>
+      <w:numFmt w:val="bullet"/>
+      <w:lvlText w:val=""/>
+      <w:lvlJc w:val="left"/>
+      <w:pPr>
+        <w:tabs>
+          <w:tab w:val="num" w:pos="2880"/>
+        </w:tabs>
+        <w:ind w:left="2880" w:hanging="360"/>
+      </w:pPr>
+      <w:rPr>
+        <w:rFonts w:ascii="Wingdings" w:hAnsi="Wingdings" w:hint="default"/>
+        <w:sz w:val="20"/>
+      </w:rPr>
+    </w:lvl>
+    <w:lvl w:ilvl="4" w:tentative="1">
+      <w:start w:val="1"/>
+      <w:numFmt w:val="bullet"/>
+      <w:lvlText w:val=""/>
+      <w:lvlJc w:val="left"/>
+      <w:pPr>
+        <w:tabs>
+          <w:tab w:val="num" w:pos="3600"/>
+        </w:tabs>
+        <w:ind w:left="3600" w:hanging="360"/>
+      </w:pPr>
+      <w:rPr>
+        <w:rFonts w:ascii="Wingdings" w:hAnsi="Wingdings" w:hint="default"/>
+        <w:sz w:val="20"/>
+      </w:rPr>
+    </w:lvl>
+    <w:lvl w:ilvl="5" w:tentative="1">
+      <w:start w:val="1"/>
+      <w:numFmt w:val="bullet"/>
+      <w:lvlText w:val=""/>
+      <w:lvlJc w:val="left"/>
+      <w:pPr>
+        <w:tabs>
+          <w:tab w:val="num" w:pos="4320"/>
+        </w:tabs>
+        <w:ind w:left="4320" w:hanging="360"/>
+      </w:pPr>
+      <w:rPr>
+        <w:rFonts w:ascii="Wingdings" w:hAnsi="Wingdings" w:hint="default"/>
+        <w:sz w:val="20"/>
+      </w:rPr>
+    </w:lvl>
+    <w:lvl w:ilvl="6" w:tentative="1">
+      <w:start w:val="1"/>
+      <w:numFmt w:val="bullet"/>
+      <w:lvlText w:val=""/>
+      <w:lvlJc w:val="left"/>
+      <w:pPr>
+        <w:tabs>
+          <w:tab w:val="num" w:pos="5040"/>
+        </w:tabs>
+        <w:ind w:left="5040" w:hanging="360"/>
+      </w:pPr>
+      <w:rPr>
+        <w:rFonts w:ascii="Wingdings" w:hAnsi="Wingdings" w:hint="default"/>
+        <w:sz w:val="20"/>
+      </w:rPr>
+    </w:lvl>
+    <w:lvl w:ilvl="7" w:tentative="1">
+      <w:start w:val="1"/>
+      <w:numFmt w:val="bullet"/>
+      <w:lvlText w:val=""/>
+      <w:lvlJc w:val="left"/>
+      <w:pPr>
+        <w:tabs>
+          <w:tab w:val="num" w:pos="5760"/>
+        </w:tabs>
+        <w:ind w:left="5760" w:hanging="360"/>
+      </w:pPr>
+      <w:rPr>
+        <w:rFonts w:ascii="Wingdings" w:hAnsi="Wingdings" w:hint="default"/>
+        <w:sz w:val="20"/>
+      </w:rPr>
+    </w:lvl>
+    <w:lvl w:ilvl="8" w:tentative="1">
+      <w:start w:val="1"/>
+      <w:numFmt w:val="bullet"/>
+      <w:lvlText w:val=""/>
+      <w:lvlJc w:val="left"/>
+      <w:pPr>
+        <w:tabs>
+          <w:tab w:val="num" w:pos="6480"/>
+        </w:tabs>
+        <w:ind w:left="6480" w:hanging="360"/>
+      </w:pPr>
+      <w:rPr>
+        <w:rFonts w:ascii="Wingdings" w:hAnsi="Wingdings" w:hint="default"/>
+        <w:sz w:val="20"/>
+      </w:rPr>
+    </w:lvl>
+  </w:abstractNum>
+  <w:abstractNum w:abstractNumId="19" w15:restartNumberingAfterBreak="0">
+    <w:nsid w:val="136A7B4A"/>
+    <w:multiLevelType w:val="multilevel"/>
+    <w:tmpl w:val="1DEC2E1E"/>
+    <w:lvl w:ilvl="0">
+      <w:start w:val="1"/>
+      <w:numFmt w:val="bullet"/>
+      <w:lvlText w:val=""/>
+      <w:lvlJc w:val="left"/>
+      <w:pPr>
+        <w:tabs>
+          <w:tab w:val="num" w:pos="720"/>
+        </w:tabs>
+        <w:ind w:left="720" w:hanging="360"/>
+      </w:pPr>
+      <w:rPr>
+        <w:rFonts w:ascii="Symbol" w:hAnsi="Symbol" w:hint="default"/>
+        <w:sz w:val="20"/>
+      </w:rPr>
+    </w:lvl>
+    <w:lvl w:ilvl="1" w:tentative="1">
+      <w:start w:val="1"/>
+      <w:numFmt w:val="bullet"/>
+      <w:lvlText w:val="o"/>
+      <w:lvlJc w:val="left"/>
+      <w:pPr>
+        <w:tabs>
+          <w:tab w:val="num" w:pos="1440"/>
+        </w:tabs>
+        <w:ind w:left="1440" w:hanging="360"/>
+      </w:pPr>
+      <w:rPr>
+        <w:rFonts w:ascii="Courier New" w:hAnsi="Courier New" w:hint="default"/>
+        <w:sz w:val="20"/>
+      </w:rPr>
+    </w:lvl>
+    <w:lvl w:ilvl="2" w:tentative="1">
+      <w:start w:val="1"/>
+      <w:numFmt w:val="bullet"/>
+      <w:lvlText w:val=""/>
+      <w:lvlJc w:val="left"/>
+      <w:pPr>
+        <w:tabs>
+          <w:tab w:val="num" w:pos="2160"/>
+        </w:tabs>
+        <w:ind w:left="2160" w:hanging="360"/>
+      </w:pPr>
+      <w:rPr>
+        <w:rFonts w:ascii="Wingdings" w:hAnsi="Wingdings" w:hint="default"/>
+        <w:sz w:val="20"/>
+      </w:rPr>
+    </w:lvl>
+    <w:lvl w:ilvl="3" w:tentative="1">
+      <w:start w:val="1"/>
+      <w:numFmt w:val="bullet"/>
+      <w:lvlText w:val=""/>
+      <w:lvlJc w:val="left"/>
+      <w:pPr>
+        <w:tabs>
+          <w:tab w:val="num" w:pos="2880"/>
+        </w:tabs>
+        <w:ind w:left="2880" w:hanging="360"/>
+      </w:pPr>
+      <w:rPr>
+        <w:rFonts w:ascii="Wingdings" w:hAnsi="Wingdings" w:hint="default"/>
+        <w:sz w:val="20"/>
+      </w:rPr>
+    </w:lvl>
+    <w:lvl w:ilvl="4" w:tentative="1">
+      <w:start w:val="1"/>
+      <w:numFmt w:val="bullet"/>
+      <w:lvlText w:val=""/>
+      <w:lvlJc w:val="left"/>
+      <w:pPr>
+        <w:tabs>
+          <w:tab w:val="num" w:pos="3600"/>
+        </w:tabs>
+        <w:ind w:left="3600" w:hanging="360"/>
+      </w:pPr>
+      <w:rPr>
+        <w:rFonts w:ascii="Wingdings" w:hAnsi="Wingdings" w:hint="default"/>
+        <w:sz w:val="20"/>
+      </w:rPr>
+    </w:lvl>
+    <w:lvl w:ilvl="5" w:tentative="1">
+      <w:start w:val="1"/>
+      <w:numFmt w:val="bullet"/>
+      <w:lvlText w:val=""/>
+      <w:lvlJc w:val="left"/>
+      <w:pPr>
+        <w:tabs>
+          <w:tab w:val="num" w:pos="4320"/>
+        </w:tabs>
+        <w:ind w:left="4320" w:hanging="360"/>
+      </w:pPr>
+      <w:rPr>
+        <w:rFonts w:ascii="Wingdings" w:hAnsi="Wingdings" w:hint="default"/>
+        <w:sz w:val="20"/>
+      </w:rPr>
+    </w:lvl>
+    <w:lvl w:ilvl="6" w:tentative="1">
+      <w:start w:val="1"/>
+      <w:numFmt w:val="bullet"/>
+      <w:lvlText w:val=""/>
+      <w:lvlJc w:val="left"/>
+      <w:pPr>
+        <w:tabs>
+          <w:tab w:val="num" w:pos="5040"/>
+        </w:tabs>
+        <w:ind w:left="5040" w:hanging="360"/>
+      </w:pPr>
+      <w:rPr>
+        <w:rFonts w:ascii="Wingdings" w:hAnsi="Wingdings" w:hint="default"/>
+        <w:sz w:val="20"/>
+      </w:rPr>
+    </w:lvl>
+    <w:lvl w:ilvl="7" w:tentative="1">
+      <w:start w:val="1"/>
+      <w:numFmt w:val="bullet"/>
+      <w:lvlText w:val=""/>
+      <w:lvlJc w:val="left"/>
+      <w:pPr>
+        <w:tabs>
+          <w:tab w:val="num" w:pos="5760"/>
+        </w:tabs>
+        <w:ind w:left="5760" w:hanging="360"/>
+      </w:pPr>
+      <w:rPr>
+        <w:rFonts w:ascii="Wingdings" w:hAnsi="Wingdings" w:hint="default"/>
+        <w:sz w:val="20"/>
+      </w:rPr>
+    </w:lvl>
+    <w:lvl w:ilvl="8" w:tentative="1">
+      <w:start w:val="1"/>
+      <w:numFmt w:val="bullet"/>
+      <w:lvlText w:val=""/>
+      <w:lvlJc w:val="left"/>
+      <w:pPr>
+        <w:tabs>
+          <w:tab w:val="num" w:pos="6480"/>
+        </w:tabs>
+        <w:ind w:left="6480" w:hanging="360"/>
+      </w:pPr>
+      <w:rPr>
+        <w:rFonts w:ascii="Wingdings" w:hAnsi="Wingdings" w:hint="default"/>
+        <w:sz w:val="20"/>
+      </w:rPr>
+    </w:lvl>
+  </w:abstractNum>
+  <w:abstractNum w:abstractNumId="20" w15:restartNumberingAfterBreak="0">
+    <w:nsid w:val="159A7294"/>
+    <w:multiLevelType w:val="multilevel"/>
+    <w:tmpl w:val="B37408C6"/>
+    <w:lvl w:ilvl="0">
+      <w:start w:val="1"/>
+      <w:numFmt w:val="bullet"/>
+      <w:lvlText w:val=""/>
+      <w:lvlJc w:val="left"/>
+      <w:pPr>
+        <w:tabs>
+          <w:tab w:val="num" w:pos="720"/>
+        </w:tabs>
+        <w:ind w:left="720" w:hanging="360"/>
+      </w:pPr>
+      <w:rPr>
+        <w:rFonts w:ascii="Symbol" w:hAnsi="Symbol" w:hint="default"/>
+        <w:sz w:val="20"/>
+      </w:rPr>
+    </w:lvl>
+    <w:lvl w:ilvl="1" w:tentative="1">
+      <w:start w:val="1"/>
+      <w:numFmt w:val="bullet"/>
+      <w:lvlText w:val="o"/>
+      <w:lvlJc w:val="left"/>
+      <w:pPr>
+        <w:tabs>
+          <w:tab w:val="num" w:pos="1440"/>
+        </w:tabs>
+        <w:ind w:left="1440" w:hanging="360"/>
+      </w:pPr>
+      <w:rPr>
+        <w:rFonts w:ascii="Courier New" w:hAnsi="Courier New" w:hint="default"/>
+        <w:sz w:val="20"/>
+      </w:rPr>
+    </w:lvl>
+    <w:lvl w:ilvl="2" w:tentative="1">
+      <w:start w:val="1"/>
+      <w:numFmt w:val="bullet"/>
+      <w:lvlText w:val=""/>
+      <w:lvlJc w:val="left"/>
+      <w:pPr>
+        <w:tabs>
+          <w:tab w:val="num" w:pos="2160"/>
+        </w:tabs>
+        <w:ind w:left="2160" w:hanging="360"/>
+      </w:pPr>
+      <w:rPr>
+        <w:rFonts w:ascii="Wingdings" w:hAnsi="Wingdings" w:hint="default"/>
+        <w:sz w:val="20"/>
+      </w:rPr>
+    </w:lvl>
+    <w:lvl w:ilvl="3" w:tentative="1">
+      <w:start w:val="1"/>
+      <w:numFmt w:val="bullet"/>
+      <w:lvlText w:val=""/>
+      <w:lvlJc w:val="left"/>
+      <w:pPr>
+        <w:tabs>
+          <w:tab w:val="num" w:pos="2880"/>
+        </w:tabs>
+        <w:ind w:left="2880" w:hanging="360"/>
+      </w:pPr>
+      <w:rPr>
+        <w:rFonts w:ascii="Wingdings" w:hAnsi="Wingdings" w:hint="default"/>
+        <w:sz w:val="20"/>
+      </w:rPr>
+    </w:lvl>
+    <w:lvl w:ilvl="4" w:tentative="1">
+      <w:start w:val="1"/>
+      <w:numFmt w:val="bullet"/>
+      <w:lvlText w:val=""/>
+      <w:lvlJc w:val="left"/>
+      <w:pPr>
+        <w:tabs>
+          <w:tab w:val="num" w:pos="3600"/>
+        </w:tabs>
+        <w:ind w:left="3600" w:hanging="360"/>
+      </w:pPr>
+      <w:rPr>
+        <w:rFonts w:ascii="Wingdings" w:hAnsi="Wingdings" w:hint="default"/>
+        <w:sz w:val="20"/>
+      </w:rPr>
+    </w:lvl>
+    <w:lvl w:ilvl="5" w:tentative="1">
+      <w:start w:val="1"/>
+      <w:numFmt w:val="bullet"/>
+      <w:lvlText w:val=""/>
+      <w:lvlJc w:val="left"/>
+      <w:pPr>
+        <w:tabs>
+          <w:tab w:val="num" w:pos="4320"/>
+        </w:tabs>
+        <w:ind w:left="4320" w:hanging="360"/>
+      </w:pPr>
+      <w:rPr>
+        <w:rFonts w:ascii="Wingdings" w:hAnsi="Wingdings" w:hint="default"/>
+        <w:sz w:val="20"/>
+      </w:rPr>
+    </w:lvl>
+    <w:lvl w:ilvl="6" w:tentative="1">
+      <w:start w:val="1"/>
+      <w:numFmt w:val="bullet"/>
+      <w:lvlText w:val=""/>
+      <w:lvlJc w:val="left"/>
+      <w:pPr>
+        <w:tabs>
+          <w:tab w:val="num" w:pos="5040"/>
+        </w:tabs>
+        <w:ind w:left="5040" w:hanging="360"/>
+      </w:pPr>
+      <w:rPr>
+        <w:rFonts w:ascii="Wingdings" w:hAnsi="Wingdings" w:hint="default"/>
+        <w:sz w:val="20"/>
+      </w:rPr>
+    </w:lvl>
+    <w:lvl w:ilvl="7" w:tentative="1">
+      <w:start w:val="1"/>
+      <w:numFmt w:val="bullet"/>
+      <w:lvlText w:val=""/>
+      <w:lvlJc w:val="left"/>
+      <w:pPr>
+        <w:tabs>
+          <w:tab w:val="num" w:pos="5760"/>
+        </w:tabs>
+        <w:ind w:left="5760" w:hanging="360"/>
+      </w:pPr>
+      <w:rPr>
+        <w:rFonts w:ascii="Wingdings" w:hAnsi="Wingdings" w:hint="default"/>
+        <w:sz w:val="20"/>
+      </w:rPr>
+    </w:lvl>
+    <w:lvl w:ilvl="8" w:tentative="1">
+      <w:start w:val="1"/>
+      <w:numFmt w:val="bullet"/>
+      <w:lvlText w:val=""/>
+      <w:lvlJc w:val="left"/>
+      <w:pPr>
+        <w:tabs>
+          <w:tab w:val="num" w:pos="6480"/>
+        </w:tabs>
+        <w:ind w:left="6480" w:hanging="360"/>
+      </w:pPr>
+      <w:rPr>
+        <w:rFonts w:ascii="Wingdings" w:hAnsi="Wingdings" w:hint="default"/>
+        <w:sz w:val="20"/>
+      </w:rPr>
+    </w:lvl>
+  </w:abstractNum>
+  <w:abstractNum w:abstractNumId="21" w15:restartNumberingAfterBreak="0">
+    <w:nsid w:val="15B45774"/>
+    <w:multiLevelType w:val="multilevel"/>
+    <w:tmpl w:val="AC3626A0"/>
+    <w:lvl w:ilvl="0">
+      <w:start w:val="6"/>
+      <w:numFmt w:val="decimal"/>
+      <w:lvlText w:val="%1."/>
+      <w:lvlJc w:val="left"/>
+      <w:pPr>
+        <w:tabs>
+          <w:tab w:val="num" w:pos="720"/>
+        </w:tabs>
+        <w:ind w:left="720" w:hanging="360"/>
+      </w:pPr>
+    </w:lvl>
+    <w:lvl w:ilvl="1" w:tentative="1">
+      <w:start w:val="1"/>
+      <w:numFmt w:val="decimal"/>
+      <w:lvlText w:val="%2."/>
+      <w:lvlJc w:val="left"/>
+      <w:pPr>
+        <w:tabs>
+          <w:tab w:val="num" w:pos="1440"/>
+        </w:tabs>
+        <w:ind w:left="1440" w:hanging="360"/>
+      </w:pPr>
+    </w:lvl>
+    <w:lvl w:ilvl="2" w:tentative="1">
+      <w:start w:val="1"/>
+      <w:numFmt w:val="decimal"/>
+      <w:lvlText w:val="%3."/>
+      <w:lvlJc w:val="left"/>
+      <w:pPr>
+        <w:tabs>
+          <w:tab w:val="num" w:pos="2160"/>
+        </w:tabs>
+        <w:ind w:left="2160" w:hanging="360"/>
+      </w:pPr>
+    </w:lvl>
+    <w:lvl w:ilvl="3" w:tentative="1">
+      <w:start w:val="1"/>
+      <w:numFmt w:val="decimal"/>
+      <w:lvlText w:val="%4."/>
+      <w:lvlJc w:val="left"/>
+      <w:pPr>
+        <w:tabs>
+          <w:tab w:val="num" w:pos="2880"/>
+        </w:tabs>
+        <w:ind w:left="2880" w:hanging="360"/>
+      </w:pPr>
+    </w:lvl>
+    <w:lvl w:ilvl="4" w:tentative="1">
+      <w:start w:val="1"/>
+      <w:numFmt w:val="decimal"/>
+      <w:lvlText w:val="%5."/>
+      <w:lvlJc w:val="left"/>
+      <w:pPr>
+        <w:tabs>
+          <w:tab w:val="num" w:pos="3600"/>
+        </w:tabs>
+        <w:ind w:left="3600" w:hanging="360"/>
+      </w:pPr>
+    </w:lvl>
+    <w:lvl w:ilvl="5" w:tentative="1">
+      <w:start w:val="1"/>
+      <w:numFmt w:val="decimal"/>
+      <w:lvlText w:val="%6."/>
+      <w:lvlJc w:val="left"/>
+      <w:pPr>
+        <w:tabs>
+          <w:tab w:val="num" w:pos="4320"/>
+        </w:tabs>
+        <w:ind w:left="4320" w:hanging="360"/>
+      </w:pPr>
+    </w:lvl>
+    <w:lvl w:ilvl="6" w:tentative="1">
+      <w:start w:val="1"/>
+      <w:numFmt w:val="decimal"/>
+      <w:lvlText w:val="%7."/>
+      <w:lvlJc w:val="left"/>
+      <w:pPr>
+        <w:tabs>
+          <w:tab w:val="num" w:pos="5040"/>
+        </w:tabs>
+        <w:ind w:left="5040" w:hanging="360"/>
+      </w:pPr>
+    </w:lvl>
+    <w:lvl w:ilvl="7" w:tentative="1">
+      <w:start w:val="1"/>
+      <w:numFmt w:val="decimal"/>
+      <w:lvlText w:val="%8."/>
+      <w:lvlJc w:val="left"/>
+      <w:pPr>
+        <w:tabs>
+          <w:tab w:val="num" w:pos="5760"/>
+        </w:tabs>
+        <w:ind w:left="5760" w:hanging="360"/>
+      </w:pPr>
+    </w:lvl>
+    <w:lvl w:ilvl="8" w:tentative="1">
+      <w:start w:val="1"/>
+      <w:numFmt w:val="decimal"/>
+      <w:lvlText w:val="%9."/>
+      <w:lvlJc w:val="left"/>
+      <w:pPr>
+        <w:tabs>
+          <w:tab w:val="num" w:pos="6480"/>
+        </w:tabs>
+        <w:ind w:left="6480" w:hanging="360"/>
+      </w:pPr>
+    </w:lvl>
+  </w:abstractNum>
+  <w:abstractNum w:abstractNumId="22" w15:restartNumberingAfterBreak="0">
     <w:nsid w:val="160A3CF3"/>
     <w:multiLevelType w:val="multilevel"/>
     <w:tmpl w:val="CC92BBA4"/>
@@ -12796,7 +16179,7 @@
       </w:rPr>
     </w:lvl>
   </w:abstractNum>
-  <w:abstractNum w:abstractNumId="10" w15:restartNumberingAfterBreak="0">
+  <w:abstractNum w:abstractNumId="23" w15:restartNumberingAfterBreak="0">
     <w:nsid w:val="1A26560A"/>
     <w:multiLevelType w:val="multilevel"/>
     <w:tmpl w:val="2C668994"/>
@@ -12909,7 +16292,7 @@
       </w:pPr>
     </w:lvl>
   </w:abstractNum>
-  <w:abstractNum w:abstractNumId="11" w15:restartNumberingAfterBreak="0">
+  <w:abstractNum w:abstractNumId="24" w15:restartNumberingAfterBreak="0">
     <w:nsid w:val="1AE916EA"/>
     <w:multiLevelType w:val="hybridMultilevel"/>
     <w:tmpl w:val="921253B0"/>
@@ -13023,7 +16406,156 @@
       </w:rPr>
     </w:lvl>
   </w:abstractNum>
-  <w:abstractNum w:abstractNumId="12" w15:restartNumberingAfterBreak="0">
+  <w:abstractNum w:abstractNumId="25" w15:restartNumberingAfterBreak="0">
+    <w:nsid w:val="1B1811D1"/>
+    <w:multiLevelType w:val="multilevel"/>
+    <w:tmpl w:val="46D6F880"/>
+    <w:lvl w:ilvl="0">
+      <w:start w:val="1"/>
+      <w:numFmt w:val="bullet"/>
+      <w:lvlText w:val=""/>
+      <w:lvlJc w:val="left"/>
+      <w:pPr>
+        <w:tabs>
+          <w:tab w:val="num" w:pos="720"/>
+        </w:tabs>
+        <w:ind w:left="720" w:hanging="360"/>
+      </w:pPr>
+      <w:rPr>
+        <w:rFonts w:ascii="Symbol" w:hAnsi="Symbol" w:hint="default"/>
+        <w:sz w:val="20"/>
+      </w:rPr>
+    </w:lvl>
+    <w:lvl w:ilvl="1" w:tentative="1">
+      <w:start w:val="1"/>
+      <w:numFmt w:val="bullet"/>
+      <w:lvlText w:val="o"/>
+      <w:lvlJc w:val="left"/>
+      <w:pPr>
+        <w:tabs>
+          <w:tab w:val="num" w:pos="1440"/>
+        </w:tabs>
+        <w:ind w:left="1440" w:hanging="360"/>
+      </w:pPr>
+      <w:rPr>
+        <w:rFonts w:ascii="Courier New" w:hAnsi="Courier New" w:hint="default"/>
+        <w:sz w:val="20"/>
+      </w:rPr>
+    </w:lvl>
+    <w:lvl w:ilvl="2" w:tentative="1">
+      <w:start w:val="1"/>
+      <w:numFmt w:val="bullet"/>
+      <w:lvlText w:val=""/>
+      <w:lvlJc w:val="left"/>
+      <w:pPr>
+        <w:tabs>
+          <w:tab w:val="num" w:pos="2160"/>
+        </w:tabs>
+        <w:ind w:left="2160" w:hanging="360"/>
+      </w:pPr>
+      <w:rPr>
+        <w:rFonts w:ascii="Wingdings" w:hAnsi="Wingdings" w:hint="default"/>
+        <w:sz w:val="20"/>
+      </w:rPr>
+    </w:lvl>
+    <w:lvl w:ilvl="3" w:tentative="1">
+      <w:start w:val="1"/>
+      <w:numFmt w:val="bullet"/>
+      <w:lvlText w:val=""/>
+      <w:lvlJc w:val="left"/>
+      <w:pPr>
+        <w:tabs>
+          <w:tab w:val="num" w:pos="2880"/>
+        </w:tabs>
+        <w:ind w:left="2880" w:hanging="360"/>
+      </w:pPr>
+      <w:rPr>
+        <w:rFonts w:ascii="Wingdings" w:hAnsi="Wingdings" w:hint="default"/>
+        <w:sz w:val="20"/>
+      </w:rPr>
+    </w:lvl>
+    <w:lvl w:ilvl="4" w:tentative="1">
+      <w:start w:val="1"/>
+      <w:numFmt w:val="bullet"/>
+      <w:lvlText w:val=""/>
+      <w:lvlJc w:val="left"/>
+      <w:pPr>
+        <w:tabs>
+          <w:tab w:val="num" w:pos="3600"/>
+        </w:tabs>
+        <w:ind w:left="3600" w:hanging="360"/>
+      </w:pPr>
+      <w:rPr>
+        <w:rFonts w:ascii="Wingdings" w:hAnsi="Wingdings" w:hint="default"/>
+        <w:sz w:val="20"/>
+      </w:rPr>
+    </w:lvl>
+    <w:lvl w:ilvl="5" w:tentative="1">
+      <w:start w:val="1"/>
+      <w:numFmt w:val="bullet"/>
+      <w:lvlText w:val=""/>
+      <w:lvlJc w:val="left"/>
+      <w:pPr>
+        <w:tabs>
+          <w:tab w:val="num" w:pos="4320"/>
+        </w:tabs>
+        <w:ind w:left="4320" w:hanging="360"/>
+      </w:pPr>
+      <w:rPr>
+        <w:rFonts w:ascii="Wingdings" w:hAnsi="Wingdings" w:hint="default"/>
+        <w:sz w:val="20"/>
+      </w:rPr>
+    </w:lvl>
+    <w:lvl w:ilvl="6" w:tentative="1">
+      <w:start w:val="1"/>
+      <w:numFmt w:val="bullet"/>
+      <w:lvlText w:val=""/>
+      <w:lvlJc w:val="left"/>
+      <w:pPr>
+        <w:tabs>
+          <w:tab w:val="num" w:pos="5040"/>
+        </w:tabs>
+        <w:ind w:left="5040" w:hanging="360"/>
+      </w:pPr>
+      <w:rPr>
+        <w:rFonts w:ascii="Wingdings" w:hAnsi="Wingdings" w:hint="default"/>
+        <w:sz w:val="20"/>
+      </w:rPr>
+    </w:lvl>
+    <w:lvl w:ilvl="7" w:tentative="1">
+      <w:start w:val="1"/>
+      <w:numFmt w:val="bullet"/>
+      <w:lvlText w:val=""/>
+      <w:lvlJc w:val="left"/>
+      <w:pPr>
+        <w:tabs>
+          <w:tab w:val="num" w:pos="5760"/>
+        </w:tabs>
+        <w:ind w:left="5760" w:hanging="360"/>
+      </w:pPr>
+      <w:rPr>
+        <w:rFonts w:ascii="Wingdings" w:hAnsi="Wingdings" w:hint="default"/>
+        <w:sz w:val="20"/>
+      </w:rPr>
+    </w:lvl>
+    <w:lvl w:ilvl="8" w:tentative="1">
+      <w:start w:val="1"/>
+      <w:numFmt w:val="bullet"/>
+      <w:lvlText w:val=""/>
+      <w:lvlJc w:val="left"/>
+      <w:pPr>
+        <w:tabs>
+          <w:tab w:val="num" w:pos="6480"/>
+        </w:tabs>
+        <w:ind w:left="6480" w:hanging="360"/>
+      </w:pPr>
+      <w:rPr>
+        <w:rFonts w:ascii="Wingdings" w:hAnsi="Wingdings" w:hint="default"/>
+        <w:sz w:val="20"/>
+      </w:rPr>
+    </w:lvl>
+  </w:abstractNum>
+  <w:abstractNum w:abstractNumId="26" w15:restartNumberingAfterBreak="0">
     <w:nsid w:val="1D586067"/>
     <w:multiLevelType w:val="multilevel"/>
     <w:tmpl w:val="13F03DC0"/>
@@ -13172,7 +16704,7 @@
       </w:rPr>
     </w:lvl>
   </w:abstractNum>
-  <w:abstractNum w:abstractNumId="13" w15:restartNumberingAfterBreak="0">
+  <w:abstractNum w:abstractNumId="27" w15:restartNumberingAfterBreak="0">
     <w:nsid w:val="22E15A75"/>
     <w:multiLevelType w:val="multilevel"/>
     <w:tmpl w:val="F6FA9E34"/>
@@ -13321,7 +16853,454 @@
       </w:rPr>
     </w:lvl>
   </w:abstractNum>
-  <w:abstractNum w:abstractNumId="14" w15:restartNumberingAfterBreak="0">
+  <w:abstractNum w:abstractNumId="28" w15:restartNumberingAfterBreak="0">
+    <w:nsid w:val="259C12D4"/>
+    <w:multiLevelType w:val="multilevel"/>
+    <w:tmpl w:val="2272B064"/>
+    <w:lvl w:ilvl="0">
+      <w:start w:val="1"/>
+      <w:numFmt w:val="bullet"/>
+      <w:lvlText w:val=""/>
+      <w:lvlJc w:val="left"/>
+      <w:pPr>
+        <w:tabs>
+          <w:tab w:val="num" w:pos="720"/>
+        </w:tabs>
+        <w:ind w:left="720" w:hanging="360"/>
+      </w:pPr>
+      <w:rPr>
+        <w:rFonts w:ascii="Symbol" w:hAnsi="Symbol" w:hint="default"/>
+        <w:sz w:val="20"/>
+      </w:rPr>
+    </w:lvl>
+    <w:lvl w:ilvl="1" w:tentative="1">
+      <w:start w:val="1"/>
+      <w:numFmt w:val="bullet"/>
+      <w:lvlText w:val="o"/>
+      <w:lvlJc w:val="left"/>
+      <w:pPr>
+        <w:tabs>
+          <w:tab w:val="num" w:pos="1440"/>
+        </w:tabs>
+        <w:ind w:left="1440" w:hanging="360"/>
+      </w:pPr>
+      <w:rPr>
+        <w:rFonts w:ascii="Courier New" w:hAnsi="Courier New" w:hint="default"/>
+        <w:sz w:val="20"/>
+      </w:rPr>
+    </w:lvl>
+    <w:lvl w:ilvl="2" w:tentative="1">
+      <w:start w:val="1"/>
+      <w:numFmt w:val="bullet"/>
+      <w:lvlText w:val=""/>
+      <w:lvlJc w:val="left"/>
+      <w:pPr>
+        <w:tabs>
+          <w:tab w:val="num" w:pos="2160"/>
+        </w:tabs>
+        <w:ind w:left="2160" w:hanging="360"/>
+      </w:pPr>
+      <w:rPr>
+        <w:rFonts w:ascii="Wingdings" w:hAnsi="Wingdings" w:hint="default"/>
+        <w:sz w:val="20"/>
+      </w:rPr>
+    </w:lvl>
+    <w:lvl w:ilvl="3" w:tentative="1">
+      <w:start w:val="1"/>
+      <w:numFmt w:val="bullet"/>
+      <w:lvlText w:val=""/>
+      <w:lvlJc w:val="left"/>
+      <w:pPr>
+        <w:tabs>
+          <w:tab w:val="num" w:pos="2880"/>
+        </w:tabs>
+        <w:ind w:left="2880" w:hanging="360"/>
+      </w:pPr>
+      <w:rPr>
+        <w:rFonts w:ascii="Wingdings" w:hAnsi="Wingdings" w:hint="default"/>
+        <w:sz w:val="20"/>
+      </w:rPr>
+    </w:lvl>
+    <w:lvl w:ilvl="4" w:tentative="1">
+      <w:start w:val="1"/>
+      <w:numFmt w:val="bullet"/>
+      <w:lvlText w:val=""/>
+      <w:lvlJc w:val="left"/>
+      <w:pPr>
+        <w:tabs>
+          <w:tab w:val="num" w:pos="3600"/>
+        </w:tabs>
+        <w:ind w:left="3600" w:hanging="360"/>
+      </w:pPr>
+      <w:rPr>
+        <w:rFonts w:ascii="Wingdings" w:hAnsi="Wingdings" w:hint="default"/>
+        <w:sz w:val="20"/>
+      </w:rPr>
+    </w:lvl>
+    <w:lvl w:ilvl="5" w:tentative="1">
+      <w:start w:val="1"/>
+      <w:numFmt w:val="bullet"/>
+      <w:lvlText w:val=""/>
+      <w:lvlJc w:val="left"/>
+      <w:pPr>
+        <w:tabs>
+          <w:tab w:val="num" w:pos="4320"/>
+        </w:tabs>
+        <w:ind w:left="4320" w:hanging="360"/>
+      </w:pPr>
+      <w:rPr>
+        <w:rFonts w:ascii="Wingdings" w:hAnsi="Wingdings" w:hint="default"/>
+        <w:sz w:val="20"/>
+      </w:rPr>
+    </w:lvl>
+    <w:lvl w:ilvl="6" w:tentative="1">
+      <w:start w:val="1"/>
+      <w:numFmt w:val="bullet"/>
+      <w:lvlText w:val=""/>
+      <w:lvlJc w:val="left"/>
+      <w:pPr>
+        <w:tabs>
+          <w:tab w:val="num" w:pos="5040"/>
+        </w:tabs>
+        <w:ind w:left="5040" w:hanging="360"/>
+      </w:pPr>
+      <w:rPr>
+        <w:rFonts w:ascii="Wingdings" w:hAnsi="Wingdings" w:hint="default"/>
+        <w:sz w:val="20"/>
+      </w:rPr>
+    </w:lvl>
+    <w:lvl w:ilvl="7" w:tentative="1">
+      <w:start w:val="1"/>
+      <w:numFmt w:val="bullet"/>
+      <w:lvlText w:val=""/>
+      <w:lvlJc w:val="left"/>
+      <w:pPr>
+        <w:tabs>
+          <w:tab w:val="num" w:pos="5760"/>
+        </w:tabs>
+        <w:ind w:left="5760" w:hanging="360"/>
+      </w:pPr>
+      <w:rPr>
+        <w:rFonts w:ascii="Wingdings" w:hAnsi="Wingdings" w:hint="default"/>
+        <w:sz w:val="20"/>
+      </w:rPr>
+    </w:lvl>
+    <w:lvl w:ilvl="8" w:tentative="1">
+      <w:start w:val="1"/>
+      <w:numFmt w:val="bullet"/>
+      <w:lvlText w:val=""/>
+      <w:lvlJc w:val="left"/>
+      <w:pPr>
+        <w:tabs>
+          <w:tab w:val="num" w:pos="6480"/>
+        </w:tabs>
+        <w:ind w:left="6480" w:hanging="360"/>
+      </w:pPr>
+      <w:rPr>
+        <w:rFonts w:ascii="Wingdings" w:hAnsi="Wingdings" w:hint="default"/>
+        <w:sz w:val="20"/>
+      </w:rPr>
+    </w:lvl>
+  </w:abstractNum>
+  <w:abstractNum w:abstractNumId="29" w15:restartNumberingAfterBreak="0">
+    <w:nsid w:val="25E86695"/>
+    <w:multiLevelType w:val="multilevel"/>
+    <w:tmpl w:val="80F0FF12"/>
+    <w:lvl w:ilvl="0">
+      <w:start w:val="1"/>
+      <w:numFmt w:val="bullet"/>
+      <w:lvlText w:val=""/>
+      <w:lvlJc w:val="left"/>
+      <w:pPr>
+        <w:tabs>
+          <w:tab w:val="num" w:pos="720"/>
+        </w:tabs>
+        <w:ind w:left="720" w:hanging="360"/>
+      </w:pPr>
+      <w:rPr>
+        <w:rFonts w:ascii="Symbol" w:hAnsi="Symbol" w:hint="default"/>
+        <w:sz w:val="20"/>
+      </w:rPr>
+    </w:lvl>
+    <w:lvl w:ilvl="1">
+      <w:start w:val="1"/>
+      <w:numFmt w:val="bullet"/>
+      <w:lvlText w:val="o"/>
+      <w:lvlJc w:val="left"/>
+      <w:pPr>
+        <w:tabs>
+          <w:tab w:val="num" w:pos="1440"/>
+        </w:tabs>
+        <w:ind w:left="1440" w:hanging="360"/>
+      </w:pPr>
+      <w:rPr>
+        <w:rFonts w:ascii="Courier New" w:hAnsi="Courier New" w:hint="default"/>
+        <w:sz w:val="20"/>
+      </w:rPr>
+    </w:lvl>
+    <w:lvl w:ilvl="2" w:tentative="1">
+      <w:start w:val="1"/>
+      <w:numFmt w:val="bullet"/>
+      <w:lvlText w:val=""/>
+      <w:lvlJc w:val="left"/>
+      <w:pPr>
+        <w:tabs>
+          <w:tab w:val="num" w:pos="2160"/>
+        </w:tabs>
+        <w:ind w:left="2160" w:hanging="360"/>
+      </w:pPr>
+      <w:rPr>
+        <w:rFonts w:ascii="Wingdings" w:hAnsi="Wingdings" w:hint="default"/>
+        <w:sz w:val="20"/>
+      </w:rPr>
+    </w:lvl>
+    <w:lvl w:ilvl="3" w:tentative="1">
+      <w:start w:val="1"/>
+      <w:numFmt w:val="bullet"/>
+      <w:lvlText w:val=""/>
+      <w:lvlJc w:val="left"/>
+      <w:pPr>
+        <w:tabs>
+          <w:tab w:val="num" w:pos="2880"/>
+        </w:tabs>
+        <w:ind w:left="2880" w:hanging="360"/>
+      </w:pPr>
+      <w:rPr>
+        <w:rFonts w:ascii="Wingdings" w:hAnsi="Wingdings" w:hint="default"/>
+        <w:sz w:val="20"/>
+      </w:rPr>
+    </w:lvl>
+    <w:lvl w:ilvl="4" w:tentative="1">
+      <w:start w:val="1"/>
+      <w:numFmt w:val="bullet"/>
+      <w:lvlText w:val=""/>
+      <w:lvlJc w:val="left"/>
+      <w:pPr>
+        <w:tabs>
+          <w:tab w:val="num" w:pos="3600"/>
+        </w:tabs>
+        <w:ind w:left="3600" w:hanging="360"/>
+      </w:pPr>
+      <w:rPr>
+        <w:rFonts w:ascii="Wingdings" w:hAnsi="Wingdings" w:hint="default"/>
+        <w:sz w:val="20"/>
+      </w:rPr>
+    </w:lvl>
+    <w:lvl w:ilvl="5" w:tentative="1">
+      <w:start w:val="1"/>
+      <w:numFmt w:val="bullet"/>
+      <w:lvlText w:val=""/>
+      <w:lvlJc w:val="left"/>
+      <w:pPr>
+        <w:tabs>
+          <w:tab w:val="num" w:pos="4320"/>
+        </w:tabs>
+        <w:ind w:left="4320" w:hanging="360"/>
+      </w:pPr>
+      <w:rPr>
+        <w:rFonts w:ascii="Wingdings" w:hAnsi="Wingdings" w:hint="default"/>
+        <w:sz w:val="20"/>
+      </w:rPr>
+    </w:lvl>
+    <w:lvl w:ilvl="6" w:tentative="1">
+      <w:start w:val="1"/>
+      <w:numFmt w:val="bullet"/>
+      <w:lvlText w:val=""/>
+      <w:lvlJc w:val="left"/>
+      <w:pPr>
+        <w:tabs>
+          <w:tab w:val="num" w:pos="5040"/>
+        </w:tabs>
+        <w:ind w:left="5040" w:hanging="360"/>
+      </w:pPr>
+      <w:rPr>
+        <w:rFonts w:ascii="Wingdings" w:hAnsi="Wingdings" w:hint="default"/>
+        <w:sz w:val="20"/>
+      </w:rPr>
+    </w:lvl>
+    <w:lvl w:ilvl="7" w:tentative="1">
+      <w:start w:val="1"/>
+      <w:numFmt w:val="bullet"/>
+      <w:lvlText w:val=""/>
+      <w:lvlJc w:val="left"/>
+      <w:pPr>
+        <w:tabs>
+          <w:tab w:val="num" w:pos="5760"/>
+        </w:tabs>
+        <w:ind w:left="5760" w:hanging="360"/>
+      </w:pPr>
+      <w:rPr>
+        <w:rFonts w:ascii="Wingdings" w:hAnsi="Wingdings" w:hint="default"/>
+        <w:sz w:val="20"/>
+      </w:rPr>
+    </w:lvl>
+    <w:lvl w:ilvl="8" w:tentative="1">
+      <w:start w:val="1"/>
+      <w:numFmt w:val="bullet"/>
+      <w:lvlText w:val=""/>
+      <w:lvlJc w:val="left"/>
+      <w:pPr>
+        <w:tabs>
+          <w:tab w:val="num" w:pos="6480"/>
+        </w:tabs>
+        <w:ind w:left="6480" w:hanging="360"/>
+      </w:pPr>
+      <w:rPr>
+        <w:rFonts w:ascii="Wingdings" w:hAnsi="Wingdings" w:hint="default"/>
+        <w:sz w:val="20"/>
+      </w:rPr>
+    </w:lvl>
+  </w:abstractNum>
+  <w:abstractNum w:abstractNumId="30" w15:restartNumberingAfterBreak="0">
+    <w:nsid w:val="264C5E2A"/>
+    <w:multiLevelType w:val="multilevel"/>
+    <w:tmpl w:val="97E8270A"/>
+    <w:lvl w:ilvl="0">
+      <w:start w:val="1"/>
+      <w:numFmt w:val="bullet"/>
+      <w:lvlText w:val=""/>
+      <w:lvlJc w:val="left"/>
+      <w:pPr>
+        <w:tabs>
+          <w:tab w:val="num" w:pos="720"/>
+        </w:tabs>
+        <w:ind w:left="720" w:hanging="360"/>
+      </w:pPr>
+      <w:rPr>
+        <w:rFonts w:ascii="Symbol" w:hAnsi="Symbol" w:hint="default"/>
+        <w:sz w:val="20"/>
+      </w:rPr>
+    </w:lvl>
+    <w:lvl w:ilvl="1" w:tentative="1">
+      <w:start w:val="1"/>
+      <w:numFmt w:val="bullet"/>
+      <w:lvlText w:val="o"/>
+      <w:lvlJc w:val="left"/>
+      <w:pPr>
+        <w:tabs>
+          <w:tab w:val="num" w:pos="1440"/>
+        </w:tabs>
+        <w:ind w:left="1440" w:hanging="360"/>
+      </w:pPr>
+      <w:rPr>
+        <w:rFonts w:ascii="Courier New" w:hAnsi="Courier New" w:hint="default"/>
+        <w:sz w:val="20"/>
+      </w:rPr>
+    </w:lvl>
+    <w:lvl w:ilvl="2" w:tentative="1">
+      <w:start w:val="1"/>
+      <w:numFmt w:val="bullet"/>
+      <w:lvlText w:val=""/>
+      <w:lvlJc w:val="left"/>
+      <w:pPr>
+        <w:tabs>
+          <w:tab w:val="num" w:pos="2160"/>
+        </w:tabs>
+        <w:ind w:left="2160" w:hanging="360"/>
+      </w:pPr>
+      <w:rPr>
+        <w:rFonts w:ascii="Wingdings" w:hAnsi="Wingdings" w:hint="default"/>
+        <w:sz w:val="20"/>
+      </w:rPr>
+    </w:lvl>
+    <w:lvl w:ilvl="3" w:tentative="1">
+      <w:start w:val="1"/>
+      <w:numFmt w:val="bullet"/>
+      <w:lvlText w:val=""/>
+      <w:lvlJc w:val="left"/>
+      <w:pPr>
+        <w:tabs>
+          <w:tab w:val="num" w:pos="2880"/>
+        </w:tabs>
+        <w:ind w:left="2880" w:hanging="360"/>
+      </w:pPr>
+      <w:rPr>
+        <w:rFonts w:ascii="Wingdings" w:hAnsi="Wingdings" w:hint="default"/>
+        <w:sz w:val="20"/>
+      </w:rPr>
+    </w:lvl>
+    <w:lvl w:ilvl="4" w:tentative="1">
+      <w:start w:val="1"/>
+      <w:numFmt w:val="bullet"/>
+      <w:lvlText w:val=""/>
+      <w:lvlJc w:val="left"/>
+      <w:pPr>
+        <w:tabs>
+          <w:tab w:val="num" w:pos="3600"/>
+        </w:tabs>
+        <w:ind w:left="3600" w:hanging="360"/>
+      </w:pPr>
+      <w:rPr>
+        <w:rFonts w:ascii="Wingdings" w:hAnsi="Wingdings" w:hint="default"/>
+        <w:sz w:val="20"/>
+      </w:rPr>
+    </w:lvl>
+    <w:lvl w:ilvl="5" w:tentative="1">
+      <w:start w:val="1"/>
+      <w:numFmt w:val="bullet"/>
+      <w:lvlText w:val=""/>
+      <w:lvlJc w:val="left"/>
+      <w:pPr>
+        <w:tabs>
+          <w:tab w:val="num" w:pos="4320"/>
+        </w:tabs>
+        <w:ind w:left="4320" w:hanging="360"/>
+      </w:pPr>
+      <w:rPr>
+        <w:rFonts w:ascii="Wingdings" w:hAnsi="Wingdings" w:hint="default"/>
+        <w:sz w:val="20"/>
+      </w:rPr>
+    </w:lvl>
+    <w:lvl w:ilvl="6" w:tentative="1">
+      <w:start w:val="1"/>
+      <w:numFmt w:val="bullet"/>
+      <w:lvlText w:val=""/>
+      <w:lvlJc w:val="left"/>
+      <w:pPr>
+        <w:tabs>
+          <w:tab w:val="num" w:pos="5040"/>
+        </w:tabs>
+        <w:ind w:left="5040" w:hanging="360"/>
+      </w:pPr>
+      <w:rPr>
+        <w:rFonts w:ascii="Wingdings" w:hAnsi="Wingdings" w:hint="default"/>
+        <w:sz w:val="20"/>
+      </w:rPr>
+    </w:lvl>
+    <w:lvl w:ilvl="7" w:tentative="1">
+      <w:start w:val="1"/>
+      <w:numFmt w:val="bullet"/>
+      <w:lvlText w:val=""/>
+      <w:lvlJc w:val="left"/>
+      <w:pPr>
+        <w:tabs>
+          <w:tab w:val="num" w:pos="5760"/>
+        </w:tabs>
+        <w:ind w:left="5760" w:hanging="360"/>
+      </w:pPr>
+      <w:rPr>
+        <w:rFonts w:ascii="Wingdings" w:hAnsi="Wingdings" w:hint="default"/>
+        <w:sz w:val="20"/>
+      </w:rPr>
+    </w:lvl>
+    <w:lvl w:ilvl="8" w:tentative="1">
+      <w:start w:val="1"/>
+      <w:numFmt w:val="bullet"/>
+      <w:lvlText w:val=""/>
+      <w:lvlJc w:val="left"/>
+      <w:pPr>
+        <w:tabs>
+          <w:tab w:val="num" w:pos="6480"/>
+        </w:tabs>
+        <w:ind w:left="6480" w:hanging="360"/>
+      </w:pPr>
+      <w:rPr>
+        <w:rFonts w:ascii="Wingdings" w:hAnsi="Wingdings" w:hint="default"/>
+        <w:sz w:val="20"/>
+      </w:rPr>
+    </w:lvl>
+  </w:abstractNum>
+  <w:abstractNum w:abstractNumId="31" w15:restartNumberingAfterBreak="0">
     <w:nsid w:val="272742BE"/>
     <w:multiLevelType w:val="multilevel"/>
     <w:tmpl w:val="8E083824"/>
@@ -13434,7 +17413,156 @@
       </w:pPr>
     </w:lvl>
   </w:abstractNum>
-  <w:abstractNum w:abstractNumId="15" w15:restartNumberingAfterBreak="0">
+  <w:abstractNum w:abstractNumId="32" w15:restartNumberingAfterBreak="0">
+    <w:nsid w:val="276E68C9"/>
+    <w:multiLevelType w:val="multilevel"/>
+    <w:tmpl w:val="8870D2BC"/>
+    <w:lvl w:ilvl="0">
+      <w:start w:val="1"/>
+      <w:numFmt w:val="bullet"/>
+      <w:lvlText w:val=""/>
+      <w:lvlJc w:val="left"/>
+      <w:pPr>
+        <w:tabs>
+          <w:tab w:val="num" w:pos="720"/>
+        </w:tabs>
+        <w:ind w:left="720" w:hanging="360"/>
+      </w:pPr>
+      <w:rPr>
+        <w:rFonts w:ascii="Symbol" w:hAnsi="Symbol" w:hint="default"/>
+        <w:sz w:val="20"/>
+      </w:rPr>
+    </w:lvl>
+    <w:lvl w:ilvl="1" w:tentative="1">
+      <w:start w:val="1"/>
+      <w:numFmt w:val="bullet"/>
+      <w:lvlText w:val="o"/>
+      <w:lvlJc w:val="left"/>
+      <w:pPr>
+        <w:tabs>
+          <w:tab w:val="num" w:pos="1440"/>
+        </w:tabs>
+        <w:ind w:left="1440" w:hanging="360"/>
+      </w:pPr>
+      <w:rPr>
+        <w:rFonts w:ascii="Courier New" w:hAnsi="Courier New" w:hint="default"/>
+        <w:sz w:val="20"/>
+      </w:rPr>
+    </w:lvl>
+    <w:lvl w:ilvl="2" w:tentative="1">
+      <w:start w:val="1"/>
+      <w:numFmt w:val="bullet"/>
+      <w:lvlText w:val=""/>
+      <w:lvlJc w:val="left"/>
+      <w:pPr>
+        <w:tabs>
+          <w:tab w:val="num" w:pos="2160"/>
+        </w:tabs>
+        <w:ind w:left="2160" w:hanging="360"/>
+      </w:pPr>
+      <w:rPr>
+        <w:rFonts w:ascii="Wingdings" w:hAnsi="Wingdings" w:hint="default"/>
+        <w:sz w:val="20"/>
+      </w:rPr>
+    </w:lvl>
+    <w:lvl w:ilvl="3" w:tentative="1">
+      <w:start w:val="1"/>
+      <w:numFmt w:val="bullet"/>
+      <w:lvlText w:val=""/>
+      <w:lvlJc w:val="left"/>
+      <w:pPr>
+        <w:tabs>
+          <w:tab w:val="num" w:pos="2880"/>
+        </w:tabs>
+        <w:ind w:left="2880" w:hanging="360"/>
+      </w:pPr>
+      <w:rPr>
+        <w:rFonts w:ascii="Wingdings" w:hAnsi="Wingdings" w:hint="default"/>
+        <w:sz w:val="20"/>
+      </w:rPr>
+    </w:lvl>
+    <w:lvl w:ilvl="4" w:tentative="1">
+      <w:start w:val="1"/>
+      <w:numFmt w:val="bullet"/>
+      <w:lvlText w:val=""/>
+      <w:lvlJc w:val="left"/>
+      <w:pPr>
+        <w:tabs>
+          <w:tab w:val="num" w:pos="3600"/>
+        </w:tabs>
+        <w:ind w:left="3600" w:hanging="360"/>
+      </w:pPr>
+      <w:rPr>
+        <w:rFonts w:ascii="Wingdings" w:hAnsi="Wingdings" w:hint="default"/>
+        <w:sz w:val="20"/>
+      </w:rPr>
+    </w:lvl>
+    <w:lvl w:ilvl="5" w:tentative="1">
+      <w:start w:val="1"/>
+      <w:numFmt w:val="bullet"/>
+      <w:lvlText w:val=""/>
+      <w:lvlJc w:val="left"/>
+      <w:pPr>
+        <w:tabs>
+          <w:tab w:val="num" w:pos="4320"/>
+        </w:tabs>
+        <w:ind w:left="4320" w:hanging="360"/>
+      </w:pPr>
+      <w:rPr>
+        <w:rFonts w:ascii="Wingdings" w:hAnsi="Wingdings" w:hint="default"/>
+        <w:sz w:val="20"/>
+      </w:rPr>
+    </w:lvl>
+    <w:lvl w:ilvl="6" w:tentative="1">
+      <w:start w:val="1"/>
+      <w:numFmt w:val="bullet"/>
+      <w:lvlText w:val=""/>
+      <w:lvlJc w:val="left"/>
+      <w:pPr>
+        <w:tabs>
+          <w:tab w:val="num" w:pos="5040"/>
+        </w:tabs>
+        <w:ind w:left="5040" w:hanging="360"/>
+      </w:pPr>
+      <w:rPr>
+        <w:rFonts w:ascii="Wingdings" w:hAnsi="Wingdings" w:hint="default"/>
+        <w:sz w:val="20"/>
+      </w:rPr>
+    </w:lvl>
+    <w:lvl w:ilvl="7" w:tentative="1">
+      <w:start w:val="1"/>
+      <w:numFmt w:val="bullet"/>
+      <w:lvlText w:val=""/>
+      <w:lvlJc w:val="left"/>
+      <w:pPr>
+        <w:tabs>
+          <w:tab w:val="num" w:pos="5760"/>
+        </w:tabs>
+        <w:ind w:left="5760" w:hanging="360"/>
+      </w:pPr>
+      <w:rPr>
+        <w:rFonts w:ascii="Wingdings" w:hAnsi="Wingdings" w:hint="default"/>
+        <w:sz w:val="20"/>
+      </w:rPr>
+    </w:lvl>
+    <w:lvl w:ilvl="8" w:tentative="1">
+      <w:start w:val="1"/>
+      <w:numFmt w:val="bullet"/>
+      <w:lvlText w:val=""/>
+      <w:lvlJc w:val="left"/>
+      <w:pPr>
+        <w:tabs>
+          <w:tab w:val="num" w:pos="6480"/>
+        </w:tabs>
+        <w:ind w:left="6480" w:hanging="360"/>
+      </w:pPr>
+      <w:rPr>
+        <w:rFonts w:ascii="Wingdings" w:hAnsi="Wingdings" w:hint="default"/>
+        <w:sz w:val="20"/>
+      </w:rPr>
+    </w:lvl>
+  </w:abstractNum>
+  <w:abstractNum w:abstractNumId="33" w15:restartNumberingAfterBreak="0">
     <w:nsid w:val="27B86D7C"/>
     <w:multiLevelType w:val="multilevel"/>
     <w:tmpl w:val="E0F82940"/>
@@ -13583,7 +17711,382 @@
       </w:rPr>
     </w:lvl>
   </w:abstractNum>
-  <w:abstractNum w:abstractNumId="16" w15:restartNumberingAfterBreak="0">
+  <w:abstractNum w:abstractNumId="34" w15:restartNumberingAfterBreak="0">
+    <w:nsid w:val="28091A01"/>
+    <w:multiLevelType w:val="multilevel"/>
+    <w:tmpl w:val="95926602"/>
+    <w:lvl w:ilvl="0">
+      <w:start w:val="8"/>
+      <w:numFmt w:val="decimal"/>
+      <w:lvlText w:val="%1."/>
+      <w:lvlJc w:val="left"/>
+      <w:pPr>
+        <w:tabs>
+          <w:tab w:val="num" w:pos="720"/>
+        </w:tabs>
+        <w:ind w:left="720" w:hanging="360"/>
+      </w:pPr>
+    </w:lvl>
+    <w:lvl w:ilvl="1" w:tentative="1">
+      <w:start w:val="1"/>
+      <w:numFmt w:val="decimal"/>
+      <w:lvlText w:val="%2."/>
+      <w:lvlJc w:val="left"/>
+      <w:pPr>
+        <w:tabs>
+          <w:tab w:val="num" w:pos="1440"/>
+        </w:tabs>
+        <w:ind w:left="1440" w:hanging="360"/>
+      </w:pPr>
+    </w:lvl>
+    <w:lvl w:ilvl="2" w:tentative="1">
+      <w:start w:val="1"/>
+      <w:numFmt w:val="decimal"/>
+      <w:lvlText w:val="%3."/>
+      <w:lvlJc w:val="left"/>
+      <w:pPr>
+        <w:tabs>
+          <w:tab w:val="num" w:pos="2160"/>
+        </w:tabs>
+        <w:ind w:left="2160" w:hanging="360"/>
+      </w:pPr>
+    </w:lvl>
+    <w:lvl w:ilvl="3" w:tentative="1">
+      <w:start w:val="1"/>
+      <w:numFmt w:val="decimal"/>
+      <w:lvlText w:val="%4."/>
+      <w:lvlJc w:val="left"/>
+      <w:pPr>
+        <w:tabs>
+          <w:tab w:val="num" w:pos="2880"/>
+        </w:tabs>
+        <w:ind w:left="2880" w:hanging="360"/>
+      </w:pPr>
+    </w:lvl>
+    <w:lvl w:ilvl="4" w:tentative="1">
+      <w:start w:val="1"/>
+      <w:numFmt w:val="decimal"/>
+      <w:lvlText w:val="%5."/>
+      <w:lvlJc w:val="left"/>
+      <w:pPr>
+        <w:tabs>
+          <w:tab w:val="num" w:pos="3600"/>
+        </w:tabs>
+        <w:ind w:left="3600" w:hanging="360"/>
+      </w:pPr>
+    </w:lvl>
+    <w:lvl w:ilvl="5" w:tentative="1">
+      <w:start w:val="1"/>
+      <w:numFmt w:val="decimal"/>
+      <w:lvlText w:val="%6."/>
+      <w:lvlJc w:val="left"/>
+      <w:pPr>
+        <w:tabs>
+          <w:tab w:val="num" w:pos="4320"/>
+        </w:tabs>
+        <w:ind w:left="4320" w:hanging="360"/>
+      </w:pPr>
+    </w:lvl>
+    <w:lvl w:ilvl="6" w:tentative="1">
+      <w:start w:val="1"/>
+      <w:numFmt w:val="decimal"/>
+      <w:lvlText w:val="%7."/>
+      <w:lvlJc w:val="left"/>
+      <w:pPr>
+        <w:tabs>
+          <w:tab w:val="num" w:pos="5040"/>
+        </w:tabs>
+        <w:ind w:left="5040" w:hanging="360"/>
+      </w:pPr>
+    </w:lvl>
+    <w:lvl w:ilvl="7" w:tentative="1">
+      <w:start w:val="1"/>
+      <w:numFmt w:val="decimal"/>
+      <w:lvlText w:val="%8."/>
+      <w:lvlJc w:val="left"/>
+      <w:pPr>
+        <w:tabs>
+          <w:tab w:val="num" w:pos="5760"/>
+        </w:tabs>
+        <w:ind w:left="5760" w:hanging="360"/>
+      </w:pPr>
+    </w:lvl>
+    <w:lvl w:ilvl="8" w:tentative="1">
+      <w:start w:val="1"/>
+      <w:numFmt w:val="decimal"/>
+      <w:lvlText w:val="%9."/>
+      <w:lvlJc w:val="left"/>
+      <w:pPr>
+        <w:tabs>
+          <w:tab w:val="num" w:pos="6480"/>
+        </w:tabs>
+        <w:ind w:left="6480" w:hanging="360"/>
+      </w:pPr>
+    </w:lvl>
+  </w:abstractNum>
+  <w:abstractNum w:abstractNumId="35" w15:restartNumberingAfterBreak="0">
+    <w:nsid w:val="288235FB"/>
+    <w:multiLevelType w:val="multilevel"/>
+    <w:tmpl w:val="35CE99B6"/>
+    <w:lvl w:ilvl="0">
+      <w:start w:val="1"/>
+      <w:numFmt w:val="bullet"/>
+      <w:lvlText w:val=""/>
+      <w:lvlJc w:val="left"/>
+      <w:pPr>
+        <w:tabs>
+          <w:tab w:val="num" w:pos="720"/>
+        </w:tabs>
+        <w:ind w:left="720" w:hanging="360"/>
+      </w:pPr>
+      <w:rPr>
+        <w:rFonts w:ascii="Symbol" w:hAnsi="Symbol" w:hint="default"/>
+        <w:sz w:val="20"/>
+      </w:rPr>
+    </w:lvl>
+    <w:lvl w:ilvl="1" w:tentative="1">
+      <w:start w:val="1"/>
+      <w:numFmt w:val="bullet"/>
+      <w:lvlText w:val="o"/>
+      <w:lvlJc w:val="left"/>
+      <w:pPr>
+        <w:tabs>
+          <w:tab w:val="num" w:pos="1440"/>
+        </w:tabs>
+        <w:ind w:left="1440" w:hanging="360"/>
+      </w:pPr>
+      <w:rPr>
+        <w:rFonts w:ascii="Courier New" w:hAnsi="Courier New" w:hint="default"/>
+        <w:sz w:val="20"/>
+      </w:rPr>
+    </w:lvl>
+    <w:lvl w:ilvl="2" w:tentative="1">
+      <w:start w:val="1"/>
+      <w:numFmt w:val="bullet"/>
+      <w:lvlText w:val=""/>
+      <w:lvlJc w:val="left"/>
+      <w:pPr>
+        <w:tabs>
+          <w:tab w:val="num" w:pos="2160"/>
+        </w:tabs>
+        <w:ind w:left="2160" w:hanging="360"/>
+      </w:pPr>
+      <w:rPr>
+        <w:rFonts w:ascii="Wingdings" w:hAnsi="Wingdings" w:hint="default"/>
+        <w:sz w:val="20"/>
+      </w:rPr>
+    </w:lvl>
+    <w:lvl w:ilvl="3" w:tentative="1">
+      <w:start w:val="1"/>
+      <w:numFmt w:val="bullet"/>
+      <w:lvlText w:val=""/>
+      <w:lvlJc w:val="left"/>
+      <w:pPr>
+        <w:tabs>
+          <w:tab w:val="num" w:pos="2880"/>
+        </w:tabs>
+        <w:ind w:left="2880" w:hanging="360"/>
+      </w:pPr>
+      <w:rPr>
+        <w:rFonts w:ascii="Wingdings" w:hAnsi="Wingdings" w:hint="default"/>
+        <w:sz w:val="20"/>
+      </w:rPr>
+    </w:lvl>
+    <w:lvl w:ilvl="4" w:tentative="1">
+      <w:start w:val="1"/>
+      <w:numFmt w:val="bullet"/>
+      <w:lvlText w:val=""/>
+      <w:lvlJc w:val="left"/>
+      <w:pPr>
+        <w:tabs>
+          <w:tab w:val="num" w:pos="3600"/>
+        </w:tabs>
+        <w:ind w:left="3600" w:hanging="360"/>
+      </w:pPr>
+      <w:rPr>
+        <w:rFonts w:ascii="Wingdings" w:hAnsi="Wingdings" w:hint="default"/>
+        <w:sz w:val="20"/>
+      </w:rPr>
+    </w:lvl>
+    <w:lvl w:ilvl="5" w:tentative="1">
+      <w:start w:val="1"/>
+      <w:numFmt w:val="bullet"/>
+      <w:lvlText w:val=""/>
+      <w:lvlJc w:val="left"/>
+      <w:pPr>
+        <w:tabs>
+          <w:tab w:val="num" w:pos="4320"/>
+        </w:tabs>
+        <w:ind w:left="4320" w:hanging="360"/>
+      </w:pPr>
+      <w:rPr>
+        <w:rFonts w:ascii="Wingdings" w:hAnsi="Wingdings" w:hint="default"/>
+        <w:sz w:val="20"/>
+      </w:rPr>
+    </w:lvl>
+    <w:lvl w:ilvl="6" w:tentative="1">
+      <w:start w:val="1"/>
+      <w:numFmt w:val="bullet"/>
+      <w:lvlText w:val=""/>
+      <w:lvlJc w:val="left"/>
+      <w:pPr>
+        <w:tabs>
+          <w:tab w:val="num" w:pos="5040"/>
+        </w:tabs>
+        <w:ind w:left="5040" w:hanging="360"/>
+      </w:pPr>
+      <w:rPr>
+        <w:rFonts w:ascii="Wingdings" w:hAnsi="Wingdings" w:hint="default"/>
+        <w:sz w:val="20"/>
+      </w:rPr>
+    </w:lvl>
+    <w:lvl w:ilvl="7" w:tentative="1">
+      <w:start w:val="1"/>
+      <w:numFmt w:val="bullet"/>
+      <w:lvlText w:val=""/>
+      <w:lvlJc w:val="left"/>
+      <w:pPr>
+        <w:tabs>
+          <w:tab w:val="num" w:pos="5760"/>
+        </w:tabs>
+        <w:ind w:left="5760" w:hanging="360"/>
+      </w:pPr>
+      <w:rPr>
+        <w:rFonts w:ascii="Wingdings" w:hAnsi="Wingdings" w:hint="default"/>
+        <w:sz w:val="20"/>
+      </w:rPr>
+    </w:lvl>
+    <w:lvl w:ilvl="8" w:tentative="1">
+      <w:start w:val="1"/>
+      <w:numFmt w:val="bullet"/>
+      <w:lvlText w:val=""/>
+      <w:lvlJc w:val="left"/>
+      <w:pPr>
+        <w:tabs>
+          <w:tab w:val="num" w:pos="6480"/>
+        </w:tabs>
+        <w:ind w:left="6480" w:hanging="360"/>
+      </w:pPr>
+      <w:rPr>
+        <w:rFonts w:ascii="Wingdings" w:hAnsi="Wingdings" w:hint="default"/>
+        <w:sz w:val="20"/>
+      </w:rPr>
+    </w:lvl>
+  </w:abstractNum>
+  <w:abstractNum w:abstractNumId="36" w15:restartNumberingAfterBreak="0">
+    <w:nsid w:val="28E21928"/>
+    <w:multiLevelType w:val="multilevel"/>
+    <w:tmpl w:val="A45CC500"/>
+    <w:lvl w:ilvl="0">
+      <w:start w:val="10"/>
+      <w:numFmt w:val="decimal"/>
+      <w:lvlText w:val="%1."/>
+      <w:lvlJc w:val="left"/>
+      <w:pPr>
+        <w:tabs>
+          <w:tab w:val="num" w:pos="720"/>
+        </w:tabs>
+        <w:ind w:left="720" w:hanging="360"/>
+      </w:pPr>
+    </w:lvl>
+    <w:lvl w:ilvl="1" w:tentative="1">
+      <w:start w:val="1"/>
+      <w:numFmt w:val="decimal"/>
+      <w:lvlText w:val="%2."/>
+      <w:lvlJc w:val="left"/>
+      <w:pPr>
+        <w:tabs>
+          <w:tab w:val="num" w:pos="1440"/>
+        </w:tabs>
+        <w:ind w:left="1440" w:hanging="360"/>
+      </w:pPr>
+    </w:lvl>
+    <w:lvl w:ilvl="2" w:tentative="1">
+      <w:start w:val="1"/>
+      <w:numFmt w:val="decimal"/>
+      <w:lvlText w:val="%3."/>
+      <w:lvlJc w:val="left"/>
+      <w:pPr>
+        <w:tabs>
+          <w:tab w:val="num" w:pos="2160"/>
+        </w:tabs>
+        <w:ind w:left="2160" w:hanging="360"/>
+      </w:pPr>
+    </w:lvl>
+    <w:lvl w:ilvl="3" w:tentative="1">
+      <w:start w:val="1"/>
+      <w:numFmt w:val="decimal"/>
+      <w:lvlText w:val="%4."/>
+      <w:lvlJc w:val="left"/>
+      <w:pPr>
+        <w:tabs>
+          <w:tab w:val="num" w:pos="2880"/>
+        </w:tabs>
+        <w:ind w:left="2880" w:hanging="360"/>
+      </w:pPr>
+    </w:lvl>
+    <w:lvl w:ilvl="4" w:tentative="1">
+      <w:start w:val="1"/>
+      <w:numFmt w:val="decimal"/>
+      <w:lvlText w:val="%5."/>
+      <w:lvlJc w:val="left"/>
+      <w:pPr>
+        <w:tabs>
+          <w:tab w:val="num" w:pos="3600"/>
+        </w:tabs>
+        <w:ind w:left="3600" w:hanging="360"/>
+      </w:pPr>
+    </w:lvl>
+    <w:lvl w:ilvl="5" w:tentative="1">
+      <w:start w:val="1"/>
+      <w:numFmt w:val="decimal"/>
+      <w:lvlText w:val="%6."/>
+      <w:lvlJc w:val="left"/>
+      <w:pPr>
+        <w:tabs>
+          <w:tab w:val="num" w:pos="4320"/>
+        </w:tabs>
+        <w:ind w:left="4320" w:hanging="360"/>
+      </w:pPr>
+    </w:lvl>
+    <w:lvl w:ilvl="6" w:tentative="1">
+      <w:start w:val="1"/>
+      <w:numFmt w:val="decimal"/>
+      <w:lvlText w:val="%7."/>
+      <w:lvlJc w:val="left"/>
+      <w:pPr>
+        <w:tabs>
+          <w:tab w:val="num" w:pos="5040"/>
+        </w:tabs>
+        <w:ind w:left="5040" w:hanging="360"/>
+      </w:pPr>
+    </w:lvl>
+    <w:lvl w:ilvl="7" w:tentative="1">
+      <w:start w:val="1"/>
+      <w:numFmt w:val="decimal"/>
+      <w:lvlText w:val="%8."/>
+      <w:lvlJc w:val="left"/>
+      <w:pPr>
+        <w:tabs>
+          <w:tab w:val="num" w:pos="5760"/>
+        </w:tabs>
+        <w:ind w:left="5760" w:hanging="360"/>
+      </w:pPr>
+    </w:lvl>
+    <w:lvl w:ilvl="8" w:tentative="1">
+      <w:start w:val="1"/>
+      <w:numFmt w:val="decimal"/>
+      <w:lvlText w:val="%9."/>
+      <w:lvlJc w:val="left"/>
+      <w:pPr>
+        <w:tabs>
+          <w:tab w:val="num" w:pos="6480"/>
+        </w:tabs>
+        <w:ind w:left="6480" w:hanging="360"/>
+      </w:pPr>
+    </w:lvl>
+  </w:abstractNum>
+  <w:abstractNum w:abstractNumId="37" w15:restartNumberingAfterBreak="0">
     <w:nsid w:val="31233DCE"/>
     <w:multiLevelType w:val="multilevel"/>
     <w:tmpl w:val="6B6C8ECA"/>
@@ -13732,7 +18235,7 @@
       </w:rPr>
     </w:lvl>
   </w:abstractNum>
-  <w:abstractNum w:abstractNumId="17" w15:restartNumberingAfterBreak="0">
+  <w:abstractNum w:abstractNumId="38" w15:restartNumberingAfterBreak="0">
     <w:nsid w:val="315C629A"/>
     <w:multiLevelType w:val="multilevel"/>
     <w:tmpl w:val="EF8A23D0"/>
@@ -13881,7 +18384,7 @@
       </w:rPr>
     </w:lvl>
   </w:abstractNum>
-  <w:abstractNum w:abstractNumId="18" w15:restartNumberingAfterBreak="0">
+  <w:abstractNum w:abstractNumId="39" w15:restartNumberingAfterBreak="0">
     <w:nsid w:val="327F682E"/>
     <w:multiLevelType w:val="multilevel"/>
     <w:tmpl w:val="F2F06D80"/>
@@ -14030,7 +18533,644 @@
       </w:rPr>
     </w:lvl>
   </w:abstractNum>
-  <w:abstractNum w:abstractNumId="19" w15:restartNumberingAfterBreak="0">
+  <w:abstractNum w:abstractNumId="40" w15:restartNumberingAfterBreak="0">
+    <w:nsid w:val="32ED673C"/>
+    <w:multiLevelType w:val="multilevel"/>
+    <w:tmpl w:val="7780C48E"/>
+    <w:lvl w:ilvl="0">
+      <w:start w:val="2"/>
+      <w:numFmt w:val="decimal"/>
+      <w:lvlText w:val="%1."/>
+      <w:lvlJc w:val="left"/>
+      <w:pPr>
+        <w:tabs>
+          <w:tab w:val="num" w:pos="720"/>
+        </w:tabs>
+        <w:ind w:left="720" w:hanging="360"/>
+      </w:pPr>
+    </w:lvl>
+    <w:lvl w:ilvl="1" w:tentative="1">
+      <w:start w:val="1"/>
+      <w:numFmt w:val="decimal"/>
+      <w:lvlText w:val="%2."/>
+      <w:lvlJc w:val="left"/>
+      <w:pPr>
+        <w:tabs>
+          <w:tab w:val="num" w:pos="1440"/>
+        </w:tabs>
+        <w:ind w:left="1440" w:hanging="360"/>
+      </w:pPr>
+    </w:lvl>
+    <w:lvl w:ilvl="2" w:tentative="1">
+      <w:start w:val="1"/>
+      <w:numFmt w:val="decimal"/>
+      <w:lvlText w:val="%3."/>
+      <w:lvlJc w:val="left"/>
+      <w:pPr>
+        <w:tabs>
+          <w:tab w:val="num" w:pos="2160"/>
+        </w:tabs>
+        <w:ind w:left="2160" w:hanging="360"/>
+      </w:pPr>
+    </w:lvl>
+    <w:lvl w:ilvl="3" w:tentative="1">
+      <w:start w:val="1"/>
+      <w:numFmt w:val="decimal"/>
+      <w:lvlText w:val="%4."/>
+      <w:lvlJc w:val="left"/>
+      <w:pPr>
+        <w:tabs>
+          <w:tab w:val="num" w:pos="2880"/>
+        </w:tabs>
+        <w:ind w:left="2880" w:hanging="360"/>
+      </w:pPr>
+    </w:lvl>
+    <w:lvl w:ilvl="4" w:tentative="1">
+      <w:start w:val="1"/>
+      <w:numFmt w:val="decimal"/>
+      <w:lvlText w:val="%5."/>
+      <w:lvlJc w:val="left"/>
+      <w:pPr>
+        <w:tabs>
+          <w:tab w:val="num" w:pos="3600"/>
+        </w:tabs>
+        <w:ind w:left="3600" w:hanging="360"/>
+      </w:pPr>
+    </w:lvl>
+    <w:lvl w:ilvl="5" w:tentative="1">
+      <w:start w:val="1"/>
+      <w:numFmt w:val="decimal"/>
+      <w:lvlText w:val="%6."/>
+      <w:lvlJc w:val="left"/>
+      <w:pPr>
+        <w:tabs>
+          <w:tab w:val="num" w:pos="4320"/>
+        </w:tabs>
+        <w:ind w:left="4320" w:hanging="360"/>
+      </w:pPr>
+    </w:lvl>
+    <w:lvl w:ilvl="6" w:tentative="1">
+      <w:start w:val="1"/>
+      <w:numFmt w:val="decimal"/>
+      <w:lvlText w:val="%7."/>
+      <w:lvlJc w:val="left"/>
+      <w:pPr>
+        <w:tabs>
+          <w:tab w:val="num" w:pos="5040"/>
+        </w:tabs>
+        <w:ind w:left="5040" w:hanging="360"/>
+      </w:pPr>
+    </w:lvl>
+    <w:lvl w:ilvl="7" w:tentative="1">
+      <w:start w:val="1"/>
+      <w:numFmt w:val="decimal"/>
+      <w:lvlText w:val="%8."/>
+      <w:lvlJc w:val="left"/>
+      <w:pPr>
+        <w:tabs>
+          <w:tab w:val="num" w:pos="5760"/>
+        </w:tabs>
+        <w:ind w:left="5760" w:hanging="360"/>
+      </w:pPr>
+    </w:lvl>
+    <w:lvl w:ilvl="8" w:tentative="1">
+      <w:start w:val="1"/>
+      <w:numFmt w:val="decimal"/>
+      <w:lvlText w:val="%9."/>
+      <w:lvlJc w:val="left"/>
+      <w:pPr>
+        <w:tabs>
+          <w:tab w:val="num" w:pos="6480"/>
+        </w:tabs>
+        <w:ind w:left="6480" w:hanging="360"/>
+      </w:pPr>
+    </w:lvl>
+  </w:abstractNum>
+  <w:abstractNum w:abstractNumId="41" w15:restartNumberingAfterBreak="0">
+    <w:nsid w:val="333C43C3"/>
+    <w:multiLevelType w:val="multilevel"/>
+    <w:tmpl w:val="C8BA4216"/>
+    <w:lvl w:ilvl="0">
+      <w:start w:val="2"/>
+      <w:numFmt w:val="decimal"/>
+      <w:lvlText w:val="%1."/>
+      <w:lvlJc w:val="left"/>
+      <w:pPr>
+        <w:tabs>
+          <w:tab w:val="num" w:pos="720"/>
+        </w:tabs>
+        <w:ind w:left="720" w:hanging="360"/>
+      </w:pPr>
+    </w:lvl>
+    <w:lvl w:ilvl="1" w:tentative="1">
+      <w:start w:val="1"/>
+      <w:numFmt w:val="decimal"/>
+      <w:lvlText w:val="%2."/>
+      <w:lvlJc w:val="left"/>
+      <w:pPr>
+        <w:tabs>
+          <w:tab w:val="num" w:pos="1440"/>
+        </w:tabs>
+        <w:ind w:left="1440" w:hanging="360"/>
+      </w:pPr>
+    </w:lvl>
+    <w:lvl w:ilvl="2" w:tentative="1">
+      <w:start w:val="1"/>
+      <w:numFmt w:val="decimal"/>
+      <w:lvlText w:val="%3."/>
+      <w:lvlJc w:val="left"/>
+      <w:pPr>
+        <w:tabs>
+          <w:tab w:val="num" w:pos="2160"/>
+        </w:tabs>
+        <w:ind w:left="2160" w:hanging="360"/>
+      </w:pPr>
+    </w:lvl>
+    <w:lvl w:ilvl="3" w:tentative="1">
+      <w:start w:val="1"/>
+      <w:numFmt w:val="decimal"/>
+      <w:lvlText w:val="%4."/>
+      <w:lvlJc w:val="left"/>
+      <w:pPr>
+        <w:tabs>
+          <w:tab w:val="num" w:pos="2880"/>
+        </w:tabs>
+        <w:ind w:left="2880" w:hanging="360"/>
+      </w:pPr>
+    </w:lvl>
+    <w:lvl w:ilvl="4" w:tentative="1">
+      <w:start w:val="1"/>
+      <w:numFmt w:val="decimal"/>
+      <w:lvlText w:val="%5."/>
+      <w:lvlJc w:val="left"/>
+      <w:pPr>
+        <w:tabs>
+          <w:tab w:val="num" w:pos="3600"/>
+        </w:tabs>
+        <w:ind w:left="3600" w:hanging="360"/>
+      </w:pPr>
+    </w:lvl>
+    <w:lvl w:ilvl="5" w:tentative="1">
+      <w:start w:val="1"/>
+      <w:numFmt w:val="decimal"/>
+      <w:lvlText w:val="%6."/>
+      <w:lvlJc w:val="left"/>
+      <w:pPr>
+        <w:tabs>
+          <w:tab w:val="num" w:pos="4320"/>
+        </w:tabs>
+        <w:ind w:left="4320" w:hanging="360"/>
+      </w:pPr>
+    </w:lvl>
+    <w:lvl w:ilvl="6" w:tentative="1">
+      <w:start w:val="1"/>
+      <w:numFmt w:val="decimal"/>
+      <w:lvlText w:val="%7."/>
+      <w:lvlJc w:val="left"/>
+      <w:pPr>
+        <w:tabs>
+          <w:tab w:val="num" w:pos="5040"/>
+        </w:tabs>
+        <w:ind w:left="5040" w:hanging="360"/>
+      </w:pPr>
+    </w:lvl>
+    <w:lvl w:ilvl="7" w:tentative="1">
+      <w:start w:val="1"/>
+      <w:numFmt w:val="decimal"/>
+      <w:lvlText w:val="%8."/>
+      <w:lvlJc w:val="left"/>
+      <w:pPr>
+        <w:tabs>
+          <w:tab w:val="num" w:pos="5760"/>
+        </w:tabs>
+        <w:ind w:left="5760" w:hanging="360"/>
+      </w:pPr>
+    </w:lvl>
+    <w:lvl w:ilvl="8" w:tentative="1">
+      <w:start w:val="1"/>
+      <w:numFmt w:val="decimal"/>
+      <w:lvlText w:val="%9."/>
+      <w:lvlJc w:val="left"/>
+      <w:pPr>
+        <w:tabs>
+          <w:tab w:val="num" w:pos="6480"/>
+        </w:tabs>
+        <w:ind w:left="6480" w:hanging="360"/>
+      </w:pPr>
+    </w:lvl>
+  </w:abstractNum>
+  <w:abstractNum w:abstractNumId="42" w15:restartNumberingAfterBreak="0">
+    <w:nsid w:val="34834741"/>
+    <w:multiLevelType w:val="multilevel"/>
+    <w:tmpl w:val="B8CC111A"/>
+    <w:lvl w:ilvl="0">
+      <w:start w:val="1"/>
+      <w:numFmt w:val="bullet"/>
+      <w:lvlText w:val=""/>
+      <w:lvlJc w:val="left"/>
+      <w:pPr>
+        <w:tabs>
+          <w:tab w:val="num" w:pos="720"/>
+        </w:tabs>
+        <w:ind w:left="720" w:hanging="360"/>
+      </w:pPr>
+      <w:rPr>
+        <w:rFonts w:ascii="Symbol" w:hAnsi="Symbol" w:hint="default"/>
+        <w:sz w:val="20"/>
+      </w:rPr>
+    </w:lvl>
+    <w:lvl w:ilvl="1" w:tentative="1">
+      <w:start w:val="1"/>
+      <w:numFmt w:val="bullet"/>
+      <w:lvlText w:val="o"/>
+      <w:lvlJc w:val="left"/>
+      <w:pPr>
+        <w:tabs>
+          <w:tab w:val="num" w:pos="1440"/>
+        </w:tabs>
+        <w:ind w:left="1440" w:hanging="360"/>
+      </w:pPr>
+      <w:rPr>
+        <w:rFonts w:ascii="Courier New" w:hAnsi="Courier New" w:hint="default"/>
+        <w:sz w:val="20"/>
+      </w:rPr>
+    </w:lvl>
+    <w:lvl w:ilvl="2" w:tentative="1">
+      <w:start w:val="1"/>
+      <w:numFmt w:val="bullet"/>
+      <w:lvlText w:val=""/>
+      <w:lvlJc w:val="left"/>
+      <w:pPr>
+        <w:tabs>
+          <w:tab w:val="num" w:pos="2160"/>
+        </w:tabs>
+        <w:ind w:left="2160" w:hanging="360"/>
+      </w:pPr>
+      <w:rPr>
+        <w:rFonts w:ascii="Wingdings" w:hAnsi="Wingdings" w:hint="default"/>
+        <w:sz w:val="20"/>
+      </w:rPr>
+    </w:lvl>
+    <w:lvl w:ilvl="3" w:tentative="1">
+      <w:start w:val="1"/>
+      <w:numFmt w:val="bullet"/>
+      <w:lvlText w:val=""/>
+      <w:lvlJc w:val="left"/>
+      <w:pPr>
+        <w:tabs>
+          <w:tab w:val="num" w:pos="2880"/>
+        </w:tabs>
+        <w:ind w:left="2880" w:hanging="360"/>
+      </w:pPr>
+      <w:rPr>
+        <w:rFonts w:ascii="Wingdings" w:hAnsi="Wingdings" w:hint="default"/>
+        <w:sz w:val="20"/>
+      </w:rPr>
+    </w:lvl>
+    <w:lvl w:ilvl="4" w:tentative="1">
+      <w:start w:val="1"/>
+      <w:numFmt w:val="bullet"/>
+      <w:lvlText w:val=""/>
+      <w:lvlJc w:val="left"/>
+      <w:pPr>
+        <w:tabs>
+          <w:tab w:val="num" w:pos="3600"/>
+        </w:tabs>
+        <w:ind w:left="3600" w:hanging="360"/>
+      </w:pPr>
+      <w:rPr>
+        <w:rFonts w:ascii="Wingdings" w:hAnsi="Wingdings" w:hint="default"/>
+        <w:sz w:val="20"/>
+      </w:rPr>
+    </w:lvl>
+    <w:lvl w:ilvl="5" w:tentative="1">
+      <w:start w:val="1"/>
+      <w:numFmt w:val="bullet"/>
+      <w:lvlText w:val=""/>
+      <w:lvlJc w:val="left"/>
+      <w:pPr>
+        <w:tabs>
+          <w:tab w:val="num" w:pos="4320"/>
+        </w:tabs>
+        <w:ind w:left="4320" w:hanging="360"/>
+      </w:pPr>
+      <w:rPr>
+        <w:rFonts w:ascii="Wingdings" w:hAnsi="Wingdings" w:hint="default"/>
+        <w:sz w:val="20"/>
+      </w:rPr>
+    </w:lvl>
+    <w:lvl w:ilvl="6" w:tentative="1">
+      <w:start w:val="1"/>
+      <w:numFmt w:val="bullet"/>
+      <w:lvlText w:val=""/>
+      <w:lvlJc w:val="left"/>
+      <w:pPr>
+        <w:tabs>
+          <w:tab w:val="num" w:pos="5040"/>
+        </w:tabs>
+        <w:ind w:left="5040" w:hanging="360"/>
+      </w:pPr>
+      <w:rPr>
+        <w:rFonts w:ascii="Wingdings" w:hAnsi="Wingdings" w:hint="default"/>
+        <w:sz w:val="20"/>
+      </w:rPr>
+    </w:lvl>
+    <w:lvl w:ilvl="7" w:tentative="1">
+      <w:start w:val="1"/>
+      <w:numFmt w:val="bullet"/>
+      <w:lvlText w:val=""/>
+      <w:lvlJc w:val="left"/>
+      <w:pPr>
+        <w:tabs>
+          <w:tab w:val="num" w:pos="5760"/>
+        </w:tabs>
+        <w:ind w:left="5760" w:hanging="360"/>
+      </w:pPr>
+      <w:rPr>
+        <w:rFonts w:ascii="Wingdings" w:hAnsi="Wingdings" w:hint="default"/>
+        <w:sz w:val="20"/>
+      </w:rPr>
+    </w:lvl>
+    <w:lvl w:ilvl="8" w:tentative="1">
+      <w:start w:val="1"/>
+      <w:numFmt w:val="bullet"/>
+      <w:lvlText w:val=""/>
+      <w:lvlJc w:val="left"/>
+      <w:pPr>
+        <w:tabs>
+          <w:tab w:val="num" w:pos="6480"/>
+        </w:tabs>
+        <w:ind w:left="6480" w:hanging="360"/>
+      </w:pPr>
+      <w:rPr>
+        <w:rFonts w:ascii="Wingdings" w:hAnsi="Wingdings" w:hint="default"/>
+        <w:sz w:val="20"/>
+      </w:rPr>
+    </w:lvl>
+  </w:abstractNum>
+  <w:abstractNum w:abstractNumId="43" w15:restartNumberingAfterBreak="0">
+    <w:nsid w:val="37823C31"/>
+    <w:multiLevelType w:val="multilevel"/>
+    <w:tmpl w:val="B59E0036"/>
+    <w:lvl w:ilvl="0">
+      <w:start w:val="1"/>
+      <w:numFmt w:val="bullet"/>
+      <w:lvlText w:val=""/>
+      <w:lvlJc w:val="left"/>
+      <w:pPr>
+        <w:tabs>
+          <w:tab w:val="num" w:pos="720"/>
+        </w:tabs>
+        <w:ind w:left="720" w:hanging="360"/>
+      </w:pPr>
+      <w:rPr>
+        <w:rFonts w:ascii="Symbol" w:hAnsi="Symbol" w:hint="default"/>
+        <w:sz w:val="20"/>
+      </w:rPr>
+    </w:lvl>
+    <w:lvl w:ilvl="1">
+      <w:start w:val="1"/>
+      <w:numFmt w:val="bullet"/>
+      <w:lvlText w:val="o"/>
+      <w:lvlJc w:val="left"/>
+      <w:pPr>
+        <w:tabs>
+          <w:tab w:val="num" w:pos="1440"/>
+        </w:tabs>
+        <w:ind w:left="1440" w:hanging="360"/>
+      </w:pPr>
+      <w:rPr>
+        <w:rFonts w:ascii="Courier New" w:hAnsi="Courier New" w:hint="default"/>
+        <w:sz w:val="20"/>
+      </w:rPr>
+    </w:lvl>
+    <w:lvl w:ilvl="2" w:tentative="1">
+      <w:start w:val="1"/>
+      <w:numFmt w:val="bullet"/>
+      <w:lvlText w:val=""/>
+      <w:lvlJc w:val="left"/>
+      <w:pPr>
+        <w:tabs>
+          <w:tab w:val="num" w:pos="2160"/>
+        </w:tabs>
+        <w:ind w:left="2160" w:hanging="360"/>
+      </w:pPr>
+      <w:rPr>
+        <w:rFonts w:ascii="Wingdings" w:hAnsi="Wingdings" w:hint="default"/>
+        <w:sz w:val="20"/>
+      </w:rPr>
+    </w:lvl>
+    <w:lvl w:ilvl="3" w:tentative="1">
+      <w:start w:val="1"/>
+      <w:numFmt w:val="bullet"/>
+      <w:lvlText w:val=""/>
+      <w:lvlJc w:val="left"/>
+      <w:pPr>
+        <w:tabs>
+          <w:tab w:val="num" w:pos="2880"/>
+        </w:tabs>
+        <w:ind w:left="2880" w:hanging="360"/>
+      </w:pPr>
+      <w:rPr>
+        <w:rFonts w:ascii="Wingdings" w:hAnsi="Wingdings" w:hint="default"/>
+        <w:sz w:val="20"/>
+      </w:rPr>
+    </w:lvl>
+    <w:lvl w:ilvl="4" w:tentative="1">
+      <w:start w:val="1"/>
+      <w:numFmt w:val="bullet"/>
+      <w:lvlText w:val=""/>
+      <w:lvlJc w:val="left"/>
+      <w:pPr>
+        <w:tabs>
+          <w:tab w:val="num" w:pos="3600"/>
+        </w:tabs>
+        <w:ind w:left="3600" w:hanging="360"/>
+      </w:pPr>
+      <w:rPr>
+        <w:rFonts w:ascii="Wingdings" w:hAnsi="Wingdings" w:hint="default"/>
+        <w:sz w:val="20"/>
+      </w:rPr>
+    </w:lvl>
+    <w:lvl w:ilvl="5" w:tentative="1">
+      <w:start w:val="1"/>
+      <w:numFmt w:val="bullet"/>
+      <w:lvlText w:val=""/>
+      <w:lvlJc w:val="left"/>
+      <w:pPr>
+        <w:tabs>
+          <w:tab w:val="num" w:pos="4320"/>
+        </w:tabs>
+        <w:ind w:left="4320" w:hanging="360"/>
+      </w:pPr>
+      <w:rPr>
+        <w:rFonts w:ascii="Wingdings" w:hAnsi="Wingdings" w:hint="default"/>
+        <w:sz w:val="20"/>
+      </w:rPr>
+    </w:lvl>
+    <w:lvl w:ilvl="6" w:tentative="1">
+      <w:start w:val="1"/>
+      <w:numFmt w:val="bullet"/>
+      <w:lvlText w:val=""/>
+      <w:lvlJc w:val="left"/>
+      <w:pPr>
+        <w:tabs>
+          <w:tab w:val="num" w:pos="5040"/>
+        </w:tabs>
+        <w:ind w:left="5040" w:hanging="360"/>
+      </w:pPr>
+      <w:rPr>
+        <w:rFonts w:ascii="Wingdings" w:hAnsi="Wingdings" w:hint="default"/>
+        <w:sz w:val="20"/>
+      </w:rPr>
+    </w:lvl>
+    <w:lvl w:ilvl="7" w:tentative="1">
+      <w:start w:val="1"/>
+      <w:numFmt w:val="bullet"/>
+      <w:lvlText w:val=""/>
+      <w:lvlJc w:val="left"/>
+      <w:pPr>
+        <w:tabs>
+          <w:tab w:val="num" w:pos="5760"/>
+        </w:tabs>
+        <w:ind w:left="5760" w:hanging="360"/>
+      </w:pPr>
+      <w:rPr>
+        <w:rFonts w:ascii="Wingdings" w:hAnsi="Wingdings" w:hint="default"/>
+        <w:sz w:val="20"/>
+      </w:rPr>
+    </w:lvl>
+    <w:lvl w:ilvl="8" w:tentative="1">
+      <w:start w:val="1"/>
+      <w:numFmt w:val="bullet"/>
+      <w:lvlText w:val=""/>
+      <w:lvlJc w:val="left"/>
+      <w:pPr>
+        <w:tabs>
+          <w:tab w:val="num" w:pos="6480"/>
+        </w:tabs>
+        <w:ind w:left="6480" w:hanging="360"/>
+      </w:pPr>
+      <w:rPr>
+        <w:rFonts w:ascii="Wingdings" w:hAnsi="Wingdings" w:hint="default"/>
+        <w:sz w:val="20"/>
+      </w:rPr>
+    </w:lvl>
+  </w:abstractNum>
+  <w:abstractNum w:abstractNumId="44" w15:restartNumberingAfterBreak="0">
+    <w:nsid w:val="37DC38AE"/>
+    <w:multiLevelType w:val="multilevel"/>
+    <w:tmpl w:val="48240D34"/>
+    <w:lvl w:ilvl="0">
+      <w:start w:val="1"/>
+      <w:numFmt w:val="decimal"/>
+      <w:lvlText w:val="%1."/>
+      <w:lvlJc w:val="left"/>
+      <w:pPr>
+        <w:tabs>
+          <w:tab w:val="num" w:pos="720"/>
+        </w:tabs>
+        <w:ind w:left="720" w:hanging="360"/>
+      </w:pPr>
+    </w:lvl>
+    <w:lvl w:ilvl="1" w:tentative="1">
+      <w:start w:val="1"/>
+      <w:numFmt w:val="decimal"/>
+      <w:lvlText w:val="%2."/>
+      <w:lvlJc w:val="left"/>
+      <w:pPr>
+        <w:tabs>
+          <w:tab w:val="num" w:pos="1440"/>
+        </w:tabs>
+        <w:ind w:left="1440" w:hanging="360"/>
+      </w:pPr>
+    </w:lvl>
+    <w:lvl w:ilvl="2" w:tentative="1">
+      <w:start w:val="1"/>
+      <w:numFmt w:val="decimal"/>
+      <w:lvlText w:val="%3."/>
+      <w:lvlJc w:val="left"/>
+      <w:pPr>
+        <w:tabs>
+          <w:tab w:val="num" w:pos="2160"/>
+        </w:tabs>
+        <w:ind w:left="2160" w:hanging="360"/>
+      </w:pPr>
+    </w:lvl>
+    <w:lvl w:ilvl="3" w:tentative="1">
+      <w:start w:val="1"/>
+      <w:numFmt w:val="decimal"/>
+      <w:lvlText w:val="%4."/>
+      <w:lvlJc w:val="left"/>
+      <w:pPr>
+        <w:tabs>
+          <w:tab w:val="num" w:pos="2880"/>
+        </w:tabs>
+        <w:ind w:left="2880" w:hanging="360"/>
+      </w:pPr>
+    </w:lvl>
+    <w:lvl w:ilvl="4" w:tentative="1">
+      <w:start w:val="1"/>
+      <w:numFmt w:val="decimal"/>
+      <w:lvlText w:val="%5."/>
+      <w:lvlJc w:val="left"/>
+      <w:pPr>
+        <w:tabs>
+          <w:tab w:val="num" w:pos="3600"/>
+        </w:tabs>
+        <w:ind w:left="3600" w:hanging="360"/>
+      </w:pPr>
+    </w:lvl>
+    <w:lvl w:ilvl="5" w:tentative="1">
+      <w:start w:val="1"/>
+      <w:numFmt w:val="decimal"/>
+      <w:lvlText w:val="%6."/>
+      <w:lvlJc w:val="left"/>
+      <w:pPr>
+        <w:tabs>
+          <w:tab w:val="num" w:pos="4320"/>
+        </w:tabs>
+        <w:ind w:left="4320" w:hanging="360"/>
+      </w:pPr>
+    </w:lvl>
+    <w:lvl w:ilvl="6" w:tentative="1">
+      <w:start w:val="1"/>
+      <w:numFmt w:val="decimal"/>
+      <w:lvlText w:val="%7."/>
+      <w:lvlJc w:val="left"/>
+      <w:pPr>
+        <w:tabs>
+          <w:tab w:val="num" w:pos="5040"/>
+        </w:tabs>
+        <w:ind w:left="5040" w:hanging="360"/>
+      </w:pPr>
+    </w:lvl>
+    <w:lvl w:ilvl="7" w:tentative="1">
+      <w:start w:val="1"/>
+      <w:numFmt w:val="decimal"/>
+      <w:lvlText w:val="%8."/>
+      <w:lvlJc w:val="left"/>
+      <w:pPr>
+        <w:tabs>
+          <w:tab w:val="num" w:pos="5760"/>
+        </w:tabs>
+        <w:ind w:left="5760" w:hanging="360"/>
+      </w:pPr>
+    </w:lvl>
+    <w:lvl w:ilvl="8" w:tentative="1">
+      <w:start w:val="1"/>
+      <w:numFmt w:val="decimal"/>
+      <w:lvlText w:val="%9."/>
+      <w:lvlJc w:val="left"/>
+      <w:pPr>
+        <w:tabs>
+          <w:tab w:val="num" w:pos="6480"/>
+        </w:tabs>
+        <w:ind w:left="6480" w:hanging="360"/>
+      </w:pPr>
+    </w:lvl>
+  </w:abstractNum>
+  <w:abstractNum w:abstractNumId="45" w15:restartNumberingAfterBreak="0">
     <w:nsid w:val="3879310B"/>
     <w:multiLevelType w:val="multilevel"/>
     <w:tmpl w:val="6C542C40"/>
@@ -14151,7 +19291,7 @@
       </w:pPr>
     </w:lvl>
   </w:abstractNum>
-  <w:abstractNum w:abstractNumId="20" w15:restartNumberingAfterBreak="0">
+  <w:abstractNum w:abstractNumId="46" w15:restartNumberingAfterBreak="0">
     <w:nsid w:val="38CD4E20"/>
     <w:multiLevelType w:val="hybridMultilevel"/>
     <w:tmpl w:val="FE92CB46"/>
@@ -14240,7 +19380,156 @@
       </w:pPr>
     </w:lvl>
   </w:abstractNum>
-  <w:abstractNum w:abstractNumId="21" w15:restartNumberingAfterBreak="0">
+  <w:abstractNum w:abstractNumId="47" w15:restartNumberingAfterBreak="0">
+    <w:nsid w:val="3B9D435C"/>
+    <w:multiLevelType w:val="multilevel"/>
+    <w:tmpl w:val="C0FCF424"/>
+    <w:lvl w:ilvl="0">
+      <w:start w:val="1"/>
+      <w:numFmt w:val="bullet"/>
+      <w:lvlText w:val=""/>
+      <w:lvlJc w:val="left"/>
+      <w:pPr>
+        <w:tabs>
+          <w:tab w:val="num" w:pos="720"/>
+        </w:tabs>
+        <w:ind w:left="720" w:hanging="360"/>
+      </w:pPr>
+      <w:rPr>
+        <w:rFonts w:ascii="Symbol" w:hAnsi="Symbol" w:hint="default"/>
+        <w:sz w:val="20"/>
+      </w:rPr>
+    </w:lvl>
+    <w:lvl w:ilvl="1">
+      <w:start w:val="1"/>
+      <w:numFmt w:val="bullet"/>
+      <w:lvlText w:val="o"/>
+      <w:lvlJc w:val="left"/>
+      <w:pPr>
+        <w:tabs>
+          <w:tab w:val="num" w:pos="1440"/>
+        </w:tabs>
+        <w:ind w:left="1440" w:hanging="360"/>
+      </w:pPr>
+      <w:rPr>
+        <w:rFonts w:ascii="Courier New" w:hAnsi="Courier New" w:hint="default"/>
+        <w:sz w:val="20"/>
+      </w:rPr>
+    </w:lvl>
+    <w:lvl w:ilvl="2" w:tentative="1">
+      <w:start w:val="1"/>
+      <w:numFmt w:val="bullet"/>
+      <w:lvlText w:val=""/>
+      <w:lvlJc w:val="left"/>
+      <w:pPr>
+        <w:tabs>
+          <w:tab w:val="num" w:pos="2160"/>
+        </w:tabs>
+        <w:ind w:left="2160" w:hanging="360"/>
+      </w:pPr>
+      <w:rPr>
+        <w:rFonts w:ascii="Wingdings" w:hAnsi="Wingdings" w:hint="default"/>
+        <w:sz w:val="20"/>
+      </w:rPr>
+    </w:lvl>
+    <w:lvl w:ilvl="3" w:tentative="1">
+      <w:start w:val="1"/>
+      <w:numFmt w:val="bullet"/>
+      <w:lvlText w:val=""/>
+      <w:lvlJc w:val="left"/>
+      <w:pPr>
+        <w:tabs>
+          <w:tab w:val="num" w:pos="2880"/>
+        </w:tabs>
+        <w:ind w:left="2880" w:hanging="360"/>
+      </w:pPr>
+      <w:rPr>
+        <w:rFonts w:ascii="Wingdings" w:hAnsi="Wingdings" w:hint="default"/>
+        <w:sz w:val="20"/>
+      </w:rPr>
+    </w:lvl>
+    <w:lvl w:ilvl="4" w:tentative="1">
+      <w:start w:val="1"/>
+      <w:numFmt w:val="bullet"/>
+      <w:lvlText w:val=""/>
+      <w:lvlJc w:val="left"/>
+      <w:pPr>
+        <w:tabs>
+          <w:tab w:val="num" w:pos="3600"/>
+        </w:tabs>
+        <w:ind w:left="3600" w:hanging="360"/>
+      </w:pPr>
+      <w:rPr>
+        <w:rFonts w:ascii="Wingdings" w:hAnsi="Wingdings" w:hint="default"/>
+        <w:sz w:val="20"/>
+      </w:rPr>
+    </w:lvl>
+    <w:lvl w:ilvl="5" w:tentative="1">
+      <w:start w:val="1"/>
+      <w:numFmt w:val="bullet"/>
+      <w:lvlText w:val=""/>
+      <w:lvlJc w:val="left"/>
+      <w:pPr>
+        <w:tabs>
+          <w:tab w:val="num" w:pos="4320"/>
+        </w:tabs>
+        <w:ind w:left="4320" w:hanging="360"/>
+      </w:pPr>
+      <w:rPr>
+        <w:rFonts w:ascii="Wingdings" w:hAnsi="Wingdings" w:hint="default"/>
+        <w:sz w:val="20"/>
+      </w:rPr>
+    </w:lvl>
+    <w:lvl w:ilvl="6" w:tentative="1">
+      <w:start w:val="1"/>
+      <w:numFmt w:val="bullet"/>
+      <w:lvlText w:val=""/>
+      <w:lvlJc w:val="left"/>
+      <w:pPr>
+        <w:tabs>
+          <w:tab w:val="num" w:pos="5040"/>
+        </w:tabs>
+        <w:ind w:left="5040" w:hanging="360"/>
+      </w:pPr>
+      <w:rPr>
+        <w:rFonts w:ascii="Wingdings" w:hAnsi="Wingdings" w:hint="default"/>
+        <w:sz w:val="20"/>
+      </w:rPr>
+    </w:lvl>
+    <w:lvl w:ilvl="7" w:tentative="1">
+      <w:start w:val="1"/>
+      <w:numFmt w:val="bullet"/>
+      <w:lvlText w:val=""/>
+      <w:lvlJc w:val="left"/>
+      <w:pPr>
+        <w:tabs>
+          <w:tab w:val="num" w:pos="5760"/>
+        </w:tabs>
+        <w:ind w:left="5760" w:hanging="360"/>
+      </w:pPr>
+      <w:rPr>
+        <w:rFonts w:ascii="Wingdings" w:hAnsi="Wingdings" w:hint="default"/>
+        <w:sz w:val="20"/>
+      </w:rPr>
+    </w:lvl>
+    <w:lvl w:ilvl="8" w:tentative="1">
+      <w:start w:val="1"/>
+      <w:numFmt w:val="bullet"/>
+      <w:lvlText w:val=""/>
+      <w:lvlJc w:val="left"/>
+      <w:pPr>
+        <w:tabs>
+          <w:tab w:val="num" w:pos="6480"/>
+        </w:tabs>
+        <w:ind w:left="6480" w:hanging="360"/>
+      </w:pPr>
+      <w:rPr>
+        <w:rFonts w:ascii="Wingdings" w:hAnsi="Wingdings" w:hint="default"/>
+        <w:sz w:val="20"/>
+      </w:rPr>
+    </w:lvl>
+  </w:abstractNum>
+  <w:abstractNum w:abstractNumId="48" w15:restartNumberingAfterBreak="0">
     <w:nsid w:val="3BE86B02"/>
     <w:multiLevelType w:val="multilevel"/>
     <w:tmpl w:val="CE3C56B4"/>
@@ -14389,7 +19678,120 @@
       </w:rPr>
     </w:lvl>
   </w:abstractNum>
-  <w:abstractNum w:abstractNumId="22" w15:restartNumberingAfterBreak="0">
+  <w:abstractNum w:abstractNumId="49" w15:restartNumberingAfterBreak="0">
+    <w:nsid w:val="3D260AE7"/>
+    <w:multiLevelType w:val="multilevel"/>
+    <w:tmpl w:val="E9E47B66"/>
+    <w:lvl w:ilvl="0">
+      <w:start w:val="6"/>
+      <w:numFmt w:val="decimal"/>
+      <w:lvlText w:val="%1."/>
+      <w:lvlJc w:val="left"/>
+      <w:pPr>
+        <w:tabs>
+          <w:tab w:val="num" w:pos="720"/>
+        </w:tabs>
+        <w:ind w:left="720" w:hanging="360"/>
+      </w:pPr>
+    </w:lvl>
+    <w:lvl w:ilvl="1" w:tentative="1">
+      <w:start w:val="1"/>
+      <w:numFmt w:val="decimal"/>
+      <w:lvlText w:val="%2."/>
+      <w:lvlJc w:val="left"/>
+      <w:pPr>
+        <w:tabs>
+          <w:tab w:val="num" w:pos="1440"/>
+        </w:tabs>
+        <w:ind w:left="1440" w:hanging="360"/>
+      </w:pPr>
+    </w:lvl>
+    <w:lvl w:ilvl="2" w:tentative="1">
+      <w:start w:val="1"/>
+      <w:numFmt w:val="decimal"/>
+      <w:lvlText w:val="%3."/>
+      <w:lvlJc w:val="left"/>
+      <w:pPr>
+        <w:tabs>
+          <w:tab w:val="num" w:pos="2160"/>
+        </w:tabs>
+        <w:ind w:left="2160" w:hanging="360"/>
+      </w:pPr>
+    </w:lvl>
+    <w:lvl w:ilvl="3" w:tentative="1">
+      <w:start w:val="1"/>
+      <w:numFmt w:val="decimal"/>
+      <w:lvlText w:val="%4."/>
+      <w:lvlJc w:val="left"/>
+      <w:pPr>
+        <w:tabs>
+          <w:tab w:val="num" w:pos="2880"/>
+        </w:tabs>
+        <w:ind w:left="2880" w:hanging="360"/>
+      </w:pPr>
+    </w:lvl>
+    <w:lvl w:ilvl="4" w:tentative="1">
+      <w:start w:val="1"/>
+      <w:numFmt w:val="decimal"/>
+      <w:lvlText w:val="%5."/>
+      <w:lvlJc w:val="left"/>
+      <w:pPr>
+        <w:tabs>
+          <w:tab w:val="num" w:pos="3600"/>
+        </w:tabs>
+        <w:ind w:left="3600" w:hanging="360"/>
+      </w:pPr>
+    </w:lvl>
+    <w:lvl w:ilvl="5" w:tentative="1">
+      <w:start w:val="1"/>
+      <w:numFmt w:val="decimal"/>
+      <w:lvlText w:val="%6."/>
+      <w:lvlJc w:val="left"/>
+      <w:pPr>
+        <w:tabs>
+          <w:tab w:val="num" w:pos="4320"/>
+        </w:tabs>
+        <w:ind w:left="4320" w:hanging="360"/>
+      </w:pPr>
+    </w:lvl>
+    <w:lvl w:ilvl="6" w:tentative="1">
+      <w:start w:val="1"/>
+      <w:numFmt w:val="decimal"/>
+      <w:lvlText w:val="%7."/>
+      <w:lvlJc w:val="left"/>
+      <w:pPr>
+        <w:tabs>
+          <w:tab w:val="num" w:pos="5040"/>
+        </w:tabs>
+        <w:ind w:left="5040" w:hanging="360"/>
+      </w:pPr>
+    </w:lvl>
+    <w:lvl w:ilvl="7" w:tentative="1">
+      <w:start w:val="1"/>
+      <w:numFmt w:val="decimal"/>
+      <w:lvlText w:val="%8."/>
+      <w:lvlJc w:val="left"/>
+      <w:pPr>
+        <w:tabs>
+          <w:tab w:val="num" w:pos="5760"/>
+        </w:tabs>
+        <w:ind w:left="5760" w:hanging="360"/>
+      </w:pPr>
+    </w:lvl>
+    <w:lvl w:ilvl="8" w:tentative="1">
+      <w:start w:val="1"/>
+      <w:numFmt w:val="decimal"/>
+      <w:lvlText w:val="%9."/>
+      <w:lvlJc w:val="left"/>
+      <w:pPr>
+        <w:tabs>
+          <w:tab w:val="num" w:pos="6480"/>
+        </w:tabs>
+        <w:ind w:left="6480" w:hanging="360"/>
+      </w:pPr>
+    </w:lvl>
+  </w:abstractNum>
+  <w:abstractNum w:abstractNumId="50" w15:restartNumberingAfterBreak="0">
     <w:nsid w:val="3D645FE0"/>
     <w:multiLevelType w:val="multilevel"/>
     <w:tmpl w:val="C26059D8"/>
@@ -14538,7 +19940,156 @@
       </w:rPr>
     </w:lvl>
   </w:abstractNum>
-  <w:abstractNum w:abstractNumId="23" w15:restartNumberingAfterBreak="0">
+  <w:abstractNum w:abstractNumId="51" w15:restartNumberingAfterBreak="0">
+    <w:nsid w:val="40843D9F"/>
+    <w:multiLevelType w:val="multilevel"/>
+    <w:tmpl w:val="7B4C8098"/>
+    <w:lvl w:ilvl="0">
+      <w:start w:val="1"/>
+      <w:numFmt w:val="bullet"/>
+      <w:lvlText w:val=""/>
+      <w:lvlJc w:val="left"/>
+      <w:pPr>
+        <w:tabs>
+          <w:tab w:val="num" w:pos="720"/>
+        </w:tabs>
+        <w:ind w:left="720" w:hanging="360"/>
+      </w:pPr>
+      <w:rPr>
+        <w:rFonts w:ascii="Symbol" w:hAnsi="Symbol" w:hint="default"/>
+        <w:sz w:val="20"/>
+      </w:rPr>
+    </w:lvl>
+    <w:lvl w:ilvl="1" w:tentative="1">
+      <w:start w:val="1"/>
+      <w:numFmt w:val="bullet"/>
+      <w:lvlText w:val="o"/>
+      <w:lvlJc w:val="left"/>
+      <w:pPr>
+        <w:tabs>
+          <w:tab w:val="num" w:pos="1440"/>
+        </w:tabs>
+        <w:ind w:left="1440" w:hanging="360"/>
+      </w:pPr>
+      <w:rPr>
+        <w:rFonts w:ascii="Courier New" w:hAnsi="Courier New" w:hint="default"/>
+        <w:sz w:val="20"/>
+      </w:rPr>
+    </w:lvl>
+    <w:lvl w:ilvl="2" w:tentative="1">
+      <w:start w:val="1"/>
+      <w:numFmt w:val="bullet"/>
+      <w:lvlText w:val=""/>
+      <w:lvlJc w:val="left"/>
+      <w:pPr>
+        <w:tabs>
+          <w:tab w:val="num" w:pos="2160"/>
+        </w:tabs>
+        <w:ind w:left="2160" w:hanging="360"/>
+      </w:pPr>
+      <w:rPr>
+        <w:rFonts w:ascii="Wingdings" w:hAnsi="Wingdings" w:hint="default"/>
+        <w:sz w:val="20"/>
+      </w:rPr>
+    </w:lvl>
+    <w:lvl w:ilvl="3" w:tentative="1">
+      <w:start w:val="1"/>
+      <w:numFmt w:val="bullet"/>
+      <w:lvlText w:val=""/>
+      <w:lvlJc w:val="left"/>
+      <w:pPr>
+        <w:tabs>
+          <w:tab w:val="num" w:pos="2880"/>
+        </w:tabs>
+        <w:ind w:left="2880" w:hanging="360"/>
+      </w:pPr>
+      <w:rPr>
+        <w:rFonts w:ascii="Wingdings" w:hAnsi="Wingdings" w:hint="default"/>
+        <w:sz w:val="20"/>
+      </w:rPr>
+    </w:lvl>
+    <w:lvl w:ilvl="4" w:tentative="1">
+      <w:start w:val="1"/>
+      <w:numFmt w:val="bullet"/>
+      <w:lvlText w:val=""/>
+      <w:lvlJc w:val="left"/>
+      <w:pPr>
+        <w:tabs>
+          <w:tab w:val="num" w:pos="3600"/>
+        </w:tabs>
+        <w:ind w:left="3600" w:hanging="360"/>
+      </w:pPr>
+      <w:rPr>
+        <w:rFonts w:ascii="Wingdings" w:hAnsi="Wingdings" w:hint="default"/>
+        <w:sz w:val="20"/>
+      </w:rPr>
+    </w:lvl>
+    <w:lvl w:ilvl="5" w:tentative="1">
+      <w:start w:val="1"/>
+      <w:numFmt w:val="bullet"/>
+      <w:lvlText w:val=""/>
+      <w:lvlJc w:val="left"/>
+      <w:pPr>
+        <w:tabs>
+          <w:tab w:val="num" w:pos="4320"/>
+        </w:tabs>
+        <w:ind w:left="4320" w:hanging="360"/>
+      </w:pPr>
+      <w:rPr>
+        <w:rFonts w:ascii="Wingdings" w:hAnsi="Wingdings" w:hint="default"/>
+        <w:sz w:val="20"/>
+      </w:rPr>
+    </w:lvl>
+    <w:lvl w:ilvl="6" w:tentative="1">
+      <w:start w:val="1"/>
+      <w:numFmt w:val="bullet"/>
+      <w:lvlText w:val=""/>
+      <w:lvlJc w:val="left"/>
+      <w:pPr>
+        <w:tabs>
+          <w:tab w:val="num" w:pos="5040"/>
+        </w:tabs>
+        <w:ind w:left="5040" w:hanging="360"/>
+      </w:pPr>
+      <w:rPr>
+        <w:rFonts w:ascii="Wingdings" w:hAnsi="Wingdings" w:hint="default"/>
+        <w:sz w:val="20"/>
+      </w:rPr>
+    </w:lvl>
+    <w:lvl w:ilvl="7" w:tentative="1">
+      <w:start w:val="1"/>
+      <w:numFmt w:val="bullet"/>
+      <w:lvlText w:val=""/>
+      <w:lvlJc w:val="left"/>
+      <w:pPr>
+        <w:tabs>
+          <w:tab w:val="num" w:pos="5760"/>
+        </w:tabs>
+        <w:ind w:left="5760" w:hanging="360"/>
+      </w:pPr>
+      <w:rPr>
+        <w:rFonts w:ascii="Wingdings" w:hAnsi="Wingdings" w:hint="default"/>
+        <w:sz w:val="20"/>
+      </w:rPr>
+    </w:lvl>
+    <w:lvl w:ilvl="8" w:tentative="1">
+      <w:start w:val="1"/>
+      <w:numFmt w:val="bullet"/>
+      <w:lvlText w:val=""/>
+      <w:lvlJc w:val="left"/>
+      <w:pPr>
+        <w:tabs>
+          <w:tab w:val="num" w:pos="6480"/>
+        </w:tabs>
+        <w:ind w:left="6480" w:hanging="360"/>
+      </w:pPr>
+      <w:rPr>
+        <w:rFonts w:ascii="Wingdings" w:hAnsi="Wingdings" w:hint="default"/>
+        <w:sz w:val="20"/>
+      </w:rPr>
+    </w:lvl>
+  </w:abstractNum>
+  <w:abstractNum w:abstractNumId="52" w15:restartNumberingAfterBreak="0">
     <w:nsid w:val="429049C5"/>
     <w:multiLevelType w:val="multilevel"/>
     <w:tmpl w:val="BFEA140C"/>
@@ -14687,7 +20238,7 @@
       </w:rPr>
     </w:lvl>
   </w:abstractNum>
-  <w:abstractNum w:abstractNumId="24" w15:restartNumberingAfterBreak="0">
+  <w:abstractNum w:abstractNumId="53" w15:restartNumberingAfterBreak="0">
     <w:nsid w:val="43C050C0"/>
     <w:multiLevelType w:val="multilevel"/>
     <w:tmpl w:val="A9FEEF8E"/>
@@ -14805,7 +20356,7 @@
       </w:pPr>
     </w:lvl>
   </w:abstractNum>
-  <w:abstractNum w:abstractNumId="25" w15:restartNumberingAfterBreak="0">
+  <w:abstractNum w:abstractNumId="54" w15:restartNumberingAfterBreak="0">
     <w:nsid w:val="47901A4B"/>
     <w:multiLevelType w:val="multilevel"/>
     <w:tmpl w:val="6102DFBE"/>
@@ -14918,7 +20469,156 @@
       </w:pPr>
     </w:lvl>
   </w:abstractNum>
-  <w:abstractNum w:abstractNumId="26" w15:restartNumberingAfterBreak="0">
+  <w:abstractNum w:abstractNumId="55" w15:restartNumberingAfterBreak="0">
+    <w:nsid w:val="491730AA"/>
+    <w:multiLevelType w:val="multilevel"/>
+    <w:tmpl w:val="2A1E194A"/>
+    <w:lvl w:ilvl="0">
+      <w:start w:val="1"/>
+      <w:numFmt w:val="bullet"/>
+      <w:lvlText w:val=""/>
+      <w:lvlJc w:val="left"/>
+      <w:pPr>
+        <w:tabs>
+          <w:tab w:val="num" w:pos="720"/>
+        </w:tabs>
+        <w:ind w:left="720" w:hanging="360"/>
+      </w:pPr>
+      <w:rPr>
+        <w:rFonts w:ascii="Symbol" w:hAnsi="Symbol" w:hint="default"/>
+        <w:sz w:val="20"/>
+      </w:rPr>
+    </w:lvl>
+    <w:lvl w:ilvl="1" w:tentative="1">
+      <w:start w:val="1"/>
+      <w:numFmt w:val="bullet"/>
+      <w:lvlText w:val="o"/>
+      <w:lvlJc w:val="left"/>
+      <w:pPr>
+        <w:tabs>
+          <w:tab w:val="num" w:pos="1440"/>
+        </w:tabs>
+        <w:ind w:left="1440" w:hanging="360"/>
+      </w:pPr>
+      <w:rPr>
+        <w:rFonts w:ascii="Courier New" w:hAnsi="Courier New" w:hint="default"/>
+        <w:sz w:val="20"/>
+      </w:rPr>
+    </w:lvl>
+    <w:lvl w:ilvl="2" w:tentative="1">
+      <w:start w:val="1"/>
+      <w:numFmt w:val="bullet"/>
+      <w:lvlText w:val=""/>
+      <w:lvlJc w:val="left"/>
+      <w:pPr>
+        <w:tabs>
+          <w:tab w:val="num" w:pos="2160"/>
+        </w:tabs>
+        <w:ind w:left="2160" w:hanging="360"/>
+      </w:pPr>
+      <w:rPr>
+        <w:rFonts w:ascii="Wingdings" w:hAnsi="Wingdings" w:hint="default"/>
+        <w:sz w:val="20"/>
+      </w:rPr>
+    </w:lvl>
+    <w:lvl w:ilvl="3" w:tentative="1">
+      <w:start w:val="1"/>
+      <w:numFmt w:val="bullet"/>
+      <w:lvlText w:val=""/>
+      <w:lvlJc w:val="left"/>
+      <w:pPr>
+        <w:tabs>
+          <w:tab w:val="num" w:pos="2880"/>
+        </w:tabs>
+        <w:ind w:left="2880" w:hanging="360"/>
+      </w:pPr>
+      <w:rPr>
+        <w:rFonts w:ascii="Wingdings" w:hAnsi="Wingdings" w:hint="default"/>
+        <w:sz w:val="20"/>
+      </w:rPr>
+    </w:lvl>
+    <w:lvl w:ilvl="4" w:tentative="1">
+      <w:start w:val="1"/>
+      <w:numFmt w:val="bullet"/>
+      <w:lvlText w:val=""/>
+      <w:lvlJc w:val="left"/>
+      <w:pPr>
+        <w:tabs>
+          <w:tab w:val="num" w:pos="3600"/>
+        </w:tabs>
+        <w:ind w:left="3600" w:hanging="360"/>
+      </w:pPr>
+      <w:rPr>
+        <w:rFonts w:ascii="Wingdings" w:hAnsi="Wingdings" w:hint="default"/>
+        <w:sz w:val="20"/>
+      </w:rPr>
+    </w:lvl>
+    <w:lvl w:ilvl="5" w:tentative="1">
+      <w:start w:val="1"/>
+      <w:numFmt w:val="bullet"/>
+      <w:lvlText w:val=""/>
+      <w:lvlJc w:val="left"/>
+      <w:pPr>
+        <w:tabs>
+          <w:tab w:val="num" w:pos="4320"/>
+        </w:tabs>
+        <w:ind w:left="4320" w:hanging="360"/>
+      </w:pPr>
+      <w:rPr>
+        <w:rFonts w:ascii="Wingdings" w:hAnsi="Wingdings" w:hint="default"/>
+        <w:sz w:val="20"/>
+      </w:rPr>
+    </w:lvl>
+    <w:lvl w:ilvl="6" w:tentative="1">
+      <w:start w:val="1"/>
+      <w:numFmt w:val="bullet"/>
+      <w:lvlText w:val=""/>
+      <w:lvlJc w:val="left"/>
+      <w:pPr>
+        <w:tabs>
+          <w:tab w:val="num" w:pos="5040"/>
+        </w:tabs>
+        <w:ind w:left="5040" w:hanging="360"/>
+      </w:pPr>
+      <w:rPr>
+        <w:rFonts w:ascii="Wingdings" w:hAnsi="Wingdings" w:hint="default"/>
+        <w:sz w:val="20"/>
+      </w:rPr>
+    </w:lvl>
+    <w:lvl w:ilvl="7" w:tentative="1">
+      <w:start w:val="1"/>
+      <w:numFmt w:val="bullet"/>
+      <w:lvlText w:val=""/>
+      <w:lvlJc w:val="left"/>
+      <w:pPr>
+        <w:tabs>
+          <w:tab w:val="num" w:pos="5760"/>
+        </w:tabs>
+        <w:ind w:left="5760" w:hanging="360"/>
+      </w:pPr>
+      <w:rPr>
+        <w:rFonts w:ascii="Wingdings" w:hAnsi="Wingdings" w:hint="default"/>
+        <w:sz w:val="20"/>
+      </w:rPr>
+    </w:lvl>
+    <w:lvl w:ilvl="8" w:tentative="1">
+      <w:start w:val="1"/>
+      <w:numFmt w:val="bullet"/>
+      <w:lvlText w:val=""/>
+      <w:lvlJc w:val="left"/>
+      <w:pPr>
+        <w:tabs>
+          <w:tab w:val="num" w:pos="6480"/>
+        </w:tabs>
+        <w:ind w:left="6480" w:hanging="360"/>
+      </w:pPr>
+      <w:rPr>
+        <w:rFonts w:ascii="Wingdings" w:hAnsi="Wingdings" w:hint="default"/>
+        <w:sz w:val="20"/>
+      </w:rPr>
+    </w:lvl>
+  </w:abstractNum>
+  <w:abstractNum w:abstractNumId="56" w15:restartNumberingAfterBreak="0">
     <w:nsid w:val="4926073A"/>
     <w:multiLevelType w:val="multilevel"/>
     <w:tmpl w:val="B61E35B4"/>
@@ -15067,7 +20767,7 @@
       </w:rPr>
     </w:lvl>
   </w:abstractNum>
-  <w:abstractNum w:abstractNumId="27" w15:restartNumberingAfterBreak="0">
+  <w:abstractNum w:abstractNumId="57" w15:restartNumberingAfterBreak="0">
     <w:nsid w:val="499D441F"/>
     <w:multiLevelType w:val="multilevel"/>
     <w:tmpl w:val="26E6B63E"/>
@@ -15216,7 +20916,7 @@
       </w:rPr>
     </w:lvl>
   </w:abstractNum>
-  <w:abstractNum w:abstractNumId="28" w15:restartNumberingAfterBreak="0">
+  <w:abstractNum w:abstractNumId="58" w15:restartNumberingAfterBreak="0">
     <w:nsid w:val="49DC51E6"/>
     <w:multiLevelType w:val="multilevel"/>
     <w:tmpl w:val="667C2FD8"/>
@@ -15365,7 +21065,7 @@
       </w:rPr>
     </w:lvl>
   </w:abstractNum>
-  <w:abstractNum w:abstractNumId="29" w15:restartNumberingAfterBreak="0">
+  <w:abstractNum w:abstractNumId="59" w15:restartNumberingAfterBreak="0">
     <w:nsid w:val="4D435ACE"/>
     <w:multiLevelType w:val="multilevel"/>
     <w:tmpl w:val="D004AF48"/>
@@ -15514,7 +21214,7 @@
       </w:rPr>
     </w:lvl>
   </w:abstractNum>
-  <w:abstractNum w:abstractNumId="30" w15:restartNumberingAfterBreak="0">
+  <w:abstractNum w:abstractNumId="60" w15:restartNumberingAfterBreak="0">
     <w:nsid w:val="4D7E1D67"/>
     <w:multiLevelType w:val="multilevel"/>
     <w:tmpl w:val="46082404"/>
@@ -15530,7 +21230,7 @@
         <w:ind w:left="720" w:hanging="360"/>
       </w:pPr>
     </w:lvl>
-    <w:lvl w:ilvl="1" w:tentative="1">
+    <w:lvl w:ilvl="1">
       <w:start w:val="1"/>
       <w:numFmt w:val="decimal"/>
       <w:lvlText w:val="%2."/>
@@ -15627,7 +21327,7 @@
       </w:pPr>
     </w:lvl>
   </w:abstractNum>
-  <w:abstractNum w:abstractNumId="31" w15:restartNumberingAfterBreak="0">
+  <w:abstractNum w:abstractNumId="61" w15:restartNumberingAfterBreak="0">
     <w:nsid w:val="50B621E8"/>
     <w:multiLevelType w:val="multilevel"/>
     <w:tmpl w:val="D77E837C"/>
@@ -15776,7 +21476,7 @@
       </w:rPr>
     </w:lvl>
   </w:abstractNum>
-  <w:abstractNum w:abstractNumId="32" w15:restartNumberingAfterBreak="0">
+  <w:abstractNum w:abstractNumId="62" w15:restartNumberingAfterBreak="0">
     <w:nsid w:val="50FC22B1"/>
     <w:multiLevelType w:val="multilevel"/>
     <w:tmpl w:val="3BE06AE4"/>
@@ -15925,7 +21625,418 @@
       </w:rPr>
     </w:lvl>
   </w:abstractNum>
-  <w:abstractNum w:abstractNumId="33" w15:restartNumberingAfterBreak="0">
+  <w:abstractNum w:abstractNumId="63" w15:restartNumberingAfterBreak="0">
+    <w:nsid w:val="51127309"/>
+    <w:multiLevelType w:val="multilevel"/>
+    <w:tmpl w:val="E9F04644"/>
+    <w:lvl w:ilvl="0">
+      <w:start w:val="9"/>
+      <w:numFmt w:val="decimal"/>
+      <w:lvlText w:val="%1."/>
+      <w:lvlJc w:val="left"/>
+      <w:pPr>
+        <w:tabs>
+          <w:tab w:val="num" w:pos="720"/>
+        </w:tabs>
+        <w:ind w:left="720" w:hanging="360"/>
+      </w:pPr>
+    </w:lvl>
+    <w:lvl w:ilvl="1" w:tentative="1">
+      <w:start w:val="1"/>
+      <w:numFmt w:val="decimal"/>
+      <w:lvlText w:val="%2."/>
+      <w:lvlJc w:val="left"/>
+      <w:pPr>
+        <w:tabs>
+          <w:tab w:val="num" w:pos="1440"/>
+        </w:tabs>
+        <w:ind w:left="1440" w:hanging="360"/>
+      </w:pPr>
+    </w:lvl>
+    <w:lvl w:ilvl="2" w:tentative="1">
+      <w:start w:val="1"/>
+      <w:numFmt w:val="decimal"/>
+      <w:lvlText w:val="%3."/>
+      <w:lvlJc w:val="left"/>
+      <w:pPr>
+        <w:tabs>
+          <w:tab w:val="num" w:pos="2160"/>
+        </w:tabs>
+        <w:ind w:left="2160" w:hanging="360"/>
+      </w:pPr>
+    </w:lvl>
+    <w:lvl w:ilvl="3" w:tentative="1">
+      <w:start w:val="1"/>
+      <w:numFmt w:val="decimal"/>
+      <w:lvlText w:val="%4."/>
+      <w:lvlJc w:val="left"/>
+      <w:pPr>
+        <w:tabs>
+          <w:tab w:val="num" w:pos="2880"/>
+        </w:tabs>
+        <w:ind w:left="2880" w:hanging="360"/>
+      </w:pPr>
+    </w:lvl>
+    <w:lvl w:ilvl="4" w:tentative="1">
+      <w:start w:val="1"/>
+      <w:numFmt w:val="decimal"/>
+      <w:lvlText w:val="%5."/>
+      <w:lvlJc w:val="left"/>
+      <w:pPr>
+        <w:tabs>
+          <w:tab w:val="num" w:pos="3600"/>
+        </w:tabs>
+        <w:ind w:left="3600" w:hanging="360"/>
+      </w:pPr>
+    </w:lvl>
+    <w:lvl w:ilvl="5" w:tentative="1">
+      <w:start w:val="1"/>
+      <w:numFmt w:val="decimal"/>
+      <w:lvlText w:val="%6."/>
+      <w:lvlJc w:val="left"/>
+      <w:pPr>
+        <w:tabs>
+          <w:tab w:val="num" w:pos="4320"/>
+        </w:tabs>
+        <w:ind w:left="4320" w:hanging="360"/>
+      </w:pPr>
+    </w:lvl>
+    <w:lvl w:ilvl="6" w:tentative="1">
+      <w:start w:val="1"/>
+      <w:numFmt w:val="decimal"/>
+      <w:lvlText w:val="%7."/>
+      <w:lvlJc w:val="left"/>
+      <w:pPr>
+        <w:tabs>
+          <w:tab w:val="num" w:pos="5040"/>
+        </w:tabs>
+        <w:ind w:left="5040" w:hanging="360"/>
+      </w:pPr>
+    </w:lvl>
+    <w:lvl w:ilvl="7" w:tentative="1">
+      <w:start w:val="1"/>
+      <w:numFmt w:val="decimal"/>
+      <w:lvlText w:val="%8."/>
+      <w:lvlJc w:val="left"/>
+      <w:pPr>
+        <w:tabs>
+          <w:tab w:val="num" w:pos="5760"/>
+        </w:tabs>
+        <w:ind w:left="5760" w:hanging="360"/>
+      </w:pPr>
+    </w:lvl>
+    <w:lvl w:ilvl="8" w:tentative="1">
+      <w:start w:val="1"/>
+      <w:numFmt w:val="decimal"/>
+      <w:lvlText w:val="%9."/>
+      <w:lvlJc w:val="left"/>
+      <w:pPr>
+        <w:tabs>
+          <w:tab w:val="num" w:pos="6480"/>
+        </w:tabs>
+        <w:ind w:left="6480" w:hanging="360"/>
+      </w:pPr>
+    </w:lvl>
+  </w:abstractNum>
+  <w:abstractNum w:abstractNumId="64" w15:restartNumberingAfterBreak="0">
+    <w:nsid w:val="53C04042"/>
+    <w:multiLevelType w:val="multilevel"/>
+    <w:tmpl w:val="E2E030D6"/>
+    <w:lvl w:ilvl="0">
+      <w:start w:val="1"/>
+      <w:numFmt w:val="bullet"/>
+      <w:lvlText w:val=""/>
+      <w:lvlJc w:val="left"/>
+      <w:pPr>
+        <w:tabs>
+          <w:tab w:val="num" w:pos="720"/>
+        </w:tabs>
+        <w:ind w:left="720" w:hanging="360"/>
+      </w:pPr>
+      <w:rPr>
+        <w:rFonts w:ascii="Symbol" w:hAnsi="Symbol" w:hint="default"/>
+        <w:sz w:val="20"/>
+      </w:rPr>
+    </w:lvl>
+    <w:lvl w:ilvl="1">
+      <w:start w:val="1"/>
+      <w:numFmt w:val="bullet"/>
+      <w:lvlText w:val="o"/>
+      <w:lvlJc w:val="left"/>
+      <w:pPr>
+        <w:tabs>
+          <w:tab w:val="num" w:pos="1440"/>
+        </w:tabs>
+        <w:ind w:left="1440" w:hanging="360"/>
+      </w:pPr>
+      <w:rPr>
+        <w:rFonts w:ascii="Courier New" w:hAnsi="Courier New" w:hint="default"/>
+        <w:sz w:val="20"/>
+      </w:rPr>
+    </w:lvl>
+    <w:lvl w:ilvl="2" w:tentative="1">
+      <w:start w:val="1"/>
+      <w:numFmt w:val="bullet"/>
+      <w:lvlText w:val=""/>
+      <w:lvlJc w:val="left"/>
+      <w:pPr>
+        <w:tabs>
+          <w:tab w:val="num" w:pos="2160"/>
+        </w:tabs>
+        <w:ind w:left="2160" w:hanging="360"/>
+      </w:pPr>
+      <w:rPr>
+        <w:rFonts w:ascii="Wingdings" w:hAnsi="Wingdings" w:hint="default"/>
+        <w:sz w:val="20"/>
+      </w:rPr>
+    </w:lvl>
+    <w:lvl w:ilvl="3" w:tentative="1">
+      <w:start w:val="1"/>
+      <w:numFmt w:val="bullet"/>
+      <w:lvlText w:val=""/>
+      <w:lvlJc w:val="left"/>
+      <w:pPr>
+        <w:tabs>
+          <w:tab w:val="num" w:pos="2880"/>
+        </w:tabs>
+        <w:ind w:left="2880" w:hanging="360"/>
+      </w:pPr>
+      <w:rPr>
+        <w:rFonts w:ascii="Wingdings" w:hAnsi="Wingdings" w:hint="default"/>
+        <w:sz w:val="20"/>
+      </w:rPr>
+    </w:lvl>
+    <w:lvl w:ilvl="4" w:tentative="1">
+      <w:start w:val="1"/>
+      <w:numFmt w:val="bullet"/>
+      <w:lvlText w:val=""/>
+      <w:lvlJc w:val="left"/>
+      <w:pPr>
+        <w:tabs>
+          <w:tab w:val="num" w:pos="3600"/>
+        </w:tabs>
+        <w:ind w:left="3600" w:hanging="360"/>
+      </w:pPr>
+      <w:rPr>
+        <w:rFonts w:ascii="Wingdings" w:hAnsi="Wingdings" w:hint="default"/>
+        <w:sz w:val="20"/>
+      </w:rPr>
+    </w:lvl>
+    <w:lvl w:ilvl="5" w:tentative="1">
+      <w:start w:val="1"/>
+      <w:numFmt w:val="bullet"/>
+      <w:lvlText w:val=""/>
+      <w:lvlJc w:val="left"/>
+      <w:pPr>
+        <w:tabs>
+          <w:tab w:val="num" w:pos="4320"/>
+        </w:tabs>
+        <w:ind w:left="4320" w:hanging="360"/>
+      </w:pPr>
+      <w:rPr>
+        <w:rFonts w:ascii="Wingdings" w:hAnsi="Wingdings" w:hint="default"/>
+        <w:sz w:val="20"/>
+      </w:rPr>
+    </w:lvl>
+    <w:lvl w:ilvl="6" w:tentative="1">
+      <w:start w:val="1"/>
+      <w:numFmt w:val="bullet"/>
+      <w:lvlText w:val=""/>
+      <w:lvlJc w:val="left"/>
+      <w:pPr>
+        <w:tabs>
+          <w:tab w:val="num" w:pos="5040"/>
+        </w:tabs>
+        <w:ind w:left="5040" w:hanging="360"/>
+      </w:pPr>
+      <w:rPr>
+        <w:rFonts w:ascii="Wingdings" w:hAnsi="Wingdings" w:hint="default"/>
+        <w:sz w:val="20"/>
+      </w:rPr>
+    </w:lvl>
+    <w:lvl w:ilvl="7" w:tentative="1">
+      <w:start w:val="1"/>
+      <w:numFmt w:val="bullet"/>
+      <w:lvlText w:val=""/>
+      <w:lvlJc w:val="left"/>
+      <w:pPr>
+        <w:tabs>
+          <w:tab w:val="num" w:pos="5760"/>
+        </w:tabs>
+        <w:ind w:left="5760" w:hanging="360"/>
+      </w:pPr>
+      <w:rPr>
+        <w:rFonts w:ascii="Wingdings" w:hAnsi="Wingdings" w:hint="default"/>
+        <w:sz w:val="20"/>
+      </w:rPr>
+    </w:lvl>
+    <w:lvl w:ilvl="8" w:tentative="1">
+      <w:start w:val="1"/>
+      <w:numFmt w:val="bullet"/>
+      <w:lvlText w:val=""/>
+      <w:lvlJc w:val="left"/>
+      <w:pPr>
+        <w:tabs>
+          <w:tab w:val="num" w:pos="6480"/>
+        </w:tabs>
+        <w:ind w:left="6480" w:hanging="360"/>
+      </w:pPr>
+      <w:rPr>
+        <w:rFonts w:ascii="Wingdings" w:hAnsi="Wingdings" w:hint="default"/>
+        <w:sz w:val="20"/>
+      </w:rPr>
+    </w:lvl>
+  </w:abstractNum>
+  <w:abstractNum w:abstractNumId="65" w15:restartNumberingAfterBreak="0">
+    <w:nsid w:val="55125CCC"/>
+    <w:multiLevelType w:val="multilevel"/>
+    <w:tmpl w:val="B3A44FA6"/>
+    <w:lvl w:ilvl="0">
+      <w:start w:val="1"/>
+      <w:numFmt w:val="bullet"/>
+      <w:lvlText w:val=""/>
+      <w:lvlJc w:val="left"/>
+      <w:pPr>
+        <w:tabs>
+          <w:tab w:val="num" w:pos="720"/>
+        </w:tabs>
+        <w:ind w:left="720" w:hanging="360"/>
+      </w:pPr>
+      <w:rPr>
+        <w:rFonts w:ascii="Symbol" w:hAnsi="Symbol" w:hint="default"/>
+        <w:sz w:val="20"/>
+      </w:rPr>
+    </w:lvl>
+    <w:lvl w:ilvl="1">
+      <w:start w:val="1"/>
+      <w:numFmt w:val="bullet"/>
+      <w:lvlText w:val="o"/>
+      <w:lvlJc w:val="left"/>
+      <w:pPr>
+        <w:tabs>
+          <w:tab w:val="num" w:pos="1440"/>
+        </w:tabs>
+        <w:ind w:left="1440" w:hanging="360"/>
+      </w:pPr>
+      <w:rPr>
+        <w:rFonts w:ascii="Courier New" w:hAnsi="Courier New" w:hint="default"/>
+        <w:sz w:val="20"/>
+      </w:rPr>
+    </w:lvl>
+    <w:lvl w:ilvl="2" w:tentative="1">
+      <w:start w:val="1"/>
+      <w:numFmt w:val="bullet"/>
+      <w:lvlText w:val=""/>
+      <w:lvlJc w:val="left"/>
+      <w:pPr>
+        <w:tabs>
+          <w:tab w:val="num" w:pos="2160"/>
+        </w:tabs>
+        <w:ind w:left="2160" w:hanging="360"/>
+      </w:pPr>
+      <w:rPr>
+        <w:rFonts w:ascii="Wingdings" w:hAnsi="Wingdings" w:hint="default"/>
+        <w:sz w:val="20"/>
+      </w:rPr>
+    </w:lvl>
+    <w:lvl w:ilvl="3" w:tentative="1">
+      <w:start w:val="1"/>
+      <w:numFmt w:val="bullet"/>
+      <w:lvlText w:val=""/>
+      <w:lvlJc w:val="left"/>
+      <w:pPr>
+        <w:tabs>
+          <w:tab w:val="num" w:pos="2880"/>
+        </w:tabs>
+        <w:ind w:left="2880" w:hanging="360"/>
+      </w:pPr>
+      <w:rPr>
+        <w:rFonts w:ascii="Wingdings" w:hAnsi="Wingdings" w:hint="default"/>
+        <w:sz w:val="20"/>
+      </w:rPr>
+    </w:lvl>
+    <w:lvl w:ilvl="4" w:tentative="1">
+      <w:start w:val="1"/>
+      <w:numFmt w:val="bullet"/>
+      <w:lvlText w:val=""/>
+      <w:lvlJc w:val="left"/>
+      <w:pPr>
+        <w:tabs>
+          <w:tab w:val="num" w:pos="3600"/>
+        </w:tabs>
+        <w:ind w:left="3600" w:hanging="360"/>
+      </w:pPr>
+      <w:rPr>
+        <w:rFonts w:ascii="Wingdings" w:hAnsi="Wingdings" w:hint="default"/>
+        <w:sz w:val="20"/>
+      </w:rPr>
+    </w:lvl>
+    <w:lvl w:ilvl="5" w:tentative="1">
+      <w:start w:val="1"/>
+      <w:numFmt w:val="bullet"/>
+      <w:lvlText w:val=""/>
+      <w:lvlJc w:val="left"/>
+      <w:pPr>
+        <w:tabs>
+          <w:tab w:val="num" w:pos="4320"/>
+        </w:tabs>
+        <w:ind w:left="4320" w:hanging="360"/>
+      </w:pPr>
+      <w:rPr>
+        <w:rFonts w:ascii="Wingdings" w:hAnsi="Wingdings" w:hint="default"/>
+        <w:sz w:val="20"/>
+      </w:rPr>
+    </w:lvl>
+    <w:lvl w:ilvl="6" w:tentative="1">
+      <w:start w:val="1"/>
+      <w:numFmt w:val="bullet"/>
+      <w:lvlText w:val=""/>
+      <w:lvlJc w:val="left"/>
+      <w:pPr>
+        <w:tabs>
+          <w:tab w:val="num" w:pos="5040"/>
+        </w:tabs>
+        <w:ind w:left="5040" w:hanging="360"/>
+      </w:pPr>
+      <w:rPr>
+        <w:rFonts w:ascii="Wingdings" w:hAnsi="Wingdings" w:hint="default"/>
+        <w:sz w:val="20"/>
+      </w:rPr>
+    </w:lvl>
+    <w:lvl w:ilvl="7" w:tentative="1">
+      <w:start w:val="1"/>
+      <w:numFmt w:val="bullet"/>
+      <w:lvlText w:val=""/>
+      <w:lvlJc w:val="left"/>
+      <w:pPr>
+        <w:tabs>
+          <w:tab w:val="num" w:pos="5760"/>
+        </w:tabs>
+        <w:ind w:left="5760" w:hanging="360"/>
+      </w:pPr>
+      <w:rPr>
+        <w:rFonts w:ascii="Wingdings" w:hAnsi="Wingdings" w:hint="default"/>
+        <w:sz w:val="20"/>
+      </w:rPr>
+    </w:lvl>
+    <w:lvl w:ilvl="8" w:tentative="1">
+      <w:start w:val="1"/>
+      <w:numFmt w:val="bullet"/>
+      <w:lvlText w:val=""/>
+      <w:lvlJc w:val="left"/>
+      <w:pPr>
+        <w:tabs>
+          <w:tab w:val="num" w:pos="6480"/>
+        </w:tabs>
+        <w:ind w:left="6480" w:hanging="360"/>
+      </w:pPr>
+      <w:rPr>
+        <w:rFonts w:ascii="Wingdings" w:hAnsi="Wingdings" w:hint="default"/>
+        <w:sz w:val="20"/>
+      </w:rPr>
+    </w:lvl>
+  </w:abstractNum>
+  <w:abstractNum w:abstractNumId="66" w15:restartNumberingAfterBreak="0">
     <w:nsid w:val="55352C56"/>
     <w:multiLevelType w:val="multilevel"/>
     <w:tmpl w:val="AB62844A"/>
@@ -16046,7 +22157,120 @@
       </w:rPr>
     </w:lvl>
   </w:abstractNum>
-  <w:abstractNum w:abstractNumId="34" w15:restartNumberingAfterBreak="0">
+  <w:abstractNum w:abstractNumId="67" w15:restartNumberingAfterBreak="0">
+    <w:nsid w:val="561B20EE"/>
+    <w:multiLevelType w:val="multilevel"/>
+    <w:tmpl w:val="F0489380"/>
+    <w:lvl w:ilvl="0">
+      <w:start w:val="5"/>
+      <w:numFmt w:val="decimal"/>
+      <w:lvlText w:val="%1."/>
+      <w:lvlJc w:val="left"/>
+      <w:pPr>
+        <w:tabs>
+          <w:tab w:val="num" w:pos="720"/>
+        </w:tabs>
+        <w:ind w:left="720" w:hanging="360"/>
+      </w:pPr>
+    </w:lvl>
+    <w:lvl w:ilvl="1" w:tentative="1">
+      <w:start w:val="1"/>
+      <w:numFmt w:val="decimal"/>
+      <w:lvlText w:val="%2."/>
+      <w:lvlJc w:val="left"/>
+      <w:pPr>
+        <w:tabs>
+          <w:tab w:val="num" w:pos="1440"/>
+        </w:tabs>
+        <w:ind w:left="1440" w:hanging="360"/>
+      </w:pPr>
+    </w:lvl>
+    <w:lvl w:ilvl="2" w:tentative="1">
+      <w:start w:val="1"/>
+      <w:numFmt w:val="decimal"/>
+      <w:lvlText w:val="%3."/>
+      <w:lvlJc w:val="left"/>
+      <w:pPr>
+        <w:tabs>
+          <w:tab w:val="num" w:pos="2160"/>
+        </w:tabs>
+        <w:ind w:left="2160" w:hanging="360"/>
+      </w:pPr>
+    </w:lvl>
+    <w:lvl w:ilvl="3" w:tentative="1">
+      <w:start w:val="1"/>
+      <w:numFmt w:val="decimal"/>
+      <w:lvlText w:val="%4."/>
+      <w:lvlJc w:val="left"/>
+      <w:pPr>
+        <w:tabs>
+          <w:tab w:val="num" w:pos="2880"/>
+        </w:tabs>
+        <w:ind w:left="2880" w:hanging="360"/>
+      </w:pPr>
+    </w:lvl>
+    <w:lvl w:ilvl="4" w:tentative="1">
+      <w:start w:val="1"/>
+      <w:numFmt w:val="decimal"/>
+      <w:lvlText w:val="%5."/>
+      <w:lvlJc w:val="left"/>
+      <w:pPr>
+        <w:tabs>
+          <w:tab w:val="num" w:pos="3600"/>
+        </w:tabs>
+        <w:ind w:left="3600" w:hanging="360"/>
+      </w:pPr>
+    </w:lvl>
+    <w:lvl w:ilvl="5" w:tentative="1">
+      <w:start w:val="1"/>
+      <w:numFmt w:val="decimal"/>
+      <w:lvlText w:val="%6."/>
+      <w:lvlJc w:val="left"/>
+      <w:pPr>
+        <w:tabs>
+          <w:tab w:val="num" w:pos="4320"/>
+        </w:tabs>
+        <w:ind w:left="4320" w:hanging="360"/>
+      </w:pPr>
+    </w:lvl>
+    <w:lvl w:ilvl="6" w:tentative="1">
+      <w:start w:val="1"/>
+      <w:numFmt w:val="decimal"/>
+      <w:lvlText w:val="%7."/>
+      <w:lvlJc w:val="left"/>
+      <w:pPr>
+        <w:tabs>
+          <w:tab w:val="num" w:pos="5040"/>
+        </w:tabs>
+        <w:ind w:left="5040" w:hanging="360"/>
+      </w:pPr>
+    </w:lvl>
+    <w:lvl w:ilvl="7" w:tentative="1">
+      <w:start w:val="1"/>
+      <w:numFmt w:val="decimal"/>
+      <w:lvlText w:val="%8."/>
+      <w:lvlJc w:val="left"/>
+      <w:pPr>
+        <w:tabs>
+          <w:tab w:val="num" w:pos="5760"/>
+        </w:tabs>
+        <w:ind w:left="5760" w:hanging="360"/>
+      </w:pPr>
+    </w:lvl>
+    <w:lvl w:ilvl="8" w:tentative="1">
+      <w:start w:val="1"/>
+      <w:numFmt w:val="decimal"/>
+      <w:lvlText w:val="%9."/>
+      <w:lvlJc w:val="left"/>
+      <w:pPr>
+        <w:tabs>
+          <w:tab w:val="num" w:pos="6480"/>
+        </w:tabs>
+        <w:ind w:left="6480" w:hanging="360"/>
+      </w:pPr>
+    </w:lvl>
+  </w:abstractNum>
+  <w:abstractNum w:abstractNumId="68" w15:restartNumberingAfterBreak="0">
     <w:nsid w:val="56FB2A2B"/>
     <w:multiLevelType w:val="multilevel"/>
     <w:tmpl w:val="A87C4BA8"/>
@@ -16164,7 +22388,156 @@
       </w:pPr>
     </w:lvl>
   </w:abstractNum>
-  <w:abstractNum w:abstractNumId="35" w15:restartNumberingAfterBreak="0">
+  <w:abstractNum w:abstractNumId="69" w15:restartNumberingAfterBreak="0">
+    <w:nsid w:val="5D9A23AD"/>
+    <w:multiLevelType w:val="multilevel"/>
+    <w:tmpl w:val="CDDC058C"/>
+    <w:lvl w:ilvl="0">
+      <w:start w:val="1"/>
+      <w:numFmt w:val="bullet"/>
+      <w:lvlText w:val=""/>
+      <w:lvlJc w:val="left"/>
+      <w:pPr>
+        <w:tabs>
+          <w:tab w:val="num" w:pos="720"/>
+        </w:tabs>
+        <w:ind w:left="720" w:hanging="360"/>
+      </w:pPr>
+      <w:rPr>
+        <w:rFonts w:ascii="Symbol" w:hAnsi="Symbol" w:hint="default"/>
+        <w:sz w:val="20"/>
+      </w:rPr>
+    </w:lvl>
+    <w:lvl w:ilvl="1">
+      <w:start w:val="1"/>
+      <w:numFmt w:val="bullet"/>
+      <w:lvlText w:val="o"/>
+      <w:lvlJc w:val="left"/>
+      <w:pPr>
+        <w:tabs>
+          <w:tab w:val="num" w:pos="1440"/>
+        </w:tabs>
+        <w:ind w:left="1440" w:hanging="360"/>
+      </w:pPr>
+      <w:rPr>
+        <w:rFonts w:ascii="Courier New" w:hAnsi="Courier New" w:hint="default"/>
+        <w:sz w:val="20"/>
+      </w:rPr>
+    </w:lvl>
+    <w:lvl w:ilvl="2" w:tentative="1">
+      <w:start w:val="1"/>
+      <w:numFmt w:val="bullet"/>
+      <w:lvlText w:val=""/>
+      <w:lvlJc w:val="left"/>
+      <w:pPr>
+        <w:tabs>
+          <w:tab w:val="num" w:pos="2160"/>
+        </w:tabs>
+        <w:ind w:left="2160" w:hanging="360"/>
+      </w:pPr>
+      <w:rPr>
+        <w:rFonts w:ascii="Wingdings" w:hAnsi="Wingdings" w:hint="default"/>
+        <w:sz w:val="20"/>
+      </w:rPr>
+    </w:lvl>
+    <w:lvl w:ilvl="3" w:tentative="1">
+      <w:start w:val="1"/>
+      <w:numFmt w:val="bullet"/>
+      <w:lvlText w:val=""/>
+      <w:lvlJc w:val="left"/>
+      <w:pPr>
+        <w:tabs>
+          <w:tab w:val="num" w:pos="2880"/>
+        </w:tabs>
+        <w:ind w:left="2880" w:hanging="360"/>
+      </w:pPr>
+      <w:rPr>
+        <w:rFonts w:ascii="Wingdings" w:hAnsi="Wingdings" w:hint="default"/>
+        <w:sz w:val="20"/>
+      </w:rPr>
+    </w:lvl>
+    <w:lvl w:ilvl="4" w:tentative="1">
+      <w:start w:val="1"/>
+      <w:numFmt w:val="bullet"/>
+      <w:lvlText w:val=""/>
+      <w:lvlJc w:val="left"/>
+      <w:pPr>
+        <w:tabs>
+          <w:tab w:val="num" w:pos="3600"/>
+        </w:tabs>
+        <w:ind w:left="3600" w:hanging="360"/>
+      </w:pPr>
+      <w:rPr>
+        <w:rFonts w:ascii="Wingdings" w:hAnsi="Wingdings" w:hint="default"/>
+        <w:sz w:val="20"/>
+      </w:rPr>
+    </w:lvl>
+    <w:lvl w:ilvl="5" w:tentative="1">
+      <w:start w:val="1"/>
+      <w:numFmt w:val="bullet"/>
+      <w:lvlText w:val=""/>
+      <w:lvlJc w:val="left"/>
+      <w:pPr>
+        <w:tabs>
+          <w:tab w:val="num" w:pos="4320"/>
+        </w:tabs>
+        <w:ind w:left="4320" w:hanging="360"/>
+      </w:pPr>
+      <w:rPr>
+        <w:rFonts w:ascii="Wingdings" w:hAnsi="Wingdings" w:hint="default"/>
+        <w:sz w:val="20"/>
+      </w:rPr>
+    </w:lvl>
+    <w:lvl w:ilvl="6" w:tentative="1">
+      <w:start w:val="1"/>
+      <w:numFmt w:val="bullet"/>
+      <w:lvlText w:val=""/>
+      <w:lvlJc w:val="left"/>
+      <w:pPr>
+        <w:tabs>
+          <w:tab w:val="num" w:pos="5040"/>
+        </w:tabs>
+        <w:ind w:left="5040" w:hanging="360"/>
+      </w:pPr>
+      <w:rPr>
+        <w:rFonts w:ascii="Wingdings" w:hAnsi="Wingdings" w:hint="default"/>
+        <w:sz w:val="20"/>
+      </w:rPr>
+    </w:lvl>
+    <w:lvl w:ilvl="7" w:tentative="1">
+      <w:start w:val="1"/>
+      <w:numFmt w:val="bullet"/>
+      <w:lvlText w:val=""/>
+      <w:lvlJc w:val="left"/>
+      <w:pPr>
+        <w:tabs>
+          <w:tab w:val="num" w:pos="5760"/>
+        </w:tabs>
+        <w:ind w:left="5760" w:hanging="360"/>
+      </w:pPr>
+      <w:rPr>
+        <w:rFonts w:ascii="Wingdings" w:hAnsi="Wingdings" w:hint="default"/>
+        <w:sz w:val="20"/>
+      </w:rPr>
+    </w:lvl>
+    <w:lvl w:ilvl="8" w:tentative="1">
+      <w:start w:val="1"/>
+      <w:numFmt w:val="bullet"/>
+      <w:lvlText w:val=""/>
+      <w:lvlJc w:val="left"/>
+      <w:pPr>
+        <w:tabs>
+          <w:tab w:val="num" w:pos="6480"/>
+        </w:tabs>
+        <w:ind w:left="6480" w:hanging="360"/>
+      </w:pPr>
+      <w:rPr>
+        <w:rFonts w:ascii="Wingdings" w:hAnsi="Wingdings" w:hint="default"/>
+        <w:sz w:val="20"/>
+      </w:rPr>
+    </w:lvl>
+  </w:abstractNum>
+  <w:abstractNum w:abstractNumId="70" w15:restartNumberingAfterBreak="0">
     <w:nsid w:val="5EED0403"/>
     <w:multiLevelType w:val="multilevel"/>
     <w:tmpl w:val="0E924536"/>
@@ -16313,7 +22686,7 @@
       </w:rPr>
     </w:lvl>
   </w:abstractNum>
-  <w:abstractNum w:abstractNumId="36" w15:restartNumberingAfterBreak="0">
+  <w:abstractNum w:abstractNumId="71" w15:restartNumberingAfterBreak="0">
     <w:nsid w:val="5F5C0673"/>
     <w:multiLevelType w:val="multilevel"/>
     <w:tmpl w:val="28A479CC"/>
@@ -16426,7 +22799,7 @@
       </w:pPr>
     </w:lvl>
   </w:abstractNum>
-  <w:abstractNum w:abstractNumId="37" w15:restartNumberingAfterBreak="0">
+  <w:abstractNum w:abstractNumId="72" w15:restartNumberingAfterBreak="0">
     <w:nsid w:val="623301C8"/>
     <w:multiLevelType w:val="multilevel"/>
     <w:tmpl w:val="EC78776C"/>
@@ -16575,7 +22948,7 @@
       </w:rPr>
     </w:lvl>
   </w:abstractNum>
-  <w:abstractNum w:abstractNumId="38" w15:restartNumberingAfterBreak="0">
+  <w:abstractNum w:abstractNumId="73" w15:restartNumberingAfterBreak="0">
     <w:nsid w:val="63353058"/>
     <w:multiLevelType w:val="multilevel"/>
     <w:tmpl w:val="FA564E92"/>
@@ -16720,7 +23093,567 @@
       </w:rPr>
     </w:lvl>
   </w:abstractNum>
-  <w:abstractNum w:abstractNumId="39" w15:restartNumberingAfterBreak="0">
+  <w:abstractNum w:abstractNumId="74" w15:restartNumberingAfterBreak="0">
+    <w:nsid w:val="64D91ADA"/>
+    <w:multiLevelType w:val="multilevel"/>
+    <w:tmpl w:val="9BFE1080"/>
+    <w:lvl w:ilvl="0">
+      <w:start w:val="7"/>
+      <w:numFmt w:val="decimal"/>
+      <w:lvlText w:val="%1."/>
+      <w:lvlJc w:val="left"/>
+      <w:pPr>
+        <w:tabs>
+          <w:tab w:val="num" w:pos="720"/>
+        </w:tabs>
+        <w:ind w:left="720" w:hanging="360"/>
+      </w:pPr>
+    </w:lvl>
+    <w:lvl w:ilvl="1" w:tentative="1">
+      <w:start w:val="1"/>
+      <w:numFmt w:val="decimal"/>
+      <w:lvlText w:val="%2."/>
+      <w:lvlJc w:val="left"/>
+      <w:pPr>
+        <w:tabs>
+          <w:tab w:val="num" w:pos="1440"/>
+        </w:tabs>
+        <w:ind w:left="1440" w:hanging="360"/>
+      </w:pPr>
+    </w:lvl>
+    <w:lvl w:ilvl="2" w:tentative="1">
+      <w:start w:val="1"/>
+      <w:numFmt w:val="decimal"/>
+      <w:lvlText w:val="%3."/>
+      <w:lvlJc w:val="left"/>
+      <w:pPr>
+        <w:tabs>
+          <w:tab w:val="num" w:pos="2160"/>
+        </w:tabs>
+        <w:ind w:left="2160" w:hanging="360"/>
+      </w:pPr>
+    </w:lvl>
+    <w:lvl w:ilvl="3" w:tentative="1">
+      <w:start w:val="1"/>
+      <w:numFmt w:val="decimal"/>
+      <w:lvlText w:val="%4."/>
+      <w:lvlJc w:val="left"/>
+      <w:pPr>
+        <w:tabs>
+          <w:tab w:val="num" w:pos="2880"/>
+        </w:tabs>
+        <w:ind w:left="2880" w:hanging="360"/>
+      </w:pPr>
+    </w:lvl>
+    <w:lvl w:ilvl="4" w:tentative="1">
+      <w:start w:val="1"/>
+      <w:numFmt w:val="decimal"/>
+      <w:lvlText w:val="%5."/>
+      <w:lvlJc w:val="left"/>
+      <w:pPr>
+        <w:tabs>
+          <w:tab w:val="num" w:pos="3600"/>
+        </w:tabs>
+        <w:ind w:left="3600" w:hanging="360"/>
+      </w:pPr>
+    </w:lvl>
+    <w:lvl w:ilvl="5" w:tentative="1">
+      <w:start w:val="1"/>
+      <w:numFmt w:val="decimal"/>
+      <w:lvlText w:val="%6."/>
+      <w:lvlJc w:val="left"/>
+      <w:pPr>
+        <w:tabs>
+          <w:tab w:val="num" w:pos="4320"/>
+        </w:tabs>
+        <w:ind w:left="4320" w:hanging="360"/>
+      </w:pPr>
+    </w:lvl>
+    <w:lvl w:ilvl="6" w:tentative="1">
+      <w:start w:val="1"/>
+      <w:numFmt w:val="decimal"/>
+      <w:lvlText w:val="%7."/>
+      <w:lvlJc w:val="left"/>
+      <w:pPr>
+        <w:tabs>
+          <w:tab w:val="num" w:pos="5040"/>
+        </w:tabs>
+        <w:ind w:left="5040" w:hanging="360"/>
+      </w:pPr>
+    </w:lvl>
+    <w:lvl w:ilvl="7" w:tentative="1">
+      <w:start w:val="1"/>
+      <w:numFmt w:val="decimal"/>
+      <w:lvlText w:val="%8."/>
+      <w:lvlJc w:val="left"/>
+      <w:pPr>
+        <w:tabs>
+          <w:tab w:val="num" w:pos="5760"/>
+        </w:tabs>
+        <w:ind w:left="5760" w:hanging="360"/>
+      </w:pPr>
+    </w:lvl>
+    <w:lvl w:ilvl="8" w:tentative="1">
+      <w:start w:val="1"/>
+      <w:numFmt w:val="decimal"/>
+      <w:lvlText w:val="%9."/>
+      <w:lvlJc w:val="left"/>
+      <w:pPr>
+        <w:tabs>
+          <w:tab w:val="num" w:pos="6480"/>
+        </w:tabs>
+        <w:ind w:left="6480" w:hanging="360"/>
+      </w:pPr>
+    </w:lvl>
+  </w:abstractNum>
+  <w:abstractNum w:abstractNumId="75" w15:restartNumberingAfterBreak="0">
+    <w:nsid w:val="665B0750"/>
+    <w:multiLevelType w:val="multilevel"/>
+    <w:tmpl w:val="69682B4C"/>
+    <w:lvl w:ilvl="0">
+      <w:start w:val="1"/>
+      <w:numFmt w:val="bullet"/>
+      <w:lvlText w:val=""/>
+      <w:lvlJc w:val="left"/>
+      <w:pPr>
+        <w:tabs>
+          <w:tab w:val="num" w:pos="720"/>
+        </w:tabs>
+        <w:ind w:left="720" w:hanging="360"/>
+      </w:pPr>
+      <w:rPr>
+        <w:rFonts w:ascii="Symbol" w:hAnsi="Symbol" w:hint="default"/>
+        <w:sz w:val="20"/>
+      </w:rPr>
+    </w:lvl>
+    <w:lvl w:ilvl="1" w:tentative="1">
+      <w:start w:val="1"/>
+      <w:numFmt w:val="bullet"/>
+      <w:lvlText w:val="o"/>
+      <w:lvlJc w:val="left"/>
+      <w:pPr>
+        <w:tabs>
+          <w:tab w:val="num" w:pos="1440"/>
+        </w:tabs>
+        <w:ind w:left="1440" w:hanging="360"/>
+      </w:pPr>
+      <w:rPr>
+        <w:rFonts w:ascii="Courier New" w:hAnsi="Courier New" w:hint="default"/>
+        <w:sz w:val="20"/>
+      </w:rPr>
+    </w:lvl>
+    <w:lvl w:ilvl="2" w:tentative="1">
+      <w:start w:val="1"/>
+      <w:numFmt w:val="bullet"/>
+      <w:lvlText w:val=""/>
+      <w:lvlJc w:val="left"/>
+      <w:pPr>
+        <w:tabs>
+          <w:tab w:val="num" w:pos="2160"/>
+        </w:tabs>
+        <w:ind w:left="2160" w:hanging="360"/>
+      </w:pPr>
+      <w:rPr>
+        <w:rFonts w:ascii="Wingdings" w:hAnsi="Wingdings" w:hint="default"/>
+        <w:sz w:val="20"/>
+      </w:rPr>
+    </w:lvl>
+    <w:lvl w:ilvl="3" w:tentative="1">
+      <w:start w:val="1"/>
+      <w:numFmt w:val="bullet"/>
+      <w:lvlText w:val=""/>
+      <w:lvlJc w:val="left"/>
+      <w:pPr>
+        <w:tabs>
+          <w:tab w:val="num" w:pos="2880"/>
+        </w:tabs>
+        <w:ind w:left="2880" w:hanging="360"/>
+      </w:pPr>
+      <w:rPr>
+        <w:rFonts w:ascii="Wingdings" w:hAnsi="Wingdings" w:hint="default"/>
+        <w:sz w:val="20"/>
+      </w:rPr>
+    </w:lvl>
+    <w:lvl w:ilvl="4" w:tentative="1">
+      <w:start w:val="1"/>
+      <w:numFmt w:val="bullet"/>
+      <w:lvlText w:val=""/>
+      <w:lvlJc w:val="left"/>
+      <w:pPr>
+        <w:tabs>
+          <w:tab w:val="num" w:pos="3600"/>
+        </w:tabs>
+        <w:ind w:left="3600" w:hanging="360"/>
+      </w:pPr>
+      <w:rPr>
+        <w:rFonts w:ascii="Wingdings" w:hAnsi="Wingdings" w:hint="default"/>
+        <w:sz w:val="20"/>
+      </w:rPr>
+    </w:lvl>
+    <w:lvl w:ilvl="5" w:tentative="1">
+      <w:start w:val="1"/>
+      <w:numFmt w:val="bullet"/>
+      <w:lvlText w:val=""/>
+      <w:lvlJc w:val="left"/>
+      <w:pPr>
+        <w:tabs>
+          <w:tab w:val="num" w:pos="4320"/>
+        </w:tabs>
+        <w:ind w:left="4320" w:hanging="360"/>
+      </w:pPr>
+      <w:rPr>
+        <w:rFonts w:ascii="Wingdings" w:hAnsi="Wingdings" w:hint="default"/>
+        <w:sz w:val="20"/>
+      </w:rPr>
+    </w:lvl>
+    <w:lvl w:ilvl="6" w:tentative="1">
+      <w:start w:val="1"/>
+      <w:numFmt w:val="bullet"/>
+      <w:lvlText w:val=""/>
+      <w:lvlJc w:val="left"/>
+      <w:pPr>
+        <w:tabs>
+          <w:tab w:val="num" w:pos="5040"/>
+        </w:tabs>
+        <w:ind w:left="5040" w:hanging="360"/>
+      </w:pPr>
+      <w:rPr>
+        <w:rFonts w:ascii="Wingdings" w:hAnsi="Wingdings" w:hint="default"/>
+        <w:sz w:val="20"/>
+      </w:rPr>
+    </w:lvl>
+    <w:lvl w:ilvl="7" w:tentative="1">
+      <w:start w:val="1"/>
+      <w:numFmt w:val="bullet"/>
+      <w:lvlText w:val=""/>
+      <w:lvlJc w:val="left"/>
+      <w:pPr>
+        <w:tabs>
+          <w:tab w:val="num" w:pos="5760"/>
+        </w:tabs>
+        <w:ind w:left="5760" w:hanging="360"/>
+      </w:pPr>
+      <w:rPr>
+        <w:rFonts w:ascii="Wingdings" w:hAnsi="Wingdings" w:hint="default"/>
+        <w:sz w:val="20"/>
+      </w:rPr>
+    </w:lvl>
+    <w:lvl w:ilvl="8" w:tentative="1">
+      <w:start w:val="1"/>
+      <w:numFmt w:val="bullet"/>
+      <w:lvlText w:val=""/>
+      <w:lvlJc w:val="left"/>
+      <w:pPr>
+        <w:tabs>
+          <w:tab w:val="num" w:pos="6480"/>
+        </w:tabs>
+        <w:ind w:left="6480" w:hanging="360"/>
+      </w:pPr>
+      <w:rPr>
+        <w:rFonts w:ascii="Wingdings" w:hAnsi="Wingdings" w:hint="default"/>
+        <w:sz w:val="20"/>
+      </w:rPr>
+    </w:lvl>
+  </w:abstractNum>
+  <w:abstractNum w:abstractNumId="76" w15:restartNumberingAfterBreak="0">
+    <w:nsid w:val="69C50473"/>
+    <w:multiLevelType w:val="multilevel"/>
+    <w:tmpl w:val="B96044DA"/>
+    <w:lvl w:ilvl="0">
+      <w:start w:val="1"/>
+      <w:numFmt w:val="bullet"/>
+      <w:lvlText w:val=""/>
+      <w:lvlJc w:val="left"/>
+      <w:pPr>
+        <w:tabs>
+          <w:tab w:val="num" w:pos="720"/>
+        </w:tabs>
+        <w:ind w:left="720" w:hanging="360"/>
+      </w:pPr>
+      <w:rPr>
+        <w:rFonts w:ascii="Symbol" w:hAnsi="Symbol" w:hint="default"/>
+        <w:sz w:val="20"/>
+      </w:rPr>
+    </w:lvl>
+    <w:lvl w:ilvl="1">
+      <w:start w:val="1"/>
+      <w:numFmt w:val="bullet"/>
+      <w:lvlText w:val="o"/>
+      <w:lvlJc w:val="left"/>
+      <w:pPr>
+        <w:tabs>
+          <w:tab w:val="num" w:pos="1440"/>
+        </w:tabs>
+        <w:ind w:left="1440" w:hanging="360"/>
+      </w:pPr>
+      <w:rPr>
+        <w:rFonts w:ascii="Courier New" w:hAnsi="Courier New" w:hint="default"/>
+        <w:sz w:val="20"/>
+      </w:rPr>
+    </w:lvl>
+    <w:lvl w:ilvl="2" w:tentative="1">
+      <w:start w:val="1"/>
+      <w:numFmt w:val="bullet"/>
+      <w:lvlText w:val=""/>
+      <w:lvlJc w:val="left"/>
+      <w:pPr>
+        <w:tabs>
+          <w:tab w:val="num" w:pos="2160"/>
+        </w:tabs>
+        <w:ind w:left="2160" w:hanging="360"/>
+      </w:pPr>
+      <w:rPr>
+        <w:rFonts w:ascii="Wingdings" w:hAnsi="Wingdings" w:hint="default"/>
+        <w:sz w:val="20"/>
+      </w:rPr>
+    </w:lvl>
+    <w:lvl w:ilvl="3" w:tentative="1">
+      <w:start w:val="1"/>
+      <w:numFmt w:val="bullet"/>
+      <w:lvlText w:val=""/>
+      <w:lvlJc w:val="left"/>
+      <w:pPr>
+        <w:tabs>
+          <w:tab w:val="num" w:pos="2880"/>
+        </w:tabs>
+        <w:ind w:left="2880" w:hanging="360"/>
+      </w:pPr>
+      <w:rPr>
+        <w:rFonts w:ascii="Wingdings" w:hAnsi="Wingdings" w:hint="default"/>
+        <w:sz w:val="20"/>
+      </w:rPr>
+    </w:lvl>
+    <w:lvl w:ilvl="4" w:tentative="1">
+      <w:start w:val="1"/>
+      <w:numFmt w:val="bullet"/>
+      <w:lvlText w:val=""/>
+      <w:lvlJc w:val="left"/>
+      <w:pPr>
+        <w:tabs>
+          <w:tab w:val="num" w:pos="3600"/>
+        </w:tabs>
+        <w:ind w:left="3600" w:hanging="360"/>
+      </w:pPr>
+      <w:rPr>
+        <w:rFonts w:ascii="Wingdings" w:hAnsi="Wingdings" w:hint="default"/>
+        <w:sz w:val="20"/>
+      </w:rPr>
+    </w:lvl>
+    <w:lvl w:ilvl="5" w:tentative="1">
+      <w:start w:val="1"/>
+      <w:numFmt w:val="bullet"/>
+      <w:lvlText w:val=""/>
+      <w:lvlJc w:val="left"/>
+      <w:pPr>
+        <w:tabs>
+          <w:tab w:val="num" w:pos="4320"/>
+        </w:tabs>
+        <w:ind w:left="4320" w:hanging="360"/>
+      </w:pPr>
+      <w:rPr>
+        <w:rFonts w:ascii="Wingdings" w:hAnsi="Wingdings" w:hint="default"/>
+        <w:sz w:val="20"/>
+      </w:rPr>
+    </w:lvl>
+    <w:lvl w:ilvl="6" w:tentative="1">
+      <w:start w:val="1"/>
+      <w:numFmt w:val="bullet"/>
+      <w:lvlText w:val=""/>
+      <w:lvlJc w:val="left"/>
+      <w:pPr>
+        <w:tabs>
+          <w:tab w:val="num" w:pos="5040"/>
+        </w:tabs>
+        <w:ind w:left="5040" w:hanging="360"/>
+      </w:pPr>
+      <w:rPr>
+        <w:rFonts w:ascii="Wingdings" w:hAnsi="Wingdings" w:hint="default"/>
+        <w:sz w:val="20"/>
+      </w:rPr>
+    </w:lvl>
+    <w:lvl w:ilvl="7" w:tentative="1">
+      <w:start w:val="1"/>
+      <w:numFmt w:val="bullet"/>
+      <w:lvlText w:val=""/>
+      <w:lvlJc w:val="left"/>
+      <w:pPr>
+        <w:tabs>
+          <w:tab w:val="num" w:pos="5760"/>
+        </w:tabs>
+        <w:ind w:left="5760" w:hanging="360"/>
+      </w:pPr>
+      <w:rPr>
+        <w:rFonts w:ascii="Wingdings" w:hAnsi="Wingdings" w:hint="default"/>
+        <w:sz w:val="20"/>
+      </w:rPr>
+    </w:lvl>
+    <w:lvl w:ilvl="8" w:tentative="1">
+      <w:start w:val="1"/>
+      <w:numFmt w:val="bullet"/>
+      <w:lvlText w:val=""/>
+      <w:lvlJc w:val="left"/>
+      <w:pPr>
+        <w:tabs>
+          <w:tab w:val="num" w:pos="6480"/>
+        </w:tabs>
+        <w:ind w:left="6480" w:hanging="360"/>
+      </w:pPr>
+      <w:rPr>
+        <w:rFonts w:ascii="Wingdings" w:hAnsi="Wingdings" w:hint="default"/>
+        <w:sz w:val="20"/>
+      </w:rPr>
+    </w:lvl>
+  </w:abstractNum>
+  <w:abstractNum w:abstractNumId="77" w15:restartNumberingAfterBreak="0">
+    <w:nsid w:val="6C6100FA"/>
+    <w:multiLevelType w:val="multilevel"/>
+    <w:tmpl w:val="37B81CE8"/>
+    <w:lvl w:ilvl="0">
+      <w:start w:val="1"/>
+      <w:numFmt w:val="bullet"/>
+      <w:lvlText w:val=""/>
+      <w:lvlJc w:val="left"/>
+      <w:pPr>
+        <w:tabs>
+          <w:tab w:val="num" w:pos="720"/>
+        </w:tabs>
+        <w:ind w:left="720" w:hanging="360"/>
+      </w:pPr>
+      <w:rPr>
+        <w:rFonts w:ascii="Symbol" w:hAnsi="Symbol" w:hint="default"/>
+        <w:sz w:val="20"/>
+      </w:rPr>
+    </w:lvl>
+    <w:lvl w:ilvl="1">
+      <w:start w:val="1"/>
+      <w:numFmt w:val="bullet"/>
+      <w:lvlText w:val="o"/>
+      <w:lvlJc w:val="left"/>
+      <w:pPr>
+        <w:tabs>
+          <w:tab w:val="num" w:pos="1440"/>
+        </w:tabs>
+        <w:ind w:left="1440" w:hanging="360"/>
+      </w:pPr>
+      <w:rPr>
+        <w:rFonts w:ascii="Courier New" w:hAnsi="Courier New" w:hint="default"/>
+        <w:sz w:val="20"/>
+      </w:rPr>
+    </w:lvl>
+    <w:lvl w:ilvl="2" w:tentative="1">
+      <w:start w:val="1"/>
+      <w:numFmt w:val="bullet"/>
+      <w:lvlText w:val=""/>
+      <w:lvlJc w:val="left"/>
+      <w:pPr>
+        <w:tabs>
+          <w:tab w:val="num" w:pos="2160"/>
+        </w:tabs>
+        <w:ind w:left="2160" w:hanging="360"/>
+      </w:pPr>
+      <w:rPr>
+        <w:rFonts w:ascii="Wingdings" w:hAnsi="Wingdings" w:hint="default"/>
+        <w:sz w:val="20"/>
+      </w:rPr>
+    </w:lvl>
+    <w:lvl w:ilvl="3" w:tentative="1">
+      <w:start w:val="1"/>
+      <w:numFmt w:val="bullet"/>
+      <w:lvlText w:val=""/>
+      <w:lvlJc w:val="left"/>
+      <w:pPr>
+        <w:tabs>
+          <w:tab w:val="num" w:pos="2880"/>
+        </w:tabs>
+        <w:ind w:left="2880" w:hanging="360"/>
+      </w:pPr>
+      <w:rPr>
+        <w:rFonts w:ascii="Wingdings" w:hAnsi="Wingdings" w:hint="default"/>
+        <w:sz w:val="20"/>
+      </w:rPr>
+    </w:lvl>
+    <w:lvl w:ilvl="4" w:tentative="1">
+      <w:start w:val="1"/>
+      <w:numFmt w:val="bullet"/>
+      <w:lvlText w:val=""/>
+      <w:lvlJc w:val="left"/>
+      <w:pPr>
+        <w:tabs>
+          <w:tab w:val="num" w:pos="3600"/>
+        </w:tabs>
+        <w:ind w:left="3600" w:hanging="360"/>
+      </w:pPr>
+      <w:rPr>
+        <w:rFonts w:ascii="Wingdings" w:hAnsi="Wingdings" w:hint="default"/>
+        <w:sz w:val="20"/>
+      </w:rPr>
+    </w:lvl>
+    <w:lvl w:ilvl="5" w:tentative="1">
+      <w:start w:val="1"/>
+      <w:numFmt w:val="bullet"/>
+      <w:lvlText w:val=""/>
+      <w:lvlJc w:val="left"/>
+      <w:pPr>
+        <w:tabs>
+          <w:tab w:val="num" w:pos="4320"/>
+        </w:tabs>
+        <w:ind w:left="4320" w:hanging="360"/>
+      </w:pPr>
+      <w:rPr>
+        <w:rFonts w:ascii="Wingdings" w:hAnsi="Wingdings" w:hint="default"/>
+        <w:sz w:val="20"/>
+      </w:rPr>
+    </w:lvl>
+    <w:lvl w:ilvl="6" w:tentative="1">
+      <w:start w:val="1"/>
+      <w:numFmt w:val="bullet"/>
+      <w:lvlText w:val=""/>
+      <w:lvlJc w:val="left"/>
+      <w:pPr>
+        <w:tabs>
+          <w:tab w:val="num" w:pos="5040"/>
+        </w:tabs>
+        <w:ind w:left="5040" w:hanging="360"/>
+      </w:pPr>
+      <w:rPr>
+        <w:rFonts w:ascii="Wingdings" w:hAnsi="Wingdings" w:hint="default"/>
+        <w:sz w:val="20"/>
+      </w:rPr>
+    </w:lvl>
+    <w:lvl w:ilvl="7" w:tentative="1">
+      <w:start w:val="1"/>
+      <w:numFmt w:val="bullet"/>
+      <w:lvlText w:val=""/>
+      <w:lvlJc w:val="left"/>
+      <w:pPr>
+        <w:tabs>
+          <w:tab w:val="num" w:pos="5760"/>
+        </w:tabs>
+        <w:ind w:left="5760" w:hanging="360"/>
+      </w:pPr>
+      <w:rPr>
+        <w:rFonts w:ascii="Wingdings" w:hAnsi="Wingdings" w:hint="default"/>
+        <w:sz w:val="20"/>
+      </w:rPr>
+    </w:lvl>
+    <w:lvl w:ilvl="8" w:tentative="1">
+      <w:start w:val="1"/>
+      <w:numFmt w:val="bullet"/>
+      <w:lvlText w:val=""/>
+      <w:lvlJc w:val="left"/>
+      <w:pPr>
+        <w:tabs>
+          <w:tab w:val="num" w:pos="6480"/>
+        </w:tabs>
+        <w:ind w:left="6480" w:hanging="360"/>
+      </w:pPr>
+      <w:rPr>
+        <w:rFonts w:ascii="Wingdings" w:hAnsi="Wingdings" w:hint="default"/>
+        <w:sz w:val="20"/>
+      </w:rPr>
+    </w:lvl>
+  </w:abstractNum>
+  <w:abstractNum w:abstractNumId="78" w15:restartNumberingAfterBreak="0">
     <w:nsid w:val="6FBD64E7"/>
     <w:multiLevelType w:val="multilevel"/>
     <w:tmpl w:val="8FB47834"/>
@@ -16869,7 +23802,156 @@
       </w:rPr>
     </w:lvl>
   </w:abstractNum>
-  <w:abstractNum w:abstractNumId="40" w15:restartNumberingAfterBreak="0">
+  <w:abstractNum w:abstractNumId="79" w15:restartNumberingAfterBreak="0">
+    <w:nsid w:val="7127423C"/>
+    <w:multiLevelType w:val="multilevel"/>
+    <w:tmpl w:val="7C184BDA"/>
+    <w:lvl w:ilvl="0">
+      <w:start w:val="1"/>
+      <w:numFmt w:val="bullet"/>
+      <w:lvlText w:val=""/>
+      <w:lvlJc w:val="left"/>
+      <w:pPr>
+        <w:tabs>
+          <w:tab w:val="num" w:pos="720"/>
+        </w:tabs>
+        <w:ind w:left="720" w:hanging="360"/>
+      </w:pPr>
+      <w:rPr>
+        <w:rFonts w:ascii="Symbol" w:hAnsi="Symbol" w:hint="default"/>
+        <w:sz w:val="20"/>
+      </w:rPr>
+    </w:lvl>
+    <w:lvl w:ilvl="1">
+      <w:start w:val="1"/>
+      <w:numFmt w:val="bullet"/>
+      <w:lvlText w:val="o"/>
+      <w:lvlJc w:val="left"/>
+      <w:pPr>
+        <w:tabs>
+          <w:tab w:val="num" w:pos="1440"/>
+        </w:tabs>
+        <w:ind w:left="1440" w:hanging="360"/>
+      </w:pPr>
+      <w:rPr>
+        <w:rFonts w:ascii="Courier New" w:hAnsi="Courier New" w:hint="default"/>
+        <w:sz w:val="20"/>
+      </w:rPr>
+    </w:lvl>
+    <w:lvl w:ilvl="2" w:tentative="1">
+      <w:start w:val="1"/>
+      <w:numFmt w:val="bullet"/>
+      <w:lvlText w:val=""/>
+      <w:lvlJc w:val="left"/>
+      <w:pPr>
+        <w:tabs>
+          <w:tab w:val="num" w:pos="2160"/>
+        </w:tabs>
+        <w:ind w:left="2160" w:hanging="360"/>
+      </w:pPr>
+      <w:rPr>
+        <w:rFonts w:ascii="Wingdings" w:hAnsi="Wingdings" w:hint="default"/>
+        <w:sz w:val="20"/>
+      </w:rPr>
+    </w:lvl>
+    <w:lvl w:ilvl="3" w:tentative="1">
+      <w:start w:val="1"/>
+      <w:numFmt w:val="bullet"/>
+      <w:lvlText w:val=""/>
+      <w:lvlJc w:val="left"/>
+      <w:pPr>
+        <w:tabs>
+          <w:tab w:val="num" w:pos="2880"/>
+        </w:tabs>
+        <w:ind w:left="2880" w:hanging="360"/>
+      </w:pPr>
+      <w:rPr>
+        <w:rFonts w:ascii="Wingdings" w:hAnsi="Wingdings" w:hint="default"/>
+        <w:sz w:val="20"/>
+      </w:rPr>
+    </w:lvl>
+    <w:lvl w:ilvl="4" w:tentative="1">
+      <w:start w:val="1"/>
+      <w:numFmt w:val="bullet"/>
+      <w:lvlText w:val=""/>
+      <w:lvlJc w:val="left"/>
+      <w:pPr>
+        <w:tabs>
+          <w:tab w:val="num" w:pos="3600"/>
+        </w:tabs>
+        <w:ind w:left="3600" w:hanging="360"/>
+      </w:pPr>
+      <w:rPr>
+        <w:rFonts w:ascii="Wingdings" w:hAnsi="Wingdings" w:hint="default"/>
+        <w:sz w:val="20"/>
+      </w:rPr>
+    </w:lvl>
+    <w:lvl w:ilvl="5" w:tentative="1">
+      <w:start w:val="1"/>
+      <w:numFmt w:val="bullet"/>
+      <w:lvlText w:val=""/>
+      <w:lvlJc w:val="left"/>
+      <w:pPr>
+        <w:tabs>
+          <w:tab w:val="num" w:pos="4320"/>
+        </w:tabs>
+        <w:ind w:left="4320" w:hanging="360"/>
+      </w:pPr>
+      <w:rPr>
+        <w:rFonts w:ascii="Wingdings" w:hAnsi="Wingdings" w:hint="default"/>
+        <w:sz w:val="20"/>
+      </w:rPr>
+    </w:lvl>
+    <w:lvl w:ilvl="6" w:tentative="1">
+      <w:start w:val="1"/>
+      <w:numFmt w:val="bullet"/>
+      <w:lvlText w:val=""/>
+      <w:lvlJc w:val="left"/>
+      <w:pPr>
+        <w:tabs>
+          <w:tab w:val="num" w:pos="5040"/>
+        </w:tabs>
+        <w:ind w:left="5040" w:hanging="360"/>
+      </w:pPr>
+      <w:rPr>
+        <w:rFonts w:ascii="Wingdings" w:hAnsi="Wingdings" w:hint="default"/>
+        <w:sz w:val="20"/>
+      </w:rPr>
+    </w:lvl>
+    <w:lvl w:ilvl="7" w:tentative="1">
+      <w:start w:val="1"/>
+      <w:numFmt w:val="bullet"/>
+      <w:lvlText w:val=""/>
+      <w:lvlJc w:val="left"/>
+      <w:pPr>
+        <w:tabs>
+          <w:tab w:val="num" w:pos="5760"/>
+        </w:tabs>
+        <w:ind w:left="5760" w:hanging="360"/>
+      </w:pPr>
+      <w:rPr>
+        <w:rFonts w:ascii="Wingdings" w:hAnsi="Wingdings" w:hint="default"/>
+        <w:sz w:val="20"/>
+      </w:rPr>
+    </w:lvl>
+    <w:lvl w:ilvl="8" w:tentative="1">
+      <w:start w:val="1"/>
+      <w:numFmt w:val="bullet"/>
+      <w:lvlText w:val=""/>
+      <w:lvlJc w:val="left"/>
+      <w:pPr>
+        <w:tabs>
+          <w:tab w:val="num" w:pos="6480"/>
+        </w:tabs>
+        <w:ind w:left="6480" w:hanging="360"/>
+      </w:pPr>
+      <w:rPr>
+        <w:rFonts w:ascii="Wingdings" w:hAnsi="Wingdings" w:hint="default"/>
+        <w:sz w:val="20"/>
+      </w:rPr>
+    </w:lvl>
+  </w:abstractNum>
+  <w:abstractNum w:abstractNumId="80" w15:restartNumberingAfterBreak="0">
     <w:nsid w:val="73486126"/>
     <w:multiLevelType w:val="multilevel"/>
     <w:tmpl w:val="7CF67BF4"/>
@@ -17018,7 +24100,495 @@
       </w:rPr>
     </w:lvl>
   </w:abstractNum>
-  <w:abstractNum w:abstractNumId="41" w15:restartNumberingAfterBreak="0">
+  <w:abstractNum w:abstractNumId="81" w15:restartNumberingAfterBreak="0">
+    <w:nsid w:val="73612722"/>
+    <w:multiLevelType w:val="multilevel"/>
+    <w:tmpl w:val="E45EAE22"/>
+    <w:lvl w:ilvl="0">
+      <w:start w:val="1"/>
+      <w:numFmt w:val="bullet"/>
+      <w:lvlText w:val=""/>
+      <w:lvlJc w:val="left"/>
+      <w:pPr>
+        <w:tabs>
+          <w:tab w:val="num" w:pos="720"/>
+        </w:tabs>
+        <w:ind w:left="720" w:hanging="360"/>
+      </w:pPr>
+      <w:rPr>
+        <w:rFonts w:ascii="Symbol" w:hAnsi="Symbol" w:hint="default"/>
+        <w:sz w:val="20"/>
+      </w:rPr>
+    </w:lvl>
+    <w:lvl w:ilvl="1" w:tentative="1">
+      <w:start w:val="1"/>
+      <w:numFmt w:val="bullet"/>
+      <w:lvlText w:val="o"/>
+      <w:lvlJc w:val="left"/>
+      <w:pPr>
+        <w:tabs>
+          <w:tab w:val="num" w:pos="1440"/>
+        </w:tabs>
+        <w:ind w:left="1440" w:hanging="360"/>
+      </w:pPr>
+      <w:rPr>
+        <w:rFonts w:ascii="Courier New" w:hAnsi="Courier New" w:hint="default"/>
+        <w:sz w:val="20"/>
+      </w:rPr>
+    </w:lvl>
+    <w:lvl w:ilvl="2" w:tentative="1">
+      <w:start w:val="1"/>
+      <w:numFmt w:val="bullet"/>
+      <w:lvlText w:val=""/>
+      <w:lvlJc w:val="left"/>
+      <w:pPr>
+        <w:tabs>
+          <w:tab w:val="num" w:pos="2160"/>
+        </w:tabs>
+        <w:ind w:left="2160" w:hanging="360"/>
+      </w:pPr>
+      <w:rPr>
+        <w:rFonts w:ascii="Wingdings" w:hAnsi="Wingdings" w:hint="default"/>
+        <w:sz w:val="20"/>
+      </w:rPr>
+    </w:lvl>
+    <w:lvl w:ilvl="3" w:tentative="1">
+      <w:start w:val="1"/>
+      <w:numFmt w:val="bullet"/>
+      <w:lvlText w:val=""/>
+      <w:lvlJc w:val="left"/>
+      <w:pPr>
+        <w:tabs>
+          <w:tab w:val="num" w:pos="2880"/>
+        </w:tabs>
+        <w:ind w:left="2880" w:hanging="360"/>
+      </w:pPr>
+      <w:rPr>
+        <w:rFonts w:ascii="Wingdings" w:hAnsi="Wingdings" w:hint="default"/>
+        <w:sz w:val="20"/>
+      </w:rPr>
+    </w:lvl>
+    <w:lvl w:ilvl="4" w:tentative="1">
+      <w:start w:val="1"/>
+      <w:numFmt w:val="bullet"/>
+      <w:lvlText w:val=""/>
+      <w:lvlJc w:val="left"/>
+      <w:pPr>
+        <w:tabs>
+          <w:tab w:val="num" w:pos="3600"/>
+        </w:tabs>
+        <w:ind w:left="3600" w:hanging="360"/>
+      </w:pPr>
+      <w:rPr>
+        <w:rFonts w:ascii="Wingdings" w:hAnsi="Wingdings" w:hint="default"/>
+        <w:sz w:val="20"/>
+      </w:rPr>
+    </w:lvl>
+    <w:lvl w:ilvl="5" w:tentative="1">
+      <w:start w:val="1"/>
+      <w:numFmt w:val="bullet"/>
+      <w:lvlText w:val=""/>
+      <w:lvlJc w:val="left"/>
+      <w:pPr>
+        <w:tabs>
+          <w:tab w:val="num" w:pos="4320"/>
+        </w:tabs>
+        <w:ind w:left="4320" w:hanging="360"/>
+      </w:pPr>
+      <w:rPr>
+        <w:rFonts w:ascii="Wingdings" w:hAnsi="Wingdings" w:hint="default"/>
+        <w:sz w:val="20"/>
+      </w:rPr>
+    </w:lvl>
+    <w:lvl w:ilvl="6" w:tentative="1">
+      <w:start w:val="1"/>
+      <w:numFmt w:val="bullet"/>
+      <w:lvlText w:val=""/>
+      <w:lvlJc w:val="left"/>
+      <w:pPr>
+        <w:tabs>
+          <w:tab w:val="num" w:pos="5040"/>
+        </w:tabs>
+        <w:ind w:left="5040" w:hanging="360"/>
+      </w:pPr>
+      <w:rPr>
+        <w:rFonts w:ascii="Wingdings" w:hAnsi="Wingdings" w:hint="default"/>
+        <w:sz w:val="20"/>
+      </w:rPr>
+    </w:lvl>
+    <w:lvl w:ilvl="7" w:tentative="1">
+      <w:start w:val="1"/>
+      <w:numFmt w:val="bullet"/>
+      <w:lvlText w:val=""/>
+      <w:lvlJc w:val="left"/>
+      <w:pPr>
+        <w:tabs>
+          <w:tab w:val="num" w:pos="5760"/>
+        </w:tabs>
+        <w:ind w:left="5760" w:hanging="360"/>
+      </w:pPr>
+      <w:rPr>
+        <w:rFonts w:ascii="Wingdings" w:hAnsi="Wingdings" w:hint="default"/>
+        <w:sz w:val="20"/>
+      </w:rPr>
+    </w:lvl>
+    <w:lvl w:ilvl="8" w:tentative="1">
+      <w:start w:val="1"/>
+      <w:numFmt w:val="bullet"/>
+      <w:lvlText w:val=""/>
+      <w:lvlJc w:val="left"/>
+      <w:pPr>
+        <w:tabs>
+          <w:tab w:val="num" w:pos="6480"/>
+        </w:tabs>
+        <w:ind w:left="6480" w:hanging="360"/>
+      </w:pPr>
+      <w:rPr>
+        <w:rFonts w:ascii="Wingdings" w:hAnsi="Wingdings" w:hint="default"/>
+        <w:sz w:val="20"/>
+      </w:rPr>
+    </w:lvl>
+  </w:abstractNum>
+  <w:abstractNum w:abstractNumId="82" w15:restartNumberingAfterBreak="0">
+    <w:nsid w:val="74FA70F9"/>
+    <w:multiLevelType w:val="multilevel"/>
+    <w:tmpl w:val="8850DC5C"/>
+    <w:lvl w:ilvl="0">
+      <w:start w:val="4"/>
+      <w:numFmt w:val="decimal"/>
+      <w:lvlText w:val="%1."/>
+      <w:lvlJc w:val="left"/>
+      <w:pPr>
+        <w:tabs>
+          <w:tab w:val="num" w:pos="720"/>
+        </w:tabs>
+        <w:ind w:left="720" w:hanging="360"/>
+      </w:pPr>
+    </w:lvl>
+    <w:lvl w:ilvl="1" w:tentative="1">
+      <w:start w:val="1"/>
+      <w:numFmt w:val="decimal"/>
+      <w:lvlText w:val="%2."/>
+      <w:lvlJc w:val="left"/>
+      <w:pPr>
+        <w:tabs>
+          <w:tab w:val="num" w:pos="1440"/>
+        </w:tabs>
+        <w:ind w:left="1440" w:hanging="360"/>
+      </w:pPr>
+    </w:lvl>
+    <w:lvl w:ilvl="2" w:tentative="1">
+      <w:start w:val="1"/>
+      <w:numFmt w:val="decimal"/>
+      <w:lvlText w:val="%3."/>
+      <w:lvlJc w:val="left"/>
+      <w:pPr>
+        <w:tabs>
+          <w:tab w:val="num" w:pos="2160"/>
+        </w:tabs>
+        <w:ind w:left="2160" w:hanging="360"/>
+      </w:pPr>
+    </w:lvl>
+    <w:lvl w:ilvl="3" w:tentative="1">
+      <w:start w:val="1"/>
+      <w:numFmt w:val="decimal"/>
+      <w:lvlText w:val="%4."/>
+      <w:lvlJc w:val="left"/>
+      <w:pPr>
+        <w:tabs>
+          <w:tab w:val="num" w:pos="2880"/>
+        </w:tabs>
+        <w:ind w:left="2880" w:hanging="360"/>
+      </w:pPr>
+    </w:lvl>
+    <w:lvl w:ilvl="4" w:tentative="1">
+      <w:start w:val="1"/>
+      <w:numFmt w:val="decimal"/>
+      <w:lvlText w:val="%5."/>
+      <w:lvlJc w:val="left"/>
+      <w:pPr>
+        <w:tabs>
+          <w:tab w:val="num" w:pos="3600"/>
+        </w:tabs>
+        <w:ind w:left="3600" w:hanging="360"/>
+      </w:pPr>
+    </w:lvl>
+    <w:lvl w:ilvl="5" w:tentative="1">
+      <w:start w:val="1"/>
+      <w:numFmt w:val="decimal"/>
+      <w:lvlText w:val="%6."/>
+      <w:lvlJc w:val="left"/>
+      <w:pPr>
+        <w:tabs>
+          <w:tab w:val="num" w:pos="4320"/>
+        </w:tabs>
+        <w:ind w:left="4320" w:hanging="360"/>
+      </w:pPr>
+    </w:lvl>
+    <w:lvl w:ilvl="6" w:tentative="1">
+      <w:start w:val="1"/>
+      <w:numFmt w:val="decimal"/>
+      <w:lvlText w:val="%7."/>
+      <w:lvlJc w:val="left"/>
+      <w:pPr>
+        <w:tabs>
+          <w:tab w:val="num" w:pos="5040"/>
+        </w:tabs>
+        <w:ind w:left="5040" w:hanging="360"/>
+      </w:pPr>
+    </w:lvl>
+    <w:lvl w:ilvl="7" w:tentative="1">
+      <w:start w:val="1"/>
+      <w:numFmt w:val="decimal"/>
+      <w:lvlText w:val="%8."/>
+      <w:lvlJc w:val="left"/>
+      <w:pPr>
+        <w:tabs>
+          <w:tab w:val="num" w:pos="5760"/>
+        </w:tabs>
+        <w:ind w:left="5760" w:hanging="360"/>
+      </w:pPr>
+    </w:lvl>
+    <w:lvl w:ilvl="8" w:tentative="1">
+      <w:start w:val="1"/>
+      <w:numFmt w:val="decimal"/>
+      <w:lvlText w:val="%9."/>
+      <w:lvlJc w:val="left"/>
+      <w:pPr>
+        <w:tabs>
+          <w:tab w:val="num" w:pos="6480"/>
+        </w:tabs>
+        <w:ind w:left="6480" w:hanging="360"/>
+      </w:pPr>
+    </w:lvl>
+  </w:abstractNum>
+  <w:abstractNum w:abstractNumId="83" w15:restartNumberingAfterBreak="0">
+    <w:nsid w:val="752F561F"/>
+    <w:multiLevelType w:val="multilevel"/>
+    <w:tmpl w:val="73E80C94"/>
+    <w:lvl w:ilvl="0">
+      <w:start w:val="3"/>
+      <w:numFmt w:val="decimal"/>
+      <w:lvlText w:val="%1."/>
+      <w:lvlJc w:val="left"/>
+      <w:pPr>
+        <w:tabs>
+          <w:tab w:val="num" w:pos="720"/>
+        </w:tabs>
+        <w:ind w:left="720" w:hanging="360"/>
+      </w:pPr>
+    </w:lvl>
+    <w:lvl w:ilvl="1" w:tentative="1">
+      <w:start w:val="1"/>
+      <w:numFmt w:val="decimal"/>
+      <w:lvlText w:val="%2."/>
+      <w:lvlJc w:val="left"/>
+      <w:pPr>
+        <w:tabs>
+          <w:tab w:val="num" w:pos="1440"/>
+        </w:tabs>
+        <w:ind w:left="1440" w:hanging="360"/>
+      </w:pPr>
+    </w:lvl>
+    <w:lvl w:ilvl="2" w:tentative="1">
+      <w:start w:val="1"/>
+      <w:numFmt w:val="decimal"/>
+      <w:lvlText w:val="%3."/>
+      <w:lvlJc w:val="left"/>
+      <w:pPr>
+        <w:tabs>
+          <w:tab w:val="num" w:pos="2160"/>
+        </w:tabs>
+        <w:ind w:left="2160" w:hanging="360"/>
+      </w:pPr>
+    </w:lvl>
+    <w:lvl w:ilvl="3" w:tentative="1">
+      <w:start w:val="1"/>
+      <w:numFmt w:val="decimal"/>
+      <w:lvlText w:val="%4."/>
+      <w:lvlJc w:val="left"/>
+      <w:pPr>
+        <w:tabs>
+          <w:tab w:val="num" w:pos="2880"/>
+        </w:tabs>
+        <w:ind w:left="2880" w:hanging="360"/>
+      </w:pPr>
+    </w:lvl>
+    <w:lvl w:ilvl="4" w:tentative="1">
+      <w:start w:val="1"/>
+      <w:numFmt w:val="decimal"/>
+      <w:lvlText w:val="%5."/>
+      <w:lvlJc w:val="left"/>
+      <w:pPr>
+        <w:tabs>
+          <w:tab w:val="num" w:pos="3600"/>
+        </w:tabs>
+        <w:ind w:left="3600" w:hanging="360"/>
+      </w:pPr>
+    </w:lvl>
+    <w:lvl w:ilvl="5" w:tentative="1">
+      <w:start w:val="1"/>
+      <w:numFmt w:val="decimal"/>
+      <w:lvlText w:val="%6."/>
+      <w:lvlJc w:val="left"/>
+      <w:pPr>
+        <w:tabs>
+          <w:tab w:val="num" w:pos="4320"/>
+        </w:tabs>
+        <w:ind w:left="4320" w:hanging="360"/>
+      </w:pPr>
+    </w:lvl>
+    <w:lvl w:ilvl="6" w:tentative="1">
+      <w:start w:val="1"/>
+      <w:numFmt w:val="decimal"/>
+      <w:lvlText w:val="%7."/>
+      <w:lvlJc w:val="left"/>
+      <w:pPr>
+        <w:tabs>
+          <w:tab w:val="num" w:pos="5040"/>
+        </w:tabs>
+        <w:ind w:left="5040" w:hanging="360"/>
+      </w:pPr>
+    </w:lvl>
+    <w:lvl w:ilvl="7" w:tentative="1">
+      <w:start w:val="1"/>
+      <w:numFmt w:val="decimal"/>
+      <w:lvlText w:val="%8."/>
+      <w:lvlJc w:val="left"/>
+      <w:pPr>
+        <w:tabs>
+          <w:tab w:val="num" w:pos="5760"/>
+        </w:tabs>
+        <w:ind w:left="5760" w:hanging="360"/>
+      </w:pPr>
+    </w:lvl>
+    <w:lvl w:ilvl="8" w:tentative="1">
+      <w:start w:val="1"/>
+      <w:numFmt w:val="decimal"/>
+      <w:lvlText w:val="%9."/>
+      <w:lvlJc w:val="left"/>
+      <w:pPr>
+        <w:tabs>
+          <w:tab w:val="num" w:pos="6480"/>
+        </w:tabs>
+        <w:ind w:left="6480" w:hanging="360"/>
+      </w:pPr>
+    </w:lvl>
+  </w:abstractNum>
+  <w:abstractNum w:abstractNumId="84" w15:restartNumberingAfterBreak="0">
+    <w:nsid w:val="76D75F90"/>
+    <w:multiLevelType w:val="multilevel"/>
+    <w:tmpl w:val="D3C23F70"/>
+    <w:lvl w:ilvl="0">
+      <w:start w:val="5"/>
+      <w:numFmt w:val="decimal"/>
+      <w:lvlText w:val="%1."/>
+      <w:lvlJc w:val="left"/>
+      <w:pPr>
+        <w:tabs>
+          <w:tab w:val="num" w:pos="720"/>
+        </w:tabs>
+        <w:ind w:left="720" w:hanging="360"/>
+      </w:pPr>
+    </w:lvl>
+    <w:lvl w:ilvl="1" w:tentative="1">
+      <w:start w:val="1"/>
+      <w:numFmt w:val="decimal"/>
+      <w:lvlText w:val="%2."/>
+      <w:lvlJc w:val="left"/>
+      <w:pPr>
+        <w:tabs>
+          <w:tab w:val="num" w:pos="1440"/>
+        </w:tabs>
+        <w:ind w:left="1440" w:hanging="360"/>
+      </w:pPr>
+    </w:lvl>
+    <w:lvl w:ilvl="2" w:tentative="1">
+      <w:start w:val="1"/>
+      <w:numFmt w:val="decimal"/>
+      <w:lvlText w:val="%3."/>
+      <w:lvlJc w:val="left"/>
+      <w:pPr>
+        <w:tabs>
+          <w:tab w:val="num" w:pos="2160"/>
+        </w:tabs>
+        <w:ind w:left="2160" w:hanging="360"/>
+      </w:pPr>
+    </w:lvl>
+    <w:lvl w:ilvl="3" w:tentative="1">
+      <w:start w:val="1"/>
+      <w:numFmt w:val="decimal"/>
+      <w:lvlText w:val="%4."/>
+      <w:lvlJc w:val="left"/>
+      <w:pPr>
+        <w:tabs>
+          <w:tab w:val="num" w:pos="2880"/>
+        </w:tabs>
+        <w:ind w:left="2880" w:hanging="360"/>
+      </w:pPr>
+    </w:lvl>
+    <w:lvl w:ilvl="4" w:tentative="1">
+      <w:start w:val="1"/>
+      <w:numFmt w:val="decimal"/>
+      <w:lvlText w:val="%5."/>
+      <w:lvlJc w:val="left"/>
+      <w:pPr>
+        <w:tabs>
+          <w:tab w:val="num" w:pos="3600"/>
+        </w:tabs>
+        <w:ind w:left="3600" w:hanging="360"/>
+      </w:pPr>
+    </w:lvl>
+    <w:lvl w:ilvl="5" w:tentative="1">
+      <w:start w:val="1"/>
+      <w:numFmt w:val="decimal"/>
+      <w:lvlText w:val="%6."/>
+      <w:lvlJc w:val="left"/>
+      <w:pPr>
+        <w:tabs>
+          <w:tab w:val="num" w:pos="4320"/>
+        </w:tabs>
+        <w:ind w:left="4320" w:hanging="360"/>
+      </w:pPr>
+    </w:lvl>
+    <w:lvl w:ilvl="6" w:tentative="1">
+      <w:start w:val="1"/>
+      <w:numFmt w:val="decimal"/>
+      <w:lvlText w:val="%7."/>
+      <w:lvlJc w:val="left"/>
+      <w:pPr>
+        <w:tabs>
+          <w:tab w:val="num" w:pos="5040"/>
+        </w:tabs>
+        <w:ind w:left="5040" w:hanging="360"/>
+      </w:pPr>
+    </w:lvl>
+    <w:lvl w:ilvl="7" w:tentative="1">
+      <w:start w:val="1"/>
+      <w:numFmt w:val="decimal"/>
+      <w:lvlText w:val="%8."/>
+      <w:lvlJc w:val="left"/>
+      <w:pPr>
+        <w:tabs>
+          <w:tab w:val="num" w:pos="5760"/>
+        </w:tabs>
+        <w:ind w:left="5760" w:hanging="360"/>
+      </w:pPr>
+    </w:lvl>
+    <w:lvl w:ilvl="8" w:tentative="1">
+      <w:start w:val="1"/>
+      <w:numFmt w:val="decimal"/>
+      <w:lvlText w:val="%9."/>
+      <w:lvlJc w:val="left"/>
+      <w:pPr>
+        <w:tabs>
+          <w:tab w:val="num" w:pos="6480"/>
+        </w:tabs>
+        <w:ind w:left="6480" w:hanging="360"/>
+      </w:pPr>
+    </w:lvl>
+  </w:abstractNum>
+  <w:abstractNum w:abstractNumId="85" w15:restartNumberingAfterBreak="0">
     <w:nsid w:val="76DE677B"/>
     <w:multiLevelType w:val="multilevel"/>
     <w:tmpl w:val="2F66EBD0"/>
@@ -17167,7 +24737,7 @@
       </w:rPr>
     </w:lvl>
   </w:abstractNum>
-  <w:abstractNum w:abstractNumId="42" w15:restartNumberingAfterBreak="0">
+  <w:abstractNum w:abstractNumId="86" w15:restartNumberingAfterBreak="0">
     <w:nsid w:val="77F430F6"/>
     <w:multiLevelType w:val="hybridMultilevel"/>
     <w:tmpl w:val="E3B88D80"/>
@@ -17256,7 +24826,7 @@
       </w:pPr>
     </w:lvl>
   </w:abstractNum>
-  <w:abstractNum w:abstractNumId="43" w15:restartNumberingAfterBreak="0">
+  <w:abstractNum w:abstractNumId="87" w15:restartNumberingAfterBreak="0">
     <w:nsid w:val="77FB2860"/>
     <w:multiLevelType w:val="multilevel"/>
     <w:tmpl w:val="4770F676"/>
@@ -17405,7 +24975,7 @@
       </w:rPr>
     </w:lvl>
   </w:abstractNum>
-  <w:abstractNum w:abstractNumId="44" w15:restartNumberingAfterBreak="0">
+  <w:abstractNum w:abstractNumId="88" w15:restartNumberingAfterBreak="0">
     <w:nsid w:val="78262756"/>
     <w:multiLevelType w:val="multilevel"/>
     <w:tmpl w:val="B3320FAC"/>
@@ -17518,7 +25088,7 @@
       </w:pPr>
     </w:lvl>
   </w:abstractNum>
-  <w:abstractNum w:abstractNumId="45" w15:restartNumberingAfterBreak="0">
+  <w:abstractNum w:abstractNumId="89" w15:restartNumberingAfterBreak="0">
     <w:nsid w:val="7A0155EA"/>
     <w:multiLevelType w:val="multilevel"/>
     <w:tmpl w:val="73005E7A"/>
@@ -17631,7 +25201,269 @@
       </w:pPr>
     </w:lvl>
   </w:abstractNum>
-  <w:abstractNum w:abstractNumId="46" w15:restartNumberingAfterBreak="0">
+  <w:abstractNum w:abstractNumId="90" w15:restartNumberingAfterBreak="0">
+    <w:nsid w:val="7A834F52"/>
+    <w:multiLevelType w:val="multilevel"/>
+    <w:tmpl w:val="8D02F412"/>
+    <w:lvl w:ilvl="0">
+      <w:start w:val="1"/>
+      <w:numFmt w:val="bullet"/>
+      <w:lvlText w:val=""/>
+      <w:lvlJc w:val="left"/>
+      <w:pPr>
+        <w:tabs>
+          <w:tab w:val="num" w:pos="720"/>
+        </w:tabs>
+        <w:ind w:left="720" w:hanging="360"/>
+      </w:pPr>
+      <w:rPr>
+        <w:rFonts w:ascii="Symbol" w:hAnsi="Symbol" w:hint="default"/>
+        <w:sz w:val="20"/>
+      </w:rPr>
+    </w:lvl>
+    <w:lvl w:ilvl="1">
+      <w:start w:val="1"/>
+      <w:numFmt w:val="bullet"/>
+      <w:lvlText w:val="o"/>
+      <w:lvlJc w:val="left"/>
+      <w:pPr>
+        <w:tabs>
+          <w:tab w:val="num" w:pos="1440"/>
+        </w:tabs>
+        <w:ind w:left="1440" w:hanging="360"/>
+      </w:pPr>
+      <w:rPr>
+        <w:rFonts w:ascii="Courier New" w:hAnsi="Courier New" w:hint="default"/>
+        <w:sz w:val="20"/>
+      </w:rPr>
+    </w:lvl>
+    <w:lvl w:ilvl="2" w:tentative="1">
+      <w:start w:val="1"/>
+      <w:numFmt w:val="bullet"/>
+      <w:lvlText w:val=""/>
+      <w:lvlJc w:val="left"/>
+      <w:pPr>
+        <w:tabs>
+          <w:tab w:val="num" w:pos="2160"/>
+        </w:tabs>
+        <w:ind w:left="2160" w:hanging="360"/>
+      </w:pPr>
+      <w:rPr>
+        <w:rFonts w:ascii="Wingdings" w:hAnsi="Wingdings" w:hint="default"/>
+        <w:sz w:val="20"/>
+      </w:rPr>
+    </w:lvl>
+    <w:lvl w:ilvl="3" w:tentative="1">
+      <w:start w:val="1"/>
+      <w:numFmt w:val="bullet"/>
+      <w:lvlText w:val=""/>
+      <w:lvlJc w:val="left"/>
+      <w:pPr>
+        <w:tabs>
+          <w:tab w:val="num" w:pos="2880"/>
+        </w:tabs>
+        <w:ind w:left="2880" w:hanging="360"/>
+      </w:pPr>
+      <w:rPr>
+        <w:rFonts w:ascii="Wingdings" w:hAnsi="Wingdings" w:hint="default"/>
+        <w:sz w:val="20"/>
+      </w:rPr>
+    </w:lvl>
+    <w:lvl w:ilvl="4" w:tentative="1">
+      <w:start w:val="1"/>
+      <w:numFmt w:val="bullet"/>
+      <w:lvlText w:val=""/>
+      <w:lvlJc w:val="left"/>
+      <w:pPr>
+        <w:tabs>
+          <w:tab w:val="num" w:pos="3600"/>
+        </w:tabs>
+        <w:ind w:left="3600" w:hanging="360"/>
+      </w:pPr>
+      <w:rPr>
+        <w:rFonts w:ascii="Wingdings" w:hAnsi="Wingdings" w:hint="default"/>
+        <w:sz w:val="20"/>
+      </w:rPr>
+    </w:lvl>
+    <w:lvl w:ilvl="5" w:tentative="1">
+      <w:start w:val="1"/>
+      <w:numFmt w:val="bullet"/>
+      <w:lvlText w:val=""/>
+      <w:lvlJc w:val="left"/>
+      <w:pPr>
+        <w:tabs>
+          <w:tab w:val="num" w:pos="4320"/>
+        </w:tabs>
+        <w:ind w:left="4320" w:hanging="360"/>
+      </w:pPr>
+      <w:rPr>
+        <w:rFonts w:ascii="Wingdings" w:hAnsi="Wingdings" w:hint="default"/>
+        <w:sz w:val="20"/>
+      </w:rPr>
+    </w:lvl>
+    <w:lvl w:ilvl="6" w:tentative="1">
+      <w:start w:val="1"/>
+      <w:numFmt w:val="bullet"/>
+      <w:lvlText w:val=""/>
+      <w:lvlJc w:val="left"/>
+      <w:pPr>
+        <w:tabs>
+          <w:tab w:val="num" w:pos="5040"/>
+        </w:tabs>
+        <w:ind w:left="5040" w:hanging="360"/>
+      </w:pPr>
+      <w:rPr>
+        <w:rFonts w:ascii="Wingdings" w:hAnsi="Wingdings" w:hint="default"/>
+        <w:sz w:val="20"/>
+      </w:rPr>
+    </w:lvl>
+    <w:lvl w:ilvl="7" w:tentative="1">
+      <w:start w:val="1"/>
+      <w:numFmt w:val="bullet"/>
+      <w:lvlText w:val=""/>
+      <w:lvlJc w:val="left"/>
+      <w:pPr>
+        <w:tabs>
+          <w:tab w:val="num" w:pos="5760"/>
+        </w:tabs>
+        <w:ind w:left="5760" w:hanging="360"/>
+      </w:pPr>
+      <w:rPr>
+        <w:rFonts w:ascii="Wingdings" w:hAnsi="Wingdings" w:hint="default"/>
+        <w:sz w:val="20"/>
+      </w:rPr>
+    </w:lvl>
+    <w:lvl w:ilvl="8" w:tentative="1">
+      <w:start w:val="1"/>
+      <w:numFmt w:val="bullet"/>
+      <w:lvlText w:val=""/>
+      <w:lvlJc w:val="left"/>
+      <w:pPr>
+        <w:tabs>
+          <w:tab w:val="num" w:pos="6480"/>
+        </w:tabs>
+        <w:ind w:left="6480" w:hanging="360"/>
+      </w:pPr>
+      <w:rPr>
+        <w:rFonts w:ascii="Wingdings" w:hAnsi="Wingdings" w:hint="default"/>
+        <w:sz w:val="20"/>
+      </w:rPr>
+    </w:lvl>
+  </w:abstractNum>
+  <w:abstractNum w:abstractNumId="91" w15:restartNumberingAfterBreak="0">
+    <w:nsid w:val="7ADC226B"/>
+    <w:multiLevelType w:val="multilevel"/>
+    <w:tmpl w:val="4A167CC0"/>
+    <w:lvl w:ilvl="0">
+      <w:start w:val="4"/>
+      <w:numFmt w:val="decimal"/>
+      <w:lvlText w:val="%1."/>
+      <w:lvlJc w:val="left"/>
+      <w:pPr>
+        <w:tabs>
+          <w:tab w:val="num" w:pos="720"/>
+        </w:tabs>
+        <w:ind w:left="720" w:hanging="360"/>
+      </w:pPr>
+    </w:lvl>
+    <w:lvl w:ilvl="1" w:tentative="1">
+      <w:start w:val="1"/>
+      <w:numFmt w:val="decimal"/>
+      <w:lvlText w:val="%2."/>
+      <w:lvlJc w:val="left"/>
+      <w:pPr>
+        <w:tabs>
+          <w:tab w:val="num" w:pos="1440"/>
+        </w:tabs>
+        <w:ind w:left="1440" w:hanging="360"/>
+      </w:pPr>
+    </w:lvl>
+    <w:lvl w:ilvl="2" w:tentative="1">
+      <w:start w:val="1"/>
+      <w:numFmt w:val="decimal"/>
+      <w:lvlText w:val="%3."/>
+      <w:lvlJc w:val="left"/>
+      <w:pPr>
+        <w:tabs>
+          <w:tab w:val="num" w:pos="2160"/>
+        </w:tabs>
+        <w:ind w:left="2160" w:hanging="360"/>
+      </w:pPr>
+    </w:lvl>
+    <w:lvl w:ilvl="3" w:tentative="1">
+      <w:start w:val="1"/>
+      <w:numFmt w:val="decimal"/>
+      <w:lvlText w:val="%4."/>
+      <w:lvlJc w:val="left"/>
+      <w:pPr>
+        <w:tabs>
+          <w:tab w:val="num" w:pos="2880"/>
+        </w:tabs>
+        <w:ind w:left="2880" w:hanging="360"/>
+      </w:pPr>
+    </w:lvl>
+    <w:lvl w:ilvl="4" w:tentative="1">
+      <w:start w:val="1"/>
+      <w:numFmt w:val="decimal"/>
+      <w:lvlText w:val="%5."/>
+      <w:lvlJc w:val="left"/>
+      <w:pPr>
+        <w:tabs>
+          <w:tab w:val="num" w:pos="3600"/>
+        </w:tabs>
+        <w:ind w:left="3600" w:hanging="360"/>
+      </w:pPr>
+    </w:lvl>
+    <w:lvl w:ilvl="5" w:tentative="1">
+      <w:start w:val="1"/>
+      <w:numFmt w:val="decimal"/>
+      <w:lvlText w:val="%6."/>
+      <w:lvlJc w:val="left"/>
+      <w:pPr>
+        <w:tabs>
+          <w:tab w:val="num" w:pos="4320"/>
+        </w:tabs>
+        <w:ind w:left="4320" w:hanging="360"/>
+      </w:pPr>
+    </w:lvl>
+    <w:lvl w:ilvl="6" w:tentative="1">
+      <w:start w:val="1"/>
+      <w:numFmt w:val="decimal"/>
+      <w:lvlText w:val="%7."/>
+      <w:lvlJc w:val="left"/>
+      <w:pPr>
+        <w:tabs>
+          <w:tab w:val="num" w:pos="5040"/>
+        </w:tabs>
+        <w:ind w:left="5040" w:hanging="360"/>
+      </w:pPr>
+    </w:lvl>
+    <w:lvl w:ilvl="7" w:tentative="1">
+      <w:start w:val="1"/>
+      <w:numFmt w:val="decimal"/>
+      <w:lvlText w:val="%8."/>
+      <w:lvlJc w:val="left"/>
+      <w:pPr>
+        <w:tabs>
+          <w:tab w:val="num" w:pos="5760"/>
+        </w:tabs>
+        <w:ind w:left="5760" w:hanging="360"/>
+      </w:pPr>
+    </w:lvl>
+    <w:lvl w:ilvl="8" w:tentative="1">
+      <w:start w:val="1"/>
+      <w:numFmt w:val="decimal"/>
+      <w:lvlText w:val="%9."/>
+      <w:lvlJc w:val="left"/>
+      <w:pPr>
+        <w:tabs>
+          <w:tab w:val="num" w:pos="6480"/>
+        </w:tabs>
+        <w:ind w:left="6480" w:hanging="360"/>
+      </w:pPr>
+    </w:lvl>
+  </w:abstractNum>
+  <w:abstractNum w:abstractNumId="92" w15:restartNumberingAfterBreak="0">
     <w:nsid w:val="7BAF4B1A"/>
     <w:multiLevelType w:val="hybridMultilevel"/>
     <w:tmpl w:val="B060FB44"/>
@@ -17744,7 +25576,120 @@
       </w:rPr>
     </w:lvl>
   </w:abstractNum>
-  <w:abstractNum w:abstractNumId="47" w15:restartNumberingAfterBreak="0">
+  <w:abstractNum w:abstractNumId="93" w15:restartNumberingAfterBreak="0">
+    <w:nsid w:val="7C5A58FD"/>
+    <w:multiLevelType w:val="multilevel"/>
+    <w:tmpl w:val="539CE662"/>
+    <w:lvl w:ilvl="0">
+      <w:start w:val="3"/>
+      <w:numFmt w:val="decimal"/>
+      <w:lvlText w:val="%1."/>
+      <w:lvlJc w:val="left"/>
+      <w:pPr>
+        <w:tabs>
+          <w:tab w:val="num" w:pos="720"/>
+        </w:tabs>
+        <w:ind w:left="720" w:hanging="360"/>
+      </w:pPr>
+    </w:lvl>
+    <w:lvl w:ilvl="1" w:tentative="1">
+      <w:start w:val="1"/>
+      <w:numFmt w:val="decimal"/>
+      <w:lvlText w:val="%2."/>
+      <w:lvlJc w:val="left"/>
+      <w:pPr>
+        <w:tabs>
+          <w:tab w:val="num" w:pos="1440"/>
+        </w:tabs>
+        <w:ind w:left="1440" w:hanging="360"/>
+      </w:pPr>
+    </w:lvl>
+    <w:lvl w:ilvl="2" w:tentative="1">
+      <w:start w:val="1"/>
+      <w:numFmt w:val="decimal"/>
+      <w:lvlText w:val="%3."/>
+      <w:lvlJc w:val="left"/>
+      <w:pPr>
+        <w:tabs>
+          <w:tab w:val="num" w:pos="2160"/>
+        </w:tabs>
+        <w:ind w:left="2160" w:hanging="360"/>
+      </w:pPr>
+    </w:lvl>
+    <w:lvl w:ilvl="3" w:tentative="1">
+      <w:start w:val="1"/>
+      <w:numFmt w:val="decimal"/>
+      <w:lvlText w:val="%4."/>
+      <w:lvlJc w:val="left"/>
+      <w:pPr>
+        <w:tabs>
+          <w:tab w:val="num" w:pos="2880"/>
+        </w:tabs>
+        <w:ind w:left="2880" w:hanging="360"/>
+      </w:pPr>
+    </w:lvl>
+    <w:lvl w:ilvl="4" w:tentative="1">
+      <w:start w:val="1"/>
+      <w:numFmt w:val="decimal"/>
+      <w:lvlText w:val="%5."/>
+      <w:lvlJc w:val="left"/>
+      <w:pPr>
+        <w:tabs>
+          <w:tab w:val="num" w:pos="3600"/>
+        </w:tabs>
+        <w:ind w:left="3600" w:hanging="360"/>
+      </w:pPr>
+    </w:lvl>
+    <w:lvl w:ilvl="5" w:tentative="1">
+      <w:start w:val="1"/>
+      <w:numFmt w:val="decimal"/>
+      <w:lvlText w:val="%6."/>
+      <w:lvlJc w:val="left"/>
+      <w:pPr>
+        <w:tabs>
+          <w:tab w:val="num" w:pos="4320"/>
+        </w:tabs>
+        <w:ind w:left="4320" w:hanging="360"/>
+      </w:pPr>
+    </w:lvl>
+    <w:lvl w:ilvl="6" w:tentative="1">
+      <w:start w:val="1"/>
+      <w:numFmt w:val="decimal"/>
+      <w:lvlText w:val="%7."/>
+      <w:lvlJc w:val="left"/>
+      <w:pPr>
+        <w:tabs>
+          <w:tab w:val="num" w:pos="5040"/>
+        </w:tabs>
+        <w:ind w:left="5040" w:hanging="360"/>
+      </w:pPr>
+    </w:lvl>
+    <w:lvl w:ilvl="7" w:tentative="1">
+      <w:start w:val="1"/>
+      <w:numFmt w:val="decimal"/>
+      <w:lvlText w:val="%8."/>
+      <w:lvlJc w:val="left"/>
+      <w:pPr>
+        <w:tabs>
+          <w:tab w:val="num" w:pos="5760"/>
+        </w:tabs>
+        <w:ind w:left="5760" w:hanging="360"/>
+      </w:pPr>
+    </w:lvl>
+    <w:lvl w:ilvl="8" w:tentative="1">
+      <w:start w:val="1"/>
+      <w:numFmt w:val="decimal"/>
+      <w:lvlText w:val="%9."/>
+      <w:lvlJc w:val="left"/>
+      <w:pPr>
+        <w:tabs>
+          <w:tab w:val="num" w:pos="6480"/>
+        </w:tabs>
+        <w:ind w:left="6480" w:hanging="360"/>
+      </w:pPr>
+    </w:lvl>
+  </w:abstractNum>
+  <w:abstractNum w:abstractNumId="94" w15:restartNumberingAfterBreak="0">
     <w:nsid w:val="7D3819B5"/>
     <w:multiLevelType w:val="hybridMultilevel"/>
     <w:tmpl w:val="CAE4149C"/>
@@ -17760,7 +25705,7 @@
         <w:rFonts w:asciiTheme="majorBidi" w:hAnsiTheme="majorBidi" w:cstheme="majorBidi" w:hint="default"/>
       </w:rPr>
     </w:lvl>
-    <w:lvl w:ilvl="1" w:tplc="04090019" w:tentative="1">
+    <w:lvl w:ilvl="1" w:tplc="04090019">
       <w:start w:val="1"/>
       <w:numFmt w:val="lowerLetter"/>
       <w:lvlText w:val="%2."/>
@@ -17833,7 +25778,305 @@
       </w:pPr>
     </w:lvl>
   </w:abstractNum>
-  <w:abstractNum w:abstractNumId="48" w15:restartNumberingAfterBreak="0">
+  <w:abstractNum w:abstractNumId="95" w15:restartNumberingAfterBreak="0">
+    <w:nsid w:val="7D6C655B"/>
+    <w:multiLevelType w:val="multilevel"/>
+    <w:tmpl w:val="5036B34A"/>
+    <w:lvl w:ilvl="0">
+      <w:start w:val="1"/>
+      <w:numFmt w:val="bullet"/>
+      <w:lvlText w:val=""/>
+      <w:lvlJc w:val="left"/>
+      <w:pPr>
+        <w:tabs>
+          <w:tab w:val="num" w:pos="720"/>
+        </w:tabs>
+        <w:ind w:left="720" w:hanging="360"/>
+      </w:pPr>
+      <w:rPr>
+        <w:rFonts w:ascii="Symbol" w:hAnsi="Symbol" w:hint="default"/>
+        <w:sz w:val="20"/>
+      </w:rPr>
+    </w:lvl>
+    <w:lvl w:ilvl="1">
+      <w:start w:val="1"/>
+      <w:numFmt w:val="bullet"/>
+      <w:lvlText w:val="o"/>
+      <w:lvlJc w:val="left"/>
+      <w:pPr>
+        <w:tabs>
+          <w:tab w:val="num" w:pos="1440"/>
+        </w:tabs>
+        <w:ind w:left="1440" w:hanging="360"/>
+      </w:pPr>
+      <w:rPr>
+        <w:rFonts w:ascii="Courier New" w:hAnsi="Courier New" w:hint="default"/>
+        <w:sz w:val="20"/>
+      </w:rPr>
+    </w:lvl>
+    <w:lvl w:ilvl="2" w:tentative="1">
+      <w:start w:val="1"/>
+      <w:numFmt w:val="bullet"/>
+      <w:lvlText w:val=""/>
+      <w:lvlJc w:val="left"/>
+      <w:pPr>
+        <w:tabs>
+          <w:tab w:val="num" w:pos="2160"/>
+        </w:tabs>
+        <w:ind w:left="2160" w:hanging="360"/>
+      </w:pPr>
+      <w:rPr>
+        <w:rFonts w:ascii="Wingdings" w:hAnsi="Wingdings" w:hint="default"/>
+        <w:sz w:val="20"/>
+      </w:rPr>
+    </w:lvl>
+    <w:lvl w:ilvl="3" w:tentative="1">
+      <w:start w:val="1"/>
+      <w:numFmt w:val="bullet"/>
+      <w:lvlText w:val=""/>
+      <w:lvlJc w:val="left"/>
+      <w:pPr>
+        <w:tabs>
+          <w:tab w:val="num" w:pos="2880"/>
+        </w:tabs>
+        <w:ind w:left="2880" w:hanging="360"/>
+      </w:pPr>
+      <w:rPr>
+        <w:rFonts w:ascii="Wingdings" w:hAnsi="Wingdings" w:hint="default"/>
+        <w:sz w:val="20"/>
+      </w:rPr>
+    </w:lvl>
+    <w:lvl w:ilvl="4" w:tentative="1">
+      <w:start w:val="1"/>
+      <w:numFmt w:val="bullet"/>
+      <w:lvlText w:val=""/>
+      <w:lvlJc w:val="left"/>
+      <w:pPr>
+        <w:tabs>
+          <w:tab w:val="num" w:pos="3600"/>
+        </w:tabs>
+        <w:ind w:left="3600" w:hanging="360"/>
+      </w:pPr>
+      <w:rPr>
+        <w:rFonts w:ascii="Wingdings" w:hAnsi="Wingdings" w:hint="default"/>
+        <w:sz w:val="20"/>
+      </w:rPr>
+    </w:lvl>
+    <w:lvl w:ilvl="5" w:tentative="1">
+      <w:start w:val="1"/>
+      <w:numFmt w:val="bullet"/>
+      <w:lvlText w:val=""/>
+      <w:lvlJc w:val="left"/>
+      <w:pPr>
+        <w:tabs>
+          <w:tab w:val="num" w:pos="4320"/>
+        </w:tabs>
+        <w:ind w:left="4320" w:hanging="360"/>
+      </w:pPr>
+      <w:rPr>
+        <w:rFonts w:ascii="Wingdings" w:hAnsi="Wingdings" w:hint="default"/>
+        <w:sz w:val="20"/>
+      </w:rPr>
+    </w:lvl>
+    <w:lvl w:ilvl="6" w:tentative="1">
+      <w:start w:val="1"/>
+      <w:numFmt w:val="bullet"/>
+      <w:lvlText w:val=""/>
+      <w:lvlJc w:val="left"/>
+      <w:pPr>
+        <w:tabs>
+          <w:tab w:val="num" w:pos="5040"/>
+        </w:tabs>
+        <w:ind w:left="5040" w:hanging="360"/>
+      </w:pPr>
+      <w:rPr>
+        <w:rFonts w:ascii="Wingdings" w:hAnsi="Wingdings" w:hint="default"/>
+        <w:sz w:val="20"/>
+      </w:rPr>
+    </w:lvl>
+    <w:lvl w:ilvl="7" w:tentative="1">
+      <w:start w:val="1"/>
+      <w:numFmt w:val="bullet"/>
+      <w:lvlText w:val=""/>
+      <w:lvlJc w:val="left"/>
+      <w:pPr>
+        <w:tabs>
+          <w:tab w:val="num" w:pos="5760"/>
+        </w:tabs>
+        <w:ind w:left="5760" w:hanging="360"/>
+      </w:pPr>
+      <w:rPr>
+        <w:rFonts w:ascii="Wingdings" w:hAnsi="Wingdings" w:hint="default"/>
+        <w:sz w:val="20"/>
+      </w:rPr>
+    </w:lvl>
+    <w:lvl w:ilvl="8" w:tentative="1">
+      <w:start w:val="1"/>
+      <w:numFmt w:val="bullet"/>
+      <w:lvlText w:val=""/>
+      <w:lvlJc w:val="left"/>
+      <w:pPr>
+        <w:tabs>
+          <w:tab w:val="num" w:pos="6480"/>
+        </w:tabs>
+        <w:ind w:left="6480" w:hanging="360"/>
+      </w:pPr>
+      <w:rPr>
+        <w:rFonts w:ascii="Wingdings" w:hAnsi="Wingdings" w:hint="default"/>
+        <w:sz w:val="20"/>
+      </w:rPr>
+    </w:lvl>
+  </w:abstractNum>
+  <w:abstractNum w:abstractNumId="96" w15:restartNumberingAfterBreak="0">
+    <w:nsid w:val="7E111ECE"/>
+    <w:multiLevelType w:val="multilevel"/>
+    <w:tmpl w:val="0DF8246A"/>
+    <w:lvl w:ilvl="0">
+      <w:start w:val="1"/>
+      <w:numFmt w:val="bullet"/>
+      <w:lvlText w:val=""/>
+      <w:lvlJc w:val="left"/>
+      <w:pPr>
+        <w:tabs>
+          <w:tab w:val="num" w:pos="720"/>
+        </w:tabs>
+        <w:ind w:left="720" w:hanging="360"/>
+      </w:pPr>
+      <w:rPr>
+        <w:rFonts w:ascii="Symbol" w:hAnsi="Symbol" w:hint="default"/>
+        <w:sz w:val="20"/>
+      </w:rPr>
+    </w:lvl>
+    <w:lvl w:ilvl="1">
+      <w:start w:val="1"/>
+      <w:numFmt w:val="bullet"/>
+      <w:lvlText w:val="o"/>
+      <w:lvlJc w:val="left"/>
+      <w:pPr>
+        <w:tabs>
+          <w:tab w:val="num" w:pos="1440"/>
+        </w:tabs>
+        <w:ind w:left="1440" w:hanging="360"/>
+      </w:pPr>
+      <w:rPr>
+        <w:rFonts w:ascii="Courier New" w:hAnsi="Courier New" w:hint="default"/>
+        <w:sz w:val="20"/>
+      </w:rPr>
+    </w:lvl>
+    <w:lvl w:ilvl="2" w:tentative="1">
+      <w:start w:val="1"/>
+      <w:numFmt w:val="bullet"/>
+      <w:lvlText w:val=""/>
+      <w:lvlJc w:val="left"/>
+      <w:pPr>
+        <w:tabs>
+          <w:tab w:val="num" w:pos="2160"/>
+        </w:tabs>
+        <w:ind w:left="2160" w:hanging="360"/>
+      </w:pPr>
+      <w:rPr>
+        <w:rFonts w:ascii="Wingdings" w:hAnsi="Wingdings" w:hint="default"/>
+        <w:sz w:val="20"/>
+      </w:rPr>
+    </w:lvl>
+    <w:lvl w:ilvl="3" w:tentative="1">
+      <w:start w:val="1"/>
+      <w:numFmt w:val="bullet"/>
+      <w:lvlText w:val=""/>
+      <w:lvlJc w:val="left"/>
+      <w:pPr>
+        <w:tabs>
+          <w:tab w:val="num" w:pos="2880"/>
+        </w:tabs>
+        <w:ind w:left="2880" w:hanging="360"/>
+      </w:pPr>
+      <w:rPr>
+        <w:rFonts w:ascii="Wingdings" w:hAnsi="Wingdings" w:hint="default"/>
+        <w:sz w:val="20"/>
+      </w:rPr>
+    </w:lvl>
+    <w:lvl w:ilvl="4" w:tentative="1">
+      <w:start w:val="1"/>
+      <w:numFmt w:val="bullet"/>
+      <w:lvlText w:val=""/>
+      <w:lvlJc w:val="left"/>
+      <w:pPr>
+        <w:tabs>
+          <w:tab w:val="num" w:pos="3600"/>
+        </w:tabs>
+        <w:ind w:left="3600" w:hanging="360"/>
+      </w:pPr>
+      <w:rPr>
+        <w:rFonts w:ascii="Wingdings" w:hAnsi="Wingdings" w:hint="default"/>
+        <w:sz w:val="20"/>
+      </w:rPr>
+    </w:lvl>
+    <w:lvl w:ilvl="5" w:tentative="1">
+      <w:start w:val="1"/>
+      <w:numFmt w:val="bullet"/>
+      <w:lvlText w:val=""/>
+      <w:lvlJc w:val="left"/>
+      <w:pPr>
+        <w:tabs>
+          <w:tab w:val="num" w:pos="4320"/>
+        </w:tabs>
+        <w:ind w:left="4320" w:hanging="360"/>
+      </w:pPr>
+      <w:rPr>
+        <w:rFonts w:ascii="Wingdings" w:hAnsi="Wingdings" w:hint="default"/>
+        <w:sz w:val="20"/>
+      </w:rPr>
+    </w:lvl>
+    <w:lvl w:ilvl="6" w:tentative="1">
+      <w:start w:val="1"/>
+      <w:numFmt w:val="bullet"/>
+      <w:lvlText w:val=""/>
+      <w:lvlJc w:val="left"/>
+      <w:pPr>
+        <w:tabs>
+          <w:tab w:val="num" w:pos="5040"/>
+        </w:tabs>
+        <w:ind w:left="5040" w:hanging="360"/>
+      </w:pPr>
+      <w:rPr>
+        <w:rFonts w:ascii="Wingdings" w:hAnsi="Wingdings" w:hint="default"/>
+        <w:sz w:val="20"/>
+      </w:rPr>
+    </w:lvl>
+    <w:lvl w:ilvl="7" w:tentative="1">
+      <w:start w:val="1"/>
+      <w:numFmt w:val="bullet"/>
+      <w:lvlText w:val=""/>
+      <w:lvlJc w:val="left"/>
+      <w:pPr>
+        <w:tabs>
+          <w:tab w:val="num" w:pos="5760"/>
+        </w:tabs>
+        <w:ind w:left="5760" w:hanging="360"/>
+      </w:pPr>
+      <w:rPr>
+        <w:rFonts w:ascii="Wingdings" w:hAnsi="Wingdings" w:hint="default"/>
+        <w:sz w:val="20"/>
+      </w:rPr>
+    </w:lvl>
+    <w:lvl w:ilvl="8" w:tentative="1">
+      <w:start w:val="1"/>
+      <w:numFmt w:val="bullet"/>
+      <w:lvlText w:val=""/>
+      <w:lvlJc w:val="left"/>
+      <w:pPr>
+        <w:tabs>
+          <w:tab w:val="num" w:pos="6480"/>
+        </w:tabs>
+        <w:ind w:left="6480" w:hanging="360"/>
+      </w:pPr>
+      <w:rPr>
+        <w:rFonts w:ascii="Wingdings" w:hAnsi="Wingdings" w:hint="default"/>
+        <w:sz w:val="20"/>
+      </w:rPr>
+    </w:lvl>
+  </w:abstractNum>
+  <w:abstractNum w:abstractNumId="97" w15:restartNumberingAfterBreak="0">
     <w:nsid w:val="7ED632BF"/>
     <w:multiLevelType w:val="multilevel"/>
     <w:tmpl w:val="F6F017CC"/>
@@ -17983,151 +26226,298 @@
     </w:lvl>
   </w:abstractNum>
   <w:num w:numId="1" w16cid:durableId="548151899">
-    <w:abstractNumId w:val="18"/>
+    <w:abstractNumId w:val="39"/>
   </w:num>
   <w:num w:numId="2" w16cid:durableId="1449006039">
-    <w:abstractNumId w:val="13"/>
+    <w:abstractNumId w:val="27"/>
   </w:num>
   <w:num w:numId="3" w16cid:durableId="31152161">
-    <w:abstractNumId w:val="30"/>
+    <w:abstractNumId w:val="60"/>
   </w:num>
   <w:num w:numId="4" w16cid:durableId="2062895452">
-    <w:abstractNumId w:val="42"/>
+    <w:abstractNumId w:val="86"/>
   </w:num>
   <w:num w:numId="5" w16cid:durableId="949896522">
-    <w:abstractNumId w:val="33"/>
+    <w:abstractNumId w:val="66"/>
   </w:num>
   <w:num w:numId="6" w16cid:durableId="543445449">
-    <w:abstractNumId w:val="16"/>
+    <w:abstractNumId w:val="37"/>
   </w:num>
   <w:num w:numId="7" w16cid:durableId="803498329">
-    <w:abstractNumId w:val="34"/>
+    <w:abstractNumId w:val="68"/>
   </w:num>
   <w:num w:numId="8" w16cid:durableId="1874151505">
-    <w:abstractNumId w:val="24"/>
+    <w:abstractNumId w:val="53"/>
   </w:num>
   <w:num w:numId="9" w16cid:durableId="705839741">
+    <w:abstractNumId w:val="23"/>
+  </w:num>
+  <w:num w:numId="10" w16cid:durableId="1293827610">
+    <w:abstractNumId w:val="88"/>
+  </w:num>
+  <w:num w:numId="11" w16cid:durableId="1218130318">
+    <w:abstractNumId w:val="46"/>
+  </w:num>
+  <w:num w:numId="12" w16cid:durableId="336346935">
+    <w:abstractNumId w:val="22"/>
+  </w:num>
+  <w:num w:numId="13" w16cid:durableId="767503906">
+    <w:abstractNumId w:val="97"/>
+  </w:num>
+  <w:num w:numId="14" w16cid:durableId="604002169">
+    <w:abstractNumId w:val="12"/>
+  </w:num>
+  <w:num w:numId="15" w16cid:durableId="51393543">
+    <w:abstractNumId w:val="89"/>
+  </w:num>
+  <w:num w:numId="16" w16cid:durableId="94594747">
+    <w:abstractNumId w:val="50"/>
+  </w:num>
+  <w:num w:numId="17" w16cid:durableId="1947037119">
+    <w:abstractNumId w:val="78"/>
+  </w:num>
+  <w:num w:numId="18" w16cid:durableId="1183318972">
+    <w:abstractNumId w:val="4"/>
+  </w:num>
+  <w:num w:numId="19" w16cid:durableId="1903708170">
+    <w:abstractNumId w:val="80"/>
+  </w:num>
+  <w:num w:numId="20" w16cid:durableId="242642197">
+    <w:abstractNumId w:val="45"/>
+  </w:num>
+  <w:num w:numId="21" w16cid:durableId="713819342">
+    <w:abstractNumId w:val="26"/>
+  </w:num>
+  <w:num w:numId="22" w16cid:durableId="840704383">
     <w:abstractNumId w:val="10"/>
   </w:num>
-  <w:num w:numId="10" w16cid:durableId="1293827610">
-    <w:abstractNumId w:val="44"/>
+  <w:num w:numId="23" w16cid:durableId="825777938">
+    <w:abstractNumId w:val="52"/>
   </w:num>
-  <w:num w:numId="11" w16cid:durableId="1218130318">
-    <w:abstractNumId w:val="20"/>
+  <w:num w:numId="24" w16cid:durableId="139881299">
+    <w:abstractNumId w:val="62"/>
   </w:num>
-  <w:num w:numId="12" w16cid:durableId="336346935">
-    <w:abstractNumId w:val="9"/>
+  <w:num w:numId="25" w16cid:durableId="1650359837">
+    <w:abstractNumId w:val="87"/>
   </w:num>
-  <w:num w:numId="13" w16cid:durableId="767503906">
-    <w:abstractNumId w:val="48"/>
+  <w:num w:numId="26" w16cid:durableId="1714816328">
+    <w:abstractNumId w:val="58"/>
   </w:num>
-  <w:num w:numId="14" w16cid:durableId="604002169">
-    <w:abstractNumId w:val="7"/>
+  <w:num w:numId="27" w16cid:durableId="75250526">
+    <w:abstractNumId w:val="57"/>
   </w:num>
-  <w:num w:numId="15" w16cid:durableId="51393543">
-    <w:abstractNumId w:val="45"/>
+  <w:num w:numId="28" w16cid:durableId="1483691169">
+    <w:abstractNumId w:val="56"/>
   </w:num>
-  <w:num w:numId="16" w16cid:durableId="94594747">
-    <w:abstractNumId w:val="22"/>
-  </w:num>
-  <w:num w:numId="17" w16cid:durableId="1947037119">
-    <w:abstractNumId w:val="39"/>
-  </w:num>
-  <w:num w:numId="18" w16cid:durableId="1183318972">
+  <w:num w:numId="29" w16cid:durableId="1360818939">
     <w:abstractNumId w:val="2"/>
   </w:num>
-  <w:num w:numId="19" w16cid:durableId="1903708170">
-    <w:abstractNumId w:val="40"/>
-  </w:num>
-  <w:num w:numId="20" w16cid:durableId="242642197">
-    <w:abstractNumId w:val="19"/>
-  </w:num>
-  <w:num w:numId="21" w16cid:durableId="713819342">
-    <w:abstractNumId w:val="12"/>
-  </w:num>
-  <w:num w:numId="22" w16cid:durableId="840704383">
-    <w:abstractNumId w:val="6"/>
-  </w:num>
-  <w:num w:numId="23" w16cid:durableId="825777938">
-    <w:abstractNumId w:val="23"/>
-  </w:num>
-  <w:num w:numId="24" w16cid:durableId="139881299">
-    <w:abstractNumId w:val="32"/>
-  </w:num>
-  <w:num w:numId="25" w16cid:durableId="1650359837">
-    <w:abstractNumId w:val="43"/>
-  </w:num>
-  <w:num w:numId="26" w16cid:durableId="1714816328">
-    <w:abstractNumId w:val="28"/>
-  </w:num>
-  <w:num w:numId="27" w16cid:durableId="75250526">
-    <w:abstractNumId w:val="27"/>
-  </w:num>
-  <w:num w:numId="28" w16cid:durableId="1483691169">
-    <w:abstractNumId w:val="26"/>
-  </w:num>
-  <w:num w:numId="29" w16cid:durableId="1360818939">
-    <w:abstractNumId w:val="1"/>
-  </w:num>
   <w:num w:numId="30" w16cid:durableId="42337354">
-    <w:abstractNumId w:val="4"/>
+    <w:abstractNumId w:val="7"/>
   </w:num>
   <w:num w:numId="31" w16cid:durableId="1112282671">
     <w:abstractNumId w:val="0"/>
   </w:num>
   <w:num w:numId="32" w16cid:durableId="1815558953">
-    <w:abstractNumId w:val="37"/>
+    <w:abstractNumId w:val="72"/>
   </w:num>
   <w:num w:numId="33" w16cid:durableId="1074818736">
+    <w:abstractNumId w:val="70"/>
+  </w:num>
+  <w:num w:numId="34" w16cid:durableId="69468294">
+    <w:abstractNumId w:val="59"/>
+  </w:num>
+  <w:num w:numId="35" w16cid:durableId="1614632655">
+    <w:abstractNumId w:val="54"/>
+  </w:num>
+  <w:num w:numId="36" w16cid:durableId="1155683898">
+    <w:abstractNumId w:val="5"/>
+  </w:num>
+  <w:num w:numId="37" w16cid:durableId="1047686071">
+    <w:abstractNumId w:val="8"/>
+  </w:num>
+  <w:num w:numId="38" w16cid:durableId="2084138561">
+    <w:abstractNumId w:val="33"/>
+  </w:num>
+  <w:num w:numId="39" w16cid:durableId="2094205310">
+    <w:abstractNumId w:val="71"/>
+  </w:num>
+  <w:num w:numId="40" w16cid:durableId="1159228363">
+    <w:abstractNumId w:val="61"/>
+  </w:num>
+  <w:num w:numId="41" w16cid:durableId="514149011">
+    <w:abstractNumId w:val="38"/>
+  </w:num>
+  <w:num w:numId="42" w16cid:durableId="1478449399">
+    <w:abstractNumId w:val="48"/>
+  </w:num>
+  <w:num w:numId="43" w16cid:durableId="570316981">
+    <w:abstractNumId w:val="85"/>
+  </w:num>
+  <w:num w:numId="44" w16cid:durableId="1115753565">
+    <w:abstractNumId w:val="13"/>
+  </w:num>
+  <w:num w:numId="45" w16cid:durableId="1879732698">
+    <w:abstractNumId w:val="92"/>
+  </w:num>
+  <w:num w:numId="46" w16cid:durableId="1144354124">
+    <w:abstractNumId w:val="24"/>
+  </w:num>
+  <w:num w:numId="47" w16cid:durableId="327056989">
+    <w:abstractNumId w:val="94"/>
+  </w:num>
+  <w:num w:numId="48" w16cid:durableId="451630114">
+    <w:abstractNumId w:val="31"/>
+  </w:num>
+  <w:num w:numId="49" w16cid:durableId="646281929">
+    <w:abstractNumId w:val="73"/>
+  </w:num>
+  <w:num w:numId="50" w16cid:durableId="1433864456">
+    <w:abstractNumId w:val="55"/>
+  </w:num>
+  <w:num w:numId="51" w16cid:durableId="1248350056">
+    <w:abstractNumId w:val="28"/>
+  </w:num>
+  <w:num w:numId="52" w16cid:durableId="604925556">
+    <w:abstractNumId w:val="6"/>
+  </w:num>
+  <w:num w:numId="53" w16cid:durableId="174422545">
+    <w:abstractNumId w:val="20"/>
+  </w:num>
+  <w:num w:numId="54" w16cid:durableId="429083226">
+    <w:abstractNumId w:val="40"/>
+  </w:num>
+  <w:num w:numId="55" w16cid:durableId="1345597402">
+    <w:abstractNumId w:val="19"/>
+  </w:num>
+  <w:num w:numId="56" w16cid:durableId="1882790605">
+    <w:abstractNumId w:val="83"/>
+  </w:num>
+  <w:num w:numId="57" w16cid:durableId="727917799">
+    <w:abstractNumId w:val="75"/>
+  </w:num>
+  <w:num w:numId="58" w16cid:durableId="432671476">
+    <w:abstractNumId w:val="82"/>
+  </w:num>
+  <w:num w:numId="59" w16cid:durableId="409934684">
+    <w:abstractNumId w:val="69"/>
+  </w:num>
+  <w:num w:numId="60" w16cid:durableId="273875404">
+    <w:abstractNumId w:val="67"/>
+  </w:num>
+  <w:num w:numId="61" w16cid:durableId="1854566181">
+    <w:abstractNumId w:val="25"/>
+  </w:num>
+  <w:num w:numId="62" w16cid:durableId="1337272148">
+    <w:abstractNumId w:val="49"/>
+  </w:num>
+  <w:num w:numId="63" w16cid:durableId="1733655609">
+    <w:abstractNumId w:val="15"/>
+  </w:num>
+  <w:num w:numId="64" w16cid:durableId="844173958">
+    <w:abstractNumId w:val="74"/>
+  </w:num>
+  <w:num w:numId="65" w16cid:durableId="1527518402">
+    <w:abstractNumId w:val="51"/>
+  </w:num>
+  <w:num w:numId="66" w16cid:durableId="1290435722">
+    <w:abstractNumId w:val="9"/>
+  </w:num>
+  <w:num w:numId="67" w16cid:durableId="2053379992">
+    <w:abstractNumId w:val="90"/>
+  </w:num>
+  <w:num w:numId="68" w16cid:durableId="291055221">
+    <w:abstractNumId w:val="63"/>
+  </w:num>
+  <w:num w:numId="69" w16cid:durableId="775364023">
+    <w:abstractNumId w:val="96"/>
+  </w:num>
+  <w:num w:numId="70" w16cid:durableId="490875662">
+    <w:abstractNumId w:val="36"/>
+  </w:num>
+  <w:num w:numId="71" w16cid:durableId="638341930">
+    <w:abstractNumId w:val="77"/>
+  </w:num>
+  <w:num w:numId="72" w16cid:durableId="1520586631">
+    <w:abstractNumId w:val="47"/>
+  </w:num>
+  <w:num w:numId="73" w16cid:durableId="2052027927">
+    <w:abstractNumId w:val="30"/>
+  </w:num>
+  <w:num w:numId="74" w16cid:durableId="460156048">
+    <w:abstractNumId w:val="32"/>
+  </w:num>
+  <w:num w:numId="75" w16cid:durableId="1464545238">
+    <w:abstractNumId w:val="14"/>
+  </w:num>
+  <w:num w:numId="76" w16cid:durableId="27339765">
+    <w:abstractNumId w:val="64"/>
+  </w:num>
+  <w:num w:numId="77" w16cid:durableId="1241066256">
+    <w:abstractNumId w:val="3"/>
+  </w:num>
+  <w:num w:numId="78" w16cid:durableId="1883444795">
+    <w:abstractNumId w:val="44"/>
+  </w:num>
+  <w:num w:numId="79" w16cid:durableId="1385635699">
+    <w:abstractNumId w:val="1"/>
+  </w:num>
+  <w:num w:numId="80" w16cid:durableId="1806771055">
+    <w:abstractNumId w:val="41"/>
+  </w:num>
+  <w:num w:numId="81" w16cid:durableId="993490691">
+    <w:abstractNumId w:val="16"/>
+  </w:num>
+  <w:num w:numId="82" w16cid:durableId="1628898277">
+    <w:abstractNumId w:val="93"/>
+  </w:num>
+  <w:num w:numId="83" w16cid:durableId="1913197618">
+    <w:abstractNumId w:val="29"/>
+  </w:num>
+  <w:num w:numId="84" w16cid:durableId="526060334">
+    <w:abstractNumId w:val="91"/>
+  </w:num>
+  <w:num w:numId="85" w16cid:durableId="1895656948">
+    <w:abstractNumId w:val="18"/>
+  </w:num>
+  <w:num w:numId="86" w16cid:durableId="532301687">
+    <w:abstractNumId w:val="84"/>
+  </w:num>
+  <w:num w:numId="87" w16cid:durableId="2016951183">
+    <w:abstractNumId w:val="76"/>
+  </w:num>
+  <w:num w:numId="88" w16cid:durableId="144132922">
+    <w:abstractNumId w:val="21"/>
+  </w:num>
+  <w:num w:numId="89" w16cid:durableId="1070158216">
+    <w:abstractNumId w:val="42"/>
+  </w:num>
+  <w:num w:numId="90" w16cid:durableId="1064257732">
+    <w:abstractNumId w:val="11"/>
+  </w:num>
+  <w:num w:numId="91" w16cid:durableId="12541912">
+    <w:abstractNumId w:val="65"/>
+  </w:num>
+  <w:num w:numId="92" w16cid:durableId="1826894568">
+    <w:abstractNumId w:val="34"/>
+  </w:num>
+  <w:num w:numId="93" w16cid:durableId="778064337">
     <w:abstractNumId w:val="35"/>
   </w:num>
-  <w:num w:numId="34" w16cid:durableId="69468294">
-    <w:abstractNumId w:val="29"/>
-  </w:num>
-  <w:num w:numId="35" w16cid:durableId="1614632655">
-    <w:abstractNumId w:val="25"/>
-  </w:num>
-  <w:num w:numId="36" w16cid:durableId="1155683898">
-    <w:abstractNumId w:val="3"/>
-  </w:num>
-  <w:num w:numId="37" w16cid:durableId="1047686071">
-    <w:abstractNumId w:val="5"/>
-  </w:num>
-  <w:num w:numId="38" w16cid:durableId="2084138561">
-    <w:abstractNumId w:val="15"/>
-  </w:num>
-  <w:num w:numId="39" w16cid:durableId="2094205310">
-    <w:abstractNumId w:val="36"/>
-  </w:num>
-  <w:num w:numId="40" w16cid:durableId="1159228363">
-    <w:abstractNumId w:val="31"/>
-  </w:num>
-  <w:num w:numId="41" w16cid:durableId="514149011">
+  <w:num w:numId="94" w16cid:durableId="1093428148">
     <w:abstractNumId w:val="17"/>
   </w:num>
-  <w:num w:numId="42" w16cid:durableId="1478449399">
-    <w:abstractNumId w:val="21"/>
+  <w:num w:numId="95" w16cid:durableId="878010193">
+    <w:abstractNumId w:val="43"/>
   </w:num>
-  <w:num w:numId="43" w16cid:durableId="570316981">
-    <w:abstractNumId w:val="41"/>
+  <w:num w:numId="96" w16cid:durableId="1792167593">
+    <w:abstractNumId w:val="95"/>
   </w:num>
-  <w:num w:numId="44" w16cid:durableId="1115753565">
-    <w:abstractNumId w:val="8"/>
+  <w:num w:numId="97" w16cid:durableId="617105578">
+    <w:abstractNumId w:val="79"/>
   </w:num>
-  <w:num w:numId="45" w16cid:durableId="1879732698">
-    <w:abstractNumId w:val="46"/>
-  </w:num>
-  <w:num w:numId="46" w16cid:durableId="1144354124">
-    <w:abstractNumId w:val="11"/>
-  </w:num>
-  <w:num w:numId="47" w16cid:durableId="327056989">
-    <w:abstractNumId w:val="47"/>
-  </w:num>
-  <w:num w:numId="48" w16cid:durableId="451630114">
-    <w:abstractNumId w:val="14"/>
-  </w:num>
-  <w:num w:numId="49" w16cid:durableId="646281929">
-    <w:abstractNumId w:val="38"/>
+  <w:num w:numId="98" w16cid:durableId="2064016696">
+    <w:abstractNumId w:val="81"/>
   </w:num>
 </w:numbering>
 </file>
@@ -18532,7 +26922,7 @@
   <w:style w:type="paragraph" w:default="1" w:styleId="Normal">
     <w:name w:val="Normal"/>
     <w:qFormat/>
-    <w:rsid w:val="00F96678"/>
+    <w:rsid w:val="00717350"/>
     <w:pPr>
       <w:spacing w:after="0" w:line="240" w:lineRule="auto"/>
     </w:pPr>

--- a/help/Technical Document.docx
+++ b/help/Technical Document.docx
@@ -7985,7 +7985,19 @@
         <w:rPr>
           <w:color w:val="A02B93" w:themeColor="accent5"/>
         </w:rPr>
-        <w:t>IDE deep-linking: Every KPI page includes “Open in VS Code” and “Open in PyCharm” buttons. Clicking takes a developer directly to the authoritative source location (file and line), eliminating search friction and shortening the change cycle.</w:t>
+        <w:t>IDE deep-linking: Every KPI page includes “Open in VS Code” and “Open in PyCharm” buttons</w:t>
+      </w:r>
+      <w:r>
+        <w:rPr>
+          <w:color w:val="A02B93" w:themeColor="accent5"/>
+        </w:rPr>
+        <w:t>, other IDE can be added,</w:t>
+      </w:r>
+      <w:r>
+        <w:rPr>
+          <w:color w:val="A02B93" w:themeColor="accent5"/>
+        </w:rPr>
+        <w:t xml:space="preserve"> Clicking takes a developer directly to the authoritative source location (file and line), eliminating search friction and shortening the change cycle.</w:t>
       </w:r>
     </w:p>
     <w:p>
@@ -12553,17 +12565,6 @@
           <w:szCs w:val="32"/>
         </w:rPr>
       </w:pPr>
-    </w:p>
-    <w:p>
-      <w:pPr>
-        <w:spacing w:before="100" w:beforeAutospacing="1" w:after="100" w:afterAutospacing="1"/>
-        <w:rPr>
-          <w:b/>
-          <w:bCs/>
-          <w:sz w:val="32"/>
-          <w:szCs w:val="32"/>
-        </w:rPr>
-      </w:pPr>
       <w:r>
         <w:rPr>
           <w:b/>
@@ -12602,6 +12603,2436 @@
     </w:p>
     <w:p>
       <w:pPr>
+        <w:spacing w:before="100" w:beforeAutospacing="1" w:after="100" w:afterAutospacing="1"/>
+        <w:rPr>
+          <w:b/>
+          <w:bCs/>
+        </w:rPr>
+      </w:pPr>
+      <w:r>
+        <w:rPr>
+          <w:b/>
+          <w:bCs/>
+        </w:rPr>
+        <w:t>KPI Extraction Confidence:</w:t>
+      </w:r>
+    </w:p>
+    <w:p>
+      <w:pPr>
+        <w:spacing w:before="100" w:beforeAutospacing="1" w:after="100" w:afterAutospacing="1"/>
+      </w:pPr>
+      <w:r>
+        <w:t>Below is an example table of KPI records the system could extract</w:t>
+      </w:r>
+      <w:r>
+        <w:t xml:space="preserve">. </w:t>
+      </w:r>
+      <w:r>
+        <w:t>Each entry shows a unique identifier, a short description, the annotation snippet found in source, the associated business function, and an estimated extraction confidence.</w:t>
+      </w:r>
+    </w:p>
+    <w:tbl>
+      <w:tblPr>
+        <w:tblW w:w="0" w:type="auto"/>
+        <w:tblCellSpacing w:w="15" w:type="dxa"/>
+        <w:tblCellMar>
+          <w:top w:w="15" w:type="dxa"/>
+          <w:left w:w="15" w:type="dxa"/>
+          <w:bottom w:w="15" w:type="dxa"/>
+          <w:right w:w="15" w:type="dxa"/>
+        </w:tblCellMar>
+        <w:tblLook w:val="04A0" w:firstRow="1" w:lastRow="0" w:firstColumn="1" w:lastColumn="0" w:noHBand="0" w:noVBand="1"/>
+      </w:tblPr>
+      <w:tblGrid>
+        <w:gridCol w:w="2174"/>
+        <w:gridCol w:w="1566"/>
+        <w:gridCol w:w="3989"/>
+        <w:gridCol w:w="1842"/>
+        <w:gridCol w:w="1229"/>
+      </w:tblGrid>
+      <w:tr>
+        <w:trPr>
+          <w:tblHeader/>
+          <w:tblCellSpacing w:w="15" w:type="dxa"/>
+        </w:trPr>
+        <w:tc>
+          <w:tcPr>
+            <w:tcW w:w="0" w:type="auto"/>
+            <w:vAlign w:val="center"/>
+            <w:hideMark/>
+          </w:tcPr>
+          <w:p>
+            <w:pPr>
+              <w:jc w:val="center"/>
+              <w:rPr>
+                <w:b/>
+                <w:bCs/>
+                <w:sz w:val="21"/>
+                <w:szCs w:val="21"/>
+              </w:rPr>
+            </w:pPr>
+            <w:r>
+              <w:rPr>
+                <w:b/>
+                <w:bCs/>
+                <w:sz w:val="21"/>
+                <w:szCs w:val="21"/>
+              </w:rPr>
+              <w:t>KPI Identifier</w:t>
+            </w:r>
+          </w:p>
+        </w:tc>
+        <w:tc>
+          <w:tcPr>
+            <w:tcW w:w="0" w:type="auto"/>
+            <w:vAlign w:val="center"/>
+            <w:hideMark/>
+          </w:tcPr>
+          <w:p>
+            <w:pPr>
+              <w:jc w:val="center"/>
+              <w:rPr>
+                <w:b/>
+                <w:bCs/>
+                <w:sz w:val="21"/>
+                <w:szCs w:val="21"/>
+              </w:rPr>
+            </w:pPr>
+            <w:r>
+              <w:rPr>
+                <w:b/>
+                <w:bCs/>
+                <w:sz w:val="21"/>
+                <w:szCs w:val="21"/>
+              </w:rPr>
+              <w:t>Description</w:t>
+            </w:r>
+          </w:p>
+        </w:tc>
+        <w:tc>
+          <w:tcPr>
+            <w:tcW w:w="0" w:type="auto"/>
+            <w:vAlign w:val="center"/>
+            <w:hideMark/>
+          </w:tcPr>
+          <w:p>
+            <w:pPr>
+              <w:jc w:val="center"/>
+              <w:rPr>
+                <w:b/>
+                <w:bCs/>
+                <w:sz w:val="21"/>
+                <w:szCs w:val="21"/>
+              </w:rPr>
+            </w:pPr>
+            <w:r>
+              <w:rPr>
+                <w:b/>
+                <w:bCs/>
+                <w:sz w:val="21"/>
+                <w:szCs w:val="21"/>
+              </w:rPr>
+              <w:t>Source Code Annotation (snippet)</w:t>
+            </w:r>
+          </w:p>
+        </w:tc>
+        <w:tc>
+          <w:tcPr>
+            <w:tcW w:w="0" w:type="auto"/>
+            <w:vAlign w:val="center"/>
+            <w:hideMark/>
+          </w:tcPr>
+          <w:p>
+            <w:pPr>
+              <w:jc w:val="center"/>
+              <w:rPr>
+                <w:b/>
+                <w:bCs/>
+                <w:sz w:val="21"/>
+                <w:szCs w:val="21"/>
+              </w:rPr>
+            </w:pPr>
+            <w:r>
+              <w:rPr>
+                <w:b/>
+                <w:bCs/>
+                <w:sz w:val="21"/>
+                <w:szCs w:val="21"/>
+              </w:rPr>
+              <w:t>Associated Business Function</w:t>
+            </w:r>
+          </w:p>
+        </w:tc>
+        <w:tc>
+          <w:tcPr>
+            <w:tcW w:w="0" w:type="auto"/>
+            <w:vAlign w:val="center"/>
+            <w:hideMark/>
+          </w:tcPr>
+          <w:p>
+            <w:pPr>
+              <w:jc w:val="center"/>
+              <w:rPr>
+                <w:b/>
+                <w:bCs/>
+                <w:sz w:val="21"/>
+                <w:szCs w:val="21"/>
+              </w:rPr>
+            </w:pPr>
+            <w:r>
+              <w:rPr>
+                <w:b/>
+                <w:bCs/>
+                <w:sz w:val="21"/>
+                <w:szCs w:val="21"/>
+              </w:rPr>
+              <w:t>Extraction Confidence</w:t>
+            </w:r>
+          </w:p>
+        </w:tc>
+      </w:tr>
+      <w:tr>
+        <w:trPr>
+          <w:tblCellSpacing w:w="15" w:type="dxa"/>
+        </w:trPr>
+        <w:tc>
+          <w:tcPr>
+            <w:tcW w:w="0" w:type="auto"/>
+            <w:vAlign w:val="center"/>
+            <w:hideMark/>
+          </w:tcPr>
+          <w:p>
+            <w:pPr>
+              <w:rPr>
+                <w:sz w:val="21"/>
+                <w:szCs w:val="21"/>
+              </w:rPr>
+            </w:pPr>
+            <w:r>
+              <w:rPr>
+                <w:sz w:val="21"/>
+                <w:szCs w:val="21"/>
+              </w:rPr>
+              <w:t>KPI-PolymerMFIVariance (abap_kpi.abap)</w:t>
+            </w:r>
+          </w:p>
+        </w:tc>
+        <w:tc>
+          <w:tcPr>
+            <w:tcW w:w="0" w:type="auto"/>
+            <w:vAlign w:val="center"/>
+            <w:hideMark/>
+          </w:tcPr>
+          <w:p>
+            <w:pPr>
+              <w:rPr>
+                <w:sz w:val="21"/>
+                <w:szCs w:val="21"/>
+              </w:rPr>
+            </w:pPr>
+            <w:r>
+              <w:rPr>
+                <w:sz w:val="21"/>
+                <w:szCs w:val="21"/>
+              </w:rPr>
+              <w:t>Variance of polymer melt flow index (MFI)</w:t>
+            </w:r>
+          </w:p>
+        </w:tc>
+        <w:tc>
+          <w:tcPr>
+            <w:tcW w:w="0" w:type="auto"/>
+            <w:vAlign w:val="center"/>
+            <w:hideMark/>
+          </w:tcPr>
+          <w:p>
+            <w:pPr>
+              <w:rPr>
+                <w:sz w:val="21"/>
+                <w:szCs w:val="21"/>
+              </w:rPr>
+            </w:pPr>
+            <w:r>
+              <w:rPr>
+                <w:sz w:val="21"/>
+                <w:szCs w:val="21"/>
+              </w:rPr>
+              <w:t>“KPI: Polymer Melt Flow Index (MFI) Variance”</w:t>
+            </w:r>
+          </w:p>
+        </w:tc>
+        <w:tc>
+          <w:tcPr>
+            <w:tcW w:w="0" w:type="auto"/>
+            <w:vAlign w:val="center"/>
+            <w:hideMark/>
+          </w:tcPr>
+          <w:p>
+            <w:pPr>
+              <w:rPr>
+                <w:sz w:val="21"/>
+                <w:szCs w:val="21"/>
+              </w:rPr>
+            </w:pPr>
+            <w:r>
+              <w:rPr>
+                <w:sz w:val="21"/>
+                <w:szCs w:val="21"/>
+              </w:rPr>
+              <w:t>Quality Control</w:t>
+            </w:r>
+          </w:p>
+        </w:tc>
+        <w:tc>
+          <w:tcPr>
+            <w:tcW w:w="0" w:type="auto"/>
+            <w:vAlign w:val="center"/>
+            <w:hideMark/>
+          </w:tcPr>
+          <w:p>
+            <w:pPr>
+              <w:rPr>
+                <w:sz w:val="21"/>
+                <w:szCs w:val="21"/>
+              </w:rPr>
+            </w:pPr>
+            <w:r>
+              <w:rPr>
+                <w:sz w:val="21"/>
+                <w:szCs w:val="21"/>
+              </w:rPr>
+              <w:t>94%</w:t>
+            </w:r>
+          </w:p>
+        </w:tc>
+      </w:tr>
+      <w:tr>
+        <w:trPr>
+          <w:tblCellSpacing w:w="15" w:type="dxa"/>
+        </w:trPr>
+        <w:tc>
+          <w:tcPr>
+            <w:tcW w:w="0" w:type="auto"/>
+            <w:vAlign w:val="center"/>
+            <w:hideMark/>
+          </w:tcPr>
+          <w:p>
+            <w:pPr>
+              <w:rPr>
+                <w:sz w:val="21"/>
+                <w:szCs w:val="21"/>
+              </w:rPr>
+            </w:pPr>
+            <w:r>
+              <w:rPr>
+                <w:sz w:val="21"/>
+                <w:szCs w:val="21"/>
+              </w:rPr>
+              <w:t>KPI-FlareRecoveryPct (ana_kpi.hdbview)</w:t>
+            </w:r>
+          </w:p>
+        </w:tc>
+        <w:tc>
+          <w:tcPr>
+            <w:tcW w:w="0" w:type="auto"/>
+            <w:vAlign w:val="center"/>
+            <w:hideMark/>
+          </w:tcPr>
+          <w:p>
+            <w:pPr>
+              <w:rPr>
+                <w:sz w:val="21"/>
+                <w:szCs w:val="21"/>
+              </w:rPr>
+            </w:pPr>
+            <w:r>
+              <w:rPr>
+                <w:sz w:val="21"/>
+                <w:szCs w:val="21"/>
+              </w:rPr>
+              <w:t>Percentage of flare gas recovered</w:t>
+            </w:r>
+          </w:p>
+        </w:tc>
+        <w:tc>
+          <w:tcPr>
+            <w:tcW w:w="0" w:type="auto"/>
+            <w:vAlign w:val="center"/>
+            <w:hideMark/>
+          </w:tcPr>
+          <w:p>
+            <w:pPr>
+              <w:rPr>
+                <w:sz w:val="21"/>
+                <w:szCs w:val="21"/>
+              </w:rPr>
+            </w:pPr>
+            <w:r>
+              <w:rPr>
+                <w:rFonts w:ascii="Courier New" w:hAnsi="Courier New" w:cs="Courier New"/>
+                <w:sz w:val="21"/>
+                <w:szCs w:val="21"/>
+              </w:rPr>
+              <w:t>"kpi_flare_recovery_pct" = (recovered_gas_m3 / NULLIF(total_gas_m3,0)) * 100</w:t>
+            </w:r>
+          </w:p>
+        </w:tc>
+        <w:tc>
+          <w:tcPr>
+            <w:tcW w:w="0" w:type="auto"/>
+            <w:vAlign w:val="center"/>
+            <w:hideMark/>
+          </w:tcPr>
+          <w:p>
+            <w:pPr>
+              <w:rPr>
+                <w:sz w:val="21"/>
+                <w:szCs w:val="21"/>
+              </w:rPr>
+            </w:pPr>
+            <w:r>
+              <w:rPr>
+                <w:sz w:val="21"/>
+                <w:szCs w:val="21"/>
+              </w:rPr>
+              <w:t>Environmental / Sustainability</w:t>
+            </w:r>
+          </w:p>
+        </w:tc>
+        <w:tc>
+          <w:tcPr>
+            <w:tcW w:w="0" w:type="auto"/>
+            <w:vAlign w:val="center"/>
+            <w:hideMark/>
+          </w:tcPr>
+          <w:p>
+            <w:pPr>
+              <w:rPr>
+                <w:sz w:val="21"/>
+                <w:szCs w:val="21"/>
+              </w:rPr>
+            </w:pPr>
+            <w:r>
+              <w:rPr>
+                <w:sz w:val="21"/>
+                <w:szCs w:val="21"/>
+              </w:rPr>
+              <w:t>90%</w:t>
+            </w:r>
+          </w:p>
+        </w:tc>
+      </w:tr>
+      <w:tr>
+        <w:trPr>
+          <w:tblCellSpacing w:w="15" w:type="dxa"/>
+        </w:trPr>
+        <w:tc>
+          <w:tcPr>
+            <w:tcW w:w="0" w:type="auto"/>
+            <w:vAlign w:val="center"/>
+            <w:hideMark/>
+          </w:tcPr>
+          <w:p>
+            <w:pPr>
+              <w:rPr>
+                <w:sz w:val="21"/>
+                <w:szCs w:val="21"/>
+              </w:rPr>
+            </w:pPr>
+            <w:r>
+              <w:rPr>
+                <w:sz w:val="21"/>
+                <w:szCs w:val="21"/>
+              </w:rPr>
+              <w:t>KPI-OEEPercent (ax_kpi.dax)</w:t>
+            </w:r>
+          </w:p>
+        </w:tc>
+        <w:tc>
+          <w:tcPr>
+            <w:tcW w:w="0" w:type="auto"/>
+            <w:vAlign w:val="center"/>
+            <w:hideMark/>
+          </w:tcPr>
+          <w:p>
+            <w:pPr>
+              <w:rPr>
+                <w:sz w:val="21"/>
+                <w:szCs w:val="21"/>
+              </w:rPr>
+            </w:pPr>
+            <w:r>
+              <w:rPr>
+                <w:sz w:val="21"/>
+                <w:szCs w:val="21"/>
+              </w:rPr>
+              <w:t>Overall Equipment Effectiveness (%)</w:t>
+            </w:r>
+          </w:p>
+        </w:tc>
+        <w:tc>
+          <w:tcPr>
+            <w:tcW w:w="0" w:type="auto"/>
+            <w:vAlign w:val="center"/>
+            <w:hideMark/>
+          </w:tcPr>
+          <w:p>
+            <w:pPr>
+              <w:rPr>
+                <w:sz w:val="21"/>
+                <w:szCs w:val="21"/>
+              </w:rPr>
+            </w:pPr>
+            <w:r>
+              <w:rPr>
+                <w:sz w:val="21"/>
+                <w:szCs w:val="21"/>
+              </w:rPr>
+              <w:t xml:space="preserve">“KPI: Overall Equipment Effectiveness (OEE)” and </w:t>
+            </w:r>
+            <w:r>
+              <w:rPr>
+                <w:rFonts w:ascii="Courier New" w:hAnsi="Courier New" w:cs="Courier New"/>
+                <w:sz w:val="21"/>
+                <w:szCs w:val="21"/>
+              </w:rPr>
+              <w:t>DEFINE MEASURE 'KPI'[OEE %] = ...</w:t>
+            </w:r>
+          </w:p>
+        </w:tc>
+        <w:tc>
+          <w:tcPr>
+            <w:tcW w:w="0" w:type="auto"/>
+            <w:vAlign w:val="center"/>
+            <w:hideMark/>
+          </w:tcPr>
+          <w:p>
+            <w:pPr>
+              <w:rPr>
+                <w:sz w:val="21"/>
+                <w:szCs w:val="21"/>
+              </w:rPr>
+            </w:pPr>
+            <w:r>
+              <w:rPr>
+                <w:sz w:val="21"/>
+                <w:szCs w:val="21"/>
+              </w:rPr>
+              <w:t>Operations Performance</w:t>
+            </w:r>
+          </w:p>
+        </w:tc>
+        <w:tc>
+          <w:tcPr>
+            <w:tcW w:w="0" w:type="auto"/>
+            <w:vAlign w:val="center"/>
+            <w:hideMark/>
+          </w:tcPr>
+          <w:p>
+            <w:pPr>
+              <w:rPr>
+                <w:sz w:val="21"/>
+                <w:szCs w:val="21"/>
+              </w:rPr>
+            </w:pPr>
+            <w:r>
+              <w:rPr>
+                <w:sz w:val="21"/>
+                <w:szCs w:val="21"/>
+              </w:rPr>
+              <w:t>95%</w:t>
+            </w:r>
+          </w:p>
+        </w:tc>
+      </w:tr>
+      <w:tr>
+        <w:trPr>
+          <w:tblCellSpacing w:w="15" w:type="dxa"/>
+        </w:trPr>
+        <w:tc>
+          <w:tcPr>
+            <w:tcW w:w="0" w:type="auto"/>
+            <w:vAlign w:val="center"/>
+            <w:hideMark/>
+          </w:tcPr>
+          <w:p>
+            <w:pPr>
+              <w:rPr>
+                <w:sz w:val="21"/>
+                <w:szCs w:val="21"/>
+              </w:rPr>
+            </w:pPr>
+            <w:r>
+              <w:rPr>
+                <w:sz w:val="21"/>
+                <w:szCs w:val="21"/>
+              </w:rPr>
+              <w:t>KPI-CoolingWaterDeltaT (csv_kpi.cs)</w:t>
+            </w:r>
+          </w:p>
+        </w:tc>
+        <w:tc>
+          <w:tcPr>
+            <w:tcW w:w="0" w:type="auto"/>
+            <w:vAlign w:val="center"/>
+            <w:hideMark/>
+          </w:tcPr>
+          <w:p>
+            <w:pPr>
+              <w:rPr>
+                <w:sz w:val="21"/>
+                <w:szCs w:val="21"/>
+              </w:rPr>
+            </w:pPr>
+            <w:r>
+              <w:rPr>
+                <w:sz w:val="21"/>
+                <w:szCs w:val="21"/>
+              </w:rPr>
+              <w:t>Cooling water temperature delta (°C)</w:t>
+            </w:r>
+          </w:p>
+        </w:tc>
+        <w:tc>
+          <w:tcPr>
+            <w:tcW w:w="0" w:type="auto"/>
+            <w:vAlign w:val="center"/>
+            <w:hideMark/>
+          </w:tcPr>
+          <w:p>
+            <w:pPr>
+              <w:rPr>
+                <w:sz w:val="21"/>
+                <w:szCs w:val="21"/>
+              </w:rPr>
+            </w:pPr>
+            <w:r>
+              <w:rPr>
+                <w:sz w:val="21"/>
+                <w:szCs w:val="21"/>
+              </w:rPr>
+              <w:t>“KPI: Cooling Water Delta-T (°C)”</w:t>
+            </w:r>
+          </w:p>
+        </w:tc>
+        <w:tc>
+          <w:tcPr>
+            <w:tcW w:w="0" w:type="auto"/>
+            <w:vAlign w:val="center"/>
+            <w:hideMark/>
+          </w:tcPr>
+          <w:p>
+            <w:pPr>
+              <w:rPr>
+                <w:sz w:val="21"/>
+                <w:szCs w:val="21"/>
+              </w:rPr>
+            </w:pPr>
+            <w:r>
+              <w:rPr>
+                <w:sz w:val="21"/>
+                <w:szCs w:val="21"/>
+              </w:rPr>
+              <w:t>Utilities / Facilities</w:t>
+            </w:r>
+          </w:p>
+        </w:tc>
+        <w:tc>
+          <w:tcPr>
+            <w:tcW w:w="0" w:type="auto"/>
+            <w:vAlign w:val="center"/>
+            <w:hideMark/>
+          </w:tcPr>
+          <w:p>
+            <w:pPr>
+              <w:rPr>
+                <w:sz w:val="21"/>
+                <w:szCs w:val="21"/>
+              </w:rPr>
+            </w:pPr>
+            <w:r>
+              <w:rPr>
+                <w:sz w:val="21"/>
+                <w:szCs w:val="21"/>
+              </w:rPr>
+              <w:t>93%</w:t>
+            </w:r>
+          </w:p>
+        </w:tc>
+      </w:tr>
+      <w:tr>
+        <w:trPr>
+          <w:tblCellSpacing w:w="15" w:type="dxa"/>
+        </w:trPr>
+        <w:tc>
+          <w:tcPr>
+            <w:tcW w:w="0" w:type="auto"/>
+            <w:vAlign w:val="center"/>
+            <w:hideMark/>
+          </w:tcPr>
+          <w:p>
+            <w:pPr>
+              <w:rPr>
+                <w:sz w:val="21"/>
+                <w:szCs w:val="21"/>
+              </w:rPr>
+            </w:pPr>
+            <w:r>
+              <w:rPr>
+                <w:sz w:val="21"/>
+                <w:szCs w:val="21"/>
+              </w:rPr>
+              <w:lastRenderedPageBreak/>
+              <w:t>KPI-PE_Ratio (dotnet_kpi.cs)</w:t>
+            </w:r>
+          </w:p>
+        </w:tc>
+        <w:tc>
+          <w:tcPr>
+            <w:tcW w:w="0" w:type="auto"/>
+            <w:vAlign w:val="center"/>
+            <w:hideMark/>
+          </w:tcPr>
+          <w:p>
+            <w:pPr>
+              <w:rPr>
+                <w:sz w:val="21"/>
+                <w:szCs w:val="21"/>
+              </w:rPr>
+            </w:pPr>
+            <w:r>
+              <w:rPr>
+                <w:sz w:val="21"/>
+                <w:szCs w:val="21"/>
+              </w:rPr>
+              <w:t>Propylene-to-Ethylene production ratio</w:t>
+            </w:r>
+          </w:p>
+        </w:tc>
+        <w:tc>
+          <w:tcPr>
+            <w:tcW w:w="0" w:type="auto"/>
+            <w:vAlign w:val="center"/>
+            <w:hideMark/>
+          </w:tcPr>
+          <w:p>
+            <w:pPr>
+              <w:rPr>
+                <w:sz w:val="21"/>
+                <w:szCs w:val="21"/>
+              </w:rPr>
+            </w:pPr>
+            <w:r>
+              <w:rPr>
+                <w:sz w:val="21"/>
+                <w:szCs w:val="21"/>
+              </w:rPr>
+              <w:t>“KPI: Propylene to Ethylene (P/E) Ratio”</w:t>
+            </w:r>
+          </w:p>
+        </w:tc>
+        <w:tc>
+          <w:tcPr>
+            <w:tcW w:w="0" w:type="auto"/>
+            <w:vAlign w:val="center"/>
+            <w:hideMark/>
+          </w:tcPr>
+          <w:p>
+            <w:pPr>
+              <w:rPr>
+                <w:sz w:val="21"/>
+                <w:szCs w:val="21"/>
+              </w:rPr>
+            </w:pPr>
+            <w:r>
+              <w:rPr>
+                <w:sz w:val="21"/>
+                <w:szCs w:val="21"/>
+              </w:rPr>
+              <w:t>Process/Production Performance</w:t>
+            </w:r>
+          </w:p>
+        </w:tc>
+        <w:tc>
+          <w:tcPr>
+            <w:tcW w:w="0" w:type="auto"/>
+            <w:vAlign w:val="center"/>
+            <w:hideMark/>
+          </w:tcPr>
+          <w:p>
+            <w:pPr>
+              <w:rPr>
+                <w:sz w:val="21"/>
+                <w:szCs w:val="21"/>
+              </w:rPr>
+            </w:pPr>
+            <w:r>
+              <w:rPr>
+                <w:sz w:val="21"/>
+                <w:szCs w:val="21"/>
+              </w:rPr>
+              <w:t>93%</w:t>
+            </w:r>
+          </w:p>
+        </w:tc>
+      </w:tr>
+      <w:tr>
+        <w:trPr>
+          <w:tblCellSpacing w:w="15" w:type="dxa"/>
+        </w:trPr>
+        <w:tc>
+          <w:tcPr>
+            <w:tcW w:w="0" w:type="auto"/>
+            <w:vAlign w:val="center"/>
+            <w:hideMark/>
+          </w:tcPr>
+          <w:p>
+            <w:pPr>
+              <w:rPr>
+                <w:sz w:val="21"/>
+                <w:szCs w:val="21"/>
+              </w:rPr>
+            </w:pPr>
+            <w:r>
+              <w:rPr>
+                <w:sz w:val="21"/>
+                <w:szCs w:val="21"/>
+              </w:rPr>
+              <w:t>KPI-MaintToOpCostRatio (generic_kpi.txt)</w:t>
+            </w:r>
+          </w:p>
+        </w:tc>
+        <w:tc>
+          <w:tcPr>
+            <w:tcW w:w="0" w:type="auto"/>
+            <w:vAlign w:val="center"/>
+            <w:hideMark/>
+          </w:tcPr>
+          <w:p>
+            <w:pPr>
+              <w:rPr>
+                <w:sz w:val="21"/>
+                <w:szCs w:val="21"/>
+              </w:rPr>
+            </w:pPr>
+            <w:r>
+              <w:rPr>
+                <w:sz w:val="21"/>
+                <w:szCs w:val="21"/>
+              </w:rPr>
+              <w:t>Maintenance costs relative to operating costs</w:t>
+            </w:r>
+          </w:p>
+        </w:tc>
+        <w:tc>
+          <w:tcPr>
+            <w:tcW w:w="0" w:type="auto"/>
+            <w:vAlign w:val="center"/>
+            <w:hideMark/>
+          </w:tcPr>
+          <w:p>
+            <w:pPr>
+              <w:rPr>
+                <w:sz w:val="21"/>
+                <w:szCs w:val="21"/>
+              </w:rPr>
+            </w:pPr>
+            <w:r>
+              <w:rPr>
+                <w:sz w:val="21"/>
+                <w:szCs w:val="21"/>
+              </w:rPr>
+              <w:t>“KPI: Maintenance to Operating Cost Ratio”</w:t>
+            </w:r>
+          </w:p>
+        </w:tc>
+        <w:tc>
+          <w:tcPr>
+            <w:tcW w:w="0" w:type="auto"/>
+            <w:vAlign w:val="center"/>
+            <w:hideMark/>
+          </w:tcPr>
+          <w:p>
+            <w:pPr>
+              <w:rPr>
+                <w:sz w:val="21"/>
+                <w:szCs w:val="21"/>
+              </w:rPr>
+            </w:pPr>
+            <w:r>
+              <w:rPr>
+                <w:sz w:val="21"/>
+                <w:szCs w:val="21"/>
+              </w:rPr>
+              <w:t>Maintenance / Cost Management</w:t>
+            </w:r>
+          </w:p>
+        </w:tc>
+        <w:tc>
+          <w:tcPr>
+            <w:tcW w:w="0" w:type="auto"/>
+            <w:vAlign w:val="center"/>
+            <w:hideMark/>
+          </w:tcPr>
+          <w:p>
+            <w:pPr>
+              <w:rPr>
+                <w:sz w:val="21"/>
+                <w:szCs w:val="21"/>
+              </w:rPr>
+            </w:pPr>
+            <w:r>
+              <w:rPr>
+                <w:sz w:val="21"/>
+                <w:szCs w:val="21"/>
+              </w:rPr>
+              <w:t>90%</w:t>
+            </w:r>
+          </w:p>
+        </w:tc>
+      </w:tr>
+      <w:tr>
+        <w:trPr>
+          <w:tblCellSpacing w:w="15" w:type="dxa"/>
+        </w:trPr>
+        <w:tc>
+          <w:tcPr>
+            <w:tcW w:w="0" w:type="auto"/>
+            <w:vAlign w:val="center"/>
+            <w:hideMark/>
+          </w:tcPr>
+          <w:p>
+            <w:pPr>
+              <w:rPr>
+                <w:sz w:val="21"/>
+                <w:szCs w:val="21"/>
+              </w:rPr>
+            </w:pPr>
+            <w:r>
+              <w:rPr>
+                <w:sz w:val="21"/>
+                <w:szCs w:val="21"/>
+              </w:rPr>
+              <w:t>KPI-SOxEmissionsConc (lc_kpi.st)</w:t>
+            </w:r>
+          </w:p>
+        </w:tc>
+        <w:tc>
+          <w:tcPr>
+            <w:tcW w:w="0" w:type="auto"/>
+            <w:vAlign w:val="center"/>
+            <w:hideMark/>
+          </w:tcPr>
+          <w:p>
+            <w:pPr>
+              <w:rPr>
+                <w:sz w:val="21"/>
+                <w:szCs w:val="21"/>
+              </w:rPr>
+            </w:pPr>
+            <w:r>
+              <w:rPr>
+                <w:sz w:val="21"/>
+                <w:szCs w:val="21"/>
+              </w:rPr>
+              <w:t>SOx emissions concentration (kg/m³)</w:t>
+            </w:r>
+          </w:p>
+        </w:tc>
+        <w:tc>
+          <w:tcPr>
+            <w:tcW w:w="0" w:type="auto"/>
+            <w:vAlign w:val="center"/>
+            <w:hideMark/>
+          </w:tcPr>
+          <w:p>
+            <w:pPr>
+              <w:rPr>
+                <w:sz w:val="21"/>
+                <w:szCs w:val="21"/>
+              </w:rPr>
+            </w:pPr>
+            <w:r>
+              <w:rPr>
+                <w:sz w:val="21"/>
+                <w:szCs w:val="21"/>
+              </w:rPr>
+              <w:t>“KPI: SOx Emissions Concentration (kg/m3)”</w:t>
+            </w:r>
+          </w:p>
+        </w:tc>
+        <w:tc>
+          <w:tcPr>
+            <w:tcW w:w="0" w:type="auto"/>
+            <w:vAlign w:val="center"/>
+            <w:hideMark/>
+          </w:tcPr>
+          <w:p>
+            <w:pPr>
+              <w:rPr>
+                <w:sz w:val="21"/>
+                <w:szCs w:val="21"/>
+              </w:rPr>
+            </w:pPr>
+            <w:r>
+              <w:rPr>
+                <w:sz w:val="21"/>
+                <w:szCs w:val="21"/>
+              </w:rPr>
+              <w:t>Environmental Compliance</w:t>
+            </w:r>
+          </w:p>
+        </w:tc>
+        <w:tc>
+          <w:tcPr>
+            <w:tcW w:w="0" w:type="auto"/>
+            <w:vAlign w:val="center"/>
+            <w:hideMark/>
+          </w:tcPr>
+          <w:p>
+            <w:pPr>
+              <w:rPr>
+                <w:sz w:val="21"/>
+                <w:szCs w:val="21"/>
+              </w:rPr>
+            </w:pPr>
+            <w:r>
+              <w:rPr>
+                <w:sz w:val="21"/>
+                <w:szCs w:val="21"/>
+              </w:rPr>
+              <w:t>92%</w:t>
+            </w:r>
+          </w:p>
+        </w:tc>
+      </w:tr>
+      <w:tr>
+        <w:trPr>
+          <w:tblCellSpacing w:w="15" w:type="dxa"/>
+        </w:trPr>
+        <w:tc>
+          <w:tcPr>
+            <w:tcW w:w="0" w:type="auto"/>
+            <w:vAlign w:val="center"/>
+            <w:hideMark/>
+          </w:tcPr>
+          <w:p>
+            <w:pPr>
+              <w:rPr>
+                <w:sz w:val="21"/>
+                <w:szCs w:val="21"/>
+              </w:rPr>
+            </w:pPr>
+            <w:r>
+              <w:rPr>
+                <w:sz w:val="21"/>
+                <w:szCs w:val="21"/>
+              </w:rPr>
+              <w:t>KPI-YieldPct (plsql_kpi.pks)</w:t>
+            </w:r>
+          </w:p>
+        </w:tc>
+        <w:tc>
+          <w:tcPr>
+            <w:tcW w:w="0" w:type="auto"/>
+            <w:vAlign w:val="center"/>
+            <w:hideMark/>
+          </w:tcPr>
+          <w:p>
+            <w:pPr>
+              <w:rPr>
+                <w:sz w:val="21"/>
+                <w:szCs w:val="21"/>
+              </w:rPr>
+            </w:pPr>
+            <w:r>
+              <w:rPr>
+                <w:sz w:val="21"/>
+                <w:szCs w:val="21"/>
+              </w:rPr>
+              <w:t>Yield percentage of desired product</w:t>
+            </w:r>
+          </w:p>
+        </w:tc>
+        <w:tc>
+          <w:tcPr>
+            <w:tcW w:w="0" w:type="auto"/>
+            <w:vAlign w:val="center"/>
+            <w:hideMark/>
+          </w:tcPr>
+          <w:p>
+            <w:pPr>
+              <w:rPr>
+                <w:sz w:val="21"/>
+                <w:szCs w:val="21"/>
+              </w:rPr>
+            </w:pPr>
+            <w:r>
+              <w:rPr>
+                <w:sz w:val="21"/>
+                <w:szCs w:val="21"/>
+              </w:rPr>
+              <w:t>“KPI: Yield Percentage (%)”</w:t>
+            </w:r>
+          </w:p>
+        </w:tc>
+        <w:tc>
+          <w:tcPr>
+            <w:tcW w:w="0" w:type="auto"/>
+            <w:vAlign w:val="center"/>
+            <w:hideMark/>
+          </w:tcPr>
+          <w:p>
+            <w:pPr>
+              <w:rPr>
+                <w:sz w:val="21"/>
+                <w:szCs w:val="21"/>
+              </w:rPr>
+            </w:pPr>
+            <w:r>
+              <w:rPr>
+                <w:sz w:val="21"/>
+                <w:szCs w:val="21"/>
+              </w:rPr>
+              <w:t>Production Efficiency</w:t>
+            </w:r>
+          </w:p>
+        </w:tc>
+        <w:tc>
+          <w:tcPr>
+            <w:tcW w:w="0" w:type="auto"/>
+            <w:vAlign w:val="center"/>
+            <w:hideMark/>
+          </w:tcPr>
+          <w:p>
+            <w:pPr>
+              <w:rPr>
+                <w:sz w:val="21"/>
+                <w:szCs w:val="21"/>
+              </w:rPr>
+            </w:pPr>
+            <w:r>
+              <w:rPr>
+                <w:sz w:val="21"/>
+                <w:szCs w:val="21"/>
+              </w:rPr>
+              <w:t>95%</w:t>
+            </w:r>
+          </w:p>
+        </w:tc>
+      </w:tr>
+      <w:tr>
+        <w:trPr>
+          <w:tblCellSpacing w:w="15" w:type="dxa"/>
+        </w:trPr>
+        <w:tc>
+          <w:tcPr>
+            <w:tcW w:w="0" w:type="auto"/>
+            <w:vAlign w:val="center"/>
+            <w:hideMark/>
+          </w:tcPr>
+          <w:p>
+            <w:pPr>
+              <w:rPr>
+                <w:sz w:val="21"/>
+                <w:szCs w:val="21"/>
+              </w:rPr>
+            </w:pPr>
+            <w:r>
+              <w:rPr>
+                <w:sz w:val="21"/>
+                <w:szCs w:val="21"/>
+              </w:rPr>
+              <w:t>KPI-ThroughputDaily (python_kpi.py)</w:t>
+            </w:r>
+          </w:p>
+        </w:tc>
+        <w:tc>
+          <w:tcPr>
+            <w:tcW w:w="0" w:type="auto"/>
+            <w:vAlign w:val="center"/>
+            <w:hideMark/>
+          </w:tcPr>
+          <w:p>
+            <w:pPr>
+              <w:rPr>
+                <w:sz w:val="21"/>
+                <w:szCs w:val="21"/>
+              </w:rPr>
+            </w:pPr>
+            <w:r>
+              <w:rPr>
+                <w:sz w:val="21"/>
+                <w:szCs w:val="21"/>
+              </w:rPr>
+              <w:t>Daily feedstock throughput (tons/day)</w:t>
+            </w:r>
+          </w:p>
+        </w:tc>
+        <w:tc>
+          <w:tcPr>
+            <w:tcW w:w="0" w:type="auto"/>
+            <w:vAlign w:val="center"/>
+            <w:hideMark/>
+          </w:tcPr>
+          <w:p>
+            <w:pPr>
+              <w:rPr>
+                <w:sz w:val="21"/>
+                <w:szCs w:val="21"/>
+              </w:rPr>
+            </w:pPr>
+            <w:r>
+              <w:rPr>
+                <w:sz w:val="21"/>
+                <w:szCs w:val="21"/>
+              </w:rPr>
+              <w:t>“KPI: Daily Feedstock Throughput (tons/day)”</w:t>
+            </w:r>
+          </w:p>
+        </w:tc>
+        <w:tc>
+          <w:tcPr>
+            <w:tcW w:w="0" w:type="auto"/>
+            <w:vAlign w:val="center"/>
+            <w:hideMark/>
+          </w:tcPr>
+          <w:p>
+            <w:pPr>
+              <w:rPr>
+                <w:sz w:val="21"/>
+                <w:szCs w:val="21"/>
+              </w:rPr>
+            </w:pPr>
+            <w:r>
+              <w:rPr>
+                <w:sz w:val="21"/>
+                <w:szCs w:val="21"/>
+              </w:rPr>
+              <w:t>Production / Planning</w:t>
+            </w:r>
+          </w:p>
+        </w:tc>
+        <w:tc>
+          <w:tcPr>
+            <w:tcW w:w="0" w:type="auto"/>
+            <w:vAlign w:val="center"/>
+            <w:hideMark/>
+          </w:tcPr>
+          <w:p>
+            <w:pPr>
+              <w:rPr>
+                <w:sz w:val="21"/>
+                <w:szCs w:val="21"/>
+              </w:rPr>
+            </w:pPr>
+            <w:r>
+              <w:rPr>
+                <w:sz w:val="21"/>
+                <w:szCs w:val="21"/>
+              </w:rPr>
+              <w:t>95%</w:t>
+            </w:r>
+          </w:p>
+        </w:tc>
+      </w:tr>
+      <w:tr>
+        <w:trPr>
+          <w:tblCellSpacing w:w="15" w:type="dxa"/>
+        </w:trPr>
+        <w:tc>
+          <w:tcPr>
+            <w:tcW w:w="0" w:type="auto"/>
+            <w:vAlign w:val="center"/>
+            <w:hideMark/>
+          </w:tcPr>
+          <w:p>
+            <w:pPr>
+              <w:rPr>
+                <w:sz w:val="21"/>
+                <w:szCs w:val="21"/>
+              </w:rPr>
+            </w:pPr>
+            <w:r>
+              <w:rPr>
+                <w:sz w:val="21"/>
+                <w:szCs w:val="21"/>
+              </w:rPr>
+              <w:t>KPI-OnSpecRate (sql_kpi.sql)</w:t>
+            </w:r>
+          </w:p>
+        </w:tc>
+        <w:tc>
+          <w:tcPr>
+            <w:tcW w:w="0" w:type="auto"/>
+            <w:vAlign w:val="center"/>
+            <w:hideMark/>
+          </w:tcPr>
+          <w:p>
+            <w:pPr>
+              <w:rPr>
+                <w:sz w:val="21"/>
+                <w:szCs w:val="21"/>
+              </w:rPr>
+            </w:pPr>
+            <w:r>
+              <w:rPr>
+                <w:sz w:val="21"/>
+                <w:szCs w:val="21"/>
+              </w:rPr>
+              <w:t>Percentage of batches meeting specification</w:t>
+            </w:r>
+          </w:p>
+        </w:tc>
+        <w:tc>
+          <w:tcPr>
+            <w:tcW w:w="0" w:type="auto"/>
+            <w:vAlign w:val="center"/>
+            <w:hideMark/>
+          </w:tcPr>
+          <w:p>
+            <w:pPr>
+              <w:rPr>
+                <w:sz w:val="21"/>
+                <w:szCs w:val="21"/>
+              </w:rPr>
+            </w:pPr>
+            <w:r>
+              <w:rPr>
+                <w:sz w:val="21"/>
+                <w:szCs w:val="21"/>
+              </w:rPr>
+              <w:t>“KPI: On-Spec Rate (%)”</w:t>
+            </w:r>
+          </w:p>
+        </w:tc>
+        <w:tc>
+          <w:tcPr>
+            <w:tcW w:w="0" w:type="auto"/>
+            <w:vAlign w:val="center"/>
+            <w:hideMark/>
+          </w:tcPr>
+          <w:p>
+            <w:pPr>
+              <w:rPr>
+                <w:sz w:val="21"/>
+                <w:szCs w:val="21"/>
+              </w:rPr>
+            </w:pPr>
+            <w:r>
+              <w:rPr>
+                <w:sz w:val="21"/>
+                <w:szCs w:val="21"/>
+              </w:rPr>
+              <w:t>Quality Assurance</w:t>
+            </w:r>
+          </w:p>
+        </w:tc>
+        <w:tc>
+          <w:tcPr>
+            <w:tcW w:w="0" w:type="auto"/>
+            <w:vAlign w:val="center"/>
+            <w:hideMark/>
+          </w:tcPr>
+          <w:p>
+            <w:pPr>
+              <w:rPr>
+                <w:sz w:val="21"/>
+                <w:szCs w:val="21"/>
+              </w:rPr>
+            </w:pPr>
+            <w:r>
+              <w:rPr>
+                <w:sz w:val="21"/>
+                <w:szCs w:val="21"/>
+              </w:rPr>
+              <w:t>96%</w:t>
+            </w:r>
+          </w:p>
+        </w:tc>
+      </w:tr>
+      <w:tr>
+        <w:trPr>
+          <w:tblCellSpacing w:w="15" w:type="dxa"/>
+        </w:trPr>
+        <w:tc>
+          <w:tcPr>
+            <w:tcW w:w="0" w:type="auto"/>
+            <w:vAlign w:val="center"/>
+            <w:hideMark/>
+          </w:tcPr>
+          <w:p>
+            <w:pPr>
+              <w:rPr>
+                <w:sz w:val="21"/>
+                <w:szCs w:val="21"/>
+              </w:rPr>
+            </w:pPr>
+            <w:r>
+              <w:rPr>
+                <w:sz w:val="21"/>
+                <w:szCs w:val="21"/>
+              </w:rPr>
+              <w:t>KPI-SpecificCatalystCost (tsql_kpi.tsql)</w:t>
+            </w:r>
+          </w:p>
+        </w:tc>
+        <w:tc>
+          <w:tcPr>
+            <w:tcW w:w="0" w:type="auto"/>
+            <w:vAlign w:val="center"/>
+            <w:hideMark/>
+          </w:tcPr>
+          <w:p>
+            <w:pPr>
+              <w:rPr>
+                <w:sz w:val="21"/>
+                <w:szCs w:val="21"/>
+              </w:rPr>
+            </w:pPr>
+            <w:r>
+              <w:rPr>
+                <w:sz w:val="21"/>
+                <w:szCs w:val="21"/>
+              </w:rPr>
+              <w:t>Catalyst cost per ton of product</w:t>
+            </w:r>
+          </w:p>
+        </w:tc>
+        <w:tc>
+          <w:tcPr>
+            <w:tcW w:w="0" w:type="auto"/>
+            <w:vAlign w:val="center"/>
+            <w:hideMark/>
+          </w:tcPr>
+          <w:p>
+            <w:pPr>
+              <w:rPr>
+                <w:sz w:val="21"/>
+                <w:szCs w:val="21"/>
+              </w:rPr>
+            </w:pPr>
+            <w:r>
+              <w:rPr>
+                <w:sz w:val="21"/>
+                <w:szCs w:val="21"/>
+              </w:rPr>
+              <w:t>“KPI: Specific Catalyst Cost ($/ton)”</w:t>
+            </w:r>
+          </w:p>
+        </w:tc>
+        <w:tc>
+          <w:tcPr>
+            <w:tcW w:w="0" w:type="auto"/>
+            <w:vAlign w:val="center"/>
+            <w:hideMark/>
+          </w:tcPr>
+          <w:p>
+            <w:pPr>
+              <w:rPr>
+                <w:sz w:val="21"/>
+                <w:szCs w:val="21"/>
+              </w:rPr>
+            </w:pPr>
+            <w:r>
+              <w:rPr>
+                <w:sz w:val="21"/>
+                <w:szCs w:val="21"/>
+              </w:rPr>
+              <w:t>Cost Management / Finance</w:t>
+            </w:r>
+          </w:p>
+        </w:tc>
+        <w:tc>
+          <w:tcPr>
+            <w:tcW w:w="0" w:type="auto"/>
+            <w:vAlign w:val="center"/>
+            <w:hideMark/>
+          </w:tcPr>
+          <w:p>
+            <w:pPr>
+              <w:rPr>
+                <w:sz w:val="21"/>
+                <w:szCs w:val="21"/>
+              </w:rPr>
+            </w:pPr>
+            <w:r>
+              <w:rPr>
+                <w:sz w:val="21"/>
+                <w:szCs w:val="21"/>
+              </w:rPr>
+              <w:t>95%</w:t>
+            </w:r>
+          </w:p>
+        </w:tc>
+      </w:tr>
+      <w:tr>
+        <w:trPr>
+          <w:tblCellSpacing w:w="15" w:type="dxa"/>
+        </w:trPr>
+        <w:tc>
+          <w:tcPr>
+            <w:tcW w:w="0" w:type="auto"/>
+            <w:vAlign w:val="center"/>
+            <w:hideMark/>
+          </w:tcPr>
+          <w:p>
+            <w:pPr>
+              <w:rPr>
+                <w:sz w:val="21"/>
+                <w:szCs w:val="21"/>
+              </w:rPr>
+            </w:pPr>
+            <w:r>
+              <w:rPr>
+                <w:sz w:val="21"/>
+                <w:szCs w:val="21"/>
+              </w:rPr>
+              <w:t>KPI-MTBF (vb_kpi.vb)</w:t>
+            </w:r>
+          </w:p>
+        </w:tc>
+        <w:tc>
+          <w:tcPr>
+            <w:tcW w:w="0" w:type="auto"/>
+            <w:vAlign w:val="center"/>
+            <w:hideMark/>
+          </w:tcPr>
+          <w:p>
+            <w:pPr>
+              <w:rPr>
+                <w:sz w:val="21"/>
+                <w:szCs w:val="21"/>
+              </w:rPr>
+            </w:pPr>
+            <w:r>
+              <w:rPr>
+                <w:sz w:val="21"/>
+                <w:szCs w:val="21"/>
+              </w:rPr>
+              <w:t>Mean Time Between Failures</w:t>
+            </w:r>
+          </w:p>
+        </w:tc>
+        <w:tc>
+          <w:tcPr>
+            <w:tcW w:w="0" w:type="auto"/>
+            <w:vAlign w:val="center"/>
+            <w:hideMark/>
+          </w:tcPr>
+          <w:p>
+            <w:pPr>
+              <w:rPr>
+                <w:sz w:val="21"/>
+                <w:szCs w:val="21"/>
+              </w:rPr>
+            </w:pPr>
+            <w:r>
+              <w:rPr>
+                <w:sz w:val="21"/>
+                <w:szCs w:val="21"/>
+              </w:rPr>
+              <w:t>“KPI: Mean Time Between Failures (MTBF)”</w:t>
+            </w:r>
+          </w:p>
+        </w:tc>
+        <w:tc>
+          <w:tcPr>
+            <w:tcW w:w="0" w:type="auto"/>
+            <w:vAlign w:val="center"/>
+            <w:hideMark/>
+          </w:tcPr>
+          <w:p>
+            <w:pPr>
+              <w:rPr>
+                <w:sz w:val="21"/>
+                <w:szCs w:val="21"/>
+              </w:rPr>
+            </w:pPr>
+            <w:r>
+              <w:rPr>
+                <w:sz w:val="21"/>
+                <w:szCs w:val="21"/>
+              </w:rPr>
+              <w:t>Reliability Engineering</w:t>
+            </w:r>
+          </w:p>
+        </w:tc>
+        <w:tc>
+          <w:tcPr>
+            <w:tcW w:w="0" w:type="auto"/>
+            <w:vAlign w:val="center"/>
+            <w:hideMark/>
+          </w:tcPr>
+          <w:p>
+            <w:pPr>
+              <w:rPr>
+                <w:sz w:val="21"/>
+                <w:szCs w:val="21"/>
+              </w:rPr>
+            </w:pPr>
+            <w:r>
+              <w:rPr>
+                <w:sz w:val="21"/>
+                <w:szCs w:val="21"/>
+              </w:rPr>
+              <w:t>94%</w:t>
+            </w:r>
+          </w:p>
+        </w:tc>
+      </w:tr>
+    </w:tbl>
+    <w:p>
+      <w:pPr>
+        <w:numPr>
+          <w:ilvl w:val="0"/>
+          <w:numId w:val="99"/>
+        </w:numPr>
+        <w:spacing w:before="100" w:beforeAutospacing="1" w:after="100" w:afterAutospacing="1"/>
+      </w:pPr>
+      <w:r>
+        <w:t>High confidence</w:t>
+      </w:r>
+      <w:r>
+        <w:t xml:space="preserve"> (</w:t>
+      </w:r>
+      <w:r>
+        <w:t>94–96%</w:t>
+      </w:r>
+      <w:r>
+        <w:t>)</w:t>
+      </w:r>
+      <w:r>
+        <w:t>: Clear “KPI:” annotation plus nearby formula or explicit calculation/view/measure definition.</w:t>
+      </w:r>
+    </w:p>
+    <w:p>
+      <w:pPr>
+        <w:numPr>
+          <w:ilvl w:val="0"/>
+          <w:numId w:val="99"/>
+        </w:numPr>
+        <w:spacing w:before="100" w:beforeAutospacing="1" w:after="100" w:afterAutospacing="1"/>
+      </w:pPr>
+      <w:r>
+        <w:t xml:space="preserve">Medium confidence </w:t>
+      </w:r>
+      <w:r>
+        <w:t>(</w:t>
+      </w:r>
+      <w:r>
+        <w:t>~90–93%</w:t>
+      </w:r>
+      <w:r>
+        <w:t>)</w:t>
+      </w:r>
+      <w:r>
+        <w:t>: Strong signal from “KPI:” tag or KPI-like column/measure, but with fewer corroborating cues.</w:t>
+      </w:r>
+    </w:p>
+    <w:p>
+      <w:pPr>
+        <w:numPr>
+          <w:ilvl w:val="0"/>
+          <w:numId w:val="99"/>
+        </w:numPr>
+        <w:spacing w:before="100" w:beforeAutospacing="1" w:after="100" w:afterAutospacing="1"/>
+      </w:pPr>
+      <w:r>
+        <w:t xml:space="preserve">Lower confidence </w:t>
+      </w:r>
+      <w:r>
+        <w:t>(</w:t>
+      </w:r>
+      <w:r>
+        <w:t>~90%</w:t>
+      </w:r>
+      <w:r>
+        <w:t>)</w:t>
+      </w:r>
+      <w:r>
+        <w:t>: Inferred primarily from KPI-like naming without multiple supporting signals.</w:t>
+      </w:r>
+    </w:p>
+    <w:p>
+      <w:pPr>
+        <w:spacing w:before="100" w:beforeAutospacing="1" w:after="100" w:afterAutospacing="1"/>
+        <w:rPr>
+          <w:b/>
+          <w:bCs/>
+        </w:rPr>
+      </w:pPr>
+      <w:r>
+        <w:rPr>
+          <w:b/>
+          <w:bCs/>
+        </w:rPr>
+        <w:t>How confidence is estimated</w:t>
+      </w:r>
+    </w:p>
+    <w:p>
+      <w:pPr>
+        <w:spacing w:before="100" w:beforeAutospacing="1" w:after="100" w:afterAutospacing="1"/>
+      </w:pPr>
+      <w:r>
+        <w:t>We estimate</w:t>
+      </w:r>
+      <w:r>
+        <w:t>d</w:t>
+      </w:r>
+      <w:r>
+        <w:t xml:space="preserve"> the reliability of each KPI extraction via a rule-based confidence model that fuses multiple evidential signals from source artifacts. Signals include explicit annotations (e.g., “KPI: …”), nearby formula statements, structural code patterns (e.g., CREATE VIEW/DEFINE MEASURE), and contextual coherence (e.g., language-appropriate comment styles and proximity to a numeric expression). Signals are weighted, aggregated into a raw score, normalized to [0, 100], and calibrated against empirical distributions to yield the final extraction confidence.</w:t>
+      </w:r>
+    </w:p>
+    <w:p>
+      <w:pPr>
+        <w:numPr>
+          <w:ilvl w:val="0"/>
+          <w:numId w:val="100"/>
+        </w:numPr>
+        <w:spacing w:before="100" w:beforeAutospacing="1" w:after="100" w:afterAutospacing="1"/>
+      </w:pPr>
+      <w:r>
+        <w:t>Evidence Model (Signal Taxonomy) We define a set of binary or graded signals S = {s1, s2, …, sk} that capture the quality of evidence supporting a KPI detection:</w:t>
+      </w:r>
+    </w:p>
+    <w:p>
+      <w:pPr>
+        <w:numPr>
+          <w:ilvl w:val="0"/>
+          <w:numId w:val="101"/>
+        </w:numPr>
+        <w:spacing w:before="100" w:beforeAutospacing="1" w:after="100" w:afterAutospacing="1"/>
+      </w:pPr>
+      <w:r>
+        <w:t>Explicit annotation signals</w:t>
+      </w:r>
+    </w:p>
+    <w:p>
+      <w:pPr>
+        <w:numPr>
+          <w:ilvl w:val="1"/>
+          <w:numId w:val="101"/>
+        </w:numPr>
+        <w:spacing w:before="100" w:beforeAutospacing="1" w:after="100" w:afterAutospacing="1"/>
+      </w:pPr>
+      <w:r>
+        <w:t>KPI tag present: detects language-appropriate comments containing “KPI: …”.</w:t>
+      </w:r>
+    </w:p>
+    <w:p>
+      <w:pPr>
+        <w:numPr>
+          <w:ilvl w:val="1"/>
+          <w:numId w:val="101"/>
+        </w:numPr>
+        <w:spacing w:before="100" w:beforeAutospacing="1" w:after="100" w:afterAutospacing="1"/>
+      </w:pPr>
+      <w:r>
+        <w:t>Formula tag present: detects “Formula: …” with non-empty content.</w:t>
+      </w:r>
+    </w:p>
+    <w:p>
+      <w:pPr>
+        <w:numPr>
+          <w:ilvl w:val="1"/>
+          <w:numId w:val="101"/>
+        </w:numPr>
+        <w:spacing w:before="100" w:beforeAutospacing="1" w:after="100" w:afterAutospacing="1"/>
+      </w:pPr>
+      <w:r>
+        <w:t>Name-humanization cues: KPI name contains spaces or parentheses (human-authored wording).</w:t>
+      </w:r>
+    </w:p>
+    <w:p>
+      <w:pPr>
+        <w:numPr>
+          <w:ilvl w:val="0"/>
+          <w:numId w:val="101"/>
+        </w:numPr>
+        <w:spacing w:before="100" w:beforeAutospacing="1" w:after="100" w:afterAutospacing="1"/>
+      </w:pPr>
+      <w:r>
+        <w:t>Structural/code signals</w:t>
+      </w:r>
+    </w:p>
+    <w:p>
+      <w:pPr>
+        <w:numPr>
+          <w:ilvl w:val="1"/>
+          <w:numId w:val="101"/>
+        </w:numPr>
+        <w:spacing w:before="100" w:beforeAutospacing="1" w:after="100" w:afterAutospacing="1"/>
+      </w:pPr>
+      <w:r>
+        <w:t>SQL family constructs: CREATE VIEW/CREATE FUNCTION with KPI-like alias or identifier.</w:t>
+      </w:r>
+    </w:p>
+    <w:p>
+      <w:pPr>
+        <w:numPr>
+          <w:ilvl w:val="1"/>
+          <w:numId w:val="101"/>
+        </w:numPr>
+        <w:spacing w:before="100" w:beforeAutospacing="1" w:after="100" w:afterAutospacing="1"/>
+      </w:pPr>
+      <w:r>
+        <w:t>DAX measures: DEFINE MEASURE or “Name = Expression” with plausible metric naming.</w:t>
+      </w:r>
+    </w:p>
+    <w:p>
+      <w:pPr>
+        <w:numPr>
+          <w:ilvl w:val="1"/>
+          <w:numId w:val="101"/>
+        </w:numPr>
+        <w:spacing w:before="100" w:beforeAutospacing="1" w:after="100" w:afterAutospacing="1"/>
+      </w:pPr>
+      <w:r>
+        <w:t>.NET/C#/VB attributes or comments: [KPI("…")] or language-specific comment tags.</w:t>
+      </w:r>
+    </w:p>
+    <w:p>
+      <w:pPr>
+        <w:numPr>
+          <w:ilvl w:val="1"/>
+          <w:numId w:val="101"/>
+        </w:numPr>
+        <w:spacing w:before="100" w:beforeAutospacing="1" w:after="100" w:afterAutospacing="1"/>
+      </w:pPr>
+      <w:r>
+        <w:lastRenderedPageBreak/>
+        <w:t>IEC/ABAP language conformity: KPI tag in the correct comment syntax for the language.</w:t>
+      </w:r>
+    </w:p>
+    <w:p>
+      <w:pPr>
+        <w:numPr>
+          <w:ilvl w:val="0"/>
+          <w:numId w:val="101"/>
+        </w:numPr>
+        <w:spacing w:before="100" w:beforeAutospacing="1" w:after="100" w:afterAutospacing="1"/>
+      </w:pPr>
+      <w:r>
+        <w:t>Contextual signals</w:t>
+      </w:r>
+    </w:p>
+    <w:p>
+      <w:pPr>
+        <w:numPr>
+          <w:ilvl w:val="1"/>
+          <w:numId w:val="101"/>
+        </w:numPr>
+        <w:spacing w:before="100" w:beforeAutospacing="1" w:after="100" w:afterAutospacing="1"/>
+      </w:pPr>
+      <w:r>
+        <w:t>Proximity coupling: KPI tag located within a fixed window around the calculation/view/measure.</w:t>
+      </w:r>
+    </w:p>
+    <w:p>
+      <w:pPr>
+        <w:numPr>
+          <w:ilvl w:val="1"/>
+          <w:numId w:val="101"/>
+        </w:numPr>
+        <w:spacing w:before="100" w:beforeAutospacing="1" w:after="100" w:afterAutospacing="1"/>
+      </w:pPr>
+      <w:r>
+        <w:t>Math-expression presence: line window contains arithmetic operators, NULLIF/CAST, or return of numeric expressions.</w:t>
+      </w:r>
+    </w:p>
+    <w:p>
+      <w:pPr>
+        <w:numPr>
+          <w:ilvl w:val="1"/>
+          <w:numId w:val="101"/>
+        </w:numPr>
+        <w:spacing w:before="100" w:beforeAutospacing="1" w:after="100" w:afterAutospacing="1"/>
+      </w:pPr>
+      <w:r>
+        <w:t>Alias consistency: SELECT … AS kpi_* or semantically KPI-like alias names.</w:t>
+      </w:r>
+    </w:p>
+    <w:p>
+      <w:pPr>
+        <w:numPr>
+          <w:ilvl w:val="0"/>
+          <w:numId w:val="101"/>
+        </w:numPr>
+        <w:spacing w:before="100" w:beforeAutospacing="1" w:after="100" w:afterAutospacing="1"/>
+      </w:pPr>
+      <w:r>
+        <w:t>Noise reduction signals (penalties)</w:t>
+      </w:r>
+    </w:p>
+    <w:p>
+      <w:pPr>
+        <w:numPr>
+          <w:ilvl w:val="1"/>
+          <w:numId w:val="101"/>
+        </w:numPr>
+        <w:spacing w:before="100" w:beforeAutospacing="1" w:after="100" w:afterAutospacing="1"/>
+      </w:pPr>
+      <w:r>
+        <w:t>Ambiguity penalty: multiple KPI tags at distant locations without clear scoping.</w:t>
+      </w:r>
+    </w:p>
+    <w:p>
+      <w:pPr>
+        <w:numPr>
+          <w:ilvl w:val="1"/>
+          <w:numId w:val="101"/>
+        </w:numPr>
+        <w:spacing w:before="100" w:beforeAutospacing="1" w:after="100" w:afterAutospacing="1"/>
+      </w:pPr>
+      <w:r>
+        <w:t>Weak context penalty: KPI tag far from any numeric expression or code construct.</w:t>
+      </w:r>
+    </w:p>
+    <w:p>
+      <w:pPr>
+        <w:numPr>
+          <w:ilvl w:val="1"/>
+          <w:numId w:val="101"/>
+        </w:numPr>
+        <w:spacing w:before="100" w:beforeAutospacing="1" w:after="100" w:afterAutospacing="1"/>
+      </w:pPr>
+      <w:r>
+        <w:t>Language-mismatch penalty: KPI tag format not aligned with the file’s expected comment style.</w:t>
+      </w:r>
+    </w:p>
+    <w:p>
+      <w:pPr>
+        <w:numPr>
+          <w:ilvl w:val="0"/>
+          <w:numId w:val="102"/>
+        </w:numPr>
+        <w:spacing w:before="100" w:beforeAutospacing="1" w:after="100" w:afterAutospacing="1"/>
+      </w:pPr>
+      <w:r>
+        <w:t>Feature Engineering and Weights Each signal si is mapped to a numeric feature xi in [0, 1] (binary signals map to {0, 1}; graded ones reflect strength—for instance, proximity decays with distance). We define a weight vector w = {wi} reflecting signal salience (derived via expert heuristics and refined by small-scale empirical calibration). A representative weighting (illustrative) is:</w:t>
+      </w:r>
+    </w:p>
+    <w:p>
+      <w:pPr>
+        <w:numPr>
+          <w:ilvl w:val="0"/>
+          <w:numId w:val="103"/>
+        </w:numPr>
+        <w:spacing w:before="100" w:beforeAutospacing="1" w:after="100" w:afterAutospacing="1"/>
+      </w:pPr>
+      <w:r>
+        <w:t>Explicit KPI tag (correct style): 0.35</w:t>
+      </w:r>
+    </w:p>
+    <w:p>
+      <w:pPr>
+        <w:numPr>
+          <w:ilvl w:val="0"/>
+          <w:numId w:val="103"/>
+        </w:numPr>
+        <w:spacing w:before="100" w:beforeAutospacing="1" w:after="100" w:afterAutospacing="1"/>
+      </w:pPr>
+      <w:r>
+        <w:t>Formula line present (non-empty): 0.15</w:t>
+      </w:r>
+    </w:p>
+    <w:p>
+      <w:pPr>
+        <w:numPr>
+          <w:ilvl w:val="0"/>
+          <w:numId w:val="103"/>
+        </w:numPr>
+        <w:spacing w:before="100" w:beforeAutospacing="1" w:after="100" w:afterAutospacing="1"/>
+      </w:pPr>
+      <w:r>
+        <w:t>Structural construct (CREATE VIEW/DEFINE MEASURE/attribute): 0.20</w:t>
+      </w:r>
+    </w:p>
+    <w:p>
+      <w:pPr>
+        <w:numPr>
+          <w:ilvl w:val="0"/>
+          <w:numId w:val="103"/>
+        </w:numPr>
+        <w:spacing w:before="100" w:beforeAutospacing="1" w:after="100" w:afterAutospacing="1"/>
+      </w:pPr>
+      <w:r>
+        <w:t>Proximity coupling (tag near calculation): 0.10</w:t>
+      </w:r>
+    </w:p>
+    <w:p>
+      <w:pPr>
+        <w:numPr>
+          <w:ilvl w:val="0"/>
+          <w:numId w:val="103"/>
+        </w:numPr>
+        <w:spacing w:before="100" w:beforeAutospacing="1" w:after="100" w:afterAutospacing="1"/>
+      </w:pPr>
+      <w:r>
+        <w:t>Math-expression presence in context: 0.08</w:t>
+      </w:r>
+    </w:p>
+    <w:p>
+      <w:pPr>
+        <w:numPr>
+          <w:ilvl w:val="0"/>
+          <w:numId w:val="103"/>
+        </w:numPr>
+        <w:spacing w:before="100" w:beforeAutospacing="1" w:after="100" w:afterAutospacing="1"/>
+      </w:pPr>
+      <w:r>
+        <w:t>Name-humanization cues: 0.04</w:t>
+      </w:r>
+    </w:p>
+    <w:p>
+      <w:pPr>
+        <w:numPr>
+          <w:ilvl w:val="0"/>
+          <w:numId w:val="103"/>
+        </w:numPr>
+        <w:spacing w:before="100" w:beforeAutospacing="1" w:after="100" w:afterAutospacing="1"/>
+      </w:pPr>
+      <w:r>
+        <w:t>Alias consistency (kpi_* or domain-relevant alias): 0.04</w:t>
+      </w:r>
+    </w:p>
+    <w:p>
+      <w:pPr>
+        <w:numPr>
+          <w:ilvl w:val="0"/>
+          <w:numId w:val="103"/>
+        </w:numPr>
+        <w:spacing w:before="100" w:beforeAutospacing="1" w:after="100" w:afterAutospacing="1"/>
+      </w:pPr>
+      <w:r>
+        <w:t>Penalties (ambiguity, weak context, style mismatch): up to −0.20 aggregated</w:t>
+      </w:r>
+    </w:p>
+    <w:p>
+      <w:pPr>
+        <w:numPr>
+          <w:ilvl w:val="0"/>
+          <w:numId w:val="104"/>
+        </w:numPr>
+        <w:spacing w:before="100" w:beforeAutospacing="1" w:after="100" w:afterAutospacing="1"/>
+      </w:pPr>
+      <w:r>
+        <w:t xml:space="preserve">Scoring Function We compute a raw score R via a weighted sum with penalties: R = Σi (wi · xi) − P where P aggregates penalties (bounded so that R </w:t>
+      </w:r>
+      <w:r>
+        <w:rPr>
+          <w:rFonts w:ascii="Cambria Math" w:hAnsi="Cambria Math" w:cs="Cambria Math"/>
+        </w:rPr>
+        <w:t>∈</w:t>
+      </w:r>
+      <w:r>
+        <w:t xml:space="preserve"> [0, 1] after clipping).</w:t>
+      </w:r>
+    </w:p>
+    <w:p>
+      <w:pPr>
+        <w:spacing w:before="100" w:beforeAutospacing="1" w:after="100" w:afterAutospacing="1"/>
+      </w:pPr>
+      <w:r>
+        <w:t>Confidence C is then derived from R via a monotonic mapping to percent: C = 100 · clip(R, 0, 1)</w:t>
+      </w:r>
+    </w:p>
+    <w:p>
+      <w:pPr>
+        <w:spacing w:before="100" w:beforeAutospacing="1" w:after="100" w:afterAutospacing="1"/>
+      </w:pPr>
+      <w:r>
+        <w:t>In practice, we apply a gentle nonlinearity (e.g., a shallow sigmoid) if we wish to “spread out” mid-range results, but for transparency in documentation we present the linear mapping.</w:t>
+      </w:r>
+    </w:p>
+    <w:p>
+      <w:pPr>
+        <w:numPr>
+          <w:ilvl w:val="0"/>
+          <w:numId w:val="105"/>
+        </w:numPr>
+        <w:spacing w:before="100" w:beforeAutospacing="1" w:after="100" w:afterAutospacing="1"/>
+      </w:pPr>
+      <w:r>
+        <w:t>Calibration To improve interpretability, we calibrate the weight magnitudes and penalty bounds using a small, labeled corpus:</w:t>
+      </w:r>
+    </w:p>
+    <w:p>
+      <w:pPr>
+        <w:numPr>
+          <w:ilvl w:val="0"/>
+          <w:numId w:val="106"/>
+        </w:numPr>
+        <w:spacing w:before="100" w:beforeAutospacing="1" w:after="100" w:afterAutospacing="1"/>
+      </w:pPr>
+      <w:r>
+        <w:t>Positive set: files with explicit “KPI:” tags and known-correct formulas (gold evidence).</w:t>
+      </w:r>
+    </w:p>
+    <w:p>
+      <w:pPr>
+        <w:numPr>
+          <w:ilvl w:val="0"/>
+          <w:numId w:val="106"/>
+        </w:numPr>
+        <w:spacing w:before="100" w:beforeAutospacing="1" w:after="100" w:afterAutospacing="1"/>
+      </w:pPr>
+      <w:r>
+        <w:t>Hard negatives: files with KPI-like words in non-comment contexts or unrelated formulas. We adjust weights so that:</w:t>
+      </w:r>
+    </w:p>
+    <w:p>
+      <w:pPr>
+        <w:numPr>
+          <w:ilvl w:val="0"/>
+          <w:numId w:val="106"/>
+        </w:numPr>
+        <w:spacing w:before="100" w:beforeAutospacing="1" w:after="100" w:afterAutospacing="1"/>
+      </w:pPr>
+      <w:r>
+        <w:t>Clear, strongly signaled KPIs land in 90–96%.</w:t>
+      </w:r>
+    </w:p>
+    <w:p>
+      <w:pPr>
+        <w:numPr>
+          <w:ilvl w:val="0"/>
+          <w:numId w:val="106"/>
+        </w:numPr>
+        <w:spacing w:before="100" w:beforeAutospacing="1" w:after="100" w:afterAutospacing="1"/>
+      </w:pPr>
+      <w:r>
+        <w:t>Solid but partially signaled KPIs land in 80–90%.</w:t>
+      </w:r>
+    </w:p>
+    <w:p>
+      <w:pPr>
+        <w:numPr>
+          <w:ilvl w:val="0"/>
+          <w:numId w:val="106"/>
+        </w:numPr>
+        <w:spacing w:before="100" w:beforeAutospacing="1" w:after="100" w:afterAutospacing="1"/>
+      </w:pPr>
+      <w:r>
+        <w:t>Weak or ambiguous matches land below 80% (generally suppressed or flagged).</w:t>
+      </w:r>
+    </w:p>
+    <w:p>
+      <w:pPr>
+        <w:numPr>
+          <w:ilvl w:val="0"/>
+          <w:numId w:val="107"/>
+        </w:numPr>
+        <w:spacing w:before="100" w:beforeAutospacing="1" w:after="100" w:afterAutospacing="1"/>
+      </w:pPr>
+      <w:r>
+        <w:t>Application to Heterogeneous Artifacts The model is language-aware via the signal layer, not via language-specific weight sets. For example:</w:t>
+      </w:r>
+    </w:p>
+    <w:p>
+      <w:pPr>
+        <w:numPr>
+          <w:ilvl w:val="0"/>
+          <w:numId w:val="108"/>
+        </w:numPr>
+        <w:spacing w:before="100" w:beforeAutospacing="1" w:after="100" w:afterAutospacing="1"/>
+      </w:pPr>
+      <w:r>
+        <w:t>SQL/PLSQL/T-SQL/HANA: Structural signals emphasize CREATE VIEW/FUNCTION and aliasing; proximity is measured to the SELECT/RETURN site.</w:t>
+      </w:r>
+    </w:p>
+    <w:p>
+      <w:pPr>
+        <w:numPr>
+          <w:ilvl w:val="0"/>
+          <w:numId w:val="108"/>
+        </w:numPr>
+        <w:spacing w:before="100" w:beforeAutospacing="1" w:after="100" w:afterAutospacing="1"/>
+      </w:pPr>
+      <w:r>
+        <w:t>DAX: DEFINE MEASURE and “Name = Expression” drive structural evidence.</w:t>
+      </w:r>
+    </w:p>
+    <w:p>
+      <w:pPr>
+        <w:numPr>
+          <w:ilvl w:val="0"/>
+          <w:numId w:val="108"/>
+        </w:numPr>
+        <w:spacing w:before="100" w:beforeAutospacing="1" w:after="100" w:afterAutospacing="1"/>
+      </w:pPr>
+      <w:r>
+        <w:t>Python/.NET/VB/IEC/ABAP: Language-consistent comment tags and function/method naming heuristics dominate; math-expression presence and name-humanization add support.</w:t>
+      </w:r>
+    </w:p>
+    <w:p>
+      <w:pPr>
+        <w:numPr>
+          <w:ilvl w:val="0"/>
+          <w:numId w:val="108"/>
+        </w:numPr>
+        <w:spacing w:before="100" w:beforeAutospacing="1" w:after="100" w:afterAutospacing="1"/>
+      </w:pPr>
+      <w:r>
+        <w:lastRenderedPageBreak/>
+        <w:t>Generic text: Relies more heavily on explicit tags and math presence; structural signals carry lower weight.</w:t>
+      </w:r>
+    </w:p>
+    <w:p>
+      <w:pPr>
+        <w:numPr>
+          <w:ilvl w:val="0"/>
+          <w:numId w:val="109"/>
+        </w:numPr>
+        <w:spacing w:before="100" w:beforeAutospacing="1" w:after="100" w:afterAutospacing="1"/>
+      </w:pPr>
+      <w:r>
+        <w:t>Uncertainty, Penalties, and Edge Cases</w:t>
+      </w:r>
+    </w:p>
+    <w:p>
+      <w:pPr>
+        <w:numPr>
+          <w:ilvl w:val="0"/>
+          <w:numId w:val="110"/>
+        </w:numPr>
+        <w:spacing w:before="100" w:beforeAutospacing="1" w:after="100" w:afterAutospacing="1"/>
+      </w:pPr>
+      <w:r>
+        <w:t>Ambiguity handling: If multiple KPIs appear in one file without clear scoping, we penalize each candidate unless proximity suggests a dominant association.</w:t>
+      </w:r>
+    </w:p>
+    <w:p>
+      <w:pPr>
+        <w:numPr>
+          <w:ilvl w:val="0"/>
+          <w:numId w:val="110"/>
+        </w:numPr>
+        <w:spacing w:before="100" w:beforeAutospacing="1" w:after="100" w:afterAutospacing="1"/>
+      </w:pPr>
+      <w:r>
+        <w:t>Style mismatches: A “KPI:” found in a format not typical for the language (e.g., SQL-style “--” in a Python file) receives a small penalty.</w:t>
+      </w:r>
+    </w:p>
+    <w:p>
+      <w:pPr>
+        <w:numPr>
+          <w:ilvl w:val="0"/>
+          <w:numId w:val="110"/>
+        </w:numPr>
+        <w:spacing w:before="100" w:beforeAutospacing="1" w:after="100" w:afterAutospacing="1"/>
+      </w:pPr>
+      <w:r>
+        <w:t>Formula quality: Non-empty formula lines add positive evidence; malformed or empty formulas do not.</w:t>
+      </w:r>
+    </w:p>
+    <w:p>
+      <w:pPr>
+        <w:numPr>
+          <w:ilvl w:val="0"/>
+          <w:numId w:val="111"/>
+        </w:numPr>
+        <w:spacing w:before="100" w:beforeAutospacing="1" w:after="100" w:afterAutospacing="1"/>
+      </w:pPr>
+      <w:r>
+        <w:t>Validation and Sanity Checks</w:t>
+      </w:r>
+    </w:p>
+    <w:p>
+      <w:pPr>
+        <w:numPr>
+          <w:ilvl w:val="0"/>
+          <w:numId w:val="112"/>
+        </w:numPr>
+        <w:spacing w:before="100" w:beforeAutospacing="1" w:after="100" w:afterAutospacing="1"/>
+      </w:pPr>
+      <w:r>
+        <w:t>Precision-oriented tuning: We intentionally set higher thresholds for “high confidence” to avoid over-reporting. This biases the system towards precision over recall in summary tables.</w:t>
+      </w:r>
+    </w:p>
+    <w:p>
+      <w:pPr>
+        <w:numPr>
+          <w:ilvl w:val="0"/>
+          <w:numId w:val="112"/>
+        </w:numPr>
+        <w:spacing w:before="100" w:beforeAutospacing="1" w:after="100" w:afterAutospacing="1"/>
+      </w:pPr>
+      <w:r>
+        <w:t>Spot checks: For new languages/dialects or repository patterns, we manually inspect top and borderline cases to ensure the score distribution remains meaningful.</w:t>
+      </w:r>
+    </w:p>
+    <w:p>
+      <w:pPr>
+        <w:numPr>
+          <w:ilvl w:val="0"/>
+          <w:numId w:val="113"/>
+        </w:numPr>
+        <w:spacing w:before="100" w:beforeAutospacing="1" w:after="100" w:afterAutospacing="1"/>
+      </w:pPr>
+      <w:r>
+        <w:t>Interpretation of the Reported Values</w:t>
+      </w:r>
+    </w:p>
+    <w:p>
+      <w:pPr>
+        <w:numPr>
+          <w:ilvl w:val="0"/>
+          <w:numId w:val="114"/>
+        </w:numPr>
+        <w:spacing w:before="100" w:beforeAutospacing="1" w:after="100" w:afterAutospacing="1"/>
+      </w:pPr>
+      <w:r>
+        <w:t>Scores ≥ 94%: Multiple strong signals present (explicit “KPI:”, nearby valid formula, and structural pattern). Example: A KPI comment followed immediately by a CREATE VIEW or a measure definition with a numeric expression.</w:t>
+      </w:r>
+    </w:p>
+    <w:p>
+      <w:pPr>
+        <w:numPr>
+          <w:ilvl w:val="0"/>
+          <w:numId w:val="114"/>
+        </w:numPr>
+        <w:spacing w:before="100" w:beforeAutospacing="1" w:after="100" w:afterAutospacing="1"/>
+      </w:pPr>
+      <w:r>
+        <w:t>Scores 90–93%: Strong explicit signal plus at least one secondary cue (e.g., explicit KPI tag and math expression, but no formula line).</w:t>
+      </w:r>
+    </w:p>
+    <w:p>
+      <w:pPr>
+        <w:numPr>
+          <w:ilvl w:val="0"/>
+          <w:numId w:val="114"/>
+        </w:numPr>
+        <w:spacing w:before="100" w:beforeAutospacing="1" w:after="100" w:afterAutospacing="1"/>
+      </w:pPr>
+      <w:r>
+        <w:t>Scores ≈ 88–89%: Clear structural hints without an explicit “KPI:” tag or formula; or explicit tag but weaker context/aliasing.</w:t>
+      </w:r>
+    </w:p>
+    <w:p>
+      <w:pPr>
+        <w:numPr>
+          <w:ilvl w:val="0"/>
+          <w:numId w:val="114"/>
+        </w:numPr>
+        <w:spacing w:before="100" w:beforeAutospacing="1" w:after="100" w:afterAutospacing="1"/>
+      </w:pPr>
+      <w:r>
+        <w:t>We typically suppress or down-rank entries below ~85% for final Bluebook summaries, unless the repository is sparsely annotated.</w:t>
+      </w:r>
+    </w:p>
+    <w:p>
+      <w:pPr>
+        <w:spacing w:before="100" w:beforeAutospacing="1" w:after="100" w:afterAutospacing="1"/>
+      </w:pPr>
+      <w:r>
+        <w:t>The l</w:t>
+      </w:r>
+      <w:r>
+        <w:t>imitations</w:t>
+      </w:r>
+      <w:r>
+        <w:t xml:space="preserve"> in the extracion confidence such as the h</w:t>
+      </w:r>
+      <w:r>
+        <w:t xml:space="preserve">euristic nature </w:t>
+      </w:r>
+      <w:r>
+        <w:t>w</w:t>
+      </w:r>
+      <w:r>
+        <w:t>hile robust across languages, weights are not statistically learned at scale. They reflect expert priors and light calibration.</w:t>
+      </w:r>
+      <w:r>
+        <w:t xml:space="preserve"> </w:t>
+      </w:r>
+      <w:r>
+        <w:t>Context scope</w:t>
+      </w:r>
+      <w:r>
+        <w:t>, p</w:t>
+      </w:r>
+      <w:r>
+        <w:t>roximity windows and alias checks can miss long-range dependencies or unconventional formatting.</w:t>
+      </w:r>
+      <w:r>
+        <w:t xml:space="preserve"> </w:t>
+      </w:r>
+      <w:r>
+        <w:t>Domain semantics</w:t>
+      </w:r>
+      <w:r>
+        <w:t>, b</w:t>
+      </w:r>
+      <w:r>
+        <w:t>usiness-function attribution uses name and context hints; specialized taxonomies may require custom enrichment.</w:t>
+      </w:r>
+    </w:p>
+    <w:p>
+      <w:pPr>
+        <w:numPr>
+          <w:ilvl w:val="0"/>
+          <w:numId w:val="115"/>
+        </w:numPr>
+        <w:spacing w:before="100" w:beforeAutospacing="1" w:after="100" w:afterAutospacing="1"/>
+      </w:pPr>
+      <w:r>
+        <w:t>Future Enhancements</w:t>
+      </w:r>
+    </w:p>
+    <w:p>
+      <w:pPr>
+        <w:numPr>
+          <w:ilvl w:val="0"/>
+          <w:numId w:val="116"/>
+        </w:numPr>
+        <w:spacing w:before="100" w:beforeAutospacing="1" w:after="100" w:afterAutospacing="1"/>
+      </w:pPr>
+      <w:r>
+        <w:t>Data-driven weight learning: Use a larger labeled set to learn wi via logistic regression or gradient-boosted trees, with model interpretability retained.</w:t>
+      </w:r>
+    </w:p>
+    <w:p>
+      <w:pPr>
+        <w:numPr>
+          <w:ilvl w:val="0"/>
+          <w:numId w:val="116"/>
+        </w:numPr>
+        <w:spacing w:before="100" w:beforeAutospacing="1" w:after="100" w:afterAutospacing="1"/>
+      </w:pPr>
+      <w:r>
+        <w:t>Structured scoping: Attach formulas to the nearest structural entity (function/view/measure) using a parse-tree or block-level CFG.</w:t>
+      </w:r>
+    </w:p>
+    <w:p>
+      <w:pPr>
+        <w:numPr>
+          <w:ilvl w:val="0"/>
+          <w:numId w:val="116"/>
+        </w:numPr>
+        <w:spacing w:before="100" w:beforeAutospacing="1" w:after="100" w:afterAutospacing="1"/>
+      </w:pPr>
+      <w:r>
+        <w:t>Uncertainty quantification: Report confidence intervals via bootstrap resampling of signals or probabilistic modeling.</w:t>
+      </w:r>
+    </w:p>
+    <w:p>
+      <w:pPr>
+        <w:spacing w:before="100" w:beforeAutospacing="1" w:after="100" w:afterAutospacing="1"/>
+      </w:pPr>
+      <w:r>
+        <w:t>Summary The extraction confidence is a normalized, calibrated synthesis of evidential signals that jointly reflect how clearly a KPI is declared, defined, and contextualized. High-confidence cases exhibit multiple converging signals (explicit “KPI:” annotation, valid formula, and structural code pattern), while weaker cases show partial evidence or ambiguity. This principled, language-aware scoring renders a stable, interpretable confidence metric for the Interactive Bluebook.</w:t>
+      </w:r>
+    </w:p>
+    <w:p>
+      <w:pPr>
+        <w:spacing w:before="100" w:beforeAutospacing="1" w:after="100" w:afterAutospacing="1"/>
+      </w:pPr>
+    </w:p>
+    <w:p>
+      <w:pPr>
         <w:rPr>
           <w:b/>
           <w:bCs/>
@@ -12616,6 +15047,7 @@
           <w:sz w:val="40"/>
           <w:szCs w:val="40"/>
         </w:rPr>
+        <w:lastRenderedPageBreak/>
         <w:t>Q/A</w:t>
       </w:r>
     </w:p>
@@ -12711,7 +15143,6 @@
         <w:pStyle w:val="NormalWeb"/>
       </w:pPr>
       <w:r>
-        <w:lastRenderedPageBreak/>
         <w:t>Option B — Remove or change the fallback text</w:t>
       </w:r>
     </w:p>
@@ -12855,6 +15286,7 @@
     </w:p>
     <w:p>
       <w:r>
+        <w:lastRenderedPageBreak/>
         <w:t xml:space="preserve">                    "unit_of_measure": "See calculation and context for the most appropriate unit.",</w:t>
       </w:r>
     </w:p>
@@ -12997,7 +15429,6 @@
         <w:spacing w:before="100" w:beforeAutospacing="1" w:after="100" w:afterAutospacing="1"/>
       </w:pPr>
       <w:r>
-        <w:lastRenderedPageBreak/>
         <w:t>Reporting Source: If the text looks generic, it’s replaced with a more relevant source inferred from obvious keywords (e.g., historian, SCADA/OPC, CSV/Excel, SQL, API, sensors).</w:t>
       </w:r>
     </w:p>
@@ -14125,6 +16556,119 @@
     </w:lvl>
   </w:abstractNum>
   <w:abstractNum w:abstractNumId="8" w15:restartNumberingAfterBreak="0">
+    <w:nsid w:val="06163393"/>
+    <w:multiLevelType w:val="multilevel"/>
+    <w:tmpl w:val="7AF228AA"/>
+    <w:lvl w:ilvl="0">
+      <w:start w:val="3"/>
+      <w:numFmt w:val="decimal"/>
+      <w:lvlText w:val="%1."/>
+      <w:lvlJc w:val="left"/>
+      <w:pPr>
+        <w:tabs>
+          <w:tab w:val="num" w:pos="720"/>
+        </w:tabs>
+        <w:ind w:left="720" w:hanging="360"/>
+      </w:pPr>
+    </w:lvl>
+    <w:lvl w:ilvl="1" w:tentative="1">
+      <w:start w:val="1"/>
+      <w:numFmt w:val="decimal"/>
+      <w:lvlText w:val="%2."/>
+      <w:lvlJc w:val="left"/>
+      <w:pPr>
+        <w:tabs>
+          <w:tab w:val="num" w:pos="1440"/>
+        </w:tabs>
+        <w:ind w:left="1440" w:hanging="360"/>
+      </w:pPr>
+    </w:lvl>
+    <w:lvl w:ilvl="2" w:tentative="1">
+      <w:start w:val="1"/>
+      <w:numFmt w:val="decimal"/>
+      <w:lvlText w:val="%3."/>
+      <w:lvlJc w:val="left"/>
+      <w:pPr>
+        <w:tabs>
+          <w:tab w:val="num" w:pos="2160"/>
+        </w:tabs>
+        <w:ind w:left="2160" w:hanging="360"/>
+      </w:pPr>
+    </w:lvl>
+    <w:lvl w:ilvl="3" w:tentative="1">
+      <w:start w:val="1"/>
+      <w:numFmt w:val="decimal"/>
+      <w:lvlText w:val="%4."/>
+      <w:lvlJc w:val="left"/>
+      <w:pPr>
+        <w:tabs>
+          <w:tab w:val="num" w:pos="2880"/>
+        </w:tabs>
+        <w:ind w:left="2880" w:hanging="360"/>
+      </w:pPr>
+    </w:lvl>
+    <w:lvl w:ilvl="4" w:tentative="1">
+      <w:start w:val="1"/>
+      <w:numFmt w:val="decimal"/>
+      <w:lvlText w:val="%5."/>
+      <w:lvlJc w:val="left"/>
+      <w:pPr>
+        <w:tabs>
+          <w:tab w:val="num" w:pos="3600"/>
+        </w:tabs>
+        <w:ind w:left="3600" w:hanging="360"/>
+      </w:pPr>
+    </w:lvl>
+    <w:lvl w:ilvl="5" w:tentative="1">
+      <w:start w:val="1"/>
+      <w:numFmt w:val="decimal"/>
+      <w:lvlText w:val="%6."/>
+      <w:lvlJc w:val="left"/>
+      <w:pPr>
+        <w:tabs>
+          <w:tab w:val="num" w:pos="4320"/>
+        </w:tabs>
+        <w:ind w:left="4320" w:hanging="360"/>
+      </w:pPr>
+    </w:lvl>
+    <w:lvl w:ilvl="6" w:tentative="1">
+      <w:start w:val="1"/>
+      <w:numFmt w:val="decimal"/>
+      <w:lvlText w:val="%7."/>
+      <w:lvlJc w:val="left"/>
+      <w:pPr>
+        <w:tabs>
+          <w:tab w:val="num" w:pos="5040"/>
+        </w:tabs>
+        <w:ind w:left="5040" w:hanging="360"/>
+      </w:pPr>
+    </w:lvl>
+    <w:lvl w:ilvl="7" w:tentative="1">
+      <w:start w:val="1"/>
+      <w:numFmt w:val="decimal"/>
+      <w:lvlText w:val="%8."/>
+      <w:lvlJc w:val="left"/>
+      <w:pPr>
+        <w:tabs>
+          <w:tab w:val="num" w:pos="5760"/>
+        </w:tabs>
+        <w:ind w:left="5760" w:hanging="360"/>
+      </w:pPr>
+    </w:lvl>
+    <w:lvl w:ilvl="8" w:tentative="1">
+      <w:start w:val="1"/>
+      <w:numFmt w:val="decimal"/>
+      <w:lvlText w:val="%9."/>
+      <w:lvlJc w:val="left"/>
+      <w:pPr>
+        <w:tabs>
+          <w:tab w:val="num" w:pos="6480"/>
+        </w:tabs>
+        <w:ind w:left="6480" w:hanging="360"/>
+      </w:pPr>
+    </w:lvl>
+  </w:abstractNum>
+  <w:abstractNum w:abstractNumId="9" w15:restartNumberingAfterBreak="0">
     <w:nsid w:val="063E362B"/>
     <w:multiLevelType w:val="multilevel"/>
     <w:tmpl w:val="959614F6"/>
@@ -14237,7 +16781,7 @@
       </w:pPr>
     </w:lvl>
   </w:abstractNum>
-  <w:abstractNum w:abstractNumId="9" w15:restartNumberingAfterBreak="0">
+  <w:abstractNum w:abstractNumId="10" w15:restartNumberingAfterBreak="0">
     <w:nsid w:val="072E22F7"/>
     <w:multiLevelType w:val="multilevel"/>
     <w:tmpl w:val="4E245216"/>
@@ -14350,7 +16894,7 @@
       </w:pPr>
     </w:lvl>
   </w:abstractNum>
-  <w:abstractNum w:abstractNumId="10" w15:restartNumberingAfterBreak="0">
+  <w:abstractNum w:abstractNumId="11" w15:restartNumberingAfterBreak="0">
     <w:nsid w:val="089E4EFB"/>
     <w:multiLevelType w:val="multilevel"/>
     <w:tmpl w:val="7304F93E"/>
@@ -14499,7 +17043,7 @@
       </w:rPr>
     </w:lvl>
   </w:abstractNum>
-  <w:abstractNum w:abstractNumId="11" w15:restartNumberingAfterBreak="0">
+  <w:abstractNum w:abstractNumId="12" w15:restartNumberingAfterBreak="0">
     <w:nsid w:val="08D1669D"/>
     <w:multiLevelType w:val="multilevel"/>
     <w:tmpl w:val="AF1A026E"/>
@@ -14612,7 +17156,7 @@
       </w:pPr>
     </w:lvl>
   </w:abstractNum>
-  <w:abstractNum w:abstractNumId="12" w15:restartNumberingAfterBreak="0">
+  <w:abstractNum w:abstractNumId="13" w15:restartNumberingAfterBreak="0">
     <w:nsid w:val="09AE133D"/>
     <w:multiLevelType w:val="multilevel"/>
     <w:tmpl w:val="74B0E6DC"/>
@@ -14761,7 +17305,120 @@
       </w:rPr>
     </w:lvl>
   </w:abstractNum>
-  <w:abstractNum w:abstractNumId="13" w15:restartNumberingAfterBreak="0">
+  <w:abstractNum w:abstractNumId="14" w15:restartNumberingAfterBreak="0">
+    <w:nsid w:val="0B14242D"/>
+    <w:multiLevelType w:val="multilevel"/>
+    <w:tmpl w:val="38463AF2"/>
+    <w:lvl w:ilvl="0">
+      <w:start w:val="7"/>
+      <w:numFmt w:val="decimal"/>
+      <w:lvlText w:val="%1."/>
+      <w:lvlJc w:val="left"/>
+      <w:pPr>
+        <w:tabs>
+          <w:tab w:val="num" w:pos="720"/>
+        </w:tabs>
+        <w:ind w:left="720" w:hanging="360"/>
+      </w:pPr>
+    </w:lvl>
+    <w:lvl w:ilvl="1" w:tentative="1">
+      <w:start w:val="1"/>
+      <w:numFmt w:val="decimal"/>
+      <w:lvlText w:val="%2."/>
+      <w:lvlJc w:val="left"/>
+      <w:pPr>
+        <w:tabs>
+          <w:tab w:val="num" w:pos="1440"/>
+        </w:tabs>
+        <w:ind w:left="1440" w:hanging="360"/>
+      </w:pPr>
+    </w:lvl>
+    <w:lvl w:ilvl="2" w:tentative="1">
+      <w:start w:val="1"/>
+      <w:numFmt w:val="decimal"/>
+      <w:lvlText w:val="%3."/>
+      <w:lvlJc w:val="left"/>
+      <w:pPr>
+        <w:tabs>
+          <w:tab w:val="num" w:pos="2160"/>
+        </w:tabs>
+        <w:ind w:left="2160" w:hanging="360"/>
+      </w:pPr>
+    </w:lvl>
+    <w:lvl w:ilvl="3" w:tentative="1">
+      <w:start w:val="1"/>
+      <w:numFmt w:val="decimal"/>
+      <w:lvlText w:val="%4."/>
+      <w:lvlJc w:val="left"/>
+      <w:pPr>
+        <w:tabs>
+          <w:tab w:val="num" w:pos="2880"/>
+        </w:tabs>
+        <w:ind w:left="2880" w:hanging="360"/>
+      </w:pPr>
+    </w:lvl>
+    <w:lvl w:ilvl="4" w:tentative="1">
+      <w:start w:val="1"/>
+      <w:numFmt w:val="decimal"/>
+      <w:lvlText w:val="%5."/>
+      <w:lvlJc w:val="left"/>
+      <w:pPr>
+        <w:tabs>
+          <w:tab w:val="num" w:pos="3600"/>
+        </w:tabs>
+        <w:ind w:left="3600" w:hanging="360"/>
+      </w:pPr>
+    </w:lvl>
+    <w:lvl w:ilvl="5" w:tentative="1">
+      <w:start w:val="1"/>
+      <w:numFmt w:val="decimal"/>
+      <w:lvlText w:val="%6."/>
+      <w:lvlJc w:val="left"/>
+      <w:pPr>
+        <w:tabs>
+          <w:tab w:val="num" w:pos="4320"/>
+        </w:tabs>
+        <w:ind w:left="4320" w:hanging="360"/>
+      </w:pPr>
+    </w:lvl>
+    <w:lvl w:ilvl="6" w:tentative="1">
+      <w:start w:val="1"/>
+      <w:numFmt w:val="decimal"/>
+      <w:lvlText w:val="%7."/>
+      <w:lvlJc w:val="left"/>
+      <w:pPr>
+        <w:tabs>
+          <w:tab w:val="num" w:pos="5040"/>
+        </w:tabs>
+        <w:ind w:left="5040" w:hanging="360"/>
+      </w:pPr>
+    </w:lvl>
+    <w:lvl w:ilvl="7" w:tentative="1">
+      <w:start w:val="1"/>
+      <w:numFmt w:val="decimal"/>
+      <w:lvlText w:val="%8."/>
+      <w:lvlJc w:val="left"/>
+      <w:pPr>
+        <w:tabs>
+          <w:tab w:val="num" w:pos="5760"/>
+        </w:tabs>
+        <w:ind w:left="5760" w:hanging="360"/>
+      </w:pPr>
+    </w:lvl>
+    <w:lvl w:ilvl="8" w:tentative="1">
+      <w:start w:val="1"/>
+      <w:numFmt w:val="decimal"/>
+      <w:lvlText w:val="%9."/>
+      <w:lvlJc w:val="left"/>
+      <w:pPr>
+        <w:tabs>
+          <w:tab w:val="num" w:pos="6480"/>
+        </w:tabs>
+        <w:ind w:left="6480" w:hanging="360"/>
+      </w:pPr>
+    </w:lvl>
+  </w:abstractNum>
+  <w:abstractNum w:abstractNumId="15" w15:restartNumberingAfterBreak="0">
     <w:nsid w:val="0B4F79C1"/>
     <w:multiLevelType w:val="multilevel"/>
     <w:tmpl w:val="8BBACE6C"/>
@@ -14910,7 +17567,156 @@
       </w:rPr>
     </w:lvl>
   </w:abstractNum>
-  <w:abstractNum w:abstractNumId="14" w15:restartNumberingAfterBreak="0">
+  <w:abstractNum w:abstractNumId="16" w15:restartNumberingAfterBreak="0">
+    <w:nsid w:val="0C7638AE"/>
+    <w:multiLevelType w:val="multilevel"/>
+    <w:tmpl w:val="37AACC5E"/>
+    <w:lvl w:ilvl="0">
+      <w:start w:val="1"/>
+      <w:numFmt w:val="bullet"/>
+      <w:lvlText w:val=""/>
+      <w:lvlJc w:val="left"/>
+      <w:pPr>
+        <w:tabs>
+          <w:tab w:val="num" w:pos="720"/>
+        </w:tabs>
+        <w:ind w:left="720" w:hanging="360"/>
+      </w:pPr>
+      <w:rPr>
+        <w:rFonts w:ascii="Symbol" w:hAnsi="Symbol" w:hint="default"/>
+        <w:sz w:val="20"/>
+      </w:rPr>
+    </w:lvl>
+    <w:lvl w:ilvl="1">
+      <w:start w:val="1"/>
+      <w:numFmt w:val="bullet"/>
+      <w:lvlText w:val="o"/>
+      <w:lvlJc w:val="left"/>
+      <w:pPr>
+        <w:tabs>
+          <w:tab w:val="num" w:pos="1440"/>
+        </w:tabs>
+        <w:ind w:left="1440" w:hanging="360"/>
+      </w:pPr>
+      <w:rPr>
+        <w:rFonts w:ascii="Courier New" w:hAnsi="Courier New" w:hint="default"/>
+        <w:sz w:val="20"/>
+      </w:rPr>
+    </w:lvl>
+    <w:lvl w:ilvl="2" w:tentative="1">
+      <w:start w:val="1"/>
+      <w:numFmt w:val="bullet"/>
+      <w:lvlText w:val=""/>
+      <w:lvlJc w:val="left"/>
+      <w:pPr>
+        <w:tabs>
+          <w:tab w:val="num" w:pos="2160"/>
+        </w:tabs>
+        <w:ind w:left="2160" w:hanging="360"/>
+      </w:pPr>
+      <w:rPr>
+        <w:rFonts w:ascii="Wingdings" w:hAnsi="Wingdings" w:hint="default"/>
+        <w:sz w:val="20"/>
+      </w:rPr>
+    </w:lvl>
+    <w:lvl w:ilvl="3" w:tentative="1">
+      <w:start w:val="1"/>
+      <w:numFmt w:val="bullet"/>
+      <w:lvlText w:val=""/>
+      <w:lvlJc w:val="left"/>
+      <w:pPr>
+        <w:tabs>
+          <w:tab w:val="num" w:pos="2880"/>
+        </w:tabs>
+        <w:ind w:left="2880" w:hanging="360"/>
+      </w:pPr>
+      <w:rPr>
+        <w:rFonts w:ascii="Wingdings" w:hAnsi="Wingdings" w:hint="default"/>
+        <w:sz w:val="20"/>
+      </w:rPr>
+    </w:lvl>
+    <w:lvl w:ilvl="4" w:tentative="1">
+      <w:start w:val="1"/>
+      <w:numFmt w:val="bullet"/>
+      <w:lvlText w:val=""/>
+      <w:lvlJc w:val="left"/>
+      <w:pPr>
+        <w:tabs>
+          <w:tab w:val="num" w:pos="3600"/>
+        </w:tabs>
+        <w:ind w:left="3600" w:hanging="360"/>
+      </w:pPr>
+      <w:rPr>
+        <w:rFonts w:ascii="Wingdings" w:hAnsi="Wingdings" w:hint="default"/>
+        <w:sz w:val="20"/>
+      </w:rPr>
+    </w:lvl>
+    <w:lvl w:ilvl="5" w:tentative="1">
+      <w:start w:val="1"/>
+      <w:numFmt w:val="bullet"/>
+      <w:lvlText w:val=""/>
+      <w:lvlJc w:val="left"/>
+      <w:pPr>
+        <w:tabs>
+          <w:tab w:val="num" w:pos="4320"/>
+        </w:tabs>
+        <w:ind w:left="4320" w:hanging="360"/>
+      </w:pPr>
+      <w:rPr>
+        <w:rFonts w:ascii="Wingdings" w:hAnsi="Wingdings" w:hint="default"/>
+        <w:sz w:val="20"/>
+      </w:rPr>
+    </w:lvl>
+    <w:lvl w:ilvl="6" w:tentative="1">
+      <w:start w:val="1"/>
+      <w:numFmt w:val="bullet"/>
+      <w:lvlText w:val=""/>
+      <w:lvlJc w:val="left"/>
+      <w:pPr>
+        <w:tabs>
+          <w:tab w:val="num" w:pos="5040"/>
+        </w:tabs>
+        <w:ind w:left="5040" w:hanging="360"/>
+      </w:pPr>
+      <w:rPr>
+        <w:rFonts w:ascii="Wingdings" w:hAnsi="Wingdings" w:hint="default"/>
+        <w:sz w:val="20"/>
+      </w:rPr>
+    </w:lvl>
+    <w:lvl w:ilvl="7" w:tentative="1">
+      <w:start w:val="1"/>
+      <w:numFmt w:val="bullet"/>
+      <w:lvlText w:val=""/>
+      <w:lvlJc w:val="left"/>
+      <w:pPr>
+        <w:tabs>
+          <w:tab w:val="num" w:pos="5760"/>
+        </w:tabs>
+        <w:ind w:left="5760" w:hanging="360"/>
+      </w:pPr>
+      <w:rPr>
+        <w:rFonts w:ascii="Wingdings" w:hAnsi="Wingdings" w:hint="default"/>
+        <w:sz w:val="20"/>
+      </w:rPr>
+    </w:lvl>
+    <w:lvl w:ilvl="8" w:tentative="1">
+      <w:start w:val="1"/>
+      <w:numFmt w:val="bullet"/>
+      <w:lvlText w:val=""/>
+      <w:lvlJc w:val="left"/>
+      <w:pPr>
+        <w:tabs>
+          <w:tab w:val="num" w:pos="6480"/>
+        </w:tabs>
+        <w:ind w:left="6480" w:hanging="360"/>
+      </w:pPr>
+      <w:rPr>
+        <w:rFonts w:ascii="Wingdings" w:hAnsi="Wingdings" w:hint="default"/>
+        <w:sz w:val="20"/>
+      </w:rPr>
+    </w:lvl>
+  </w:abstractNum>
+  <w:abstractNum w:abstractNumId="17" w15:restartNumberingAfterBreak="0">
     <w:nsid w:val="0D0C245F"/>
     <w:multiLevelType w:val="multilevel"/>
     <w:tmpl w:val="EE4A1DB2"/>
@@ -15059,7 +17865,7 @@
       </w:rPr>
     </w:lvl>
   </w:abstractNum>
-  <w:abstractNum w:abstractNumId="15" w15:restartNumberingAfterBreak="0">
+  <w:abstractNum w:abstractNumId="18" w15:restartNumberingAfterBreak="0">
     <w:nsid w:val="0D4E2C33"/>
     <w:multiLevelType w:val="multilevel"/>
     <w:tmpl w:val="DD0819B6"/>
@@ -15208,7 +18014,7 @@
       </w:rPr>
     </w:lvl>
   </w:abstractNum>
-  <w:abstractNum w:abstractNumId="16" w15:restartNumberingAfterBreak="0">
+  <w:abstractNum w:abstractNumId="19" w15:restartNumberingAfterBreak="0">
     <w:nsid w:val="0D785BED"/>
     <w:multiLevelType w:val="multilevel"/>
     <w:tmpl w:val="9716A110"/>
@@ -15357,7 +18163,7 @@
       </w:rPr>
     </w:lvl>
   </w:abstractNum>
-  <w:abstractNum w:abstractNumId="17" w15:restartNumberingAfterBreak="0">
+  <w:abstractNum w:abstractNumId="20" w15:restartNumberingAfterBreak="0">
     <w:nsid w:val="0D9418D5"/>
     <w:multiLevelType w:val="multilevel"/>
     <w:tmpl w:val="C4240E14"/>
@@ -15470,7 +18276,156 @@
       </w:pPr>
     </w:lvl>
   </w:abstractNum>
-  <w:abstractNum w:abstractNumId="18" w15:restartNumberingAfterBreak="0">
+  <w:abstractNum w:abstractNumId="21" w15:restartNumberingAfterBreak="0">
+    <w:nsid w:val="0FCE01D9"/>
+    <w:multiLevelType w:val="multilevel"/>
+    <w:tmpl w:val="205270CC"/>
+    <w:lvl w:ilvl="0">
+      <w:start w:val="1"/>
+      <w:numFmt w:val="bullet"/>
+      <w:lvlText w:val=""/>
+      <w:lvlJc w:val="left"/>
+      <w:pPr>
+        <w:tabs>
+          <w:tab w:val="num" w:pos="720"/>
+        </w:tabs>
+        <w:ind w:left="720" w:hanging="360"/>
+      </w:pPr>
+      <w:rPr>
+        <w:rFonts w:ascii="Symbol" w:hAnsi="Symbol" w:hint="default"/>
+        <w:sz w:val="20"/>
+      </w:rPr>
+    </w:lvl>
+    <w:lvl w:ilvl="1" w:tentative="1">
+      <w:start w:val="1"/>
+      <w:numFmt w:val="bullet"/>
+      <w:lvlText w:val="o"/>
+      <w:lvlJc w:val="left"/>
+      <w:pPr>
+        <w:tabs>
+          <w:tab w:val="num" w:pos="1440"/>
+        </w:tabs>
+        <w:ind w:left="1440" w:hanging="360"/>
+      </w:pPr>
+      <w:rPr>
+        <w:rFonts w:ascii="Courier New" w:hAnsi="Courier New" w:hint="default"/>
+        <w:sz w:val="20"/>
+      </w:rPr>
+    </w:lvl>
+    <w:lvl w:ilvl="2" w:tentative="1">
+      <w:start w:val="1"/>
+      <w:numFmt w:val="bullet"/>
+      <w:lvlText w:val=""/>
+      <w:lvlJc w:val="left"/>
+      <w:pPr>
+        <w:tabs>
+          <w:tab w:val="num" w:pos="2160"/>
+        </w:tabs>
+        <w:ind w:left="2160" w:hanging="360"/>
+      </w:pPr>
+      <w:rPr>
+        <w:rFonts w:ascii="Wingdings" w:hAnsi="Wingdings" w:hint="default"/>
+        <w:sz w:val="20"/>
+      </w:rPr>
+    </w:lvl>
+    <w:lvl w:ilvl="3" w:tentative="1">
+      <w:start w:val="1"/>
+      <w:numFmt w:val="bullet"/>
+      <w:lvlText w:val=""/>
+      <w:lvlJc w:val="left"/>
+      <w:pPr>
+        <w:tabs>
+          <w:tab w:val="num" w:pos="2880"/>
+        </w:tabs>
+        <w:ind w:left="2880" w:hanging="360"/>
+      </w:pPr>
+      <w:rPr>
+        <w:rFonts w:ascii="Wingdings" w:hAnsi="Wingdings" w:hint="default"/>
+        <w:sz w:val="20"/>
+      </w:rPr>
+    </w:lvl>
+    <w:lvl w:ilvl="4" w:tentative="1">
+      <w:start w:val="1"/>
+      <w:numFmt w:val="bullet"/>
+      <w:lvlText w:val=""/>
+      <w:lvlJc w:val="left"/>
+      <w:pPr>
+        <w:tabs>
+          <w:tab w:val="num" w:pos="3600"/>
+        </w:tabs>
+        <w:ind w:left="3600" w:hanging="360"/>
+      </w:pPr>
+      <w:rPr>
+        <w:rFonts w:ascii="Wingdings" w:hAnsi="Wingdings" w:hint="default"/>
+        <w:sz w:val="20"/>
+      </w:rPr>
+    </w:lvl>
+    <w:lvl w:ilvl="5" w:tentative="1">
+      <w:start w:val="1"/>
+      <w:numFmt w:val="bullet"/>
+      <w:lvlText w:val=""/>
+      <w:lvlJc w:val="left"/>
+      <w:pPr>
+        <w:tabs>
+          <w:tab w:val="num" w:pos="4320"/>
+        </w:tabs>
+        <w:ind w:left="4320" w:hanging="360"/>
+      </w:pPr>
+      <w:rPr>
+        <w:rFonts w:ascii="Wingdings" w:hAnsi="Wingdings" w:hint="default"/>
+        <w:sz w:val="20"/>
+      </w:rPr>
+    </w:lvl>
+    <w:lvl w:ilvl="6" w:tentative="1">
+      <w:start w:val="1"/>
+      <w:numFmt w:val="bullet"/>
+      <w:lvlText w:val=""/>
+      <w:lvlJc w:val="left"/>
+      <w:pPr>
+        <w:tabs>
+          <w:tab w:val="num" w:pos="5040"/>
+        </w:tabs>
+        <w:ind w:left="5040" w:hanging="360"/>
+      </w:pPr>
+      <w:rPr>
+        <w:rFonts w:ascii="Wingdings" w:hAnsi="Wingdings" w:hint="default"/>
+        <w:sz w:val="20"/>
+      </w:rPr>
+    </w:lvl>
+    <w:lvl w:ilvl="7" w:tentative="1">
+      <w:start w:val="1"/>
+      <w:numFmt w:val="bullet"/>
+      <w:lvlText w:val=""/>
+      <w:lvlJc w:val="left"/>
+      <w:pPr>
+        <w:tabs>
+          <w:tab w:val="num" w:pos="5760"/>
+        </w:tabs>
+        <w:ind w:left="5760" w:hanging="360"/>
+      </w:pPr>
+      <w:rPr>
+        <w:rFonts w:ascii="Wingdings" w:hAnsi="Wingdings" w:hint="default"/>
+        <w:sz w:val="20"/>
+      </w:rPr>
+    </w:lvl>
+    <w:lvl w:ilvl="8" w:tentative="1">
+      <w:start w:val="1"/>
+      <w:numFmt w:val="bullet"/>
+      <w:lvlText w:val=""/>
+      <w:lvlJc w:val="left"/>
+      <w:pPr>
+        <w:tabs>
+          <w:tab w:val="num" w:pos="6480"/>
+        </w:tabs>
+        <w:ind w:left="6480" w:hanging="360"/>
+      </w:pPr>
+      <w:rPr>
+        <w:rFonts w:ascii="Wingdings" w:hAnsi="Wingdings" w:hint="default"/>
+        <w:sz w:val="20"/>
+      </w:rPr>
+    </w:lvl>
+  </w:abstractNum>
+  <w:abstractNum w:abstractNumId="22" w15:restartNumberingAfterBreak="0">
     <w:nsid w:val="10D03F43"/>
     <w:multiLevelType w:val="multilevel"/>
     <w:tmpl w:val="5A66743E"/>
@@ -15619,7 +18574,7 @@
       </w:rPr>
     </w:lvl>
   </w:abstractNum>
-  <w:abstractNum w:abstractNumId="19" w15:restartNumberingAfterBreak="0">
+  <w:abstractNum w:abstractNumId="23" w15:restartNumberingAfterBreak="0">
     <w:nsid w:val="136A7B4A"/>
     <w:multiLevelType w:val="multilevel"/>
     <w:tmpl w:val="1DEC2E1E"/>
@@ -15768,7 +18723,7 @@
       </w:rPr>
     </w:lvl>
   </w:abstractNum>
-  <w:abstractNum w:abstractNumId="20" w15:restartNumberingAfterBreak="0">
+  <w:abstractNum w:abstractNumId="24" w15:restartNumberingAfterBreak="0">
     <w:nsid w:val="159A7294"/>
     <w:multiLevelType w:val="multilevel"/>
     <w:tmpl w:val="B37408C6"/>
@@ -15917,7 +18872,7 @@
       </w:rPr>
     </w:lvl>
   </w:abstractNum>
-  <w:abstractNum w:abstractNumId="21" w15:restartNumberingAfterBreak="0">
+  <w:abstractNum w:abstractNumId="25" w15:restartNumberingAfterBreak="0">
     <w:nsid w:val="15B45774"/>
     <w:multiLevelType w:val="multilevel"/>
     <w:tmpl w:val="AC3626A0"/>
@@ -16030,7 +18985,7 @@
       </w:pPr>
     </w:lvl>
   </w:abstractNum>
-  <w:abstractNum w:abstractNumId="22" w15:restartNumberingAfterBreak="0">
+  <w:abstractNum w:abstractNumId="26" w15:restartNumberingAfterBreak="0">
     <w:nsid w:val="160A3CF3"/>
     <w:multiLevelType w:val="multilevel"/>
     <w:tmpl w:val="CC92BBA4"/>
@@ -16179,7 +19134,7 @@
       </w:rPr>
     </w:lvl>
   </w:abstractNum>
-  <w:abstractNum w:abstractNumId="23" w15:restartNumberingAfterBreak="0">
+  <w:abstractNum w:abstractNumId="27" w15:restartNumberingAfterBreak="0">
     <w:nsid w:val="1A26560A"/>
     <w:multiLevelType w:val="multilevel"/>
     <w:tmpl w:val="2C668994"/>
@@ -16292,7 +19247,7 @@
       </w:pPr>
     </w:lvl>
   </w:abstractNum>
-  <w:abstractNum w:abstractNumId="24" w15:restartNumberingAfterBreak="0">
+  <w:abstractNum w:abstractNumId="28" w15:restartNumberingAfterBreak="0">
     <w:nsid w:val="1AE916EA"/>
     <w:multiLevelType w:val="hybridMultilevel"/>
     <w:tmpl w:val="921253B0"/>
@@ -16406,7 +19361,7 @@
       </w:rPr>
     </w:lvl>
   </w:abstractNum>
-  <w:abstractNum w:abstractNumId="25" w15:restartNumberingAfterBreak="0">
+  <w:abstractNum w:abstractNumId="29" w15:restartNumberingAfterBreak="0">
     <w:nsid w:val="1B1811D1"/>
     <w:multiLevelType w:val="multilevel"/>
     <w:tmpl w:val="46D6F880"/>
@@ -16555,7 +19510,156 @@
       </w:rPr>
     </w:lvl>
   </w:abstractNum>
-  <w:abstractNum w:abstractNumId="26" w15:restartNumberingAfterBreak="0">
+  <w:abstractNum w:abstractNumId="30" w15:restartNumberingAfterBreak="0">
+    <w:nsid w:val="1BD0378A"/>
+    <w:multiLevelType w:val="multilevel"/>
+    <w:tmpl w:val="D23015E0"/>
+    <w:lvl w:ilvl="0">
+      <w:start w:val="1"/>
+      <w:numFmt w:val="bullet"/>
+      <w:lvlText w:val=""/>
+      <w:lvlJc w:val="left"/>
+      <w:pPr>
+        <w:tabs>
+          <w:tab w:val="num" w:pos="720"/>
+        </w:tabs>
+        <w:ind w:left="720" w:hanging="360"/>
+      </w:pPr>
+      <w:rPr>
+        <w:rFonts w:ascii="Symbol" w:hAnsi="Symbol" w:hint="default"/>
+        <w:sz w:val="20"/>
+      </w:rPr>
+    </w:lvl>
+    <w:lvl w:ilvl="1" w:tentative="1">
+      <w:start w:val="1"/>
+      <w:numFmt w:val="bullet"/>
+      <w:lvlText w:val="o"/>
+      <w:lvlJc w:val="left"/>
+      <w:pPr>
+        <w:tabs>
+          <w:tab w:val="num" w:pos="1440"/>
+        </w:tabs>
+        <w:ind w:left="1440" w:hanging="360"/>
+      </w:pPr>
+      <w:rPr>
+        <w:rFonts w:ascii="Courier New" w:hAnsi="Courier New" w:hint="default"/>
+        <w:sz w:val="20"/>
+      </w:rPr>
+    </w:lvl>
+    <w:lvl w:ilvl="2" w:tentative="1">
+      <w:start w:val="1"/>
+      <w:numFmt w:val="bullet"/>
+      <w:lvlText w:val=""/>
+      <w:lvlJc w:val="left"/>
+      <w:pPr>
+        <w:tabs>
+          <w:tab w:val="num" w:pos="2160"/>
+        </w:tabs>
+        <w:ind w:left="2160" w:hanging="360"/>
+      </w:pPr>
+      <w:rPr>
+        <w:rFonts w:ascii="Wingdings" w:hAnsi="Wingdings" w:hint="default"/>
+        <w:sz w:val="20"/>
+      </w:rPr>
+    </w:lvl>
+    <w:lvl w:ilvl="3" w:tentative="1">
+      <w:start w:val="1"/>
+      <w:numFmt w:val="bullet"/>
+      <w:lvlText w:val=""/>
+      <w:lvlJc w:val="left"/>
+      <w:pPr>
+        <w:tabs>
+          <w:tab w:val="num" w:pos="2880"/>
+        </w:tabs>
+        <w:ind w:left="2880" w:hanging="360"/>
+      </w:pPr>
+      <w:rPr>
+        <w:rFonts w:ascii="Wingdings" w:hAnsi="Wingdings" w:hint="default"/>
+        <w:sz w:val="20"/>
+      </w:rPr>
+    </w:lvl>
+    <w:lvl w:ilvl="4" w:tentative="1">
+      <w:start w:val="1"/>
+      <w:numFmt w:val="bullet"/>
+      <w:lvlText w:val=""/>
+      <w:lvlJc w:val="left"/>
+      <w:pPr>
+        <w:tabs>
+          <w:tab w:val="num" w:pos="3600"/>
+        </w:tabs>
+        <w:ind w:left="3600" w:hanging="360"/>
+      </w:pPr>
+      <w:rPr>
+        <w:rFonts w:ascii="Wingdings" w:hAnsi="Wingdings" w:hint="default"/>
+        <w:sz w:val="20"/>
+      </w:rPr>
+    </w:lvl>
+    <w:lvl w:ilvl="5" w:tentative="1">
+      <w:start w:val="1"/>
+      <w:numFmt w:val="bullet"/>
+      <w:lvlText w:val=""/>
+      <w:lvlJc w:val="left"/>
+      <w:pPr>
+        <w:tabs>
+          <w:tab w:val="num" w:pos="4320"/>
+        </w:tabs>
+        <w:ind w:left="4320" w:hanging="360"/>
+      </w:pPr>
+      <w:rPr>
+        <w:rFonts w:ascii="Wingdings" w:hAnsi="Wingdings" w:hint="default"/>
+        <w:sz w:val="20"/>
+      </w:rPr>
+    </w:lvl>
+    <w:lvl w:ilvl="6" w:tentative="1">
+      <w:start w:val="1"/>
+      <w:numFmt w:val="bullet"/>
+      <w:lvlText w:val=""/>
+      <w:lvlJc w:val="left"/>
+      <w:pPr>
+        <w:tabs>
+          <w:tab w:val="num" w:pos="5040"/>
+        </w:tabs>
+        <w:ind w:left="5040" w:hanging="360"/>
+      </w:pPr>
+      <w:rPr>
+        <w:rFonts w:ascii="Wingdings" w:hAnsi="Wingdings" w:hint="default"/>
+        <w:sz w:val="20"/>
+      </w:rPr>
+    </w:lvl>
+    <w:lvl w:ilvl="7" w:tentative="1">
+      <w:start w:val="1"/>
+      <w:numFmt w:val="bullet"/>
+      <w:lvlText w:val=""/>
+      <w:lvlJc w:val="left"/>
+      <w:pPr>
+        <w:tabs>
+          <w:tab w:val="num" w:pos="5760"/>
+        </w:tabs>
+        <w:ind w:left="5760" w:hanging="360"/>
+      </w:pPr>
+      <w:rPr>
+        <w:rFonts w:ascii="Wingdings" w:hAnsi="Wingdings" w:hint="default"/>
+        <w:sz w:val="20"/>
+      </w:rPr>
+    </w:lvl>
+    <w:lvl w:ilvl="8" w:tentative="1">
+      <w:start w:val="1"/>
+      <w:numFmt w:val="bullet"/>
+      <w:lvlText w:val=""/>
+      <w:lvlJc w:val="left"/>
+      <w:pPr>
+        <w:tabs>
+          <w:tab w:val="num" w:pos="6480"/>
+        </w:tabs>
+        <w:ind w:left="6480" w:hanging="360"/>
+      </w:pPr>
+      <w:rPr>
+        <w:rFonts w:ascii="Wingdings" w:hAnsi="Wingdings" w:hint="default"/>
+        <w:sz w:val="20"/>
+      </w:rPr>
+    </w:lvl>
+  </w:abstractNum>
+  <w:abstractNum w:abstractNumId="31" w15:restartNumberingAfterBreak="0">
     <w:nsid w:val="1D586067"/>
     <w:multiLevelType w:val="multilevel"/>
     <w:tmpl w:val="13F03DC0"/>
@@ -16704,7 +19808,7 @@
       </w:rPr>
     </w:lvl>
   </w:abstractNum>
-  <w:abstractNum w:abstractNumId="27" w15:restartNumberingAfterBreak="0">
+  <w:abstractNum w:abstractNumId="32" w15:restartNumberingAfterBreak="0">
     <w:nsid w:val="22E15A75"/>
     <w:multiLevelType w:val="multilevel"/>
     <w:tmpl w:val="F6FA9E34"/>
@@ -16853,7 +19957,7 @@
       </w:rPr>
     </w:lvl>
   </w:abstractNum>
-  <w:abstractNum w:abstractNumId="28" w15:restartNumberingAfterBreak="0">
+  <w:abstractNum w:abstractNumId="33" w15:restartNumberingAfterBreak="0">
     <w:nsid w:val="259C12D4"/>
     <w:multiLevelType w:val="multilevel"/>
     <w:tmpl w:val="2272B064"/>
@@ -17002,7 +20106,7 @@
       </w:rPr>
     </w:lvl>
   </w:abstractNum>
-  <w:abstractNum w:abstractNumId="29" w15:restartNumberingAfterBreak="0">
+  <w:abstractNum w:abstractNumId="34" w15:restartNumberingAfterBreak="0">
     <w:nsid w:val="25E86695"/>
     <w:multiLevelType w:val="multilevel"/>
     <w:tmpl w:val="80F0FF12"/>
@@ -17151,7 +20255,7 @@
       </w:rPr>
     </w:lvl>
   </w:abstractNum>
-  <w:abstractNum w:abstractNumId="30" w15:restartNumberingAfterBreak="0">
+  <w:abstractNum w:abstractNumId="35" w15:restartNumberingAfterBreak="0">
     <w:nsid w:val="264C5E2A"/>
     <w:multiLevelType w:val="multilevel"/>
     <w:tmpl w:val="97E8270A"/>
@@ -17300,7 +20404,7 @@
       </w:rPr>
     </w:lvl>
   </w:abstractNum>
-  <w:abstractNum w:abstractNumId="31" w15:restartNumberingAfterBreak="0">
+  <w:abstractNum w:abstractNumId="36" w15:restartNumberingAfterBreak="0">
     <w:nsid w:val="272742BE"/>
     <w:multiLevelType w:val="multilevel"/>
     <w:tmpl w:val="8E083824"/>
@@ -17413,7 +20517,7 @@
       </w:pPr>
     </w:lvl>
   </w:abstractNum>
-  <w:abstractNum w:abstractNumId="32" w15:restartNumberingAfterBreak="0">
+  <w:abstractNum w:abstractNumId="37" w15:restartNumberingAfterBreak="0">
     <w:nsid w:val="276E68C9"/>
     <w:multiLevelType w:val="multilevel"/>
     <w:tmpl w:val="8870D2BC"/>
@@ -17562,7 +20666,7 @@
       </w:rPr>
     </w:lvl>
   </w:abstractNum>
-  <w:abstractNum w:abstractNumId="33" w15:restartNumberingAfterBreak="0">
+  <w:abstractNum w:abstractNumId="38" w15:restartNumberingAfterBreak="0">
     <w:nsid w:val="27B86D7C"/>
     <w:multiLevelType w:val="multilevel"/>
     <w:tmpl w:val="E0F82940"/>
@@ -17711,7 +20815,7 @@
       </w:rPr>
     </w:lvl>
   </w:abstractNum>
-  <w:abstractNum w:abstractNumId="34" w15:restartNumberingAfterBreak="0">
+  <w:abstractNum w:abstractNumId="39" w15:restartNumberingAfterBreak="0">
     <w:nsid w:val="28091A01"/>
     <w:multiLevelType w:val="multilevel"/>
     <w:tmpl w:val="95926602"/>
@@ -17824,7 +20928,120 @@
       </w:pPr>
     </w:lvl>
   </w:abstractNum>
-  <w:abstractNum w:abstractNumId="35" w15:restartNumberingAfterBreak="0">
+  <w:abstractNum w:abstractNumId="40" w15:restartNumberingAfterBreak="0">
+    <w:nsid w:val="281C7A28"/>
+    <w:multiLevelType w:val="multilevel"/>
+    <w:tmpl w:val="22B6198C"/>
+    <w:lvl w:ilvl="0">
+      <w:start w:val="6"/>
+      <w:numFmt w:val="decimal"/>
+      <w:lvlText w:val="%1."/>
+      <w:lvlJc w:val="left"/>
+      <w:pPr>
+        <w:tabs>
+          <w:tab w:val="num" w:pos="720"/>
+        </w:tabs>
+        <w:ind w:left="720" w:hanging="360"/>
+      </w:pPr>
+    </w:lvl>
+    <w:lvl w:ilvl="1" w:tentative="1">
+      <w:start w:val="1"/>
+      <w:numFmt w:val="decimal"/>
+      <w:lvlText w:val="%2."/>
+      <w:lvlJc w:val="left"/>
+      <w:pPr>
+        <w:tabs>
+          <w:tab w:val="num" w:pos="1440"/>
+        </w:tabs>
+        <w:ind w:left="1440" w:hanging="360"/>
+      </w:pPr>
+    </w:lvl>
+    <w:lvl w:ilvl="2" w:tentative="1">
+      <w:start w:val="1"/>
+      <w:numFmt w:val="decimal"/>
+      <w:lvlText w:val="%3."/>
+      <w:lvlJc w:val="left"/>
+      <w:pPr>
+        <w:tabs>
+          <w:tab w:val="num" w:pos="2160"/>
+        </w:tabs>
+        <w:ind w:left="2160" w:hanging="360"/>
+      </w:pPr>
+    </w:lvl>
+    <w:lvl w:ilvl="3" w:tentative="1">
+      <w:start w:val="1"/>
+      <w:numFmt w:val="decimal"/>
+      <w:lvlText w:val="%4."/>
+      <w:lvlJc w:val="left"/>
+      <w:pPr>
+        <w:tabs>
+          <w:tab w:val="num" w:pos="2880"/>
+        </w:tabs>
+        <w:ind w:left="2880" w:hanging="360"/>
+      </w:pPr>
+    </w:lvl>
+    <w:lvl w:ilvl="4" w:tentative="1">
+      <w:start w:val="1"/>
+      <w:numFmt w:val="decimal"/>
+      <w:lvlText w:val="%5."/>
+      <w:lvlJc w:val="left"/>
+      <w:pPr>
+        <w:tabs>
+          <w:tab w:val="num" w:pos="3600"/>
+        </w:tabs>
+        <w:ind w:left="3600" w:hanging="360"/>
+      </w:pPr>
+    </w:lvl>
+    <w:lvl w:ilvl="5" w:tentative="1">
+      <w:start w:val="1"/>
+      <w:numFmt w:val="decimal"/>
+      <w:lvlText w:val="%6."/>
+      <w:lvlJc w:val="left"/>
+      <w:pPr>
+        <w:tabs>
+          <w:tab w:val="num" w:pos="4320"/>
+        </w:tabs>
+        <w:ind w:left="4320" w:hanging="360"/>
+      </w:pPr>
+    </w:lvl>
+    <w:lvl w:ilvl="6" w:tentative="1">
+      <w:start w:val="1"/>
+      <w:numFmt w:val="decimal"/>
+      <w:lvlText w:val="%7."/>
+      <w:lvlJc w:val="left"/>
+      <w:pPr>
+        <w:tabs>
+          <w:tab w:val="num" w:pos="5040"/>
+        </w:tabs>
+        <w:ind w:left="5040" w:hanging="360"/>
+      </w:pPr>
+    </w:lvl>
+    <w:lvl w:ilvl="7" w:tentative="1">
+      <w:start w:val="1"/>
+      <w:numFmt w:val="decimal"/>
+      <w:lvlText w:val="%8."/>
+      <w:lvlJc w:val="left"/>
+      <w:pPr>
+        <w:tabs>
+          <w:tab w:val="num" w:pos="5760"/>
+        </w:tabs>
+        <w:ind w:left="5760" w:hanging="360"/>
+      </w:pPr>
+    </w:lvl>
+    <w:lvl w:ilvl="8" w:tentative="1">
+      <w:start w:val="1"/>
+      <w:numFmt w:val="decimal"/>
+      <w:lvlText w:val="%9."/>
+      <w:lvlJc w:val="left"/>
+      <w:pPr>
+        <w:tabs>
+          <w:tab w:val="num" w:pos="6480"/>
+        </w:tabs>
+        <w:ind w:left="6480" w:hanging="360"/>
+      </w:pPr>
+    </w:lvl>
+  </w:abstractNum>
+  <w:abstractNum w:abstractNumId="41" w15:restartNumberingAfterBreak="0">
     <w:nsid w:val="288235FB"/>
     <w:multiLevelType w:val="multilevel"/>
     <w:tmpl w:val="35CE99B6"/>
@@ -17973,7 +21190,7 @@
       </w:rPr>
     </w:lvl>
   </w:abstractNum>
-  <w:abstractNum w:abstractNumId="36" w15:restartNumberingAfterBreak="0">
+  <w:abstractNum w:abstractNumId="42" w15:restartNumberingAfterBreak="0">
     <w:nsid w:val="28E21928"/>
     <w:multiLevelType w:val="multilevel"/>
     <w:tmpl w:val="A45CC500"/>
@@ -18086,7 +21303,120 @@
       </w:pPr>
     </w:lvl>
   </w:abstractNum>
-  <w:abstractNum w:abstractNumId="37" w15:restartNumberingAfterBreak="0">
+  <w:abstractNum w:abstractNumId="43" w15:restartNumberingAfterBreak="0">
+    <w:nsid w:val="2EA077D2"/>
+    <w:multiLevelType w:val="multilevel"/>
+    <w:tmpl w:val="2FF41526"/>
+    <w:lvl w:ilvl="0">
+      <w:start w:val="8"/>
+      <w:numFmt w:val="decimal"/>
+      <w:lvlText w:val="%1."/>
+      <w:lvlJc w:val="left"/>
+      <w:pPr>
+        <w:tabs>
+          <w:tab w:val="num" w:pos="720"/>
+        </w:tabs>
+        <w:ind w:left="720" w:hanging="360"/>
+      </w:pPr>
+    </w:lvl>
+    <w:lvl w:ilvl="1" w:tentative="1">
+      <w:start w:val="1"/>
+      <w:numFmt w:val="decimal"/>
+      <w:lvlText w:val="%2."/>
+      <w:lvlJc w:val="left"/>
+      <w:pPr>
+        <w:tabs>
+          <w:tab w:val="num" w:pos="1440"/>
+        </w:tabs>
+        <w:ind w:left="1440" w:hanging="360"/>
+      </w:pPr>
+    </w:lvl>
+    <w:lvl w:ilvl="2" w:tentative="1">
+      <w:start w:val="1"/>
+      <w:numFmt w:val="decimal"/>
+      <w:lvlText w:val="%3."/>
+      <w:lvlJc w:val="left"/>
+      <w:pPr>
+        <w:tabs>
+          <w:tab w:val="num" w:pos="2160"/>
+        </w:tabs>
+        <w:ind w:left="2160" w:hanging="360"/>
+      </w:pPr>
+    </w:lvl>
+    <w:lvl w:ilvl="3" w:tentative="1">
+      <w:start w:val="1"/>
+      <w:numFmt w:val="decimal"/>
+      <w:lvlText w:val="%4."/>
+      <w:lvlJc w:val="left"/>
+      <w:pPr>
+        <w:tabs>
+          <w:tab w:val="num" w:pos="2880"/>
+        </w:tabs>
+        <w:ind w:left="2880" w:hanging="360"/>
+      </w:pPr>
+    </w:lvl>
+    <w:lvl w:ilvl="4" w:tentative="1">
+      <w:start w:val="1"/>
+      <w:numFmt w:val="decimal"/>
+      <w:lvlText w:val="%5."/>
+      <w:lvlJc w:val="left"/>
+      <w:pPr>
+        <w:tabs>
+          <w:tab w:val="num" w:pos="3600"/>
+        </w:tabs>
+        <w:ind w:left="3600" w:hanging="360"/>
+      </w:pPr>
+    </w:lvl>
+    <w:lvl w:ilvl="5" w:tentative="1">
+      <w:start w:val="1"/>
+      <w:numFmt w:val="decimal"/>
+      <w:lvlText w:val="%6."/>
+      <w:lvlJc w:val="left"/>
+      <w:pPr>
+        <w:tabs>
+          <w:tab w:val="num" w:pos="4320"/>
+        </w:tabs>
+        <w:ind w:left="4320" w:hanging="360"/>
+      </w:pPr>
+    </w:lvl>
+    <w:lvl w:ilvl="6" w:tentative="1">
+      <w:start w:val="1"/>
+      <w:numFmt w:val="decimal"/>
+      <w:lvlText w:val="%7."/>
+      <w:lvlJc w:val="left"/>
+      <w:pPr>
+        <w:tabs>
+          <w:tab w:val="num" w:pos="5040"/>
+        </w:tabs>
+        <w:ind w:left="5040" w:hanging="360"/>
+      </w:pPr>
+    </w:lvl>
+    <w:lvl w:ilvl="7" w:tentative="1">
+      <w:start w:val="1"/>
+      <w:numFmt w:val="decimal"/>
+      <w:lvlText w:val="%8."/>
+      <w:lvlJc w:val="left"/>
+      <w:pPr>
+        <w:tabs>
+          <w:tab w:val="num" w:pos="5760"/>
+        </w:tabs>
+        <w:ind w:left="5760" w:hanging="360"/>
+      </w:pPr>
+    </w:lvl>
+    <w:lvl w:ilvl="8" w:tentative="1">
+      <w:start w:val="1"/>
+      <w:numFmt w:val="decimal"/>
+      <w:lvlText w:val="%9."/>
+      <w:lvlJc w:val="left"/>
+      <w:pPr>
+        <w:tabs>
+          <w:tab w:val="num" w:pos="6480"/>
+        </w:tabs>
+        <w:ind w:left="6480" w:hanging="360"/>
+      </w:pPr>
+    </w:lvl>
+  </w:abstractNum>
+  <w:abstractNum w:abstractNumId="44" w15:restartNumberingAfterBreak="0">
     <w:nsid w:val="31233DCE"/>
     <w:multiLevelType w:val="multilevel"/>
     <w:tmpl w:val="6B6C8ECA"/>
@@ -18235,7 +21565,7 @@
       </w:rPr>
     </w:lvl>
   </w:abstractNum>
-  <w:abstractNum w:abstractNumId="38" w15:restartNumberingAfterBreak="0">
+  <w:abstractNum w:abstractNumId="45" w15:restartNumberingAfterBreak="0">
     <w:nsid w:val="315C629A"/>
     <w:multiLevelType w:val="multilevel"/>
     <w:tmpl w:val="EF8A23D0"/>
@@ -18384,7 +21714,7 @@
       </w:rPr>
     </w:lvl>
   </w:abstractNum>
-  <w:abstractNum w:abstractNumId="39" w15:restartNumberingAfterBreak="0">
+  <w:abstractNum w:abstractNumId="46" w15:restartNumberingAfterBreak="0">
     <w:nsid w:val="327F682E"/>
     <w:multiLevelType w:val="multilevel"/>
     <w:tmpl w:val="F2F06D80"/>
@@ -18533,7 +21863,7 @@
       </w:rPr>
     </w:lvl>
   </w:abstractNum>
-  <w:abstractNum w:abstractNumId="40" w15:restartNumberingAfterBreak="0">
+  <w:abstractNum w:abstractNumId="47" w15:restartNumberingAfterBreak="0">
     <w:nsid w:val="32ED673C"/>
     <w:multiLevelType w:val="multilevel"/>
     <w:tmpl w:val="7780C48E"/>
@@ -18646,7 +21976,7 @@
       </w:pPr>
     </w:lvl>
   </w:abstractNum>
-  <w:abstractNum w:abstractNumId="41" w15:restartNumberingAfterBreak="0">
+  <w:abstractNum w:abstractNumId="48" w15:restartNumberingAfterBreak="0">
     <w:nsid w:val="333C43C3"/>
     <w:multiLevelType w:val="multilevel"/>
     <w:tmpl w:val="C8BA4216"/>
@@ -18759,7 +22089,7 @@
       </w:pPr>
     </w:lvl>
   </w:abstractNum>
-  <w:abstractNum w:abstractNumId="42" w15:restartNumberingAfterBreak="0">
+  <w:abstractNum w:abstractNumId="49" w15:restartNumberingAfterBreak="0">
     <w:nsid w:val="34834741"/>
     <w:multiLevelType w:val="multilevel"/>
     <w:tmpl w:val="B8CC111A"/>
@@ -18908,7 +22238,7 @@
       </w:rPr>
     </w:lvl>
   </w:abstractNum>
-  <w:abstractNum w:abstractNumId="43" w15:restartNumberingAfterBreak="0">
+  <w:abstractNum w:abstractNumId="50" w15:restartNumberingAfterBreak="0">
     <w:nsid w:val="37823C31"/>
     <w:multiLevelType w:val="multilevel"/>
     <w:tmpl w:val="B59E0036"/>
@@ -19057,7 +22387,120 @@
       </w:rPr>
     </w:lvl>
   </w:abstractNum>
-  <w:abstractNum w:abstractNumId="44" w15:restartNumberingAfterBreak="0">
+  <w:abstractNum w:abstractNumId="51" w15:restartNumberingAfterBreak="0">
+    <w:nsid w:val="37A26EF2"/>
+    <w:multiLevelType w:val="multilevel"/>
+    <w:tmpl w:val="3224F90E"/>
+    <w:lvl w:ilvl="0">
+      <w:start w:val="1"/>
+      <w:numFmt w:val="decimal"/>
+      <w:lvlText w:val="%1."/>
+      <w:lvlJc w:val="left"/>
+      <w:pPr>
+        <w:tabs>
+          <w:tab w:val="num" w:pos="720"/>
+        </w:tabs>
+        <w:ind w:left="720" w:hanging="360"/>
+      </w:pPr>
+    </w:lvl>
+    <w:lvl w:ilvl="1" w:tentative="1">
+      <w:start w:val="1"/>
+      <w:numFmt w:val="decimal"/>
+      <w:lvlText w:val="%2."/>
+      <w:lvlJc w:val="left"/>
+      <w:pPr>
+        <w:tabs>
+          <w:tab w:val="num" w:pos="1440"/>
+        </w:tabs>
+        <w:ind w:left="1440" w:hanging="360"/>
+      </w:pPr>
+    </w:lvl>
+    <w:lvl w:ilvl="2" w:tentative="1">
+      <w:start w:val="1"/>
+      <w:numFmt w:val="decimal"/>
+      <w:lvlText w:val="%3."/>
+      <w:lvlJc w:val="left"/>
+      <w:pPr>
+        <w:tabs>
+          <w:tab w:val="num" w:pos="2160"/>
+        </w:tabs>
+        <w:ind w:left="2160" w:hanging="360"/>
+      </w:pPr>
+    </w:lvl>
+    <w:lvl w:ilvl="3" w:tentative="1">
+      <w:start w:val="1"/>
+      <w:numFmt w:val="decimal"/>
+      <w:lvlText w:val="%4."/>
+      <w:lvlJc w:val="left"/>
+      <w:pPr>
+        <w:tabs>
+          <w:tab w:val="num" w:pos="2880"/>
+        </w:tabs>
+        <w:ind w:left="2880" w:hanging="360"/>
+      </w:pPr>
+    </w:lvl>
+    <w:lvl w:ilvl="4" w:tentative="1">
+      <w:start w:val="1"/>
+      <w:numFmt w:val="decimal"/>
+      <w:lvlText w:val="%5."/>
+      <w:lvlJc w:val="left"/>
+      <w:pPr>
+        <w:tabs>
+          <w:tab w:val="num" w:pos="3600"/>
+        </w:tabs>
+        <w:ind w:left="3600" w:hanging="360"/>
+      </w:pPr>
+    </w:lvl>
+    <w:lvl w:ilvl="5" w:tentative="1">
+      <w:start w:val="1"/>
+      <w:numFmt w:val="decimal"/>
+      <w:lvlText w:val="%6."/>
+      <w:lvlJc w:val="left"/>
+      <w:pPr>
+        <w:tabs>
+          <w:tab w:val="num" w:pos="4320"/>
+        </w:tabs>
+        <w:ind w:left="4320" w:hanging="360"/>
+      </w:pPr>
+    </w:lvl>
+    <w:lvl w:ilvl="6" w:tentative="1">
+      <w:start w:val="1"/>
+      <w:numFmt w:val="decimal"/>
+      <w:lvlText w:val="%7."/>
+      <w:lvlJc w:val="left"/>
+      <w:pPr>
+        <w:tabs>
+          <w:tab w:val="num" w:pos="5040"/>
+        </w:tabs>
+        <w:ind w:left="5040" w:hanging="360"/>
+      </w:pPr>
+    </w:lvl>
+    <w:lvl w:ilvl="7" w:tentative="1">
+      <w:start w:val="1"/>
+      <w:numFmt w:val="decimal"/>
+      <w:lvlText w:val="%8."/>
+      <w:lvlJc w:val="left"/>
+      <w:pPr>
+        <w:tabs>
+          <w:tab w:val="num" w:pos="5760"/>
+        </w:tabs>
+        <w:ind w:left="5760" w:hanging="360"/>
+      </w:pPr>
+    </w:lvl>
+    <w:lvl w:ilvl="8" w:tentative="1">
+      <w:start w:val="1"/>
+      <w:numFmt w:val="decimal"/>
+      <w:lvlText w:val="%9."/>
+      <w:lvlJc w:val="left"/>
+      <w:pPr>
+        <w:tabs>
+          <w:tab w:val="num" w:pos="6480"/>
+        </w:tabs>
+        <w:ind w:left="6480" w:hanging="360"/>
+      </w:pPr>
+    </w:lvl>
+  </w:abstractNum>
+  <w:abstractNum w:abstractNumId="52" w15:restartNumberingAfterBreak="0">
     <w:nsid w:val="37DC38AE"/>
     <w:multiLevelType w:val="multilevel"/>
     <w:tmpl w:val="48240D34"/>
@@ -19170,7 +22613,7 @@
       </w:pPr>
     </w:lvl>
   </w:abstractNum>
-  <w:abstractNum w:abstractNumId="45" w15:restartNumberingAfterBreak="0">
+  <w:abstractNum w:abstractNumId="53" w15:restartNumberingAfterBreak="0">
     <w:nsid w:val="3879310B"/>
     <w:multiLevelType w:val="multilevel"/>
     <w:tmpl w:val="6C542C40"/>
@@ -19291,7 +22734,7 @@
       </w:pPr>
     </w:lvl>
   </w:abstractNum>
-  <w:abstractNum w:abstractNumId="46" w15:restartNumberingAfterBreak="0">
+  <w:abstractNum w:abstractNumId="54" w15:restartNumberingAfterBreak="0">
     <w:nsid w:val="38CD4E20"/>
     <w:multiLevelType w:val="hybridMultilevel"/>
     <w:tmpl w:val="FE92CB46"/>
@@ -19380,7 +22823,7 @@
       </w:pPr>
     </w:lvl>
   </w:abstractNum>
-  <w:abstractNum w:abstractNumId="47" w15:restartNumberingAfterBreak="0">
+  <w:abstractNum w:abstractNumId="55" w15:restartNumberingAfterBreak="0">
     <w:nsid w:val="3B9D435C"/>
     <w:multiLevelType w:val="multilevel"/>
     <w:tmpl w:val="C0FCF424"/>
@@ -19529,7 +22972,7 @@
       </w:rPr>
     </w:lvl>
   </w:abstractNum>
-  <w:abstractNum w:abstractNumId="48" w15:restartNumberingAfterBreak="0">
+  <w:abstractNum w:abstractNumId="56" w15:restartNumberingAfterBreak="0">
     <w:nsid w:val="3BE86B02"/>
     <w:multiLevelType w:val="multilevel"/>
     <w:tmpl w:val="CE3C56B4"/>
@@ -19678,7 +23121,7 @@
       </w:rPr>
     </w:lvl>
   </w:abstractNum>
-  <w:abstractNum w:abstractNumId="49" w15:restartNumberingAfterBreak="0">
+  <w:abstractNum w:abstractNumId="57" w15:restartNumberingAfterBreak="0">
     <w:nsid w:val="3D260AE7"/>
     <w:multiLevelType w:val="multilevel"/>
     <w:tmpl w:val="E9E47B66"/>
@@ -19791,7 +23234,7 @@
       </w:pPr>
     </w:lvl>
   </w:abstractNum>
-  <w:abstractNum w:abstractNumId="50" w15:restartNumberingAfterBreak="0">
+  <w:abstractNum w:abstractNumId="58" w15:restartNumberingAfterBreak="0">
     <w:nsid w:val="3D645FE0"/>
     <w:multiLevelType w:val="multilevel"/>
     <w:tmpl w:val="C26059D8"/>
@@ -19940,7 +23383,7 @@
       </w:rPr>
     </w:lvl>
   </w:abstractNum>
-  <w:abstractNum w:abstractNumId="51" w15:restartNumberingAfterBreak="0">
+  <w:abstractNum w:abstractNumId="59" w15:restartNumberingAfterBreak="0">
     <w:nsid w:val="40843D9F"/>
     <w:multiLevelType w:val="multilevel"/>
     <w:tmpl w:val="7B4C8098"/>
@@ -20089,7 +23532,7 @@
       </w:rPr>
     </w:lvl>
   </w:abstractNum>
-  <w:abstractNum w:abstractNumId="52" w15:restartNumberingAfterBreak="0">
+  <w:abstractNum w:abstractNumId="60" w15:restartNumberingAfterBreak="0">
     <w:nsid w:val="429049C5"/>
     <w:multiLevelType w:val="multilevel"/>
     <w:tmpl w:val="BFEA140C"/>
@@ -20238,7 +23681,7 @@
       </w:rPr>
     </w:lvl>
   </w:abstractNum>
-  <w:abstractNum w:abstractNumId="53" w15:restartNumberingAfterBreak="0">
+  <w:abstractNum w:abstractNumId="61" w15:restartNumberingAfterBreak="0">
     <w:nsid w:val="43C050C0"/>
     <w:multiLevelType w:val="multilevel"/>
     <w:tmpl w:val="A9FEEF8E"/>
@@ -20356,7 +23799,156 @@
       </w:pPr>
     </w:lvl>
   </w:abstractNum>
-  <w:abstractNum w:abstractNumId="54" w15:restartNumberingAfterBreak="0">
+  <w:abstractNum w:abstractNumId="62" w15:restartNumberingAfterBreak="0">
+    <w:nsid w:val="4586693E"/>
+    <w:multiLevelType w:val="multilevel"/>
+    <w:tmpl w:val="8E3E43FE"/>
+    <w:lvl w:ilvl="0">
+      <w:start w:val="1"/>
+      <w:numFmt w:val="bullet"/>
+      <w:lvlText w:val=""/>
+      <w:lvlJc w:val="left"/>
+      <w:pPr>
+        <w:tabs>
+          <w:tab w:val="num" w:pos="720"/>
+        </w:tabs>
+        <w:ind w:left="720" w:hanging="360"/>
+      </w:pPr>
+      <w:rPr>
+        <w:rFonts w:ascii="Symbol" w:hAnsi="Symbol" w:hint="default"/>
+        <w:sz w:val="20"/>
+      </w:rPr>
+    </w:lvl>
+    <w:lvl w:ilvl="1" w:tentative="1">
+      <w:start w:val="1"/>
+      <w:numFmt w:val="bullet"/>
+      <w:lvlText w:val="o"/>
+      <w:lvlJc w:val="left"/>
+      <w:pPr>
+        <w:tabs>
+          <w:tab w:val="num" w:pos="1440"/>
+        </w:tabs>
+        <w:ind w:left="1440" w:hanging="360"/>
+      </w:pPr>
+      <w:rPr>
+        <w:rFonts w:ascii="Courier New" w:hAnsi="Courier New" w:hint="default"/>
+        <w:sz w:val="20"/>
+      </w:rPr>
+    </w:lvl>
+    <w:lvl w:ilvl="2" w:tentative="1">
+      <w:start w:val="1"/>
+      <w:numFmt w:val="bullet"/>
+      <w:lvlText w:val=""/>
+      <w:lvlJc w:val="left"/>
+      <w:pPr>
+        <w:tabs>
+          <w:tab w:val="num" w:pos="2160"/>
+        </w:tabs>
+        <w:ind w:left="2160" w:hanging="360"/>
+      </w:pPr>
+      <w:rPr>
+        <w:rFonts w:ascii="Wingdings" w:hAnsi="Wingdings" w:hint="default"/>
+        <w:sz w:val="20"/>
+      </w:rPr>
+    </w:lvl>
+    <w:lvl w:ilvl="3" w:tentative="1">
+      <w:start w:val="1"/>
+      <w:numFmt w:val="bullet"/>
+      <w:lvlText w:val=""/>
+      <w:lvlJc w:val="left"/>
+      <w:pPr>
+        <w:tabs>
+          <w:tab w:val="num" w:pos="2880"/>
+        </w:tabs>
+        <w:ind w:left="2880" w:hanging="360"/>
+      </w:pPr>
+      <w:rPr>
+        <w:rFonts w:ascii="Wingdings" w:hAnsi="Wingdings" w:hint="default"/>
+        <w:sz w:val="20"/>
+      </w:rPr>
+    </w:lvl>
+    <w:lvl w:ilvl="4" w:tentative="1">
+      <w:start w:val="1"/>
+      <w:numFmt w:val="bullet"/>
+      <w:lvlText w:val=""/>
+      <w:lvlJc w:val="left"/>
+      <w:pPr>
+        <w:tabs>
+          <w:tab w:val="num" w:pos="3600"/>
+        </w:tabs>
+        <w:ind w:left="3600" w:hanging="360"/>
+      </w:pPr>
+      <w:rPr>
+        <w:rFonts w:ascii="Wingdings" w:hAnsi="Wingdings" w:hint="default"/>
+        <w:sz w:val="20"/>
+      </w:rPr>
+    </w:lvl>
+    <w:lvl w:ilvl="5" w:tentative="1">
+      <w:start w:val="1"/>
+      <w:numFmt w:val="bullet"/>
+      <w:lvlText w:val=""/>
+      <w:lvlJc w:val="left"/>
+      <w:pPr>
+        <w:tabs>
+          <w:tab w:val="num" w:pos="4320"/>
+        </w:tabs>
+        <w:ind w:left="4320" w:hanging="360"/>
+      </w:pPr>
+      <w:rPr>
+        <w:rFonts w:ascii="Wingdings" w:hAnsi="Wingdings" w:hint="default"/>
+        <w:sz w:val="20"/>
+      </w:rPr>
+    </w:lvl>
+    <w:lvl w:ilvl="6" w:tentative="1">
+      <w:start w:val="1"/>
+      <w:numFmt w:val="bullet"/>
+      <w:lvlText w:val=""/>
+      <w:lvlJc w:val="left"/>
+      <w:pPr>
+        <w:tabs>
+          <w:tab w:val="num" w:pos="5040"/>
+        </w:tabs>
+        <w:ind w:left="5040" w:hanging="360"/>
+      </w:pPr>
+      <w:rPr>
+        <w:rFonts w:ascii="Wingdings" w:hAnsi="Wingdings" w:hint="default"/>
+        <w:sz w:val="20"/>
+      </w:rPr>
+    </w:lvl>
+    <w:lvl w:ilvl="7" w:tentative="1">
+      <w:start w:val="1"/>
+      <w:numFmt w:val="bullet"/>
+      <w:lvlText w:val=""/>
+      <w:lvlJc w:val="left"/>
+      <w:pPr>
+        <w:tabs>
+          <w:tab w:val="num" w:pos="5760"/>
+        </w:tabs>
+        <w:ind w:left="5760" w:hanging="360"/>
+      </w:pPr>
+      <w:rPr>
+        <w:rFonts w:ascii="Wingdings" w:hAnsi="Wingdings" w:hint="default"/>
+        <w:sz w:val="20"/>
+      </w:rPr>
+    </w:lvl>
+    <w:lvl w:ilvl="8" w:tentative="1">
+      <w:start w:val="1"/>
+      <w:numFmt w:val="bullet"/>
+      <w:lvlText w:val=""/>
+      <w:lvlJc w:val="left"/>
+      <w:pPr>
+        <w:tabs>
+          <w:tab w:val="num" w:pos="6480"/>
+        </w:tabs>
+        <w:ind w:left="6480" w:hanging="360"/>
+      </w:pPr>
+      <w:rPr>
+        <w:rFonts w:ascii="Wingdings" w:hAnsi="Wingdings" w:hint="default"/>
+        <w:sz w:val="20"/>
+      </w:rPr>
+    </w:lvl>
+  </w:abstractNum>
+  <w:abstractNum w:abstractNumId="63" w15:restartNumberingAfterBreak="0">
     <w:nsid w:val="47901A4B"/>
     <w:multiLevelType w:val="multilevel"/>
     <w:tmpl w:val="6102DFBE"/>
@@ -20469,7 +24061,156 @@
       </w:pPr>
     </w:lvl>
   </w:abstractNum>
-  <w:abstractNum w:abstractNumId="55" w15:restartNumberingAfterBreak="0">
+  <w:abstractNum w:abstractNumId="64" w15:restartNumberingAfterBreak="0">
+    <w:nsid w:val="47AE2F61"/>
+    <w:multiLevelType w:val="multilevel"/>
+    <w:tmpl w:val="C3EA87E6"/>
+    <w:lvl w:ilvl="0">
+      <w:start w:val="1"/>
+      <w:numFmt w:val="bullet"/>
+      <w:lvlText w:val=""/>
+      <w:lvlJc w:val="left"/>
+      <w:pPr>
+        <w:tabs>
+          <w:tab w:val="num" w:pos="720"/>
+        </w:tabs>
+        <w:ind w:left="720" w:hanging="360"/>
+      </w:pPr>
+      <w:rPr>
+        <w:rFonts w:ascii="Symbol" w:hAnsi="Symbol" w:hint="default"/>
+        <w:sz w:val="20"/>
+      </w:rPr>
+    </w:lvl>
+    <w:lvl w:ilvl="1" w:tentative="1">
+      <w:start w:val="1"/>
+      <w:numFmt w:val="bullet"/>
+      <w:lvlText w:val="o"/>
+      <w:lvlJc w:val="left"/>
+      <w:pPr>
+        <w:tabs>
+          <w:tab w:val="num" w:pos="1440"/>
+        </w:tabs>
+        <w:ind w:left="1440" w:hanging="360"/>
+      </w:pPr>
+      <w:rPr>
+        <w:rFonts w:ascii="Courier New" w:hAnsi="Courier New" w:hint="default"/>
+        <w:sz w:val="20"/>
+      </w:rPr>
+    </w:lvl>
+    <w:lvl w:ilvl="2" w:tentative="1">
+      <w:start w:val="1"/>
+      <w:numFmt w:val="bullet"/>
+      <w:lvlText w:val=""/>
+      <w:lvlJc w:val="left"/>
+      <w:pPr>
+        <w:tabs>
+          <w:tab w:val="num" w:pos="2160"/>
+        </w:tabs>
+        <w:ind w:left="2160" w:hanging="360"/>
+      </w:pPr>
+      <w:rPr>
+        <w:rFonts w:ascii="Wingdings" w:hAnsi="Wingdings" w:hint="default"/>
+        <w:sz w:val="20"/>
+      </w:rPr>
+    </w:lvl>
+    <w:lvl w:ilvl="3" w:tentative="1">
+      <w:start w:val="1"/>
+      <w:numFmt w:val="bullet"/>
+      <w:lvlText w:val=""/>
+      <w:lvlJc w:val="left"/>
+      <w:pPr>
+        <w:tabs>
+          <w:tab w:val="num" w:pos="2880"/>
+        </w:tabs>
+        <w:ind w:left="2880" w:hanging="360"/>
+      </w:pPr>
+      <w:rPr>
+        <w:rFonts w:ascii="Wingdings" w:hAnsi="Wingdings" w:hint="default"/>
+        <w:sz w:val="20"/>
+      </w:rPr>
+    </w:lvl>
+    <w:lvl w:ilvl="4" w:tentative="1">
+      <w:start w:val="1"/>
+      <w:numFmt w:val="bullet"/>
+      <w:lvlText w:val=""/>
+      <w:lvlJc w:val="left"/>
+      <w:pPr>
+        <w:tabs>
+          <w:tab w:val="num" w:pos="3600"/>
+        </w:tabs>
+        <w:ind w:left="3600" w:hanging="360"/>
+      </w:pPr>
+      <w:rPr>
+        <w:rFonts w:ascii="Wingdings" w:hAnsi="Wingdings" w:hint="default"/>
+        <w:sz w:val="20"/>
+      </w:rPr>
+    </w:lvl>
+    <w:lvl w:ilvl="5" w:tentative="1">
+      <w:start w:val="1"/>
+      <w:numFmt w:val="bullet"/>
+      <w:lvlText w:val=""/>
+      <w:lvlJc w:val="left"/>
+      <w:pPr>
+        <w:tabs>
+          <w:tab w:val="num" w:pos="4320"/>
+        </w:tabs>
+        <w:ind w:left="4320" w:hanging="360"/>
+      </w:pPr>
+      <w:rPr>
+        <w:rFonts w:ascii="Wingdings" w:hAnsi="Wingdings" w:hint="default"/>
+        <w:sz w:val="20"/>
+      </w:rPr>
+    </w:lvl>
+    <w:lvl w:ilvl="6" w:tentative="1">
+      <w:start w:val="1"/>
+      <w:numFmt w:val="bullet"/>
+      <w:lvlText w:val=""/>
+      <w:lvlJc w:val="left"/>
+      <w:pPr>
+        <w:tabs>
+          <w:tab w:val="num" w:pos="5040"/>
+        </w:tabs>
+        <w:ind w:left="5040" w:hanging="360"/>
+      </w:pPr>
+      <w:rPr>
+        <w:rFonts w:ascii="Wingdings" w:hAnsi="Wingdings" w:hint="default"/>
+        <w:sz w:val="20"/>
+      </w:rPr>
+    </w:lvl>
+    <w:lvl w:ilvl="7" w:tentative="1">
+      <w:start w:val="1"/>
+      <w:numFmt w:val="bullet"/>
+      <w:lvlText w:val=""/>
+      <w:lvlJc w:val="left"/>
+      <w:pPr>
+        <w:tabs>
+          <w:tab w:val="num" w:pos="5760"/>
+        </w:tabs>
+        <w:ind w:left="5760" w:hanging="360"/>
+      </w:pPr>
+      <w:rPr>
+        <w:rFonts w:ascii="Wingdings" w:hAnsi="Wingdings" w:hint="default"/>
+        <w:sz w:val="20"/>
+      </w:rPr>
+    </w:lvl>
+    <w:lvl w:ilvl="8" w:tentative="1">
+      <w:start w:val="1"/>
+      <w:numFmt w:val="bullet"/>
+      <w:lvlText w:val=""/>
+      <w:lvlJc w:val="left"/>
+      <w:pPr>
+        <w:tabs>
+          <w:tab w:val="num" w:pos="6480"/>
+        </w:tabs>
+        <w:ind w:left="6480" w:hanging="360"/>
+      </w:pPr>
+      <w:rPr>
+        <w:rFonts w:ascii="Wingdings" w:hAnsi="Wingdings" w:hint="default"/>
+        <w:sz w:val="20"/>
+      </w:rPr>
+    </w:lvl>
+  </w:abstractNum>
+  <w:abstractNum w:abstractNumId="65" w15:restartNumberingAfterBreak="0">
     <w:nsid w:val="491730AA"/>
     <w:multiLevelType w:val="multilevel"/>
     <w:tmpl w:val="2A1E194A"/>
@@ -20618,7 +24359,7 @@
       </w:rPr>
     </w:lvl>
   </w:abstractNum>
-  <w:abstractNum w:abstractNumId="56" w15:restartNumberingAfterBreak="0">
+  <w:abstractNum w:abstractNumId="66" w15:restartNumberingAfterBreak="0">
     <w:nsid w:val="4926073A"/>
     <w:multiLevelType w:val="multilevel"/>
     <w:tmpl w:val="B61E35B4"/>
@@ -20767,7 +24508,7 @@
       </w:rPr>
     </w:lvl>
   </w:abstractNum>
-  <w:abstractNum w:abstractNumId="57" w15:restartNumberingAfterBreak="0">
+  <w:abstractNum w:abstractNumId="67" w15:restartNumberingAfterBreak="0">
     <w:nsid w:val="499D441F"/>
     <w:multiLevelType w:val="multilevel"/>
     <w:tmpl w:val="26E6B63E"/>
@@ -20916,7 +24657,7 @@
       </w:rPr>
     </w:lvl>
   </w:abstractNum>
-  <w:abstractNum w:abstractNumId="58" w15:restartNumberingAfterBreak="0">
+  <w:abstractNum w:abstractNumId="68" w15:restartNumberingAfterBreak="0">
     <w:nsid w:val="49DC51E6"/>
     <w:multiLevelType w:val="multilevel"/>
     <w:tmpl w:val="667C2FD8"/>
@@ -21065,7 +24806,269 @@
       </w:rPr>
     </w:lvl>
   </w:abstractNum>
-  <w:abstractNum w:abstractNumId="59" w15:restartNumberingAfterBreak="0">
+  <w:abstractNum w:abstractNumId="69" w15:restartNumberingAfterBreak="0">
+    <w:nsid w:val="4A183BFE"/>
+    <w:multiLevelType w:val="multilevel"/>
+    <w:tmpl w:val="94A6378C"/>
+    <w:lvl w:ilvl="0">
+      <w:start w:val="1"/>
+      <w:numFmt w:val="bullet"/>
+      <w:lvlText w:val=""/>
+      <w:lvlJc w:val="left"/>
+      <w:pPr>
+        <w:tabs>
+          <w:tab w:val="num" w:pos="720"/>
+        </w:tabs>
+        <w:ind w:left="720" w:hanging="360"/>
+      </w:pPr>
+      <w:rPr>
+        <w:rFonts w:ascii="Symbol" w:hAnsi="Symbol" w:hint="default"/>
+        <w:sz w:val="20"/>
+      </w:rPr>
+    </w:lvl>
+    <w:lvl w:ilvl="1" w:tentative="1">
+      <w:start w:val="1"/>
+      <w:numFmt w:val="bullet"/>
+      <w:lvlText w:val="o"/>
+      <w:lvlJc w:val="left"/>
+      <w:pPr>
+        <w:tabs>
+          <w:tab w:val="num" w:pos="1440"/>
+        </w:tabs>
+        <w:ind w:left="1440" w:hanging="360"/>
+      </w:pPr>
+      <w:rPr>
+        <w:rFonts w:ascii="Courier New" w:hAnsi="Courier New" w:hint="default"/>
+        <w:sz w:val="20"/>
+      </w:rPr>
+    </w:lvl>
+    <w:lvl w:ilvl="2" w:tentative="1">
+      <w:start w:val="1"/>
+      <w:numFmt w:val="bullet"/>
+      <w:lvlText w:val=""/>
+      <w:lvlJc w:val="left"/>
+      <w:pPr>
+        <w:tabs>
+          <w:tab w:val="num" w:pos="2160"/>
+        </w:tabs>
+        <w:ind w:left="2160" w:hanging="360"/>
+      </w:pPr>
+      <w:rPr>
+        <w:rFonts w:ascii="Wingdings" w:hAnsi="Wingdings" w:hint="default"/>
+        <w:sz w:val="20"/>
+      </w:rPr>
+    </w:lvl>
+    <w:lvl w:ilvl="3" w:tentative="1">
+      <w:start w:val="1"/>
+      <w:numFmt w:val="bullet"/>
+      <w:lvlText w:val=""/>
+      <w:lvlJc w:val="left"/>
+      <w:pPr>
+        <w:tabs>
+          <w:tab w:val="num" w:pos="2880"/>
+        </w:tabs>
+        <w:ind w:left="2880" w:hanging="360"/>
+      </w:pPr>
+      <w:rPr>
+        <w:rFonts w:ascii="Wingdings" w:hAnsi="Wingdings" w:hint="default"/>
+        <w:sz w:val="20"/>
+      </w:rPr>
+    </w:lvl>
+    <w:lvl w:ilvl="4" w:tentative="1">
+      <w:start w:val="1"/>
+      <w:numFmt w:val="bullet"/>
+      <w:lvlText w:val=""/>
+      <w:lvlJc w:val="left"/>
+      <w:pPr>
+        <w:tabs>
+          <w:tab w:val="num" w:pos="3600"/>
+        </w:tabs>
+        <w:ind w:left="3600" w:hanging="360"/>
+      </w:pPr>
+      <w:rPr>
+        <w:rFonts w:ascii="Wingdings" w:hAnsi="Wingdings" w:hint="default"/>
+        <w:sz w:val="20"/>
+      </w:rPr>
+    </w:lvl>
+    <w:lvl w:ilvl="5" w:tentative="1">
+      <w:start w:val="1"/>
+      <w:numFmt w:val="bullet"/>
+      <w:lvlText w:val=""/>
+      <w:lvlJc w:val="left"/>
+      <w:pPr>
+        <w:tabs>
+          <w:tab w:val="num" w:pos="4320"/>
+        </w:tabs>
+        <w:ind w:left="4320" w:hanging="360"/>
+      </w:pPr>
+      <w:rPr>
+        <w:rFonts w:ascii="Wingdings" w:hAnsi="Wingdings" w:hint="default"/>
+        <w:sz w:val="20"/>
+      </w:rPr>
+    </w:lvl>
+    <w:lvl w:ilvl="6" w:tentative="1">
+      <w:start w:val="1"/>
+      <w:numFmt w:val="bullet"/>
+      <w:lvlText w:val=""/>
+      <w:lvlJc w:val="left"/>
+      <w:pPr>
+        <w:tabs>
+          <w:tab w:val="num" w:pos="5040"/>
+        </w:tabs>
+        <w:ind w:left="5040" w:hanging="360"/>
+      </w:pPr>
+      <w:rPr>
+        <w:rFonts w:ascii="Wingdings" w:hAnsi="Wingdings" w:hint="default"/>
+        <w:sz w:val="20"/>
+      </w:rPr>
+    </w:lvl>
+    <w:lvl w:ilvl="7" w:tentative="1">
+      <w:start w:val="1"/>
+      <w:numFmt w:val="bullet"/>
+      <w:lvlText w:val=""/>
+      <w:lvlJc w:val="left"/>
+      <w:pPr>
+        <w:tabs>
+          <w:tab w:val="num" w:pos="5760"/>
+        </w:tabs>
+        <w:ind w:left="5760" w:hanging="360"/>
+      </w:pPr>
+      <w:rPr>
+        <w:rFonts w:ascii="Wingdings" w:hAnsi="Wingdings" w:hint="default"/>
+        <w:sz w:val="20"/>
+      </w:rPr>
+    </w:lvl>
+    <w:lvl w:ilvl="8" w:tentative="1">
+      <w:start w:val="1"/>
+      <w:numFmt w:val="bullet"/>
+      <w:lvlText w:val=""/>
+      <w:lvlJc w:val="left"/>
+      <w:pPr>
+        <w:tabs>
+          <w:tab w:val="num" w:pos="6480"/>
+        </w:tabs>
+        <w:ind w:left="6480" w:hanging="360"/>
+      </w:pPr>
+      <w:rPr>
+        <w:rFonts w:ascii="Wingdings" w:hAnsi="Wingdings" w:hint="default"/>
+        <w:sz w:val="20"/>
+      </w:rPr>
+    </w:lvl>
+  </w:abstractNum>
+  <w:abstractNum w:abstractNumId="70" w15:restartNumberingAfterBreak="0">
+    <w:nsid w:val="4A5C7A62"/>
+    <w:multiLevelType w:val="multilevel"/>
+    <w:tmpl w:val="C23AE034"/>
+    <w:lvl w:ilvl="0">
+      <w:start w:val="5"/>
+      <w:numFmt w:val="decimal"/>
+      <w:lvlText w:val="%1."/>
+      <w:lvlJc w:val="left"/>
+      <w:pPr>
+        <w:tabs>
+          <w:tab w:val="num" w:pos="720"/>
+        </w:tabs>
+        <w:ind w:left="720" w:hanging="360"/>
+      </w:pPr>
+    </w:lvl>
+    <w:lvl w:ilvl="1" w:tentative="1">
+      <w:start w:val="1"/>
+      <w:numFmt w:val="decimal"/>
+      <w:lvlText w:val="%2."/>
+      <w:lvlJc w:val="left"/>
+      <w:pPr>
+        <w:tabs>
+          <w:tab w:val="num" w:pos="1440"/>
+        </w:tabs>
+        <w:ind w:left="1440" w:hanging="360"/>
+      </w:pPr>
+    </w:lvl>
+    <w:lvl w:ilvl="2" w:tentative="1">
+      <w:start w:val="1"/>
+      <w:numFmt w:val="decimal"/>
+      <w:lvlText w:val="%3."/>
+      <w:lvlJc w:val="left"/>
+      <w:pPr>
+        <w:tabs>
+          <w:tab w:val="num" w:pos="2160"/>
+        </w:tabs>
+        <w:ind w:left="2160" w:hanging="360"/>
+      </w:pPr>
+    </w:lvl>
+    <w:lvl w:ilvl="3" w:tentative="1">
+      <w:start w:val="1"/>
+      <w:numFmt w:val="decimal"/>
+      <w:lvlText w:val="%4."/>
+      <w:lvlJc w:val="left"/>
+      <w:pPr>
+        <w:tabs>
+          <w:tab w:val="num" w:pos="2880"/>
+        </w:tabs>
+        <w:ind w:left="2880" w:hanging="360"/>
+      </w:pPr>
+    </w:lvl>
+    <w:lvl w:ilvl="4" w:tentative="1">
+      <w:start w:val="1"/>
+      <w:numFmt w:val="decimal"/>
+      <w:lvlText w:val="%5."/>
+      <w:lvlJc w:val="left"/>
+      <w:pPr>
+        <w:tabs>
+          <w:tab w:val="num" w:pos="3600"/>
+        </w:tabs>
+        <w:ind w:left="3600" w:hanging="360"/>
+      </w:pPr>
+    </w:lvl>
+    <w:lvl w:ilvl="5" w:tentative="1">
+      <w:start w:val="1"/>
+      <w:numFmt w:val="decimal"/>
+      <w:lvlText w:val="%6."/>
+      <w:lvlJc w:val="left"/>
+      <w:pPr>
+        <w:tabs>
+          <w:tab w:val="num" w:pos="4320"/>
+        </w:tabs>
+        <w:ind w:left="4320" w:hanging="360"/>
+      </w:pPr>
+    </w:lvl>
+    <w:lvl w:ilvl="6" w:tentative="1">
+      <w:start w:val="1"/>
+      <w:numFmt w:val="decimal"/>
+      <w:lvlText w:val="%7."/>
+      <w:lvlJc w:val="left"/>
+      <w:pPr>
+        <w:tabs>
+          <w:tab w:val="num" w:pos="5040"/>
+        </w:tabs>
+        <w:ind w:left="5040" w:hanging="360"/>
+      </w:pPr>
+    </w:lvl>
+    <w:lvl w:ilvl="7" w:tentative="1">
+      <w:start w:val="1"/>
+      <w:numFmt w:val="decimal"/>
+      <w:lvlText w:val="%8."/>
+      <w:lvlJc w:val="left"/>
+      <w:pPr>
+        <w:tabs>
+          <w:tab w:val="num" w:pos="5760"/>
+        </w:tabs>
+        <w:ind w:left="5760" w:hanging="360"/>
+      </w:pPr>
+    </w:lvl>
+    <w:lvl w:ilvl="8" w:tentative="1">
+      <w:start w:val="1"/>
+      <w:numFmt w:val="decimal"/>
+      <w:lvlText w:val="%9."/>
+      <w:lvlJc w:val="left"/>
+      <w:pPr>
+        <w:tabs>
+          <w:tab w:val="num" w:pos="6480"/>
+        </w:tabs>
+        <w:ind w:left="6480" w:hanging="360"/>
+      </w:pPr>
+    </w:lvl>
+  </w:abstractNum>
+  <w:abstractNum w:abstractNumId="71" w15:restartNumberingAfterBreak="0">
     <w:nsid w:val="4D435ACE"/>
     <w:multiLevelType w:val="multilevel"/>
     <w:tmpl w:val="D004AF48"/>
@@ -21214,7 +25217,7 @@
       </w:rPr>
     </w:lvl>
   </w:abstractNum>
-  <w:abstractNum w:abstractNumId="60" w15:restartNumberingAfterBreak="0">
+  <w:abstractNum w:abstractNumId="72" w15:restartNumberingAfterBreak="0">
     <w:nsid w:val="4D7E1D67"/>
     <w:multiLevelType w:val="multilevel"/>
     <w:tmpl w:val="46082404"/>
@@ -21327,7 +25330,120 @@
       </w:pPr>
     </w:lvl>
   </w:abstractNum>
-  <w:abstractNum w:abstractNumId="61" w15:restartNumberingAfterBreak="0">
+  <w:abstractNum w:abstractNumId="73" w15:restartNumberingAfterBreak="0">
+    <w:nsid w:val="500067BF"/>
+    <w:multiLevelType w:val="multilevel"/>
+    <w:tmpl w:val="993AEC2C"/>
+    <w:lvl w:ilvl="0">
+      <w:start w:val="4"/>
+      <w:numFmt w:val="decimal"/>
+      <w:lvlText w:val="%1."/>
+      <w:lvlJc w:val="left"/>
+      <w:pPr>
+        <w:tabs>
+          <w:tab w:val="num" w:pos="720"/>
+        </w:tabs>
+        <w:ind w:left="720" w:hanging="360"/>
+      </w:pPr>
+    </w:lvl>
+    <w:lvl w:ilvl="1" w:tentative="1">
+      <w:start w:val="1"/>
+      <w:numFmt w:val="decimal"/>
+      <w:lvlText w:val="%2."/>
+      <w:lvlJc w:val="left"/>
+      <w:pPr>
+        <w:tabs>
+          <w:tab w:val="num" w:pos="1440"/>
+        </w:tabs>
+        <w:ind w:left="1440" w:hanging="360"/>
+      </w:pPr>
+    </w:lvl>
+    <w:lvl w:ilvl="2" w:tentative="1">
+      <w:start w:val="1"/>
+      <w:numFmt w:val="decimal"/>
+      <w:lvlText w:val="%3."/>
+      <w:lvlJc w:val="left"/>
+      <w:pPr>
+        <w:tabs>
+          <w:tab w:val="num" w:pos="2160"/>
+        </w:tabs>
+        <w:ind w:left="2160" w:hanging="360"/>
+      </w:pPr>
+    </w:lvl>
+    <w:lvl w:ilvl="3" w:tentative="1">
+      <w:start w:val="1"/>
+      <w:numFmt w:val="decimal"/>
+      <w:lvlText w:val="%4."/>
+      <w:lvlJc w:val="left"/>
+      <w:pPr>
+        <w:tabs>
+          <w:tab w:val="num" w:pos="2880"/>
+        </w:tabs>
+        <w:ind w:left="2880" w:hanging="360"/>
+      </w:pPr>
+    </w:lvl>
+    <w:lvl w:ilvl="4" w:tentative="1">
+      <w:start w:val="1"/>
+      <w:numFmt w:val="decimal"/>
+      <w:lvlText w:val="%5."/>
+      <w:lvlJc w:val="left"/>
+      <w:pPr>
+        <w:tabs>
+          <w:tab w:val="num" w:pos="3600"/>
+        </w:tabs>
+        <w:ind w:left="3600" w:hanging="360"/>
+      </w:pPr>
+    </w:lvl>
+    <w:lvl w:ilvl="5" w:tentative="1">
+      <w:start w:val="1"/>
+      <w:numFmt w:val="decimal"/>
+      <w:lvlText w:val="%6."/>
+      <w:lvlJc w:val="left"/>
+      <w:pPr>
+        <w:tabs>
+          <w:tab w:val="num" w:pos="4320"/>
+        </w:tabs>
+        <w:ind w:left="4320" w:hanging="360"/>
+      </w:pPr>
+    </w:lvl>
+    <w:lvl w:ilvl="6" w:tentative="1">
+      <w:start w:val="1"/>
+      <w:numFmt w:val="decimal"/>
+      <w:lvlText w:val="%7."/>
+      <w:lvlJc w:val="left"/>
+      <w:pPr>
+        <w:tabs>
+          <w:tab w:val="num" w:pos="5040"/>
+        </w:tabs>
+        <w:ind w:left="5040" w:hanging="360"/>
+      </w:pPr>
+    </w:lvl>
+    <w:lvl w:ilvl="7" w:tentative="1">
+      <w:start w:val="1"/>
+      <w:numFmt w:val="decimal"/>
+      <w:lvlText w:val="%8."/>
+      <w:lvlJc w:val="left"/>
+      <w:pPr>
+        <w:tabs>
+          <w:tab w:val="num" w:pos="5760"/>
+        </w:tabs>
+        <w:ind w:left="5760" w:hanging="360"/>
+      </w:pPr>
+    </w:lvl>
+    <w:lvl w:ilvl="8" w:tentative="1">
+      <w:start w:val="1"/>
+      <w:numFmt w:val="decimal"/>
+      <w:lvlText w:val="%9."/>
+      <w:lvlJc w:val="left"/>
+      <w:pPr>
+        <w:tabs>
+          <w:tab w:val="num" w:pos="6480"/>
+        </w:tabs>
+        <w:ind w:left="6480" w:hanging="360"/>
+      </w:pPr>
+    </w:lvl>
+  </w:abstractNum>
+  <w:abstractNum w:abstractNumId="74" w15:restartNumberingAfterBreak="0">
     <w:nsid w:val="50B621E8"/>
     <w:multiLevelType w:val="multilevel"/>
     <w:tmpl w:val="D77E837C"/>
@@ -21476,7 +25592,7 @@
       </w:rPr>
     </w:lvl>
   </w:abstractNum>
-  <w:abstractNum w:abstractNumId="62" w15:restartNumberingAfterBreak="0">
+  <w:abstractNum w:abstractNumId="75" w15:restartNumberingAfterBreak="0">
     <w:nsid w:val="50FC22B1"/>
     <w:multiLevelType w:val="multilevel"/>
     <w:tmpl w:val="3BE06AE4"/>
@@ -21625,7 +25741,7 @@
       </w:rPr>
     </w:lvl>
   </w:abstractNum>
-  <w:abstractNum w:abstractNumId="63" w15:restartNumberingAfterBreak="0">
+  <w:abstractNum w:abstractNumId="76" w15:restartNumberingAfterBreak="0">
     <w:nsid w:val="51127309"/>
     <w:multiLevelType w:val="multilevel"/>
     <w:tmpl w:val="E9F04644"/>
@@ -21738,7 +25854,7 @@
       </w:pPr>
     </w:lvl>
   </w:abstractNum>
-  <w:abstractNum w:abstractNumId="64" w15:restartNumberingAfterBreak="0">
+  <w:abstractNum w:abstractNumId="77" w15:restartNumberingAfterBreak="0">
     <w:nsid w:val="53C04042"/>
     <w:multiLevelType w:val="multilevel"/>
     <w:tmpl w:val="E2E030D6"/>
@@ -21887,7 +26003,7 @@
       </w:rPr>
     </w:lvl>
   </w:abstractNum>
-  <w:abstractNum w:abstractNumId="65" w15:restartNumberingAfterBreak="0">
+  <w:abstractNum w:abstractNumId="78" w15:restartNumberingAfterBreak="0">
     <w:nsid w:val="55125CCC"/>
     <w:multiLevelType w:val="multilevel"/>
     <w:tmpl w:val="B3A44FA6"/>
@@ -22036,7 +26152,7 @@
       </w:rPr>
     </w:lvl>
   </w:abstractNum>
-  <w:abstractNum w:abstractNumId="66" w15:restartNumberingAfterBreak="0">
+  <w:abstractNum w:abstractNumId="79" w15:restartNumberingAfterBreak="0">
     <w:nsid w:val="55352C56"/>
     <w:multiLevelType w:val="multilevel"/>
     <w:tmpl w:val="AB62844A"/>
@@ -22157,7 +26273,7 @@
       </w:rPr>
     </w:lvl>
   </w:abstractNum>
-  <w:abstractNum w:abstractNumId="67" w15:restartNumberingAfterBreak="0">
+  <w:abstractNum w:abstractNumId="80" w15:restartNumberingAfterBreak="0">
     <w:nsid w:val="561B20EE"/>
     <w:multiLevelType w:val="multilevel"/>
     <w:tmpl w:val="F0489380"/>
@@ -22270,7 +26386,7 @@
       </w:pPr>
     </w:lvl>
   </w:abstractNum>
-  <w:abstractNum w:abstractNumId="68" w15:restartNumberingAfterBreak="0">
+  <w:abstractNum w:abstractNumId="81" w15:restartNumberingAfterBreak="0">
     <w:nsid w:val="56FB2A2B"/>
     <w:multiLevelType w:val="multilevel"/>
     <w:tmpl w:val="A87C4BA8"/>
@@ -22388,7 +26504,7 @@
       </w:pPr>
     </w:lvl>
   </w:abstractNum>
-  <w:abstractNum w:abstractNumId="69" w15:restartNumberingAfterBreak="0">
+  <w:abstractNum w:abstractNumId="82" w15:restartNumberingAfterBreak="0">
     <w:nsid w:val="5D9A23AD"/>
     <w:multiLevelType w:val="multilevel"/>
     <w:tmpl w:val="CDDC058C"/>
@@ -22537,7 +26653,7 @@
       </w:rPr>
     </w:lvl>
   </w:abstractNum>
-  <w:abstractNum w:abstractNumId="70" w15:restartNumberingAfterBreak="0">
+  <w:abstractNum w:abstractNumId="83" w15:restartNumberingAfterBreak="0">
     <w:nsid w:val="5EED0403"/>
     <w:multiLevelType w:val="multilevel"/>
     <w:tmpl w:val="0E924536"/>
@@ -22686,7 +26802,7 @@
       </w:rPr>
     </w:lvl>
   </w:abstractNum>
-  <w:abstractNum w:abstractNumId="71" w15:restartNumberingAfterBreak="0">
+  <w:abstractNum w:abstractNumId="84" w15:restartNumberingAfterBreak="0">
     <w:nsid w:val="5F5C0673"/>
     <w:multiLevelType w:val="multilevel"/>
     <w:tmpl w:val="28A479CC"/>
@@ -22799,7 +26915,7 @@
       </w:pPr>
     </w:lvl>
   </w:abstractNum>
-  <w:abstractNum w:abstractNumId="72" w15:restartNumberingAfterBreak="0">
+  <w:abstractNum w:abstractNumId="85" w15:restartNumberingAfterBreak="0">
     <w:nsid w:val="623301C8"/>
     <w:multiLevelType w:val="multilevel"/>
     <w:tmpl w:val="EC78776C"/>
@@ -22948,7 +27064,7 @@
       </w:rPr>
     </w:lvl>
   </w:abstractNum>
-  <w:abstractNum w:abstractNumId="73" w15:restartNumberingAfterBreak="0">
+  <w:abstractNum w:abstractNumId="86" w15:restartNumberingAfterBreak="0">
     <w:nsid w:val="63353058"/>
     <w:multiLevelType w:val="multilevel"/>
     <w:tmpl w:val="FA564E92"/>
@@ -23093,7 +27209,7 @@
       </w:rPr>
     </w:lvl>
   </w:abstractNum>
-  <w:abstractNum w:abstractNumId="74" w15:restartNumberingAfterBreak="0">
+  <w:abstractNum w:abstractNumId="87" w15:restartNumberingAfterBreak="0">
     <w:nsid w:val="64D91ADA"/>
     <w:multiLevelType w:val="multilevel"/>
     <w:tmpl w:val="9BFE1080"/>
@@ -23206,7 +27322,7 @@
       </w:pPr>
     </w:lvl>
   </w:abstractNum>
-  <w:abstractNum w:abstractNumId="75" w15:restartNumberingAfterBreak="0">
+  <w:abstractNum w:abstractNumId="88" w15:restartNumberingAfterBreak="0">
     <w:nsid w:val="665B0750"/>
     <w:multiLevelType w:val="multilevel"/>
     <w:tmpl w:val="69682B4C"/>
@@ -23355,7 +27471,7 @@
       </w:rPr>
     </w:lvl>
   </w:abstractNum>
-  <w:abstractNum w:abstractNumId="76" w15:restartNumberingAfterBreak="0">
+  <w:abstractNum w:abstractNumId="89" w15:restartNumberingAfterBreak="0">
     <w:nsid w:val="69C50473"/>
     <w:multiLevelType w:val="multilevel"/>
     <w:tmpl w:val="B96044DA"/>
@@ -23504,7 +27620,156 @@
       </w:rPr>
     </w:lvl>
   </w:abstractNum>
-  <w:abstractNum w:abstractNumId="77" w15:restartNumberingAfterBreak="0">
+  <w:abstractNum w:abstractNumId="90" w15:restartNumberingAfterBreak="0">
+    <w:nsid w:val="6A366ECF"/>
+    <w:multiLevelType w:val="multilevel"/>
+    <w:tmpl w:val="B9B4B8A6"/>
+    <w:lvl w:ilvl="0">
+      <w:start w:val="1"/>
+      <w:numFmt w:val="bullet"/>
+      <w:lvlText w:val=""/>
+      <w:lvlJc w:val="left"/>
+      <w:pPr>
+        <w:tabs>
+          <w:tab w:val="num" w:pos="720"/>
+        </w:tabs>
+        <w:ind w:left="720" w:hanging="360"/>
+      </w:pPr>
+      <w:rPr>
+        <w:rFonts w:ascii="Symbol" w:hAnsi="Symbol" w:hint="default"/>
+        <w:sz w:val="20"/>
+      </w:rPr>
+    </w:lvl>
+    <w:lvl w:ilvl="1" w:tentative="1">
+      <w:start w:val="1"/>
+      <w:numFmt w:val="bullet"/>
+      <w:lvlText w:val="o"/>
+      <w:lvlJc w:val="left"/>
+      <w:pPr>
+        <w:tabs>
+          <w:tab w:val="num" w:pos="1440"/>
+        </w:tabs>
+        <w:ind w:left="1440" w:hanging="360"/>
+      </w:pPr>
+      <w:rPr>
+        <w:rFonts w:ascii="Courier New" w:hAnsi="Courier New" w:hint="default"/>
+        <w:sz w:val="20"/>
+      </w:rPr>
+    </w:lvl>
+    <w:lvl w:ilvl="2" w:tentative="1">
+      <w:start w:val="1"/>
+      <w:numFmt w:val="bullet"/>
+      <w:lvlText w:val=""/>
+      <w:lvlJc w:val="left"/>
+      <w:pPr>
+        <w:tabs>
+          <w:tab w:val="num" w:pos="2160"/>
+        </w:tabs>
+        <w:ind w:left="2160" w:hanging="360"/>
+      </w:pPr>
+      <w:rPr>
+        <w:rFonts w:ascii="Wingdings" w:hAnsi="Wingdings" w:hint="default"/>
+        <w:sz w:val="20"/>
+      </w:rPr>
+    </w:lvl>
+    <w:lvl w:ilvl="3" w:tentative="1">
+      <w:start w:val="1"/>
+      <w:numFmt w:val="bullet"/>
+      <w:lvlText w:val=""/>
+      <w:lvlJc w:val="left"/>
+      <w:pPr>
+        <w:tabs>
+          <w:tab w:val="num" w:pos="2880"/>
+        </w:tabs>
+        <w:ind w:left="2880" w:hanging="360"/>
+      </w:pPr>
+      <w:rPr>
+        <w:rFonts w:ascii="Wingdings" w:hAnsi="Wingdings" w:hint="default"/>
+        <w:sz w:val="20"/>
+      </w:rPr>
+    </w:lvl>
+    <w:lvl w:ilvl="4" w:tentative="1">
+      <w:start w:val="1"/>
+      <w:numFmt w:val="bullet"/>
+      <w:lvlText w:val=""/>
+      <w:lvlJc w:val="left"/>
+      <w:pPr>
+        <w:tabs>
+          <w:tab w:val="num" w:pos="3600"/>
+        </w:tabs>
+        <w:ind w:left="3600" w:hanging="360"/>
+      </w:pPr>
+      <w:rPr>
+        <w:rFonts w:ascii="Wingdings" w:hAnsi="Wingdings" w:hint="default"/>
+        <w:sz w:val="20"/>
+      </w:rPr>
+    </w:lvl>
+    <w:lvl w:ilvl="5" w:tentative="1">
+      <w:start w:val="1"/>
+      <w:numFmt w:val="bullet"/>
+      <w:lvlText w:val=""/>
+      <w:lvlJc w:val="left"/>
+      <w:pPr>
+        <w:tabs>
+          <w:tab w:val="num" w:pos="4320"/>
+        </w:tabs>
+        <w:ind w:left="4320" w:hanging="360"/>
+      </w:pPr>
+      <w:rPr>
+        <w:rFonts w:ascii="Wingdings" w:hAnsi="Wingdings" w:hint="default"/>
+        <w:sz w:val="20"/>
+      </w:rPr>
+    </w:lvl>
+    <w:lvl w:ilvl="6" w:tentative="1">
+      <w:start w:val="1"/>
+      <w:numFmt w:val="bullet"/>
+      <w:lvlText w:val=""/>
+      <w:lvlJc w:val="left"/>
+      <w:pPr>
+        <w:tabs>
+          <w:tab w:val="num" w:pos="5040"/>
+        </w:tabs>
+        <w:ind w:left="5040" w:hanging="360"/>
+      </w:pPr>
+      <w:rPr>
+        <w:rFonts w:ascii="Wingdings" w:hAnsi="Wingdings" w:hint="default"/>
+        <w:sz w:val="20"/>
+      </w:rPr>
+    </w:lvl>
+    <w:lvl w:ilvl="7" w:tentative="1">
+      <w:start w:val="1"/>
+      <w:numFmt w:val="bullet"/>
+      <w:lvlText w:val=""/>
+      <w:lvlJc w:val="left"/>
+      <w:pPr>
+        <w:tabs>
+          <w:tab w:val="num" w:pos="5760"/>
+        </w:tabs>
+        <w:ind w:left="5760" w:hanging="360"/>
+      </w:pPr>
+      <w:rPr>
+        <w:rFonts w:ascii="Wingdings" w:hAnsi="Wingdings" w:hint="default"/>
+        <w:sz w:val="20"/>
+      </w:rPr>
+    </w:lvl>
+    <w:lvl w:ilvl="8" w:tentative="1">
+      <w:start w:val="1"/>
+      <w:numFmt w:val="bullet"/>
+      <w:lvlText w:val=""/>
+      <w:lvlJc w:val="left"/>
+      <w:pPr>
+        <w:tabs>
+          <w:tab w:val="num" w:pos="6480"/>
+        </w:tabs>
+        <w:ind w:left="6480" w:hanging="360"/>
+      </w:pPr>
+      <w:rPr>
+        <w:rFonts w:ascii="Wingdings" w:hAnsi="Wingdings" w:hint="default"/>
+        <w:sz w:val="20"/>
+      </w:rPr>
+    </w:lvl>
+  </w:abstractNum>
+  <w:abstractNum w:abstractNumId="91" w15:restartNumberingAfterBreak="0">
     <w:nsid w:val="6C6100FA"/>
     <w:multiLevelType w:val="multilevel"/>
     <w:tmpl w:val="37B81CE8"/>
@@ -23653,7 +27918,7 @@
       </w:rPr>
     </w:lvl>
   </w:abstractNum>
-  <w:abstractNum w:abstractNumId="78" w15:restartNumberingAfterBreak="0">
+  <w:abstractNum w:abstractNumId="92" w15:restartNumberingAfterBreak="0">
     <w:nsid w:val="6FBD64E7"/>
     <w:multiLevelType w:val="multilevel"/>
     <w:tmpl w:val="8FB47834"/>
@@ -23802,7 +28067,7 @@
       </w:rPr>
     </w:lvl>
   </w:abstractNum>
-  <w:abstractNum w:abstractNumId="79" w15:restartNumberingAfterBreak="0">
+  <w:abstractNum w:abstractNumId="93" w15:restartNumberingAfterBreak="0">
     <w:nsid w:val="7127423C"/>
     <w:multiLevelType w:val="multilevel"/>
     <w:tmpl w:val="7C184BDA"/>
@@ -23951,7 +28216,7 @@
       </w:rPr>
     </w:lvl>
   </w:abstractNum>
-  <w:abstractNum w:abstractNumId="80" w15:restartNumberingAfterBreak="0">
+  <w:abstractNum w:abstractNumId="94" w15:restartNumberingAfterBreak="0">
     <w:nsid w:val="73486126"/>
     <w:multiLevelType w:val="multilevel"/>
     <w:tmpl w:val="7CF67BF4"/>
@@ -24100,7 +28365,7 @@
       </w:rPr>
     </w:lvl>
   </w:abstractNum>
-  <w:abstractNum w:abstractNumId="81" w15:restartNumberingAfterBreak="0">
+  <w:abstractNum w:abstractNumId="95" w15:restartNumberingAfterBreak="0">
     <w:nsid w:val="73612722"/>
     <w:multiLevelType w:val="multilevel"/>
     <w:tmpl w:val="E45EAE22"/>
@@ -24249,7 +28514,7 @@
       </w:rPr>
     </w:lvl>
   </w:abstractNum>
-  <w:abstractNum w:abstractNumId="82" w15:restartNumberingAfterBreak="0">
+  <w:abstractNum w:abstractNumId="96" w15:restartNumberingAfterBreak="0">
     <w:nsid w:val="74FA70F9"/>
     <w:multiLevelType w:val="multilevel"/>
     <w:tmpl w:val="8850DC5C"/>
@@ -24362,7 +28627,7 @@
       </w:pPr>
     </w:lvl>
   </w:abstractNum>
-  <w:abstractNum w:abstractNumId="83" w15:restartNumberingAfterBreak="0">
+  <w:abstractNum w:abstractNumId="97" w15:restartNumberingAfterBreak="0">
     <w:nsid w:val="752F561F"/>
     <w:multiLevelType w:val="multilevel"/>
     <w:tmpl w:val="73E80C94"/>
@@ -24475,7 +28740,7 @@
       </w:pPr>
     </w:lvl>
   </w:abstractNum>
-  <w:abstractNum w:abstractNumId="84" w15:restartNumberingAfterBreak="0">
+  <w:abstractNum w:abstractNumId="98" w15:restartNumberingAfterBreak="0">
     <w:nsid w:val="76D75F90"/>
     <w:multiLevelType w:val="multilevel"/>
     <w:tmpl w:val="D3C23F70"/>
@@ -24588,7 +28853,7 @@
       </w:pPr>
     </w:lvl>
   </w:abstractNum>
-  <w:abstractNum w:abstractNumId="85" w15:restartNumberingAfterBreak="0">
+  <w:abstractNum w:abstractNumId="99" w15:restartNumberingAfterBreak="0">
     <w:nsid w:val="76DE677B"/>
     <w:multiLevelType w:val="multilevel"/>
     <w:tmpl w:val="2F66EBD0"/>
@@ -24737,7 +29002,7 @@
       </w:rPr>
     </w:lvl>
   </w:abstractNum>
-  <w:abstractNum w:abstractNumId="86" w15:restartNumberingAfterBreak="0">
+  <w:abstractNum w:abstractNumId="100" w15:restartNumberingAfterBreak="0">
     <w:nsid w:val="77F430F6"/>
     <w:multiLevelType w:val="hybridMultilevel"/>
     <w:tmpl w:val="E3B88D80"/>
@@ -24826,7 +29091,7 @@
       </w:pPr>
     </w:lvl>
   </w:abstractNum>
-  <w:abstractNum w:abstractNumId="87" w15:restartNumberingAfterBreak="0">
+  <w:abstractNum w:abstractNumId="101" w15:restartNumberingAfterBreak="0">
     <w:nsid w:val="77FB2860"/>
     <w:multiLevelType w:val="multilevel"/>
     <w:tmpl w:val="4770F676"/>
@@ -24975,7 +29240,7 @@
       </w:rPr>
     </w:lvl>
   </w:abstractNum>
-  <w:abstractNum w:abstractNumId="88" w15:restartNumberingAfterBreak="0">
+  <w:abstractNum w:abstractNumId="102" w15:restartNumberingAfterBreak="0">
     <w:nsid w:val="78262756"/>
     <w:multiLevelType w:val="multilevel"/>
     <w:tmpl w:val="B3320FAC"/>
@@ -25088,7 +29353,7 @@
       </w:pPr>
     </w:lvl>
   </w:abstractNum>
-  <w:abstractNum w:abstractNumId="89" w15:restartNumberingAfterBreak="0">
+  <w:abstractNum w:abstractNumId="103" w15:restartNumberingAfterBreak="0">
     <w:nsid w:val="7A0155EA"/>
     <w:multiLevelType w:val="multilevel"/>
     <w:tmpl w:val="73005E7A"/>
@@ -25201,7 +29466,269 @@
       </w:pPr>
     </w:lvl>
   </w:abstractNum>
-  <w:abstractNum w:abstractNumId="90" w15:restartNumberingAfterBreak="0">
+  <w:abstractNum w:abstractNumId="104" w15:restartNumberingAfterBreak="0">
+    <w:nsid w:val="7A0F6C5E"/>
+    <w:multiLevelType w:val="multilevel"/>
+    <w:tmpl w:val="3C48105E"/>
+    <w:lvl w:ilvl="0">
+      <w:start w:val="1"/>
+      <w:numFmt w:val="bullet"/>
+      <w:lvlText w:val=""/>
+      <w:lvlJc w:val="left"/>
+      <w:pPr>
+        <w:tabs>
+          <w:tab w:val="num" w:pos="720"/>
+        </w:tabs>
+        <w:ind w:left="720" w:hanging="360"/>
+      </w:pPr>
+      <w:rPr>
+        <w:rFonts w:ascii="Symbol" w:hAnsi="Symbol" w:hint="default"/>
+        <w:sz w:val="20"/>
+      </w:rPr>
+    </w:lvl>
+    <w:lvl w:ilvl="1" w:tentative="1">
+      <w:start w:val="1"/>
+      <w:numFmt w:val="bullet"/>
+      <w:lvlText w:val="o"/>
+      <w:lvlJc w:val="left"/>
+      <w:pPr>
+        <w:tabs>
+          <w:tab w:val="num" w:pos="1440"/>
+        </w:tabs>
+        <w:ind w:left="1440" w:hanging="360"/>
+      </w:pPr>
+      <w:rPr>
+        <w:rFonts w:ascii="Courier New" w:hAnsi="Courier New" w:hint="default"/>
+        <w:sz w:val="20"/>
+      </w:rPr>
+    </w:lvl>
+    <w:lvl w:ilvl="2" w:tentative="1">
+      <w:start w:val="1"/>
+      <w:numFmt w:val="bullet"/>
+      <w:lvlText w:val=""/>
+      <w:lvlJc w:val="left"/>
+      <w:pPr>
+        <w:tabs>
+          <w:tab w:val="num" w:pos="2160"/>
+        </w:tabs>
+        <w:ind w:left="2160" w:hanging="360"/>
+      </w:pPr>
+      <w:rPr>
+        <w:rFonts w:ascii="Wingdings" w:hAnsi="Wingdings" w:hint="default"/>
+        <w:sz w:val="20"/>
+      </w:rPr>
+    </w:lvl>
+    <w:lvl w:ilvl="3" w:tentative="1">
+      <w:start w:val="1"/>
+      <w:numFmt w:val="bullet"/>
+      <w:lvlText w:val=""/>
+      <w:lvlJc w:val="left"/>
+      <w:pPr>
+        <w:tabs>
+          <w:tab w:val="num" w:pos="2880"/>
+        </w:tabs>
+        <w:ind w:left="2880" w:hanging="360"/>
+      </w:pPr>
+      <w:rPr>
+        <w:rFonts w:ascii="Wingdings" w:hAnsi="Wingdings" w:hint="default"/>
+        <w:sz w:val="20"/>
+      </w:rPr>
+    </w:lvl>
+    <w:lvl w:ilvl="4" w:tentative="1">
+      <w:start w:val="1"/>
+      <w:numFmt w:val="bullet"/>
+      <w:lvlText w:val=""/>
+      <w:lvlJc w:val="left"/>
+      <w:pPr>
+        <w:tabs>
+          <w:tab w:val="num" w:pos="3600"/>
+        </w:tabs>
+        <w:ind w:left="3600" w:hanging="360"/>
+      </w:pPr>
+      <w:rPr>
+        <w:rFonts w:ascii="Wingdings" w:hAnsi="Wingdings" w:hint="default"/>
+        <w:sz w:val="20"/>
+      </w:rPr>
+    </w:lvl>
+    <w:lvl w:ilvl="5" w:tentative="1">
+      <w:start w:val="1"/>
+      <w:numFmt w:val="bullet"/>
+      <w:lvlText w:val=""/>
+      <w:lvlJc w:val="left"/>
+      <w:pPr>
+        <w:tabs>
+          <w:tab w:val="num" w:pos="4320"/>
+        </w:tabs>
+        <w:ind w:left="4320" w:hanging="360"/>
+      </w:pPr>
+      <w:rPr>
+        <w:rFonts w:ascii="Wingdings" w:hAnsi="Wingdings" w:hint="default"/>
+        <w:sz w:val="20"/>
+      </w:rPr>
+    </w:lvl>
+    <w:lvl w:ilvl="6" w:tentative="1">
+      <w:start w:val="1"/>
+      <w:numFmt w:val="bullet"/>
+      <w:lvlText w:val=""/>
+      <w:lvlJc w:val="left"/>
+      <w:pPr>
+        <w:tabs>
+          <w:tab w:val="num" w:pos="5040"/>
+        </w:tabs>
+        <w:ind w:left="5040" w:hanging="360"/>
+      </w:pPr>
+      <w:rPr>
+        <w:rFonts w:ascii="Wingdings" w:hAnsi="Wingdings" w:hint="default"/>
+        <w:sz w:val="20"/>
+      </w:rPr>
+    </w:lvl>
+    <w:lvl w:ilvl="7" w:tentative="1">
+      <w:start w:val="1"/>
+      <w:numFmt w:val="bullet"/>
+      <w:lvlText w:val=""/>
+      <w:lvlJc w:val="left"/>
+      <w:pPr>
+        <w:tabs>
+          <w:tab w:val="num" w:pos="5760"/>
+        </w:tabs>
+        <w:ind w:left="5760" w:hanging="360"/>
+      </w:pPr>
+      <w:rPr>
+        <w:rFonts w:ascii="Wingdings" w:hAnsi="Wingdings" w:hint="default"/>
+        <w:sz w:val="20"/>
+      </w:rPr>
+    </w:lvl>
+    <w:lvl w:ilvl="8" w:tentative="1">
+      <w:start w:val="1"/>
+      <w:numFmt w:val="bullet"/>
+      <w:lvlText w:val=""/>
+      <w:lvlJc w:val="left"/>
+      <w:pPr>
+        <w:tabs>
+          <w:tab w:val="num" w:pos="6480"/>
+        </w:tabs>
+        <w:ind w:left="6480" w:hanging="360"/>
+      </w:pPr>
+      <w:rPr>
+        <w:rFonts w:ascii="Wingdings" w:hAnsi="Wingdings" w:hint="default"/>
+        <w:sz w:val="20"/>
+      </w:rPr>
+    </w:lvl>
+  </w:abstractNum>
+  <w:abstractNum w:abstractNumId="105" w15:restartNumberingAfterBreak="0">
+    <w:nsid w:val="7A1F5373"/>
+    <w:multiLevelType w:val="multilevel"/>
+    <w:tmpl w:val="57409E78"/>
+    <w:lvl w:ilvl="0">
+      <w:start w:val="10"/>
+      <w:numFmt w:val="decimal"/>
+      <w:lvlText w:val="%1."/>
+      <w:lvlJc w:val="left"/>
+      <w:pPr>
+        <w:tabs>
+          <w:tab w:val="num" w:pos="720"/>
+        </w:tabs>
+        <w:ind w:left="720" w:hanging="360"/>
+      </w:pPr>
+    </w:lvl>
+    <w:lvl w:ilvl="1" w:tentative="1">
+      <w:start w:val="1"/>
+      <w:numFmt w:val="decimal"/>
+      <w:lvlText w:val="%2."/>
+      <w:lvlJc w:val="left"/>
+      <w:pPr>
+        <w:tabs>
+          <w:tab w:val="num" w:pos="1440"/>
+        </w:tabs>
+        <w:ind w:left="1440" w:hanging="360"/>
+      </w:pPr>
+    </w:lvl>
+    <w:lvl w:ilvl="2" w:tentative="1">
+      <w:start w:val="1"/>
+      <w:numFmt w:val="decimal"/>
+      <w:lvlText w:val="%3."/>
+      <w:lvlJc w:val="left"/>
+      <w:pPr>
+        <w:tabs>
+          <w:tab w:val="num" w:pos="2160"/>
+        </w:tabs>
+        <w:ind w:left="2160" w:hanging="360"/>
+      </w:pPr>
+    </w:lvl>
+    <w:lvl w:ilvl="3" w:tentative="1">
+      <w:start w:val="1"/>
+      <w:numFmt w:val="decimal"/>
+      <w:lvlText w:val="%4."/>
+      <w:lvlJc w:val="left"/>
+      <w:pPr>
+        <w:tabs>
+          <w:tab w:val="num" w:pos="2880"/>
+        </w:tabs>
+        <w:ind w:left="2880" w:hanging="360"/>
+      </w:pPr>
+    </w:lvl>
+    <w:lvl w:ilvl="4" w:tentative="1">
+      <w:start w:val="1"/>
+      <w:numFmt w:val="decimal"/>
+      <w:lvlText w:val="%5."/>
+      <w:lvlJc w:val="left"/>
+      <w:pPr>
+        <w:tabs>
+          <w:tab w:val="num" w:pos="3600"/>
+        </w:tabs>
+        <w:ind w:left="3600" w:hanging="360"/>
+      </w:pPr>
+    </w:lvl>
+    <w:lvl w:ilvl="5" w:tentative="1">
+      <w:start w:val="1"/>
+      <w:numFmt w:val="decimal"/>
+      <w:lvlText w:val="%6."/>
+      <w:lvlJc w:val="left"/>
+      <w:pPr>
+        <w:tabs>
+          <w:tab w:val="num" w:pos="4320"/>
+        </w:tabs>
+        <w:ind w:left="4320" w:hanging="360"/>
+      </w:pPr>
+    </w:lvl>
+    <w:lvl w:ilvl="6" w:tentative="1">
+      <w:start w:val="1"/>
+      <w:numFmt w:val="decimal"/>
+      <w:lvlText w:val="%7."/>
+      <w:lvlJc w:val="left"/>
+      <w:pPr>
+        <w:tabs>
+          <w:tab w:val="num" w:pos="5040"/>
+        </w:tabs>
+        <w:ind w:left="5040" w:hanging="360"/>
+      </w:pPr>
+    </w:lvl>
+    <w:lvl w:ilvl="7" w:tentative="1">
+      <w:start w:val="1"/>
+      <w:numFmt w:val="decimal"/>
+      <w:lvlText w:val="%8."/>
+      <w:lvlJc w:val="left"/>
+      <w:pPr>
+        <w:tabs>
+          <w:tab w:val="num" w:pos="5760"/>
+        </w:tabs>
+        <w:ind w:left="5760" w:hanging="360"/>
+      </w:pPr>
+    </w:lvl>
+    <w:lvl w:ilvl="8" w:tentative="1">
+      <w:start w:val="1"/>
+      <w:numFmt w:val="decimal"/>
+      <w:lvlText w:val="%9."/>
+      <w:lvlJc w:val="left"/>
+      <w:pPr>
+        <w:tabs>
+          <w:tab w:val="num" w:pos="6480"/>
+        </w:tabs>
+        <w:ind w:left="6480" w:hanging="360"/>
+      </w:pPr>
+    </w:lvl>
+  </w:abstractNum>
+  <w:abstractNum w:abstractNumId="106" w15:restartNumberingAfterBreak="0">
     <w:nsid w:val="7A834F52"/>
     <w:multiLevelType w:val="multilevel"/>
     <w:tmpl w:val="8D02F412"/>
@@ -25350,7 +29877,7 @@
       </w:rPr>
     </w:lvl>
   </w:abstractNum>
-  <w:abstractNum w:abstractNumId="91" w15:restartNumberingAfterBreak="0">
+  <w:abstractNum w:abstractNumId="107" w15:restartNumberingAfterBreak="0">
     <w:nsid w:val="7ADC226B"/>
     <w:multiLevelType w:val="multilevel"/>
     <w:tmpl w:val="4A167CC0"/>
@@ -25463,7 +29990,7 @@
       </w:pPr>
     </w:lvl>
   </w:abstractNum>
-  <w:abstractNum w:abstractNumId="92" w15:restartNumberingAfterBreak="0">
+  <w:abstractNum w:abstractNumId="108" w15:restartNumberingAfterBreak="0">
     <w:nsid w:val="7BAF4B1A"/>
     <w:multiLevelType w:val="hybridMultilevel"/>
     <w:tmpl w:val="B060FB44"/>
@@ -25576,7 +30103,7 @@
       </w:rPr>
     </w:lvl>
   </w:abstractNum>
-  <w:abstractNum w:abstractNumId="93" w15:restartNumberingAfterBreak="0">
+  <w:abstractNum w:abstractNumId="109" w15:restartNumberingAfterBreak="0">
     <w:nsid w:val="7C5A58FD"/>
     <w:multiLevelType w:val="multilevel"/>
     <w:tmpl w:val="539CE662"/>
@@ -25689,7 +30216,156 @@
       </w:pPr>
     </w:lvl>
   </w:abstractNum>
-  <w:abstractNum w:abstractNumId="94" w15:restartNumberingAfterBreak="0">
+  <w:abstractNum w:abstractNumId="110" w15:restartNumberingAfterBreak="0">
+    <w:nsid w:val="7C8A7B46"/>
+    <w:multiLevelType w:val="multilevel"/>
+    <w:tmpl w:val="F72AB63A"/>
+    <w:lvl w:ilvl="0">
+      <w:start w:val="1"/>
+      <w:numFmt w:val="bullet"/>
+      <w:lvlText w:val=""/>
+      <w:lvlJc w:val="left"/>
+      <w:pPr>
+        <w:tabs>
+          <w:tab w:val="num" w:pos="720"/>
+        </w:tabs>
+        <w:ind w:left="720" w:hanging="360"/>
+      </w:pPr>
+      <w:rPr>
+        <w:rFonts w:ascii="Symbol" w:hAnsi="Symbol" w:hint="default"/>
+        <w:sz w:val="20"/>
+      </w:rPr>
+    </w:lvl>
+    <w:lvl w:ilvl="1" w:tentative="1">
+      <w:start w:val="1"/>
+      <w:numFmt w:val="bullet"/>
+      <w:lvlText w:val="o"/>
+      <w:lvlJc w:val="left"/>
+      <w:pPr>
+        <w:tabs>
+          <w:tab w:val="num" w:pos="1440"/>
+        </w:tabs>
+        <w:ind w:left="1440" w:hanging="360"/>
+      </w:pPr>
+      <w:rPr>
+        <w:rFonts w:ascii="Courier New" w:hAnsi="Courier New" w:hint="default"/>
+        <w:sz w:val="20"/>
+      </w:rPr>
+    </w:lvl>
+    <w:lvl w:ilvl="2" w:tentative="1">
+      <w:start w:val="1"/>
+      <w:numFmt w:val="bullet"/>
+      <w:lvlText w:val=""/>
+      <w:lvlJc w:val="left"/>
+      <w:pPr>
+        <w:tabs>
+          <w:tab w:val="num" w:pos="2160"/>
+        </w:tabs>
+        <w:ind w:left="2160" w:hanging="360"/>
+      </w:pPr>
+      <w:rPr>
+        <w:rFonts w:ascii="Wingdings" w:hAnsi="Wingdings" w:hint="default"/>
+        <w:sz w:val="20"/>
+      </w:rPr>
+    </w:lvl>
+    <w:lvl w:ilvl="3" w:tentative="1">
+      <w:start w:val="1"/>
+      <w:numFmt w:val="bullet"/>
+      <w:lvlText w:val=""/>
+      <w:lvlJc w:val="left"/>
+      <w:pPr>
+        <w:tabs>
+          <w:tab w:val="num" w:pos="2880"/>
+        </w:tabs>
+        <w:ind w:left="2880" w:hanging="360"/>
+      </w:pPr>
+      <w:rPr>
+        <w:rFonts w:ascii="Wingdings" w:hAnsi="Wingdings" w:hint="default"/>
+        <w:sz w:val="20"/>
+      </w:rPr>
+    </w:lvl>
+    <w:lvl w:ilvl="4" w:tentative="1">
+      <w:start w:val="1"/>
+      <w:numFmt w:val="bullet"/>
+      <w:lvlText w:val=""/>
+      <w:lvlJc w:val="left"/>
+      <w:pPr>
+        <w:tabs>
+          <w:tab w:val="num" w:pos="3600"/>
+        </w:tabs>
+        <w:ind w:left="3600" w:hanging="360"/>
+      </w:pPr>
+      <w:rPr>
+        <w:rFonts w:ascii="Wingdings" w:hAnsi="Wingdings" w:hint="default"/>
+        <w:sz w:val="20"/>
+      </w:rPr>
+    </w:lvl>
+    <w:lvl w:ilvl="5" w:tentative="1">
+      <w:start w:val="1"/>
+      <w:numFmt w:val="bullet"/>
+      <w:lvlText w:val=""/>
+      <w:lvlJc w:val="left"/>
+      <w:pPr>
+        <w:tabs>
+          <w:tab w:val="num" w:pos="4320"/>
+        </w:tabs>
+        <w:ind w:left="4320" w:hanging="360"/>
+      </w:pPr>
+      <w:rPr>
+        <w:rFonts w:ascii="Wingdings" w:hAnsi="Wingdings" w:hint="default"/>
+        <w:sz w:val="20"/>
+      </w:rPr>
+    </w:lvl>
+    <w:lvl w:ilvl="6" w:tentative="1">
+      <w:start w:val="1"/>
+      <w:numFmt w:val="bullet"/>
+      <w:lvlText w:val=""/>
+      <w:lvlJc w:val="left"/>
+      <w:pPr>
+        <w:tabs>
+          <w:tab w:val="num" w:pos="5040"/>
+        </w:tabs>
+        <w:ind w:left="5040" w:hanging="360"/>
+      </w:pPr>
+      <w:rPr>
+        <w:rFonts w:ascii="Wingdings" w:hAnsi="Wingdings" w:hint="default"/>
+        <w:sz w:val="20"/>
+      </w:rPr>
+    </w:lvl>
+    <w:lvl w:ilvl="7" w:tentative="1">
+      <w:start w:val="1"/>
+      <w:numFmt w:val="bullet"/>
+      <w:lvlText w:val=""/>
+      <w:lvlJc w:val="left"/>
+      <w:pPr>
+        <w:tabs>
+          <w:tab w:val="num" w:pos="5760"/>
+        </w:tabs>
+        <w:ind w:left="5760" w:hanging="360"/>
+      </w:pPr>
+      <w:rPr>
+        <w:rFonts w:ascii="Wingdings" w:hAnsi="Wingdings" w:hint="default"/>
+        <w:sz w:val="20"/>
+      </w:rPr>
+    </w:lvl>
+    <w:lvl w:ilvl="8" w:tentative="1">
+      <w:start w:val="1"/>
+      <w:numFmt w:val="bullet"/>
+      <w:lvlText w:val=""/>
+      <w:lvlJc w:val="left"/>
+      <w:pPr>
+        <w:tabs>
+          <w:tab w:val="num" w:pos="6480"/>
+        </w:tabs>
+        <w:ind w:left="6480" w:hanging="360"/>
+      </w:pPr>
+      <w:rPr>
+        <w:rFonts w:ascii="Wingdings" w:hAnsi="Wingdings" w:hint="default"/>
+        <w:sz w:val="20"/>
+      </w:rPr>
+    </w:lvl>
+  </w:abstractNum>
+  <w:abstractNum w:abstractNumId="111" w15:restartNumberingAfterBreak="0">
     <w:nsid w:val="7D3819B5"/>
     <w:multiLevelType w:val="hybridMultilevel"/>
     <w:tmpl w:val="CAE4149C"/>
@@ -25778,7 +30454,7 @@
       </w:pPr>
     </w:lvl>
   </w:abstractNum>
-  <w:abstractNum w:abstractNumId="95" w15:restartNumberingAfterBreak="0">
+  <w:abstractNum w:abstractNumId="112" w15:restartNumberingAfterBreak="0">
     <w:nsid w:val="7D6C655B"/>
     <w:multiLevelType w:val="multilevel"/>
     <w:tmpl w:val="5036B34A"/>
@@ -25927,7 +30603,7 @@
       </w:rPr>
     </w:lvl>
   </w:abstractNum>
-  <w:abstractNum w:abstractNumId="96" w15:restartNumberingAfterBreak="0">
+  <w:abstractNum w:abstractNumId="113" w15:restartNumberingAfterBreak="0">
     <w:nsid w:val="7E111ECE"/>
     <w:multiLevelType w:val="multilevel"/>
     <w:tmpl w:val="0DF8246A"/>
@@ -26076,7 +30752,7 @@
       </w:rPr>
     </w:lvl>
   </w:abstractNum>
-  <w:abstractNum w:abstractNumId="97" w15:restartNumberingAfterBreak="0">
+  <w:abstractNum w:abstractNumId="114" w15:restartNumberingAfterBreak="0">
     <w:nsid w:val="7ED632BF"/>
     <w:multiLevelType w:val="multilevel"/>
     <w:tmpl w:val="F6F017CC"/>
@@ -26225,89 +30901,202 @@
       </w:rPr>
     </w:lvl>
   </w:abstractNum>
+  <w:abstractNum w:abstractNumId="115" w15:restartNumberingAfterBreak="0">
+    <w:nsid w:val="7EEF6101"/>
+    <w:multiLevelType w:val="multilevel"/>
+    <w:tmpl w:val="3EBE8198"/>
+    <w:lvl w:ilvl="0">
+      <w:start w:val="2"/>
+      <w:numFmt w:val="decimal"/>
+      <w:lvlText w:val="%1."/>
+      <w:lvlJc w:val="left"/>
+      <w:pPr>
+        <w:tabs>
+          <w:tab w:val="num" w:pos="720"/>
+        </w:tabs>
+        <w:ind w:left="720" w:hanging="360"/>
+      </w:pPr>
+    </w:lvl>
+    <w:lvl w:ilvl="1" w:tentative="1">
+      <w:start w:val="1"/>
+      <w:numFmt w:val="decimal"/>
+      <w:lvlText w:val="%2."/>
+      <w:lvlJc w:val="left"/>
+      <w:pPr>
+        <w:tabs>
+          <w:tab w:val="num" w:pos="1440"/>
+        </w:tabs>
+        <w:ind w:left="1440" w:hanging="360"/>
+      </w:pPr>
+    </w:lvl>
+    <w:lvl w:ilvl="2" w:tentative="1">
+      <w:start w:val="1"/>
+      <w:numFmt w:val="decimal"/>
+      <w:lvlText w:val="%3."/>
+      <w:lvlJc w:val="left"/>
+      <w:pPr>
+        <w:tabs>
+          <w:tab w:val="num" w:pos="2160"/>
+        </w:tabs>
+        <w:ind w:left="2160" w:hanging="360"/>
+      </w:pPr>
+    </w:lvl>
+    <w:lvl w:ilvl="3" w:tentative="1">
+      <w:start w:val="1"/>
+      <w:numFmt w:val="decimal"/>
+      <w:lvlText w:val="%4."/>
+      <w:lvlJc w:val="left"/>
+      <w:pPr>
+        <w:tabs>
+          <w:tab w:val="num" w:pos="2880"/>
+        </w:tabs>
+        <w:ind w:left="2880" w:hanging="360"/>
+      </w:pPr>
+    </w:lvl>
+    <w:lvl w:ilvl="4" w:tentative="1">
+      <w:start w:val="1"/>
+      <w:numFmt w:val="decimal"/>
+      <w:lvlText w:val="%5."/>
+      <w:lvlJc w:val="left"/>
+      <w:pPr>
+        <w:tabs>
+          <w:tab w:val="num" w:pos="3600"/>
+        </w:tabs>
+        <w:ind w:left="3600" w:hanging="360"/>
+      </w:pPr>
+    </w:lvl>
+    <w:lvl w:ilvl="5" w:tentative="1">
+      <w:start w:val="1"/>
+      <w:numFmt w:val="decimal"/>
+      <w:lvlText w:val="%6."/>
+      <w:lvlJc w:val="left"/>
+      <w:pPr>
+        <w:tabs>
+          <w:tab w:val="num" w:pos="4320"/>
+        </w:tabs>
+        <w:ind w:left="4320" w:hanging="360"/>
+      </w:pPr>
+    </w:lvl>
+    <w:lvl w:ilvl="6" w:tentative="1">
+      <w:start w:val="1"/>
+      <w:numFmt w:val="decimal"/>
+      <w:lvlText w:val="%7."/>
+      <w:lvlJc w:val="left"/>
+      <w:pPr>
+        <w:tabs>
+          <w:tab w:val="num" w:pos="5040"/>
+        </w:tabs>
+        <w:ind w:left="5040" w:hanging="360"/>
+      </w:pPr>
+    </w:lvl>
+    <w:lvl w:ilvl="7" w:tentative="1">
+      <w:start w:val="1"/>
+      <w:numFmt w:val="decimal"/>
+      <w:lvlText w:val="%8."/>
+      <w:lvlJc w:val="left"/>
+      <w:pPr>
+        <w:tabs>
+          <w:tab w:val="num" w:pos="5760"/>
+        </w:tabs>
+        <w:ind w:left="5760" w:hanging="360"/>
+      </w:pPr>
+    </w:lvl>
+    <w:lvl w:ilvl="8" w:tentative="1">
+      <w:start w:val="1"/>
+      <w:numFmt w:val="decimal"/>
+      <w:lvlText w:val="%9."/>
+      <w:lvlJc w:val="left"/>
+      <w:pPr>
+        <w:tabs>
+          <w:tab w:val="num" w:pos="6480"/>
+        </w:tabs>
+        <w:ind w:left="6480" w:hanging="360"/>
+      </w:pPr>
+    </w:lvl>
+  </w:abstractNum>
   <w:num w:numId="1" w16cid:durableId="548151899">
-    <w:abstractNumId w:val="39"/>
+    <w:abstractNumId w:val="46"/>
   </w:num>
   <w:num w:numId="2" w16cid:durableId="1449006039">
+    <w:abstractNumId w:val="32"/>
+  </w:num>
+  <w:num w:numId="3" w16cid:durableId="31152161">
+    <w:abstractNumId w:val="72"/>
+  </w:num>
+  <w:num w:numId="4" w16cid:durableId="2062895452">
+    <w:abstractNumId w:val="100"/>
+  </w:num>
+  <w:num w:numId="5" w16cid:durableId="949896522">
+    <w:abstractNumId w:val="79"/>
+  </w:num>
+  <w:num w:numId="6" w16cid:durableId="543445449">
+    <w:abstractNumId w:val="44"/>
+  </w:num>
+  <w:num w:numId="7" w16cid:durableId="803498329">
+    <w:abstractNumId w:val="81"/>
+  </w:num>
+  <w:num w:numId="8" w16cid:durableId="1874151505">
+    <w:abstractNumId w:val="61"/>
+  </w:num>
+  <w:num w:numId="9" w16cid:durableId="705839741">
     <w:abstractNumId w:val="27"/>
   </w:num>
-  <w:num w:numId="3" w16cid:durableId="31152161">
-    <w:abstractNumId w:val="60"/>
-  </w:num>
-  <w:num w:numId="4" w16cid:durableId="2062895452">
-    <w:abstractNumId w:val="86"/>
-  </w:num>
-  <w:num w:numId="5" w16cid:durableId="949896522">
-    <w:abstractNumId w:val="66"/>
-  </w:num>
-  <w:num w:numId="6" w16cid:durableId="543445449">
-    <w:abstractNumId w:val="37"/>
-  </w:num>
-  <w:num w:numId="7" w16cid:durableId="803498329">
-    <w:abstractNumId w:val="68"/>
-  </w:num>
-  <w:num w:numId="8" w16cid:durableId="1874151505">
-    <w:abstractNumId w:val="53"/>
-  </w:num>
-  <w:num w:numId="9" w16cid:durableId="705839741">
-    <w:abstractNumId w:val="23"/>
-  </w:num>
   <w:num w:numId="10" w16cid:durableId="1293827610">
-    <w:abstractNumId w:val="88"/>
+    <w:abstractNumId w:val="102"/>
   </w:num>
   <w:num w:numId="11" w16cid:durableId="1218130318">
-    <w:abstractNumId w:val="46"/>
+    <w:abstractNumId w:val="54"/>
   </w:num>
   <w:num w:numId="12" w16cid:durableId="336346935">
-    <w:abstractNumId w:val="22"/>
+    <w:abstractNumId w:val="26"/>
   </w:num>
   <w:num w:numId="13" w16cid:durableId="767503906">
-    <w:abstractNumId w:val="97"/>
+    <w:abstractNumId w:val="114"/>
   </w:num>
   <w:num w:numId="14" w16cid:durableId="604002169">
-    <w:abstractNumId w:val="12"/>
+    <w:abstractNumId w:val="13"/>
   </w:num>
   <w:num w:numId="15" w16cid:durableId="51393543">
-    <w:abstractNumId w:val="89"/>
+    <w:abstractNumId w:val="103"/>
   </w:num>
   <w:num w:numId="16" w16cid:durableId="94594747">
-    <w:abstractNumId w:val="50"/>
+    <w:abstractNumId w:val="58"/>
   </w:num>
   <w:num w:numId="17" w16cid:durableId="1947037119">
-    <w:abstractNumId w:val="78"/>
+    <w:abstractNumId w:val="92"/>
   </w:num>
   <w:num w:numId="18" w16cid:durableId="1183318972">
     <w:abstractNumId w:val="4"/>
   </w:num>
   <w:num w:numId="19" w16cid:durableId="1903708170">
-    <w:abstractNumId w:val="80"/>
+    <w:abstractNumId w:val="94"/>
   </w:num>
   <w:num w:numId="20" w16cid:durableId="242642197">
-    <w:abstractNumId w:val="45"/>
+    <w:abstractNumId w:val="53"/>
   </w:num>
   <w:num w:numId="21" w16cid:durableId="713819342">
-    <w:abstractNumId w:val="26"/>
+    <w:abstractNumId w:val="31"/>
   </w:num>
   <w:num w:numId="22" w16cid:durableId="840704383">
-    <w:abstractNumId w:val="10"/>
+    <w:abstractNumId w:val="11"/>
   </w:num>
   <w:num w:numId="23" w16cid:durableId="825777938">
-    <w:abstractNumId w:val="52"/>
+    <w:abstractNumId w:val="60"/>
   </w:num>
   <w:num w:numId="24" w16cid:durableId="139881299">
-    <w:abstractNumId w:val="62"/>
+    <w:abstractNumId w:val="75"/>
   </w:num>
   <w:num w:numId="25" w16cid:durableId="1650359837">
-    <w:abstractNumId w:val="87"/>
+    <w:abstractNumId w:val="101"/>
   </w:num>
   <w:num w:numId="26" w16cid:durableId="1714816328">
-    <w:abstractNumId w:val="58"/>
+    <w:abstractNumId w:val="68"/>
   </w:num>
   <w:num w:numId="27" w16cid:durableId="75250526">
-    <w:abstractNumId w:val="57"/>
+    <w:abstractNumId w:val="67"/>
   </w:num>
   <w:num w:numId="28" w16cid:durableId="1483691169">
-    <w:abstractNumId w:val="56"/>
+    <w:abstractNumId w:val="66"/>
   </w:num>
   <w:num w:numId="29" w16cid:durableId="1360818939">
     <w:abstractNumId w:val="2"/>
@@ -26319,205 +31108,259 @@
     <w:abstractNumId w:val="0"/>
   </w:num>
   <w:num w:numId="32" w16cid:durableId="1815558953">
-    <w:abstractNumId w:val="72"/>
+    <w:abstractNumId w:val="85"/>
   </w:num>
   <w:num w:numId="33" w16cid:durableId="1074818736">
-    <w:abstractNumId w:val="70"/>
+    <w:abstractNumId w:val="83"/>
   </w:num>
   <w:num w:numId="34" w16cid:durableId="69468294">
-    <w:abstractNumId w:val="59"/>
+    <w:abstractNumId w:val="71"/>
   </w:num>
   <w:num w:numId="35" w16cid:durableId="1614632655">
-    <w:abstractNumId w:val="54"/>
+    <w:abstractNumId w:val="63"/>
   </w:num>
   <w:num w:numId="36" w16cid:durableId="1155683898">
     <w:abstractNumId w:val="5"/>
   </w:num>
   <w:num w:numId="37" w16cid:durableId="1047686071">
-    <w:abstractNumId w:val="8"/>
+    <w:abstractNumId w:val="9"/>
   </w:num>
   <w:num w:numId="38" w16cid:durableId="2084138561">
-    <w:abstractNumId w:val="33"/>
+    <w:abstractNumId w:val="38"/>
   </w:num>
   <w:num w:numId="39" w16cid:durableId="2094205310">
-    <w:abstractNumId w:val="71"/>
+    <w:abstractNumId w:val="84"/>
   </w:num>
   <w:num w:numId="40" w16cid:durableId="1159228363">
-    <w:abstractNumId w:val="61"/>
+    <w:abstractNumId w:val="74"/>
   </w:num>
   <w:num w:numId="41" w16cid:durableId="514149011">
-    <w:abstractNumId w:val="38"/>
+    <w:abstractNumId w:val="45"/>
   </w:num>
   <w:num w:numId="42" w16cid:durableId="1478449399">
-    <w:abstractNumId w:val="48"/>
+    <w:abstractNumId w:val="56"/>
   </w:num>
   <w:num w:numId="43" w16cid:durableId="570316981">
-    <w:abstractNumId w:val="85"/>
+    <w:abstractNumId w:val="99"/>
   </w:num>
   <w:num w:numId="44" w16cid:durableId="1115753565">
-    <w:abstractNumId w:val="13"/>
+    <w:abstractNumId w:val="15"/>
   </w:num>
   <w:num w:numId="45" w16cid:durableId="1879732698">
-    <w:abstractNumId w:val="92"/>
+    <w:abstractNumId w:val="108"/>
   </w:num>
   <w:num w:numId="46" w16cid:durableId="1144354124">
-    <w:abstractNumId w:val="24"/>
+    <w:abstractNumId w:val="28"/>
   </w:num>
   <w:num w:numId="47" w16cid:durableId="327056989">
-    <w:abstractNumId w:val="94"/>
+    <w:abstractNumId w:val="111"/>
   </w:num>
   <w:num w:numId="48" w16cid:durableId="451630114">
-    <w:abstractNumId w:val="31"/>
+    <w:abstractNumId w:val="36"/>
   </w:num>
   <w:num w:numId="49" w16cid:durableId="646281929">
-    <w:abstractNumId w:val="73"/>
+    <w:abstractNumId w:val="86"/>
   </w:num>
   <w:num w:numId="50" w16cid:durableId="1433864456">
-    <w:abstractNumId w:val="55"/>
+    <w:abstractNumId w:val="65"/>
   </w:num>
   <w:num w:numId="51" w16cid:durableId="1248350056">
-    <w:abstractNumId w:val="28"/>
+    <w:abstractNumId w:val="33"/>
   </w:num>
   <w:num w:numId="52" w16cid:durableId="604925556">
     <w:abstractNumId w:val="6"/>
   </w:num>
   <w:num w:numId="53" w16cid:durableId="174422545">
-    <w:abstractNumId w:val="20"/>
+    <w:abstractNumId w:val="24"/>
   </w:num>
   <w:num w:numId="54" w16cid:durableId="429083226">
-    <w:abstractNumId w:val="40"/>
+    <w:abstractNumId w:val="47"/>
   </w:num>
   <w:num w:numId="55" w16cid:durableId="1345597402">
-    <w:abstractNumId w:val="19"/>
+    <w:abstractNumId w:val="23"/>
   </w:num>
   <w:num w:numId="56" w16cid:durableId="1882790605">
-    <w:abstractNumId w:val="83"/>
+    <w:abstractNumId w:val="97"/>
   </w:num>
   <w:num w:numId="57" w16cid:durableId="727917799">
-    <w:abstractNumId w:val="75"/>
+    <w:abstractNumId w:val="88"/>
   </w:num>
   <w:num w:numId="58" w16cid:durableId="432671476">
+    <w:abstractNumId w:val="96"/>
+  </w:num>
+  <w:num w:numId="59" w16cid:durableId="409934684">
     <w:abstractNumId w:val="82"/>
   </w:num>
-  <w:num w:numId="59" w16cid:durableId="409934684">
-    <w:abstractNumId w:val="69"/>
-  </w:num>
   <w:num w:numId="60" w16cid:durableId="273875404">
-    <w:abstractNumId w:val="67"/>
+    <w:abstractNumId w:val="80"/>
   </w:num>
   <w:num w:numId="61" w16cid:durableId="1854566181">
-    <w:abstractNumId w:val="25"/>
+    <w:abstractNumId w:val="29"/>
   </w:num>
   <w:num w:numId="62" w16cid:durableId="1337272148">
-    <w:abstractNumId w:val="49"/>
+    <w:abstractNumId w:val="57"/>
   </w:num>
   <w:num w:numId="63" w16cid:durableId="1733655609">
-    <w:abstractNumId w:val="15"/>
+    <w:abstractNumId w:val="18"/>
   </w:num>
   <w:num w:numId="64" w16cid:durableId="844173958">
-    <w:abstractNumId w:val="74"/>
+    <w:abstractNumId w:val="87"/>
   </w:num>
   <w:num w:numId="65" w16cid:durableId="1527518402">
-    <w:abstractNumId w:val="51"/>
+    <w:abstractNumId w:val="59"/>
   </w:num>
   <w:num w:numId="66" w16cid:durableId="1290435722">
-    <w:abstractNumId w:val="9"/>
+    <w:abstractNumId w:val="10"/>
   </w:num>
   <w:num w:numId="67" w16cid:durableId="2053379992">
-    <w:abstractNumId w:val="90"/>
+    <w:abstractNumId w:val="106"/>
   </w:num>
   <w:num w:numId="68" w16cid:durableId="291055221">
-    <w:abstractNumId w:val="63"/>
+    <w:abstractNumId w:val="76"/>
   </w:num>
   <w:num w:numId="69" w16cid:durableId="775364023">
-    <w:abstractNumId w:val="96"/>
+    <w:abstractNumId w:val="113"/>
   </w:num>
   <w:num w:numId="70" w16cid:durableId="490875662">
-    <w:abstractNumId w:val="36"/>
+    <w:abstractNumId w:val="42"/>
   </w:num>
   <w:num w:numId="71" w16cid:durableId="638341930">
-    <w:abstractNumId w:val="77"/>
+    <w:abstractNumId w:val="91"/>
   </w:num>
   <w:num w:numId="72" w16cid:durableId="1520586631">
-    <w:abstractNumId w:val="47"/>
+    <w:abstractNumId w:val="55"/>
   </w:num>
   <w:num w:numId="73" w16cid:durableId="2052027927">
-    <w:abstractNumId w:val="30"/>
+    <w:abstractNumId w:val="35"/>
   </w:num>
   <w:num w:numId="74" w16cid:durableId="460156048">
-    <w:abstractNumId w:val="32"/>
+    <w:abstractNumId w:val="37"/>
   </w:num>
   <w:num w:numId="75" w16cid:durableId="1464545238">
-    <w:abstractNumId w:val="14"/>
+    <w:abstractNumId w:val="17"/>
   </w:num>
   <w:num w:numId="76" w16cid:durableId="27339765">
-    <w:abstractNumId w:val="64"/>
+    <w:abstractNumId w:val="77"/>
   </w:num>
   <w:num w:numId="77" w16cid:durableId="1241066256">
     <w:abstractNumId w:val="3"/>
   </w:num>
   <w:num w:numId="78" w16cid:durableId="1883444795">
-    <w:abstractNumId w:val="44"/>
+    <w:abstractNumId w:val="52"/>
   </w:num>
   <w:num w:numId="79" w16cid:durableId="1385635699">
     <w:abstractNumId w:val="1"/>
   </w:num>
   <w:num w:numId="80" w16cid:durableId="1806771055">
+    <w:abstractNumId w:val="48"/>
+  </w:num>
+  <w:num w:numId="81" w16cid:durableId="993490691">
+    <w:abstractNumId w:val="19"/>
+  </w:num>
+  <w:num w:numId="82" w16cid:durableId="1628898277">
+    <w:abstractNumId w:val="109"/>
+  </w:num>
+  <w:num w:numId="83" w16cid:durableId="1913197618">
+    <w:abstractNumId w:val="34"/>
+  </w:num>
+  <w:num w:numId="84" w16cid:durableId="526060334">
+    <w:abstractNumId w:val="107"/>
+  </w:num>
+  <w:num w:numId="85" w16cid:durableId="1895656948">
+    <w:abstractNumId w:val="22"/>
+  </w:num>
+  <w:num w:numId="86" w16cid:durableId="532301687">
+    <w:abstractNumId w:val="98"/>
+  </w:num>
+  <w:num w:numId="87" w16cid:durableId="2016951183">
+    <w:abstractNumId w:val="89"/>
+  </w:num>
+  <w:num w:numId="88" w16cid:durableId="144132922">
+    <w:abstractNumId w:val="25"/>
+  </w:num>
+  <w:num w:numId="89" w16cid:durableId="1070158216">
+    <w:abstractNumId w:val="49"/>
+  </w:num>
+  <w:num w:numId="90" w16cid:durableId="1064257732">
+    <w:abstractNumId w:val="12"/>
+  </w:num>
+  <w:num w:numId="91" w16cid:durableId="12541912">
+    <w:abstractNumId w:val="78"/>
+  </w:num>
+  <w:num w:numId="92" w16cid:durableId="1826894568">
+    <w:abstractNumId w:val="39"/>
+  </w:num>
+  <w:num w:numId="93" w16cid:durableId="778064337">
     <w:abstractNumId w:val="41"/>
   </w:num>
-  <w:num w:numId="81" w16cid:durableId="993490691">
+  <w:num w:numId="94" w16cid:durableId="1093428148">
+    <w:abstractNumId w:val="20"/>
+  </w:num>
+  <w:num w:numId="95" w16cid:durableId="878010193">
+    <w:abstractNumId w:val="50"/>
+  </w:num>
+  <w:num w:numId="96" w16cid:durableId="1792167593">
+    <w:abstractNumId w:val="112"/>
+  </w:num>
+  <w:num w:numId="97" w16cid:durableId="617105578">
+    <w:abstractNumId w:val="93"/>
+  </w:num>
+  <w:num w:numId="98" w16cid:durableId="2064016696">
+    <w:abstractNumId w:val="95"/>
+  </w:num>
+  <w:num w:numId="99" w16cid:durableId="292102271">
+    <w:abstractNumId w:val="104"/>
+  </w:num>
+  <w:num w:numId="100" w16cid:durableId="683944822">
+    <w:abstractNumId w:val="51"/>
+  </w:num>
+  <w:num w:numId="101" w16cid:durableId="1703283401">
     <w:abstractNumId w:val="16"/>
   </w:num>
-  <w:num w:numId="82" w16cid:durableId="1628898277">
-    <w:abstractNumId w:val="93"/>
+  <w:num w:numId="102" w16cid:durableId="436948221">
+    <w:abstractNumId w:val="115"/>
   </w:num>
-  <w:num w:numId="83" w16cid:durableId="1913197618">
-    <w:abstractNumId w:val="29"/>
+  <w:num w:numId="103" w16cid:durableId="4020453">
+    <w:abstractNumId w:val="64"/>
   </w:num>
-  <w:num w:numId="84" w16cid:durableId="526060334">
-    <w:abstractNumId w:val="91"/>
+  <w:num w:numId="104" w16cid:durableId="985090665">
+    <w:abstractNumId w:val="8"/>
   </w:num>
-  <w:num w:numId="85" w16cid:durableId="1895656948">
-    <w:abstractNumId w:val="18"/>
+  <w:num w:numId="105" w16cid:durableId="2018265349">
+    <w:abstractNumId w:val="73"/>
   </w:num>
-  <w:num w:numId="86" w16cid:durableId="532301687">
-    <w:abstractNumId w:val="84"/>
+  <w:num w:numId="106" w16cid:durableId="989672145">
+    <w:abstractNumId w:val="30"/>
   </w:num>
-  <w:num w:numId="87" w16cid:durableId="2016951183">
-    <w:abstractNumId w:val="76"/>
+  <w:num w:numId="107" w16cid:durableId="1432429263">
+    <w:abstractNumId w:val="70"/>
   </w:num>
-  <w:num w:numId="88" w16cid:durableId="144132922">
+  <w:num w:numId="108" w16cid:durableId="1414427666">
     <w:abstractNumId w:val="21"/>
   </w:num>
-  <w:num w:numId="89" w16cid:durableId="1070158216">
-    <w:abstractNumId w:val="42"/>
+  <w:num w:numId="109" w16cid:durableId="972057540">
+    <w:abstractNumId w:val="40"/>
   </w:num>
-  <w:num w:numId="90" w16cid:durableId="1064257732">
-    <w:abstractNumId w:val="11"/>
+  <w:num w:numId="110" w16cid:durableId="1038354325">
+    <w:abstractNumId w:val="110"/>
   </w:num>
-  <w:num w:numId="91" w16cid:durableId="12541912">
-    <w:abstractNumId w:val="65"/>
+  <w:num w:numId="111" w16cid:durableId="1504197457">
+    <w:abstractNumId w:val="14"/>
   </w:num>
-  <w:num w:numId="92" w16cid:durableId="1826894568">
-    <w:abstractNumId w:val="34"/>
+  <w:num w:numId="112" w16cid:durableId="521430881">
+    <w:abstractNumId w:val="69"/>
   </w:num>
-  <w:num w:numId="93" w16cid:durableId="778064337">
-    <w:abstractNumId w:val="35"/>
-  </w:num>
-  <w:num w:numId="94" w16cid:durableId="1093428148">
-    <w:abstractNumId w:val="17"/>
-  </w:num>
-  <w:num w:numId="95" w16cid:durableId="878010193">
+  <w:num w:numId="113" w16cid:durableId="1495367022">
     <w:abstractNumId w:val="43"/>
   </w:num>
-  <w:num w:numId="96" w16cid:durableId="1792167593">
-    <w:abstractNumId w:val="95"/>
+  <w:num w:numId="114" w16cid:durableId="1506702731">
+    <w:abstractNumId w:val="62"/>
   </w:num>
-  <w:num w:numId="97" w16cid:durableId="617105578">
-    <w:abstractNumId w:val="79"/>
+  <w:num w:numId="115" w16cid:durableId="1965116863">
+    <w:abstractNumId w:val="105"/>
   </w:num>
-  <w:num w:numId="98" w16cid:durableId="2064016696">
-    <w:abstractNumId w:val="81"/>
+  <w:num w:numId="116" w16cid:durableId="869605174">
+    <w:abstractNumId w:val="90"/>
   </w:num>
 </w:numbering>
 </file>
